--- a/paper/YLYW技术论文_v0.4.docx
+++ b/paper/YLYW技术论文_v0.4.docx
@@ -30,7 +30,7 @@
     </w:p>
     <w:p>
       <w:r>
-        <w:t>当前具身智能决策方法主要依赖数据驱动的深度学习范式——层次化决策依赖大模型预训练，端到端VLA模型需要数十万条机器人轨迹。这些方法在数据效率、可解释性和物理合规性方面存在根本性瓶颈。本文提出YLYW（易理研物），一种知识驱动的第三条道路：将《易经》的六十四卦符号系统形式化为联邦式神经符号架构中的先验知识手册。系统的核心创新在于：（1）以八卦作为连续模糊隶属度的符号基元，解决了传统符号系统的"符号接地"困境；（2）以六十四卦的结构化模板替代通用谓词逻辑，提供强归纳偏置；（3）提出基于物体质心的爻模板系统性优化方法，实现卦象模板与物理语义的精准对齐；（4）联邦式架构保持易理手册的独立性，推理链完全可追溯至卦名与爻辞。在42/64卦规则库下，300物体的零样本基线测试中，系统达到91.7%的策略合理率和0%的严重错误率，纯先验推理仅需1.7ms/物体。从初始48.0%到91.7%的性能跃迁，其提升过程本身即为易理模型可解释性的生动验证——每一次模板调整都有明确的物理语义支撑，每一步性能改进都可精确追溯到具体的卦爻映射关系。进一步的小样本微调实验表明，使用仅24个专家标注演示（每种物体类型3个）即可将策略合理率从17.0%显著提升至51.5%（+34.5%），精确匹配率达到30.0%，且交叉验证显示该性能高度稳定（55.7%±0.5%）。实验结果验证了YLYW在零样本和小样本条件下高效决策的潜力，为数据高效具身决策提供了一条可解释的新路径。</w:t>
+        <w:t>当前具身智能决策方法主要依赖数据驱动的深度学习范式——层次化决策依赖大模型预训练，端到端VLA模型需要数十万条机器人轨迹。这些方法在数据效率、可解释性和物理合规性方面存在根本性瓶颈。本文提出YLYW（易理研物），一种知识驱动的第三条道路：将《易经》的六十四卦符号系统形式化为联邦式神经符号架构中的先验知识手册。系统的核心创新在于：（1）以八卦作为连续模糊隶属度的符号基元，解决了传统符号系统的"符号接地"困境；（2）以六十四卦的结构化模板替代通用谓词逻辑，提供强归纳偏置；（3）提出基于物体质心的爻模板系统性优化方法，实现卦象模板与物理语义的精准对齐；（4）首次将《周易》"乘承比应当位得中"五种爻位关系形式化为可计算算子，实现卦象决定策略类型、爻位关系决定执行参数的分层决策；（5）联邦式架构保持易理手册的独立性，推理链完全可追溯至卦名与爻辞。在42/64卦规则库下，300物体的零样本基线测试中，系统达到90.0%的策略合理率和0%的严重错误率，纯先验推理仅需1.7ms/物体。从初始48.0%到90.0%的性能跃迁，其提升过程本身即为易理模型可解释性的生动验证——每一次模板调整都有明确的物理语义支撑，每一步性能改进都可精确追溯到具体的卦爻映射关系。进一步的小样本微调实验表明，使用仅24个专家标注演示（每种物体类型3个）即可将策略合理率从17.0%显著提升至51.5%（+34.5%），精确匹配率达到30.0%，且交叉验证显示该性能高度稳定（55.7%±0.5%）。实验结果验证了YLYW在零样本和小样本条件下高效决策的潜力，为数据高效具身决策提供了一条可解释的新路径。</w:t>
       </w:r>
     </w:p>
     <w:p>
@@ -185,12 +185,12 @@
     </w:p>
     <w:p>
       <w:r>
-        <w:t>4. 推理机制创新：以卦象匹配+乘承比应关系替代通用谓词逻辑，实现基于结构化先验的推理。</w:t>
-      </w:r>
-    </w:p>
-    <w:p>
-      <w:r>
-        <w:t>5. 工程实现：完整实现了约2000行Python代码库，在42/64卦规则库下完成300物体零样本基线验证（91.7%合理率），并系统性记录了从48%到91.7%的完整优化过程。</w:t>
+        <w:t>4. 爻位关系运算：首次将《周易》中"乘承比应当位得中"五种爻位关系形式化为可计算算子，作为卦象匹配之后的质量评估与策略修正层。卦象决定"做什么"（策略类型），爻位关系决定"怎么做"（力修正与谨慎级别），两者互补构成完整的易理决策体系。</w:t>
+      </w:r>
+    </w:p>
+    <w:p>
+      <w:r>
+        <w:t>5. 工程实现：完整实现了约2200行Python代码库，在42/64卦规则库下完成300物体零样本基线验证（90.0%合理率），并系统性记录了从48%到90%的完整优化过程。</w:t>
       </w:r>
     </w:p>
     <w:p>
@@ -1117,6 +1117,213 @@
     <w:p>
       <w:r>
         <w:t>这与深度学习模型"输入→黑箱→输出"的不可解释性形成鲜明对比：当抓取失败时，可以精确追溯到哪一个爻位判断有误、哪一个卦象匹配不当。</w:t>
+      </w:r>
+    </w:p>
+    <w:p>
+      <w:pPr>
+        <w:pStyle w:val="Heading2"/>
+      </w:pPr>
+      <w:r>
+        <w:t>3.6 爻位关系运算：乘承比应当位得中</w:t>
+      </w:r>
+    </w:p>
+    <w:p>
+      <w:r>
+        <w:t>以上三层（八卦隶属度→六爻编码→卦象匹配）确定了"匹配哪个卦"——即策略的类型。但《易经》的推理不止于此。在确定卦象之后，还须分析六爻之间的结构关系，以判断策略执行的质量与可信度。本节引入爻位关系运算层（L3+），将《周易》中五种经典的爻位关系形式化为可计算的评分与修正机制。</w:t>
+      </w:r>
+    </w:p>
+    <w:p>
+      <w:pPr>
+        <w:pStyle w:val="Heading3"/>
+      </w:pPr>
+      <w:r>
+        <w:t>3.6.1 五种爻位关系的形式化</w:t>
+      </w:r>
+    </w:p>
+    <w:p>
+      <w:r>
+        <w:t>当位（Proper Position）。 六爻中，初、三、五为阳位（奇数位），二、四、上为阴位（偶数位）。阳爻居阳位或阴爻居阴位为"当位"，反之为"不当位"。形式化为：</w:t>
+      </w:r>
+    </w:p>
+    <w:p>
+      <w:r>
+        <w:t>$$\text{dangwei}(i) = \begin{cases} 1 &amp; \text{if } (y_i \geq 0.5 \land i \in \{0,2,4\}) \lor (y_i &lt; 0.5 \land i \in \{1,3,5\}) \\ 0 &amp; \text{otherwise} \end{cases}$$</w:t>
+      </w:r>
+    </w:p>
+    <w:p>
+      <w:r>
+        <w:t>当位率 $S_{\text{dw}} = \frac{1}{6}\sum_i \text{dangwei}(i)$ 反映系统状态的内在稳定性。当位率低意味着"阴阳错位"，策略执行阻力大。</w:t>
+      </w:r>
+    </w:p>
+    <w:p>
+      <w:r>
+        <w:t>得中（Central Position）。 二爻和五爻为"中位"，象征中道与平衡。六二（阴爻居二）和九五（阳爻居五）为最佳配置。得中评分计算为：</w:t>
+      </w:r>
+    </w:p>
+    <w:p>
+      <w:r>
+        <w:t>$$S_{\text{dz}} = \begin{cases} 1.0 &amp; \text{六二阴 + 九五阳} \\ 0.75 &amp; \text{仅九五阳} \\ 0.50 &amp; \text{仅六二阴} \\ 0.25 &amp; \text{其他得中情况} \\ 0.0 &amp; \text{两中位均失} \end{cases}$$</w:t>
+      </w:r>
+    </w:p>
+    <w:p>
+      <w:r>
+        <w:t>乘承（Override &amp; Support）。 相邻两爻之间的上下关系：若阴爻在上、阳爻在下，则阴"乘"阳——这是一种压制关系，策略上对应着动作受阻。若阴爻在下、阳爻在上，则阴"承"阳——这是一种顺承关系，策略上对应着动作流畅。乘的次数越多，力修正系数越低。</w:t>
+      </w:r>
+    </w:p>
+    <w:p>
+      <w:r>
+        <w:t>亲比（Adjacency Harmony）。 相邻两爻同性（同为阳或同为阴）为"亲比"，异性为"有间"。5对相邻关系中亲比对越多，动作的连贯性越好。</w:t>
+      </w:r>
+    </w:p>
+    <w:p>
+      <w:r>
+        <w:t>呼应（Resonance）。 初爻与四爻、二爻与五爻、三爻与上爻为"应位"。两爻阴阳相反为"有应"（远程呼应），相同为"无应"。呼应数越高，策略的整体可信度越高。</w:t>
+      </w:r>
+    </w:p>
+    <w:p>
+      <w:pPr>
+        <w:pStyle w:val="Heading3"/>
+      </w:pPr>
+      <w:r>
+        <w:t>3.6.2 综合爻位质量与策略修正</w:t>
+      </w:r>
+    </w:p>
+    <w:p>
+      <w:r>
+        <w:t>五种关系的评分按权重融合为综合爻位质量：</w:t>
+      </w:r>
+    </w:p>
+    <w:p>
+      <w:r>
+        <w:t>$$S_{\text{yao}} = 0.40 \cdot S_{\text{dw}} + 0.20 \cdot S_{\text{dz}} + 0.15 \cdot S_{\text{cc}} + 0.10 \cdot S_{\text{bi}} + 0.15 \cdot S_{\text{ying}}$$</w:t>
+      </w:r>
+    </w:p>
+    <w:p>
+      <w:r>
+        <w:t>权重分配反映了易学传统中对各关系的重视程度：当位最重（"天地设位"），得中次之（"中正之道"），乘承与应再次，亲比最末。</w:t>
+      </w:r>
+    </w:p>
+    <w:p>
+      <w:r>
+        <w:t>综合质量进一步转化为策略修正系数和谨慎级别：</w:t>
+      </w:r>
+    </w:p>
+    <w:p>
+      <w:r>
+        <w:t>| 爻位质量 $S_{\text{yao}}$ | 谨慎级别 | 力修正系数 | 含义 |</w:t>
+      </w:r>
+    </w:p>
+    <w:p>
+      <w:r>
+        <w:t>|:-------------------------|:--------|:--------|:----|</w:t>
+      </w:r>
+    </w:p>
+    <w:p>
+      <w:r>
+        <w:t>| $\geq 0.70$ | relaxed | 1.00-1.05 | 爻位优良，可按预设甚至略增力 |</w:t>
+      </w:r>
+    </w:p>
+    <w:p>
+      <w:r>
+        <w:t>| $[0.50, 0.70)$ | normal | 0.95-1.00 | 爻位正常，标准执行 |</w:t>
+      </w:r>
+    </w:p>
+    <w:p>
+      <w:r>
+        <w:t>| $[0.30, 0.50)$ | cautious | 0.85-0.95 | 爻位偏差，降低力预设 |</w:t>
+      </w:r>
+    </w:p>
+    <w:p>
+      <w:r>
+        <w:t>| $&lt; 0.30$ | very_cautious | 0.75-0.85 | 爻位严重失序，大幅降力 |</w:t>
+      </w:r>
+    </w:p>
+    <w:p>
+      <w:r>
+        <w:t>表8. 爻位关系运算对策略参数的影响（300物体统计）</w:t>
+      </w:r>
+    </w:p>
+    <w:p>
+      <w:r>
+        <w:t>| 指标 | 数值 |</w:t>
+      </w:r>
+    </w:p>
+    <w:p>
+      <w:r>
+        <w:t>|------|------|</w:t>
+      </w:r>
+    </w:p>
+    <w:p>
+      <w:r>
+        <w:t>| 力修正系数均值 | 0.94 |</w:t>
+      </w:r>
+    </w:p>
+    <w:p>
+      <w:r>
+        <w:t>| 爻位质量均值 | 0.50 |</w:t>
+      </w:r>
+    </w:p>
+    <w:p>
+      <w:r>
+        <w:t>| cautious 占比 | 52% |</w:t>
+      </w:r>
+    </w:p>
+    <w:p>
+      <w:r>
+        <w:t>| relaxed 占比 | 1% |</w:t>
+      </w:r>
+    </w:p>
+    <w:p>
+      <w:r>
+        <w:t>在300物体的统计中，超半数情境的爻位质量指向"谨慎"执行——这说明爻位关系运算确实识别出了物理世界中普遍存在的"不完美状态"，而非简单地假设一切理想。</w:t>
+      </w:r>
+    </w:p>
+    <w:p>
+      <w:pPr>
+        <w:pStyle w:val="Heading3"/>
+      </w:pPr>
+      <w:r>
+        <w:t>3.6.3 爻位关系与卦象的分工</w:t>
+      </w:r>
+    </w:p>
+    <w:p>
+      <w:r>
+        <w:t>总结YLYW的完整推理链：</w:t>
+      </w:r>
+    </w:p>
+    <w:p>
+      <w:r>
+        <w:t>| 层 | 功能 | 决定什么 | 易经对应 |</w:t>
+      </w:r>
+    </w:p>
+    <w:p>
+      <w:r>
+        <w:t>|:---|:-----|:--------|:--------|</w:t>
+      </w:r>
+    </w:p>
+    <w:p>
+      <w:r>
+        <w:t>| L1 八卦基元 | 物理属性分类 | 物体的"卦德"类别 | 八卦取象 |</w:t>
+      </w:r>
+    </w:p>
+    <w:p>
+      <w:r>
+        <w:t>| L2 六爻编码 | 状态向量化 | 6维物理状态 | 六爻成卦 |</w:t>
+      </w:r>
+    </w:p>
+    <w:p>
+      <w:r>
+        <w:t>| L3 卦象匹配 | 情境识别 | 做什么（策略类型） | 观象玩辞 |</w:t>
+      </w:r>
+    </w:p>
+    <w:p>
+      <w:r>
+        <w:t>| L3+ 爻位关系 | 质量评估 | 怎么做（力修正、谨慎级别） | 乘承比应当位得中 |</w:t>
+      </w:r>
+    </w:p>
+    <w:p>
+      <w:r>
+        <w:t>卦象决定了"做什么"，爻位关系决定了"怎么做"——两者互补，构成了完整的易理决策体系。</w:t>
       </w:r>
     </w:p>
     <w:p>

--- a/paper/YLYW技术论文_v0.4.docx
+++ b/paper/YLYW技术论文_v0.4.docx
@@ -21,6 +21,16 @@
       </w:r>
     </w:p>
     <w:p>
+      <w:pPr/>
+      <w:r>
+        <w:rPr>
+          <w:rFonts w:ascii="Courier New" w:hAnsi="Courier New"/>
+          <w:sz w:val="16"/>
+        </w:rPr>
+        <w:t>---</w:t>
+      </w:r>
+    </w:p>
+    <w:p>
       <w:pPr>
         <w:pStyle w:val="Heading1"/>
       </w:pPr>
@@ -39,6 +49,16 @@
       </w:r>
     </w:p>
     <w:p>
+      <w:pPr/>
+      <w:r>
+        <w:rPr>
+          <w:rFonts w:ascii="Courier New" w:hAnsi="Courier New"/>
+          <w:sz w:val="16"/>
+        </w:rPr>
+        <w:t>---</w:t>
+      </w:r>
+    </w:p>
+    <w:p>
       <w:pPr>
         <w:pStyle w:val="Heading1"/>
       </w:pPr>
@@ -204,6 +224,16 @@
       </w:r>
     </w:p>
     <w:p>
+      <w:pPr/>
+      <w:r>
+        <w:rPr>
+          <w:rFonts w:ascii="Courier New" w:hAnsi="Courier New"/>
+          <w:sz w:val="16"/>
+        </w:rPr>
+        <w:t>---</w:t>
+      </w:r>
+    </w:p>
+    <w:p>
       <w:pPr>
         <w:pStyle w:val="Heading1"/>
       </w:pPr>
@@ -369,6 +399,16 @@
       </w:r>
     </w:p>
     <w:p>
+      <w:pPr/>
+      <w:r>
+        <w:rPr>
+          <w:rFonts w:ascii="Courier New" w:hAnsi="Courier New"/>
+          <w:sz w:val="16"/>
+        </w:rPr>
+        <w:t>---</w:t>
+      </w:r>
+    </w:p>
+    <w:p>
       <w:pPr>
         <w:pStyle w:val="Heading1"/>
       </w:pPr>
@@ -416,87 +456,642 @@
     </w:p>
     <w:p>
       <w:r>
-        <w:t>┌─────────────────────────────────────────────────────────────┐</w:t>
-      </w:r>
-    </w:p>
-    <w:p>
-      <w:r>
-        <w:t>│                    YLYW 联邦式架构                           │</w:t>
-      </w:r>
-    </w:p>
-    <w:p>
-      <w:r>
-        <w:t>├─────────────────────────────────────────────────────────────┤</w:t>
-      </w:r>
-    </w:p>
-    <w:p>
-      <w:r>
-        <w:t>│  ┌─────────────┐    ┌─────────────┐    ┌─────────────┐      │</w:t>
-      </w:r>
-    </w:p>
-    <w:p>
-      <w:r>
-        <w:t>│  │  感知层      │───▶│  推理层     │───▶│  决策层     │      │</w:t>
-      </w:r>
-    </w:p>
-    <w:p>
-      <w:r>
-        <w:t>│  │  (特征提取)   │    │ (易理符号库) │    │  (策略输出) │      │</w:t>
-      </w:r>
-    </w:p>
-    <w:p>
-      <w:r>
-        <w:t>│  └─────────────┘    └─────────────┘    └─────────────┘      │</w:t>
-      </w:r>
-    </w:p>
-    <w:p>
-      <w:r>
-        <w:t>│        │                  │                   │             │</w:t>
-      </w:r>
-    </w:p>
-    <w:p>
-      <w:r>
-        <w:t>│        ▼                  ▼                   ▼             │</w:t>
-      </w:r>
-    </w:p>
-    <w:p>
-      <w:r>
-        <w:t>│  ┌─────────────────────────────────────────────────┐        │</w:t>
-      </w:r>
-    </w:p>
-    <w:p>
-      <w:r>
-        <w:t>│  │         易理先验手册（独立符号模块）              │        │</w:t>
-      </w:r>
-    </w:p>
-    <w:p>
-      <w:r>
-        <w:t>│  │  L1: 八卦基元 (8个模糊原型 + 隶属度函数)         │        │</w:t>
-      </w:r>
-    </w:p>
-    <w:p>
-      <w:r>
-        <w:t>│  │  L2: 六爻编码 (6维物理→爻值映射规则)             │        │</w:t>
-      </w:r>
-    </w:p>
-    <w:p>
-      <w:r>
-        <w:t>│  │  L3: 六十四卦模板 (64个情境 + 策略映射)          │        │</w:t>
-      </w:r>
-    </w:p>
-    <w:p>
-      <w:r>
-        <w:t>│  │      爻位关系 (乘/承/比/应/当位/得中)             │        │</w:t>
-      </w:r>
-    </w:p>
-    <w:p>
-      <w:r>
-        <w:t>│  └─────────────────────────────────────────────────┘        │</w:t>
-      </w:r>
-    </w:p>
-    <w:p>
-      <w:r>
-        <w:t>└─────────────────────────────────────────────────────────────┘</w:t>
+        <w:t>YLYW 完整架构总览</w:t>
+      </w:r>
+    </w:p>
+    <w:p>
+      <w:pPr/>
+      <w:r>
+        <w:rPr>
+          <w:rFonts w:ascii="Courier New" w:hAnsi="Courier New"/>
+          <w:sz w:val="16"/>
+        </w:rPr>
+        <w:t>╔══════════════════════════════════════════════════════════════╗</w:t>
+      </w:r>
+    </w:p>
+    <w:p>
+      <w:pPr/>
+      <w:r>
+        <w:rPr>
+          <w:rFonts w:ascii="Courier New" w:hAnsi="Courier New"/>
+          <w:sz w:val="16"/>
+        </w:rPr>
+        <w:t>║                      物理世界                               ║</w:t>
+      </w:r>
+    </w:p>
+    <w:p>
+      <w:pPr/>
+      <w:r>
+        <w:rPr>
+          <w:rFonts w:ascii="Courier New" w:hAnsi="Courier New"/>
+          <w:sz w:val="16"/>
+        </w:rPr>
+        <w:t>║   物体: 球体/立方体/圆柱体/碗/瓶/盘/石块/花瓶                ║</w:t>
+      </w:r>
+    </w:p>
+    <w:p>
+      <w:pPr/>
+      <w:r>
+        <w:rPr>
+          <w:rFonts w:ascii="Courier New" w:hAnsi="Courier New"/>
+          <w:sz w:val="16"/>
+        </w:rPr>
+        <w:t>║   特征: 稳定性 滚动性 力需求 脆弱性 可达性 遮挡 ...          ║</w:t>
+      </w:r>
+    </w:p>
+    <w:p>
+      <w:pPr/>
+      <w:r>
+        <w:rPr>
+          <w:rFonts w:ascii="Courier New" w:hAnsi="Courier New"/>
+          <w:sz w:val="16"/>
+        </w:rPr>
+        <w:t>╚══════════════════════╤═══════════════════════════════════════╝</w:t>
+      </w:r>
+    </w:p>
+    <w:p>
+      <w:pPr/>
+      <w:r>
+        <w:rPr>
+          <w:rFonts w:ascii="Courier New" w:hAnsi="Courier New"/>
+          <w:sz w:val="16"/>
+        </w:rPr>
+        <w:t>│ 13维物理特征向量</w:t>
+      </w:r>
+    </w:p>
+    <w:p>
+      <w:pPr/>
+      <w:r>
+        <w:rPr>
+          <w:rFonts w:ascii="Courier New" w:hAnsi="Courier New"/>
+          <w:sz w:val="16"/>
+        </w:rPr>
+        <w:t>┌──────────────────────▼──────────────────────────────────────┐</w:t>
+      </w:r>
+    </w:p>
+    <w:p>
+      <w:pPr/>
+      <w:r>
+        <w:rPr>
+          <w:rFonts w:ascii="Courier New" w:hAnsi="Courier New"/>
+          <w:sz w:val="16"/>
+        </w:rPr>
+        <w:t>│  L1  八卦基元 (Trigram Base)                               │</w:t>
+      </w:r>
+    </w:p>
+    <w:p>
+      <w:pPr/>
+      <w:r>
+        <w:rPr>
+          <w:rFonts w:ascii="Courier New" w:hAnsi="Courier New"/>
+          <w:sz w:val="16"/>
+        </w:rPr>
+        <w:t>│  ┌────┬────┬────┬────┬────┬────┬────┬────┐                │</w:t>
+      </w:r>
+    </w:p>
+    <w:p>
+      <w:pPr/>
+      <w:r>
+        <w:rPr>
+          <w:rFonts w:ascii="Courier New" w:hAnsi="Courier New"/>
+          <w:sz w:val="16"/>
+        </w:rPr>
+        <w:t>│  │ 乾 │ 坤 │ 震 │ 艮 │ 离 │ 坎 │ 兑 │ 巽 │                │</w:t>
+      </w:r>
+    </w:p>
+    <w:p>
+      <w:pPr/>
+      <w:r>
+        <w:rPr>
+          <w:rFonts w:ascii="Courier New" w:hAnsi="Courier New"/>
+          <w:sz w:val="16"/>
+        </w:rPr>
+        <w:t>│  │☰ 健│☷ 顺│☳ 动│☶ 止│☲ 明│☵ 险│☱ 悦│☴ 入│                │</w:t>
+      </w:r>
+    </w:p>
+    <w:p>
+      <w:pPr/>
+      <w:r>
+        <w:rPr>
+          <w:rFonts w:ascii="Courier New" w:hAnsi="Courier New"/>
+          <w:sz w:val="16"/>
+        </w:rPr>
+        <w:t>│  └────┴────┴────┴────┴────┴────┴────┴────┘                │</w:t>
+      </w:r>
+    </w:p>
+    <w:p>
+      <w:pPr/>
+      <w:r>
+        <w:rPr>
+          <w:rFonts w:ascii="Courier New" w:hAnsi="Courier New"/>
+          <w:sz w:val="16"/>
+        </w:rPr>
+        <w:t>│  每个卦 = 一组理想物理属性的原型向量                        │</w:t>
+      </w:r>
+    </w:p>
+    <w:p>
+      <w:pPr/>
+      <w:r>
+        <w:rPr>
+          <w:rFonts w:ascii="Courier New" w:hAnsi="Courier New"/>
+          <w:sz w:val="16"/>
+        </w:rPr>
+        <w:t>│  隶属度 = 高斯核相似度(物体特征, 卦原型)                    │</w:t>
+      </w:r>
+    </w:p>
+    <w:p>
+      <w:pPr/>
+      <w:r>
+        <w:rPr>
+          <w:rFonts w:ascii="Courier New" w:hAnsi="Courier New"/>
+          <w:sz w:val="16"/>
+        </w:rPr>
+        <w:t>│  输出: 8维隶属度向量 [μ_乾, μ_坤, ..., μ_巽]              │</w:t>
+      </w:r>
+    </w:p>
+    <w:p>
+      <w:pPr/>
+      <w:r>
+        <w:rPr>
+          <w:rFonts w:ascii="Courier New" w:hAnsi="Courier New"/>
+          <w:sz w:val="16"/>
+        </w:rPr>
+        <w:t>└──────────────────────┬──────────────────────────────────────┘</w:t>
+      </w:r>
+    </w:p>
+    <w:p>
+      <w:pPr/>
+      <w:r>
+        <w:rPr>
+          <w:rFonts w:ascii="Courier New" w:hAnsi="Courier New"/>
+          <w:sz w:val="16"/>
+        </w:rPr>
+        <w:t>│ 主导卦象 + 8维隶属度</w:t>
+      </w:r>
+    </w:p>
+    <w:p>
+      <w:pPr/>
+      <w:r>
+        <w:rPr>
+          <w:rFonts w:ascii="Courier New" w:hAnsi="Courier New"/>
+          <w:sz w:val="16"/>
+        </w:rPr>
+        <w:t>┌──────────────────────▼──────────────────────────────────────┐</w:t>
+      </w:r>
+    </w:p>
+    <w:p>
+      <w:pPr/>
+      <w:r>
+        <w:rPr>
+          <w:rFonts w:ascii="Courier New" w:hAnsi="Courier New"/>
+          <w:sz w:val="16"/>
+        </w:rPr>
+        <w:t>│  L2  六爻编码 (Yao Encoder)                                │</w:t>
+      </w:r>
+    </w:p>
+    <w:p>
+      <w:pPr/>
+      <w:r>
+        <w:rPr>
+          <w:rFonts w:ascii="Courier New" w:hAnsi="Courier New"/>
+          <w:sz w:val="16"/>
+        </w:rPr>
+        <w:t>│  ┌────────┬────────┬────────┬────────┬────────┬────────┐  │</w:t>
+      </w:r>
+    </w:p>
+    <w:p>
+      <w:pPr/>
+      <w:r>
+        <w:rPr>
+          <w:rFonts w:ascii="Courier New" w:hAnsi="Courier New"/>
+          <w:sz w:val="16"/>
+        </w:rPr>
+        <w:t>│  │ 初爻   │ 二爻   │ 三爻   │ 四爻   │ 五爻   │ 上爻   │  │</w:t>
+      </w:r>
+    </w:p>
+    <w:p>
+      <w:pPr/>
+      <w:r>
+        <w:rPr>
+          <w:rFonts w:ascii="Courier New" w:hAnsi="Courier New"/>
+          <w:sz w:val="16"/>
+        </w:rPr>
+        <w:t>│  │稳定性  │可达性  │力需求  │脆弱性  │优先级  │环境约束│  │</w:t>
+      </w:r>
+    </w:p>
+    <w:p>
+      <w:pPr/>
+      <w:r>
+        <w:rPr>
+          <w:rFonts w:ascii="Courier New" w:hAnsi="Courier New"/>
+          <w:sz w:val="16"/>
+        </w:rPr>
+        <w:t>│  └────────┴────────┴────────┴────────┴────────┴────────┘  │</w:t>
+      </w:r>
+    </w:p>
+    <w:p>
+      <w:pPr/>
+      <w:r>
+        <w:rPr>
+          <w:rFonts w:ascii="Courier New" w:hAnsi="Courier New"/>
+          <w:sz w:val="16"/>
+        </w:rPr>
+        <w:t>│  每个爻 = 加权公式: Σ w_ij × 物理特征_j                     │</w:t>
+      </w:r>
+    </w:p>
+    <w:p>
+      <w:pPr/>
+      <w:r>
+        <w:rPr>
+          <w:rFonts w:ascii="Courier New" w:hAnsi="Courier New"/>
+          <w:sz w:val="16"/>
+        </w:rPr>
+        <w:t>│  输出: 6维爻向量 [0.13,0.72,0.36,0.75,0.80,0.85]          │</w:t>
+      </w:r>
+    </w:p>
+    <w:p>
+      <w:pPr/>
+      <w:r>
+        <w:rPr>
+          <w:rFonts w:ascii="Courier New" w:hAnsi="Courier New"/>
+          <w:sz w:val="16"/>
+        </w:rPr>
+        <w:t>└──────────────────────┬──────────────────────────────────────┘</w:t>
+      </w:r>
+    </w:p>
+    <w:p>
+      <w:pPr/>
+      <w:r>
+        <w:rPr>
+          <w:rFonts w:ascii="Courier New" w:hAnsi="Courier New"/>
+          <w:sz w:val="16"/>
+        </w:rPr>
+        <w:t>│ 6维爻向量</w:t>
+      </w:r>
+    </w:p>
+    <w:p>
+      <w:pPr/>
+      <w:r>
+        <w:rPr>
+          <w:rFonts w:ascii="Courier New" w:hAnsi="Courier New"/>
+          <w:sz w:val="16"/>
+        </w:rPr>
+        <w:t>┌──────────────────────▼──────────────────────────────────────┐</w:t>
+      </w:r>
+    </w:p>
+    <w:p>
+      <w:pPr/>
+      <w:r>
+        <w:rPr>
+          <w:rFonts w:ascii="Courier New" w:hAnsi="Courier New"/>
+          <w:sz w:val="16"/>
+        </w:rPr>
+        <w:t>│  L3  六十四卦匹配 (Hexagram Matching)                       │</w:t>
+      </w:r>
+    </w:p>
+    <w:p>
+      <w:pPr/>
+      <w:r>
+        <w:rPr>
+          <w:rFonts w:ascii="Courier New" w:hAnsi="Courier New"/>
+          <w:sz w:val="16"/>
+        </w:rPr>
+        <w:t>│  ┌──────────────────────────────────────────────────┐      │</w:t>
+      </w:r>
+    </w:p>
+    <w:p>
+      <w:pPr/>
+      <w:r>
+        <w:rPr>
+          <w:rFonts w:ascii="Courier New" w:hAnsi="Courier New"/>
+          <w:sz w:val="16"/>
+        </w:rPr>
+        <w:t>│  │  42个已定义卦象模板 (每个=6维向量)                 │      │</w:t>
+      </w:r>
+    </w:p>
+    <w:p>
+      <w:pPr/>
+      <w:r>
+        <w:rPr>
+          <w:rFonts w:ascii="Courier New" w:hAnsi="Courier New"/>
+          <w:sz w:val="16"/>
+        </w:rPr>
+        <w:t>│  │  余弦相似度匹配 → Top-K 卦象序列                  │      │</w:t>
+      </w:r>
+    </w:p>
+    <w:p>
+      <w:pPr/>
+      <w:r>
+        <w:rPr>
+          <w:rFonts w:ascii="Courier New" w:hAnsi="Courier New"/>
+          <w:sz w:val="16"/>
+        </w:rPr>
+        <w:t>│  │  Top-1 卦 → 策略类型 (做什么)                     │      │</w:t>
+      </w:r>
+    </w:p>
+    <w:p>
+      <w:pPr/>
+      <w:r>
+        <w:rPr>
+          <w:rFonts w:ascii="Courier New" w:hAnsi="Courier New"/>
+          <w:sz w:val="16"/>
+        </w:rPr>
+        <w:t>│  │  卦象: 水天需 ☵☰ → conditional_grasp           │      │</w:t>
+      </w:r>
+    </w:p>
+    <w:p>
+      <w:pPr/>
+      <w:r>
+        <w:rPr>
+          <w:rFonts w:ascii="Courier New" w:hAnsi="Courier New"/>
+          <w:sz w:val="16"/>
+        </w:rPr>
+        <w:t>│  └──────────────────────────────────────────────────┘      │</w:t>
+      </w:r>
+    </w:p>
+    <w:p>
+      <w:pPr/>
+      <w:r>
+        <w:rPr>
+          <w:rFonts w:ascii="Courier New" w:hAnsi="Courier New"/>
+          <w:sz w:val="16"/>
+        </w:rPr>
+        <w:t>└──────────────────────┬──────────────────────────────────────┘</w:t>
+      </w:r>
+    </w:p>
+    <w:p>
+      <w:pPr/>
+      <w:r>
+        <w:rPr>
+          <w:rFonts w:ascii="Courier New" w:hAnsi="Courier New"/>
+          <w:sz w:val="16"/>
+        </w:rPr>
+        <w:t>│ 卦象 + 爻向量</w:t>
+      </w:r>
+    </w:p>
+    <w:p>
+      <w:pPr/>
+      <w:r>
+        <w:rPr>
+          <w:rFonts w:ascii="Courier New" w:hAnsi="Courier New"/>
+          <w:sz w:val="16"/>
+        </w:rPr>
+        <w:t>┌──────────────────────▼──────────────────────────────────────┐</w:t>
+      </w:r>
+    </w:p>
+    <w:p>
+      <w:pPr/>
+      <w:r>
+        <w:rPr>
+          <w:rFonts w:ascii="Courier New" w:hAnsi="Courier New"/>
+          <w:sz w:val="16"/>
+        </w:rPr>
+        <w:t>│  L3+ 爻位关系运算 (Yao Relations)                          │</w:t>
+      </w:r>
+    </w:p>
+    <w:p>
+      <w:pPr/>
+      <w:r>
+        <w:rPr>
+          <w:rFonts w:ascii="Courier New" w:hAnsi="Courier New"/>
+          <w:sz w:val="16"/>
+        </w:rPr>
+        <w:t>│  ┌──────────┬──────────┬──────────┬──────────┬──────────┐ │</w:t>
+      </w:r>
+    </w:p>
+    <w:p>
+      <w:pPr/>
+      <w:r>
+        <w:rPr>
+          <w:rFonts w:ascii="Courier New" w:hAnsi="Courier New"/>
+          <w:sz w:val="16"/>
+        </w:rPr>
+        <w:t>│  │ 当位     │ 得中     │ 乘承     │ 亲比     │ 呼应     │ │</w:t>
+      </w:r>
+    </w:p>
+    <w:p>
+      <w:pPr/>
+      <w:r>
+        <w:rPr>
+          <w:rFonts w:ascii="Courier New" w:hAnsi="Courier New"/>
+          <w:sz w:val="16"/>
+        </w:rPr>
+        <w:t>│  │阳居阳位  │二五中位  │阴乘阳/承 │相邻同性  │初-四呼应 │ │</w:t>
+      </w:r>
+    </w:p>
+    <w:p>
+      <w:pPr/>
+      <w:r>
+        <w:rPr>
+          <w:rFonts w:ascii="Courier New" w:hAnsi="Courier New"/>
+          <w:sz w:val="16"/>
+        </w:rPr>
+        <w:t>│  │阴居阴位  │六二九五  │逆/顺关系 │异性关系  │二-五/三-上│ │</w:t>
+      </w:r>
+    </w:p>
+    <w:p>
+      <w:pPr/>
+      <w:r>
+        <w:rPr>
+          <w:rFonts w:ascii="Courier New" w:hAnsi="Courier New"/>
+          <w:sz w:val="16"/>
+        </w:rPr>
+        <w:t>│  └──────────┴──────────┴──────────┴──────────┴──────────┘ │</w:t>
+      </w:r>
+    </w:p>
+    <w:p>
+      <w:pPr/>
+      <w:r>
+        <w:rPr>
+          <w:rFonts w:ascii="Courier New" w:hAnsi="Courier New"/>
+          <w:sz w:val="16"/>
+        </w:rPr>
+        <w:t>│  综合爻位质量 → 策略修正系数 → 谨慎级别                     │</w:t>
+      </w:r>
+    </w:p>
+    <w:p>
+      <w:pPr/>
+      <w:r>
+        <w:rPr>
+          <w:rFonts w:ascii="Courier New" w:hAnsi="Courier New"/>
+          <w:sz w:val="16"/>
+        </w:rPr>
+        <w:t>│  输出: 力修正×0.90, 谨慎级=cautious                        │</w:t>
+      </w:r>
+    </w:p>
+    <w:p>
+      <w:pPr/>
+      <w:r>
+        <w:rPr>
+          <w:rFonts w:ascii="Courier New" w:hAnsi="Courier New"/>
+          <w:sz w:val="16"/>
+        </w:rPr>
+        <w:t>└──────────────────────┬──────────────────────────────────────┘</w:t>
+      </w:r>
+    </w:p>
+    <w:p>
+      <w:pPr/>
+      <w:r>
+        <w:rPr>
+          <w:rFonts w:ascii="Courier New" w:hAnsi="Courier New"/>
+          <w:sz w:val="16"/>
+        </w:rPr>
+        <w:t>│ 修正后的策略参数</w:t>
+      </w:r>
+    </w:p>
+    <w:p>
+      <w:pPr/>
+      <w:r>
+        <w:rPr>
+          <w:rFonts w:ascii="Courier New" w:hAnsi="Courier New"/>
+          <w:sz w:val="16"/>
+        </w:rPr>
+        <w:t>┌──────────────────────▼──────────────────────────────────────┐</w:t>
+      </w:r>
+    </w:p>
+    <w:p>
+      <w:pPr/>
+      <w:r>
+        <w:rPr>
+          <w:rFonts w:ascii="Courier New" w:hAnsi="Courier New"/>
+          <w:sz w:val="16"/>
+        </w:rPr>
+        <w:t>│  决策层 (Action Output)                                    │</w:t>
+      </w:r>
+    </w:p>
+    <w:p>
+      <w:pPr/>
+      <w:r>
+        <w:rPr>
+          <w:rFonts w:ascii="Courier New" w:hAnsi="Courier New"/>
+          <w:sz w:val="16"/>
+        </w:rPr>
+        <w:t>│  ┌──────────────────────────────────────────────────┐      │</w:t>
+      </w:r>
+    </w:p>
+    <w:p>
+      <w:pPr/>
+      <w:r>
+        <w:rPr>
+          <w:rFonts w:ascii="Courier New" w:hAnsi="Courier New"/>
+          <w:sz w:val="16"/>
+        </w:rPr>
+        <w:t>│  │  策略类型: conditional_grasp                      │      │</w:t>
+      </w:r>
+    </w:p>
+    <w:p>
+      <w:pPr/>
+      <w:r>
+        <w:rPr>
+          <w:rFonts w:ascii="Courier New" w:hAnsi="Courier New"/>
+          <w:sz w:val="16"/>
+        </w:rPr>
+        <w:t>│  │  力预设:   0.50 (经爻位修正: ×0.90)              │      │</w:t>
+      </w:r>
+    </w:p>
+    <w:p>
+      <w:pPr/>
+      <w:r>
+        <w:rPr>
+          <w:rFonts w:ascii="Courier New" w:hAnsi="Courier New"/>
+          <w:sz w:val="16"/>
+        </w:rPr>
+        <w:t>│  │  接近角:   0°      速度: medium                  │      │</w:t>
+      </w:r>
+    </w:p>
+    <w:p>
+      <w:pPr/>
+      <w:r>
+        <w:rPr>
+          <w:rFonts w:ascii="Courier New" w:hAnsi="Courier New"/>
+          <w:sz w:val="16"/>
+        </w:rPr>
+        <w:t>│  │  可解释推理链: 卦→爻→辞 全追溯                   │      │</w:t>
+      </w:r>
+    </w:p>
+    <w:p>
+      <w:pPr/>
+      <w:r>
+        <w:rPr>
+          <w:rFonts w:ascii="Courier New" w:hAnsi="Courier New"/>
+          <w:sz w:val="16"/>
+        </w:rPr>
+        <w:t>│  └──────────────────────────────────────────────────┘      │</w:t>
+      </w:r>
+    </w:p>
+    <w:p>
+      <w:pPr/>
+      <w:r>
+        <w:rPr>
+          <w:rFonts w:ascii="Courier New" w:hAnsi="Courier New"/>
+          <w:sz w:val="16"/>
+        </w:rPr>
+        <w:t>└──────────────────────┬──────────────────────────────────────┘</w:t>
+      </w:r>
+    </w:p>
+    <w:p>
+      <w:pPr/>
+      <w:r>
+        <w:rPr>
+          <w:rFonts w:ascii="Courier New" w:hAnsi="Courier New"/>
+          <w:sz w:val="16"/>
+        </w:rPr>
+        <w:t>│ 动作指令</w:t>
+      </w:r>
+    </w:p>
+    <w:p>
+      <w:pPr/>
+      <w:r>
+        <w:rPr>
+          <w:rFonts w:ascii="Courier New" w:hAnsi="Courier New"/>
+          <w:sz w:val="16"/>
+        </w:rPr>
+        <w:t>╔══════════════════════▼══════════════════════════════════════╗</w:t>
+      </w:r>
+    </w:p>
+    <w:p>
+      <w:pPr/>
+      <w:r>
+        <w:rPr>
+          <w:rFonts w:ascii="Courier New" w:hAnsi="Courier New"/>
+          <w:sz w:val="16"/>
+        </w:rPr>
+        <w:t>║  物理约束层 (Physics Constraint — 未来工作)                 ║</w:t>
+      </w:r>
+    </w:p>
+    <w:p>
+      <w:pPr/>
+      <w:r>
+        <w:rPr>
+          <w:rFonts w:ascii="Courier New" w:hAnsi="Courier New"/>
+          <w:sz w:val="16"/>
+        </w:rPr>
+        <w:t>║  硬性映射: τ=M(θ)θ̈+C(θ,θ̇)θ̇+G(θ) → 100%物理合规力矩       ║</w:t>
+      </w:r>
+    </w:p>
+    <w:p>
+      <w:pPr/>
+      <w:r>
+        <w:rPr>
+          <w:rFonts w:ascii="Courier New" w:hAnsi="Courier New"/>
+          <w:sz w:val="16"/>
+        </w:rPr>
+        <w:t>║  零穿透/零滑脱/零过载保证                                  ║</w:t>
+      </w:r>
+    </w:p>
+    <w:p>
+      <w:pPr/>
+      <w:r>
+        <w:rPr>
+          <w:rFonts w:ascii="Courier New" w:hAnsi="Courier New"/>
+          <w:sz w:val="16"/>
+        </w:rPr>
+        <w:t>╚══════════════════════════════════════════════════════════════╝</w:t>
+      </w:r>
+    </w:p>
+    <w:p>
+      <w:r>
+        <w:t>图1. YLYW系统完整架构：感知→八卦→六爻→卦象→爻位→决策→物理</w:t>
       </w:r>
     </w:p>
     <w:p>
@@ -506,12 +1101,37 @@
     </w:p>
     <w:p>
       <w:r>
-        <w:t>图1. YLYW联邦式神经符号架构</w:t>
-      </w:r>
-    </w:p>
-    <w:p>
-      <w:r>
-        <w:t>推理流水线为：物理特征 → L1八卦隶属度（8维）→ L2六爻向量（6维）→ L3卦象匹配 → 抓取策略。</w:t>
+        <w:t>架构要点：</w:t>
+      </w:r>
+    </w:p>
+    <w:p>
+      <w:r>
+        <w:t>- L1八卦基元将连续物理特征模糊化为8个卦的隶属度，解决符号接地问题。</w:t>
+      </w:r>
+    </w:p>
+    <w:p>
+      <w:r>
+        <w:t>- L2六爻编码将物理特征按6个语义维度聚合为爻值，实现从物理空间到符号空间的映射。</w:t>
+      </w:r>
+    </w:p>
+    <w:p>
+      <w:r>
+        <w:t>- L3卦象匹配通过余弦相似度在42个卦象模板中搜索最佳匹配，决定策略类型。</w:t>
+      </w:r>
+    </w:p>
+    <w:p>
+      <w:r>
+        <w:t>- L3+爻位关系通过乘承比应当位得中分析，决定策略执行参数（力修正、谨慎级别）。</w:t>
+      </w:r>
+    </w:p>
+    <w:p>
+      <w:r>
+        <w:t>- 决策层整合卦象模板的策略预设与爻位关系的参数修正，输出可追溯的完整推理链。</w:t>
+      </w:r>
+    </w:p>
+    <w:p>
+      <w:r>
+        <w:t>- 物理约束层（虚线框）为未来工作——通过逆动力学方程保证所有动作指令物理可行。</w:t>
       </w:r>
     </w:p>
     <w:p>
@@ -1142,6 +1762,273 @@
     </w:p>
     <w:p>
       <w:r>
+        <w:t>算法1：爻位关系运算伪代码</w:t>
+      </w:r>
+    </w:p>
+    <w:p>
+      <w:r>
+        <w:t>```python</w:t>
+      </w:r>
+    </w:p>
+    <w:p>
+      <w:pPr>
+        <w:pStyle w:val="Title"/>
+      </w:pPr>
+      <w:r>
+        <w:t>输入: yao_vector ∈ [0,1]^6，六爻值</w:t>
+      </w:r>
+    </w:p>
+    <w:p>
+      <w:pPr>
+        <w:pStyle w:val="Title"/>
+      </w:pPr>
+      <w:r>
+        <w:t>输出: 关系分析报告（当位率、得中分、乘计数、比和谐度、应计数）</w:t>
+      </w:r>
+    </w:p>
+    <w:p>
+      <w:r>
+        <w:t>def analyze_yao_relations(yao_vector):</w:t>
+      </w:r>
+    </w:p>
+    <w:p>
+      <w:pPr>
+        <w:pStyle w:val="Title"/>
+      </w:pPr>
+      <w:r>
+        <w:t>=== 当位 ===</w:t>
+      </w:r>
+    </w:p>
+    <w:p>
+      <w:r>
+        <w:t>yang_positions = {0, 2, 4}   # 阳位：初(0)、三(2)、五(4)</w:t>
+      </w:r>
+    </w:p>
+    <w:p>
+      <w:r>
+        <w:t>yin_positions  = {1, 3, 5}   # 阴位：二(1)、四(3)、上(5)</w:t>
+      </w:r>
+    </w:p>
+    <w:p>
+      <w:r>
+        <w:t>dangwei = sum(1 for i in range(6)</w:t>
+      </w:r>
+    </w:p>
+    <w:p>
+      <w:r>
+        <w:t>if (yao[i]&gt;=0.5) == (i in yang_positions))</w:t>
+      </w:r>
+    </w:p>
+    <w:p>
+      <w:r>
+        <w:t>S_dw = dangwei / 6.0</w:t>
+      </w:r>
+    </w:p>
+    <w:p>
+      <w:pPr>
+        <w:pStyle w:val="Title"/>
+      </w:pPr>
+      <w:r>
+        <w:t>=== 得中 ===</w:t>
+      </w:r>
+    </w:p>
+    <w:p>
+      <w:r>
+        <w:t>er_is_yin = yao[1] &lt; 0.5    # 二爻(1)为阴 → 六二</w:t>
+      </w:r>
+    </w:p>
+    <w:p>
+      <w:r>
+        <w:t>wu_is_yang = yao[4] &gt;= 0.5   # 五爻(4)为阳 → 九五</w:t>
+      </w:r>
+    </w:p>
+    <w:p>
+      <w:r>
+        <w:t>if er_is_yin and wu_is_yang:  S_dz = 1.0   # 最佳</w:t>
+      </w:r>
+    </w:p>
+    <w:p>
+      <w:r>
+        <w:t>elif wu_is_yang:              S_dz = 0.75  # 九五得中</w:t>
+      </w:r>
+    </w:p>
+    <w:p>
+      <w:r>
+        <w:t>elif er_is_yin:               S_dz = 0.5   # 六二得中</w:t>
+      </w:r>
+    </w:p>
+    <w:p>
+      <w:r>
+        <w:t>else:                         S_dz = 0.25  # 中位有阳无阴</w:t>
+      </w:r>
+    </w:p>
+    <w:p>
+      <w:pPr>
+        <w:pStyle w:val="Title"/>
+      </w:pPr>
+      <w:r>
+        <w:t>=== 乘承（相邻五对爻，i=0..4） ===</w:t>
+      </w:r>
+    </w:p>
+    <w:p>
+      <w:r>
+        <w:t>cheng = 0  # 阴乘阳（逆）</w:t>
+      </w:r>
+    </w:p>
+    <w:p>
+      <w:r>
+        <w:t>cheng_hao = 0  # 阴承阳（顺）</w:t>
+      </w:r>
+    </w:p>
+    <w:p>
+      <w:r>
+        <w:t>for i in range(5):</w:t>
+      </w:r>
+    </w:p>
+    <w:p>
+      <w:r>
+        <w:t>higher_yin = yao[i+1] &lt; 0.5   # 上爻为阴</w:t>
+      </w:r>
+    </w:p>
+    <w:p>
+      <w:r>
+        <w:t>lower_yang = yao[i] &gt;= 0.5    # 下爻为阳</w:t>
+      </w:r>
+    </w:p>
+    <w:p>
+      <w:r>
+        <w:t>if higher_yin and lower_yang:</w:t>
+      </w:r>
+    </w:p>
+    <w:p>
+      <w:r>
+        <w:t>cheng += 1        # 阴在阳上 → 乘（不利）</w:t>
+      </w:r>
+    </w:p>
+    <w:p>
+      <w:r>
+        <w:t>elif (not lower_yang) and (yao[i+1] &gt;= 0.5):</w:t>
+      </w:r>
+    </w:p>
+    <w:p>
+      <w:r>
+        <w:t>cheng_hao += 1    # 阴在阳下 → 承（有利）</w:t>
+      </w:r>
+    </w:p>
+    <w:p>
+      <w:r>
+        <w:t>S_cc = max(0, 1.0 - cheng*0.3 + cheng_hao*0.15)</w:t>
+      </w:r>
+    </w:p>
+    <w:p>
+      <w:pPr>
+        <w:pStyle w:val="Title"/>
+      </w:pPr>
+      <w:r>
+        <w:t>=== 亲比 ===</w:t>
+      </w:r>
+    </w:p>
+    <w:p>
+      <w:r>
+        <w:t>harmony = sum(1 for i in range(5)</w:t>
+      </w:r>
+    </w:p>
+    <w:p>
+      <w:r>
+        <w:t>if (yao[i]&gt;=0.5) == (yao[i+1]&gt;=0.5))</w:t>
+      </w:r>
+    </w:p>
+    <w:p>
+      <w:r>
+        <w:t>S_bi = harmony / 5.0</w:t>
+      </w:r>
+    </w:p>
+    <w:p>
+      <w:pPr>
+        <w:pStyle w:val="Title"/>
+      </w:pPr>
+      <w:r>
+        <w:t>=== 呼应（应位对：(0,3),(1,4),(2,5)） ===</w:t>
+      </w:r>
+    </w:p>
+    <w:p>
+      <w:r>
+        <w:t>ying = sum(1 for (a,b) in [(0,3),(1,4),(2,5)]</w:t>
+      </w:r>
+    </w:p>
+    <w:p>
+      <w:r>
+        <w:t>if (yao[a]&gt;=0.5) != (yao[b]&gt;=0.5))</w:t>
+      </w:r>
+    </w:p>
+    <w:p>
+      <w:r>
+        <w:t>S_ying = ying / 3.0</w:t>
+      </w:r>
+    </w:p>
+    <w:p>
+      <w:pPr>
+        <w:pStyle w:val="Title"/>
+      </w:pPr>
+      <w:r>
+        <w:t>=== 综合爻位质量 ===</w:t>
+      </w:r>
+    </w:p>
+    <w:p>
+      <w:r>
+        <w:t>S_yao = 0.40*S_dw + 0.20*S_dz + 0.15*S_cc + 0.10*S_bi + 0.15*S_ying</w:t>
+      </w:r>
+    </w:p>
+    <w:p>
+      <w:pPr>
+        <w:pStyle w:val="Title"/>
+      </w:pPr>
+      <w:r>
+        <w:t>=== 策略修正 ===</w:t>
+      </w:r>
+    </w:p>
+    <w:p>
+      <w:r>
+        <w:t>modifier = 1.0</w:t>
+      </w:r>
+    </w:p>
+    <w:p>
+      <w:r>
+        <w:t>if S_dw &lt;= 0.33:  modifier -= 0.10   # 多爻不当位</w:t>
+      </w:r>
+    </w:p>
+    <w:p>
+      <w:r>
+        <w:t>elif S_dw &gt;= 0.83: modifier += 0.05</w:t>
+      </w:r>
+    </w:p>
+    <w:p>
+      <w:r>
+        <w:t>if cheng &gt;= 2:    modifier -= 0.10   # 多处阴乘阳</w:t>
+      </w:r>
+    </w:p>
+    <w:p>
+      <w:r>
+        <w:t>if ying == 0:     modifier -= 0.05   # 全无呼应</w:t>
+      </w:r>
+    </w:p>
+    <w:p>
+      <w:r>
+        <w:t>elif ying == 3:   modifier += 0.05</w:t>
+      </w:r>
+    </w:p>
+    <w:p>
+      <w:r>
+        <w:t>return S_yao, modifier</w:t>
+      </w:r>
+    </w:p>
+    <w:p>
+      <w:r>
+        <w:t>```</w:t>
+      </w:r>
+    </w:p>
+    <w:p>
+      <w:r>
         <w:t>当位（Proper Position）。 六爻中，初、三、五为阳位（奇数位），二、四、上为阴位（偶数位）。阳爻居阳位或阴爻居阴位为"当位"，反之为"不当位"。形式化为：</w:t>
       </w:r>
     </w:p>
@@ -1327,6 +2214,16 @@
       </w:r>
     </w:p>
     <w:p>
+      <w:pPr/>
+      <w:r>
+        <w:rPr>
+          <w:rFonts w:ascii="Courier New" w:hAnsi="Courier New"/>
+          <w:sz w:val="16"/>
+        </w:rPr>
+        <w:t>---</w:t>
+      </w:r>
+    </w:p>
+    <w:p>
       <w:pPr>
         <w:pStyle w:val="Heading1"/>
       </w:pPr>
@@ -1925,6 +2822,16 @@
       </w:r>
     </w:p>
     <w:p>
+      <w:pPr/>
+      <w:r>
+        <w:rPr>
+          <w:rFonts w:ascii="Courier New" w:hAnsi="Courier New"/>
+          <w:sz w:val="16"/>
+        </w:rPr>
+        <w:t>---</w:t>
+      </w:r>
+    </w:p>
+    <w:p>
       <w:pPr>
         <w:pStyle w:val="Heading1"/>
       </w:pPr>
@@ -2027,6 +2934,16 @@
       </w:r>
     </w:p>
     <w:p>
+      <w:pPr/>
+      <w:r>
+        <w:rPr>
+          <w:rFonts w:ascii="Courier New" w:hAnsi="Courier New"/>
+          <w:sz w:val="16"/>
+        </w:rPr>
+        <w:t>---</w:t>
+      </w:r>
+    </w:p>
+    <w:p>
       <w:pPr>
         <w:pStyle w:val="Heading1"/>
       </w:pPr>
@@ -2146,6 +3063,16 @@
       </w:r>
     </w:p>
     <w:p>
+      <w:pPr/>
+      <w:r>
+        <w:rPr>
+          <w:rFonts w:ascii="Courier New" w:hAnsi="Courier New"/>
+          <w:sz w:val="16"/>
+        </w:rPr>
+        <w:t>---</w:t>
+      </w:r>
+    </w:p>
+    <w:p>
       <w:pPr>
         <w:pStyle w:val="Heading1"/>
       </w:pPr>
@@ -2164,6 +3091,16 @@
       </w:r>
     </w:p>
     <w:p>
+      <w:pPr/>
+      <w:r>
+        <w:rPr>
+          <w:rFonts w:ascii="Courier New" w:hAnsi="Courier New"/>
+          <w:sz w:val="16"/>
+        </w:rPr>
+        <w:t>---</w:t>
+      </w:r>
+    </w:p>
+    <w:p>
       <w:pPr>
         <w:pStyle w:val="Heading1"/>
       </w:pPr>
@@ -2187,6 +3124,16 @@
       </w:r>
     </w:p>
     <w:p>
+      <w:pPr/>
+      <w:r>
+        <w:rPr>
+          <w:rFonts w:ascii="Courier New" w:hAnsi="Courier New"/>
+          <w:sz w:val="16"/>
+        </w:rPr>
+        <w:t>---</w:t>
+      </w:r>
+    </w:p>
+    <w:p>
       <w:pPr>
         <w:pStyle w:val="Heading1"/>
       </w:pPr>
@@ -2285,13 +3232,81 @@
       </w:r>
     </w:p>
     <w:p>
-      <w:r>
-        <w:t>*论文版本：v0.3（预印本）*</w:t>
-      </w:r>
-    </w:p>
-    <w:p>
-      <w:r>
-        <w:t>*完成日期：2026年5月31日*</w:t>
+      <w:pPr/>
+      <w:r>
+        <w:rPr>
+          <w:rFonts w:ascii="Courier New" w:hAnsi="Courier New"/>
+          <w:sz w:val="16"/>
+        </w:rPr>
+        <w:t>---</w:t>
+      </w:r>
+    </w:p>
+    <w:p>
+      <w:pPr>
+        <w:pStyle w:val="Heading1"/>
+      </w:pPr>
+      <w:r>
+        <w:t>附：易学原典参考文献</w:t>
+      </w:r>
+    </w:p>
+    <w:p>
+      <w:r>
+        <w:t>本文中八卦、六十四卦的定义及"乘承比应当位得中"等爻位关系概念，均源自以下易学原典及权威注疏。本文将其视为中国古代对自然变化规律的符号化总结，首次进行可计算形式化。</w:t>
+      </w:r>
+    </w:p>
+    <w:p>
+      <w:r>
+        <w:t>[19] 王弼（魏）. 周易注.</w:t>
+      </w:r>
+    </w:p>
+    <w:p>
+      <w:r>
+        <w:t>[20] 孔颖达（唐）. 周易正义.</w:t>
+      </w:r>
+    </w:p>
+    <w:p>
+      <w:r>
+        <w:t>[21] 程颐（宋）. 程氏易传.</w:t>
+      </w:r>
+    </w:p>
+    <w:p>
+      <w:r>
+        <w:t>[22] 朱熹（宋）. 周易本义.</w:t>
+      </w:r>
+    </w:p>
+    <w:p>
+      <w:r>
+        <w:t>[23] 黄寿祺, 张善文. 周易译注. 上海古籍出版社, 2007.</w:t>
+      </w:r>
+    </w:p>
+    <w:p>
+      <w:r>
+        <w:t>[24] 高亨. 周易古经今注. 中华书局, 1984.</w:t>
+      </w:r>
+    </w:p>
+    <w:p>
+      <w:r>
+        <w:t>[25] 李学勤. 周易溯源. 巴蜀书社, 2005.</w:t>
+      </w:r>
+    </w:p>
+    <w:p>
+      <w:pPr/>
+      <w:r>
+        <w:rPr>
+          <w:rFonts w:ascii="Courier New" w:hAnsi="Courier New"/>
+          <w:sz w:val="16"/>
+        </w:rPr>
+        <w:t>---</w:t>
+      </w:r>
+    </w:p>
+    <w:p>
+      <w:r>
+        <w:t>*论文版本：v0.4（预印本）—— 新增爻位关系运算章节*</w:t>
+      </w:r>
+    </w:p>
+    <w:p>
+      <w:r>
+        <w:t>*完成日期：2026年6月1日*</w:t>
       </w:r>
     </w:p>
     <w:p>

--- a/paper/YLYW技术论文_v0.4.docx
+++ b/paper/YLYW技术论文_v0.4.docx
@@ -38,10 +38,11 @@
       </w:pPr>
       <w:r>
         <w:rPr>
+          <w:rFonts w:ascii="Times New Roman" w:hAnsi="Times New Roman" w:eastAsia="宋体"/>
           <w:color w:val="666666"/>
           <w:sz w:val="22"/>
         </w:rPr>
-        <w:t>青岛科技大学 信息科学技术学院，山东 青岛 266061</w:t>
+        <w:t>青岛科技大学 信息科学技术学院</w:t>
       </w:r>
     </w:p>
     <w:p>
@@ -56,6 +57,8 @@
       <w:r>
         <w:rPr>
           <w:rFonts w:ascii="Times New Roman" w:hAnsi="Times New Roman" w:eastAsia="黑体"/>
+          <w:color w:val="1A1A2E"/>
+          <w:sz w:val="40"/>
         </w:rPr>
         <w:t>摘要</w:t>
       </w:r>
@@ -69,36 +72,13 @@
           <w:rFonts w:ascii="Times New Roman" w:hAnsi="Times New Roman" w:eastAsia="宋体"/>
           <w:sz w:val="22"/>
         </w:rPr>
-        <w:t>当前具身智能决策方法主要依赖数据驱动的深度学习范式——层次化决策依赖大模型预训练，端到端VLA模型需要数十万条机器人轨迹。这些方法在数据效率、可解释性和物理合规性方面存在根本性瓶颈。本文提出YLYW（易理研物），一种知识驱动的第三条道路：将《易经》的六十四卦符号系统形式化为联邦式神经符号架构中的先验知识手册。</w:t>
-      </w:r>
-    </w:p>
-    <w:p>
-      <w:pPr>
-        <w:ind w:firstLine="420"/>
-      </w:pPr>
-      <w:r>
-        <w:rPr>
-          <w:rFonts w:ascii="Times New Roman" w:hAnsi="Times New Roman" w:eastAsia="宋体"/>
-          <w:sz w:val="22"/>
-        </w:rPr>
-        <w:t>系统的核心创新在于：（1）以八卦作为连续模糊隶属度的符号基元，解决了传统符号系统的"符号接地"困境；（2）以六十四卦的结构化模板替代通用谓词逻辑，提供强归纳偏置；（3）提出基于物体质心的爻模板系统性优化方法，实现卦象模板与物理语义的精准对齐；（4）首次将《周易》"乘承比应当位得中"五种爻位关系形式化为可计算算子，实现卦象决定策略类型、爻位关系决定执行参数的分层决策。</w:t>
-      </w:r>
-    </w:p>
-    <w:p>
-      <w:pPr>
-        <w:ind w:firstLine="420"/>
-      </w:pPr>
-      <w:r>
-        <w:rPr>
-          <w:rFonts w:ascii="Times New Roman" w:hAnsi="Times New Roman" w:eastAsia="宋体"/>
-          <w:sz w:val="22"/>
-        </w:rPr>
-        <w:t>在42/64卦规则库下，300物体的零样本基线测试中，系统达到90.0%的策略合理率和0%的严重错误率，纯先验推理仅需1.7ms/物体。从初始48.0%到90.0%的性能跃迁，其提升过程本身即为易理模型可解释性的生动验证。进一步的小样本微调实验表明，使用仅24个专家标注演示即可将策略合理率从17.0%显著提升至51.5%。实验结果验证了YLYW在零样本和小样本条件下高效决策的潜力，为数据高效具身决策提供了一条可解释的新路径。</w:t>
+        <w:t>当前具身智能决策方法主要依赖数据驱动的深度学习范式，在数据效率、可解释性和物理合规性方面存在根本性瓶颈。本文提出YLYW（易理研物），将《易经》的六十四卦符号系统形式化为联邦式神经符号架构中的先验知识手册。核心创新包括：（1）以八卦作为连续模糊隶属度的符号基元；（2）提出基于物体质心的爻模板系统性优化方法；（3）首次将"乘承比应当位得中"五种爻位关系形式化为可计算算子。在42/64卦规则库下，300物体零样本基线达到90.0%合理率、0%严重错误率。从初始48%到90%的性能跃迁过程，每一步提升都有可追溯的物理语义支撑，本身就是易理模型可解释性的生动验证。</w:t>
       </w:r>
     </w:p>
     <w:p>
       <w:r>
         <w:rPr>
+          <w:rFonts w:ascii="Times New Roman" w:hAnsi="Times New Roman" w:eastAsia="宋体"/>
           <w:b/>
           <w:sz w:val="22"/>
         </w:rPr>
@@ -106,9 +86,10 @@
       </w:r>
       <w:r>
         <w:rPr>
+          <w:rFonts w:ascii="Times New Roman" w:hAnsi="Times New Roman" w:eastAsia="宋体"/>
           <w:sz w:val="22"/>
         </w:rPr>
-        <w:t>神经符号系统；《易经》；先验知识；零样本学习；机器人抓取；联邦式架构；爻位关系运算</w:t>
+        <w:t>神经符号系统；《易经》；先验知识；爻位关系运算；零样本学习；可解释人工智能</w:t>
       </w:r>
     </w:p>
     <w:p>
@@ -123,6 +104,8 @@
       <w:r>
         <w:rPr>
           <w:rFonts w:ascii="Times New Roman" w:hAnsi="Times New Roman" w:eastAsia="黑体"/>
+          <w:color w:val="1A1A2E"/>
+          <w:sz w:val="40"/>
         </w:rPr>
         <w:t>1 引言</w:t>
       </w:r>
@@ -134,8 +117,10 @@
       <w:r>
         <w:rPr>
           <w:rFonts w:ascii="Times New Roman" w:hAnsi="Times New Roman" w:eastAsia="黑体"/>
+          <w:color w:val="1A5276"/>
+          <w:sz w:val="30"/>
         </w:rPr>
-        <w:t>1.1 问题背景</w:t>
+        <w:t>1.1 问题背景与动机</w:t>
       </w:r>
     </w:p>
     <w:p>
@@ -147,7 +132,7 @@
           <w:rFonts w:ascii="Times New Roman" w:hAnsi="Times New Roman" w:eastAsia="宋体"/>
           <w:sz w:val="22"/>
         </w:rPr>
-        <w:t>具身智能的目标是创造能在物理世界中自主行动的智能体。当前主流范式以深度学习为核心，本质是数据驱动的统计拟合。这导致了三个根本性挑战：数据饥渴（依赖海量交互轨迹）、黑箱决策（不可解释）和物理失配（缺乏物理常识）。这些困境共同指向一个核心问题：智能体是否应该拥有一套关于世界变化与运行的先验知识？深度学习范式的答案是"否"，而我们基于《易经》哲学的回答是"是"。</w:t>
+        <w:t>具身智能的目标是创造能在物理世界中自主行动的智能体。当前主流范式以深度学习为核心，本质是数据驱动的统计拟合，导致了数据饥渴、黑箱决策和物理失配三大根本性挑战。这些困境共同指向一个核心问题：智能体是否应该拥有一套关于世界变化与运行的先验知识？本文基于《易经》哲学给出了肯定的回答。</w:t>
       </w:r>
     </w:p>
     <w:p>
@@ -157,8 +142,10 @@
       <w:r>
         <w:rPr>
           <w:rFonts w:ascii="Times New Roman" w:hAnsi="Times New Roman" w:eastAsia="黑体"/>
+          <w:color w:val="1A5276"/>
+          <w:sz w:val="30"/>
         </w:rPr>
-        <w:t>1.2 《易经》作为一个被忽视的先验知识体系</w:t>
+        <w:t>1.2 《易经》作为先验知识体系</w:t>
       </w:r>
     </w:p>
     <w:p>
@@ -170,83 +157,7 @@
           <w:rFonts w:ascii="Times New Roman" w:hAnsi="Times New Roman" w:eastAsia="宋体"/>
           <w:sz w:val="22"/>
         </w:rPr>
-        <w:t>《易经》是中国古代最重要的哲学经典，被誉为"群经之首"。从现代信息科学的视角审视，《易经》呈现出令人惊讶的结构化特征：以阴阳为原子符号，三爻成八卦（2³=8）、六爻成六十四卦（2⁶=64）；定义了爻位间的"乘、承、比、应、当位、得中"等结构化关系网络；通过"变卦"描述状态转移。这些特征使其天然适合作为计算先验。需要特别说明的是：本文将《易经》视为中国古代对自然变化规律的符号化总结与形式化建模，不涉及任何超自然解读。</w:t>
-      </w:r>
-    </w:p>
-    <w:p>
-      <w:pPr>
-        <w:pStyle w:val="Heading2"/>
-      </w:pPr>
-      <w:r>
-        <w:rPr>
-          <w:rFonts w:ascii="Times New Roman" w:hAnsi="Times New Roman" w:eastAsia="黑体"/>
-        </w:rPr>
-        <w:t>1.3 本文贡献</w:t>
-      </w:r>
-    </w:p>
-    <w:p>
-      <w:pPr>
-        <w:ind w:left="567"/>
-      </w:pPr>
-      <w:r>
-        <w:rPr>
-          <w:rFonts w:ascii="Times New Roman" w:hAnsi="Times New Roman" w:eastAsia="宋体"/>
-          <w:sz w:val="22"/>
-        </w:rPr>
-        <w:t>1. 以八卦作为连续模糊隶属度的符号基元，解决传统符号系统的"符号接地"困境。</w:t>
-      </w:r>
-    </w:p>
-    <w:p>
-      <w:pPr>
-        <w:ind w:left="567"/>
-      </w:pPr>
-      <w:r>
-        <w:rPr>
-          <w:rFonts w:ascii="Times New Roman" w:hAnsi="Times New Roman" w:eastAsia="宋体"/>
-          <w:sz w:val="22"/>
-        </w:rPr>
-        <w:t>2. 设计联邦式三层架构（L1八卦基元→L2六爻编码→L3六十四卦规则），保持先验手册的计算独立性。</w:t>
-      </w:r>
-    </w:p>
-    <w:p>
-      <w:pPr>
-        <w:ind w:left="567"/>
-      </w:pPr>
-      <w:r>
-        <w:rPr>
-          <w:rFonts w:ascii="Times New Roman" w:hAnsi="Times New Roman" w:eastAsia="宋体"/>
-          <w:sz w:val="22"/>
-        </w:rPr>
-        <w:t>3. 提出基于物体爻向量质心的系统性模板优化方法，实现从"人工直觉赋值"到"数据驱动的先验精化"。</w:t>
-      </w:r>
-    </w:p>
-    <w:p>
-      <w:pPr>
-        <w:ind w:left="567"/>
-      </w:pPr>
-      <w:r>
-        <w:rPr>
-          <w:rFonts w:ascii="Times New Roman" w:hAnsi="Times New Roman" w:eastAsia="宋体"/>
-          <w:sz w:val="22"/>
-        </w:rPr>
-        <w:t>4. 首次将《周易》"乘承比应当位得中"五种爻位关系形式化为可计算算子，作为卦象匹配之后的质量评估与策略修正层。</w:t>
-      </w:r>
-    </w:p>
-    <w:p>
-      <w:pPr>
-        <w:ind w:left="567"/>
-      </w:pPr>
-      <w:r>
-        <w:rPr>
-          <w:rFonts w:ascii="Times New Roman" w:hAnsi="Times New Roman" w:eastAsia="宋体"/>
-          <w:sz w:val="22"/>
-        </w:rPr>
-        <w:t>5. 完整实现约2200行Python代码库，完成300物体零样本基线（90.0%合理率）、小样本微调、消融实验等系统性验证。</w:t>
-      </w:r>
-    </w:p>
-    <w:p>
-      <w:r>
-        <w:br w:type="page"/>
+        <w:t>《易经》以阴阳为原子符号，三爻成八卦（2³=8）、六爻成六十四卦（2⁶=64），定义了爻位间的"乘、承、比、应、当位、得中"等结构化关系网络。本文将其视为中国古代对自然变化规律的符号化总结与形式化建模，作为具身智能的计算先验加以工程化利用。</w:t>
       </w:r>
     </w:p>
     <w:p>
@@ -256,6 +167,8 @@
       <w:r>
         <w:rPr>
           <w:rFonts w:ascii="Times New Roman" w:hAnsi="Times New Roman" w:eastAsia="黑体"/>
+          <w:color w:val="1A1A2E"/>
+          <w:sz w:val="40"/>
         </w:rPr>
         <w:t>2 系统架构</w:t>
       </w:r>
@@ -267,6 +180,8 @@
       <w:r>
         <w:rPr>
           <w:rFonts w:ascii="Times New Roman" w:hAnsi="Times New Roman" w:eastAsia="黑体"/>
+          <w:color w:val="1A5276"/>
+          <w:sz w:val="30"/>
         </w:rPr>
         <w:t>2.1 总体架构</w:t>
       </w:r>
@@ -280,7 +195,7 @@
           <w:rFonts w:ascii="Times New Roman" w:hAnsi="Times New Roman" w:eastAsia="宋体"/>
           <w:sz w:val="22"/>
         </w:rPr>
-        <w:t>YLYW采用联邦式神经符号架构，核心设计原则有三：（1）先验知识独立——易理手册作为独立的符号模块，保持计算完整性和可追溯性；（2）连续模糊表示——所有物理特征保留连续值[0,1]，通过模糊隶属度实现符号接地；（3）结构化先验偏置——利用64卦的内在关系网络提供强归纳偏置。系统完整架构如图1所示。</w:t>
+        <w:t>YLYW采用联邦式神经符号架构，如图1所示。系统由五个核心层构成：L1八卦基元将连续物理特征模糊化为8卦隶属度；L2六爻编码将13维特征聚合为6维爻值向量；L3卦象匹配通过余弦相似度搜索最佳卦象，决定策略类型（做什么）；L3+爻位关系通过乘承比应当位得中分析决定执行参数（怎么做）；决策层整合输出。</w:t>
       </w:r>
     </w:p>
     <w:p>
@@ -290,7 +205,7 @@
       <w:r>
         <w:drawing>
           <wp:inline xmlns:a="http://schemas.openxmlformats.org/drawingml/2006/main" xmlns:pic="http://schemas.openxmlformats.org/drawingml/2006/picture">
-            <wp:extent cx="5029200" cy="6705600"/>
+            <wp:extent cx="4572000" cy="6096000"/>
             <wp:docPr id="1" name="Picture 1"/>
             <wp:cNvGraphicFramePr>
               <a:graphicFrameLocks noChangeAspect="1"/>
@@ -311,7 +226,7 @@
                   <pic:spPr>
                     <a:xfrm>
                       <a:off x="0" y="0"/>
-                      <a:ext cx="5029200" cy="6705600"/>
+                      <a:ext cx="4572000" cy="6096000"/>
                     </a:xfrm>
                     <a:prstGeom prst="rect"/>
                   </pic:spPr>
@@ -332,19 +247,7 @@
           <w:b/>
           <w:sz w:val="18"/>
         </w:rPr>
-        <w:t>图1. YLYW系统完整架构：物理世界→L1八卦→L2六爻→L3卦象→L3+爻位→决策→物理约束</w:t>
-      </w:r>
-    </w:p>
-    <w:p>
-      <w:pPr>
-        <w:ind w:firstLine="420"/>
-      </w:pPr>
-      <w:r>
-        <w:rPr>
-          <w:rFonts w:ascii="Times New Roman" w:hAnsi="Times New Roman" w:eastAsia="宋体"/>
-          <w:sz w:val="22"/>
-        </w:rPr>
-        <w:t>架构各层功能如下：L1八卦基元将13维连续物理特征模糊化为8个卦的隶属度向量，解决符号接地问题。L2六爻编码通过6个预定义加权公式将物理特征聚合为6维爻值向量。L3卦象匹配通过余弦相似度在42个卦象模板中搜索最佳匹配，决定策略类型（做什么）。L3+爻位关系通过乘承比应当位得中分析，决定策略执行参数（怎么做）。决策层整合卦象预设与爻位修正，输出可追溯的完整推理链。</w:t>
+        <w:t>图1. YLYW系统完整架构</w:t>
       </w:r>
     </w:p>
     <w:p>
@@ -354,20 +257,10 @@
       <w:r>
         <w:rPr>
           <w:rFonts w:ascii="Times New Roman" w:hAnsi="Times New Roman" w:eastAsia="黑体"/>
+          <w:color w:val="1A5276"/>
+          <w:sz w:val="30"/>
         </w:rPr>
         <w:t>2.2 八卦-物理原型映射</w:t>
-      </w:r>
-    </w:p>
-    <w:p>
-      <w:pPr>
-        <w:ind w:firstLine="420"/>
-      </w:pPr>
-      <w:r>
-        <w:rPr>
-          <w:rFonts w:ascii="Times New Roman" w:hAnsi="Times New Roman" w:eastAsia="宋体"/>
-          <w:sz w:val="22"/>
-        </w:rPr>
-        <w:t>八个卦象各自对应一组"理想物理属性"，构成先验知识的核心。表1展示了八卦的符号、卦德及其物理原型。</w:t>
       </w:r>
     </w:p>
     <w:p>
@@ -380,7 +273,7 @@
           <w:b/>
           <w:sz w:val="18"/>
         </w:rPr>
-        <w:t>表1. 八卦-物理原型映射（每个卦的"理想物理属性"先验值）</w:t>
+        <w:t>表1. 八卦物理原型映射</w:t>
       </w:r>
     </w:p>
     <w:tbl>
@@ -391,21 +284,19 @@
         <w:tblLook w:firstColumn="1" w:firstRow="1" w:lastColumn="0" w:lastRow="0" w:noHBand="0" w:noVBand="1" w:val="04A0"/>
       </w:tblPr>
       <w:tblGrid>
-        <w:gridCol w:w="863"/>
-        <w:gridCol w:w="863"/>
-        <w:gridCol w:w="863"/>
-        <w:gridCol w:w="863"/>
-        <w:gridCol w:w="863"/>
-        <w:gridCol w:w="863"/>
-        <w:gridCol w:w="863"/>
-        <w:gridCol w:w="863"/>
-        <w:gridCol w:w="863"/>
-        <w:gridCol w:w="863"/>
+        <w:gridCol w:w="1170"/>
+        <w:gridCol w:w="1170"/>
+        <w:gridCol w:w="1170"/>
+        <w:gridCol w:w="1170"/>
+        <w:gridCol w:w="1170"/>
+        <w:gridCol w:w="1170"/>
+        <w:gridCol w:w="1170"/>
+        <w:gridCol w:w="1170"/>
       </w:tblGrid>
       <w:tr>
         <w:tc>
           <w:tcPr>
-            <w:tcW w:type="dxa" w:w="863"/>
+            <w:tcW w:type="dxa" w:w="1170"/>
             <w:shd w:fill="1A5276"/>
           </w:tcPr>
           <w:p>
@@ -426,7 +317,7 @@
         </w:tc>
         <w:tc>
           <w:tcPr>
-            <w:tcW w:type="dxa" w:w="863"/>
+            <w:tcW w:type="dxa" w:w="1170"/>
             <w:shd w:fill="1A5276"/>
           </w:tcPr>
           <w:p>
@@ -447,7 +338,7 @@
         </w:tc>
         <w:tc>
           <w:tcPr>
-            <w:tcW w:type="dxa" w:w="863"/>
+            <w:tcW w:type="dxa" w:w="1170"/>
             <w:shd w:fill="1A5276"/>
           </w:tcPr>
           <w:p>
@@ -468,28 +359,7 @@
         </w:tc>
         <w:tc>
           <w:tcPr>
-            <w:tcW w:type="dxa" w:w="863"/>
-            <w:shd w:fill="1A5276"/>
-          </w:tcPr>
-          <w:p>
-            <w:pPr>
-              <w:jc w:val="center"/>
-            </w:pPr>
-            <w:r/>
-            <w:r>
-              <w:rPr>
-                <w:rFonts w:ascii="Times New Roman" w:hAnsi="Times New Roman" w:eastAsia="黑体"/>
-                <w:b/>
-                <w:color w:val="FFFFFF"/>
-                <w:sz w:val="18"/>
-              </w:rPr>
-              <w:t>自然象征</w:t>
-            </w:r>
-          </w:p>
-        </w:tc>
-        <w:tc>
-          <w:tcPr>
-            <w:tcW w:type="dxa" w:w="863"/>
+            <w:tcW w:type="dxa" w:w="1170"/>
             <w:shd w:fill="1A5276"/>
           </w:tcPr>
           <w:p>
@@ -510,7 +380,7 @@
         </w:tc>
         <w:tc>
           <w:tcPr>
-            <w:tcW w:type="dxa" w:w="863"/>
+            <w:tcW w:type="dxa" w:w="1170"/>
             <w:shd w:fill="1A5276"/>
           </w:tcPr>
           <w:p>
@@ -531,7 +401,7 @@
         </w:tc>
         <w:tc>
           <w:tcPr>
-            <w:tcW w:type="dxa" w:w="863"/>
+            <w:tcW w:type="dxa" w:w="1170"/>
             <w:shd w:fill="1A5276"/>
           </w:tcPr>
           <w:p>
@@ -552,7 +422,7 @@
         </w:tc>
         <w:tc>
           <w:tcPr>
-            <w:tcW w:type="dxa" w:w="863"/>
+            <w:tcW w:type="dxa" w:w="1170"/>
             <w:shd w:fill="1A5276"/>
           </w:tcPr>
           <w:p>
@@ -573,28 +443,7 @@
         </w:tc>
         <w:tc>
           <w:tcPr>
-            <w:tcW w:type="dxa" w:w="863"/>
-            <w:shd w:fill="1A5276"/>
-          </w:tcPr>
-          <w:p>
-            <w:pPr>
-              <w:jc w:val="center"/>
-            </w:pPr>
-            <w:r/>
-            <w:r>
-              <w:rPr>
-                <w:rFonts w:ascii="Times New Roman" w:hAnsi="Times New Roman" w:eastAsia="黑体"/>
-                <w:b/>
-                <w:color w:val="FFFFFF"/>
-                <w:sz w:val="18"/>
-              </w:rPr>
-              <w:t>可见性</w:t>
-            </w:r>
-          </w:p>
-        </w:tc>
-        <w:tc>
-          <w:tcPr>
-            <w:tcW w:type="dxa" w:w="863"/>
+            <w:tcW w:type="dxa" w:w="1170"/>
             <w:shd w:fill="1A5276"/>
           </w:tcPr>
           <w:p>
@@ -617,7 +466,7 @@
       <w:tr>
         <w:tc>
           <w:tcPr>
-            <w:tcW w:type="dxa" w:w="863"/>
+            <w:tcW w:type="dxa" w:w="1170"/>
             <w:shd w:fill="EBF5FB"/>
           </w:tcPr>
           <w:p>
@@ -636,7 +485,7 @@
         </w:tc>
         <w:tc>
           <w:tcPr>
-            <w:tcW w:type="dxa" w:w="863"/>
+            <w:tcW w:type="dxa" w:w="1170"/>
             <w:shd w:fill="EBF5FB"/>
           </w:tcPr>
           <w:p>
@@ -655,7 +504,7 @@
         </w:tc>
         <w:tc>
           <w:tcPr>
-            <w:tcW w:type="dxa" w:w="863"/>
+            <w:tcW w:type="dxa" w:w="1170"/>
             <w:shd w:fill="EBF5FB"/>
           </w:tcPr>
           <w:p>
@@ -674,26 +523,7 @@
         </w:tc>
         <w:tc>
           <w:tcPr>
-            <w:tcW w:type="dxa" w:w="863"/>
-            <w:shd w:fill="EBF5FB"/>
-          </w:tcPr>
-          <w:p>
-            <w:pPr>
-              <w:jc w:val="center"/>
-            </w:pPr>
-            <w:r/>
-            <w:r>
-              <w:rPr>
-                <w:rFonts w:ascii="Times New Roman" w:hAnsi="Times New Roman" w:eastAsia="宋体"/>
-                <w:sz w:val="18"/>
-              </w:rPr>
-              <w:t>天</w:t>
-            </w:r>
-          </w:p>
-        </w:tc>
-        <w:tc>
-          <w:tcPr>
-            <w:tcW w:type="dxa" w:w="863"/>
+            <w:tcW w:type="dxa" w:w="1170"/>
             <w:shd w:fill="EBF5FB"/>
           </w:tcPr>
           <w:p>
@@ -712,7 +542,7 @@
         </w:tc>
         <w:tc>
           <w:tcPr>
-            <w:tcW w:type="dxa" w:w="863"/>
+            <w:tcW w:type="dxa" w:w="1170"/>
             <w:shd w:fill="EBF5FB"/>
           </w:tcPr>
           <w:p>
@@ -731,7 +561,7 @@
         </w:tc>
         <w:tc>
           <w:tcPr>
-            <w:tcW w:type="dxa" w:w="863"/>
+            <w:tcW w:type="dxa" w:w="1170"/>
             <w:shd w:fill="EBF5FB"/>
           </w:tcPr>
           <w:p>
@@ -750,7 +580,7 @@
         </w:tc>
         <w:tc>
           <w:tcPr>
-            <w:tcW w:type="dxa" w:w="863"/>
+            <w:tcW w:type="dxa" w:w="1170"/>
             <w:shd w:fill="EBF5FB"/>
           </w:tcPr>
           <w:p>
@@ -769,26 +599,7 @@
         </w:tc>
         <w:tc>
           <w:tcPr>
-            <w:tcW w:type="dxa" w:w="863"/>
-            <w:shd w:fill="EBF5FB"/>
-          </w:tcPr>
-          <w:p>
-            <w:pPr>
-              <w:jc w:val="center"/>
-            </w:pPr>
-            <w:r/>
-            <w:r>
-              <w:rPr>
-                <w:rFonts w:ascii="Times New Roman" w:hAnsi="Times New Roman" w:eastAsia="宋体"/>
-                <w:sz w:val="18"/>
-              </w:rPr>
-              <w:t>0.70</w:t>
-            </w:r>
-          </w:p>
-        </w:tc>
-        <w:tc>
-          <w:tcPr>
-            <w:tcW w:type="dxa" w:w="863"/>
+            <w:tcW w:type="dxa" w:w="1170"/>
             <w:shd w:fill="EBF5FB"/>
           </w:tcPr>
           <w:p>
@@ -809,7 +620,7 @@
       <w:tr>
         <w:tc>
           <w:tcPr>
-            <w:tcW w:type="dxa" w:w="863"/>
+            <w:tcW w:type="dxa" w:w="1170"/>
           </w:tcPr>
           <w:p>
             <w:pPr>
@@ -827,7 +638,7 @@
         </w:tc>
         <w:tc>
           <w:tcPr>
-            <w:tcW w:type="dxa" w:w="863"/>
+            <w:tcW w:type="dxa" w:w="1170"/>
           </w:tcPr>
           <w:p>
             <w:pPr>
@@ -845,7 +656,7 @@
         </w:tc>
         <w:tc>
           <w:tcPr>
-            <w:tcW w:type="dxa" w:w="863"/>
+            <w:tcW w:type="dxa" w:w="1170"/>
           </w:tcPr>
           <w:p>
             <w:pPr>
@@ -863,25 +674,7 @@
         </w:tc>
         <w:tc>
           <w:tcPr>
-            <w:tcW w:type="dxa" w:w="863"/>
-          </w:tcPr>
-          <w:p>
-            <w:pPr>
-              <w:jc w:val="center"/>
-            </w:pPr>
-            <w:r/>
-            <w:r>
-              <w:rPr>
-                <w:rFonts w:ascii="Times New Roman" w:hAnsi="Times New Roman" w:eastAsia="宋体"/>
-                <w:sz w:val="18"/>
-              </w:rPr>
-              <w:t>地</w:t>
-            </w:r>
-          </w:p>
-        </w:tc>
-        <w:tc>
-          <w:tcPr>
-            <w:tcW w:type="dxa" w:w="863"/>
+            <w:tcW w:type="dxa" w:w="1170"/>
           </w:tcPr>
           <w:p>
             <w:pPr>
@@ -899,7 +692,7 @@
         </w:tc>
         <w:tc>
           <w:tcPr>
-            <w:tcW w:type="dxa" w:w="863"/>
+            <w:tcW w:type="dxa" w:w="1170"/>
           </w:tcPr>
           <w:p>
             <w:pPr>
@@ -917,7 +710,7 @@
         </w:tc>
         <w:tc>
           <w:tcPr>
-            <w:tcW w:type="dxa" w:w="863"/>
+            <w:tcW w:type="dxa" w:w="1170"/>
           </w:tcPr>
           <w:p>
             <w:pPr>
@@ -935,7 +728,7 @@
         </w:tc>
         <w:tc>
           <w:tcPr>
-            <w:tcW w:type="dxa" w:w="863"/>
+            <w:tcW w:type="dxa" w:w="1170"/>
           </w:tcPr>
           <w:p>
             <w:pPr>
@@ -953,25 +746,7 @@
         </w:tc>
         <w:tc>
           <w:tcPr>
-            <w:tcW w:type="dxa" w:w="863"/>
-          </w:tcPr>
-          <w:p>
-            <w:pPr>
-              <w:jc w:val="center"/>
-            </w:pPr>
-            <w:r/>
-            <w:r>
-              <w:rPr>
-                <w:rFonts w:ascii="Times New Roman" w:hAnsi="Times New Roman" w:eastAsia="宋体"/>
-                <w:sz w:val="18"/>
-              </w:rPr>
-              <w:t>0.50</w:t>
-            </w:r>
-          </w:p>
-        </w:tc>
-        <w:tc>
-          <w:tcPr>
-            <w:tcW w:type="dxa" w:w="863"/>
+            <w:tcW w:type="dxa" w:w="1170"/>
           </w:tcPr>
           <w:p>
             <w:pPr>
@@ -991,7 +766,7 @@
       <w:tr>
         <w:tc>
           <w:tcPr>
-            <w:tcW w:type="dxa" w:w="863"/>
+            <w:tcW w:type="dxa" w:w="1170"/>
             <w:shd w:fill="EBF5FB"/>
           </w:tcPr>
           <w:p>
@@ -1010,7 +785,7 @@
         </w:tc>
         <w:tc>
           <w:tcPr>
-            <w:tcW w:type="dxa" w:w="863"/>
+            <w:tcW w:type="dxa" w:w="1170"/>
             <w:shd w:fill="EBF5FB"/>
           </w:tcPr>
           <w:p>
@@ -1029,7 +804,7 @@
         </w:tc>
         <w:tc>
           <w:tcPr>
-            <w:tcW w:type="dxa" w:w="863"/>
+            <w:tcW w:type="dxa" w:w="1170"/>
             <w:shd w:fill="EBF5FB"/>
           </w:tcPr>
           <w:p>
@@ -1048,26 +823,7 @@
         </w:tc>
         <w:tc>
           <w:tcPr>
-            <w:tcW w:type="dxa" w:w="863"/>
-            <w:shd w:fill="EBF5FB"/>
-          </w:tcPr>
-          <w:p>
-            <w:pPr>
-              <w:jc w:val="center"/>
-            </w:pPr>
-            <w:r/>
-            <w:r>
-              <w:rPr>
-                <w:rFonts w:ascii="Times New Roman" w:hAnsi="Times New Roman" w:eastAsia="宋体"/>
-                <w:sz w:val="18"/>
-              </w:rPr>
-              <w:t>雷</w:t>
-            </w:r>
-          </w:p>
-        </w:tc>
-        <w:tc>
-          <w:tcPr>
-            <w:tcW w:type="dxa" w:w="863"/>
+            <w:tcW w:type="dxa" w:w="1170"/>
             <w:shd w:fill="EBF5FB"/>
           </w:tcPr>
           <w:p>
@@ -1086,7 +842,7 @@
         </w:tc>
         <w:tc>
           <w:tcPr>
-            <w:tcW w:type="dxa" w:w="863"/>
+            <w:tcW w:type="dxa" w:w="1170"/>
             <w:shd w:fill="EBF5FB"/>
           </w:tcPr>
           <w:p>
@@ -1105,7 +861,7 @@
         </w:tc>
         <w:tc>
           <w:tcPr>
-            <w:tcW w:type="dxa" w:w="863"/>
+            <w:tcW w:type="dxa" w:w="1170"/>
             <w:shd w:fill="EBF5FB"/>
           </w:tcPr>
           <w:p>
@@ -1124,7 +880,7 @@
         </w:tc>
         <w:tc>
           <w:tcPr>
-            <w:tcW w:type="dxa" w:w="863"/>
+            <w:tcW w:type="dxa" w:w="1170"/>
             <w:shd w:fill="EBF5FB"/>
           </w:tcPr>
           <w:p>
@@ -1143,26 +899,7 @@
         </w:tc>
         <w:tc>
           <w:tcPr>
-            <w:tcW w:type="dxa" w:w="863"/>
-            <w:shd w:fill="EBF5FB"/>
-          </w:tcPr>
-          <w:p>
-            <w:pPr>
-              <w:jc w:val="center"/>
-            </w:pPr>
-            <w:r/>
-            <w:r>
-              <w:rPr>
-                <w:rFonts w:ascii="Times New Roman" w:hAnsi="Times New Roman" w:eastAsia="宋体"/>
-                <w:sz w:val="18"/>
-              </w:rPr>
-              <w:t>0.60</w:t>
-            </w:r>
-          </w:p>
-        </w:tc>
-        <w:tc>
-          <w:tcPr>
-            <w:tcW w:type="dxa" w:w="863"/>
+            <w:tcW w:type="dxa" w:w="1170"/>
             <w:shd w:fill="EBF5FB"/>
           </w:tcPr>
           <w:p>
@@ -1183,7 +920,7 @@
       <w:tr>
         <w:tc>
           <w:tcPr>
-            <w:tcW w:type="dxa" w:w="863"/>
+            <w:tcW w:type="dxa" w:w="1170"/>
           </w:tcPr>
           <w:p>
             <w:pPr>
@@ -1201,7 +938,7 @@
         </w:tc>
         <w:tc>
           <w:tcPr>
-            <w:tcW w:type="dxa" w:w="863"/>
+            <w:tcW w:type="dxa" w:w="1170"/>
           </w:tcPr>
           <w:p>
             <w:pPr>
@@ -1219,7 +956,7 @@
         </w:tc>
         <w:tc>
           <w:tcPr>
-            <w:tcW w:type="dxa" w:w="863"/>
+            <w:tcW w:type="dxa" w:w="1170"/>
           </w:tcPr>
           <w:p>
             <w:pPr>
@@ -1237,25 +974,7 @@
         </w:tc>
         <w:tc>
           <w:tcPr>
-            <w:tcW w:type="dxa" w:w="863"/>
-          </w:tcPr>
-          <w:p>
-            <w:pPr>
-              <w:jc w:val="center"/>
-            </w:pPr>
-            <w:r/>
-            <w:r>
-              <w:rPr>
-                <w:rFonts w:ascii="Times New Roman" w:hAnsi="Times New Roman" w:eastAsia="宋体"/>
-                <w:sz w:val="18"/>
-              </w:rPr>
-              <w:t>山</w:t>
-            </w:r>
-          </w:p>
-        </w:tc>
-        <w:tc>
-          <w:tcPr>
-            <w:tcW w:type="dxa" w:w="863"/>
+            <w:tcW w:type="dxa" w:w="1170"/>
           </w:tcPr>
           <w:p>
             <w:pPr>
@@ -1273,7 +992,7 @@
         </w:tc>
         <w:tc>
           <w:tcPr>
-            <w:tcW w:type="dxa" w:w="863"/>
+            <w:tcW w:type="dxa" w:w="1170"/>
           </w:tcPr>
           <w:p>
             <w:pPr>
@@ -1291,7 +1010,7 @@
         </w:tc>
         <w:tc>
           <w:tcPr>
-            <w:tcW w:type="dxa" w:w="863"/>
+            <w:tcW w:type="dxa" w:w="1170"/>
           </w:tcPr>
           <w:p>
             <w:pPr>
@@ -1309,7 +1028,7 @@
         </w:tc>
         <w:tc>
           <w:tcPr>
-            <w:tcW w:type="dxa" w:w="863"/>
+            <w:tcW w:type="dxa" w:w="1170"/>
           </w:tcPr>
           <w:p>
             <w:pPr>
@@ -1327,25 +1046,7 @@
         </w:tc>
         <w:tc>
           <w:tcPr>
-            <w:tcW w:type="dxa" w:w="863"/>
-          </w:tcPr>
-          <w:p>
-            <w:pPr>
-              <w:jc w:val="center"/>
-            </w:pPr>
-            <w:r/>
-            <w:r>
-              <w:rPr>
-                <w:rFonts w:ascii="Times New Roman" w:hAnsi="Times New Roman" w:eastAsia="宋体"/>
-                <w:sz w:val="18"/>
-              </w:rPr>
-              <w:t>0.50</w:t>
-            </w:r>
-          </w:p>
-        </w:tc>
-        <w:tc>
-          <w:tcPr>
-            <w:tcW w:type="dxa" w:w="863"/>
+            <w:tcW w:type="dxa" w:w="1170"/>
           </w:tcPr>
           <w:p>
             <w:pPr>
@@ -1365,7 +1066,7 @@
       <w:tr>
         <w:tc>
           <w:tcPr>
-            <w:tcW w:type="dxa" w:w="863"/>
+            <w:tcW w:type="dxa" w:w="1170"/>
             <w:shd w:fill="EBF5FB"/>
           </w:tcPr>
           <w:p>
@@ -1384,7 +1085,7 @@
         </w:tc>
         <w:tc>
           <w:tcPr>
-            <w:tcW w:type="dxa" w:w="863"/>
+            <w:tcW w:type="dxa" w:w="1170"/>
             <w:shd w:fill="EBF5FB"/>
           </w:tcPr>
           <w:p>
@@ -1403,7 +1104,7 @@
         </w:tc>
         <w:tc>
           <w:tcPr>
-            <w:tcW w:type="dxa" w:w="863"/>
+            <w:tcW w:type="dxa" w:w="1170"/>
             <w:shd w:fill="EBF5FB"/>
           </w:tcPr>
           <w:p>
@@ -1416,32 +1117,13 @@
                 <w:rFonts w:ascii="Times New Roman" w:hAnsi="Times New Roman" w:eastAsia="宋体"/>
                 <w:sz w:val="18"/>
               </w:rPr>
-              <w:t>明/附丽</w:t>
+              <w:t>明</w:t>
             </w:r>
           </w:p>
         </w:tc>
         <w:tc>
           <w:tcPr>
-            <w:tcW w:type="dxa" w:w="863"/>
-            <w:shd w:fill="EBF5FB"/>
-          </w:tcPr>
-          <w:p>
-            <w:pPr>
-              <w:jc w:val="center"/>
-            </w:pPr>
-            <w:r/>
-            <w:r>
-              <w:rPr>
-                <w:rFonts w:ascii="Times New Roman" w:hAnsi="Times New Roman" w:eastAsia="宋体"/>
-                <w:sz w:val="18"/>
-              </w:rPr>
-              <w:t>火</w:t>
-            </w:r>
-          </w:p>
-        </w:tc>
-        <w:tc>
-          <w:tcPr>
-            <w:tcW w:type="dxa" w:w="863"/>
+            <w:tcW w:type="dxa" w:w="1170"/>
             <w:shd w:fill="EBF5FB"/>
           </w:tcPr>
           <w:p>
@@ -1460,7 +1142,7 @@
         </w:tc>
         <w:tc>
           <w:tcPr>
-            <w:tcW w:type="dxa" w:w="863"/>
+            <w:tcW w:type="dxa" w:w="1170"/>
             <w:shd w:fill="EBF5FB"/>
           </w:tcPr>
           <w:p>
@@ -1479,7 +1161,7 @@
         </w:tc>
         <w:tc>
           <w:tcPr>
-            <w:tcW w:type="dxa" w:w="863"/>
+            <w:tcW w:type="dxa" w:w="1170"/>
             <w:shd w:fill="EBF5FB"/>
           </w:tcPr>
           <w:p>
@@ -1498,7 +1180,7 @@
         </w:tc>
         <w:tc>
           <w:tcPr>
-            <w:tcW w:type="dxa" w:w="863"/>
+            <w:tcW w:type="dxa" w:w="1170"/>
             <w:shd w:fill="EBF5FB"/>
           </w:tcPr>
           <w:p>
@@ -1517,26 +1199,7 @@
         </w:tc>
         <w:tc>
           <w:tcPr>
-            <w:tcW w:type="dxa" w:w="863"/>
-            <w:shd w:fill="EBF5FB"/>
-          </w:tcPr>
-          <w:p>
-            <w:pPr>
-              <w:jc w:val="center"/>
-            </w:pPr>
-            <w:r/>
-            <w:r>
-              <w:rPr>
-                <w:rFonts w:ascii="Times New Roman" w:hAnsi="Times New Roman" w:eastAsia="宋体"/>
-                <w:sz w:val="18"/>
-              </w:rPr>
-              <w:t>0.90</w:t>
-            </w:r>
-          </w:p>
-        </w:tc>
-        <w:tc>
-          <w:tcPr>
-            <w:tcW w:type="dxa" w:w="863"/>
+            <w:tcW w:type="dxa" w:w="1170"/>
             <w:shd w:fill="EBF5FB"/>
           </w:tcPr>
           <w:p>
@@ -1557,7 +1220,7 @@
       <w:tr>
         <w:tc>
           <w:tcPr>
-            <w:tcW w:type="dxa" w:w="863"/>
+            <w:tcW w:type="dxa" w:w="1170"/>
           </w:tcPr>
           <w:p>
             <w:pPr>
@@ -1575,7 +1238,7 @@
         </w:tc>
         <w:tc>
           <w:tcPr>
-            <w:tcW w:type="dxa" w:w="863"/>
+            <w:tcW w:type="dxa" w:w="1170"/>
           </w:tcPr>
           <w:p>
             <w:pPr>
@@ -1593,7 +1256,7 @@
         </w:tc>
         <w:tc>
           <w:tcPr>
-            <w:tcW w:type="dxa" w:w="863"/>
+            <w:tcW w:type="dxa" w:w="1170"/>
           </w:tcPr>
           <w:p>
             <w:pPr>
@@ -1605,31 +1268,13 @@
                 <w:rFonts w:ascii="Times New Roman" w:hAnsi="Times New Roman" w:eastAsia="宋体"/>
                 <w:sz w:val="18"/>
               </w:rPr>
-              <w:t>陷/险</w:t>
+              <w:t>险</w:t>
             </w:r>
           </w:p>
         </w:tc>
         <w:tc>
           <w:tcPr>
-            <w:tcW w:type="dxa" w:w="863"/>
-          </w:tcPr>
-          <w:p>
-            <w:pPr>
-              <w:jc w:val="center"/>
-            </w:pPr>
-            <w:r/>
-            <w:r>
-              <w:rPr>
-                <w:rFonts w:ascii="Times New Roman" w:hAnsi="Times New Roman" w:eastAsia="宋体"/>
-                <w:sz w:val="18"/>
-              </w:rPr>
-              <w:t>水</w:t>
-            </w:r>
-          </w:p>
-        </w:tc>
-        <w:tc>
-          <w:tcPr>
-            <w:tcW w:type="dxa" w:w="863"/>
+            <w:tcW w:type="dxa" w:w="1170"/>
           </w:tcPr>
           <w:p>
             <w:pPr>
@@ -1647,7 +1292,7 @@
         </w:tc>
         <w:tc>
           <w:tcPr>
-            <w:tcW w:type="dxa" w:w="863"/>
+            <w:tcW w:type="dxa" w:w="1170"/>
           </w:tcPr>
           <w:p>
             <w:pPr>
@@ -1665,7 +1310,7 @@
         </w:tc>
         <w:tc>
           <w:tcPr>
-            <w:tcW w:type="dxa" w:w="863"/>
+            <w:tcW w:type="dxa" w:w="1170"/>
           </w:tcPr>
           <w:p>
             <w:pPr>
@@ -1683,7 +1328,7 @@
         </w:tc>
         <w:tc>
           <w:tcPr>
-            <w:tcW w:type="dxa" w:w="863"/>
+            <w:tcW w:type="dxa" w:w="1170"/>
           </w:tcPr>
           <w:p>
             <w:pPr>
@@ -1701,25 +1346,7 @@
         </w:tc>
         <w:tc>
           <w:tcPr>
-            <w:tcW w:type="dxa" w:w="863"/>
-          </w:tcPr>
-          <w:p>
-            <w:pPr>
-              <w:jc w:val="center"/>
-            </w:pPr>
-            <w:r/>
-            <w:r>
-              <w:rPr>
-                <w:rFonts w:ascii="Times New Roman" w:hAnsi="Times New Roman" w:eastAsia="宋体"/>
-                <w:sz w:val="18"/>
-              </w:rPr>
-              <w:t>0.40</w:t>
-            </w:r>
-          </w:p>
-        </w:tc>
-        <w:tc>
-          <w:tcPr>
-            <w:tcW w:type="dxa" w:w="863"/>
+            <w:tcW w:type="dxa" w:w="1170"/>
           </w:tcPr>
           <w:p>
             <w:pPr>
@@ -1739,7 +1366,7 @@
       <w:tr>
         <w:tc>
           <w:tcPr>
-            <w:tcW w:type="dxa" w:w="863"/>
+            <w:tcW w:type="dxa" w:w="1170"/>
             <w:shd w:fill="EBF5FB"/>
           </w:tcPr>
           <w:p>
@@ -1758,7 +1385,7 @@
         </w:tc>
         <w:tc>
           <w:tcPr>
-            <w:tcW w:type="dxa" w:w="863"/>
+            <w:tcW w:type="dxa" w:w="1170"/>
             <w:shd w:fill="EBF5FB"/>
           </w:tcPr>
           <w:p>
@@ -1777,7 +1404,7 @@
         </w:tc>
         <w:tc>
           <w:tcPr>
-            <w:tcW w:type="dxa" w:w="863"/>
+            <w:tcW w:type="dxa" w:w="1170"/>
             <w:shd w:fill="EBF5FB"/>
           </w:tcPr>
           <w:p>
@@ -1796,26 +1423,7 @@
         </w:tc>
         <w:tc>
           <w:tcPr>
-            <w:tcW w:type="dxa" w:w="863"/>
-            <w:shd w:fill="EBF5FB"/>
-          </w:tcPr>
-          <w:p>
-            <w:pPr>
-              <w:jc w:val="center"/>
-            </w:pPr>
-            <w:r/>
-            <w:r>
-              <w:rPr>
-                <w:rFonts w:ascii="Times New Roman" w:hAnsi="Times New Roman" w:eastAsia="宋体"/>
-                <w:sz w:val="18"/>
-              </w:rPr>
-              <w:t>泽</w:t>
-            </w:r>
-          </w:p>
-        </w:tc>
-        <w:tc>
-          <w:tcPr>
-            <w:tcW w:type="dxa" w:w="863"/>
+            <w:tcW w:type="dxa" w:w="1170"/>
             <w:shd w:fill="EBF5FB"/>
           </w:tcPr>
           <w:p>
@@ -1834,7 +1442,7 @@
         </w:tc>
         <w:tc>
           <w:tcPr>
-            <w:tcW w:type="dxa" w:w="863"/>
+            <w:tcW w:type="dxa" w:w="1170"/>
             <w:shd w:fill="EBF5FB"/>
           </w:tcPr>
           <w:p>
@@ -1853,7 +1461,7 @@
         </w:tc>
         <w:tc>
           <w:tcPr>
-            <w:tcW w:type="dxa" w:w="863"/>
+            <w:tcW w:type="dxa" w:w="1170"/>
             <w:shd w:fill="EBF5FB"/>
           </w:tcPr>
           <w:p>
@@ -1872,7 +1480,7 @@
         </w:tc>
         <w:tc>
           <w:tcPr>
-            <w:tcW w:type="dxa" w:w="863"/>
+            <w:tcW w:type="dxa" w:w="1170"/>
             <w:shd w:fill="EBF5FB"/>
           </w:tcPr>
           <w:p>
@@ -1891,26 +1499,7 @@
         </w:tc>
         <w:tc>
           <w:tcPr>
-            <w:tcW w:type="dxa" w:w="863"/>
-            <w:shd w:fill="EBF5FB"/>
-          </w:tcPr>
-          <w:p>
-            <w:pPr>
-              <w:jc w:val="center"/>
-            </w:pPr>
-            <w:r/>
-            <w:r>
-              <w:rPr>
-                <w:rFonts w:ascii="Times New Roman" w:hAnsi="Times New Roman" w:eastAsia="宋体"/>
-                <w:sz w:val="18"/>
-              </w:rPr>
-              <w:t>0.60</w:t>
-            </w:r>
-          </w:p>
-        </w:tc>
-        <w:tc>
-          <w:tcPr>
-            <w:tcW w:type="dxa" w:w="863"/>
+            <w:tcW w:type="dxa" w:w="1170"/>
             <w:shd w:fill="EBF5FB"/>
           </w:tcPr>
           <w:p>
@@ -1931,7 +1520,7 @@
       <w:tr>
         <w:tc>
           <w:tcPr>
-            <w:tcW w:type="dxa" w:w="863"/>
+            <w:tcW w:type="dxa" w:w="1170"/>
           </w:tcPr>
           <w:p>
             <w:pPr>
@@ -1949,7 +1538,7 @@
         </w:tc>
         <w:tc>
           <w:tcPr>
-            <w:tcW w:type="dxa" w:w="863"/>
+            <w:tcW w:type="dxa" w:w="1170"/>
           </w:tcPr>
           <w:p>
             <w:pPr>
@@ -1967,7 +1556,7 @@
         </w:tc>
         <w:tc>
           <w:tcPr>
-            <w:tcW w:type="dxa" w:w="863"/>
+            <w:tcW w:type="dxa" w:w="1170"/>
           </w:tcPr>
           <w:p>
             <w:pPr>
@@ -1985,25 +1574,7 @@
         </w:tc>
         <w:tc>
           <w:tcPr>
-            <w:tcW w:type="dxa" w:w="863"/>
-          </w:tcPr>
-          <w:p>
-            <w:pPr>
-              <w:jc w:val="center"/>
-            </w:pPr>
-            <w:r/>
-            <w:r>
-              <w:rPr>
-                <w:rFonts w:ascii="Times New Roman" w:hAnsi="Times New Roman" w:eastAsia="宋体"/>
-                <w:sz w:val="18"/>
-              </w:rPr>
-              <w:t>风</w:t>
-            </w:r>
-          </w:p>
-        </w:tc>
-        <w:tc>
-          <w:tcPr>
-            <w:tcW w:type="dxa" w:w="863"/>
+            <w:tcW w:type="dxa" w:w="1170"/>
           </w:tcPr>
           <w:p>
             <w:pPr>
@@ -2021,7 +1592,7 @@
         </w:tc>
         <w:tc>
           <w:tcPr>
-            <w:tcW w:type="dxa" w:w="863"/>
+            <w:tcW w:type="dxa" w:w="1170"/>
           </w:tcPr>
           <w:p>
             <w:pPr>
@@ -2039,7 +1610,7 @@
         </w:tc>
         <w:tc>
           <w:tcPr>
-            <w:tcW w:type="dxa" w:w="863"/>
+            <w:tcW w:type="dxa" w:w="1170"/>
           </w:tcPr>
           <w:p>
             <w:pPr>
@@ -2057,7 +1628,7 @@
         </w:tc>
         <w:tc>
           <w:tcPr>
-            <w:tcW w:type="dxa" w:w="863"/>
+            <w:tcW w:type="dxa" w:w="1170"/>
           </w:tcPr>
           <w:p>
             <w:pPr>
@@ -2075,25 +1646,7 @@
         </w:tc>
         <w:tc>
           <w:tcPr>
-            <w:tcW w:type="dxa" w:w="863"/>
-          </w:tcPr>
-          <w:p>
-            <w:pPr>
-              <w:jc w:val="center"/>
-            </w:pPr>
-            <w:r/>
-            <w:r>
-              <w:rPr>
-                <w:rFonts w:ascii="Times New Roman" w:hAnsi="Times New Roman" w:eastAsia="宋体"/>
-                <w:sz w:val="18"/>
-              </w:rPr>
-              <w:t>0.50</w:t>
-            </w:r>
-          </w:p>
-        </w:tc>
-        <w:tc>
-          <w:tcPr>
-            <w:tcW w:type="dxa" w:w="863"/>
+            <w:tcW w:type="dxa" w:w="1170"/>
           </w:tcPr>
           <w:p>
             <w:pPr>
@@ -2113,1787 +1666,6 @@
     </w:tbl>
     <w:p/>
     <w:p>
-      <w:pPr>
-        <w:pStyle w:val="Heading2"/>
-      </w:pPr>
-      <w:r>
-        <w:rPr>
-          <w:rFonts w:ascii="Times New Roman" w:hAnsi="Times New Roman" w:eastAsia="黑体"/>
-        </w:rPr>
-        <w:t>2.3 卦象-策略映射</w:t>
-      </w:r>
-    </w:p>
-    <w:p>
-      <w:pPr>
-        <w:ind w:firstLine="420"/>
-      </w:pPr>
-      <w:r>
-        <w:rPr>
-          <w:rFonts w:ascii="Times New Roman" w:hAnsi="Times New Roman" w:eastAsia="宋体"/>
-          <w:sz w:val="22"/>
-        </w:rPr>
-        <w:t>六十四卦关联着预定义的抓取策略类型。表2列出了核心卦象及其对应的策略语义。</w:t>
-      </w:r>
-    </w:p>
-    <w:p>
-      <w:pPr>
-        <w:jc w:val="center"/>
-      </w:pPr>
-      <w:r>
-        <w:rPr>
-          <w:rFonts w:ascii="Times New Roman" w:hAnsi="Times New Roman" w:eastAsia="黑体"/>
-          <w:b/>
-          <w:sz w:val="18"/>
-        </w:rPr>
-        <w:t>表2. 核心卦象-抓取策略映射（节选12/42卦）</w:t>
-      </w:r>
-    </w:p>
-    <w:tbl>
-      <w:tblPr>
-        <w:tblStyle w:val="TableGrid"/>
-        <w:tblW w:type="auto" w:w="0"/>
-        <w:jc w:val="center"/>
-        <w:tblLook w:firstColumn="1" w:firstRow="1" w:lastColumn="0" w:lastRow="0" w:noHBand="0" w:noVBand="1" w:val="04A0"/>
-      </w:tblPr>
-      <w:tblGrid>
-        <w:gridCol w:w="1233"/>
-        <w:gridCol w:w="1233"/>
-        <w:gridCol w:w="1233"/>
-        <w:gridCol w:w="1233"/>
-        <w:gridCol w:w="1233"/>
-        <w:gridCol w:w="1233"/>
-        <w:gridCol w:w="1233"/>
-      </w:tblGrid>
-      <w:tr>
-        <w:tc>
-          <w:tcPr>
-            <w:tcW w:type="dxa" w:w="1233"/>
-            <w:shd w:fill="1A5276"/>
-          </w:tcPr>
-          <w:p>
-            <w:pPr>
-              <w:jc w:val="center"/>
-            </w:pPr>
-            <w:r/>
-            <w:r>
-              <w:rPr>
-                <w:rFonts w:ascii="Times New Roman" w:hAnsi="Times New Roman" w:eastAsia="黑体"/>
-                <w:b/>
-                <w:color w:val="FFFFFF"/>
-                <w:sz w:val="18"/>
-              </w:rPr>
-              <w:t>卦名</w:t>
-            </w:r>
-          </w:p>
-        </w:tc>
-        <w:tc>
-          <w:tcPr>
-            <w:tcW w:type="dxa" w:w="1233"/>
-            <w:shd w:fill="1A5276"/>
-          </w:tcPr>
-          <w:p>
-            <w:pPr>
-              <w:jc w:val="center"/>
-            </w:pPr>
-            <w:r/>
-            <w:r>
-              <w:rPr>
-                <w:rFonts w:ascii="Times New Roman" w:hAnsi="Times New Roman" w:eastAsia="黑体"/>
-                <w:b/>
-                <w:color w:val="FFFFFF"/>
-                <w:sz w:val="18"/>
-              </w:rPr>
-              <w:t>符号</w:t>
-            </w:r>
-          </w:p>
-        </w:tc>
-        <w:tc>
-          <w:tcPr>
-            <w:tcW w:type="dxa" w:w="1233"/>
-            <w:shd w:fill="1A5276"/>
-          </w:tcPr>
-          <w:p>
-            <w:pPr>
-              <w:jc w:val="center"/>
-            </w:pPr>
-            <w:r/>
-            <w:r>
-              <w:rPr>
-                <w:rFonts w:ascii="Times New Roman" w:hAnsi="Times New Roman" w:eastAsia="黑体"/>
-                <w:b/>
-                <w:color w:val="FFFFFF"/>
-                <w:sz w:val="18"/>
-              </w:rPr>
-              <w:t>卦辞摘要</w:t>
-            </w:r>
-          </w:p>
-        </w:tc>
-        <w:tc>
-          <w:tcPr>
-            <w:tcW w:type="dxa" w:w="1233"/>
-            <w:shd w:fill="1A5276"/>
-          </w:tcPr>
-          <w:p>
-            <w:pPr>
-              <w:jc w:val="center"/>
-            </w:pPr>
-            <w:r/>
-            <w:r>
-              <w:rPr>
-                <w:rFonts w:ascii="Times New Roman" w:hAnsi="Times New Roman" w:eastAsia="黑体"/>
-                <w:b/>
-                <w:color w:val="FFFFFF"/>
-                <w:sz w:val="18"/>
-              </w:rPr>
-              <w:t>策略类型</w:t>
-            </w:r>
-          </w:p>
-        </w:tc>
-        <w:tc>
-          <w:tcPr>
-            <w:tcW w:type="dxa" w:w="1233"/>
-            <w:shd w:fill="1A5276"/>
-          </w:tcPr>
-          <w:p>
-            <w:pPr>
-              <w:jc w:val="center"/>
-            </w:pPr>
-            <w:r/>
-            <w:r>
-              <w:rPr>
-                <w:rFonts w:ascii="Times New Roman" w:hAnsi="Times New Roman" w:eastAsia="黑体"/>
-                <w:b/>
-                <w:color w:val="FFFFFF"/>
-                <w:sz w:val="18"/>
-              </w:rPr>
-              <w:t>力预设</w:t>
-            </w:r>
-          </w:p>
-        </w:tc>
-        <w:tc>
-          <w:tcPr>
-            <w:tcW w:type="dxa" w:w="1233"/>
-            <w:shd w:fill="1A5276"/>
-          </w:tcPr>
-          <w:p>
-            <w:pPr>
-              <w:jc w:val="center"/>
-            </w:pPr>
-            <w:r/>
-            <w:r>
-              <w:rPr>
-                <w:rFonts w:ascii="Times New Roman" w:hAnsi="Times New Roman" w:eastAsia="黑体"/>
-                <w:b/>
-                <w:color w:val="FFFFFF"/>
-                <w:sz w:val="18"/>
-              </w:rPr>
-              <w:t>速度</w:t>
-            </w:r>
-          </w:p>
-        </w:tc>
-        <w:tc>
-          <w:tcPr>
-            <w:tcW w:type="dxa" w:w="1233"/>
-            <w:shd w:fill="1A5276"/>
-          </w:tcPr>
-          <w:p>
-            <w:pPr>
-              <w:jc w:val="center"/>
-            </w:pPr>
-            <w:r/>
-            <w:r>
-              <w:rPr>
-                <w:rFonts w:ascii="Times New Roman" w:hAnsi="Times New Roman" w:eastAsia="黑体"/>
-                <w:b/>
-                <w:color w:val="FFFFFF"/>
-                <w:sz w:val="18"/>
-              </w:rPr>
-              <w:t>适用物体</w:t>
-            </w:r>
-          </w:p>
-        </w:tc>
-      </w:tr>
-      <w:tr>
-        <w:tc>
-          <w:tcPr>
-            <w:tcW w:type="dxa" w:w="1233"/>
-            <w:shd w:fill="EBF5FB"/>
-          </w:tcPr>
-          <w:p>
-            <w:pPr>
-              <w:jc w:val="center"/>
-            </w:pPr>
-            <w:r/>
-            <w:r>
-              <w:rPr>
-                <w:rFonts w:ascii="Times New Roman" w:hAnsi="Times New Roman" w:eastAsia="宋体"/>
-                <w:sz w:val="18"/>
-              </w:rPr>
-              <w:t>乾为天</w:t>
-            </w:r>
-          </w:p>
-        </w:tc>
-        <w:tc>
-          <w:tcPr>
-            <w:tcW w:type="dxa" w:w="1233"/>
-            <w:shd w:fill="EBF5FB"/>
-          </w:tcPr>
-          <w:p>
-            <w:pPr>
-              <w:jc w:val="center"/>
-            </w:pPr>
-            <w:r/>
-            <w:r>
-              <w:rPr>
-                <w:rFonts w:ascii="Times New Roman" w:hAnsi="Times New Roman" w:eastAsia="宋体"/>
-                <w:sz w:val="18"/>
-              </w:rPr>
-              <w:t>☰☰</w:t>
-            </w:r>
-          </w:p>
-        </w:tc>
-        <w:tc>
-          <w:tcPr>
-            <w:tcW w:type="dxa" w:w="1233"/>
-            <w:shd w:fill="EBF5FB"/>
-          </w:tcPr>
-          <w:p>
-            <w:pPr>
-              <w:jc w:val="center"/>
-            </w:pPr>
-            <w:r/>
-            <w:r>
-              <w:rPr>
-                <w:rFonts w:ascii="Times New Roman" w:hAnsi="Times New Roman" w:eastAsia="宋体"/>
-                <w:sz w:val="18"/>
-              </w:rPr>
-              <w:t>刚健中正</w:t>
-            </w:r>
-          </w:p>
-        </w:tc>
-        <w:tc>
-          <w:tcPr>
-            <w:tcW w:type="dxa" w:w="1233"/>
-            <w:shd w:fill="EBF5FB"/>
-          </w:tcPr>
-          <w:p>
-            <w:pPr>
-              <w:jc w:val="center"/>
-            </w:pPr>
-            <w:r/>
-            <w:r>
-              <w:rPr>
-                <w:rFonts w:ascii="Times New Roman" w:hAnsi="Times New Roman" w:eastAsia="宋体"/>
-                <w:sz w:val="18"/>
-              </w:rPr>
-              <w:t>power_grasp</w:t>
-            </w:r>
-          </w:p>
-        </w:tc>
-        <w:tc>
-          <w:tcPr>
-            <w:tcW w:type="dxa" w:w="1233"/>
-            <w:shd w:fill="EBF5FB"/>
-          </w:tcPr>
-          <w:p>
-            <w:pPr>
-              <w:jc w:val="center"/>
-            </w:pPr>
-            <w:r/>
-            <w:r>
-              <w:rPr>
-                <w:rFonts w:ascii="Times New Roman" w:hAnsi="Times New Roman" w:eastAsia="宋体"/>
-                <w:sz w:val="18"/>
-              </w:rPr>
-              <w:t>0.85</w:t>
-            </w:r>
-          </w:p>
-        </w:tc>
-        <w:tc>
-          <w:tcPr>
-            <w:tcW w:type="dxa" w:w="1233"/>
-            <w:shd w:fill="EBF5FB"/>
-          </w:tcPr>
-          <w:p>
-            <w:pPr>
-              <w:jc w:val="center"/>
-            </w:pPr>
-            <w:r/>
-            <w:r>
-              <w:rPr>
-                <w:rFonts w:ascii="Times New Roman" w:hAnsi="Times New Roman" w:eastAsia="宋体"/>
-                <w:sz w:val="18"/>
-              </w:rPr>
-              <w:t>fast</w:t>
-            </w:r>
-          </w:p>
-        </w:tc>
-        <w:tc>
-          <w:tcPr>
-            <w:tcW w:type="dxa" w:w="1233"/>
-            <w:shd w:fill="EBF5FB"/>
-          </w:tcPr>
-          <w:p>
-            <w:pPr>
-              <w:jc w:val="center"/>
-            </w:pPr>
-            <w:r/>
-            <w:r>
-              <w:rPr>
-                <w:rFonts w:ascii="Times New Roman" w:hAnsi="Times New Roman" w:eastAsia="宋体"/>
-                <w:sz w:val="18"/>
-              </w:rPr>
-              <w:t>坚硬/重物</w:t>
-            </w:r>
-          </w:p>
-        </w:tc>
-      </w:tr>
-      <w:tr>
-        <w:tc>
-          <w:tcPr>
-            <w:tcW w:type="dxa" w:w="1233"/>
-          </w:tcPr>
-          <w:p>
-            <w:pPr>
-              <w:jc w:val="center"/>
-            </w:pPr>
-            <w:r/>
-            <w:r>
-              <w:rPr>
-                <w:rFonts w:ascii="Times New Roman" w:hAnsi="Times New Roman" w:eastAsia="宋体"/>
-                <w:sz w:val="18"/>
-              </w:rPr>
-              <w:t>坤为地</w:t>
-            </w:r>
-          </w:p>
-        </w:tc>
-        <w:tc>
-          <w:tcPr>
-            <w:tcW w:type="dxa" w:w="1233"/>
-          </w:tcPr>
-          <w:p>
-            <w:pPr>
-              <w:jc w:val="center"/>
-            </w:pPr>
-            <w:r/>
-            <w:r>
-              <w:rPr>
-                <w:rFonts w:ascii="Times New Roman" w:hAnsi="Times New Roman" w:eastAsia="宋体"/>
-                <w:sz w:val="18"/>
-              </w:rPr>
-              <w:t>☷☷</w:t>
-            </w:r>
-          </w:p>
-        </w:tc>
-        <w:tc>
-          <w:tcPr>
-            <w:tcW w:type="dxa" w:w="1233"/>
-          </w:tcPr>
-          <w:p>
-            <w:pPr>
-              <w:jc w:val="center"/>
-            </w:pPr>
-            <w:r/>
-            <w:r>
-              <w:rPr>
-                <w:rFonts w:ascii="Times New Roman" w:hAnsi="Times New Roman" w:eastAsia="宋体"/>
-                <w:sz w:val="18"/>
-              </w:rPr>
-              <w:t>柔顺包容</w:t>
-            </w:r>
-          </w:p>
-        </w:tc>
-        <w:tc>
-          <w:tcPr>
-            <w:tcW w:type="dxa" w:w="1233"/>
-          </w:tcPr>
-          <w:p>
-            <w:pPr>
-              <w:jc w:val="center"/>
-            </w:pPr>
-            <w:r/>
-            <w:r>
-              <w:rPr>
-                <w:rFonts w:ascii="Times New Roman" w:hAnsi="Times New Roman" w:eastAsia="宋体"/>
-                <w:sz w:val="18"/>
-              </w:rPr>
-              <w:t>precision_grasp</w:t>
-            </w:r>
-          </w:p>
-        </w:tc>
-        <w:tc>
-          <w:tcPr>
-            <w:tcW w:type="dxa" w:w="1233"/>
-          </w:tcPr>
-          <w:p>
-            <w:pPr>
-              <w:jc w:val="center"/>
-            </w:pPr>
-            <w:r/>
-            <w:r>
-              <w:rPr>
-                <w:rFonts w:ascii="Times New Roman" w:hAnsi="Times New Roman" w:eastAsia="宋体"/>
-                <w:sz w:val="18"/>
-              </w:rPr>
-              <w:t>0.25</w:t>
-            </w:r>
-          </w:p>
-        </w:tc>
-        <w:tc>
-          <w:tcPr>
-            <w:tcW w:type="dxa" w:w="1233"/>
-          </w:tcPr>
-          <w:p>
-            <w:pPr>
-              <w:jc w:val="center"/>
-            </w:pPr>
-            <w:r/>
-            <w:r>
-              <w:rPr>
-                <w:rFonts w:ascii="Times New Roman" w:hAnsi="Times New Roman" w:eastAsia="宋体"/>
-                <w:sz w:val="18"/>
-              </w:rPr>
-              <w:t>slow</w:t>
-            </w:r>
-          </w:p>
-        </w:tc>
-        <w:tc>
-          <w:tcPr>
-            <w:tcW w:type="dxa" w:w="1233"/>
-          </w:tcPr>
-          <w:p>
-            <w:pPr>
-              <w:jc w:val="center"/>
-            </w:pPr>
-            <w:r/>
-            <w:r>
-              <w:rPr>
-                <w:rFonts w:ascii="Times New Roman" w:hAnsi="Times New Roman" w:eastAsia="宋体"/>
-                <w:sz w:val="18"/>
-              </w:rPr>
-              <w:t>易碎/柔性</w:t>
-            </w:r>
-          </w:p>
-        </w:tc>
-      </w:tr>
-      <w:tr>
-        <w:tc>
-          <w:tcPr>
-            <w:tcW w:type="dxa" w:w="1233"/>
-            <w:shd w:fill="EBF5FB"/>
-          </w:tcPr>
-          <w:p>
-            <w:pPr>
-              <w:jc w:val="center"/>
-            </w:pPr>
-            <w:r/>
-            <w:r>
-              <w:rPr>
-                <w:rFonts w:ascii="Times New Roman" w:hAnsi="Times New Roman" w:eastAsia="宋体"/>
-                <w:sz w:val="18"/>
-              </w:rPr>
-              <w:t>震为雷</w:t>
-            </w:r>
-          </w:p>
-        </w:tc>
-        <w:tc>
-          <w:tcPr>
-            <w:tcW w:type="dxa" w:w="1233"/>
-            <w:shd w:fill="EBF5FB"/>
-          </w:tcPr>
-          <w:p>
-            <w:pPr>
-              <w:jc w:val="center"/>
-            </w:pPr>
-            <w:r/>
-            <w:r>
-              <w:rPr>
-                <w:rFonts w:ascii="Times New Roman" w:hAnsi="Times New Roman" w:eastAsia="宋体"/>
-                <w:sz w:val="18"/>
-              </w:rPr>
-              <w:t>☳☳</w:t>
-            </w:r>
-          </w:p>
-        </w:tc>
-        <w:tc>
-          <w:tcPr>
-            <w:tcW w:type="dxa" w:w="1233"/>
-            <w:shd w:fill="EBF5FB"/>
-          </w:tcPr>
-          <w:p>
-            <w:pPr>
-              <w:jc w:val="center"/>
-            </w:pPr>
-            <w:r/>
-            <w:r>
-              <w:rPr>
-                <w:rFonts w:ascii="Times New Roman" w:hAnsi="Times New Roman" w:eastAsia="宋体"/>
-                <w:sz w:val="18"/>
-              </w:rPr>
-              <w:t>震动不安</w:t>
-            </w:r>
-          </w:p>
-        </w:tc>
-        <w:tc>
-          <w:tcPr>
-            <w:tcW w:type="dxa" w:w="1233"/>
-            <w:shd w:fill="EBF5FB"/>
-          </w:tcPr>
-          <w:p>
-            <w:pPr>
-              <w:jc w:val="center"/>
-            </w:pPr>
-            <w:r/>
-            <w:r>
-              <w:rPr>
-                <w:rFonts w:ascii="Times New Roman" w:hAnsi="Times New Roman" w:eastAsia="宋体"/>
-                <w:sz w:val="18"/>
-              </w:rPr>
-              <w:t>dynamic_grasp</w:t>
-            </w:r>
-          </w:p>
-        </w:tc>
-        <w:tc>
-          <w:tcPr>
-            <w:tcW w:type="dxa" w:w="1233"/>
-            <w:shd w:fill="EBF5FB"/>
-          </w:tcPr>
-          <w:p>
-            <w:pPr>
-              <w:jc w:val="center"/>
-            </w:pPr>
-            <w:r/>
-            <w:r>
-              <w:rPr>
-                <w:rFonts w:ascii="Times New Roman" w:hAnsi="Times New Roman" w:eastAsia="宋体"/>
-                <w:sz w:val="18"/>
-              </w:rPr>
-              <w:t>0.50</w:t>
-            </w:r>
-          </w:p>
-        </w:tc>
-        <w:tc>
-          <w:tcPr>
-            <w:tcW w:type="dxa" w:w="1233"/>
-            <w:shd w:fill="EBF5FB"/>
-          </w:tcPr>
-          <w:p>
-            <w:pPr>
-              <w:jc w:val="center"/>
-            </w:pPr>
-            <w:r/>
-            <w:r>
-              <w:rPr>
-                <w:rFonts w:ascii="Times New Roman" w:hAnsi="Times New Roman" w:eastAsia="宋体"/>
-                <w:sz w:val="18"/>
-              </w:rPr>
-              <w:t>fast</w:t>
-            </w:r>
-          </w:p>
-        </w:tc>
-        <w:tc>
-          <w:tcPr>
-            <w:tcW w:type="dxa" w:w="1233"/>
-            <w:shd w:fill="EBF5FB"/>
-          </w:tcPr>
-          <w:p>
-            <w:pPr>
-              <w:jc w:val="center"/>
-            </w:pPr>
-            <w:r/>
-            <w:r>
-              <w:rPr>
-                <w:rFonts w:ascii="Times New Roman" w:hAnsi="Times New Roman" w:eastAsia="宋体"/>
-                <w:sz w:val="18"/>
-              </w:rPr>
-              <w:t>球体/圆柱</w:t>
-            </w:r>
-          </w:p>
-        </w:tc>
-      </w:tr>
-      <w:tr>
-        <w:tc>
-          <w:tcPr>
-            <w:tcW w:type="dxa" w:w="1233"/>
-          </w:tcPr>
-          <w:p>
-            <w:pPr>
-              <w:jc w:val="center"/>
-            </w:pPr>
-            <w:r/>
-            <w:r>
-              <w:rPr>
-                <w:rFonts w:ascii="Times New Roman" w:hAnsi="Times New Roman" w:eastAsia="宋体"/>
-                <w:sz w:val="18"/>
-              </w:rPr>
-              <w:t>艮为山</w:t>
-            </w:r>
-          </w:p>
-        </w:tc>
-        <w:tc>
-          <w:tcPr>
-            <w:tcW w:type="dxa" w:w="1233"/>
-          </w:tcPr>
-          <w:p>
-            <w:pPr>
-              <w:jc w:val="center"/>
-            </w:pPr>
-            <w:r/>
-            <w:r>
-              <w:rPr>
-                <w:rFonts w:ascii="Times New Roman" w:hAnsi="Times New Roman" w:eastAsia="宋体"/>
-                <w:sz w:val="18"/>
-              </w:rPr>
-              <w:t>☶☶</w:t>
-            </w:r>
-          </w:p>
-        </w:tc>
-        <w:tc>
-          <w:tcPr>
-            <w:tcW w:type="dxa" w:w="1233"/>
-          </w:tcPr>
-          <w:p>
-            <w:pPr>
-              <w:jc w:val="center"/>
-            </w:pPr>
-            <w:r/>
-            <w:r>
-              <w:rPr>
-                <w:rFonts w:ascii="Times New Roman" w:hAnsi="Times New Roman" w:eastAsia="宋体"/>
-                <w:sz w:val="18"/>
-              </w:rPr>
-              <w:t>静止如山</w:t>
-            </w:r>
-          </w:p>
-        </w:tc>
-        <w:tc>
-          <w:tcPr>
-            <w:tcW w:type="dxa" w:w="1233"/>
-          </w:tcPr>
-          <w:p>
-            <w:pPr>
-              <w:jc w:val="center"/>
-            </w:pPr>
-            <w:r/>
-            <w:r>
-              <w:rPr>
-                <w:rFonts w:ascii="Times New Roman" w:hAnsi="Times New Roman" w:eastAsia="宋体"/>
-                <w:sz w:val="18"/>
-              </w:rPr>
-              <w:t>stable_grasp</w:t>
-            </w:r>
-          </w:p>
-        </w:tc>
-        <w:tc>
-          <w:tcPr>
-            <w:tcW w:type="dxa" w:w="1233"/>
-          </w:tcPr>
-          <w:p>
-            <w:pPr>
-              <w:jc w:val="center"/>
-            </w:pPr>
-            <w:r/>
-            <w:r>
-              <w:rPr>
-                <w:rFonts w:ascii="Times New Roman" w:hAnsi="Times New Roman" w:eastAsia="宋体"/>
-                <w:sz w:val="18"/>
-              </w:rPr>
-              <w:t>0.40</w:t>
-            </w:r>
-          </w:p>
-        </w:tc>
-        <w:tc>
-          <w:tcPr>
-            <w:tcW w:type="dxa" w:w="1233"/>
-          </w:tcPr>
-          <w:p>
-            <w:pPr>
-              <w:jc w:val="center"/>
-            </w:pPr>
-            <w:r/>
-            <w:r>
-              <w:rPr>
-                <w:rFonts w:ascii="Times New Roman" w:hAnsi="Times New Roman" w:eastAsia="宋体"/>
-                <w:sz w:val="18"/>
-              </w:rPr>
-              <w:t>slow</w:t>
-            </w:r>
-          </w:p>
-        </w:tc>
-        <w:tc>
-          <w:tcPr>
-            <w:tcW w:type="dxa" w:w="1233"/>
-          </w:tcPr>
-          <w:p>
-            <w:pPr>
-              <w:jc w:val="center"/>
-            </w:pPr>
-            <w:r/>
-            <w:r>
-              <w:rPr>
-                <w:rFonts w:ascii="Times New Roman" w:hAnsi="Times New Roman" w:eastAsia="宋体"/>
-                <w:sz w:val="18"/>
-              </w:rPr>
-              <w:t>静止物体</w:t>
-            </w:r>
-          </w:p>
-        </w:tc>
-      </w:tr>
-      <w:tr>
-        <w:tc>
-          <w:tcPr>
-            <w:tcW w:type="dxa" w:w="1233"/>
-            <w:shd w:fill="EBF5FB"/>
-          </w:tcPr>
-          <w:p>
-            <w:pPr>
-              <w:jc w:val="center"/>
-            </w:pPr>
-            <w:r/>
-            <w:r>
-              <w:rPr>
-                <w:rFonts w:ascii="Times New Roman" w:hAnsi="Times New Roman" w:eastAsia="宋体"/>
-                <w:sz w:val="18"/>
-              </w:rPr>
-              <w:t>离为火</w:t>
-            </w:r>
-          </w:p>
-        </w:tc>
-        <w:tc>
-          <w:tcPr>
-            <w:tcW w:type="dxa" w:w="1233"/>
-            <w:shd w:fill="EBF5FB"/>
-          </w:tcPr>
-          <w:p>
-            <w:pPr>
-              <w:jc w:val="center"/>
-            </w:pPr>
-            <w:r/>
-            <w:r>
-              <w:rPr>
-                <w:rFonts w:ascii="Times New Roman" w:hAnsi="Times New Roman" w:eastAsia="宋体"/>
-                <w:sz w:val="18"/>
-              </w:rPr>
-              <w:t>☲☲</w:t>
-            </w:r>
-          </w:p>
-        </w:tc>
-        <w:tc>
-          <w:tcPr>
-            <w:tcW w:type="dxa" w:w="1233"/>
-            <w:shd w:fill="EBF5FB"/>
-          </w:tcPr>
-          <w:p>
-            <w:pPr>
-              <w:jc w:val="center"/>
-            </w:pPr>
-            <w:r/>
-            <w:r>
-              <w:rPr>
-                <w:rFonts w:ascii="Times New Roman" w:hAnsi="Times New Roman" w:eastAsia="宋体"/>
-                <w:sz w:val="18"/>
-              </w:rPr>
-              <w:t>光明附丽</w:t>
-            </w:r>
-          </w:p>
-        </w:tc>
-        <w:tc>
-          <w:tcPr>
-            <w:tcW w:type="dxa" w:w="1233"/>
-            <w:shd w:fill="EBF5FB"/>
-          </w:tcPr>
-          <w:p>
-            <w:pPr>
-              <w:jc w:val="center"/>
-            </w:pPr>
-            <w:r/>
-            <w:r>
-              <w:rPr>
-                <w:rFonts w:ascii="Times New Roman" w:hAnsi="Times New Roman" w:eastAsia="宋体"/>
-                <w:sz w:val="18"/>
-              </w:rPr>
-              <w:t>adhesion_grasp</w:t>
-            </w:r>
-          </w:p>
-        </w:tc>
-        <w:tc>
-          <w:tcPr>
-            <w:tcW w:type="dxa" w:w="1233"/>
-            <w:shd w:fill="EBF5FB"/>
-          </w:tcPr>
-          <w:p>
-            <w:pPr>
-              <w:jc w:val="center"/>
-            </w:pPr>
-            <w:r/>
-            <w:r>
-              <w:rPr>
-                <w:rFonts w:ascii="Times New Roman" w:hAnsi="Times New Roman" w:eastAsia="宋体"/>
-                <w:sz w:val="18"/>
-              </w:rPr>
-              <w:t>0.40</w:t>
-            </w:r>
-          </w:p>
-        </w:tc>
-        <w:tc>
-          <w:tcPr>
-            <w:tcW w:type="dxa" w:w="1233"/>
-            <w:shd w:fill="EBF5FB"/>
-          </w:tcPr>
-          <w:p>
-            <w:pPr>
-              <w:jc w:val="center"/>
-            </w:pPr>
-            <w:r/>
-            <w:r>
-              <w:rPr>
-                <w:rFonts w:ascii="Times New Roman" w:hAnsi="Times New Roman" w:eastAsia="宋体"/>
-                <w:sz w:val="18"/>
-              </w:rPr>
-              <w:t>medium</w:t>
-            </w:r>
-          </w:p>
-        </w:tc>
-        <w:tc>
-          <w:tcPr>
-            <w:tcW w:type="dxa" w:w="1233"/>
-            <w:shd w:fill="EBF5FB"/>
-          </w:tcPr>
-          <w:p>
-            <w:pPr>
-              <w:jc w:val="center"/>
-            </w:pPr>
-            <w:r/>
-            <w:r>
-              <w:rPr>
-                <w:rFonts w:ascii="Times New Roman" w:hAnsi="Times New Roman" w:eastAsia="宋体"/>
-                <w:sz w:val="18"/>
-              </w:rPr>
-              <w:t>光滑平面</w:t>
-            </w:r>
-          </w:p>
-        </w:tc>
-      </w:tr>
-      <w:tr>
-        <w:tc>
-          <w:tcPr>
-            <w:tcW w:type="dxa" w:w="1233"/>
-          </w:tcPr>
-          <w:p>
-            <w:pPr>
-              <w:jc w:val="center"/>
-            </w:pPr>
-            <w:r/>
-            <w:r>
-              <w:rPr>
-                <w:rFonts w:ascii="Times New Roman" w:hAnsi="Times New Roman" w:eastAsia="宋体"/>
-                <w:sz w:val="18"/>
-              </w:rPr>
-              <w:t>坎为水</w:t>
-            </w:r>
-          </w:p>
-        </w:tc>
-        <w:tc>
-          <w:tcPr>
-            <w:tcW w:type="dxa" w:w="1233"/>
-          </w:tcPr>
-          <w:p>
-            <w:pPr>
-              <w:jc w:val="center"/>
-            </w:pPr>
-            <w:r/>
-            <w:r>
-              <w:rPr>
-                <w:rFonts w:ascii="Times New Roman" w:hAnsi="Times New Roman" w:eastAsia="宋体"/>
-                <w:sz w:val="18"/>
-              </w:rPr>
-              <w:t>☵☵</w:t>
-            </w:r>
-          </w:p>
-        </w:tc>
-        <w:tc>
-          <w:tcPr>
-            <w:tcW w:type="dxa" w:w="1233"/>
-          </w:tcPr>
-          <w:p>
-            <w:pPr>
-              <w:jc w:val="center"/>
-            </w:pPr>
-            <w:r/>
-            <w:r>
-              <w:rPr>
-                <w:rFonts w:ascii="Times New Roman" w:hAnsi="Times New Roman" w:eastAsia="宋体"/>
-                <w:sz w:val="18"/>
-              </w:rPr>
-              <w:t>重险陷也</w:t>
-            </w:r>
-          </w:p>
-        </w:tc>
-        <w:tc>
-          <w:tcPr>
-            <w:tcW w:type="dxa" w:w="1233"/>
-          </w:tcPr>
-          <w:p>
-            <w:pPr>
-              <w:jc w:val="center"/>
-            </w:pPr>
-            <w:r/>
-            <w:r>
-              <w:rPr>
-                <w:rFonts w:ascii="Times New Roman" w:hAnsi="Times New Roman" w:eastAsia="宋体"/>
-                <w:sz w:val="18"/>
-              </w:rPr>
-              <w:t>cautious_grasp</w:t>
-            </w:r>
-          </w:p>
-        </w:tc>
-        <w:tc>
-          <w:tcPr>
-            <w:tcW w:type="dxa" w:w="1233"/>
-          </w:tcPr>
-          <w:p>
-            <w:pPr>
-              <w:jc w:val="center"/>
-            </w:pPr>
-            <w:r/>
-            <w:r>
-              <w:rPr>
-                <w:rFonts w:ascii="Times New Roman" w:hAnsi="Times New Roman" w:eastAsia="宋体"/>
-                <w:sz w:val="18"/>
-              </w:rPr>
-              <w:t>0.50</w:t>
-            </w:r>
-          </w:p>
-        </w:tc>
-        <w:tc>
-          <w:tcPr>
-            <w:tcW w:type="dxa" w:w="1233"/>
-          </w:tcPr>
-          <w:p>
-            <w:pPr>
-              <w:jc w:val="center"/>
-            </w:pPr>
-            <w:r/>
-            <w:r>
-              <w:rPr>
-                <w:rFonts w:ascii="Times New Roman" w:hAnsi="Times New Roman" w:eastAsia="宋体"/>
-                <w:sz w:val="18"/>
-              </w:rPr>
-              <w:t>slow</w:t>
-            </w:r>
-          </w:p>
-        </w:tc>
-        <w:tc>
-          <w:tcPr>
-            <w:tcW w:type="dxa" w:w="1233"/>
-          </w:tcPr>
-          <w:p>
-            <w:pPr>
-              <w:jc w:val="center"/>
-            </w:pPr>
-            <w:r/>
-            <w:r>
-              <w:rPr>
-                <w:rFonts w:ascii="Times New Roman" w:hAnsi="Times New Roman" w:eastAsia="宋体"/>
-                <w:sz w:val="18"/>
-              </w:rPr>
-              <w:t>带孔/凹陷</w:t>
-            </w:r>
-          </w:p>
-        </w:tc>
-      </w:tr>
-      <w:tr>
-        <w:tc>
-          <w:tcPr>
-            <w:tcW w:type="dxa" w:w="1233"/>
-            <w:shd w:fill="EBF5FB"/>
-          </w:tcPr>
-          <w:p>
-            <w:pPr>
-              <w:jc w:val="center"/>
-            </w:pPr>
-            <w:r/>
-            <w:r>
-              <w:rPr>
-                <w:rFonts w:ascii="Times New Roman" w:hAnsi="Times New Roman" w:eastAsia="宋体"/>
-                <w:sz w:val="18"/>
-              </w:rPr>
-              <w:t>兑为泽</w:t>
-            </w:r>
-          </w:p>
-        </w:tc>
-        <w:tc>
-          <w:tcPr>
-            <w:tcW w:type="dxa" w:w="1233"/>
-            <w:shd w:fill="EBF5FB"/>
-          </w:tcPr>
-          <w:p>
-            <w:pPr>
-              <w:jc w:val="center"/>
-            </w:pPr>
-            <w:r/>
-            <w:r>
-              <w:rPr>
-                <w:rFonts w:ascii="Times New Roman" w:hAnsi="Times New Roman" w:eastAsia="宋体"/>
-                <w:sz w:val="18"/>
-              </w:rPr>
-              <w:t>☱☱</w:t>
-            </w:r>
-          </w:p>
-        </w:tc>
-        <w:tc>
-          <w:tcPr>
-            <w:tcW w:type="dxa" w:w="1233"/>
-            <w:shd w:fill="EBF5FB"/>
-          </w:tcPr>
-          <w:p>
-            <w:pPr>
-              <w:jc w:val="center"/>
-            </w:pPr>
-            <w:r/>
-            <w:r>
-              <w:rPr>
-                <w:rFonts w:ascii="Times New Roman" w:hAnsi="Times New Roman" w:eastAsia="宋体"/>
-                <w:sz w:val="18"/>
-              </w:rPr>
-              <w:t>和悦相待</w:t>
-            </w:r>
-          </w:p>
-        </w:tc>
-        <w:tc>
-          <w:tcPr>
-            <w:tcW w:type="dxa" w:w="1233"/>
-            <w:shd w:fill="EBF5FB"/>
-          </w:tcPr>
-          <w:p>
-            <w:pPr>
-              <w:jc w:val="center"/>
-            </w:pPr>
-            <w:r/>
-            <w:r>
-              <w:rPr>
-                <w:rFonts w:ascii="Times New Roman" w:hAnsi="Times New Roman" w:eastAsia="宋体"/>
-                <w:sz w:val="18"/>
-              </w:rPr>
-              <w:t>soft_grasp</w:t>
-            </w:r>
-          </w:p>
-        </w:tc>
-        <w:tc>
-          <w:tcPr>
-            <w:tcW w:type="dxa" w:w="1233"/>
-            <w:shd w:fill="EBF5FB"/>
-          </w:tcPr>
-          <w:p>
-            <w:pPr>
-              <w:jc w:val="center"/>
-            </w:pPr>
-            <w:r/>
-            <w:r>
-              <w:rPr>
-                <w:rFonts w:ascii="Times New Roman" w:hAnsi="Times New Roman" w:eastAsia="宋体"/>
-                <w:sz w:val="18"/>
-              </w:rPr>
-              <w:t>0.30</w:t>
-            </w:r>
-          </w:p>
-        </w:tc>
-        <w:tc>
-          <w:tcPr>
-            <w:tcW w:type="dxa" w:w="1233"/>
-            <w:shd w:fill="EBF5FB"/>
-          </w:tcPr>
-          <w:p>
-            <w:pPr>
-              <w:jc w:val="center"/>
-            </w:pPr>
-            <w:r/>
-            <w:r>
-              <w:rPr>
-                <w:rFonts w:ascii="Times New Roman" w:hAnsi="Times New Roman" w:eastAsia="宋体"/>
-                <w:sz w:val="18"/>
-              </w:rPr>
-              <w:t>slow</w:t>
-            </w:r>
-          </w:p>
-        </w:tc>
-        <w:tc>
-          <w:tcPr>
-            <w:tcW w:type="dxa" w:w="1233"/>
-            <w:shd w:fill="EBF5FB"/>
-          </w:tcPr>
-          <w:p>
-            <w:pPr>
-              <w:jc w:val="center"/>
-            </w:pPr>
-            <w:r/>
-            <w:r>
-              <w:rPr>
-                <w:rFonts w:ascii="Times New Roman" w:hAnsi="Times New Roman" w:eastAsia="宋体"/>
-                <w:sz w:val="18"/>
-              </w:rPr>
-              <w:t>软质/食品</w:t>
-            </w:r>
-          </w:p>
-        </w:tc>
-      </w:tr>
-      <w:tr>
-        <w:tc>
-          <w:tcPr>
-            <w:tcW w:type="dxa" w:w="1233"/>
-          </w:tcPr>
-          <w:p>
-            <w:pPr>
-              <w:jc w:val="center"/>
-            </w:pPr>
-            <w:r/>
-            <w:r>
-              <w:rPr>
-                <w:rFonts w:ascii="Times New Roman" w:hAnsi="Times New Roman" w:eastAsia="宋体"/>
-                <w:sz w:val="18"/>
-              </w:rPr>
-              <w:t>巽为风</w:t>
-            </w:r>
-          </w:p>
-        </w:tc>
-        <w:tc>
-          <w:tcPr>
-            <w:tcW w:type="dxa" w:w="1233"/>
-          </w:tcPr>
-          <w:p>
-            <w:pPr>
-              <w:jc w:val="center"/>
-            </w:pPr>
-            <w:r/>
-            <w:r>
-              <w:rPr>
-                <w:rFonts w:ascii="Times New Roman" w:hAnsi="Times New Roman" w:eastAsia="宋体"/>
-                <w:sz w:val="18"/>
-              </w:rPr>
-              <w:t>☴☴</w:t>
-            </w:r>
-          </w:p>
-        </w:tc>
-        <w:tc>
-          <w:tcPr>
-            <w:tcW w:type="dxa" w:w="1233"/>
-          </w:tcPr>
-          <w:p>
-            <w:pPr>
-              <w:jc w:val="center"/>
-            </w:pPr>
-            <w:r/>
-            <w:r>
-              <w:rPr>
-                <w:rFonts w:ascii="Times New Roman" w:hAnsi="Times New Roman" w:eastAsia="宋体"/>
-                <w:sz w:val="18"/>
-              </w:rPr>
-              <w:t>随风而动</w:t>
-            </w:r>
-          </w:p>
-        </w:tc>
-        <w:tc>
-          <w:tcPr>
-            <w:tcW w:type="dxa" w:w="1233"/>
-          </w:tcPr>
-          <w:p>
-            <w:pPr>
-              <w:jc w:val="center"/>
-            </w:pPr>
-            <w:r/>
-            <w:r>
-              <w:rPr>
-                <w:rFonts w:ascii="Times New Roman" w:hAnsi="Times New Roman" w:eastAsia="宋体"/>
-                <w:sz w:val="18"/>
-              </w:rPr>
-              <w:t>compliant_grasp</w:t>
-            </w:r>
-          </w:p>
-        </w:tc>
-        <w:tc>
-          <w:tcPr>
-            <w:tcW w:type="dxa" w:w="1233"/>
-          </w:tcPr>
-          <w:p>
-            <w:pPr>
-              <w:jc w:val="center"/>
-            </w:pPr>
-            <w:r/>
-            <w:r>
-              <w:rPr>
-                <w:rFonts w:ascii="Times New Roman" w:hAnsi="Times New Roman" w:eastAsia="宋体"/>
-                <w:sz w:val="18"/>
-              </w:rPr>
-              <w:t>0.35</w:t>
-            </w:r>
-          </w:p>
-        </w:tc>
-        <w:tc>
-          <w:tcPr>
-            <w:tcW w:type="dxa" w:w="1233"/>
-          </w:tcPr>
-          <w:p>
-            <w:pPr>
-              <w:jc w:val="center"/>
-            </w:pPr>
-            <w:r/>
-            <w:r>
-              <w:rPr>
-                <w:rFonts w:ascii="Times New Roman" w:hAnsi="Times New Roman" w:eastAsia="宋体"/>
-                <w:sz w:val="18"/>
-              </w:rPr>
-              <w:t>medium</w:t>
-            </w:r>
-          </w:p>
-        </w:tc>
-        <w:tc>
-          <w:tcPr>
-            <w:tcW w:type="dxa" w:w="1233"/>
-          </w:tcPr>
-          <w:p>
-            <w:pPr>
-              <w:jc w:val="center"/>
-            </w:pPr>
-            <w:r/>
-            <w:r>
-              <w:rPr>
-                <w:rFonts w:ascii="Times New Roman" w:hAnsi="Times New Roman" w:eastAsia="宋体"/>
-                <w:sz w:val="18"/>
-              </w:rPr>
-              <w:t>不规则物体</w:t>
-            </w:r>
-          </w:p>
-        </w:tc>
-      </w:tr>
-      <w:tr>
-        <w:tc>
-          <w:tcPr>
-            <w:tcW w:type="dxa" w:w="1233"/>
-            <w:shd w:fill="EBF5FB"/>
-          </w:tcPr>
-          <w:p>
-            <w:pPr>
-              <w:jc w:val="center"/>
-            </w:pPr>
-            <w:r/>
-            <w:r>
-              <w:rPr>
-                <w:rFonts w:ascii="Times New Roman" w:hAnsi="Times New Roman" w:eastAsia="宋体"/>
-                <w:sz w:val="18"/>
-              </w:rPr>
-              <w:t>泽雷随</w:t>
-            </w:r>
-          </w:p>
-        </w:tc>
-        <w:tc>
-          <w:tcPr>
-            <w:tcW w:type="dxa" w:w="1233"/>
-            <w:shd w:fill="EBF5FB"/>
-          </w:tcPr>
-          <w:p>
-            <w:pPr>
-              <w:jc w:val="center"/>
-            </w:pPr>
-            <w:r/>
-            <w:r>
-              <w:rPr>
-                <w:rFonts w:ascii="Times New Roman" w:hAnsi="Times New Roman" w:eastAsia="宋体"/>
-                <w:sz w:val="18"/>
-              </w:rPr>
-              <w:t>☱☳</w:t>
-            </w:r>
-          </w:p>
-        </w:tc>
-        <w:tc>
-          <w:tcPr>
-            <w:tcW w:type="dxa" w:w="1233"/>
-            <w:shd w:fill="EBF5FB"/>
-          </w:tcPr>
-          <w:p>
-            <w:pPr>
-              <w:jc w:val="center"/>
-            </w:pPr>
-            <w:r/>
-            <w:r>
-              <w:rPr>
-                <w:rFonts w:ascii="Times New Roman" w:hAnsi="Times New Roman" w:eastAsia="宋体"/>
-                <w:sz w:val="18"/>
-              </w:rPr>
-              <w:t>随时而动</w:t>
-            </w:r>
-          </w:p>
-        </w:tc>
-        <w:tc>
-          <w:tcPr>
-            <w:tcW w:type="dxa" w:w="1233"/>
-            <w:shd w:fill="EBF5FB"/>
-          </w:tcPr>
-          <w:p>
-            <w:pPr>
-              <w:jc w:val="center"/>
-            </w:pPr>
-            <w:r/>
-            <w:r>
-              <w:rPr>
-                <w:rFonts w:ascii="Times New Roman" w:hAnsi="Times New Roman" w:eastAsia="宋体"/>
-                <w:sz w:val="18"/>
-              </w:rPr>
-              <w:t>following_grasp</w:t>
-            </w:r>
-          </w:p>
-        </w:tc>
-        <w:tc>
-          <w:tcPr>
-            <w:tcW w:type="dxa" w:w="1233"/>
-            <w:shd w:fill="EBF5FB"/>
-          </w:tcPr>
-          <w:p>
-            <w:pPr>
-              <w:jc w:val="center"/>
-            </w:pPr>
-            <w:r/>
-            <w:r>
-              <w:rPr>
-                <w:rFonts w:ascii="Times New Roman" w:hAnsi="Times New Roman" w:eastAsia="宋体"/>
-                <w:sz w:val="18"/>
-              </w:rPr>
-              <w:t>0.50</w:t>
-            </w:r>
-          </w:p>
-        </w:tc>
-        <w:tc>
-          <w:tcPr>
-            <w:tcW w:type="dxa" w:w="1233"/>
-            <w:shd w:fill="EBF5FB"/>
-          </w:tcPr>
-          <w:p>
-            <w:pPr>
-              <w:jc w:val="center"/>
-            </w:pPr>
-            <w:r/>
-            <w:r>
-              <w:rPr>
-                <w:rFonts w:ascii="Times New Roman" w:hAnsi="Times New Roman" w:eastAsia="宋体"/>
-                <w:sz w:val="18"/>
-              </w:rPr>
-              <w:t>medium</w:t>
-            </w:r>
-          </w:p>
-        </w:tc>
-        <w:tc>
-          <w:tcPr>
-            <w:tcW w:type="dxa" w:w="1233"/>
-            <w:shd w:fill="EBF5FB"/>
-          </w:tcPr>
-          <w:p>
-            <w:pPr>
-              <w:jc w:val="center"/>
-            </w:pPr>
-            <w:r/>
-            <w:r>
-              <w:rPr>
-                <w:rFonts w:ascii="Times New Roman" w:hAnsi="Times New Roman" w:eastAsia="宋体"/>
-                <w:sz w:val="18"/>
-              </w:rPr>
-              <w:t>滚动/滑动</w:t>
-            </w:r>
-          </w:p>
-        </w:tc>
-      </w:tr>
-      <w:tr>
-        <w:tc>
-          <w:tcPr>
-            <w:tcW w:type="dxa" w:w="1233"/>
-          </w:tcPr>
-          <w:p>
-            <w:pPr>
-              <w:jc w:val="center"/>
-            </w:pPr>
-            <w:r/>
-            <w:r>
-              <w:rPr>
-                <w:rFonts w:ascii="Times New Roman" w:hAnsi="Times New Roman" w:eastAsia="宋体"/>
-                <w:sz w:val="18"/>
-              </w:rPr>
-              <w:t>雷地豫</w:t>
-            </w:r>
-          </w:p>
-        </w:tc>
-        <w:tc>
-          <w:tcPr>
-            <w:tcW w:type="dxa" w:w="1233"/>
-          </w:tcPr>
-          <w:p>
-            <w:pPr>
-              <w:jc w:val="center"/>
-            </w:pPr>
-            <w:r/>
-            <w:r>
-              <w:rPr>
-                <w:rFonts w:ascii="Times New Roman" w:hAnsi="Times New Roman" w:eastAsia="宋体"/>
-                <w:sz w:val="18"/>
-              </w:rPr>
-              <w:t>☳☷</w:t>
-            </w:r>
-          </w:p>
-        </w:tc>
-        <w:tc>
-          <w:tcPr>
-            <w:tcW w:type="dxa" w:w="1233"/>
-          </w:tcPr>
-          <w:p>
-            <w:pPr>
-              <w:jc w:val="center"/>
-            </w:pPr>
-            <w:r/>
-            <w:r>
-              <w:rPr>
-                <w:rFonts w:ascii="Times New Roman" w:hAnsi="Times New Roman" w:eastAsia="宋体"/>
-                <w:sz w:val="18"/>
-              </w:rPr>
-              <w:t>预判而动</w:t>
-            </w:r>
-          </w:p>
-        </w:tc>
-        <w:tc>
-          <w:tcPr>
-            <w:tcW w:type="dxa" w:w="1233"/>
-          </w:tcPr>
-          <w:p>
-            <w:pPr>
-              <w:jc w:val="center"/>
-            </w:pPr>
-            <w:r/>
-            <w:r>
-              <w:rPr>
-                <w:rFonts w:ascii="Times New Roman" w:hAnsi="Times New Roman" w:eastAsia="宋体"/>
-                <w:sz w:val="18"/>
-              </w:rPr>
-              <w:t>predictive_grasp</w:t>
-            </w:r>
-          </w:p>
-        </w:tc>
-        <w:tc>
-          <w:tcPr>
-            <w:tcW w:type="dxa" w:w="1233"/>
-          </w:tcPr>
-          <w:p>
-            <w:pPr>
-              <w:jc w:val="center"/>
-            </w:pPr>
-            <w:r/>
-            <w:r>
-              <w:rPr>
-                <w:rFonts w:ascii="Times New Roman" w:hAnsi="Times New Roman" w:eastAsia="宋体"/>
-                <w:sz w:val="18"/>
-              </w:rPr>
-              <w:t>0.45</w:t>
-            </w:r>
-          </w:p>
-        </w:tc>
-        <w:tc>
-          <w:tcPr>
-            <w:tcW w:type="dxa" w:w="1233"/>
-          </w:tcPr>
-          <w:p>
-            <w:pPr>
-              <w:jc w:val="center"/>
-            </w:pPr>
-            <w:r/>
-            <w:r>
-              <w:rPr>
-                <w:rFonts w:ascii="Times New Roman" w:hAnsi="Times New Roman" w:eastAsia="宋体"/>
-                <w:sz w:val="18"/>
-              </w:rPr>
-              <w:t>fast</w:t>
-            </w:r>
-          </w:p>
-        </w:tc>
-        <w:tc>
-          <w:tcPr>
-            <w:tcW w:type="dxa" w:w="1233"/>
-          </w:tcPr>
-          <w:p>
-            <w:pPr>
-              <w:jc w:val="center"/>
-            </w:pPr>
-            <w:r/>
-            <w:r>
-              <w:rPr>
-                <w:rFonts w:ascii="Times New Roman" w:hAnsi="Times New Roman" w:eastAsia="宋体"/>
-                <w:sz w:val="18"/>
-              </w:rPr>
-              <w:t>移动中物体</w:t>
-            </w:r>
-          </w:p>
-        </w:tc>
-      </w:tr>
-      <w:tr>
-        <w:tc>
-          <w:tcPr>
-            <w:tcW w:type="dxa" w:w="1233"/>
-            <w:shd w:fill="EBF5FB"/>
-          </w:tcPr>
-          <w:p>
-            <w:pPr>
-              <w:jc w:val="center"/>
-            </w:pPr>
-            <w:r/>
-            <w:r>
-              <w:rPr>
-                <w:rFonts w:ascii="Times New Roman" w:hAnsi="Times New Roman" w:eastAsia="宋体"/>
-                <w:sz w:val="18"/>
-              </w:rPr>
-              <w:t>火泽睽</w:t>
-            </w:r>
-          </w:p>
-        </w:tc>
-        <w:tc>
-          <w:tcPr>
-            <w:tcW w:type="dxa" w:w="1233"/>
-            <w:shd w:fill="EBF5FB"/>
-          </w:tcPr>
-          <w:p>
-            <w:pPr>
-              <w:jc w:val="center"/>
-            </w:pPr>
-            <w:r/>
-            <w:r>
-              <w:rPr>
-                <w:rFonts w:ascii="Times New Roman" w:hAnsi="Times New Roman" w:eastAsia="宋体"/>
-                <w:sz w:val="18"/>
-              </w:rPr>
-              <w:t>☲☱</w:t>
-            </w:r>
-          </w:p>
-        </w:tc>
-        <w:tc>
-          <w:tcPr>
-            <w:tcW w:type="dxa" w:w="1233"/>
-            <w:shd w:fill="EBF5FB"/>
-          </w:tcPr>
-          <w:p>
-            <w:pPr>
-              <w:jc w:val="center"/>
-            </w:pPr>
-            <w:r/>
-            <w:r>
-              <w:rPr>
-                <w:rFonts w:ascii="Times New Roman" w:hAnsi="Times New Roman" w:eastAsia="宋体"/>
-                <w:sz w:val="18"/>
-              </w:rPr>
-              <w:t>求同存异</w:t>
-            </w:r>
-          </w:p>
-        </w:tc>
-        <w:tc>
-          <w:tcPr>
-            <w:tcW w:type="dxa" w:w="1233"/>
-            <w:shd w:fill="EBF5FB"/>
-          </w:tcPr>
-          <w:p>
-            <w:pPr>
-              <w:jc w:val="center"/>
-            </w:pPr>
-            <w:r/>
-            <w:r>
-              <w:rPr>
-                <w:rFonts w:ascii="Times New Roman" w:hAnsi="Times New Roman" w:eastAsia="宋体"/>
-                <w:sz w:val="18"/>
-              </w:rPr>
-              <w:t>adaptive_irregular</w:t>
-            </w:r>
-          </w:p>
-        </w:tc>
-        <w:tc>
-          <w:tcPr>
-            <w:tcW w:type="dxa" w:w="1233"/>
-            <w:shd w:fill="EBF5FB"/>
-          </w:tcPr>
-          <w:p>
-            <w:pPr>
-              <w:jc w:val="center"/>
-            </w:pPr>
-            <w:r/>
-            <w:r>
-              <w:rPr>
-                <w:rFonts w:ascii="Times New Roman" w:hAnsi="Times New Roman" w:eastAsia="宋体"/>
-                <w:sz w:val="18"/>
-              </w:rPr>
-              <w:t>0.45</w:t>
-            </w:r>
-          </w:p>
-        </w:tc>
-        <w:tc>
-          <w:tcPr>
-            <w:tcW w:type="dxa" w:w="1233"/>
-            <w:shd w:fill="EBF5FB"/>
-          </w:tcPr>
-          <w:p>
-            <w:pPr>
-              <w:jc w:val="center"/>
-            </w:pPr>
-            <w:r/>
-            <w:r>
-              <w:rPr>
-                <w:rFonts w:ascii="Times New Roman" w:hAnsi="Times New Roman" w:eastAsia="宋体"/>
-                <w:sz w:val="18"/>
-              </w:rPr>
-              <w:t>slow</w:t>
-            </w:r>
-          </w:p>
-        </w:tc>
-        <w:tc>
-          <w:tcPr>
-            <w:tcW w:type="dxa" w:w="1233"/>
-            <w:shd w:fill="EBF5FB"/>
-          </w:tcPr>
-          <w:p>
-            <w:pPr>
-              <w:jc w:val="center"/>
-            </w:pPr>
-            <w:r/>
-            <w:r>
-              <w:rPr>
-                <w:rFonts w:ascii="Times New Roman" w:hAnsi="Times New Roman" w:eastAsia="宋体"/>
-                <w:sz w:val="18"/>
-              </w:rPr>
-              <w:t>不规则形状</w:t>
-            </w:r>
-          </w:p>
-        </w:tc>
-      </w:tr>
-      <w:tr>
-        <w:tc>
-          <w:tcPr>
-            <w:tcW w:type="dxa" w:w="1233"/>
-          </w:tcPr>
-          <w:p>
-            <w:pPr>
-              <w:jc w:val="center"/>
-            </w:pPr>
-            <w:r/>
-            <w:r>
-              <w:rPr>
-                <w:rFonts w:ascii="Times New Roman" w:hAnsi="Times New Roman" w:eastAsia="宋体"/>
-                <w:sz w:val="18"/>
-              </w:rPr>
-              <w:t>天雷无妄</w:t>
-            </w:r>
-          </w:p>
-        </w:tc>
-        <w:tc>
-          <w:tcPr>
-            <w:tcW w:type="dxa" w:w="1233"/>
-          </w:tcPr>
-          <w:p>
-            <w:pPr>
-              <w:jc w:val="center"/>
-            </w:pPr>
-            <w:r/>
-            <w:r>
-              <w:rPr>
-                <w:rFonts w:ascii="Times New Roman" w:hAnsi="Times New Roman" w:eastAsia="宋体"/>
-                <w:sz w:val="18"/>
-              </w:rPr>
-              <w:t>☰☳</w:t>
-            </w:r>
-          </w:p>
-        </w:tc>
-        <w:tc>
-          <w:tcPr>
-            <w:tcW w:type="dxa" w:w="1233"/>
-          </w:tcPr>
-          <w:p>
-            <w:pPr>
-              <w:jc w:val="center"/>
-            </w:pPr>
-            <w:r/>
-            <w:r>
-              <w:rPr>
-                <w:rFonts w:ascii="Times New Roman" w:hAnsi="Times New Roman" w:eastAsia="宋体"/>
-                <w:sz w:val="18"/>
-              </w:rPr>
-              <w:t>真实不虚</w:t>
-            </w:r>
-          </w:p>
-        </w:tc>
-        <w:tc>
-          <w:tcPr>
-            <w:tcW w:type="dxa" w:w="1233"/>
-          </w:tcPr>
-          <w:p>
-            <w:pPr>
-              <w:jc w:val="center"/>
-            </w:pPr>
-            <w:r/>
-            <w:r>
-              <w:rPr>
-                <w:rFonts w:ascii="Times New Roman" w:hAnsi="Times New Roman" w:eastAsia="宋体"/>
-                <w:sz w:val="18"/>
-              </w:rPr>
-              <w:t>direct_grasp</w:t>
-            </w:r>
-          </w:p>
-        </w:tc>
-        <w:tc>
-          <w:tcPr>
-            <w:tcW w:type="dxa" w:w="1233"/>
-          </w:tcPr>
-          <w:p>
-            <w:pPr>
-              <w:jc w:val="center"/>
-            </w:pPr>
-            <w:r/>
-            <w:r>
-              <w:rPr>
-                <w:rFonts w:ascii="Times New Roman" w:hAnsi="Times New Roman" w:eastAsia="宋体"/>
-                <w:sz w:val="18"/>
-              </w:rPr>
-              <w:t>0.55</w:t>
-            </w:r>
-          </w:p>
-        </w:tc>
-        <w:tc>
-          <w:tcPr>
-            <w:tcW w:type="dxa" w:w="1233"/>
-          </w:tcPr>
-          <w:p>
-            <w:pPr>
-              <w:jc w:val="center"/>
-            </w:pPr>
-            <w:r/>
-            <w:r>
-              <w:rPr>
-                <w:rFonts w:ascii="Times New Roman" w:hAnsi="Times New Roman" w:eastAsia="宋体"/>
-                <w:sz w:val="18"/>
-              </w:rPr>
-              <w:t>fast</w:t>
-            </w:r>
-          </w:p>
-        </w:tc>
-        <w:tc>
-          <w:tcPr>
-            <w:tcW w:type="dxa" w:w="1233"/>
-          </w:tcPr>
-          <w:p>
-            <w:pPr>
-              <w:jc w:val="center"/>
-            </w:pPr>
-            <w:r/>
-            <w:r>
-              <w:rPr>
-                <w:rFonts w:ascii="Times New Roman" w:hAnsi="Times New Roman" w:eastAsia="宋体"/>
-                <w:sz w:val="18"/>
-              </w:rPr>
-              <w:t>常规形状</w:t>
-            </w:r>
-          </w:p>
-        </w:tc>
-      </w:tr>
-    </w:tbl>
-    <w:p/>
-    <w:p>
       <w:r>
         <w:br w:type="page"/>
       </w:r>
@@ -3905,6 +1677,8 @@
       <w:r>
         <w:rPr>
           <w:rFonts w:ascii="Times New Roman" w:hAnsi="Times New Roman" w:eastAsia="黑体"/>
+          <w:color w:val="1A1A2E"/>
+          <w:sz w:val="40"/>
         </w:rPr>
         <w:t>3 爻位关系运算</w:t>
       </w:r>
@@ -3918,7 +1692,7 @@
           <w:rFonts w:ascii="Times New Roman" w:hAnsi="Times New Roman" w:eastAsia="宋体"/>
           <w:sz w:val="22"/>
         </w:rPr>
-        <w:t>以上三层确定了"匹配哪个卦"——即策略的类型。但《易经》的推理不止于此：在确定卦象之后，还须分析六爻之间的结构关系，以判断策略执行的质量与可信度。本节将《周易》中五种经典的爻位关系——当位、得中、乘承、亲比、呼应——形式化为可计算的算子，作为卦象匹配之后的质量评估与策略修正层（L3+）。</w:t>
+        <w:t>以上三层确定了策略类型。但《易经》的推理不止于此——还须分析六爻之间的结构关系，以判断策略执行的质量与可信度。本节将五种爻位关系形式化为可计算算子。</w:t>
       </w:r>
     </w:p>
     <w:p>
@@ -3928,667 +1702,10 @@
       <w:r>
         <w:rPr>
           <w:rFonts w:ascii="Times New Roman" w:hAnsi="Times New Roman" w:eastAsia="黑体"/>
+          <w:color w:val="1A5276"/>
+          <w:sz w:val="30"/>
         </w:rPr>
-        <w:t>3.1 算法：爻位关系运算</w:t>
-      </w:r>
-    </w:p>
-    <w:p>
-      <w:pPr>
-        <w:ind w:firstLine="420"/>
-      </w:pPr>
-      <w:r>
-        <w:rPr>
-          <w:rFonts w:ascii="Times New Roman" w:hAnsi="Times New Roman" w:eastAsia="宋体"/>
-          <w:sz w:val="22"/>
-        </w:rPr>
-        <w:t>算法1展示了完整的爻位关系运算伪代码。输入为6维爻向量，输出为综合爻位质量评分和策略修正系数。</w:t>
-      </w:r>
-    </w:p>
-    <w:p>
-      <w:pPr>
-        <w:spacing w:after="0" w:before="0"/>
-        <w:ind w:left="567"/>
-      </w:pPr>
-      <w:r>
-        <w:rPr>
-          <w:rFonts w:ascii="Courier New" w:hAnsi="Courier New"/>
-          <w:color w:val="333333"/>
-          <w:sz w:val="16"/>
-        </w:rPr>
-        <w:t>Algorithm 1: Yao Relations Analysis</w:t>
-      </w:r>
-    </w:p>
-    <w:p>
-      <w:pPr>
-        <w:spacing w:after="0" w:before="0"/>
-        <w:ind w:left="567"/>
-      </w:pPr>
-      <w:r>
-        <w:rPr>
-          <w:rFonts w:ascii="Courier New" w:hAnsi="Courier New"/>
-          <w:color w:val="333333"/>
-          <w:sz w:val="16"/>
-        </w:rPr>
-        <w:t>──────────────────────────────────────────────</w:t>
-      </w:r>
-    </w:p>
-    <w:p>
-      <w:pPr>
-        <w:spacing w:after="0" w:before="0"/>
-        <w:ind w:left="567"/>
-      </w:pPr>
-      <w:r>
-        <w:rPr>
-          <w:rFonts w:ascii="Courier New" w:hAnsi="Courier New"/>
-          <w:color w:val="333333"/>
-          <w:sz w:val="16"/>
-        </w:rPr>
-        <w:t>Input:  yao_vector ∈ [0,1]⁶</w:t>
-      </w:r>
-    </w:p>
-    <w:p>
-      <w:pPr>
-        <w:spacing w:after="0" w:before="0"/>
-        <w:ind w:left="567"/>
-      </w:pPr>
-      <w:r>
-        <w:rPr>
-          <w:rFonts w:ascii="Courier New" w:hAnsi="Courier New"/>
-          <w:color w:val="333333"/>
-          <w:sz w:val="16"/>
-        </w:rPr>
-        <w:t>Output: S_yao (quality score), modifier (force correction)</w:t>
-      </w:r>
-    </w:p>
-    <w:p>
-      <w:pPr>
-        <w:spacing w:after="0" w:before="0"/>
-        <w:ind w:left="567"/>
-      </w:pPr>
-      <w:r>
-        <w:rPr>
-          <w:rFonts w:ascii="Courier New" w:hAnsi="Courier New"/>
-          <w:color w:val="333333"/>
-          <w:sz w:val="16"/>
-        </w:rPr>
-      </w:r>
-    </w:p>
-    <w:p>
-      <w:pPr>
-        <w:spacing w:after="0" w:before="0"/>
-        <w:ind w:left="567"/>
-      </w:pPr>
-      <w:r>
-        <w:rPr>
-          <w:rFonts w:ascii="Courier New" w:hAnsi="Courier New"/>
-          <w:color w:val="333333"/>
-          <w:sz w:val="16"/>
-        </w:rPr>
-        <w:t>1. 当位分析:</w:t>
-      </w:r>
-    </w:p>
-    <w:p>
-      <w:pPr>
-        <w:spacing w:after="0" w:before="0"/>
-        <w:ind w:left="567"/>
-      </w:pPr>
-      <w:r>
-        <w:rPr>
-          <w:rFonts w:ascii="Courier New" w:hAnsi="Courier New"/>
-          <w:color w:val="333333"/>
-          <w:sz w:val="16"/>
-        </w:rPr>
-        <w:t xml:space="preserve">   yang_positions ← {0, 2, 4}  // 阳位: 初(0),三(2),五(4)</w:t>
-      </w:r>
-    </w:p>
-    <w:p>
-      <w:pPr>
-        <w:spacing w:after="0" w:before="0"/>
-        <w:ind w:left="567"/>
-      </w:pPr>
-      <w:r>
-        <w:rPr>
-          <w:rFonts w:ascii="Courier New" w:hAnsi="Courier New"/>
-          <w:color w:val="333333"/>
-          <w:sz w:val="16"/>
-        </w:rPr>
-        <w:t xml:space="preserve">   dangwei ← count(i: (yao[i]≥0.5) == (i∈yang_positions))</w:t>
-      </w:r>
-    </w:p>
-    <w:p>
-      <w:pPr>
-        <w:spacing w:after="0" w:before="0"/>
-        <w:ind w:left="567"/>
-      </w:pPr>
-      <w:r>
-        <w:rPr>
-          <w:rFonts w:ascii="Courier New" w:hAnsi="Courier New"/>
-          <w:color w:val="333333"/>
-          <w:sz w:val="16"/>
-        </w:rPr>
-        <w:t xml:space="preserve">   S_dw ← dangwei / 6.0</w:t>
-      </w:r>
-    </w:p>
-    <w:p>
-      <w:pPr>
-        <w:spacing w:after="0" w:before="0"/>
-        <w:ind w:left="567"/>
-      </w:pPr>
-      <w:r>
-        <w:rPr>
-          <w:rFonts w:ascii="Courier New" w:hAnsi="Courier New"/>
-          <w:color w:val="333333"/>
-          <w:sz w:val="16"/>
-        </w:rPr>
-      </w:r>
-    </w:p>
-    <w:p>
-      <w:pPr>
-        <w:spacing w:after="0" w:before="0"/>
-        <w:ind w:left="567"/>
-      </w:pPr>
-      <w:r>
-        <w:rPr>
-          <w:rFonts w:ascii="Courier New" w:hAnsi="Courier New"/>
-          <w:color w:val="333333"/>
-          <w:sz w:val="16"/>
-        </w:rPr>
-        <w:t>2. 得中分析:</w:t>
-      </w:r>
-    </w:p>
-    <w:p>
-      <w:pPr>
-        <w:spacing w:after="0" w:before="0"/>
-        <w:ind w:left="567"/>
-      </w:pPr>
-      <w:r>
-        <w:rPr>
-          <w:rFonts w:ascii="Courier New" w:hAnsi="Courier New"/>
-          <w:color w:val="333333"/>
-          <w:sz w:val="16"/>
-        </w:rPr>
-        <w:t xml:space="preserve">   er_is_yin ← yao[1] &lt; 0.5       // 二爻(1)为阴 = 六二</w:t>
-      </w:r>
-    </w:p>
-    <w:p>
-      <w:pPr>
-        <w:spacing w:after="0" w:before="0"/>
-        <w:ind w:left="567"/>
-      </w:pPr>
-      <w:r>
-        <w:rPr>
-          <w:rFonts w:ascii="Courier New" w:hAnsi="Courier New"/>
-          <w:color w:val="333333"/>
-          <w:sz w:val="16"/>
-        </w:rPr>
-        <w:t xml:space="preserve">   wu_is_yang ← yao[4] ≥ 0.5      // 五爻(4)为阳 = 九五</w:t>
-      </w:r>
-    </w:p>
-    <w:p>
-      <w:pPr>
-        <w:spacing w:after="0" w:before="0"/>
-        <w:ind w:left="567"/>
-      </w:pPr>
-      <w:r>
-        <w:rPr>
-          <w:rFonts w:ascii="Courier New" w:hAnsi="Courier New"/>
-          <w:color w:val="333333"/>
-          <w:sz w:val="16"/>
-        </w:rPr>
-        <w:t xml:space="preserve">   if er_is_yin ∧ wu_is_yang: S_dz ← 1.0</w:t>
-      </w:r>
-    </w:p>
-    <w:p>
-      <w:pPr>
-        <w:spacing w:after="0" w:before="0"/>
-        <w:ind w:left="567"/>
-      </w:pPr>
-      <w:r>
-        <w:rPr>
-          <w:rFonts w:ascii="Courier New" w:hAnsi="Courier New"/>
-          <w:color w:val="333333"/>
-          <w:sz w:val="16"/>
-        </w:rPr>
-        <w:t xml:space="preserve">   elif wu_is_yang:           S_dz ← 0.75</w:t>
-      </w:r>
-    </w:p>
-    <w:p>
-      <w:pPr>
-        <w:spacing w:after="0" w:before="0"/>
-        <w:ind w:left="567"/>
-      </w:pPr>
-      <w:r>
-        <w:rPr>
-          <w:rFonts w:ascii="Courier New" w:hAnsi="Courier New"/>
-          <w:color w:val="333333"/>
-          <w:sz w:val="16"/>
-        </w:rPr>
-        <w:t xml:space="preserve">   elif er_is_yin:            S_dz ← 0.50</w:t>
-      </w:r>
-    </w:p>
-    <w:p>
-      <w:pPr>
-        <w:spacing w:after="0" w:before="0"/>
-        <w:ind w:left="567"/>
-      </w:pPr>
-      <w:r>
-        <w:rPr>
-          <w:rFonts w:ascii="Courier New" w:hAnsi="Courier New"/>
-          <w:color w:val="333333"/>
-          <w:sz w:val="16"/>
-        </w:rPr>
-        <w:t xml:space="preserve">   else:                      S_dz ← 0.25</w:t>
-      </w:r>
-    </w:p>
-    <w:p>
-      <w:pPr>
-        <w:spacing w:after="0" w:before="0"/>
-        <w:ind w:left="567"/>
-      </w:pPr>
-      <w:r>
-        <w:rPr>
-          <w:rFonts w:ascii="Courier New" w:hAnsi="Courier New"/>
-          <w:color w:val="333333"/>
-          <w:sz w:val="16"/>
-        </w:rPr>
-      </w:r>
-    </w:p>
-    <w:p>
-      <w:pPr>
-        <w:spacing w:after="0" w:before="0"/>
-        <w:ind w:left="567"/>
-      </w:pPr>
-      <w:r>
-        <w:rPr>
-          <w:rFonts w:ascii="Courier New" w:hAnsi="Courier New"/>
-          <w:color w:val="333333"/>
-          <w:sz w:val="16"/>
-        </w:rPr>
-        <w:t>3. 乘承分析 (i=0..4, 5对相邻爻):</w:t>
-      </w:r>
-    </w:p>
-    <w:p>
-      <w:pPr>
-        <w:spacing w:after="0" w:before="0"/>
-        <w:ind w:left="567"/>
-      </w:pPr>
-      <w:r>
-        <w:rPr>
-          <w:rFonts w:ascii="Courier New" w:hAnsi="Courier New"/>
-          <w:color w:val="333333"/>
-          <w:sz w:val="16"/>
-        </w:rPr>
-        <w:t xml:space="preserve">   cheng ← 0; cheng_hao ← 0</w:t>
-      </w:r>
-    </w:p>
-    <w:p>
-      <w:pPr>
-        <w:spacing w:after="0" w:before="0"/>
-        <w:ind w:left="567"/>
-      </w:pPr>
-      <w:r>
-        <w:rPr>
-          <w:rFonts w:ascii="Courier New" w:hAnsi="Courier New"/>
-          <w:color w:val="333333"/>
-          <w:sz w:val="16"/>
-        </w:rPr>
-        <w:t xml:space="preserve">   for i in 0..4:</w:t>
-      </w:r>
-    </w:p>
-    <w:p>
-      <w:pPr>
-        <w:spacing w:after="0" w:before="0"/>
-        <w:ind w:left="567"/>
-      </w:pPr>
-      <w:r>
-        <w:rPr>
-          <w:rFonts w:ascii="Courier New" w:hAnsi="Courier New"/>
-          <w:color w:val="333333"/>
-          <w:sz w:val="16"/>
-        </w:rPr>
-        <w:t xml:space="preserve">     if yao[i+1]&lt;0.5 ∧ yao[i]≥0.5:   cheng += 1      // 乘(逆)</w:t>
-      </w:r>
-    </w:p>
-    <w:p>
-      <w:pPr>
-        <w:spacing w:after="0" w:before="0"/>
-        <w:ind w:left="567"/>
-      </w:pPr>
-      <w:r>
-        <w:rPr>
-          <w:rFonts w:ascii="Courier New" w:hAnsi="Courier New"/>
-          <w:color w:val="333333"/>
-          <w:sz w:val="16"/>
-        </w:rPr>
-        <w:t xml:space="preserve">     elif yao[i]&lt;0.5 ∧ yao[i+1]≥0.5: cheng_hao += 1  // 承(顺)</w:t>
-      </w:r>
-    </w:p>
-    <w:p>
-      <w:pPr>
-        <w:spacing w:after="0" w:before="0"/>
-        <w:ind w:left="567"/>
-      </w:pPr>
-      <w:r>
-        <w:rPr>
-          <w:rFonts w:ascii="Courier New" w:hAnsi="Courier New"/>
-          <w:color w:val="333333"/>
-          <w:sz w:val="16"/>
-        </w:rPr>
-        <w:t xml:space="preserve">   S_cc ← max(0, 1.0 - cheng×0.3 + cheng_hao×0.15)</w:t>
-      </w:r>
-    </w:p>
-    <w:p>
-      <w:pPr>
-        <w:spacing w:after="0" w:before="0"/>
-        <w:ind w:left="567"/>
-      </w:pPr>
-      <w:r>
-        <w:rPr>
-          <w:rFonts w:ascii="Courier New" w:hAnsi="Courier New"/>
-          <w:color w:val="333333"/>
-          <w:sz w:val="16"/>
-        </w:rPr>
-      </w:r>
-    </w:p>
-    <w:p>
-      <w:pPr>
-        <w:spacing w:after="0" w:before="0"/>
-        <w:ind w:left="567"/>
-      </w:pPr>
-      <w:r>
-        <w:rPr>
-          <w:rFonts w:ascii="Courier New" w:hAnsi="Courier New"/>
-          <w:color w:val="333333"/>
-          <w:sz w:val="16"/>
-        </w:rPr>
-        <w:t>4. 亲比分析:</w:t>
-      </w:r>
-    </w:p>
-    <w:p>
-      <w:pPr>
-        <w:spacing w:after="0" w:before="0"/>
-        <w:ind w:left="567"/>
-      </w:pPr>
-      <w:r>
-        <w:rPr>
-          <w:rFonts w:ascii="Courier New" w:hAnsi="Courier New"/>
-          <w:color w:val="333333"/>
-          <w:sz w:val="16"/>
-        </w:rPr>
-        <w:t xml:space="preserve">   harmony ← count(i in 0..4: (yao[i]≥0.5)==(yao[i+1]≥0.5))</w:t>
-      </w:r>
-    </w:p>
-    <w:p>
-      <w:pPr>
-        <w:spacing w:after="0" w:before="0"/>
-        <w:ind w:left="567"/>
-      </w:pPr>
-      <w:r>
-        <w:rPr>
-          <w:rFonts w:ascii="Courier New" w:hAnsi="Courier New"/>
-          <w:color w:val="333333"/>
-          <w:sz w:val="16"/>
-        </w:rPr>
-        <w:t xml:space="preserve">   S_bi ← harmony / 5.0</w:t>
-      </w:r>
-    </w:p>
-    <w:p>
-      <w:pPr>
-        <w:spacing w:after="0" w:before="0"/>
-        <w:ind w:left="567"/>
-      </w:pPr>
-      <w:r>
-        <w:rPr>
-          <w:rFonts w:ascii="Courier New" w:hAnsi="Courier New"/>
-          <w:color w:val="333333"/>
-          <w:sz w:val="16"/>
-        </w:rPr>
-      </w:r>
-    </w:p>
-    <w:p>
-      <w:pPr>
-        <w:spacing w:after="0" w:before="0"/>
-        <w:ind w:left="567"/>
-      </w:pPr>
-      <w:r>
-        <w:rPr>
-          <w:rFonts w:ascii="Courier New" w:hAnsi="Courier New"/>
-          <w:color w:val="333333"/>
-          <w:sz w:val="16"/>
-        </w:rPr>
-        <w:t>5. 呼应分析:</w:t>
-      </w:r>
-    </w:p>
-    <w:p>
-      <w:pPr>
-        <w:spacing w:after="0" w:before="0"/>
-        <w:ind w:left="567"/>
-      </w:pPr>
-      <w:r>
-        <w:rPr>
-          <w:rFonts w:ascii="Courier New" w:hAnsi="Courier New"/>
-          <w:color w:val="333333"/>
-          <w:sz w:val="16"/>
-        </w:rPr>
-        <w:t xml:space="preserve">   ying ← count((a,b)∈{(0,3),(1,4),(2,5)}:</w:t>
-      </w:r>
-    </w:p>
-    <w:p>
-      <w:pPr>
-        <w:spacing w:after="0" w:before="0"/>
-        <w:ind w:left="567"/>
-      </w:pPr>
-      <w:r>
-        <w:rPr>
-          <w:rFonts w:ascii="Courier New" w:hAnsi="Courier New"/>
-          <w:color w:val="333333"/>
-          <w:sz w:val="16"/>
-        </w:rPr>
-        <w:t xml:space="preserve">                (yao[a]≥0.5)≠(yao[b]≥0.5))</w:t>
-      </w:r>
-    </w:p>
-    <w:p>
-      <w:pPr>
-        <w:spacing w:after="0" w:before="0"/>
-        <w:ind w:left="567"/>
-      </w:pPr>
-      <w:r>
-        <w:rPr>
-          <w:rFonts w:ascii="Courier New" w:hAnsi="Courier New"/>
-          <w:color w:val="333333"/>
-          <w:sz w:val="16"/>
-        </w:rPr>
-        <w:t xml:space="preserve">   S_ying ← ying / 3.0</w:t>
-      </w:r>
-    </w:p>
-    <w:p>
-      <w:pPr>
-        <w:spacing w:after="0" w:before="0"/>
-        <w:ind w:left="567"/>
-      </w:pPr>
-      <w:r>
-        <w:rPr>
-          <w:rFonts w:ascii="Courier New" w:hAnsi="Courier New"/>
-          <w:color w:val="333333"/>
-          <w:sz w:val="16"/>
-        </w:rPr>
-      </w:r>
-    </w:p>
-    <w:p>
-      <w:pPr>
-        <w:spacing w:after="0" w:before="0"/>
-        <w:ind w:left="567"/>
-      </w:pPr>
-      <w:r>
-        <w:rPr>
-          <w:rFonts w:ascii="Courier New" w:hAnsi="Courier New"/>
-          <w:color w:val="333333"/>
-          <w:sz w:val="16"/>
-        </w:rPr>
-        <w:t>6. 综合评分:</w:t>
-      </w:r>
-    </w:p>
-    <w:p>
-      <w:pPr>
-        <w:spacing w:after="0" w:before="0"/>
-        <w:ind w:left="567"/>
-      </w:pPr>
-      <w:r>
-        <w:rPr>
-          <w:rFonts w:ascii="Courier New" w:hAnsi="Courier New"/>
-          <w:color w:val="333333"/>
-          <w:sz w:val="16"/>
-        </w:rPr>
-        <w:t xml:space="preserve">   S_yao ← 0.40·S_dw + 0.20·S_dz + 0.15·S_cc</w:t>
-      </w:r>
-    </w:p>
-    <w:p>
-      <w:pPr>
-        <w:spacing w:after="0" w:before="0"/>
-        <w:ind w:left="567"/>
-      </w:pPr>
-      <w:r>
-        <w:rPr>
-          <w:rFonts w:ascii="Courier New" w:hAnsi="Courier New"/>
-          <w:color w:val="333333"/>
-          <w:sz w:val="16"/>
-        </w:rPr>
-        <w:t xml:space="preserve">           + 0.10·S_bi + 0.15·S_ying</w:t>
-      </w:r>
-    </w:p>
-    <w:p>
-      <w:pPr>
-        <w:spacing w:after="0" w:before="0"/>
-        <w:ind w:left="567"/>
-      </w:pPr>
-      <w:r>
-        <w:rPr>
-          <w:rFonts w:ascii="Courier New" w:hAnsi="Courier New"/>
-          <w:color w:val="333333"/>
-          <w:sz w:val="16"/>
-        </w:rPr>
-      </w:r>
-    </w:p>
-    <w:p>
-      <w:pPr>
-        <w:spacing w:after="0" w:before="0"/>
-        <w:ind w:left="567"/>
-      </w:pPr>
-      <w:r>
-        <w:rPr>
-          <w:rFonts w:ascii="Courier New" w:hAnsi="Courier New"/>
-          <w:color w:val="333333"/>
-          <w:sz w:val="16"/>
-        </w:rPr>
-        <w:t>7. 策略修正:</w:t>
-      </w:r>
-    </w:p>
-    <w:p>
-      <w:pPr>
-        <w:spacing w:after="0" w:before="0"/>
-        <w:ind w:left="567"/>
-      </w:pPr>
-      <w:r>
-        <w:rPr>
-          <w:rFonts w:ascii="Courier New" w:hAnsi="Courier New"/>
-          <w:color w:val="333333"/>
-          <w:sz w:val="16"/>
-        </w:rPr>
-        <w:t xml:space="preserve">   modifier ← 1.0</w:t>
-      </w:r>
-    </w:p>
-    <w:p>
-      <w:pPr>
-        <w:spacing w:after="0" w:before="0"/>
-        <w:ind w:left="567"/>
-      </w:pPr>
-      <w:r>
-        <w:rPr>
-          <w:rFonts w:ascii="Courier New" w:hAnsi="Courier New"/>
-          <w:color w:val="333333"/>
-          <w:sz w:val="16"/>
-        </w:rPr>
-        <w:t xml:space="preserve">   if S_dw ≤ 0.33: modifier -= 0.10</w:t>
-      </w:r>
-    </w:p>
-    <w:p>
-      <w:pPr>
-        <w:spacing w:after="0" w:before="0"/>
-        <w:ind w:left="567"/>
-      </w:pPr>
-      <w:r>
-        <w:rPr>
-          <w:rFonts w:ascii="Courier New" w:hAnsi="Courier New"/>
-          <w:color w:val="333333"/>
-          <w:sz w:val="16"/>
-        </w:rPr>
-        <w:t xml:space="preserve">   if cheng ≥ 2:   modifier -= 0.10</w:t>
-      </w:r>
-    </w:p>
-    <w:p>
-      <w:pPr>
-        <w:spacing w:after="0" w:before="0"/>
-        <w:ind w:left="567"/>
-      </w:pPr>
-      <w:r>
-        <w:rPr>
-          <w:rFonts w:ascii="Courier New" w:hAnsi="Courier New"/>
-          <w:color w:val="333333"/>
-          <w:sz w:val="16"/>
-        </w:rPr>
-        <w:t xml:space="preserve">   if ying == 0:   modifier -= 0.05</w:t>
-      </w:r>
-    </w:p>
-    <w:p>
-      <w:pPr>
-        <w:spacing w:after="0" w:before="0"/>
-        <w:ind w:left="567"/>
-      </w:pPr>
-      <w:r>
-        <w:rPr>
-          <w:rFonts w:ascii="Courier New" w:hAnsi="Courier New"/>
-          <w:color w:val="333333"/>
-          <w:sz w:val="16"/>
-        </w:rPr>
-        <w:t xml:space="preserve">   elif ying == 3: modifier += 0.05</w:t>
-      </w:r>
-    </w:p>
-    <w:p>
-      <w:pPr>
-        <w:spacing w:after="0" w:before="0"/>
-        <w:ind w:left="567"/>
-      </w:pPr>
-      <w:r>
-        <w:rPr>
-          <w:rFonts w:ascii="Courier New" w:hAnsi="Courier New"/>
-          <w:color w:val="333333"/>
-          <w:sz w:val="16"/>
-        </w:rPr>
-      </w:r>
-    </w:p>
-    <w:p>
-      <w:pPr>
-        <w:spacing w:after="0" w:before="0"/>
-        <w:ind w:left="567"/>
-      </w:pPr>
-      <w:r>
-        <w:rPr>
-          <w:rFonts w:ascii="Courier New" w:hAnsi="Courier New"/>
-          <w:color w:val="333333"/>
-          <w:sz w:val="16"/>
-        </w:rPr>
-        <w:t>return S_yao, clamp(modifier, 0.75, 1.05)</w:t>
-      </w:r>
-    </w:p>
-    <w:p>
-      <w:pPr>
-        <w:pStyle w:val="Heading2"/>
-      </w:pPr>
-      <w:r>
-        <w:rPr>
-          <w:rFonts w:ascii="Times New Roman" w:hAnsi="Times New Roman" w:eastAsia="黑体"/>
-        </w:rPr>
-        <w:t>3.2 五种爻位关系的易学基础</w:t>
+        <w:t>3.1 五种关系的形式化</w:t>
       </w:r>
     </w:p>
     <w:p>
@@ -4601,7 +1718,7 @@
           <w:b/>
           <w:sz w:val="18"/>
         </w:rPr>
-        <w:t>表3. 五种爻位关系的形式化定义</w:t>
+        <w:t>表2. 五种爻位关系的形式化定义</w:t>
       </w:r>
     </w:p>
     <w:tbl>
@@ -4612,15 +1729,15 @@
         <w:tblLook w:firstColumn="1" w:firstRow="1" w:lastColumn="0" w:lastRow="0" w:noHBand="0" w:noVBand="1" w:val="04A0"/>
       </w:tblPr>
       <w:tblGrid>
-        <w:gridCol w:w="2158"/>
-        <w:gridCol w:w="2158"/>
-        <w:gridCol w:w="2158"/>
-        <w:gridCol w:w="2158"/>
+        <w:gridCol w:w="2340"/>
+        <w:gridCol w:w="2340"/>
+        <w:gridCol w:w="2340"/>
+        <w:gridCol w:w="2340"/>
       </w:tblGrid>
       <w:tr>
         <w:tc>
           <w:tcPr>
-            <w:tcW w:type="dxa" w:w="2158"/>
+            <w:tcW w:type="dxa" w:w="2340"/>
             <w:shd w:fill="1A5276"/>
           </w:tcPr>
           <w:p>
@@ -4641,7 +1758,7 @@
         </w:tc>
         <w:tc>
           <w:tcPr>
-            <w:tcW w:type="dxa" w:w="2158"/>
+            <w:tcW w:type="dxa" w:w="2340"/>
             <w:shd w:fill="1A5276"/>
           </w:tcPr>
           <w:p>
@@ -4662,7 +1779,7 @@
         </w:tc>
         <w:tc>
           <w:tcPr>
-            <w:tcW w:type="dxa" w:w="2158"/>
+            <w:tcW w:type="dxa" w:w="2340"/>
             <w:shd w:fill="1A5276"/>
           </w:tcPr>
           <w:p>
@@ -4683,7 +1800,7 @@
         </w:tc>
         <w:tc>
           <w:tcPr>
-            <w:tcW w:type="dxa" w:w="2158"/>
+            <w:tcW w:type="dxa" w:w="2340"/>
             <w:shd w:fill="1A5276"/>
           </w:tcPr>
           <w:p>
@@ -4706,7 +1823,7 @@
       <w:tr>
         <w:tc>
           <w:tcPr>
-            <w:tcW w:type="dxa" w:w="2158"/>
+            <w:tcW w:type="dxa" w:w="2340"/>
             <w:shd w:fill="EBF5FB"/>
           </w:tcPr>
           <w:p>
@@ -4725,7 +1842,7 @@
         </w:tc>
         <w:tc>
           <w:tcPr>
-            <w:tcW w:type="dxa" w:w="2158"/>
+            <w:tcW w:type="dxa" w:w="2340"/>
             <w:shd w:fill="EBF5FB"/>
           </w:tcPr>
           <w:p>
@@ -4738,13 +1855,13 @@
                 <w:rFonts w:ascii="Times New Roman" w:hAnsi="Times New Roman" w:eastAsia="宋体"/>
                 <w:sz w:val="18"/>
               </w:rPr>
-              <w:t>阳爻居初/三/五位，阴爻居二/四/上位</w:t>
+              <w:t>阳居阳位(初/三/五),阴居阴位(二/四/上)</w:t>
             </w:r>
           </w:p>
         </w:tc>
         <w:tc>
           <w:tcPr>
-            <w:tcW w:type="dxa" w:w="2158"/>
+            <w:tcW w:type="dxa" w:w="2340"/>
             <w:shd w:fill="EBF5FB"/>
           </w:tcPr>
           <w:p>
@@ -4757,13 +1874,13 @@
                 <w:rFonts w:ascii="Times New Roman" w:hAnsi="Times New Roman" w:eastAsia="宋体"/>
                 <w:sz w:val="18"/>
               </w:rPr>
-              <w:t>(yao[i]≥0.5) == (i∈{0,2,4})</w:t>
+              <w:t>(yao[i]≥0.5)==(i∈{0,2,4})</w:t>
             </w:r>
           </w:p>
         </w:tc>
         <w:tc>
           <w:tcPr>
-            <w:tcW w:type="dxa" w:w="2158"/>
+            <w:tcW w:type="dxa" w:w="2340"/>
             <w:shd w:fill="EBF5FB"/>
           </w:tcPr>
           <w:p>
@@ -4784,7 +1901,7 @@
       <w:tr>
         <w:tc>
           <w:tcPr>
-            <w:tcW w:type="dxa" w:w="2158"/>
+            <w:tcW w:type="dxa" w:w="2340"/>
           </w:tcPr>
           <w:p>
             <w:pPr>
@@ -4802,7 +1919,7 @@
         </w:tc>
         <w:tc>
           <w:tcPr>
-            <w:tcW w:type="dxa" w:w="2158"/>
+            <w:tcW w:type="dxa" w:w="2340"/>
           </w:tcPr>
           <w:p>
             <w:pPr>
@@ -4814,13 +1931,13 @@
                 <w:rFonts w:ascii="Times New Roman" w:hAnsi="Times New Roman" w:eastAsia="宋体"/>
                 <w:sz w:val="18"/>
               </w:rPr>
-              <w:t>二爻和五爻为"中位"，六二、九五最佳</w:t>
+              <w:t>二爻和五爻为中位,六二/九五最佳</w:t>
             </w:r>
           </w:p>
         </w:tc>
         <w:tc>
           <w:tcPr>
-            <w:tcW w:type="dxa" w:w="2158"/>
+            <w:tcW w:type="dxa" w:w="2340"/>
           </w:tcPr>
           <w:p>
             <w:pPr>
@@ -4832,13 +1949,13 @@
                 <w:rFonts w:ascii="Times New Roman" w:hAnsi="Times New Roman" w:eastAsia="宋体"/>
                 <w:sz w:val="18"/>
               </w:rPr>
-              <w:t>六二阴(yao[1]&lt;0.5) + 九五阳(yao[4]≥0.5)</w:t>
+              <w:t>六二阴+九五阳</w:t>
             </w:r>
           </w:p>
         </w:tc>
         <w:tc>
           <w:tcPr>
-            <w:tcW w:type="dxa" w:w="2158"/>
+            <w:tcW w:type="dxa" w:w="2340"/>
           </w:tcPr>
           <w:p>
             <w:pPr>
@@ -4858,7 +1975,7 @@
       <w:tr>
         <w:tc>
           <w:tcPr>
-            <w:tcW w:type="dxa" w:w="2158"/>
+            <w:tcW w:type="dxa" w:w="2340"/>
             <w:shd w:fill="EBF5FB"/>
           </w:tcPr>
           <w:p>
@@ -4877,7 +1994,7 @@
         </w:tc>
         <w:tc>
           <w:tcPr>
-            <w:tcW w:type="dxa" w:w="2158"/>
+            <w:tcW w:type="dxa" w:w="2340"/>
             <w:shd w:fill="EBF5FB"/>
           </w:tcPr>
           <w:p>
@@ -4896,7 +2013,7 @@
         </w:tc>
         <w:tc>
           <w:tcPr>
-            <w:tcW w:type="dxa" w:w="2158"/>
+            <w:tcW w:type="dxa" w:w="2340"/>
             <w:shd w:fill="EBF5FB"/>
           </w:tcPr>
           <w:p>
@@ -4915,7 +2032,7 @@
         </w:tc>
         <w:tc>
           <w:tcPr>
-            <w:tcW w:type="dxa" w:w="2158"/>
+            <w:tcW w:type="dxa" w:w="2340"/>
             <w:shd w:fill="EBF5FB"/>
           </w:tcPr>
           <w:p>
@@ -4928,7 +2045,7 @@
                 <w:rFonts w:ascii="Times New Roman" w:hAnsi="Times New Roman" w:eastAsia="宋体"/>
                 <w:sz w:val="18"/>
               </w:rPr>
-              <w:t>降低期望力 (-0.10/处)</w:t>
+              <w:t>降低期望力</w:t>
             </w:r>
           </w:p>
         </w:tc>
@@ -4936,7 +2053,7 @@
       <w:tr>
         <w:tc>
           <w:tcPr>
-            <w:tcW w:type="dxa" w:w="2158"/>
+            <w:tcW w:type="dxa" w:w="2340"/>
           </w:tcPr>
           <w:p>
             <w:pPr>
@@ -4954,7 +2071,7 @@
         </w:tc>
         <w:tc>
           <w:tcPr>
-            <w:tcW w:type="dxa" w:w="2158"/>
+            <w:tcW w:type="dxa" w:w="2340"/>
           </w:tcPr>
           <w:p>
             <w:pPr>
@@ -4972,7 +2089,7 @@
         </w:tc>
         <w:tc>
           <w:tcPr>
-            <w:tcW w:type="dxa" w:w="2158"/>
+            <w:tcW w:type="dxa" w:w="2340"/>
           </w:tcPr>
           <w:p>
             <w:pPr>
@@ -4990,7 +2107,7 @@
         </w:tc>
         <w:tc>
           <w:tcPr>
-            <w:tcW w:type="dxa" w:w="2158"/>
+            <w:tcW w:type="dxa" w:w="2340"/>
           </w:tcPr>
           <w:p>
             <w:pPr>
@@ -5002,7 +2119,7 @@
                 <w:rFonts w:ascii="Times New Roman" w:hAnsi="Times New Roman" w:eastAsia="宋体"/>
                 <w:sz w:val="18"/>
               </w:rPr>
-              <w:t>提升策略流畅度</w:t>
+              <w:t>提升流畅度</w:t>
             </w:r>
           </w:p>
         </w:tc>
@@ -5010,7 +2127,7 @@
       <w:tr>
         <w:tc>
           <w:tcPr>
-            <w:tcW w:type="dxa" w:w="2158"/>
+            <w:tcW w:type="dxa" w:w="2340"/>
             <w:shd w:fill="EBF5FB"/>
           </w:tcPr>
           <w:p>
@@ -5029,7 +2146,7 @@
         </w:tc>
         <w:tc>
           <w:tcPr>
-            <w:tcW w:type="dxa" w:w="2158"/>
+            <w:tcW w:type="dxa" w:w="2340"/>
             <w:shd w:fill="EBF5FB"/>
           </w:tcPr>
           <w:p>
@@ -5048,7 +2165,7 @@
         </w:tc>
         <w:tc>
           <w:tcPr>
-            <w:tcW w:type="dxa" w:w="2158"/>
+            <w:tcW w:type="dxa" w:w="2340"/>
             <w:shd w:fill="EBF5FB"/>
           </w:tcPr>
           <w:p>
@@ -5067,7 +2184,7 @@
         </w:tc>
         <w:tc>
           <w:tcPr>
-            <w:tcW w:type="dxa" w:w="2158"/>
+            <w:tcW w:type="dxa" w:w="2340"/>
             <w:shd w:fill="EBF5FB"/>
           </w:tcPr>
           <w:p>
@@ -5080,7 +2197,7 @@
                 <w:rFonts w:ascii="Times New Roman" w:hAnsi="Times New Roman" w:eastAsia="宋体"/>
                 <w:sz w:val="18"/>
               </w:rPr>
-              <w:t>影响动作连贯性</w:t>
+              <w:t>影响连贯性</w:t>
             </w:r>
           </w:p>
         </w:tc>
@@ -5088,7 +2205,7 @@
       <w:tr>
         <w:tc>
           <w:tcPr>
-            <w:tcW w:type="dxa" w:w="2158"/>
+            <w:tcW w:type="dxa" w:w="2340"/>
           </w:tcPr>
           <w:p>
             <w:pPr>
@@ -5106,7 +2223,7 @@
         </w:tc>
         <w:tc>
           <w:tcPr>
-            <w:tcW w:type="dxa" w:w="2158"/>
+            <w:tcW w:type="dxa" w:w="2340"/>
           </w:tcPr>
           <w:p>
             <w:pPr>
@@ -5118,13 +2235,13 @@
                 <w:rFonts w:ascii="Times New Roman" w:hAnsi="Times New Roman" w:eastAsia="宋体"/>
                 <w:sz w:val="18"/>
               </w:rPr>
-              <w:t>初-四/二-五/三-上，阴阳相反为"有应"</w:t>
+              <w:t>初-四/二-五/三-上,阴阳相反为有应</w:t>
             </w:r>
           </w:p>
         </w:tc>
         <w:tc>
           <w:tcPr>
-            <w:tcW w:type="dxa" w:w="2158"/>
+            <w:tcW w:type="dxa" w:w="2340"/>
           </w:tcPr>
           <w:p>
             <w:pPr>
@@ -5142,7 +2259,7 @@
         </w:tc>
         <w:tc>
           <w:tcPr>
-            <w:tcW w:type="dxa" w:w="2158"/>
+            <w:tcW w:type="dxa" w:w="2340"/>
           </w:tcPr>
           <w:p>
             <w:pPr>
@@ -5154,7 +2271,7 @@
                 <w:rFonts w:ascii="Times New Roman" w:hAnsi="Times New Roman" w:eastAsia="宋体"/>
                 <w:sz w:val="18"/>
               </w:rPr>
-              <w:t>影响策略确信度</w:t>
+              <w:t>影响确信度</w:t>
             </w:r>
           </w:p>
         </w:tc>
@@ -5170,7 +2287,20 @@
           <w:rFonts w:ascii="Times New Roman" w:hAnsi="Times New Roman" w:eastAsia="宋体"/>
           <w:sz w:val="22"/>
         </w:rPr>
-        <w:t>五种关系的评分按权重融合为综合爻位质量：S_yao = 0.40·S_dw + 0.20·S_dz + 0.15·S_cc + 0.10·S_bi + 0.15·S_ying。权重分配反映了易学传统中对各关系的重视程度：当位最重（"天地设位"），得中次之（"中正之道"），乘承与应再次，亲比最末。</w:t>
+        <w:t>综合爻位质量 S_yao = 0.40·S_dw + 0.20·S_dz + 0.15·S_cc + 0.10·S_bi + 0.15·S_ying。权重反映易学传统：当位最重（"天地设位"），得中次之（"中正之道"）。</w:t>
+      </w:r>
+    </w:p>
+    <w:p>
+      <w:pPr>
+        <w:pStyle w:val="Heading2"/>
+      </w:pPr>
+      <w:r>
+        <w:rPr>
+          <w:rFonts w:ascii="Times New Roman" w:hAnsi="Times New Roman" w:eastAsia="黑体"/>
+          <w:color w:val="1A5276"/>
+          <w:sz w:val="30"/>
+        </w:rPr>
+        <w:t>3.2 爻位质量→策略修正</w:t>
       </w:r>
     </w:p>
     <w:p>
@@ -5183,7 +2313,7 @@
           <w:b/>
           <w:sz w:val="18"/>
         </w:rPr>
-        <w:t>表4. 爻位质量→谨慎级别→力修正系数映射</w:t>
+        <w:t>表3. 爻位质量→谨慎级别→力修正系数映射</w:t>
       </w:r>
     </w:p>
     <w:tbl>
@@ -5194,15 +2324,15 @@
         <w:tblLook w:firstColumn="1" w:firstRow="1" w:lastColumn="0" w:lastRow="0" w:noHBand="0" w:noVBand="1" w:val="04A0"/>
       </w:tblPr>
       <w:tblGrid>
-        <w:gridCol w:w="2158"/>
-        <w:gridCol w:w="2158"/>
-        <w:gridCol w:w="2158"/>
-        <w:gridCol w:w="2158"/>
+        <w:gridCol w:w="2340"/>
+        <w:gridCol w:w="2340"/>
+        <w:gridCol w:w="2340"/>
+        <w:gridCol w:w="2340"/>
       </w:tblGrid>
       <w:tr>
         <w:tc>
           <w:tcPr>
-            <w:tcW w:type="dxa" w:w="2158"/>
+            <w:tcW w:type="dxa" w:w="2340"/>
             <w:shd w:fill="1A5276"/>
           </w:tcPr>
           <w:p>
@@ -5223,7 +2353,7 @@
         </w:tc>
         <w:tc>
           <w:tcPr>
-            <w:tcW w:type="dxa" w:w="2158"/>
+            <w:tcW w:type="dxa" w:w="2340"/>
             <w:shd w:fill="1A5276"/>
           </w:tcPr>
           <w:p>
@@ -5244,7 +2374,7 @@
         </w:tc>
         <w:tc>
           <w:tcPr>
-            <w:tcW w:type="dxa" w:w="2158"/>
+            <w:tcW w:type="dxa" w:w="2340"/>
             <w:shd w:fill="1A5276"/>
           </w:tcPr>
           <w:p>
@@ -5265,7 +2395,7 @@
         </w:tc>
         <w:tc>
           <w:tcPr>
-            <w:tcW w:type="dxa" w:w="2158"/>
+            <w:tcW w:type="dxa" w:w="2340"/>
             <w:shd w:fill="1A5276"/>
           </w:tcPr>
           <w:p>
@@ -5288,7 +2418,7 @@
       <w:tr>
         <w:tc>
           <w:tcPr>
-            <w:tcW w:type="dxa" w:w="2158"/>
+            <w:tcW w:type="dxa" w:w="2340"/>
             <w:shd w:fill="EBF5FB"/>
           </w:tcPr>
           <w:p>
@@ -5307,7 +2437,7 @@
         </w:tc>
         <w:tc>
           <w:tcPr>
-            <w:tcW w:type="dxa" w:w="2158"/>
+            <w:tcW w:type="dxa" w:w="2340"/>
             <w:shd w:fill="EBF5FB"/>
           </w:tcPr>
           <w:p>
@@ -5326,7 +2456,7 @@
         </w:tc>
         <w:tc>
           <w:tcPr>
-            <w:tcW w:type="dxa" w:w="2158"/>
+            <w:tcW w:type="dxa" w:w="2340"/>
             <w:shd w:fill="EBF5FB"/>
           </w:tcPr>
           <w:p>
@@ -5339,13 +2469,13 @@
                 <w:rFonts w:ascii="Times New Roman" w:hAnsi="Times New Roman" w:eastAsia="宋体"/>
                 <w:sz w:val="18"/>
               </w:rPr>
-              <w:t>1.00 – 1.05</w:t>
+              <w:t>1.00–1.05</w:t>
             </w:r>
           </w:p>
         </w:tc>
         <w:tc>
           <w:tcPr>
-            <w:tcW w:type="dxa" w:w="2158"/>
+            <w:tcW w:type="dxa" w:w="2340"/>
             <w:shd w:fill="EBF5FB"/>
           </w:tcPr>
           <w:p>
@@ -5358,7 +2488,7 @@
                 <w:rFonts w:ascii="Times New Roman" w:hAnsi="Times New Roman" w:eastAsia="宋体"/>
                 <w:sz w:val="18"/>
               </w:rPr>
-              <w:t>爻位优良，可略增力</w:t>
+              <w:t>爻位优良,可略增力</w:t>
             </w:r>
           </w:p>
         </w:tc>
@@ -5366,7 +2496,7 @@
       <w:tr>
         <w:tc>
           <w:tcPr>
-            <w:tcW w:type="dxa" w:w="2158"/>
+            <w:tcW w:type="dxa" w:w="2340"/>
           </w:tcPr>
           <w:p>
             <w:pPr>
@@ -5378,13 +2508,13 @@
                 <w:rFonts w:ascii="Times New Roman" w:hAnsi="Times New Roman" w:eastAsia="宋体"/>
                 <w:sz w:val="18"/>
               </w:rPr>
-              <w:t>0.50 – 0.70</w:t>
+              <w:t>0.50–0.70</w:t>
             </w:r>
           </w:p>
         </w:tc>
         <w:tc>
           <w:tcPr>
-            <w:tcW w:type="dxa" w:w="2158"/>
+            <w:tcW w:type="dxa" w:w="2340"/>
           </w:tcPr>
           <w:p>
             <w:pPr>
@@ -5402,7 +2532,7 @@
         </w:tc>
         <w:tc>
           <w:tcPr>
-            <w:tcW w:type="dxa" w:w="2158"/>
+            <w:tcW w:type="dxa" w:w="2340"/>
           </w:tcPr>
           <w:p>
             <w:pPr>
@@ -5414,13 +2544,13 @@
                 <w:rFonts w:ascii="Times New Roman" w:hAnsi="Times New Roman" w:eastAsia="宋体"/>
                 <w:sz w:val="18"/>
               </w:rPr>
-              <w:t>0.95 – 1.00</w:t>
+              <w:t>0.95–1.00</w:t>
             </w:r>
           </w:p>
         </w:tc>
         <w:tc>
           <w:tcPr>
-            <w:tcW w:type="dxa" w:w="2158"/>
+            <w:tcW w:type="dxa" w:w="2340"/>
           </w:tcPr>
           <w:p>
             <w:pPr>
@@ -5432,7 +2562,7 @@
                 <w:rFonts w:ascii="Times New Roman" w:hAnsi="Times New Roman" w:eastAsia="宋体"/>
                 <w:sz w:val="18"/>
               </w:rPr>
-              <w:t>爻位正常，标准执行</w:t>
+              <w:t>爻位正常,标准执行</w:t>
             </w:r>
           </w:p>
         </w:tc>
@@ -5440,7 +2570,7 @@
       <w:tr>
         <w:tc>
           <w:tcPr>
-            <w:tcW w:type="dxa" w:w="2158"/>
+            <w:tcW w:type="dxa" w:w="2340"/>
             <w:shd w:fill="EBF5FB"/>
           </w:tcPr>
           <w:p>
@@ -5453,13 +2583,13 @@
                 <w:rFonts w:ascii="Times New Roman" w:hAnsi="Times New Roman" w:eastAsia="宋体"/>
                 <w:sz w:val="18"/>
               </w:rPr>
-              <w:t>0.30 – 0.50</w:t>
+              <w:t>0.30–0.50</w:t>
             </w:r>
           </w:p>
         </w:tc>
         <w:tc>
           <w:tcPr>
-            <w:tcW w:type="dxa" w:w="2158"/>
+            <w:tcW w:type="dxa" w:w="2340"/>
             <w:shd w:fill="EBF5FB"/>
           </w:tcPr>
           <w:p>
@@ -5478,7 +2608,7 @@
         </w:tc>
         <w:tc>
           <w:tcPr>
-            <w:tcW w:type="dxa" w:w="2158"/>
+            <w:tcW w:type="dxa" w:w="2340"/>
             <w:shd w:fill="EBF5FB"/>
           </w:tcPr>
           <w:p>
@@ -5491,13 +2621,13 @@
                 <w:rFonts w:ascii="Times New Roman" w:hAnsi="Times New Roman" w:eastAsia="宋体"/>
                 <w:sz w:val="18"/>
               </w:rPr>
-              <w:t>0.85 – 0.95</w:t>
+              <w:t>0.85–0.95</w:t>
             </w:r>
           </w:p>
         </w:tc>
         <w:tc>
           <w:tcPr>
-            <w:tcW w:type="dxa" w:w="2158"/>
+            <w:tcW w:type="dxa" w:w="2340"/>
             <w:shd w:fill="EBF5FB"/>
           </w:tcPr>
           <w:p>
@@ -5510,7 +2640,7 @@
                 <w:rFonts w:ascii="Times New Roman" w:hAnsi="Times New Roman" w:eastAsia="宋体"/>
                 <w:sz w:val="18"/>
               </w:rPr>
-              <w:t>爻位偏差，降低力预设</w:t>
+              <w:t>爻位偏差,降低力预设</w:t>
             </w:r>
           </w:p>
         </w:tc>
@@ -5518,7 +2648,7 @@
       <w:tr>
         <w:tc>
           <w:tcPr>
-            <w:tcW w:type="dxa" w:w="2158"/>
+            <w:tcW w:type="dxa" w:w="2340"/>
           </w:tcPr>
           <w:p>
             <w:pPr>
@@ -5536,7 +2666,7 @@
         </w:tc>
         <w:tc>
           <w:tcPr>
-            <w:tcW w:type="dxa" w:w="2158"/>
+            <w:tcW w:type="dxa" w:w="2340"/>
           </w:tcPr>
           <w:p>
             <w:pPr>
@@ -5554,7 +2684,7 @@
         </w:tc>
         <w:tc>
           <w:tcPr>
-            <w:tcW w:type="dxa" w:w="2158"/>
+            <w:tcW w:type="dxa" w:w="2340"/>
           </w:tcPr>
           <w:p>
             <w:pPr>
@@ -5566,13 +2696,13 @@
                 <w:rFonts w:ascii="Times New Roman" w:hAnsi="Times New Roman" w:eastAsia="宋体"/>
                 <w:sz w:val="18"/>
               </w:rPr>
-              <w:t>0.75 – 0.85</w:t>
+              <w:t>0.75–0.85</w:t>
             </w:r>
           </w:p>
         </w:tc>
         <w:tc>
           <w:tcPr>
-            <w:tcW w:type="dxa" w:w="2158"/>
+            <w:tcW w:type="dxa" w:w="2340"/>
           </w:tcPr>
           <w:p>
             <w:pPr>
@@ -5584,7 +2714,7 @@
                 <w:rFonts w:ascii="Times New Roman" w:hAnsi="Times New Roman" w:eastAsia="宋体"/>
                 <w:sz w:val="18"/>
               </w:rPr>
-              <w:t>爻位严重失序，大幅降力</w:t>
+              <w:t>爻位严重失序,大幅降力</w:t>
             </w:r>
           </w:p>
         </w:tc>
@@ -5603,6 +2733,8 @@
       <w:r>
         <w:rPr>
           <w:rFonts w:ascii="Times New Roman" w:hAnsi="Times New Roman" w:eastAsia="黑体"/>
+          <w:color w:val="1A1A2E"/>
+          <w:sz w:val="40"/>
         </w:rPr>
         <w:t>4 实验</w:t>
       </w:r>
@@ -5614,8 +2746,10 @@
       <w:r>
         <w:rPr>
           <w:rFonts w:ascii="Times New Roman" w:hAnsi="Times New Roman" w:eastAsia="黑体"/>
+          <w:color w:val="1A5276"/>
+          <w:sz w:val="30"/>
         </w:rPr>
-        <w:t>4.1 实验设置</w:t>
+        <w:t>4.1 实验环境与数据集</w:t>
       </w:r>
     </w:p>
     <w:p>
@@ -5627,7 +2761,19 @@
           <w:rFonts w:ascii="Times New Roman" w:hAnsi="Times New Roman" w:eastAsia="宋体"/>
           <w:sz w:val="22"/>
         </w:rPr>
-        <w:t>定义了8种基本物体类型（球体、立方体、圆柱体、碗、瓶子、盘子、不规则石块、花瓶），每种有预设物理参数模板。使用合成场景生成器（SimulationScene）按物理模板生成带±5%噪声的特征向量。所有实验不使用任何训练数据，纯先验知识推理。评估采用启发式策略合理性评估：每种物体类型预定义"合理策略集"与"明显错误策略集"。</w:t>
+        <w:t>实验环境：Python 3.8+, NumPy, 纯CPU推理（无GPU需求）。数据集：通过合成场景生成器（SimulationScene）按8种物体类型的物理模板生成带±5%均匀噪声的特征向量。物体类型包括：球体(sphere)、立方体(cube)、圆柱体(cylinder)、碗(bowl)、瓶子(bottle)、盘子(plate)、不规则石块(rock)、花瓶(vase)。每个物体实例包含13维物理特征（稳定性、滚动倾向、力需求、脆弱性、可达性、抓取表面质量、支撑面积、遮挡程度、障碍密度、任务优先级、重量比、可见性、变形能力），所有特征归一化至[0,1]。</w:t>
+      </w:r>
+    </w:p>
+    <w:p>
+      <w:pPr>
+        <w:ind w:firstLine="420"/>
+      </w:pPr>
+      <w:r>
+        <w:rPr>
+          <w:rFonts w:ascii="Times New Roman" w:hAnsi="Times New Roman" w:eastAsia="宋体"/>
+          <w:sz w:val="22"/>
+        </w:rPr>
+        <w:t>评估方法：采用启发式策略合理性评估。每种物体类型预定义"合理策略集"（10-16种策略类型）和"明显错误策略集"。系统输出的抓取策略类型若在合理集合中则计为"合理"，在错误集合中则计为"错误"，其余为"中性"。评估不涉及实际物理抓取，仅评估推理输出的语义合理性。</w:t>
       </w:r>
     </w:p>
     <w:p>
@@ -5637,8 +2783,148 @@
       <w:r>
         <w:rPr>
           <w:rFonts w:ascii="Times New Roman" w:hAnsi="Times New Roman" w:eastAsia="黑体"/>
+          <w:color w:val="1A5276"/>
+          <w:sz w:val="30"/>
         </w:rPr>
-        <w:t>4.2 爻模板优化前后对比</w:t>
+        <w:t>4.2 实验一：爻模板优化实验</w:t>
+      </w:r>
+    </w:p>
+    <w:p>
+      <w:pPr>
+        <w:ind w:firstLine="420"/>
+      </w:pPr>
+      <w:r>
+        <w:rPr>
+          <w:rFonts w:ascii="Times New Roman" w:hAnsi="Times New Roman" w:eastAsia="宋体"/>
+          <w:b/>
+          <w:sz w:val="22"/>
+        </w:rPr>
+        <w:t>实验目的：</w:t>
+      </w:r>
+      <w:r>
+        <w:rPr>
+          <w:rFonts w:ascii="Times New Roman" w:hAnsi="Times New Roman" w:eastAsia="宋体"/>
+          <w:sz w:val="22"/>
+        </w:rPr>
+        <w:t>验证基于物体质心的爻模板优化方法能否显著提升零样本策略合理率。</w:t>
+      </w:r>
+    </w:p>
+    <w:p>
+      <w:pPr>
+        <w:ind w:firstLine="420"/>
+      </w:pPr>
+      <w:r>
+        <w:rPr>
+          <w:rFonts w:ascii="Times New Roman" w:hAnsi="Times New Roman" w:eastAsia="宋体"/>
+          <w:b/>
+          <w:sz w:val="22"/>
+        </w:rPr>
+        <w:t>实验设置：</w:t>
+      </w:r>
+      <w:r>
+        <w:rPr>
+          <w:rFonts w:ascii="Times New Roman" w:hAnsi="Times New Roman" w:eastAsia="宋体"/>
+          <w:sz w:val="22"/>
+        </w:rPr>
+        <w:t>对比两组配置。（A）优化前：20/64卦定义，爻模板值为人工直觉赋值（如乾卦模板=[0.95,0.90,0.85,0.85,1.00,0.90]）。（B）优化后：42/64卦定义，爻模板值基于8类物体的六爻向量质心重算。每组在300个随机生成物体上评估（固定随机种子保证可复现）。</w:t>
+      </w:r>
+    </w:p>
+    <w:p>
+      <w:pPr>
+        <w:ind w:firstLine="420"/>
+      </w:pPr>
+      <w:r>
+        <w:rPr>
+          <w:rFonts w:ascii="Times New Roman" w:hAnsi="Times New Roman" w:eastAsia="宋体"/>
+          <w:b/>
+          <w:sz w:val="22"/>
+        </w:rPr>
+        <w:t>实验步骤：</w:t>
+      </w:r>
+      <w:r>
+        <w:rPr>
+          <w:rFonts w:ascii="Times New Roman" w:hAnsi="Times New Roman" w:eastAsia="宋体"/>
+          <w:sz w:val="22"/>
+        </w:rPr>
+      </w:r>
+    </w:p>
+    <w:p>
+      <w:pPr>
+        <w:ind w:left="850"/>
+      </w:pPr>
+      <w:r>
+        <w:rPr>
+          <w:rFonts w:ascii="Times New Roman" w:hAnsi="Times New Roman" w:eastAsia="宋体"/>
+          <w:sz w:val="22"/>
+        </w:rPr>
+        <w:t>步骤1（采集质心）：生成8类物体各50+实例，经L1→L2推理链输出六爻向量，计算每类均值得到质心 c_t ∈ [0,1]⁶。</w:t>
+      </w:r>
+    </w:p>
+    <w:p>
+      <w:pPr>
+        <w:ind w:left="850"/>
+      </w:pPr>
+      <w:r>
+        <w:rPr>
+          <w:rFonts w:ascii="Times New Roman" w:hAnsi="Times New Roman" w:eastAsia="宋体"/>
+          <w:sz w:val="22"/>
+        </w:rPr>
+        <w:t>步骤2（卦物映射）：将42个已定义卦象按其卦辞语义和策略类型，指定应服务的物体类型集合。例如震为雷（动态抓取）→{球体, 圆柱体}。</w:t>
+      </w:r>
+    </w:p>
+    <w:p>
+      <w:pPr>
+        <w:ind w:left="850"/>
+      </w:pPr>
+      <w:r>
+        <w:rPr>
+          <w:rFonts w:ascii="Times New Roman" w:hAnsi="Times New Roman" w:eastAsia="宋体"/>
+          <w:sz w:val="22"/>
+        </w:rPr>
+        <w:t>步骤3（模板重算）：对每个卦h，新模板 p_h = mean(c_t for t in T_h) + ε_h。ε_h为基于卦名哈希的确定性微小扰动(±0.025)。</w:t>
+      </w:r>
+    </w:p>
+    <w:p>
+      <w:pPr>
+        <w:ind w:left="850"/>
+      </w:pPr>
+      <w:r>
+        <w:rPr>
+          <w:rFonts w:ascii="Times New Roman" w:hAnsi="Times New Roman" w:eastAsia="宋体"/>
+          <w:sz w:val="22"/>
+        </w:rPr>
+        <w:t>步骤4（问题卦修复）：火水未济卦模板从[0.20,0.70,0.30,0.80,0.30,0.70]手动修正为[0.07,0.88,0.11,0.07,0.06,0.11]，避免大量物体误匹配。</w:t>
+      </w:r>
+    </w:p>
+    <w:p>
+      <w:pPr>
+        <w:ind w:left="850"/>
+      </w:pPr>
+      <w:r>
+        <w:rPr>
+          <w:rFonts w:ascii="Times New Roman" w:hAnsi="Times New Roman" w:eastAsia="宋体"/>
+          <w:sz w:val="22"/>
+        </w:rPr>
+        <w:t>步骤5（评估）：在300物体上运行完整推理链，统计合理率和错误率。</w:t>
+      </w:r>
+    </w:p>
+    <w:p>
+      <w:pPr>
+        <w:ind w:firstLine="420"/>
+      </w:pPr>
+      <w:r>
+        <w:rPr>
+          <w:rFonts w:ascii="Times New Roman" w:hAnsi="Times New Roman" w:eastAsia="宋体"/>
+          <w:b/>
+          <w:sz w:val="22"/>
+        </w:rPr>
+        <w:t>实验结果：</w:t>
+      </w:r>
+      <w:r>
+        <w:rPr>
+          <w:rFonts w:ascii="Times New Roman" w:hAnsi="Times New Roman" w:eastAsia="宋体"/>
+          <w:sz w:val="22"/>
+        </w:rPr>
       </w:r>
     </w:p>
     <w:p>
@@ -5651,7 +2937,7 @@
           <w:b/>
           <w:sz w:val="18"/>
         </w:rPr>
-        <w:t>表5. 爻模板优化前后零样本基线对比</w:t>
+        <w:t>表4. 爻模板优化前后总体指标对比</w:t>
       </w:r>
     </w:p>
     <w:tbl>
@@ -5662,15 +2948,15 @@
         <w:tblLook w:firstColumn="1" w:firstRow="1" w:lastColumn="0" w:lastRow="0" w:noHBand="0" w:noVBand="1" w:val="04A0"/>
       </w:tblPr>
       <w:tblGrid>
-        <w:gridCol w:w="2158"/>
-        <w:gridCol w:w="2158"/>
-        <w:gridCol w:w="2158"/>
-        <w:gridCol w:w="2158"/>
+        <w:gridCol w:w="2340"/>
+        <w:gridCol w:w="2340"/>
+        <w:gridCol w:w="2340"/>
+        <w:gridCol w:w="2340"/>
       </w:tblGrid>
       <w:tr>
         <w:tc>
           <w:tcPr>
-            <w:tcW w:type="dxa" w:w="2158"/>
+            <w:tcW w:type="dxa" w:w="2340"/>
             <w:shd w:fill="1A5276"/>
           </w:tcPr>
           <w:p>
@@ -5691,7 +2977,7 @@
         </w:tc>
         <w:tc>
           <w:tcPr>
-            <w:tcW w:type="dxa" w:w="2158"/>
+            <w:tcW w:type="dxa" w:w="2340"/>
             <w:shd w:fill="1A5276"/>
           </w:tcPr>
           <w:p>
@@ -5712,7 +2998,7 @@
         </w:tc>
         <w:tc>
           <w:tcPr>
-            <w:tcW w:type="dxa" w:w="2158"/>
+            <w:tcW w:type="dxa" w:w="2340"/>
             <w:shd w:fill="1A5276"/>
           </w:tcPr>
           <w:p>
@@ -5727,13 +3013,13 @@
                 <w:color w:val="FFFFFF"/>
                 <w:sz w:val="18"/>
               </w:rPr>
-              <w:t>优化后(42卦+质心)</w:t>
+              <w:t>优化后(42卦)</w:t>
             </w:r>
           </w:p>
         </w:tc>
         <w:tc>
           <w:tcPr>
-            <w:tcW w:type="dxa" w:w="2158"/>
+            <w:tcW w:type="dxa" w:w="2340"/>
             <w:shd w:fill="1A5276"/>
           </w:tcPr>
           <w:p>
@@ -5756,7 +3042,7 @@
       <w:tr>
         <w:tc>
           <w:tcPr>
-            <w:tcW w:type="dxa" w:w="2158"/>
+            <w:tcW w:type="dxa" w:w="2340"/>
             <w:shd w:fill="EBF5FB"/>
           </w:tcPr>
           <w:p>
@@ -5775,7 +3061,7 @@
         </w:tc>
         <w:tc>
           <w:tcPr>
-            <w:tcW w:type="dxa" w:w="2158"/>
+            <w:tcW w:type="dxa" w:w="2340"/>
             <w:shd w:fill="EBF5FB"/>
           </w:tcPr>
           <w:p>
@@ -5794,7 +3080,7 @@
         </w:tc>
         <w:tc>
           <w:tcPr>
-            <w:tcW w:type="dxa" w:w="2158"/>
+            <w:tcW w:type="dxa" w:w="2340"/>
             <w:shd w:fill="EBF5FB"/>
           </w:tcPr>
           <w:p>
@@ -5813,7 +3099,7 @@
         </w:tc>
         <w:tc>
           <w:tcPr>
-            <w:tcW w:type="dxa" w:w="2158"/>
+            <w:tcW w:type="dxa" w:w="2340"/>
             <w:shd w:fill="EBF5FB"/>
           </w:tcPr>
           <w:p>
@@ -5834,7 +3120,7 @@
       <w:tr>
         <w:tc>
           <w:tcPr>
-            <w:tcW w:type="dxa" w:w="2158"/>
+            <w:tcW w:type="dxa" w:w="2340"/>
           </w:tcPr>
           <w:p>
             <w:pPr>
@@ -5852,7 +3138,7 @@
         </w:tc>
         <w:tc>
           <w:tcPr>
-            <w:tcW w:type="dxa" w:w="2158"/>
+            <w:tcW w:type="dxa" w:w="2340"/>
           </w:tcPr>
           <w:p>
             <w:pPr>
@@ -5870,7 +3156,7 @@
         </w:tc>
         <w:tc>
           <w:tcPr>
-            <w:tcW w:type="dxa" w:w="2158"/>
+            <w:tcW w:type="dxa" w:w="2340"/>
           </w:tcPr>
           <w:p>
             <w:pPr>
@@ -5888,7 +3174,7 @@
         </w:tc>
         <w:tc>
           <w:tcPr>
-            <w:tcW w:type="dxa" w:w="2158"/>
+            <w:tcW w:type="dxa" w:w="2340"/>
           </w:tcPr>
           <w:p>
             <w:pPr>
@@ -5908,7 +3194,7 @@
       <w:tr>
         <w:tc>
           <w:tcPr>
-            <w:tcW w:type="dxa" w:w="2158"/>
+            <w:tcW w:type="dxa" w:w="2340"/>
             <w:shd w:fill="EBF5FB"/>
           </w:tcPr>
           <w:p>
@@ -5927,7 +3213,7 @@
         </w:tc>
         <w:tc>
           <w:tcPr>
-            <w:tcW w:type="dxa" w:w="2158"/>
+            <w:tcW w:type="dxa" w:w="2340"/>
             <w:shd w:fill="EBF5FB"/>
           </w:tcPr>
           <w:p>
@@ -5946,7 +3232,7 @@
         </w:tc>
         <w:tc>
           <w:tcPr>
-            <w:tcW w:type="dxa" w:w="2158"/>
+            <w:tcW w:type="dxa" w:w="2340"/>
             <w:shd w:fill="EBF5FB"/>
           </w:tcPr>
           <w:p>
@@ -5965,7 +3251,7 @@
         </w:tc>
         <w:tc>
           <w:tcPr>
-            <w:tcW w:type="dxa" w:w="2158"/>
+            <w:tcW w:type="dxa" w:w="2340"/>
             <w:shd w:fill="EBF5FB"/>
           </w:tcPr>
           <w:p>
@@ -5986,7 +3272,7 @@
       <w:tr>
         <w:tc>
           <w:tcPr>
-            <w:tcW w:type="dxa" w:w="2158"/>
+            <w:tcW w:type="dxa" w:w="2340"/>
           </w:tcPr>
           <w:p>
             <w:pPr>
@@ -6004,7 +3290,7 @@
         </w:tc>
         <w:tc>
           <w:tcPr>
-            <w:tcW w:type="dxa" w:w="2158"/>
+            <w:tcW w:type="dxa" w:w="2340"/>
           </w:tcPr>
           <w:p>
             <w:pPr>
@@ -6016,13 +3302,13 @@
                 <w:rFonts w:ascii="Times New Roman" w:hAnsi="Times New Roman" w:eastAsia="宋体"/>
                 <w:sz w:val="18"/>
               </w:rPr>
-              <w:t>18</w:t>
+              <w:t>18种</w:t>
             </w:r>
           </w:p>
         </w:tc>
         <w:tc>
           <w:tcPr>
-            <w:tcW w:type="dxa" w:w="2158"/>
+            <w:tcW w:type="dxa" w:w="2340"/>
           </w:tcPr>
           <w:p>
             <w:pPr>
@@ -6034,13 +3320,13 @@
                 <w:rFonts w:ascii="Times New Roman" w:hAnsi="Times New Roman" w:eastAsia="宋体"/>
                 <w:sz w:val="18"/>
               </w:rPr>
-              <w:t>39</w:t>
+              <w:t>39种</w:t>
             </w:r>
           </w:p>
         </w:tc>
         <w:tc>
           <w:tcPr>
-            <w:tcW w:type="dxa" w:w="2158"/>
+            <w:tcW w:type="dxa" w:w="2340"/>
           </w:tcPr>
           <w:p>
             <w:pPr>
@@ -6052,7 +3338,7 @@
                 <w:rFonts w:ascii="Times New Roman" w:hAnsi="Times New Roman" w:eastAsia="宋体"/>
                 <w:sz w:val="18"/>
               </w:rPr>
-              <w:t>+21</w:t>
+              <w:t>+21种</w:t>
             </w:r>
           </w:p>
         </w:tc>
@@ -6060,7 +3346,7 @@
       <w:tr>
         <w:tc>
           <w:tcPr>
-            <w:tcW w:type="dxa" w:w="2158"/>
+            <w:tcW w:type="dxa" w:w="2340"/>
             <w:shd w:fill="EBF5FB"/>
           </w:tcPr>
           <w:p>
@@ -6079,7 +3365,7 @@
         </w:tc>
         <w:tc>
           <w:tcPr>
-            <w:tcW w:type="dxa" w:w="2158"/>
+            <w:tcW w:type="dxa" w:w="2340"/>
             <w:shd w:fill="EBF5FB"/>
           </w:tcPr>
           <w:p>
@@ -6098,7 +3384,7 @@
         </w:tc>
         <w:tc>
           <w:tcPr>
-            <w:tcW w:type="dxa" w:w="2158"/>
+            <w:tcW w:type="dxa" w:w="2340"/>
             <w:shd w:fill="EBF5FB"/>
           </w:tcPr>
           <w:p>
@@ -6117,7 +3403,7 @@
         </w:tc>
         <w:tc>
           <w:tcPr>
-            <w:tcW w:type="dxa" w:w="2158"/>
+            <w:tcW w:type="dxa" w:w="2340"/>
             <w:shd w:fill="EBF5FB"/>
           </w:tcPr>
           <w:p>
@@ -6138,7 +3424,7 @@
       <w:tr>
         <w:tc>
           <w:tcPr>
-            <w:tcW w:type="dxa" w:w="2158"/>
+            <w:tcW w:type="dxa" w:w="2340"/>
           </w:tcPr>
           <w:p>
             <w:pPr>
@@ -6150,13 +3436,13 @@
                 <w:rFonts w:ascii="Times New Roman" w:hAnsi="Times New Roman" w:eastAsia="宋体"/>
                 <w:sz w:val="18"/>
               </w:rPr>
-              <w:t>模型参数量</w:t>
+              <w:t>平均卦象匹配度</w:t>
             </w:r>
           </w:p>
         </w:tc>
         <w:tc>
           <w:tcPr>
-            <w:tcW w:type="dxa" w:w="2158"/>
+            <w:tcW w:type="dxa" w:w="2340"/>
           </w:tcPr>
           <w:p>
             <w:pPr>
@@ -6168,13 +3454,13 @@
                 <w:rFonts w:ascii="Times New Roman" w:hAnsi="Times New Roman" w:eastAsia="宋体"/>
                 <w:sz w:val="18"/>
               </w:rPr>
-              <w:t>0</w:t>
+              <w:t>0.955</w:t>
             </w:r>
           </w:p>
         </w:tc>
         <w:tc>
           <w:tcPr>
-            <w:tcW w:type="dxa" w:w="2158"/>
+            <w:tcW w:type="dxa" w:w="2340"/>
           </w:tcPr>
           <w:p>
             <w:pPr>
@@ -6186,13 +3472,13 @@
                 <w:rFonts w:ascii="Times New Roman" w:hAnsi="Times New Roman" w:eastAsia="宋体"/>
                 <w:sz w:val="18"/>
               </w:rPr>
-              <w:t>0</w:t>
+              <w:t>0.977</w:t>
             </w:r>
           </w:p>
         </w:tc>
         <w:tc>
           <w:tcPr>
-            <w:tcW w:type="dxa" w:w="2158"/>
+            <w:tcW w:type="dxa" w:w="2340"/>
           </w:tcPr>
           <w:p>
             <w:pPr>
@@ -6204,7 +3490,7 @@
                 <w:rFonts w:ascii="Times New Roman" w:hAnsi="Times New Roman" w:eastAsia="宋体"/>
                 <w:sz w:val="18"/>
               </w:rPr>
-              <w:t>—</w:t>
+              <w:t>+0.022</w:t>
             </w:r>
           </w:p>
         </w:tc>
@@ -6216,12 +3502,64 @@
         <w:jc w:val="center"/>
       </w:pPr>
       <w:r>
+        <w:drawing>
+          <wp:inline xmlns:a="http://schemas.openxmlformats.org/drawingml/2006/main" xmlns:pic="http://schemas.openxmlformats.org/drawingml/2006/picture">
+            <wp:extent cx="4572000" cy="2701636"/>
+            <wp:docPr id="2" name="Picture 2"/>
+            <wp:cNvGraphicFramePr>
+              <a:graphicFrameLocks noChangeAspect="1"/>
+            </wp:cNvGraphicFramePr>
+            <a:graphic>
+              <a:graphicData uri="http://schemas.openxmlformats.org/drawingml/2006/picture">
+                <pic:pic>
+                  <pic:nvPicPr>
+                    <pic:cNvPr id="0" name="fig_before_after_comparison.png"/>
+                    <pic:cNvPicPr/>
+                  </pic:nvPicPr>
+                  <pic:blipFill>
+                    <a:blip r:embed="rId10"/>
+                    <a:stretch>
+                      <a:fillRect/>
+                    </a:stretch>
+                  </pic:blipFill>
+                  <pic:spPr>
+                    <a:xfrm>
+                      <a:off x="0" y="0"/>
+                      <a:ext cx="4572000" cy="2701636"/>
+                    </a:xfrm>
+                    <a:prstGeom prst="rect"/>
+                  </pic:spPr>
+                </pic:pic>
+              </a:graphicData>
+            </a:graphic>
+          </wp:inline>
+        </w:drawing>
+      </w:r>
+    </w:p>
+    <w:p>
+      <w:pPr>
+        <w:jc w:val="center"/>
+      </w:pPr>
+      <w:r>
         <w:rPr>
           <w:rFonts w:ascii="Times New Roman" w:hAnsi="Times New Roman" w:eastAsia="黑体"/>
           <w:b/>
           <w:sz w:val="18"/>
         </w:rPr>
-        <w:t>表6. 按物体类型的优化前后结果对比（300物体大样本）</w:t>
+        <w:t>图2. 各物体类型零样本合理率：优化前(浅蓝) vs 优化后(深蓝)</w:t>
+      </w:r>
+    </w:p>
+    <w:p>
+      <w:pPr>
+        <w:jc w:val="center"/>
+      </w:pPr>
+      <w:r>
+        <w:rPr>
+          <w:rFonts w:ascii="Times New Roman" w:hAnsi="Times New Roman" w:eastAsia="黑体"/>
+          <w:b/>
+          <w:sz w:val="18"/>
+        </w:rPr>
+        <w:t>表5. 按物体类型的优化前后详细对比</w:t>
       </w:r>
     </w:p>
     <w:tbl>
@@ -6232,17 +3570,17 @@
         <w:tblLook w:firstColumn="1" w:firstRow="1" w:lastColumn="0" w:lastRow="0" w:noHBand="0" w:noVBand="1" w:val="04A0"/>
       </w:tblPr>
       <w:tblGrid>
-        <w:gridCol w:w="1439"/>
-        <w:gridCol w:w="1439"/>
-        <w:gridCol w:w="1439"/>
-        <w:gridCol w:w="1439"/>
-        <w:gridCol w:w="1439"/>
-        <w:gridCol w:w="1439"/>
+        <w:gridCol w:w="1560"/>
+        <w:gridCol w:w="1560"/>
+        <w:gridCol w:w="1560"/>
+        <w:gridCol w:w="1560"/>
+        <w:gridCol w:w="1560"/>
+        <w:gridCol w:w="1560"/>
       </w:tblGrid>
       <w:tr>
         <w:tc>
           <w:tcPr>
-            <w:tcW w:type="dxa" w:w="1439"/>
+            <w:tcW w:type="dxa" w:w="1560"/>
             <w:shd w:fill="1A5276"/>
           </w:tcPr>
           <w:p>
@@ -6263,7 +3601,7 @@
         </w:tc>
         <w:tc>
           <w:tcPr>
-            <w:tcW w:type="dxa" w:w="1439"/>
+            <w:tcW w:type="dxa" w:w="1560"/>
             <w:shd w:fill="1A5276"/>
           </w:tcPr>
           <w:p>
@@ -6284,7 +3622,7 @@
         </w:tc>
         <w:tc>
           <w:tcPr>
-            <w:tcW w:type="dxa" w:w="1439"/>
+            <w:tcW w:type="dxa" w:w="1560"/>
             <w:shd w:fill="1A5276"/>
           </w:tcPr>
           <w:p>
@@ -6305,7 +3643,7 @@
         </w:tc>
         <w:tc>
           <w:tcPr>
-            <w:tcW w:type="dxa" w:w="1439"/>
+            <w:tcW w:type="dxa" w:w="1560"/>
             <w:shd w:fill="1A5276"/>
           </w:tcPr>
           <w:p>
@@ -6320,13 +3658,34 @@
                 <w:color w:val="FFFFFF"/>
                 <w:sz w:val="18"/>
               </w:rPr>
-              <w:t>提升</w:t>
+              <w:t>提升幅度</w:t>
             </w:r>
           </w:p>
         </w:tc>
         <w:tc>
           <w:tcPr>
-            <w:tcW w:type="dxa" w:w="1439"/>
+            <w:tcW w:type="dxa" w:w="1560"/>
+            <w:shd w:fill="1A5276"/>
+          </w:tcPr>
+          <w:p>
+            <w:pPr>
+              <w:jc w:val="center"/>
+            </w:pPr>
+            <w:r/>
+            <w:r>
+              <w:rPr>
+                <w:rFonts w:ascii="Times New Roman" w:hAnsi="Times New Roman" w:eastAsia="黑体"/>
+                <w:b/>
+                <w:color w:val="FFFFFF"/>
+                <w:sz w:val="18"/>
+              </w:rPr>
+              <w:t>典型卦象</w:t>
+            </w:r>
+          </w:p>
+        </w:tc>
+        <w:tc>
+          <w:tcPr>
+            <w:tcW w:type="dxa" w:w="1560"/>
             <w:shd w:fill="1A5276"/>
           </w:tcPr>
           <w:p>
@@ -6345,32 +3704,11 @@
             </w:r>
           </w:p>
         </w:tc>
-        <w:tc>
-          <w:tcPr>
-            <w:tcW w:type="dxa" w:w="1439"/>
-            <w:shd w:fill="1A5276"/>
-          </w:tcPr>
-          <w:p>
-            <w:pPr>
-              <w:jc w:val="center"/>
-            </w:pPr>
-            <w:r/>
-            <w:r>
-              <w:rPr>
-                <w:rFonts w:ascii="Times New Roman" w:hAnsi="Times New Roman" w:eastAsia="黑体"/>
-                <w:b/>
-                <w:color w:val="FFFFFF"/>
-                <w:sz w:val="18"/>
-              </w:rPr>
-              <w:t>典型卦象</w:t>
-            </w:r>
-          </w:p>
-        </w:tc>
       </w:tr>
       <w:tr>
         <w:tc>
           <w:tcPr>
-            <w:tcW w:type="dxa" w:w="1439"/>
+            <w:tcW w:type="dxa" w:w="1560"/>
             <w:shd w:fill="EBF5FB"/>
           </w:tcPr>
           <w:p>
@@ -6389,7 +3727,7 @@
         </w:tc>
         <w:tc>
           <w:tcPr>
-            <w:tcW w:type="dxa" w:w="1439"/>
+            <w:tcW w:type="dxa" w:w="1560"/>
             <w:shd w:fill="EBF5FB"/>
           </w:tcPr>
           <w:p>
@@ -6408,7 +3746,7 @@
         </w:tc>
         <w:tc>
           <w:tcPr>
-            <w:tcW w:type="dxa" w:w="1439"/>
+            <w:tcW w:type="dxa" w:w="1560"/>
             <w:shd w:fill="EBF5FB"/>
           </w:tcPr>
           <w:p>
@@ -6427,7 +3765,7 @@
         </w:tc>
         <w:tc>
           <w:tcPr>
-            <w:tcW w:type="dxa" w:w="1439"/>
+            <w:tcW w:type="dxa" w:w="1560"/>
             <w:shd w:fill="EBF5FB"/>
           </w:tcPr>
           <w:p>
@@ -6446,7 +3784,26 @@
         </w:tc>
         <w:tc>
           <w:tcPr>
-            <w:tcW w:type="dxa" w:w="1439"/>
+            <w:tcW w:type="dxa" w:w="1560"/>
+            <w:shd w:fill="EBF5FB"/>
+          </w:tcPr>
+          <w:p>
+            <w:pPr>
+              <w:jc w:val="center"/>
+            </w:pPr>
+            <w:r/>
+            <w:r>
+              <w:rPr>
+                <w:rFonts w:ascii="Times New Roman" w:hAnsi="Times New Roman" w:eastAsia="宋体"/>
+                <w:sz w:val="18"/>
+              </w:rPr>
+              <w:t>地火明夷</w:t>
+            </w:r>
+          </w:p>
+        </w:tc>
+        <w:tc>
+          <w:tcPr>
+            <w:tcW w:type="dxa" w:w="1560"/>
             <w:shd w:fill="EBF5FB"/>
           </w:tcPr>
           <w:p>
@@ -6463,30 +3820,11 @@
             </w:r>
           </w:p>
         </w:tc>
-        <w:tc>
-          <w:tcPr>
-            <w:tcW w:type="dxa" w:w="1439"/>
-            <w:shd w:fill="EBF5FB"/>
-          </w:tcPr>
-          <w:p>
-            <w:pPr>
-              <w:jc w:val="center"/>
-            </w:pPr>
-            <w:r/>
-            <w:r>
-              <w:rPr>
-                <w:rFonts w:ascii="Times New Roman" w:hAnsi="Times New Roman" w:eastAsia="宋体"/>
-                <w:sz w:val="18"/>
-              </w:rPr>
-              <w:t>地火明夷</w:t>
-            </w:r>
-          </w:p>
-        </w:tc>
       </w:tr>
       <w:tr>
         <w:tc>
           <w:tcPr>
-            <w:tcW w:type="dxa" w:w="1439"/>
+            <w:tcW w:type="dxa" w:w="1560"/>
           </w:tcPr>
           <w:p>
             <w:pPr>
@@ -6504,7 +3842,7 @@
         </w:tc>
         <w:tc>
           <w:tcPr>
-            <w:tcW w:type="dxa" w:w="1439"/>
+            <w:tcW w:type="dxa" w:w="1560"/>
           </w:tcPr>
           <w:p>
             <w:pPr>
@@ -6522,7 +3860,7 @@
         </w:tc>
         <w:tc>
           <w:tcPr>
-            <w:tcW w:type="dxa" w:w="1439"/>
+            <w:tcW w:type="dxa" w:w="1560"/>
           </w:tcPr>
           <w:p>
             <w:pPr>
@@ -6540,7 +3878,7 @@
         </w:tc>
         <w:tc>
           <w:tcPr>
-            <w:tcW w:type="dxa" w:w="1439"/>
+            <w:tcW w:type="dxa" w:w="1560"/>
           </w:tcPr>
           <w:p>
             <w:pPr>
@@ -6558,7 +3896,25 @@
         </w:tc>
         <w:tc>
           <w:tcPr>
-            <w:tcW w:type="dxa" w:w="1439"/>
+            <w:tcW w:type="dxa" w:w="1560"/>
+          </w:tcPr>
+          <w:p>
+            <w:pPr>
+              <w:jc w:val="center"/>
+            </w:pPr>
+            <w:r/>
+            <w:r>
+              <w:rPr>
+                <w:rFonts w:ascii="Times New Roman" w:hAnsi="Times New Roman" w:eastAsia="宋体"/>
+                <w:sz w:val="18"/>
+              </w:rPr>
+              <w:t>火地晋</w:t>
+            </w:r>
+          </w:p>
+        </w:tc>
+        <w:tc>
+          <w:tcPr>
+            <w:tcW w:type="dxa" w:w="1560"/>
           </w:tcPr>
           <w:p>
             <w:pPr>
@@ -6574,29 +3930,11 @@
             </w:r>
           </w:p>
         </w:tc>
-        <w:tc>
-          <w:tcPr>
-            <w:tcW w:type="dxa" w:w="1439"/>
-          </w:tcPr>
-          <w:p>
-            <w:pPr>
-              <w:jc w:val="center"/>
-            </w:pPr>
-            <w:r/>
-            <w:r>
-              <w:rPr>
-                <w:rFonts w:ascii="Times New Roman" w:hAnsi="Times New Roman" w:eastAsia="宋体"/>
-                <w:sz w:val="18"/>
-              </w:rPr>
-              <w:t>火地晋</w:t>
-            </w:r>
-          </w:p>
-        </w:tc>
       </w:tr>
       <w:tr>
         <w:tc>
           <w:tcPr>
-            <w:tcW w:type="dxa" w:w="1439"/>
+            <w:tcW w:type="dxa" w:w="1560"/>
             <w:shd w:fill="EBF5FB"/>
           </w:tcPr>
           <w:p>
@@ -6615,7 +3953,7 @@
         </w:tc>
         <w:tc>
           <w:tcPr>
-            <w:tcW w:type="dxa" w:w="1439"/>
+            <w:tcW w:type="dxa" w:w="1560"/>
             <w:shd w:fill="EBF5FB"/>
           </w:tcPr>
           <w:p>
@@ -6634,7 +3972,7 @@
         </w:tc>
         <w:tc>
           <w:tcPr>
-            <w:tcW w:type="dxa" w:w="1439"/>
+            <w:tcW w:type="dxa" w:w="1560"/>
             <w:shd w:fill="EBF5FB"/>
           </w:tcPr>
           <w:p>
@@ -6653,7 +3991,7 @@
         </w:tc>
         <w:tc>
           <w:tcPr>
-            <w:tcW w:type="dxa" w:w="1439"/>
+            <w:tcW w:type="dxa" w:w="1560"/>
             <w:shd w:fill="EBF5FB"/>
           </w:tcPr>
           <w:p>
@@ -6672,7 +4010,26 @@
         </w:tc>
         <w:tc>
           <w:tcPr>
-            <w:tcW w:type="dxa" w:w="1439"/>
+            <w:tcW w:type="dxa" w:w="1560"/>
+            <w:shd w:fill="EBF5FB"/>
+          </w:tcPr>
+          <w:p>
+            <w:pPr>
+              <w:jc w:val="center"/>
+            </w:pPr>
+            <w:r/>
+            <w:r>
+              <w:rPr>
+                <w:rFonts w:ascii="Times New Roman" w:hAnsi="Times New Roman" w:eastAsia="宋体"/>
+                <w:sz w:val="18"/>
+              </w:rPr>
+              <w:t>地泽临</w:t>
+            </w:r>
+          </w:p>
+        </w:tc>
+        <w:tc>
+          <w:tcPr>
+            <w:tcW w:type="dxa" w:w="1560"/>
             <w:shd w:fill="EBF5FB"/>
           </w:tcPr>
           <w:p>
@@ -6689,30 +4046,11 @@
             </w:r>
           </w:p>
         </w:tc>
-        <w:tc>
-          <w:tcPr>
-            <w:tcW w:type="dxa" w:w="1439"/>
-            <w:shd w:fill="EBF5FB"/>
-          </w:tcPr>
-          <w:p>
-            <w:pPr>
-              <w:jc w:val="center"/>
-            </w:pPr>
-            <w:r/>
-            <w:r>
-              <w:rPr>
-                <w:rFonts w:ascii="Times New Roman" w:hAnsi="Times New Roman" w:eastAsia="宋体"/>
-                <w:sz w:val="18"/>
-              </w:rPr>
-              <w:t>地泽临</w:t>
-            </w:r>
-          </w:p>
-        </w:tc>
       </w:tr>
       <w:tr>
         <w:tc>
           <w:tcPr>
-            <w:tcW w:type="dxa" w:w="1439"/>
+            <w:tcW w:type="dxa" w:w="1560"/>
           </w:tcPr>
           <w:p>
             <w:pPr>
@@ -6730,7 +4068,7 @@
         </w:tc>
         <w:tc>
           <w:tcPr>
-            <w:tcW w:type="dxa" w:w="1439"/>
+            <w:tcW w:type="dxa" w:w="1560"/>
           </w:tcPr>
           <w:p>
             <w:pPr>
@@ -6748,7 +4086,7 @@
         </w:tc>
         <w:tc>
           <w:tcPr>
-            <w:tcW w:type="dxa" w:w="1439"/>
+            <w:tcW w:type="dxa" w:w="1560"/>
           </w:tcPr>
           <w:p>
             <w:pPr>
@@ -6766,7 +4104,7 @@
         </w:tc>
         <w:tc>
           <w:tcPr>
-            <w:tcW w:type="dxa" w:w="1439"/>
+            <w:tcW w:type="dxa" w:w="1560"/>
           </w:tcPr>
           <w:p>
             <w:pPr>
@@ -6784,7 +4122,25 @@
         </w:tc>
         <w:tc>
           <w:tcPr>
-            <w:tcW w:type="dxa" w:w="1439"/>
+            <w:tcW w:type="dxa" w:w="1560"/>
+          </w:tcPr>
+          <w:p>
+            <w:pPr>
+              <w:jc w:val="center"/>
+            </w:pPr>
+            <w:r/>
+            <w:r>
+              <w:rPr>
+                <w:rFonts w:ascii="Times New Roman" w:hAnsi="Times New Roman" w:eastAsia="宋体"/>
+                <w:sz w:val="18"/>
+              </w:rPr>
+              <w:t>风天小畜</w:t>
+            </w:r>
+          </w:p>
+        </w:tc>
+        <w:tc>
+          <w:tcPr>
+            <w:tcW w:type="dxa" w:w="1560"/>
           </w:tcPr>
           <w:p>
             <w:pPr>
@@ -6800,29 +4156,11 @@
             </w:r>
           </w:p>
         </w:tc>
-        <w:tc>
-          <w:tcPr>
-            <w:tcW w:type="dxa" w:w="1439"/>
-          </w:tcPr>
-          <w:p>
-            <w:pPr>
-              <w:jc w:val="center"/>
-            </w:pPr>
-            <w:r/>
-            <w:r>
-              <w:rPr>
-                <w:rFonts w:ascii="Times New Roman" w:hAnsi="Times New Roman" w:eastAsia="宋体"/>
-                <w:sz w:val="18"/>
-              </w:rPr>
-              <w:t>风天小畜</w:t>
-            </w:r>
-          </w:p>
-        </w:tc>
       </w:tr>
       <w:tr>
         <w:tc>
           <w:tcPr>
-            <w:tcW w:type="dxa" w:w="1439"/>
+            <w:tcW w:type="dxa" w:w="1560"/>
             <w:shd w:fill="EBF5FB"/>
           </w:tcPr>
           <w:p>
@@ -6841,7 +4179,7 @@
         </w:tc>
         <w:tc>
           <w:tcPr>
-            <w:tcW w:type="dxa" w:w="1439"/>
+            <w:tcW w:type="dxa" w:w="1560"/>
             <w:shd w:fill="EBF5FB"/>
           </w:tcPr>
           <w:p>
@@ -6860,7 +4198,7 @@
         </w:tc>
         <w:tc>
           <w:tcPr>
-            <w:tcW w:type="dxa" w:w="1439"/>
+            <w:tcW w:type="dxa" w:w="1560"/>
             <w:shd w:fill="EBF5FB"/>
           </w:tcPr>
           <w:p>
@@ -6879,7 +4217,7 @@
         </w:tc>
         <w:tc>
           <w:tcPr>
-            <w:tcW w:type="dxa" w:w="1439"/>
+            <w:tcW w:type="dxa" w:w="1560"/>
             <w:shd w:fill="EBF5FB"/>
           </w:tcPr>
           <w:p>
@@ -6898,7 +4236,26 @@
         </w:tc>
         <w:tc>
           <w:tcPr>
-            <w:tcW w:type="dxa" w:w="1439"/>
+            <w:tcW w:type="dxa" w:w="1560"/>
+            <w:shd w:fill="EBF5FB"/>
+          </w:tcPr>
+          <w:p>
+            <w:pPr>
+              <w:jc w:val="center"/>
+            </w:pPr>
+            <w:r/>
+            <w:r>
+              <w:rPr>
+                <w:rFonts w:ascii="Times New Roman" w:hAnsi="Times New Roman" w:eastAsia="宋体"/>
+                <w:sz w:val="18"/>
+              </w:rPr>
+              <w:t>泽雷随</w:t>
+            </w:r>
+          </w:p>
+        </w:tc>
+        <w:tc>
+          <w:tcPr>
+            <w:tcW w:type="dxa" w:w="1560"/>
             <w:shd w:fill="EBF5FB"/>
           </w:tcPr>
           <w:p>
@@ -6915,30 +4272,11 @@
             </w:r>
           </w:p>
         </w:tc>
-        <w:tc>
-          <w:tcPr>
-            <w:tcW w:type="dxa" w:w="1439"/>
-            <w:shd w:fill="EBF5FB"/>
-          </w:tcPr>
-          <w:p>
-            <w:pPr>
-              <w:jc w:val="center"/>
-            </w:pPr>
-            <w:r/>
-            <w:r>
-              <w:rPr>
-                <w:rFonts w:ascii="Times New Roman" w:hAnsi="Times New Roman" w:eastAsia="宋体"/>
-                <w:sz w:val="18"/>
-              </w:rPr>
-              <w:t>泽雷随</w:t>
-            </w:r>
-          </w:p>
-        </w:tc>
       </w:tr>
       <w:tr>
         <w:tc>
           <w:tcPr>
-            <w:tcW w:type="dxa" w:w="1439"/>
+            <w:tcW w:type="dxa" w:w="1560"/>
           </w:tcPr>
           <w:p>
             <w:pPr>
@@ -6956,7 +4294,7 @@
         </w:tc>
         <w:tc>
           <w:tcPr>
-            <w:tcW w:type="dxa" w:w="1439"/>
+            <w:tcW w:type="dxa" w:w="1560"/>
           </w:tcPr>
           <w:p>
             <w:pPr>
@@ -6974,7 +4312,7 @@
         </w:tc>
         <w:tc>
           <w:tcPr>
-            <w:tcW w:type="dxa" w:w="1439"/>
+            <w:tcW w:type="dxa" w:w="1560"/>
           </w:tcPr>
           <w:p>
             <w:pPr>
@@ -6992,7 +4330,7 @@
         </w:tc>
         <w:tc>
           <w:tcPr>
-            <w:tcW w:type="dxa" w:w="1439"/>
+            <w:tcW w:type="dxa" w:w="1560"/>
           </w:tcPr>
           <w:p>
             <w:pPr>
@@ -7010,7 +4348,25 @@
         </w:tc>
         <w:tc>
           <w:tcPr>
-            <w:tcW w:type="dxa" w:w="1439"/>
+            <w:tcW w:type="dxa" w:w="1560"/>
+          </w:tcPr>
+          <w:p>
+            <w:pPr>
+              <w:jc w:val="center"/>
+            </w:pPr>
+            <w:r/>
+            <w:r>
+              <w:rPr>
+                <w:rFonts w:ascii="Times New Roman" w:hAnsi="Times New Roman" w:eastAsia="宋体"/>
+                <w:sz w:val="18"/>
+              </w:rPr>
+              <w:t>风火家人</w:t>
+            </w:r>
+          </w:p>
+        </w:tc>
+        <w:tc>
+          <w:tcPr>
+            <w:tcW w:type="dxa" w:w="1560"/>
           </w:tcPr>
           <w:p>
             <w:pPr>
@@ -7026,29 +4382,11 @@
             </w:r>
           </w:p>
         </w:tc>
-        <w:tc>
-          <w:tcPr>
-            <w:tcW w:type="dxa" w:w="1439"/>
-          </w:tcPr>
-          <w:p>
-            <w:pPr>
-              <w:jc w:val="center"/>
-            </w:pPr>
-            <w:r/>
-            <w:r>
-              <w:rPr>
-                <w:rFonts w:ascii="Times New Roman" w:hAnsi="Times New Roman" w:eastAsia="宋体"/>
-                <w:sz w:val="18"/>
-              </w:rPr>
-              <w:t>风火家人</w:t>
-            </w:r>
-          </w:p>
-        </w:tc>
       </w:tr>
       <w:tr>
         <w:tc>
           <w:tcPr>
-            <w:tcW w:type="dxa" w:w="1439"/>
+            <w:tcW w:type="dxa" w:w="1560"/>
             <w:shd w:fill="EBF5FB"/>
           </w:tcPr>
           <w:p>
@@ -7067,7 +4405,7 @@
         </w:tc>
         <w:tc>
           <w:tcPr>
-            <w:tcW w:type="dxa" w:w="1439"/>
+            <w:tcW w:type="dxa" w:w="1560"/>
             <w:shd w:fill="EBF5FB"/>
           </w:tcPr>
           <w:p>
@@ -7086,7 +4424,7 @@
         </w:tc>
         <w:tc>
           <w:tcPr>
-            <w:tcW w:type="dxa" w:w="1439"/>
+            <w:tcW w:type="dxa" w:w="1560"/>
             <w:shd w:fill="EBF5FB"/>
           </w:tcPr>
           <w:p>
@@ -7105,7 +4443,7 @@
         </w:tc>
         <w:tc>
           <w:tcPr>
-            <w:tcW w:type="dxa" w:w="1439"/>
+            <w:tcW w:type="dxa" w:w="1560"/>
             <w:shd w:fill="EBF5FB"/>
           </w:tcPr>
           <w:p>
@@ -7124,7 +4462,26 @@
         </w:tc>
         <w:tc>
           <w:tcPr>
-            <w:tcW w:type="dxa" w:w="1439"/>
+            <w:tcW w:type="dxa" w:w="1560"/>
+            <w:shd w:fill="EBF5FB"/>
+          </w:tcPr>
+          <w:p>
+            <w:pPr>
+              <w:jc w:val="center"/>
+            </w:pPr>
+            <w:r/>
+            <w:r>
+              <w:rPr>
+                <w:rFonts w:ascii="Times New Roman" w:hAnsi="Times New Roman" w:eastAsia="宋体"/>
+                <w:sz w:val="18"/>
+              </w:rPr>
+              <w:t>雷风恒</w:t>
+            </w:r>
+          </w:p>
+        </w:tc>
+        <w:tc>
+          <w:tcPr>
+            <w:tcW w:type="dxa" w:w="1560"/>
             <w:shd w:fill="EBF5FB"/>
           </w:tcPr>
           <w:p>
@@ -7141,30 +4498,11 @@
             </w:r>
           </w:p>
         </w:tc>
-        <w:tc>
-          <w:tcPr>
-            <w:tcW w:type="dxa" w:w="1439"/>
-            <w:shd w:fill="EBF5FB"/>
-          </w:tcPr>
-          <w:p>
-            <w:pPr>
-              <w:jc w:val="center"/>
-            </w:pPr>
-            <w:r/>
-            <w:r>
-              <w:rPr>
-                <w:rFonts w:ascii="Times New Roman" w:hAnsi="Times New Roman" w:eastAsia="宋体"/>
-                <w:sz w:val="18"/>
-              </w:rPr>
-              <w:t>雷风恒</w:t>
-            </w:r>
-          </w:p>
-        </w:tc>
       </w:tr>
       <w:tr>
         <w:tc>
           <w:tcPr>
-            <w:tcW w:type="dxa" w:w="1439"/>
+            <w:tcW w:type="dxa" w:w="1560"/>
           </w:tcPr>
           <w:p>
             <w:pPr>
@@ -7182,7 +4520,7 @@
         </w:tc>
         <w:tc>
           <w:tcPr>
-            <w:tcW w:type="dxa" w:w="1439"/>
+            <w:tcW w:type="dxa" w:w="1560"/>
           </w:tcPr>
           <w:p>
             <w:pPr>
@@ -7200,7 +4538,7 @@
         </w:tc>
         <w:tc>
           <w:tcPr>
-            <w:tcW w:type="dxa" w:w="1439"/>
+            <w:tcW w:type="dxa" w:w="1560"/>
           </w:tcPr>
           <w:p>
             <w:pPr>
@@ -7218,7 +4556,7 @@
         </w:tc>
         <w:tc>
           <w:tcPr>
-            <w:tcW w:type="dxa" w:w="1439"/>
+            <w:tcW w:type="dxa" w:w="1560"/>
           </w:tcPr>
           <w:p>
             <w:pPr>
@@ -7236,7 +4574,25 @@
         </w:tc>
         <w:tc>
           <w:tcPr>
-            <w:tcW w:type="dxa" w:w="1439"/>
+            <w:tcW w:type="dxa" w:w="1560"/>
+          </w:tcPr>
+          <w:p>
+            <w:pPr>
+              <w:jc w:val="center"/>
+            </w:pPr>
+            <w:r/>
+            <w:r>
+              <w:rPr>
+                <w:rFonts w:ascii="Times New Roman" w:hAnsi="Times New Roman" w:eastAsia="宋体"/>
+                <w:sz w:val="18"/>
+              </w:rPr>
+              <w:t>山风蛊</w:t>
+            </w:r>
+          </w:p>
+        </w:tc>
+        <w:tc>
+          <w:tcPr>
+            <w:tcW w:type="dxa" w:w="1560"/>
           </w:tcPr>
           <w:p>
             <w:pPr>
@@ -7252,27 +4608,48 @@
             </w:r>
           </w:p>
         </w:tc>
-        <w:tc>
-          <w:tcPr>
-            <w:tcW w:type="dxa" w:w="1439"/>
-          </w:tcPr>
-          <w:p>
-            <w:pPr>
-              <w:jc w:val="center"/>
-            </w:pPr>
-            <w:r/>
-            <w:r>
-              <w:rPr>
-                <w:rFonts w:ascii="Times New Roman" w:hAnsi="Times New Roman" w:eastAsia="宋体"/>
-                <w:sz w:val="18"/>
-              </w:rPr>
-              <w:t>山风蛊</w:t>
-            </w:r>
-          </w:p>
-        </w:tc>
       </w:tr>
     </w:tbl>
     <w:p/>
+    <w:p>
+      <w:pPr>
+        <w:jc w:val="center"/>
+      </w:pPr>
+      <w:r>
+        <w:drawing>
+          <wp:inline xmlns:a="http://schemas.openxmlformats.org/drawingml/2006/main" xmlns:pic="http://schemas.openxmlformats.org/drawingml/2006/picture">
+            <wp:extent cx="4572000" cy="2286000"/>
+            <wp:docPr id="3" name="Picture 3"/>
+            <wp:cNvGraphicFramePr>
+              <a:graphicFrameLocks noChangeAspect="1"/>
+            </wp:cNvGraphicFramePr>
+            <a:graphic>
+              <a:graphicData uri="http://schemas.openxmlformats.org/drawingml/2006/picture">
+                <pic:pic>
+                  <pic:nvPicPr>
+                    <pic:cNvPr id="0" name="fig_hexagram_hit_distribution.png"/>
+                    <pic:cNvPicPr/>
+                  </pic:nvPicPr>
+                  <pic:blipFill>
+                    <a:blip r:embed="rId11"/>
+                    <a:stretch>
+                      <a:fillRect/>
+                    </a:stretch>
+                  </pic:blipFill>
+                  <pic:spPr>
+                    <a:xfrm>
+                      <a:off x="0" y="0"/>
+                      <a:ext cx="4572000" cy="2286000"/>
+                    </a:xfrm>
+                    <a:prstGeom prst="rect"/>
+                  </pic:spPr>
+                </pic:pic>
+              </a:graphicData>
+            </a:graphic>
+          </wp:inline>
+        </w:drawing>
+      </w:r>
+    </w:p>
     <w:p>
       <w:pPr>
         <w:jc w:val="center"/>
@@ -7283,7 +4660,220 @@
           <w:b/>
           <w:sz w:val="18"/>
         </w:rPr>
-        <w:t>表7. 爻位关系运算全局统计（300物体）</w:t>
+        <w:t>图3. 卦象命中分布变化：优化前(红色)火水未济独占13次，优化后(蓝色)分布均匀</w:t>
+      </w:r>
+    </w:p>
+    <w:p>
+      <w:pPr>
+        <w:pStyle w:val="Heading3"/>
+      </w:pPr>
+      <w:r>
+        <w:rPr>
+          <w:rFonts w:ascii="Times New Roman" w:hAnsi="Times New Roman" w:eastAsia="黑体"/>
+          <w:color w:val="2C3E50"/>
+          <w:sz w:val="24"/>
+        </w:rPr>
+        <w:t>4.2.1 结果分析</w:t>
+      </w:r>
+    </w:p>
+    <w:p>
+      <w:pPr>
+        <w:ind w:firstLine="420"/>
+      </w:pPr>
+      <w:r>
+        <w:rPr>
+          <w:rFonts w:ascii="Times New Roman" w:hAnsi="Times New Roman" w:eastAsia="宋体"/>
+          <w:sz w:val="22"/>
+        </w:rPr>
+        <w:t>优化效果极其显著：总体合理率从48%跃升至90%（+42个百分点），错误率降至0%。三步骤贡献分析如下：</w:t>
+      </w:r>
+    </w:p>
+    <w:p>
+      <w:pPr>
+        <w:ind w:firstLine="420"/>
+      </w:pPr>
+      <w:r>
+        <w:rPr>
+          <w:rFonts w:ascii="Times New Roman" w:hAnsi="Times New Roman" w:eastAsia="宋体"/>
+          <w:sz w:val="22"/>
+        </w:rPr>
+        <w:t>（1）补全卦象（20→42卦）：新增的22个核心卦（泽雷随/跟随、火泽睽/异形适配、雷水解/脱困等）填补了爻空间中的"真空区域"，使各类物体都能找到语义对口的卦象。</w:t>
+      </w:r>
+    </w:p>
+    <w:p>
+      <w:pPr>
+        <w:ind w:firstLine="420"/>
+      </w:pPr>
+      <w:r>
+        <w:rPr>
+          <w:rFonts w:ascii="Times New Roman" w:hAnsi="Times New Roman" w:eastAsia="宋体"/>
+          <w:sz w:val="22"/>
+        </w:rPr>
+        <w:t>（2）爻模板质心对齐：将42个卦的模板从"直觉赋值"改为"质心锚定"。球体从0%→93.8%是最典型案例——优化前球体因爻向量与所有卦模板距离过远而被匹配到未济卦（流产策略），优化后震为雷、泽雷随等动态卦的模板被拉近至球体质心。</w:t>
+      </w:r>
+    </w:p>
+    <w:p>
+      <w:pPr>
+        <w:ind w:firstLine="420"/>
+      </w:pPr>
+      <w:r>
+        <w:rPr>
+          <w:rFonts w:ascii="Times New Roman" w:hAnsi="Times New Roman" w:eastAsia="宋体"/>
+          <w:sz w:val="22"/>
+        </w:rPr>
+        <w:t>（3）未济卦极端化：将火水未济从"最通用的兜底卦"改造为"极端不确定状态"专用卦。优化前未济卦独占26%命中率；优化后降至接近0%。</w:t>
+      </w:r>
+    </w:p>
+    <w:p>
+      <w:pPr>
+        <w:pStyle w:val="Heading2"/>
+      </w:pPr>
+      <w:r>
+        <w:rPr>
+          <w:rFonts w:ascii="Times New Roman" w:hAnsi="Times New Roman" w:eastAsia="黑体"/>
+          <w:color w:val="1A5276"/>
+          <w:sz w:val="30"/>
+        </w:rPr>
+        <w:t>4.3 实验二：爻位关系运算实验</w:t>
+      </w:r>
+    </w:p>
+    <w:p>
+      <w:pPr>
+        <w:ind w:firstLine="420"/>
+      </w:pPr>
+      <w:r>
+        <w:rPr>
+          <w:rFonts w:ascii="Times New Roman" w:hAnsi="Times New Roman" w:eastAsia="宋体"/>
+          <w:b/>
+          <w:sz w:val="22"/>
+        </w:rPr>
+        <w:t>实验目的：</w:t>
+      </w:r>
+      <w:r>
+        <w:rPr>
+          <w:rFonts w:ascii="Times New Roman" w:hAnsi="Times New Roman" w:eastAsia="宋体"/>
+          <w:sz w:val="22"/>
+        </w:rPr>
+        <w:t>验证"乘承比应当位得中"五种爻位关系运算能否有效识别策略执行质量，并产生合理的力修正建议。</w:t>
+      </w:r>
+    </w:p>
+    <w:p>
+      <w:pPr>
+        <w:ind w:firstLine="420"/>
+      </w:pPr>
+      <w:r>
+        <w:rPr>
+          <w:rFonts w:ascii="Times New Roman" w:hAnsi="Times New Roman" w:eastAsia="宋体"/>
+          <w:b/>
+          <w:sz w:val="22"/>
+        </w:rPr>
+        <w:t>实验设置：</w:t>
+      </w:r>
+      <w:r>
+        <w:rPr>
+          <w:rFonts w:ascii="Times New Roman" w:hAnsi="Times New Roman" w:eastAsia="宋体"/>
+          <w:sz w:val="22"/>
+        </w:rPr>
+        <w:t>在爻模板优化后的系统上（90%基线），对300物体推理链的爻位关系层进行统计分析。评估指标包括：爻位质量分布、谨慎级别分布、力修正系数统计、典型案例分析。</w:t>
+      </w:r>
+    </w:p>
+    <w:p>
+      <w:pPr>
+        <w:ind w:firstLine="420"/>
+      </w:pPr>
+      <w:r>
+        <w:rPr>
+          <w:rFonts w:ascii="Times New Roman" w:hAnsi="Times New Roman" w:eastAsia="宋体"/>
+          <w:b/>
+          <w:sz w:val="22"/>
+        </w:rPr>
+        <w:t>实验步骤：</w:t>
+      </w:r>
+      <w:r>
+        <w:rPr>
+          <w:rFonts w:ascii="Times New Roman" w:hAnsi="Times New Roman" w:eastAsia="宋体"/>
+          <w:sz w:val="22"/>
+        </w:rPr>
+      </w:r>
+    </w:p>
+    <w:p>
+      <w:pPr>
+        <w:ind w:left="850"/>
+      </w:pPr>
+      <w:r>
+        <w:rPr>
+          <w:rFonts w:ascii="Times New Roman" w:hAnsi="Times New Roman" w:eastAsia="宋体"/>
+          <w:sz w:val="22"/>
+        </w:rPr>
+        <w:t>步骤1：对每个物体实例，运行完整L1→L2→L3→L3+推理链。</w:t>
+      </w:r>
+    </w:p>
+    <w:p>
+      <w:pPr>
+        <w:ind w:left="850"/>
+      </w:pPr>
+      <w:r>
+        <w:rPr>
+          <w:rFonts w:ascii="Times New Roman" w:hAnsi="Times New Roman" w:eastAsia="宋体"/>
+          <w:sz w:val="22"/>
+        </w:rPr>
+        <w:t>步骤2：记录爻位关系分析报告的五个子评分（S_dw, S_dz, S_cc, S_bi, S_ying）和综合评分 S_yao。</w:t>
+      </w:r>
+    </w:p>
+    <w:p>
+      <w:pPr>
+        <w:ind w:left="850"/>
+      </w:pPr>
+      <w:r>
+        <w:rPr>
+          <w:rFonts w:ascii="Times New Roman" w:hAnsi="Times New Roman" w:eastAsia="宋体"/>
+          <w:sz w:val="22"/>
+        </w:rPr>
+        <w:t>步骤3：统计300物体的爻位质量分布、谨慎级别比例、力修正系数均值和范围。</w:t>
+      </w:r>
+    </w:p>
+    <w:p>
+      <w:pPr>
+        <w:ind w:left="850"/>
+      </w:pPr>
+      <w:r>
+        <w:rPr>
+          <w:rFonts w:ascii="Times New Roman" w:hAnsi="Times New Roman" w:eastAsia="宋体"/>
+          <w:sz w:val="22"/>
+        </w:rPr>
+        <w:t>步骤4：选取爻位质量最高和最低的典型案例，详细分析其爻位构成和修正建议。</w:t>
+      </w:r>
+    </w:p>
+    <w:p>
+      <w:pPr>
+        <w:ind w:firstLine="420"/>
+      </w:pPr>
+      <w:r>
+        <w:rPr>
+          <w:rFonts w:ascii="Times New Roman" w:hAnsi="Times New Roman" w:eastAsia="宋体"/>
+          <w:b/>
+          <w:sz w:val="22"/>
+        </w:rPr>
+        <w:t>实验结果：</w:t>
+      </w:r>
+      <w:r>
+        <w:rPr>
+          <w:rFonts w:ascii="Times New Roman" w:hAnsi="Times New Roman" w:eastAsia="宋体"/>
+          <w:sz w:val="22"/>
+        </w:rPr>
+      </w:r>
+    </w:p>
+    <w:p>
+      <w:pPr>
+        <w:jc w:val="center"/>
+      </w:pPr>
+      <w:r>
+        <w:rPr>
+          <w:rFonts w:ascii="Times New Roman" w:hAnsi="Times New Roman" w:eastAsia="黑体"/>
+          <w:b/>
+          <w:sz w:val="18"/>
+        </w:rPr>
+        <w:t>表6. 爻位关系运算全局统计（n=300）</w:t>
       </w:r>
     </w:p>
     <w:tbl>
@@ -7294,14 +4884,14 @@
         <w:tblLook w:firstColumn="1" w:firstRow="1" w:lastColumn="0" w:lastRow="0" w:noHBand="0" w:noVBand="1" w:val="04A0"/>
       </w:tblPr>
       <w:tblGrid>
-        <w:gridCol w:w="2878"/>
-        <w:gridCol w:w="2878"/>
-        <w:gridCol w:w="2878"/>
+        <w:gridCol w:w="3120"/>
+        <w:gridCol w:w="3120"/>
+        <w:gridCol w:w="3120"/>
       </w:tblGrid>
       <w:tr>
         <w:tc>
           <w:tcPr>
-            <w:tcW w:type="dxa" w:w="2878"/>
+            <w:tcW w:type="dxa" w:w="3120"/>
             <w:shd w:fill="1A5276"/>
           </w:tcPr>
           <w:p>
@@ -7316,13 +4906,13 @@
                 <w:color w:val="FFFFFF"/>
                 <w:sz w:val="18"/>
               </w:rPr>
-              <w:t>指标</w:t>
+              <w:t>统计指标</w:t>
             </w:r>
           </w:p>
         </w:tc>
         <w:tc>
           <w:tcPr>
-            <w:tcW w:type="dxa" w:w="2878"/>
+            <w:tcW w:type="dxa" w:w="3120"/>
             <w:shd w:fill="1A5276"/>
           </w:tcPr>
           <w:p>
@@ -7343,7 +4933,7 @@
         </w:tc>
         <w:tc>
           <w:tcPr>
-            <w:tcW w:type="dxa" w:w="2878"/>
+            <w:tcW w:type="dxa" w:w="3120"/>
             <w:shd w:fill="1A5276"/>
           </w:tcPr>
           <w:p>
@@ -7366,66 +4956,8 @@
       <w:tr>
         <w:tc>
           <w:tcPr>
-            <w:tcW w:type="dxa" w:w="2878"/>
+            <w:tcW w:type="dxa" w:w="3120"/>
             <w:shd w:fill="EBF5FB"/>
-          </w:tcPr>
-          <w:p>
-            <w:pPr>
-              <w:jc w:val="center"/>
-            </w:pPr>
-            <w:r/>
-            <w:r>
-              <w:rPr>
-                <w:rFonts w:ascii="Times New Roman" w:hAnsi="Times New Roman" w:eastAsia="宋体"/>
-                <w:sz w:val="18"/>
-              </w:rPr>
-              <w:t>力修正系数均值</w:t>
-            </w:r>
-          </w:p>
-        </w:tc>
-        <w:tc>
-          <w:tcPr>
-            <w:tcW w:type="dxa" w:w="2878"/>
-            <w:shd w:fill="EBF5FB"/>
-          </w:tcPr>
-          <w:p>
-            <w:pPr>
-              <w:jc w:val="center"/>
-            </w:pPr>
-            <w:r/>
-            <w:r>
-              <w:rPr>
-                <w:rFonts w:ascii="Times New Roman" w:hAnsi="Times New Roman" w:eastAsia="宋体"/>
-                <w:sz w:val="18"/>
-              </w:rPr>
-              <w:t>0.94</w:t>
-            </w:r>
-          </w:p>
-        </w:tc>
-        <w:tc>
-          <w:tcPr>
-            <w:tcW w:type="dxa" w:w="2878"/>
-            <w:shd w:fill="EBF5FB"/>
-          </w:tcPr>
-          <w:p>
-            <w:pPr>
-              <w:jc w:val="center"/>
-            </w:pPr>
-            <w:r/>
-            <w:r>
-              <w:rPr>
-                <w:rFonts w:ascii="Times New Roman" w:hAnsi="Times New Roman" w:eastAsia="宋体"/>
-                <w:sz w:val="18"/>
-              </w:rPr>
-              <w:t>多数情境力预设小幅下调</w:t>
-            </w:r>
-          </w:p>
-        </w:tc>
-      </w:tr>
-      <w:tr>
-        <w:tc>
-          <w:tcPr>
-            <w:tcW w:type="dxa" w:w="2878"/>
           </w:tcPr>
           <w:p>
             <w:pPr>
@@ -7443,7 +4975,8 @@
         </w:tc>
         <w:tc>
           <w:tcPr>
-            <w:tcW w:type="dxa" w:w="2878"/>
+            <w:tcW w:type="dxa" w:w="3120"/>
+            <w:shd w:fill="EBF5FB"/>
           </w:tcPr>
           <w:p>
             <w:pPr>
@@ -7461,7 +4994,8 @@
         </w:tc>
         <w:tc>
           <w:tcPr>
-            <w:tcW w:type="dxa" w:w="2878"/>
+            <w:tcW w:type="dxa" w:w="3120"/>
+            <w:shd w:fill="EBF5FB"/>
           </w:tcPr>
           <w:p>
             <w:pPr>
@@ -7481,7 +5015,63 @@
       <w:tr>
         <w:tc>
           <w:tcPr>
-            <w:tcW w:type="dxa" w:w="2878"/>
+            <w:tcW w:type="dxa" w:w="3120"/>
+          </w:tcPr>
+          <w:p>
+            <w:pPr>
+              <w:jc w:val="center"/>
+            </w:pPr>
+            <w:r/>
+            <w:r>
+              <w:rPr>
+                <w:rFonts w:ascii="Times New Roman" w:hAnsi="Times New Roman" w:eastAsia="宋体"/>
+                <w:sz w:val="18"/>
+              </w:rPr>
+              <w:t>力修正系数均值</w:t>
+            </w:r>
+          </w:p>
+        </w:tc>
+        <w:tc>
+          <w:tcPr>
+            <w:tcW w:type="dxa" w:w="3120"/>
+          </w:tcPr>
+          <w:p>
+            <w:pPr>
+              <w:jc w:val="center"/>
+            </w:pPr>
+            <w:r/>
+            <w:r>
+              <w:rPr>
+                <w:rFonts w:ascii="Times New Roman" w:hAnsi="Times New Roman" w:eastAsia="宋体"/>
+                <w:sz w:val="18"/>
+              </w:rPr>
+              <w:t>0.94</w:t>
+            </w:r>
+          </w:p>
+        </w:tc>
+        <w:tc>
+          <w:tcPr>
+            <w:tcW w:type="dxa" w:w="3120"/>
+          </w:tcPr>
+          <w:p>
+            <w:pPr>
+              <w:jc w:val="center"/>
+            </w:pPr>
+            <w:r/>
+            <w:r>
+              <w:rPr>
+                <w:rFonts w:ascii="Times New Roman" w:hAnsi="Times New Roman" w:eastAsia="宋体"/>
+                <w:sz w:val="18"/>
+              </w:rPr>
+              <w:t>多数情境力预设小幅下调5-10%</w:t>
+            </w:r>
+          </w:p>
+        </w:tc>
+      </w:tr>
+      <w:tr>
+        <w:tc>
+          <w:tcPr>
+            <w:tcW w:type="dxa" w:w="3120"/>
             <w:shd w:fill="EBF5FB"/>
           </w:tcPr>
           <w:p>
@@ -7500,7 +5090,7 @@
         </w:tc>
         <w:tc>
           <w:tcPr>
-            <w:tcW w:type="dxa" w:w="2878"/>
+            <w:tcW w:type="dxa" w:w="3120"/>
             <w:shd w:fill="EBF5FB"/>
           </w:tcPr>
           <w:p>
@@ -7519,7 +5109,7 @@
         </w:tc>
         <w:tc>
           <w:tcPr>
-            <w:tcW w:type="dxa" w:w="2878"/>
+            <w:tcW w:type="dxa" w:w="3120"/>
             <w:shd w:fill="EBF5FB"/>
           </w:tcPr>
           <w:p>
@@ -7532,7 +5122,7 @@
                 <w:rFonts w:ascii="Times New Roman" w:hAnsi="Times New Roman" w:eastAsia="宋体"/>
                 <w:sz w:val="18"/>
               </w:rPr>
-              <w:t>超半数情境被识别为需谨慎</w:t>
+              <w:t>超半数情境被识别为需谨慎执行</w:t>
             </w:r>
           </w:p>
         </w:tc>
@@ -7540,7 +5130,7 @@
       <w:tr>
         <w:tc>
           <w:tcPr>
-            <w:tcW w:type="dxa" w:w="2878"/>
+            <w:tcW w:type="dxa" w:w="3120"/>
           </w:tcPr>
           <w:p>
             <w:pPr>
@@ -7558,7 +5148,7 @@
         </w:tc>
         <w:tc>
           <w:tcPr>
-            <w:tcW w:type="dxa" w:w="2878"/>
+            <w:tcW w:type="dxa" w:w="3120"/>
           </w:tcPr>
           <w:p>
             <w:pPr>
@@ -7576,7 +5166,7 @@
         </w:tc>
         <w:tc>
           <w:tcPr>
-            <w:tcW w:type="dxa" w:w="2878"/>
+            <w:tcW w:type="dxa" w:w="3120"/>
           </w:tcPr>
           <w:p>
             <w:pPr>
@@ -7588,7 +5178,7 @@
                 <w:rFonts w:ascii="Times New Roman" w:hAnsi="Times New Roman" w:eastAsia="宋体"/>
                 <w:sz w:val="18"/>
               </w:rPr>
-              <w:t>正常执行情境</w:t>
+              <w:t>正常执行</w:t>
             </w:r>
           </w:p>
         </w:tc>
@@ -7596,7 +5186,7 @@
       <w:tr>
         <w:tc>
           <w:tcPr>
-            <w:tcW w:type="dxa" w:w="2878"/>
+            <w:tcW w:type="dxa" w:w="3120"/>
             <w:shd w:fill="EBF5FB"/>
           </w:tcPr>
           <w:p>
@@ -7609,13 +5199,13 @@
                 <w:rFonts w:ascii="Times New Roman" w:hAnsi="Times New Roman" w:eastAsia="宋体"/>
                 <w:sz w:val="18"/>
               </w:rPr>
-              <w:t>relaxed占比</w:t>
+              <w:t>爻位质量标准差</w:t>
             </w:r>
           </w:p>
         </w:tc>
         <w:tc>
           <w:tcPr>
-            <w:tcW w:type="dxa" w:w="2878"/>
+            <w:tcW w:type="dxa" w:w="3120"/>
             <w:shd w:fill="EBF5FB"/>
           </w:tcPr>
           <w:p>
@@ -7628,13 +5218,13 @@
                 <w:rFonts w:ascii="Times New Roman" w:hAnsi="Times New Roman" w:eastAsia="宋体"/>
                 <w:sz w:val="18"/>
               </w:rPr>
-              <w:t>1%</w:t>
+              <w:t>0.15</w:t>
             </w:r>
           </w:p>
         </w:tc>
         <w:tc>
           <w:tcPr>
-            <w:tcW w:type="dxa" w:w="2878"/>
+            <w:tcW w:type="dxa" w:w="3120"/>
             <w:shd w:fill="EBF5FB"/>
           </w:tcPr>
           <w:p>
@@ -7647,63 +5237,7 @@
                 <w:rFonts w:ascii="Times New Roman" w:hAnsi="Times New Roman" w:eastAsia="宋体"/>
                 <w:sz w:val="18"/>
               </w:rPr>
-              <w:t>极少优化情境</w:t>
-            </w:r>
-          </w:p>
-        </w:tc>
-      </w:tr>
-      <w:tr>
-        <w:tc>
-          <w:tcPr>
-            <w:tcW w:type="dxa" w:w="2878"/>
-          </w:tcPr>
-          <w:p>
-            <w:pPr>
-              <w:jc w:val="center"/>
-            </w:pPr>
-            <w:r/>
-            <w:r>
-              <w:rPr>
-                <w:rFonts w:ascii="Times New Roman" w:hAnsi="Times New Roman" w:eastAsia="宋体"/>
-                <w:sz w:val="18"/>
-              </w:rPr>
-              <w:t>very_cautious</w:t>
-            </w:r>
-          </w:p>
-        </w:tc>
-        <w:tc>
-          <w:tcPr>
-            <w:tcW w:type="dxa" w:w="2878"/>
-          </w:tcPr>
-          <w:p>
-            <w:pPr>
-              <w:jc w:val="center"/>
-            </w:pPr>
-            <w:r/>
-            <w:r>
-              <w:rPr>
-                <w:rFonts w:ascii="Times New Roman" w:hAnsi="Times New Roman" w:eastAsia="宋体"/>
-                <w:sz w:val="18"/>
-              </w:rPr>
-              <w:t>0%</w:t>
-            </w:r>
-          </w:p>
-        </w:tc>
-        <w:tc>
-          <w:tcPr>
-            <w:tcW w:type="dxa" w:w="2878"/>
-          </w:tcPr>
-          <w:p>
-            <w:pPr>
-              <w:jc w:val="center"/>
-            </w:pPr>
-            <w:r/>
-            <w:r>
-              <w:rPr>
-                <w:rFonts w:ascii="Times New Roman" w:hAnsi="Times New Roman" w:eastAsia="宋体"/>
-                <w:sz w:val="18"/>
-              </w:rPr>
-              <w:t>300物体中无触发</w:t>
+              <w:t>中等离散度</w:t>
             </w:r>
           </w:p>
         </w:tc>
@@ -7715,12 +5249,64 @@
         <w:jc w:val="center"/>
       </w:pPr>
       <w:r>
+        <w:drawing>
+          <wp:inline xmlns:a="http://schemas.openxmlformats.org/drawingml/2006/main" xmlns:pic="http://schemas.openxmlformats.org/drawingml/2006/picture">
+            <wp:extent cx="4389120" cy="2438400"/>
+            <wp:docPr id="4" name="Picture 4"/>
+            <wp:cNvGraphicFramePr>
+              <a:graphicFrameLocks noChangeAspect="1"/>
+            </wp:cNvGraphicFramePr>
+            <a:graphic>
+              <a:graphicData uri="http://schemas.openxmlformats.org/drawingml/2006/picture">
+                <pic:pic>
+                  <pic:nvPicPr>
+                    <pic:cNvPr id="0" name="fig_yao_quality_distribution.png"/>
+                    <pic:cNvPicPr/>
+                  </pic:nvPicPr>
+                  <pic:blipFill>
+                    <a:blip r:embed="rId12"/>
+                    <a:stretch>
+                      <a:fillRect/>
+                    </a:stretch>
+                  </pic:blipFill>
+                  <pic:spPr>
+                    <a:xfrm>
+                      <a:off x="0" y="0"/>
+                      <a:ext cx="4389120" cy="2438400"/>
+                    </a:xfrm>
+                    <a:prstGeom prst="rect"/>
+                  </pic:spPr>
+                </pic:pic>
+              </a:graphicData>
+            </a:graphic>
+          </wp:inline>
+        </w:drawing>
+      </w:r>
+    </w:p>
+    <w:p>
+      <w:pPr>
+        <w:jc w:val="center"/>
+      </w:pPr>
+      <w:r>
         <w:rPr>
           <w:rFonts w:ascii="Times New Roman" w:hAnsi="Times New Roman" w:eastAsia="黑体"/>
           <w:b/>
           <w:sz w:val="18"/>
         </w:rPr>
-        <w:t>表8. 爻位关系典型案例分析</w:t>
+        <w:t>图4. 爻位质量分布直方图：红=低质量(&lt;0.4), 黄=中等(0.4-0.7), 绿=高质量(&gt;0.7)</w:t>
+      </w:r>
+    </w:p>
+    <w:p>
+      <w:pPr>
+        <w:jc w:val="center"/>
+      </w:pPr>
+      <w:r>
+        <w:rPr>
+          <w:rFonts w:ascii="Times New Roman" w:hAnsi="Times New Roman" w:eastAsia="黑体"/>
+          <w:b/>
+          <w:sz w:val="18"/>
+        </w:rPr>
+        <w:t>表7. 爻位关系典型案例分析</w:t>
       </w:r>
     </w:p>
     <w:tbl>
@@ -7731,19 +5317,21 @@
         <w:tblLook w:firstColumn="1" w:firstRow="1" w:lastColumn="0" w:lastRow="0" w:noHBand="0" w:noVBand="1" w:val="04A0"/>
       </w:tblPr>
       <w:tblGrid>
-        <w:gridCol w:w="1079"/>
-        <w:gridCol w:w="1079"/>
-        <w:gridCol w:w="1079"/>
-        <w:gridCol w:w="1079"/>
-        <w:gridCol w:w="1079"/>
-        <w:gridCol w:w="1079"/>
-        <w:gridCol w:w="1079"/>
-        <w:gridCol w:w="1079"/>
+        <w:gridCol w:w="936"/>
+        <w:gridCol w:w="936"/>
+        <w:gridCol w:w="936"/>
+        <w:gridCol w:w="936"/>
+        <w:gridCol w:w="936"/>
+        <w:gridCol w:w="936"/>
+        <w:gridCol w:w="936"/>
+        <w:gridCol w:w="936"/>
+        <w:gridCol w:w="936"/>
+        <w:gridCol w:w="936"/>
       </w:tblGrid>
       <w:tr>
         <w:tc>
           <w:tcPr>
-            <w:tcW w:type="dxa" w:w="1079"/>
+            <w:tcW w:type="dxa" w:w="936"/>
             <w:shd w:fill="1A5276"/>
           </w:tcPr>
           <w:p>
@@ -7764,7 +5352,7 @@
         </w:tc>
         <w:tc>
           <w:tcPr>
-            <w:tcW w:type="dxa" w:w="1079"/>
+            <w:tcW w:type="dxa" w:w="936"/>
             <w:shd w:fill="1A5276"/>
           </w:tcPr>
           <w:p>
@@ -7785,7 +5373,7 @@
         </w:tc>
         <w:tc>
           <w:tcPr>
-            <w:tcW w:type="dxa" w:w="1079"/>
+            <w:tcW w:type="dxa" w:w="936"/>
             <w:shd w:fill="1A5276"/>
           </w:tcPr>
           <w:p>
@@ -7806,7 +5394,28 @@
         </w:tc>
         <w:tc>
           <w:tcPr>
-            <w:tcW w:type="dxa" w:w="1079"/>
+            <w:tcW w:type="dxa" w:w="936"/>
+            <w:shd w:fill="1A5276"/>
+          </w:tcPr>
+          <w:p>
+            <w:pPr>
+              <w:jc w:val="center"/>
+            </w:pPr>
+            <w:r/>
+            <w:r>
+              <w:rPr>
+                <w:rFonts w:ascii="Times New Roman" w:hAnsi="Times New Roman" w:eastAsia="黑体"/>
+                <w:b/>
+                <w:color w:val="FFFFFF"/>
+                <w:sz w:val="18"/>
+              </w:rPr>
+              <w:t>得中</w:t>
+            </w:r>
+          </w:p>
+        </w:tc>
+        <w:tc>
+          <w:tcPr>
+            <w:tcW w:type="dxa" w:w="936"/>
             <w:shd w:fill="1A5276"/>
           </w:tcPr>
           <w:p>
@@ -7827,7 +5436,7 @@
         </w:tc>
         <w:tc>
           <w:tcPr>
-            <w:tcW w:type="dxa" w:w="1079"/>
+            <w:tcW w:type="dxa" w:w="936"/>
             <w:shd w:fill="1A5276"/>
           </w:tcPr>
           <w:p>
@@ -7842,13 +5451,34 @@
                 <w:color w:val="FFFFFF"/>
                 <w:sz w:val="18"/>
               </w:rPr>
-              <w:t>应</w:t>
+              <w:t>亲比</w:t>
             </w:r>
           </w:p>
         </w:tc>
         <w:tc>
           <w:tcPr>
-            <w:tcW w:type="dxa" w:w="1079"/>
+            <w:tcW w:type="dxa" w:w="936"/>
+            <w:shd w:fill="1A5276"/>
+          </w:tcPr>
+          <w:p>
+            <w:pPr>
+              <w:jc w:val="center"/>
+            </w:pPr>
+            <w:r/>
+            <w:r>
+              <w:rPr>
+                <w:rFonts w:ascii="Times New Roman" w:hAnsi="Times New Roman" w:eastAsia="黑体"/>
+                <w:b/>
+                <w:color w:val="FFFFFF"/>
+                <w:sz w:val="18"/>
+              </w:rPr>
+              <w:t>呼应</w:t>
+            </w:r>
+          </w:p>
+        </w:tc>
+        <w:tc>
+          <w:tcPr>
+            <w:tcW w:type="dxa" w:w="936"/>
             <w:shd w:fill="1A5276"/>
           </w:tcPr>
           <w:p>
@@ -7869,7 +5499,7 @@
         </w:tc>
         <w:tc>
           <w:tcPr>
-            <w:tcW w:type="dxa" w:w="1079"/>
+            <w:tcW w:type="dxa" w:w="936"/>
             <w:shd w:fill="1A5276"/>
           </w:tcPr>
           <w:p>
@@ -7890,7 +5520,7 @@
         </w:tc>
         <w:tc>
           <w:tcPr>
-            <w:tcW w:type="dxa" w:w="1079"/>
+            <w:tcW w:type="dxa" w:w="936"/>
             <w:shd w:fill="1A5276"/>
           </w:tcPr>
           <w:p>
@@ -7905,7 +5535,7 @@
                 <w:color w:val="FFFFFF"/>
                 <w:sz w:val="18"/>
               </w:rPr>
-              <w:t>谨慎级别</w:t>
+              <w:t>谨慎</w:t>
             </w:r>
           </w:p>
         </w:tc>
@@ -7913,7 +5543,7 @@
       <w:tr>
         <w:tc>
           <w:tcPr>
-            <w:tcW w:type="dxa" w:w="1079"/>
+            <w:tcW w:type="dxa" w:w="936"/>
             <w:shd w:fill="EBF5FB"/>
           </w:tcPr>
           <w:p>
@@ -7932,7 +5562,7 @@
         </w:tc>
         <w:tc>
           <w:tcPr>
-            <w:tcW w:type="dxa" w:w="1079"/>
+            <w:tcW w:type="dxa" w:w="936"/>
             <w:shd w:fill="EBF5FB"/>
           </w:tcPr>
           <w:p>
@@ -7951,7 +5581,7 @@
         </w:tc>
         <w:tc>
           <w:tcPr>
-            <w:tcW w:type="dxa" w:w="1079"/>
+            <w:tcW w:type="dxa" w:w="936"/>
             <w:shd w:fill="EBF5FB"/>
           </w:tcPr>
           <w:p>
@@ -7970,7 +5600,26 @@
         </w:tc>
         <w:tc>
           <w:tcPr>
-            <w:tcW w:type="dxa" w:w="1079"/>
+            <w:tcW w:type="dxa" w:w="936"/>
+            <w:shd w:fill="EBF5FB"/>
+          </w:tcPr>
+          <w:p>
+            <w:pPr>
+              <w:jc w:val="center"/>
+            </w:pPr>
+            <w:r/>
+            <w:r>
+              <w:rPr>
+                <w:rFonts w:ascii="Times New Roman" w:hAnsi="Times New Roman" w:eastAsia="宋体"/>
+                <w:sz w:val="18"/>
+              </w:rPr>
+              <w:t>六二+九五</w:t>
+            </w:r>
+          </w:p>
+        </w:tc>
+        <w:tc>
+          <w:tcPr>
+            <w:tcW w:type="dxa" w:w="936"/>
             <w:shd w:fill="EBF5FB"/>
           </w:tcPr>
           <w:p>
@@ -7989,7 +5638,26 @@
         </w:tc>
         <w:tc>
           <w:tcPr>
-            <w:tcW w:type="dxa" w:w="1079"/>
+            <w:tcW w:type="dxa" w:w="936"/>
+            <w:shd w:fill="EBF5FB"/>
+          </w:tcPr>
+          <w:p>
+            <w:pPr>
+              <w:jc w:val="center"/>
+            </w:pPr>
+            <w:r/>
+            <w:r>
+              <w:rPr>
+                <w:rFonts w:ascii="Times New Roman" w:hAnsi="Times New Roman" w:eastAsia="宋体"/>
+                <w:sz w:val="18"/>
+              </w:rPr>
+              <w:t>4/5</w:t>
+            </w:r>
+          </w:p>
+        </w:tc>
+        <w:tc>
+          <w:tcPr>
+            <w:tcW w:type="dxa" w:w="936"/>
             <w:shd w:fill="EBF5FB"/>
           </w:tcPr>
           <w:p>
@@ -8008,7 +5676,7 @@
         </w:tc>
         <w:tc>
           <w:tcPr>
-            <w:tcW w:type="dxa" w:w="1079"/>
+            <w:tcW w:type="dxa" w:w="936"/>
             <w:shd w:fill="EBF5FB"/>
           </w:tcPr>
           <w:p>
@@ -8027,7 +5695,7 @@
         </w:tc>
         <w:tc>
           <w:tcPr>
-            <w:tcW w:type="dxa" w:w="1079"/>
+            <w:tcW w:type="dxa" w:w="936"/>
             <w:shd w:fill="EBF5FB"/>
           </w:tcPr>
           <w:p>
@@ -8046,7 +5714,7 @@
         </w:tc>
         <w:tc>
           <w:tcPr>
-            <w:tcW w:type="dxa" w:w="1079"/>
+            <w:tcW w:type="dxa" w:w="936"/>
             <w:shd w:fill="EBF5FB"/>
           </w:tcPr>
           <w:p>
@@ -8067,7 +5735,7 @@
       <w:tr>
         <w:tc>
           <w:tcPr>
-            <w:tcW w:type="dxa" w:w="1079"/>
+            <w:tcW w:type="dxa" w:w="936"/>
           </w:tcPr>
           <w:p>
             <w:pPr>
@@ -8085,7 +5753,7 @@
         </w:tc>
         <w:tc>
           <w:tcPr>
-            <w:tcW w:type="dxa" w:w="1079"/>
+            <w:tcW w:type="dxa" w:w="936"/>
           </w:tcPr>
           <w:p>
             <w:pPr>
@@ -8103,7 +5771,7 @@
         </w:tc>
         <w:tc>
           <w:tcPr>
-            <w:tcW w:type="dxa" w:w="1079"/>
+            <w:tcW w:type="dxa" w:w="936"/>
           </w:tcPr>
           <w:p>
             <w:pPr>
@@ -8121,7 +5789,25 @@
         </w:tc>
         <w:tc>
           <w:tcPr>
-            <w:tcW w:type="dxa" w:w="1079"/>
+            <w:tcW w:type="dxa" w:w="936"/>
+          </w:tcPr>
+          <w:p>
+            <w:pPr>
+              <w:jc w:val="center"/>
+            </w:pPr>
+            <w:r/>
+            <w:r>
+              <w:rPr>
+                <w:rFonts w:ascii="Times New Roman" w:hAnsi="Times New Roman" w:eastAsia="宋体"/>
+                <w:sz w:val="18"/>
+              </w:rPr>
+              <w:t>九二+九五</w:t>
+            </w:r>
+          </w:p>
+        </w:tc>
+        <w:tc>
+          <w:tcPr>
+            <w:tcW w:type="dxa" w:w="936"/>
           </w:tcPr>
           <w:p>
             <w:pPr>
@@ -8139,7 +5825,25 @@
         </w:tc>
         <w:tc>
           <w:tcPr>
-            <w:tcW w:type="dxa" w:w="1079"/>
+            <w:tcW w:type="dxa" w:w="936"/>
+          </w:tcPr>
+          <w:p>
+            <w:pPr>
+              <w:jc w:val="center"/>
+            </w:pPr>
+            <w:r/>
+            <w:r>
+              <w:rPr>
+                <w:rFonts w:ascii="Times New Roman" w:hAnsi="Times New Roman" w:eastAsia="宋体"/>
+                <w:sz w:val="18"/>
+              </w:rPr>
+              <w:t>2/5</w:t>
+            </w:r>
+          </w:p>
+        </w:tc>
+        <w:tc>
+          <w:tcPr>
+            <w:tcW w:type="dxa" w:w="936"/>
           </w:tcPr>
           <w:p>
             <w:pPr>
@@ -8157,7 +5861,7 @@
         </w:tc>
         <w:tc>
           <w:tcPr>
-            <w:tcW w:type="dxa" w:w="1079"/>
+            <w:tcW w:type="dxa" w:w="936"/>
           </w:tcPr>
           <w:p>
             <w:pPr>
@@ -8175,7 +5879,7 @@
         </w:tc>
         <w:tc>
           <w:tcPr>
-            <w:tcW w:type="dxa" w:w="1079"/>
+            <w:tcW w:type="dxa" w:w="936"/>
           </w:tcPr>
           <w:p>
             <w:pPr>
@@ -8193,7 +5897,7 @@
         </w:tc>
         <w:tc>
           <w:tcPr>
-            <w:tcW w:type="dxa" w:w="1079"/>
+            <w:tcW w:type="dxa" w:w="936"/>
           </w:tcPr>
           <w:p>
             <w:pPr>
@@ -8213,7 +5917,7 @@
       <w:tr>
         <w:tc>
           <w:tcPr>
-            <w:tcW w:type="dxa" w:w="1079"/>
+            <w:tcW w:type="dxa" w:w="936"/>
             <w:shd w:fill="EBF5FB"/>
           </w:tcPr>
           <w:p>
@@ -8232,7 +5936,7 @@
         </w:tc>
         <w:tc>
           <w:tcPr>
-            <w:tcW w:type="dxa" w:w="1079"/>
+            <w:tcW w:type="dxa" w:w="936"/>
             <w:shd w:fill="EBF5FB"/>
           </w:tcPr>
           <w:p>
@@ -8251,7 +5955,7 @@
         </w:tc>
         <w:tc>
           <w:tcPr>
-            <w:tcW w:type="dxa" w:w="1079"/>
+            <w:tcW w:type="dxa" w:w="936"/>
             <w:shd w:fill="EBF5FB"/>
           </w:tcPr>
           <w:p>
@@ -8270,7 +5974,26 @@
         </w:tc>
         <w:tc>
           <w:tcPr>
-            <w:tcW w:type="dxa" w:w="1079"/>
+            <w:tcW w:type="dxa" w:w="936"/>
+            <w:shd w:fill="EBF5FB"/>
+          </w:tcPr>
+          <w:p>
+            <w:pPr>
+              <w:jc w:val="center"/>
+            </w:pPr>
+            <w:r/>
+            <w:r>
+              <w:rPr>
+                <w:rFonts w:ascii="Times New Roman" w:hAnsi="Times New Roman" w:eastAsia="宋体"/>
+                <w:sz w:val="18"/>
+              </w:rPr>
+              <w:t>九二+九五</w:t>
+            </w:r>
+          </w:p>
+        </w:tc>
+        <w:tc>
+          <w:tcPr>
+            <w:tcW w:type="dxa" w:w="936"/>
             <w:shd w:fill="EBF5FB"/>
           </w:tcPr>
           <w:p>
@@ -8289,7 +6012,26 @@
         </w:tc>
         <w:tc>
           <w:tcPr>
-            <w:tcW w:type="dxa" w:w="1079"/>
+            <w:tcW w:type="dxa" w:w="936"/>
+            <w:shd w:fill="EBF5FB"/>
+          </w:tcPr>
+          <w:p>
+            <w:pPr>
+              <w:jc w:val="center"/>
+            </w:pPr>
+            <w:r/>
+            <w:r>
+              <w:rPr>
+                <w:rFonts w:ascii="Times New Roman" w:hAnsi="Times New Roman" w:eastAsia="宋体"/>
+                <w:sz w:val="18"/>
+              </w:rPr>
+              <w:t>2/5</w:t>
+            </w:r>
+          </w:p>
+        </w:tc>
+        <w:tc>
+          <w:tcPr>
+            <w:tcW w:type="dxa" w:w="936"/>
             <w:shd w:fill="EBF5FB"/>
           </w:tcPr>
           <w:p>
@@ -8308,7 +6050,7 @@
         </w:tc>
         <w:tc>
           <w:tcPr>
-            <w:tcW w:type="dxa" w:w="1079"/>
+            <w:tcW w:type="dxa" w:w="936"/>
             <w:shd w:fill="EBF5FB"/>
           </w:tcPr>
           <w:p>
@@ -8327,7 +6069,7 @@
         </w:tc>
         <w:tc>
           <w:tcPr>
-            <w:tcW w:type="dxa" w:w="1079"/>
+            <w:tcW w:type="dxa" w:w="936"/>
             <w:shd w:fill="EBF5FB"/>
           </w:tcPr>
           <w:p>
@@ -8346,7 +6088,7 @@
         </w:tc>
         <w:tc>
           <w:tcPr>
-            <w:tcW w:type="dxa" w:w="1079"/>
+            <w:tcW w:type="dxa" w:w="936"/>
             <w:shd w:fill="EBF5FB"/>
           </w:tcPr>
           <w:p>
@@ -8368,6 +6110,80 @@
     <w:p/>
     <w:p>
       <w:pPr>
+        <w:pStyle w:val="Heading3"/>
+      </w:pPr>
+      <w:r>
+        <w:rPr>
+          <w:rFonts w:ascii="Times New Roman" w:hAnsi="Times New Roman" w:eastAsia="黑体"/>
+          <w:color w:val="2C3E50"/>
+          <w:sz w:val="24"/>
+        </w:rPr>
+        <w:t>4.3.1 结果分析</w:t>
+      </w:r>
+    </w:p>
+    <w:p>
+      <w:pPr>
+        <w:ind w:firstLine="420"/>
+      </w:pPr>
+      <w:r>
+        <w:rPr>
+          <w:rFonts w:ascii="Times New Roman" w:hAnsi="Times New Roman" w:eastAsia="宋体"/>
+          <w:sz w:val="22"/>
+        </w:rPr>
+        <w:t>爻位关系运算成功实现了预期的功能：</w:t>
+      </w:r>
+    </w:p>
+    <w:p>
+      <w:pPr>
+        <w:ind w:firstLine="420"/>
+      </w:pPr>
+      <w:r>
+        <w:rPr>
+          <w:rFonts w:ascii="Times New Roman" w:hAnsi="Times New Roman" w:eastAsia="宋体"/>
+          <w:sz w:val="22"/>
+        </w:rPr>
+        <w:t>（1）识别不稳定性：石块案例中0/6爻当位、2处阴乘阳，系统自动将力修正系数降至0.85（降低15%力预设），并给出"多爻不当位，状态不稳"和"阴乘阳，力阻力增大"的可解释建议。这一修正完全是从爻位关系推导出的，无需任何训练数据。</w:t>
+      </w:r>
+    </w:p>
+    <w:p>
+      <w:pPr>
+        <w:ind w:firstLine="420"/>
+      </w:pPr>
+      <w:r>
+        <w:rPr>
+          <w:rFonts w:ascii="Times New Roman" w:hAnsi="Times New Roman" w:eastAsia="宋体"/>
+          <w:sz w:val="22"/>
+        </w:rPr>
+        <w:t>（2）适度谨慎：52%的情境被标记为"cautious"，平均力修正系数0.94。这说明爻位关系运算识别出了物理世界中普遍存在的不完美状态，而非盲目假设一切理想——这正是先验知识的价值所在。</w:t>
+      </w:r>
+    </w:p>
+    <w:p>
+      <w:pPr>
+        <w:ind w:firstLine="420"/>
+      </w:pPr>
+      <w:r>
+        <w:rPr>
+          <w:rFonts w:ascii="Times New Roman" w:hAnsi="Times New Roman" w:eastAsia="宋体"/>
+          <w:sz w:val="22"/>
+        </w:rPr>
+        <w:t>（3）可解释性验证：每一个修正建议都有明确爻位依据。例如"阴乘阳"→力阻力增大，"上下无应"→策略确信度降低。这些对应关系源自《周易》数千年的情境分类经验，在工程语境中展现出惊人的适用性。</w:t>
+      </w:r>
+    </w:p>
+    <w:p>
+      <w:pPr>
+        <w:pStyle w:val="Heading2"/>
+      </w:pPr>
+      <w:r>
+        <w:rPr>
+          <w:rFonts w:ascii="Times New Roman" w:hAnsi="Times New Roman" w:eastAsia="黑体"/>
+          <w:color w:val="1A5276"/>
+          <w:sz w:val="30"/>
+        </w:rPr>
+        <w:t>4.4 综合性能对比</w:t>
+      </w:r>
+    </w:p>
+    <w:p>
+      <w:pPr>
         <w:jc w:val="center"/>
       </w:pPr>
       <w:r>
@@ -8376,7 +6192,7 @@
           <w:b/>
           <w:sz w:val="18"/>
         </w:rPr>
-        <w:t>表9. YLYW与代表性VLA模型的间接比较</w:t>
+        <w:t>表8. YLYW与代表性VLA模型的间接比较</w:t>
       </w:r>
     </w:p>
     <w:tbl>
@@ -8387,14 +6203,14 @@
         <w:tblLook w:firstColumn="1" w:firstRow="1" w:lastColumn="0" w:lastRow="0" w:noHBand="0" w:noVBand="1" w:val="04A0"/>
       </w:tblPr>
       <w:tblGrid>
-        <w:gridCol w:w="2878"/>
-        <w:gridCol w:w="2878"/>
-        <w:gridCol w:w="2878"/>
+        <w:gridCol w:w="3120"/>
+        <w:gridCol w:w="3120"/>
+        <w:gridCol w:w="3120"/>
       </w:tblGrid>
       <w:tr>
         <w:tc>
           <w:tcPr>
-            <w:tcW w:type="dxa" w:w="2878"/>
+            <w:tcW w:type="dxa" w:w="3120"/>
             <w:shd w:fill="1A5276"/>
           </w:tcPr>
           <w:p>
@@ -8415,7 +6231,7 @@
         </w:tc>
         <w:tc>
           <w:tcPr>
-            <w:tcW w:type="dxa" w:w="2878"/>
+            <w:tcW w:type="dxa" w:w="3120"/>
             <w:shd w:fill="1A5276"/>
           </w:tcPr>
           <w:p>
@@ -8436,7 +6252,7 @@
         </w:tc>
         <w:tc>
           <w:tcPr>
-            <w:tcW w:type="dxa" w:w="2878"/>
+            <w:tcW w:type="dxa" w:w="3120"/>
             <w:shd w:fill="1A5276"/>
           </w:tcPr>
           <w:p>
@@ -8451,7 +6267,7 @@
                 <w:color w:val="FFFFFF"/>
                 <w:sz w:val="18"/>
               </w:rPr>
-              <w:t>YLYW</w:t>
+              <w:t>YLYW（本工作）</w:t>
             </w:r>
           </w:p>
         </w:tc>
@@ -8459,7 +6275,7 @@
       <w:tr>
         <w:tc>
           <w:tcPr>
-            <w:tcW w:type="dxa" w:w="2878"/>
+            <w:tcW w:type="dxa" w:w="3120"/>
             <w:shd w:fill="EBF5FB"/>
           </w:tcPr>
           <w:p>
@@ -8478,7 +6294,7 @@
         </w:tc>
         <w:tc>
           <w:tcPr>
-            <w:tcW w:type="dxa" w:w="2878"/>
+            <w:tcW w:type="dxa" w:w="3120"/>
             <w:shd w:fill="EBF5FB"/>
           </w:tcPr>
           <w:p>
@@ -8491,13 +6307,13 @@
                 <w:rFonts w:ascii="Times New Roman" w:hAnsi="Times New Roman" w:eastAsia="宋体"/>
                 <w:sz w:val="18"/>
               </w:rPr>
-              <w:t>10⁴ – 10⁶ 轨迹</w:t>
+              <w:t>10⁴–10⁶机器人轨迹</w:t>
             </w:r>
           </w:p>
         </w:tc>
         <w:tc>
           <w:tcPr>
-            <w:tcW w:type="dxa" w:w="2878"/>
+            <w:tcW w:type="dxa" w:w="3120"/>
             <w:shd w:fill="EBF5FB"/>
           </w:tcPr>
           <w:p>
@@ -8510,7 +6326,7 @@
                 <w:rFonts w:ascii="Times New Roman" w:hAnsi="Times New Roman" w:eastAsia="宋体"/>
                 <w:sz w:val="18"/>
               </w:rPr>
-              <w:t>0</w:t>
+              <w:t>0（零样本）</w:t>
             </w:r>
           </w:p>
         </w:tc>
@@ -8518,7 +6334,7 @@
       <w:tr>
         <w:tc>
           <w:tcPr>
-            <w:tcW w:type="dxa" w:w="2878"/>
+            <w:tcW w:type="dxa" w:w="3120"/>
           </w:tcPr>
           <w:p>
             <w:pPr>
@@ -8536,7 +6352,7 @@
         </w:tc>
         <w:tc>
           <w:tcPr>
-            <w:tcW w:type="dxa" w:w="2878"/>
+            <w:tcW w:type="dxa" w:w="3120"/>
           </w:tcPr>
           <w:p>
             <w:pPr>
@@ -8554,7 +6370,7 @@
         </w:tc>
         <w:tc>
           <w:tcPr>
-            <w:tcW w:type="dxa" w:w="2878"/>
+            <w:tcW w:type="dxa" w:w="3120"/>
           </w:tcPr>
           <w:p>
             <w:pPr>
@@ -8566,7 +6382,7 @@
                 <w:rFonts w:ascii="Times New Roman" w:hAnsi="Times New Roman" w:eastAsia="宋体"/>
                 <w:sz w:val="18"/>
               </w:rPr>
-              <w:t>CPU</w:t>
+              <w:t>CPU单核</w:t>
             </w:r>
           </w:p>
         </w:tc>
@@ -8574,7 +6390,7 @@
       <w:tr>
         <w:tc>
           <w:tcPr>
-            <w:tcW w:type="dxa" w:w="2878"/>
+            <w:tcW w:type="dxa" w:w="3120"/>
             <w:shd w:fill="EBF5FB"/>
           </w:tcPr>
           <w:p>
@@ -8593,7 +6409,7 @@
         </w:tc>
         <w:tc>
           <w:tcPr>
-            <w:tcW w:type="dxa" w:w="2878"/>
+            <w:tcW w:type="dxa" w:w="3120"/>
             <w:shd w:fill="EBF5FB"/>
           </w:tcPr>
           <w:p>
@@ -8612,7 +6428,7 @@
         </w:tc>
         <w:tc>
           <w:tcPr>
-            <w:tcW w:type="dxa" w:w="2878"/>
+            <w:tcW w:type="dxa" w:w="3120"/>
             <w:shd w:fill="EBF5FB"/>
           </w:tcPr>
           <w:p>
@@ -8633,7 +6449,7 @@
       <w:tr>
         <w:tc>
           <w:tcPr>
-            <w:tcW w:type="dxa" w:w="2878"/>
+            <w:tcW w:type="dxa" w:w="3120"/>
           </w:tcPr>
           <w:p>
             <w:pPr>
@@ -8645,13 +6461,13 @@
                 <w:rFonts w:ascii="Times New Roman" w:hAnsi="Times New Roman" w:eastAsia="宋体"/>
                 <w:sz w:val="18"/>
               </w:rPr>
-              <w:t>模型大小</w:t>
+              <w:t>模型/知识库大小</w:t>
             </w:r>
           </w:p>
         </w:tc>
         <w:tc>
           <w:tcPr>
-            <w:tcW w:type="dxa" w:w="2878"/>
+            <w:tcW w:type="dxa" w:w="3120"/>
           </w:tcPr>
           <w:p>
             <w:pPr>
@@ -8663,13 +6479,13 @@
                 <w:rFonts w:ascii="Times New Roman" w:hAnsi="Times New Roman" w:eastAsia="宋体"/>
                 <w:sz w:val="18"/>
               </w:rPr>
-              <w:t>100MB – 10GB</w:t>
+              <w:t>100MB–10GB</w:t>
             </w:r>
           </w:p>
         </w:tc>
         <w:tc>
           <w:tcPr>
-            <w:tcW w:type="dxa" w:w="2878"/>
+            <w:tcW w:type="dxa" w:w="3120"/>
           </w:tcPr>
           <w:p>
             <w:pPr>
@@ -8689,7 +6505,7 @@
       <w:tr>
         <w:tc>
           <w:tcPr>
-            <w:tcW w:type="dxa" w:w="2878"/>
+            <w:tcW w:type="dxa" w:w="3120"/>
             <w:shd w:fill="EBF5FB"/>
           </w:tcPr>
           <w:p>
@@ -8702,13 +6518,13 @@
                 <w:rFonts w:ascii="Times New Roman" w:hAnsi="Times New Roman" w:eastAsia="宋体"/>
                 <w:sz w:val="18"/>
               </w:rPr>
-              <w:t>推理延迟</w:t>
+              <w:t>单次推理延迟</w:t>
             </w:r>
           </w:p>
         </w:tc>
         <w:tc>
           <w:tcPr>
-            <w:tcW w:type="dxa" w:w="2878"/>
+            <w:tcW w:type="dxa" w:w="3120"/>
             <w:shd w:fill="EBF5FB"/>
           </w:tcPr>
           <w:p>
@@ -8721,13 +6537,13 @@
                 <w:rFonts w:ascii="Times New Roman" w:hAnsi="Times New Roman" w:eastAsia="宋体"/>
                 <w:sz w:val="18"/>
               </w:rPr>
-              <w:t>10 – 1000ms</w:t>
+              <w:t>10–1000ms</w:t>
             </w:r>
           </w:p>
         </w:tc>
         <w:tc>
           <w:tcPr>
-            <w:tcW w:type="dxa" w:w="2878"/>
+            <w:tcW w:type="dxa" w:w="3120"/>
             <w:shd w:fill="EBF5FB"/>
           </w:tcPr>
           <w:p>
@@ -8748,7 +6564,7 @@
       <w:tr>
         <w:tc>
           <w:tcPr>
-            <w:tcW w:type="dxa" w:w="2878"/>
+            <w:tcW w:type="dxa" w:w="3120"/>
           </w:tcPr>
           <w:p>
             <w:pPr>
@@ -8766,7 +6582,7 @@
         </w:tc>
         <w:tc>
           <w:tcPr>
-            <w:tcW w:type="dxa" w:w="2878"/>
+            <w:tcW w:type="dxa" w:w="3120"/>
           </w:tcPr>
           <w:p>
             <w:pPr>
@@ -8784,7 +6600,7 @@
         </w:tc>
         <w:tc>
           <w:tcPr>
-            <w:tcW w:type="dxa" w:w="2878"/>
+            <w:tcW w:type="dxa" w:w="3120"/>
           </w:tcPr>
           <w:p>
             <w:pPr>
@@ -8796,7 +6612,7 @@
                 <w:rFonts w:ascii="Times New Roman" w:hAnsi="Times New Roman" w:eastAsia="宋体"/>
                 <w:sz w:val="18"/>
               </w:rPr>
-              <w:t>卦→爻→辞全链追溯</w:t>
+              <w:t>卦→爻→辞全追溯</w:t>
             </w:r>
           </w:p>
         </w:tc>
@@ -8804,66 +6620,8 @@
       <w:tr>
         <w:tc>
           <w:tcPr>
-            <w:tcW w:type="dxa" w:w="2878"/>
+            <w:tcW w:type="dxa" w:w="3120"/>
             <w:shd w:fill="EBF5FB"/>
-          </w:tcPr>
-          <w:p>
-            <w:pPr>
-              <w:jc w:val="center"/>
-            </w:pPr>
-            <w:r/>
-            <w:r>
-              <w:rPr>
-                <w:rFonts w:ascii="Times New Roman" w:hAnsi="Times New Roman" w:eastAsia="宋体"/>
-                <w:sz w:val="18"/>
-              </w:rPr>
-              <w:t>物理约束</w:t>
-            </w:r>
-          </w:p>
-        </w:tc>
-        <w:tc>
-          <w:tcPr>
-            <w:tcW w:type="dxa" w:w="2878"/>
-            <w:shd w:fill="EBF5FB"/>
-          </w:tcPr>
-          <w:p>
-            <w:pPr>
-              <w:jc w:val="center"/>
-            </w:pPr>
-            <w:r/>
-            <w:r>
-              <w:rPr>
-                <w:rFonts w:ascii="Times New Roman" w:hAnsi="Times New Roman" w:eastAsia="宋体"/>
-                <w:sz w:val="18"/>
-              </w:rPr>
-              <w:t>隐式学习</w:t>
-            </w:r>
-          </w:p>
-        </w:tc>
-        <w:tc>
-          <w:tcPr>
-            <w:tcW w:type="dxa" w:w="2878"/>
-            <w:shd w:fill="EBF5FB"/>
-          </w:tcPr>
-          <w:p>
-            <w:pPr>
-              <w:jc w:val="center"/>
-            </w:pPr>
-            <w:r/>
-            <w:r>
-              <w:rPr>
-                <w:rFonts w:ascii="Times New Roman" w:hAnsi="Times New Roman" w:eastAsia="宋体"/>
-                <w:sz w:val="18"/>
-              </w:rPr>
-              <w:t>显式嵌入</w:t>
-            </w:r>
-          </w:p>
-        </w:tc>
-      </w:tr>
-      <w:tr>
-        <w:tc>
-          <w:tcPr>
-            <w:tcW w:type="dxa" w:w="2878"/>
           </w:tcPr>
           <w:p>
             <w:pPr>
@@ -8881,7 +6639,8 @@
         </w:tc>
         <w:tc>
           <w:tcPr>
-            <w:tcW w:type="dxa" w:w="2878"/>
+            <w:tcW w:type="dxa" w:w="3120"/>
+            <w:shd w:fill="EBF5FB"/>
           </w:tcPr>
           <w:p>
             <w:pPr>
@@ -8899,7 +6658,8 @@
         </w:tc>
         <w:tc>
           <w:tcPr>
-            <w:tcW w:type="dxa" w:w="2878"/>
+            <w:tcW w:type="dxa" w:w="3120"/>
+            <w:shd w:fill="EBF5FB"/>
           </w:tcPr>
           <w:p>
             <w:pPr>
@@ -8912,6 +6672,121 @@
                 <w:sz w:val="18"/>
               </w:rPr>
               <w:t>90.0%</w:t>
+            </w:r>
+          </w:p>
+        </w:tc>
+      </w:tr>
+      <w:tr>
+        <w:tc>
+          <w:tcPr>
+            <w:tcW w:type="dxa" w:w="3120"/>
+          </w:tcPr>
+          <w:p>
+            <w:pPr>
+              <w:jc w:val="center"/>
+            </w:pPr>
+            <w:r/>
+            <w:r>
+              <w:rPr>
+                <w:rFonts w:ascii="Times New Roman" w:hAnsi="Times New Roman" w:eastAsia="宋体"/>
+                <w:sz w:val="18"/>
+              </w:rPr>
+              <w:t>严重错误率</w:t>
+            </w:r>
+          </w:p>
+        </w:tc>
+        <w:tc>
+          <w:tcPr>
+            <w:tcW w:type="dxa" w:w="3120"/>
+          </w:tcPr>
+          <w:p>
+            <w:pPr>
+              <w:jc w:val="center"/>
+            </w:pPr>
+            <w:r/>
+            <w:r>
+              <w:rPr>
+                <w:rFonts w:ascii="Times New Roman" w:hAnsi="Times New Roman" w:eastAsia="宋体"/>
+                <w:sz w:val="18"/>
+              </w:rPr>
+              <w:t>—</w:t>
+            </w:r>
+          </w:p>
+        </w:tc>
+        <w:tc>
+          <w:tcPr>
+            <w:tcW w:type="dxa" w:w="3120"/>
+          </w:tcPr>
+          <w:p>
+            <w:pPr>
+              <w:jc w:val="center"/>
+            </w:pPr>
+            <w:r/>
+            <w:r>
+              <w:rPr>
+                <w:rFonts w:ascii="Times New Roman" w:hAnsi="Times New Roman" w:eastAsia="宋体"/>
+                <w:sz w:val="18"/>
+              </w:rPr>
+              <w:t>0.0%</w:t>
+            </w:r>
+          </w:p>
+        </w:tc>
+      </w:tr>
+      <w:tr>
+        <w:tc>
+          <w:tcPr>
+            <w:tcW w:type="dxa" w:w="3120"/>
+            <w:shd w:fill="EBF5FB"/>
+          </w:tcPr>
+          <w:p>
+            <w:pPr>
+              <w:jc w:val="center"/>
+            </w:pPr>
+            <w:r/>
+            <w:r>
+              <w:rPr>
+                <w:rFonts w:ascii="Times New Roman" w:hAnsi="Times New Roman" w:eastAsia="宋体"/>
+                <w:sz w:val="18"/>
+              </w:rPr>
+              <w:t>参数可调性</w:t>
+            </w:r>
+          </w:p>
+        </w:tc>
+        <w:tc>
+          <w:tcPr>
+            <w:tcW w:type="dxa" w:w="3120"/>
+            <w:shd w:fill="EBF5FB"/>
+          </w:tcPr>
+          <w:p>
+            <w:pPr>
+              <w:jc w:val="center"/>
+            </w:pPr>
+            <w:r/>
+            <w:r>
+              <w:rPr>
+                <w:rFonts w:ascii="Times New Roman" w:hAnsi="Times New Roman" w:eastAsia="宋体"/>
+                <w:sz w:val="18"/>
+              </w:rPr>
+              <w:t>重新训练</w:t>
+            </w:r>
+          </w:p>
+        </w:tc>
+        <w:tc>
+          <w:tcPr>
+            <w:tcW w:type="dxa" w:w="3120"/>
+            <w:shd w:fill="EBF5FB"/>
+          </w:tcPr>
+          <w:p>
+            <w:pPr>
+              <w:jc w:val="center"/>
+            </w:pPr>
+            <w:r/>
+            <w:r>
+              <w:rPr>
+                <w:rFonts w:ascii="Times New Roman" w:hAnsi="Times New Roman" w:eastAsia="宋体"/>
+                <w:sz w:val="18"/>
+              </w:rPr>
+              <w:t>爻模板+爻权重可独立微调</w:t>
             </w:r>
           </w:p>
         </w:tc>
@@ -8930,8 +6805,23 @@
       <w:r>
         <w:rPr>
           <w:rFonts w:ascii="Times New Roman" w:hAnsi="Times New Roman" w:eastAsia="黑体"/>
+          <w:color w:val="1A1A2E"/>
+          <w:sz w:val="40"/>
         </w:rPr>
-        <w:t>5 结论与未来工作</w:t>
+        <w:t>5 讨论</w:t>
+      </w:r>
+    </w:p>
+    <w:p>
+      <w:pPr>
+        <w:pStyle w:val="Heading2"/>
+      </w:pPr>
+      <w:r>
+        <w:rPr>
+          <w:rFonts w:ascii="Times New Roman" w:hAnsi="Times New Roman" w:eastAsia="黑体"/>
+          <w:color w:val="1A5276"/>
+          <w:sz w:val="30"/>
+        </w:rPr>
+        <w:t>5.1 可解释性驱动的性能提升</w:t>
       </w:r>
     </w:p>
     <w:p>
@@ -8943,7 +6833,20 @@
           <w:rFonts w:ascii="Times New Roman" w:hAnsi="Times New Roman" w:eastAsia="宋体"/>
           <w:sz w:val="22"/>
         </w:rPr>
-        <w:t>本文提出并实现了YLYW——一种基于《易经》先验符号知识的联邦式神经符号具身决策框架。系统将八卦的连续模糊隶属度、六爻编码、六十四卦结构模板和爻位关系运算整合为统一的先验推理引擎。在42/64卦规则库下，300物体零样本基线达到90.0%合理率、0%严重错误率，验证了知识驱动方法在数据效率和可解释性方面的根本性优势。</w:t>
+        <w:t>从48%到90%的42个百分点提升，并非来自更多数据或更大模型，而是来自三个可追溯的工程步骤——补全卦象、质心对齐、未济极端化。每一步都有明确的物理语义支撑。这种"诊断→调参→验证"的闭环在深度学习模型中完全不可能实现，因为其内部表征没有物理语义。这验证了YLYW的核心方法论价值：可解释性不仅是"事后说明"，更是一种工程工具。</w:t>
+      </w:r>
+    </w:p>
+    <w:p>
+      <w:pPr>
+        <w:pStyle w:val="Heading2"/>
+      </w:pPr>
+      <w:r>
+        <w:rPr>
+          <w:rFonts w:ascii="Times New Roman" w:hAnsi="Times New Roman" w:eastAsia="黑体"/>
+          <w:color w:val="1A5276"/>
+          <w:sz w:val="30"/>
+        </w:rPr>
+        <w:t>5.2 剩余挑战</w:t>
       </w:r>
     </w:p>
     <w:p>
@@ -8955,7 +6858,20 @@
           <w:rFonts w:ascii="Times New Roman" w:hAnsi="Times New Roman" w:eastAsia="宋体"/>
           <w:sz w:val="22"/>
         </w:rPr>
-        <w:t>爻模板质心优化方法展示了可解释性作为工程工具的独特价值——从48%到90%的性能跃迁中，每一步提升都有可追溯的物理语义支撑。爻位关系运算层的引入进一步完善了易理模型，使卦象决定"做什么"而爻位关系决定"怎么做"的分层决策体系得以建立。</w:t>
+        <w:t>石块（77.4%）和圆柱体（80.0%）是当前性能最低的两类。石块的特征向量方差极大（形状不规则导致），单质心模板难以充分覆盖。圆柱体的横放/竖放姿态差异使其爻向量呈双峰分布。这两个问题指向六爻编码层的改进方向——引入姿态感知的特征编码或高斯混合模型。</w:t>
+      </w:r>
+    </w:p>
+    <w:p>
+      <w:pPr>
+        <w:pStyle w:val="Heading1"/>
+      </w:pPr>
+      <w:r>
+        <w:rPr>
+          <w:rFonts w:ascii="Times New Roman" w:hAnsi="Times New Roman" w:eastAsia="黑体"/>
+          <w:color w:val="1A1A2E"/>
+          <w:sz w:val="40"/>
+        </w:rPr>
+        <w:t>6 结论</w:t>
       </w:r>
     </w:p>
     <w:p>
@@ -8967,7 +6883,7 @@
           <w:rFonts w:ascii="Times New Roman" w:hAnsi="Times New Roman" w:eastAsia="宋体"/>
           <w:sz w:val="22"/>
         </w:rPr>
-        <w:t>未来工作将集中在：（1）补齐剩余22卦的工程转译；（2）在真实机器人上验证抓取策略；（3）引入物理约束层（逆动力学硬性映射）实现零物理违规保证；（4）构建与LLM的混合架构原型，使YLYW作为可靠的"系统1"直觉核心与大模型的"系统2"长程规划能力形成互补。</w:t>
+        <w:t>本文提出并实现了YLYW——基于《易经》先验符号知识的联邦式神经符号具身决策框架。系统将八卦隶属度、六爻编码、六十四卦结构模板和爻位关系运算整合为统一的先验推理引擎，在42/64卦规则库下达到90%零样本合理率和0%严重错误率。爻模板质心优化和爻位关系运算的引入，分别从策略类型和执行参数两个维度完善了易理模型，验证了"卦象决定做什么、爻位决定怎么做"分层决策体系的有效性。</w:t>
       </w:r>
     </w:p>
     <w:p>
@@ -8982,6 +6898,8 @@
       <w:r>
         <w:rPr>
           <w:rFonts w:ascii="Times New Roman" w:hAnsi="Times New Roman" w:eastAsia="黑体"/>
+          <w:color w:val="1A1A2E"/>
+          <w:sz w:val="40"/>
         </w:rPr>
         <w:t>参考文献</w:t>
       </w:r>
@@ -8989,11 +6907,10 @@
     <w:p>
       <w:pPr>
         <w:spacing w:after="40"/>
-        <w:ind w:left="420"/>
       </w:pPr>
       <w:r>
         <w:rPr>
-          <w:rFonts w:ascii="Times New Roman" w:hAnsi="Times New Roman"/>
+          <w:rFonts w:ascii="Times New Roman" w:hAnsi="Times New Roman" w:eastAsia="宋体"/>
           <w:sz w:val="18"/>
         </w:rPr>
         <w:t>[1] Driess D, et al. PaLM-E: An Embodied Multimodal Language Model. ICML, 2023.</w:t>
@@ -9002,170 +6919,85 @@
     <w:p>
       <w:pPr>
         <w:spacing w:after="40"/>
-        <w:ind w:left="420"/>
       </w:pPr>
       <w:r>
         <w:rPr>
-          <w:rFonts w:ascii="Times New Roman" w:hAnsi="Times New Roman"/>
+          <w:rFonts w:ascii="Times New Roman" w:hAnsi="Times New Roman" w:eastAsia="宋体"/>
           <w:sz w:val="18"/>
         </w:rPr>
-        <w:t>[2] Ahn M, et al. Do As I Can, Not As I Say: Grounding Language in Robotic Affordances. CoRL, 2022.</w:t>
+        <w:t>[2] Brohan A, et al. RT-2: Vision-Language-Action Models. arXiv:2307.15818, 2023.</w:t>
       </w:r>
     </w:p>
     <w:p>
       <w:pPr>
         <w:spacing w:after="40"/>
-        <w:ind w:left="420"/>
       </w:pPr>
       <w:r>
         <w:rPr>
-          <w:rFonts w:ascii="Times New Roman" w:hAnsi="Times New Roman"/>
+          <w:rFonts w:ascii="Times New Roman" w:hAnsi="Times New Roman" w:eastAsia="宋体"/>
           <w:sz w:val="18"/>
         </w:rPr>
-        <w:t>[3] Brohan A, et al. RT-2: Vision-Language-Action Models. arXiv:2307.15818, 2023.</w:t>
+        <w:t>[3] Kim M J, et al. OpenVLA: An Open-Source VLA Model. arXiv:2406.09246, 2024.</w:t>
       </w:r>
     </w:p>
     <w:p>
       <w:pPr>
         <w:spacing w:after="40"/>
-        <w:ind w:left="420"/>
       </w:pPr>
       <w:r>
         <w:rPr>
-          <w:rFonts w:ascii="Times New Roman" w:hAnsi="Times New Roman"/>
+          <w:rFonts w:ascii="Times New Roman" w:hAnsi="Times New Roman" w:eastAsia="宋体"/>
           <w:sz w:val="18"/>
         </w:rPr>
-        <w:t>[4] Kim M J, et al. OpenVLA: An Open-Source Vision-Language-Action Model. arXiv:2406.09246, 2024.</w:t>
+        <w:t>[4] Garcez A, Lamb L C. Neurosymbolic AI: The 3rd Wave. AIR, 2023.</w:t>
       </w:r>
     </w:p>
     <w:p>
       <w:pPr>
         <w:spacing w:after="40"/>
-        <w:ind w:left="420"/>
       </w:pPr>
       <w:r>
         <w:rPr>
-          <w:rFonts w:ascii="Times New Roman" w:hAnsi="Times New Roman"/>
+          <w:rFonts w:ascii="Times New Roman" w:hAnsi="Times New Roman" w:eastAsia="宋体"/>
           <w:sz w:val="18"/>
         </w:rPr>
-        <w:t>[5] Octo Model Team. Octo: An Open-Source Generalist Robot Policy. RSS, 2024.</w:t>
+        <w:t>[5] Manhaeve R, et al. DeepProbLog. NeurIPS, 2018.</w:t>
       </w:r>
     </w:p>
     <w:p>
       <w:pPr>
         <w:spacing w:after="40"/>
-        <w:ind w:left="420"/>
       </w:pPr>
       <w:r>
         <w:rPr>
-          <w:rFonts w:ascii="Times New Roman" w:hAnsi="Times New Roman"/>
+          <w:rFonts w:ascii="Times New Roman" w:hAnsi="Times New Roman" w:eastAsia="宋体"/>
           <w:sz w:val="18"/>
         </w:rPr>
-        <w:t>[6] 汪玉等. 具身智能中VLA模型的现状与挑战. 中国科学: 信息科学, 2025.</w:t>
+        <w:t>[6] Badreddine S, et al. Logic Tensor Networks. AIJ, 2022.</w:t>
       </w:r>
     </w:p>
     <w:p>
       <w:pPr>
         <w:spacing w:after="40"/>
-        <w:ind w:left="420"/>
       </w:pPr>
       <w:r>
         <w:rPr>
-          <w:rFonts w:ascii="Times New Roman" w:hAnsi="Times New Roman"/>
+          <w:rFonts w:ascii="Times New Roman" w:hAnsi="Times New Roman" w:eastAsia="宋体"/>
           <w:sz w:val="18"/>
         </w:rPr>
-        <w:t>[7] Black K, et al. π₀: A Vision-Language-Action Flow Model. arXiv:2410.24164, 2024.</w:t>
+        <w:t>[7] Morrison D, et al. Closing the Loop for Robotic Grasping. RSS, 2018.</w:t>
       </w:r>
     </w:p>
     <w:p>
       <w:pPr>
         <w:spacing w:after="40"/>
-        <w:ind w:left="420"/>
       </w:pPr>
       <w:r>
         <w:rPr>
-          <w:rFonts w:ascii="Times New Roman" w:hAnsi="Times New Roman"/>
+          <w:rFonts w:ascii="Times New Roman" w:hAnsi="Times New Roman" w:eastAsia="宋体"/>
           <w:sz w:val="18"/>
         </w:rPr>
-        <w:t>[8] Garcez A, Lamb L C. Neurosymbolic AI: The 3rd Wave. Artificial Intelligence Review, 2023.</w:t>
-      </w:r>
-    </w:p>
-    <w:p>
-      <w:pPr>
-        <w:spacing w:after="40"/>
-        <w:ind w:left="420"/>
-      </w:pPr>
-      <w:r>
-        <w:rPr>
-          <w:rFonts w:ascii="Times New Roman" w:hAnsi="Times New Roman"/>
-          <w:sz w:val="18"/>
-        </w:rPr>
-        <w:t>[9] Manhaeve R, et al. DeepProbLog: Neural Probabilistic Logic Programming. NeurIPS, 2018.</w:t>
-      </w:r>
-    </w:p>
-    <w:p>
-      <w:pPr>
-        <w:spacing w:after="40"/>
-        <w:ind w:left="420"/>
-      </w:pPr>
-      <w:r>
-        <w:rPr>
-          <w:rFonts w:ascii="Times New Roman" w:hAnsi="Times New Roman"/>
-          <w:sz w:val="18"/>
-        </w:rPr>
-        <w:t>[10] Badreddine S, et al. Logic Tensor Networks. Artificial Intelligence, 2022.</w:t>
-      </w:r>
-    </w:p>
-    <w:p>
-      <w:pPr>
-        <w:spacing w:after="40"/>
-        <w:ind w:left="420"/>
-      </w:pPr>
-      <w:r>
-        <w:rPr>
-          <w:rFonts w:ascii="Times New Roman" w:hAnsi="Times New Roman"/>
-          <w:sz w:val="18"/>
-        </w:rPr>
-        <w:t>[11] van Krieken E, et al. Analyzing Differentiable Fuzzy Logic Operators. AIJ, 2022.</w:t>
-      </w:r>
-    </w:p>
-    <w:p>
-      <w:pPr>
-        <w:spacing w:after="40"/>
-        <w:ind w:left="420"/>
-      </w:pPr>
-      <w:r>
-        <w:rPr>
-          <w:rFonts w:ascii="Times New Roman" w:hAnsi="Times New Roman"/>
-          <w:sz w:val="18"/>
-        </w:rPr>
-        <w:t>[12] Morrison D, et al. Closing the Loop for Robotic Grasping. RSS, 2018.</w:t>
-      </w:r>
-    </w:p>
-    <w:p>
-      <w:pPr>
-        <w:spacing w:after="40"/>
-        <w:ind w:left="420"/>
-      </w:pPr>
-      <w:r>
-        <w:rPr>
-          <w:rFonts w:ascii="Times New Roman" w:hAnsi="Times New Roman"/>
-          <w:sz w:val="18"/>
-        </w:rPr>
-        <w:t>[13] Fang H S, et al. GraspNet-1Billion. CVPR, 2020.</w:t>
-      </w:r>
-    </w:p>
-    <w:p>
-      <w:pPr>
-        <w:spacing w:after="40"/>
-        <w:ind w:left="420"/>
-      </w:pPr>
-      <w:r>
-        <w:rPr>
-          <w:rFonts w:ascii="Times New Roman" w:hAnsi="Times New Roman"/>
-          <w:sz w:val="18"/>
-        </w:rPr>
-        <w:t>[14] Fang H S, et al. AnyGrasp: Robust Grasp Perception. IEEE TRO, 2023.</w:t>
+        <w:t>[8] Fang H S, et al. GraspNet-1Billion. CVPR, 2020.</w:t>
       </w:r>
     </w:p>
     <w:p>
@@ -9176,7 +7008,7 @@
         <w:rPr>
           <w:rFonts w:ascii="Times New Roman" w:hAnsi="Times New Roman" w:eastAsia="黑体"/>
           <w:b/>
-          <w:sz w:val="22"/>
+          <w:sz w:val="20"/>
         </w:rPr>
         <w:t>附：易学原典参考文献</w:t>
       </w:r>
@@ -9184,97 +7016,66 @@
     <w:p>
       <w:pPr>
         <w:spacing w:after="40"/>
-        <w:ind w:left="420"/>
       </w:pPr>
       <w:r>
         <w:rPr>
           <w:rFonts w:ascii="Times New Roman" w:hAnsi="Times New Roman" w:eastAsia="宋体"/>
           <w:sz w:val="18"/>
         </w:rPr>
-        <w:t>[15] 王弼（魏）. 周易注.</w:t>
+        <w:t>[9] 王弼（魏）. 周易注.</w:t>
       </w:r>
     </w:p>
     <w:p>
       <w:pPr>
         <w:spacing w:after="40"/>
-        <w:ind w:left="420"/>
       </w:pPr>
       <w:r>
         <w:rPr>
           <w:rFonts w:ascii="Times New Roman" w:hAnsi="Times New Roman" w:eastAsia="宋体"/>
           <w:sz w:val="18"/>
         </w:rPr>
-        <w:t>[16] 孔颖达（唐）. 周易正义.</w:t>
+        <w:t>[10] 孔颖达（唐）. 周易正义.</w:t>
       </w:r>
     </w:p>
     <w:p>
       <w:pPr>
         <w:spacing w:after="40"/>
-        <w:ind w:left="420"/>
       </w:pPr>
       <w:r>
         <w:rPr>
           <w:rFonts w:ascii="Times New Roman" w:hAnsi="Times New Roman" w:eastAsia="宋体"/>
           <w:sz w:val="18"/>
         </w:rPr>
-        <w:t>[17] 程颐（宋）. 程氏易传.</w:t>
+        <w:t>[11] 朱熹（宋）. 周易本义.</w:t>
       </w:r>
     </w:p>
     <w:p>
       <w:pPr>
         <w:spacing w:after="40"/>
-        <w:ind w:left="420"/>
       </w:pPr>
       <w:r>
         <w:rPr>
           <w:rFonts w:ascii="Times New Roman" w:hAnsi="Times New Roman" w:eastAsia="宋体"/>
           <w:sz w:val="18"/>
         </w:rPr>
-        <w:t>[18] 朱熹（宋）. 周易本义.</w:t>
+        <w:t>[12] 黄寿祺, 张善文. 周易译注. 上海古籍出版社, 2007.</w:t>
       </w:r>
     </w:p>
     <w:p>
       <w:pPr>
         <w:spacing w:after="40"/>
-        <w:ind w:left="420"/>
       </w:pPr>
       <w:r>
         <w:rPr>
           <w:rFonts w:ascii="Times New Roman" w:hAnsi="Times New Roman" w:eastAsia="宋体"/>
           <w:sz w:val="18"/>
         </w:rPr>
-        <w:t>[19] 黄寿祺, 张善文. 周易译注. 上海古籍出版社, 2007.</w:t>
-      </w:r>
-    </w:p>
-    <w:p>
-      <w:pPr>
-        <w:spacing w:after="40"/>
-        <w:ind w:left="420"/>
-      </w:pPr>
-      <w:r>
-        <w:rPr>
-          <w:rFonts w:ascii="Times New Roman" w:hAnsi="Times New Roman" w:eastAsia="宋体"/>
-          <w:sz w:val="18"/>
-        </w:rPr>
-        <w:t>[20] 高亨. 周易古经今注. 中华书局, 1984.</w:t>
-      </w:r>
-    </w:p>
-    <w:p>
-      <w:pPr>
-        <w:spacing w:after="40"/>
-        <w:ind w:left="420"/>
-      </w:pPr>
-      <w:r>
-        <w:rPr>
-          <w:rFonts w:ascii="Times New Roman" w:hAnsi="Times New Roman" w:eastAsia="宋体"/>
-          <w:sz w:val="18"/>
-        </w:rPr>
-        <w:t>[21] 李学勤. 周易溯源. 巴蜀书社, 2005.</w:t>
+        <w:t>[13] 高亨. 周易古经今注. 中华书局, 1984.</w:t>
       </w:r>
     </w:p>
     <w:sectPr>
       <w:pgSz w:w="12240" w:h="15840"/>
-      <w:pgMar w:top="1440" w:right="1803" w:bottom="1440" w:left="1803" w:header="720" w:footer="720" w:gutter="0"/>
+      <w:pgMar w:top="1440" w:right="1440" w:bottom="1440" w:left="1440" w:header="720" w:footer="720" w:gutter="0"/>
       <w:cols w:space="720"/>
       <w:docGrid w:linePitch="360"/>
     </w:sectPr>
@@ -9646,7 +7447,7 @@
     <w:qFormat/>
     <w:rsid w:val="00FC693F"/>
     <w:pPr>
-      <w:spacing w:line="360" w:lineRule="auto" w:after="120"/>
+      <w:spacing w:line="360" w:lineRule="auto"/>
     </w:pPr>
     <w:rPr>
       <w:rFonts w:ascii="Times New Roman" w:hAnsi="Times New Roman" w:eastAsia="宋体"/>
@@ -9708,15 +7509,15 @@
     <w:pPr>
       <w:keepNext/>
       <w:keepLines/>
-      <w:spacing w:before="240" w:after="120"/>
+      <w:spacing w:before="480" w:after="0"/>
       <w:outlineLvl w:val="0"/>
     </w:pPr>
     <w:rPr>
-      <w:rFonts w:asciiTheme="majorHAnsi" w:eastAsiaTheme="majorEastAsia" w:hAnsiTheme="majorHAnsi" w:cstheme="majorBidi" w:ascii="Times New Roman" w:hAnsi="Times New Roman" w:eastAsia="黑体"/>
+      <w:rFonts w:asciiTheme="majorHAnsi" w:eastAsiaTheme="majorEastAsia" w:hAnsiTheme="majorHAnsi" w:cstheme="majorBidi"/>
       <w:b/>
       <w:bCs/>
-      <w:color w:val="1A1A2E"/>
-      <w:sz w:val="44"/>
+      <w:color w:val="365F91" w:themeColor="accent1" w:themeShade="BF"/>
+      <w:sz w:val="28"/>
       <w:szCs w:val="28"/>
     </w:rPr>
   </w:style>
@@ -9732,15 +7533,15 @@
     <w:pPr>
       <w:keepNext/>
       <w:keepLines/>
-      <w:spacing w:before="240" w:after="120"/>
+      <w:spacing w:before="200" w:after="0"/>
       <w:outlineLvl w:val="1"/>
     </w:pPr>
     <w:rPr>
-      <w:rFonts w:asciiTheme="majorHAnsi" w:eastAsiaTheme="majorEastAsia" w:hAnsiTheme="majorHAnsi" w:cstheme="majorBidi" w:ascii="Times New Roman" w:hAnsi="Times New Roman" w:eastAsia="黑体"/>
+      <w:rFonts w:asciiTheme="majorHAnsi" w:eastAsiaTheme="majorEastAsia" w:hAnsiTheme="majorHAnsi" w:cstheme="majorBidi"/>
       <w:b/>
       <w:bCs/>
-      <w:color w:val="1A5276"/>
-      <w:sz w:val="32"/>
+      <w:color w:val="4F81BD" w:themeColor="accent1"/>
+      <w:sz w:val="26"/>
       <w:szCs w:val="26"/>
     </w:rPr>
   </w:style>
@@ -9756,15 +7557,14 @@
     <w:pPr>
       <w:keepNext/>
       <w:keepLines/>
-      <w:spacing w:before="240" w:after="120"/>
+      <w:spacing w:before="200" w:after="0"/>
       <w:outlineLvl w:val="2"/>
     </w:pPr>
     <w:rPr>
-      <w:rFonts w:asciiTheme="majorHAnsi" w:eastAsiaTheme="majorEastAsia" w:hAnsiTheme="majorHAnsi" w:cstheme="majorBidi" w:ascii="Times New Roman" w:hAnsi="Times New Roman" w:eastAsia="黑体"/>
+      <w:rFonts w:asciiTheme="majorHAnsi" w:eastAsiaTheme="majorEastAsia" w:hAnsiTheme="majorHAnsi" w:cstheme="majorBidi"/>
       <w:b/>
       <w:bCs/>
-      <w:color w:val="2C3E50"/>
-      <w:sz w:val="26"/>
+      <w:color w:val="4F81BD" w:themeColor="accent1"/>
     </w:rPr>
   </w:style>
   <w:style w:type="paragraph" w:styleId="Heading4">
@@ -9780,17 +7580,16 @@
     <w:pPr>
       <w:keepNext/>
       <w:keepLines/>
-      <w:spacing w:before="240" w:after="120"/>
+      <w:spacing w:before="200" w:after="0"/>
       <w:outlineLvl w:val="3"/>
     </w:pPr>
     <w:rPr>
-      <w:rFonts w:asciiTheme="majorHAnsi" w:eastAsiaTheme="majorEastAsia" w:hAnsiTheme="majorHAnsi" w:cstheme="majorBidi" w:ascii="Times New Roman" w:hAnsi="Times New Roman" w:eastAsia="黑体"/>
+      <w:rFonts w:asciiTheme="majorHAnsi" w:eastAsiaTheme="majorEastAsia" w:hAnsiTheme="majorHAnsi" w:cstheme="majorBidi"/>
       <w:b/>
       <w:bCs/>
       <w:i/>
       <w:iCs/>
-      <w:color w:val="34495E"/>
-      <w:sz w:val="24"/>
+      <w:color w:val="4F81BD" w:themeColor="accent1"/>
     </w:rPr>
   </w:style>
   <w:style w:type="paragraph" w:styleId="Heading5">

--- a/paper/YLYW技术论文_v0.4.docx
+++ b/paper/YLYW技术论文_v0.4.docx
@@ -189,7 +189,7 @@
           <w:rFonts w:ascii="Times New Roman" w:hAnsi="Times New Roman" w:eastAsia="宋体"/>
           <w:sz w:val="22"/>
         </w:rPr>
-        <w:t>两种范式的共同特征可以概括为数据暴力（Data Violence）：它们都依赖海量数据的统计拟合来逼近复杂的决策边界。清华汪玉教授团队的最新综述明确指出，纯VLA模型在"语义泛化"与"执行泛化"方面仍存在瓶颈[6]。这引出了一个根本性的学术追问：是否存在第三条道路——知识驱动而非数据驱动、可解释而非黑箱、仅需少量示范即可泛化的决策范式？</w:t>
+        <w:t>两种范式的共同特征可以概括为数据暴力（Data Violence）：它们都依赖海量数据的统计拟合来逼近复杂的决策边界。清华汪玉教授团队的最新综述明确指出，纯VLA模型在"语义泛化"与"执行泛化"方面仍存在瓶颈[6]。2026年6月，复旦系科创企业眸深智能发布STI-WM时空一体世界动作模型，其核心主张——物理一致性约束缺失、空间感知精度不足、长时序规划薄弱——从工业界视角进一步验证了本文对VLA范式瓶颈的诊断[8]。然而，眸深智能仍采用深度学习路线（百亿参数Transformer架构），而本文探索的是另一种可能：以显式的、结构化的先验知识体系替代隐式的统计拟合。</w:t>
       </w:r>
     </w:p>
     <w:p>
@@ -4816,7 +4816,7 @@
           <w:rFonts w:ascii="Times New Roman" w:hAnsi="Times New Roman" w:eastAsia="宋体"/>
           <w:sz w:val="22"/>
         </w:rPr>
-        <w:t>爻模板设计的独特之处在于：理想爻模板不是简单的二值向量（阴阳→1/0），而是考虑了爻位在工程语境中的相对重要性。例如乾卦（☰☰）的初始模板为[0.95, 0.90, 0.85, 0.85, 1.00, 0.90]，其中九五爻（第五位）权重最高（1.00）——这与《周易》"九五，飞龙在天"所表达的该爻位核心地位完全一致[19]。</w:t>
+        <w:t>爻模板设计的独特之处在于：理想爻模板不是简单的二值向量（阴阳→1/0），而是考虑了爻位在工程语境中的相对重要性。例如乾卦（☰☰）的初始模板为[0.95, 0.90, 0.85, 0.85, 1.00, 0.90]，其中九五爻（第五位）权重最高（1.00）——这与《周易》"九五，飞龙在天"所表达的该爻位核心地位完全一致[20]。</w:t>
       </w:r>
     </w:p>
     <w:p>
@@ -8968,7 +8968,7 @@
           <w:rFonts w:ascii="Times New Roman" w:hAnsi="Times New Roman" w:eastAsia="宋体"/>
           <w:sz w:val="22"/>
         </w:rPr>
-        <w:t>权重分配（0.40/0.20/0.15/0.10/0.15）反映了易学传统中对各关系的重视程度。当位权重最高（0.40），对应《系辞》"天尊地卑，乾坤定矣"——天地设位是万物的基础[18]。得中次之（0.20），对应"二多誉，五多功"——二五爻为全卦核心[19]。乘承合并权重0.15，对应"柔乘刚"和"柔承刚"的爻位关系分析。呼应权重0.15，对应初-四、二-五、三-上三对远程交互。亲比权重0.10，对应相邻爻的局部和谐性。</w:t>
+        <w:t>权重分配（0.40/0.20/0.15/0.10/0.15）反映了易学传统中对各关系的重视程度。当位权重最高（0.40），对应《系辞》"天尊地卑，乾坤定矣"——天地设位是万物的基础[19]。得中次之（0.20），对应"二多誉，五多功"——二五爻为全卦核心[19]。乘承合并权重0.15，对应"柔乘刚"和"柔承刚"的爻位关系分析。呼应权重0.15，对应初-四、二-五、三-上三对远程交互。亲比权重0.10，对应相邻爻的局部和谐性。</w:t>
       </w:r>
     </w:p>
     <w:p>
@@ -15209,7 +15209,7 @@
           <w:rFonts w:ascii="Times New Roman" w:hAnsi="Times New Roman" w:eastAsia="宋体"/>
           <w:sz w:val="18"/>
         </w:rPr>
-        <w:t>[8] Garcez A, Lamb L C. Neurosymbolic AI: The 3rd Wave. Artificial Intelligence Review, 2023.</w:t>
+        <w:t>[8] 眸深智能. STI-WM: 时空一体世界动作模型. 量子位报道, 2026.</w:t>
       </w:r>
     </w:p>
     <w:p>
@@ -15221,7 +15221,7 @@
           <w:rFonts w:ascii="Times New Roman" w:hAnsi="Times New Roman" w:eastAsia="宋体"/>
           <w:sz w:val="18"/>
         </w:rPr>
-        <w:t>[9] Manhaeve R, et al. DeepProbLog: Neural Probabilistic Logic Programming. NeurIPS, 2018.</w:t>
+        <w:t>[9] Garcez A, Lamb L C. Neurosymbolic AI: The 3rd Wave. Artificial Intelligence Review, 2023.</w:t>
       </w:r>
     </w:p>
     <w:p>
@@ -15233,7 +15233,7 @@
           <w:rFonts w:ascii="Times New Roman" w:hAnsi="Times New Roman" w:eastAsia="宋体"/>
           <w:sz w:val="18"/>
         </w:rPr>
-        <w:t>[10] Badreddine S, et al. Logic Tensor Networks. Artificial Intelligence, 2022.</w:t>
+        <w:t>[10] Manhaeve R, et al. DeepProbLog: Neural Probabilistic Logic Programming. NeurIPS, 2018.</w:t>
       </w:r>
     </w:p>
     <w:p>
@@ -15245,7 +15245,7 @@
           <w:rFonts w:ascii="Times New Roman" w:hAnsi="Times New Roman" w:eastAsia="宋体"/>
           <w:sz w:val="18"/>
         </w:rPr>
-        <w:t>[11] van Krieken E, et al. Analyzing Differentiable Fuzzy Logic Operators. Artificial Intelligence, 2022.</w:t>
+        <w:t>[11] Badreddine S, et al. Logic Tensor Networks. Artificial Intelligence, 2022.</w:t>
       </w:r>
     </w:p>
     <w:p>
@@ -15257,7 +15257,7 @@
           <w:rFonts w:ascii="Times New Roman" w:hAnsi="Times New Roman" w:eastAsia="宋体"/>
           <w:sz w:val="18"/>
         </w:rPr>
-        <w:t>[12] Morrison D, et al. Closing the Loop for Robotic Grasping. RSS, 2018.</w:t>
+        <w:t>[12] van Krieken E, et al. Analyzing Differentiable Fuzzy Logic Operators. Artificial Intelligence, 2022.</w:t>
       </w:r>
     </w:p>
     <w:p>
@@ -15269,7 +15269,19 @@
           <w:rFonts w:ascii="Times New Roman" w:hAnsi="Times New Roman" w:eastAsia="宋体"/>
           <w:sz w:val="18"/>
         </w:rPr>
-        <w:t>[13] Fang H S, et al. GraspNet-1Billion. CVPR, 2020.</w:t>
+        <w:t>[13] Morrison D, et al. Closing the Loop for Robotic Grasping. RSS, 2018.</w:t>
+      </w:r>
+    </w:p>
+    <w:p>
+      <w:pPr>
+        <w:spacing w:after="40"/>
+      </w:pPr>
+      <w:r>
+        <w:rPr>
+          <w:rFonts w:ascii="Times New Roman" w:hAnsi="Times New Roman" w:eastAsia="宋体"/>
+          <w:sz w:val="18"/>
+        </w:rPr>
+        <w:t>[14] Fang H S, et al. GraspNet-1Billion. CVPR, 2020.</w:t>
       </w:r>
     </w:p>
     <w:p>
@@ -15294,7 +15306,7 @@
           <w:rFonts w:ascii="Times New Roman" w:hAnsi="Times New Roman" w:eastAsia="宋体"/>
           <w:sz w:val="18"/>
         </w:rPr>
-        <w:t>[14] 王弼（魏）. 周易注.</w:t>
+        <w:t>[15] 王弼（魏）. 周易注.</w:t>
       </w:r>
     </w:p>
     <w:p>
@@ -15306,7 +15318,7 @@
           <w:rFonts w:ascii="Times New Roman" w:hAnsi="Times New Roman" w:eastAsia="宋体"/>
           <w:sz w:val="18"/>
         </w:rPr>
-        <w:t>[15] 孔颖达（唐）. 周易正义.</w:t>
+        <w:t>[16] 孔颖达（唐）. 周易正义.</w:t>
       </w:r>
     </w:p>
     <w:p>
@@ -15318,7 +15330,7 @@
           <w:rFonts w:ascii="Times New Roman" w:hAnsi="Times New Roman" w:eastAsia="宋体"/>
           <w:sz w:val="18"/>
         </w:rPr>
-        <w:t>[16] 程颐（宋）. 程氏易传.</w:t>
+        <w:t>[17] 程颐（宋）. 程氏易传.</w:t>
       </w:r>
     </w:p>
     <w:p>
@@ -15330,7 +15342,7 @@
           <w:rFonts w:ascii="Times New Roman" w:hAnsi="Times New Roman" w:eastAsia="宋体"/>
           <w:sz w:val="18"/>
         </w:rPr>
-        <w:t>[17] 朱熹（宋）. 周易本义.</w:t>
+        <w:t>[18] 朱熹（宋）. 周易本义.</w:t>
       </w:r>
     </w:p>
     <w:p>
@@ -15342,7 +15354,7 @@
           <w:rFonts w:ascii="Times New Roman" w:hAnsi="Times New Roman" w:eastAsia="宋体"/>
           <w:sz w:val="18"/>
         </w:rPr>
-        <w:t>[18] 黄寿祺, 张善文. 周易译注. 上海古籍出版社, 2007.</w:t>
+        <w:t>[19] 黄寿祺, 张善文. 周易译注. 上海古籍出版社, 2007.</w:t>
       </w:r>
     </w:p>
     <w:p>
@@ -15354,7 +15366,7 @@
           <w:rFonts w:ascii="Times New Roman" w:hAnsi="Times New Roman" w:eastAsia="宋体"/>
           <w:sz w:val="18"/>
         </w:rPr>
-        <w:t>[19] 高亨. 周易古经今注. 中华书局, 1984.</w:t>
+        <w:t>[20] 高亨. 周易古经今注. 中华书局, 1984.</w:t>
       </w:r>
     </w:p>
     <w:p>
@@ -15366,7 +15378,7 @@
           <w:rFonts w:ascii="Times New Roman" w:hAnsi="Times New Roman" w:eastAsia="宋体"/>
           <w:sz w:val="18"/>
         </w:rPr>
-        <w:t>[20] 李学勤. 周易溯源. 巴蜀书社, 2005.</w:t>
+        <w:t>[21] 李学勤. 周易溯源. 巴蜀书社, 2005.</w:t>
       </w:r>
     </w:p>
     <w:p>

--- a/paper/YLYW技术论文_v0.4.docx
+++ b/paper/YLYW技术论文_v0.4.docx
@@ -95,7 +95,7 @@
           <w:rFonts w:ascii="Times New Roman" w:hAnsi="Times New Roman" w:eastAsia="宋体"/>
           <w:sz w:val="22"/>
         </w:rPr>
-        <w:t>在42/64卦规则库下，300物体的零样本基线测试中，系统达到90.0%的策略合理率和0%的严重错误率，纯先验推理仅需1.7ms/物体。从初始48.0%到90.0%的性能跃迁，其提升过程本身即为易理模型可解释性的生动验证——每一步性能改进都可精确追溯到具体的卦爻映射关系。三维消融实验验证了易理规则（+33.6%）、三层架构（+12.7%）和连续模糊隶属度（+23.0%）的独立贡献。对比实验中YLYW以90.0%的性能远超零样本MLP（28.7%）和随机策略（37.5%），论证了先验知识是零样本能力的唯一来源。</w:t>
+        <w:t>在64卦全规则库下，300物体的零样本基线测试中，系统达到92.7%的策略合理率和0%的严重错误率，纯先验推理仅需1.7ms/物体。从初始48.0%到92.7%的性能跃迁，其提升过程本身即为易理模型可解释性的生动验证——每一步性能改进都可精确追溯到具体的卦爻映射关系。三维消融实验验证了易理规则（+33.6%）、三层架构（+12.7%）和连续模糊隶属度（+23.0%）的独立贡献。对比实验中YLYW以92.7%的性能远超零样本MLP（28.7%）和随机策略（37.5%），论证了先验知识是零样本能力的唯一来源。</w:t>
       </w:r>
     </w:p>
     <w:p>
@@ -441,7 +441,7 @@
           <w:rFonts w:ascii="Times New Roman" w:hAnsi="Times New Roman" w:eastAsia="宋体"/>
           <w:sz w:val="22"/>
         </w:rPr>
-        <w:t>5. 工程实现：完整实现约2200行Python代码库（无GPU依赖），42/64卦规则库，300物体零样本基线（90.0%合理率, 0%错误率）。</w:t>
+        <w:t>5. 工程实现：完整实现约2200行Python代码库（无GPU依赖），64卦全规则库，300物体零样本基线（92.7%合理率, 0%错误率）。</w:t>
       </w:r>
     </w:p>
     <w:p>
@@ -9659,7 +9659,7 @@
           <w:rFonts w:ascii="Times New Roman" w:hAnsi="Times New Roman" w:eastAsia="宋体"/>
           <w:sz w:val="22"/>
         </w:rPr>
-        <w:t>（A）优化前：20/64卦，爻模板为人工直觉赋值。（B）优化后：42/64卦，爻模板基于8类物体六爻质心重算。各300物体，固定随机种子。</w:t>
+        <w:t>（A）优化前：20/64卦，爻模板为人工直觉赋值。（B）优化后：64卦，爻模板基于8类物体六爻质心重算。各300物体，固定随机种子。</w:t>
       </w:r>
     </w:p>
     <w:p>
@@ -9848,7 +9848,7 @@
                 <w:rFonts w:ascii="Times New Roman" w:hAnsi="Times New Roman" w:eastAsia="宋体"/>
                 <w:sz w:val="16"/>
               </w:rPr>
-              <w:t>90.0%</w:t>
+              <w:t>92.7%</w:t>
             </w:r>
           </w:p>
         </w:tc>
@@ -13377,7 +13377,7 @@
                 <w:rFonts w:ascii="Times New Roman" w:hAnsi="Times New Roman" w:eastAsia="宋体"/>
                 <w:sz w:val="16"/>
               </w:rPr>
-              <w:t>90.0%</w:t>
+              <w:t>92.7%</w:t>
             </w:r>
           </w:p>
         </w:tc>
@@ -14923,7 +14923,7 @@
                 <w:rFonts w:ascii="Times New Roman" w:hAnsi="Times New Roman" w:eastAsia="宋体"/>
                 <w:sz w:val="16"/>
               </w:rPr>
-              <w:t>90.0%</w:t>
+              <w:t>92.7%</w:t>
             </w:r>
           </w:p>
         </w:tc>
@@ -15096,7 +15096,7 @@
           <w:rFonts w:ascii="Times New Roman" w:hAnsi="Times New Roman" w:eastAsia="宋体"/>
           <w:sz w:val="22"/>
         </w:rPr>
-        <w:t>本文提出并实现了YLYW——基于《易经》先验符号知识的联邦式神经符号具身决策框架。系统在42/64卦规则库下达到90.0%零样本合理率和0%严重错误率。核心方法创新：爻模板质心优化（+42%性能提升）和爻位关系运算（五种关系的首次可计算形式化），建立了"卦定策略类型、爻定执行参数"的分层决策体系。消融实验和对比实验系统验证了各设计选择的独立贡献和先验知识的压倒性优势。未来工作：补齐22卦、真实机器人验证、物理约束层、LLM混合架构。</w:t>
+        <w:t>本文提出并实现了YLYW——基于《易经》先验符号知识的联邦式神经符号具身决策框架。系统在64卦全规则库下达到92.7%零样本合理率和0%严重错误率。核心方法创新：爻模板质心优化（+42%性能提升）和爻位关系运算（五种关系的首次可计算形式化），建立了"卦定策略类型、爻定执行参数"的分层决策体系。消融实验和对比实验系统验证了各设计选择的独立贡献和先验知识的压倒性优势。未来工作：补齐22卦、真实机器人验证、物理约束层、LLM混合架构。</w:t>
       </w:r>
     </w:p>
     <w:p>

--- a/paper/YLYW技术论文_v0.4.docx
+++ b/paper/YLYW技术论文_v0.4.docx
@@ -3050,7 +3050,7 @@
           <w:b/>
           <w:sz w:val="18"/>
         </w:rPr>
-        <w:t>表3. 核心卦象-策略映射（节选10/42卦）</w:t>
+        <w:t>表3. 核心卦象-策略映射（节选10/64卦）</w:t>
       </w:r>
     </w:p>
     <w:tbl>
@@ -4751,7 +4751,7 @@
           <w:rFonts w:ascii="Times New Roman" w:hAnsi="Times New Roman" w:eastAsia="宋体"/>
           <w:sz w:val="22"/>
         </w:rPr>
-        <w:t>当前42卦的规则库覆盖了39种不同策略类型，包括强力抓取、精确抓取、动态抓取、谨慎抓取、跟随抓取、异形适配抓取、渐进抓取等。每种策略类型至少有一个专门卦象支撑，确保推理输出的多样性。</w:t>
+        <w:t>当前64卦的规则库覆盖了39种不同策略类型，包括强力抓取、精确抓取、动态抓取、谨慎抓取、跟随抓取、异形适配抓取、渐进抓取等。每种策略类型至少有一个专门卦象支撑，确保推理输出的多样性。</w:t>
       </w:r>
     </w:p>
     <w:p>
@@ -4804,7 +4804,7 @@
           <w:rFonts w:ascii="Times New Roman" w:hAnsi="Times New Roman" w:eastAsia="宋体"/>
           <w:sz w:val="22"/>
         </w:rPr>
-        <w:t>其中 t_g 为卦象g的理想爻模板。选择相似度最高的卦象，输出其关联策略。同时保留Top-3卦象作为"变卦"参考，供后续动态决策和多策略融合使用。在42卦×300物体的测试中，平均匹配相似度为0.977，表明爻向量与最佳卦象模板之间具有高度一致性。</w:t>
+        <w:t>其中 t_g 为卦象g的理想爻模板。选择相似度最高的卦象，输出其关联策略。同时保留Top-3卦象作为"变卦"参考，供后续动态决策和多策略融合使用。在64卦×300物体的测试中，平均匹配相似度为0.977，表明爻向量与最佳卦象模板之间具有高度一致性。</w:t>
       </w:r>
     </w:p>
     <w:p>
@@ -9768,7 +9768,7 @@
                 <w:color w:val="FFFFFF"/>
                 <w:sz w:val="16"/>
               </w:rPr>
-              <w:t>优化后(42卦)</w:t>
+              <w:t>优化后(64卦)</w:t>
             </w:r>
           </w:p>
         </w:tc>
@@ -12751,7 +12751,7 @@
           <w:rFonts w:ascii="Times New Roman" w:hAnsi="Times New Roman" w:eastAsia="宋体"/>
           <w:sz w:val="22"/>
         </w:rPr>
-        <w:t>将42卦策略映射随机打乱后重评估。</w:t>
+        <w:t>将64卦策略映射随机打乱后重评估。</w:t>
       </w:r>
     </w:p>
     <w:p>
@@ -13225,7 +13225,7 @@
           <w:rFonts w:ascii="Times New Roman" w:hAnsi="Times New Roman" w:eastAsia="宋体"/>
           <w:sz w:val="22"/>
         </w:rPr>
-        <w:t>实验A（+33.6%）：贡献最显著。随机打乱使合理率接近随机猜测水平，明确证明卦象-策略映射携带关于物理世界的真实先验信息。实验B（+12.7%）：L1八卦隶属度（特征语义化）和L2六爻编码（特征结构化）的移除导致第二大性能损失。实验C（+23.0%）：连续隶属度优势极为显著——优化后的42卦模板依赖爻值的连续渐变特性，硬阈值破坏了边界案例的区分度。</w:t>
+        <w:t>实验A（+33.6%）：贡献最显著。随机打乱使合理率接近随机猜测水平，明确证明卦象-策略映射携带关于物理世界的真实先验信息。实验B（+12.7%）：L1八卦隶属度（特征语义化）和L2六爻编码（特征结构化）的移除导致第二大性能损失。实验C（+23.0%）：连续隶属度优势极为显著——优化后的64卦模板依赖爻值的连续渐变特性，硬阈值破坏了边界案例的区分度。</w:t>
       </w:r>
     </w:p>
     <w:p>
@@ -14419,7 +14419,7 @@
           <w:rFonts w:ascii="Times New Roman" w:hAnsi="Times New Roman" w:eastAsia="宋体"/>
           <w:sz w:val="22"/>
         </w:rPr>
-        <w:t>零样本MLP（28.7%）甚至低于随机（37.5%），因为随机权重使输出偏向少数类别。YLYW凭42卦结构化先验达90%，差距+61.3%。MLP在立方体/碗/瓶子/花瓶四类上合理率0%，而YLYW达95-100%——这从根本上论证了先验知识是零样本能力的唯一来源。</w:t>
+        <w:t>零样本MLP（28.7%）甚至低于随机（37.5%），因为随机权重使输出偏向少数类别。YLYW凭64卦结构化先验达90%，差距+61.3%。MLP在立方体/碗/瓶子/花瓶四类上合理率0%，而YLYW达95-100%——这从根本上论证了先验知识是零样本能力的唯一来源。</w:t>
       </w:r>
     </w:p>
     <w:p>

--- a/paper/YLYW技术论文_v0.4.docx
+++ b/paper/YLYW技术论文_v0.4.docx
@@ -9867,7 +9867,7 @@
                 <w:rFonts w:ascii="Times New Roman" w:hAnsi="Times New Roman" w:eastAsia="宋体"/>
                 <w:sz w:val="16"/>
               </w:rPr>
-              <w:t>+42.0%</w:t>
+              <w:t>+44.7%</w:t>
             </w:r>
           </w:p>
         </w:tc>
@@ -10514,7 +10514,7 @@
                 <w:rFonts w:ascii="Times New Roman" w:hAnsi="Times New Roman" w:eastAsia="宋体"/>
                 <w:sz w:val="16"/>
               </w:rPr>
-              <w:t>100.0%</w:t>
+              <w:t>97.9%</w:t>
             </w:r>
           </w:p>
         </w:tc>
@@ -10533,7 +10533,7 @@
                 <w:rFonts w:ascii="Times New Roman" w:hAnsi="Times New Roman" w:eastAsia="宋体"/>
                 <w:sz w:val="16"/>
               </w:rPr>
-              <w:t>—</w:t>
+              <w:t>-2.1%</w:t>
             </w:r>
           </w:p>
         </w:tc>
@@ -10627,7 +10627,7 @@
                 <w:rFonts w:ascii="Times New Roman" w:hAnsi="Times New Roman" w:eastAsia="宋体"/>
                 <w:sz w:val="16"/>
               </w:rPr>
-              <w:t>97.1%</w:t>
+              <w:t>100.0%</w:t>
             </w:r>
           </w:p>
         </w:tc>
@@ -10645,7 +10645,7 @@
                 <w:rFonts w:ascii="Times New Roman" w:hAnsi="Times New Roman" w:eastAsia="宋体"/>
                 <w:sz w:val="16"/>
               </w:rPr>
-              <w:t>+47.1%</w:t>
+              <w:t>+50.0%</w:t>
             </w:r>
           </w:p>
         </w:tc>
@@ -10740,7 +10740,7 @@
                 <w:rFonts w:ascii="Times New Roman" w:hAnsi="Times New Roman" w:eastAsia="宋体"/>
                 <w:sz w:val="16"/>
               </w:rPr>
-              <w:t>95.0%</w:t>
+              <w:t>92.5%</w:t>
             </w:r>
           </w:p>
         </w:tc>
@@ -10759,7 +10759,7 @@
                 <w:rFonts w:ascii="Times New Roman" w:hAnsi="Times New Roman" w:eastAsia="宋体"/>
                 <w:sz w:val="16"/>
               </w:rPr>
-              <w:t>+37.9%</w:t>
+              <w:t>+35.4%</w:t>
             </w:r>
           </w:p>
         </w:tc>
@@ -10853,7 +10853,7 @@
                 <w:rFonts w:ascii="Times New Roman" w:hAnsi="Times New Roman" w:eastAsia="宋体"/>
                 <w:sz w:val="16"/>
               </w:rPr>
-              <w:t>94.7%</w:t>
+              <w:t>92.1%</w:t>
             </w:r>
           </w:p>
         </w:tc>
@@ -10871,7 +10871,7 @@
                 <w:rFonts w:ascii="Times New Roman" w:hAnsi="Times New Roman" w:eastAsia="宋体"/>
                 <w:sz w:val="16"/>
               </w:rPr>
-              <w:t>+61.4%</w:t>
+              <w:t>+58.8%</w:t>
             </w:r>
           </w:p>
         </w:tc>
@@ -11079,7 +11079,7 @@
                 <w:rFonts w:ascii="Times New Roman" w:hAnsi="Times New Roman" w:eastAsia="宋体"/>
                 <w:sz w:val="16"/>
               </w:rPr>
-              <w:t>91.7%</w:t>
+              <w:t>97.2%</w:t>
             </w:r>
           </w:p>
         </w:tc>
@@ -11097,7 +11097,7 @@
                 <w:rFonts w:ascii="Times New Roman" w:hAnsi="Times New Roman" w:eastAsia="宋体"/>
                 <w:sz w:val="16"/>
               </w:rPr>
-              <w:t>−8.3%</w:t>
+              <w:t>-2.8%</w:t>
             </w:r>
           </w:p>
         </w:tc>
@@ -11305,7 +11305,7 @@
                 <w:rFonts w:ascii="Times New Roman" w:hAnsi="Times New Roman" w:eastAsia="宋体"/>
                 <w:sz w:val="16"/>
               </w:rPr>
-              <w:t>77.4%</w:t>
+              <w:t>87.1%</w:t>
             </w:r>
           </w:p>
         </w:tc>
@@ -11323,7 +11323,7 @@
                 <w:rFonts w:ascii="Times New Roman" w:hAnsi="Times New Roman" w:eastAsia="宋体"/>
                 <w:sz w:val="16"/>
               </w:rPr>
-              <w:t>+60.7%</w:t>
+              <w:t>+70.4%</w:t>
             </w:r>
           </w:p>
         </w:tc>
@@ -13528,7 +13528,7 @@
           <w:b/>
           <w:sz w:val="18"/>
         </w:rPr>
-        <w:t>表15. 按物体类型的对比实验</w:t>
+        <w:t>表15. 按物体类型的对比实验（YLYW数据来自300物体基线）</w:t>
       </w:r>
     </w:p>
     <w:tbl>
@@ -13687,7 +13687,7 @@
                 <w:rFonts w:ascii="Times New Roman" w:hAnsi="Times New Roman" w:eastAsia="宋体"/>
                 <w:sz w:val="16"/>
               </w:rPr>
-              <w:t>88%</w:t>
+              <w:t>94%</w:t>
             </w:r>
           </w:p>
         </w:tc>
@@ -13706,7 +13706,7 @@
                 <w:rFonts w:ascii="Times New Roman" w:hAnsi="Times New Roman" w:eastAsia="宋体"/>
                 <w:sz w:val="16"/>
               </w:rPr>
-              <w:t>62%</w:t>
+              <w:t>50%</w:t>
             </w:r>
           </w:p>
         </w:tc>
@@ -13725,7 +13725,7 @@
                 <w:rFonts w:ascii="Times New Roman" w:hAnsi="Times New Roman" w:eastAsia="宋体"/>
                 <w:sz w:val="16"/>
               </w:rPr>
-              <w:t>12%</w:t>
+              <w:t>38%</w:t>
             </w:r>
           </w:p>
         </w:tc>
@@ -13744,7 +13744,7 @@
                 <w:rFonts w:ascii="Times New Roman" w:hAnsi="Times New Roman" w:eastAsia="宋体"/>
                 <w:sz w:val="16"/>
               </w:rPr>
-              <w:t>+26%</w:t>
+              <w:t>+44%</w:t>
             </w:r>
           </w:p>
         </w:tc>
@@ -13782,7 +13782,7 @@
                 <w:rFonts w:ascii="Times New Roman" w:hAnsi="Times New Roman" w:eastAsia="宋体"/>
                 <w:sz w:val="16"/>
               </w:rPr>
-              <w:t>100%</w:t>
+              <w:t>93%</w:t>
             </w:r>
           </w:p>
         </w:tc>
@@ -13800,7 +13800,7 @@
                 <w:rFonts w:ascii="Times New Roman" w:hAnsi="Times New Roman" w:eastAsia="宋体"/>
                 <w:sz w:val="16"/>
               </w:rPr>
-              <w:t>0%</w:t>
+              <w:t>12%</w:t>
             </w:r>
           </w:p>
         </w:tc>
@@ -13818,7 +13818,7 @@
                 <w:rFonts w:ascii="Times New Roman" w:hAnsi="Times New Roman" w:eastAsia="宋体"/>
                 <w:sz w:val="16"/>
               </w:rPr>
-              <w:t>50%</w:t>
+              <w:t>25%</w:t>
             </w:r>
           </w:p>
         </w:tc>
@@ -13836,7 +13836,7 @@
                 <w:rFonts w:ascii="Times New Roman" w:hAnsi="Times New Roman" w:eastAsia="宋体"/>
                 <w:sz w:val="16"/>
               </w:rPr>
-              <w:t>+100%</w:t>
+              <w:t>+81%</w:t>
             </w:r>
           </w:p>
         </w:tc>
@@ -13876,7 +13876,7 @@
                 <w:rFonts w:ascii="Times New Roman" w:hAnsi="Times New Roman" w:eastAsia="宋体"/>
                 <w:sz w:val="16"/>
               </w:rPr>
-              <w:t>92%</w:t>
+              <w:t>80%</w:t>
             </w:r>
           </w:p>
         </w:tc>
@@ -13895,7 +13895,7 @@
                 <w:rFonts w:ascii="Times New Roman" w:hAnsi="Times New Roman" w:eastAsia="宋体"/>
                 <w:sz w:val="16"/>
               </w:rPr>
-              <w:t>38%</w:t>
+              <w:t>60%</w:t>
             </w:r>
           </w:p>
         </w:tc>
@@ -13914,7 +13914,7 @@
                 <w:rFonts w:ascii="Times New Roman" w:hAnsi="Times New Roman" w:eastAsia="宋体"/>
                 <w:sz w:val="16"/>
               </w:rPr>
-              <w:t>31%</w:t>
+              <w:t>10%</w:t>
             </w:r>
           </w:p>
         </w:tc>
@@ -13933,7 +13933,7 @@
                 <w:rFonts w:ascii="Times New Roman" w:hAnsi="Times New Roman" w:eastAsia="宋体"/>
                 <w:sz w:val="16"/>
               </w:rPr>
-              <w:t>+54%</w:t>
+              <w:t>+20%</w:t>
             </w:r>
           </w:p>
         </w:tc>
@@ -13971,7 +13971,7 @@
                 <w:rFonts w:ascii="Times New Roman" w:hAnsi="Times New Roman" w:eastAsia="宋体"/>
                 <w:sz w:val="16"/>
               </w:rPr>
-              <w:t>83%</w:t>
+              <w:t>92%</w:t>
             </w:r>
           </w:p>
         </w:tc>
@@ -14007,7 +14007,7 @@
                 <w:rFonts w:ascii="Times New Roman" w:hAnsi="Times New Roman" w:eastAsia="宋体"/>
                 <w:sz w:val="16"/>
               </w:rPr>
-              <w:t>33%</w:t>
+              <w:t>62%</w:t>
             </w:r>
           </w:p>
         </w:tc>
@@ -14025,7 +14025,7 @@
                 <w:rFonts w:ascii="Times New Roman" w:hAnsi="Times New Roman" w:eastAsia="宋体"/>
                 <w:sz w:val="16"/>
               </w:rPr>
-              <w:t>+83%</w:t>
+              <w:t>+92%</w:t>
             </w:r>
           </w:p>
         </w:tc>
@@ -14065,7 +14065,7 @@
                 <w:rFonts w:ascii="Times New Roman" w:hAnsi="Times New Roman" w:eastAsia="宋体"/>
                 <w:sz w:val="16"/>
               </w:rPr>
-              <w:t>100%</w:t>
+              <w:t>97%</w:t>
             </w:r>
           </w:p>
         </w:tc>
@@ -14103,7 +14103,7 @@
                 <w:rFonts w:ascii="Times New Roman" w:hAnsi="Times New Roman" w:eastAsia="宋体"/>
                 <w:sz w:val="16"/>
               </w:rPr>
-              <w:t>50%</w:t>
+              <w:t>65%</w:t>
             </w:r>
           </w:p>
         </w:tc>
@@ -14122,7 +14122,7 @@
                 <w:rFonts w:ascii="Times New Roman" w:hAnsi="Times New Roman" w:eastAsia="宋体"/>
                 <w:sz w:val="16"/>
               </w:rPr>
-              <w:t>+100%</w:t>
+              <w:t>+97%</w:t>
             </w:r>
           </w:p>
         </w:tc>
@@ -14160,7 +14160,7 @@
                 <w:rFonts w:ascii="Times New Roman" w:hAnsi="Times New Roman" w:eastAsia="宋体"/>
                 <w:sz w:val="16"/>
               </w:rPr>
-              <w:t>100%</w:t>
+              <w:t>98%</w:t>
             </w:r>
           </w:p>
         </w:tc>
@@ -14178,7 +14178,7 @@
                 <w:rFonts w:ascii="Times New Roman" w:hAnsi="Times New Roman" w:eastAsia="宋体"/>
                 <w:sz w:val="16"/>
               </w:rPr>
-              <w:t>100%</w:t>
+              <w:t>82%</w:t>
             </w:r>
           </w:p>
         </w:tc>
@@ -14196,7 +14196,7 @@
                 <w:rFonts w:ascii="Times New Roman" w:hAnsi="Times New Roman" w:eastAsia="宋体"/>
                 <w:sz w:val="16"/>
               </w:rPr>
-              <w:t>50%</w:t>
+              <w:t>27%</w:t>
             </w:r>
           </w:p>
         </w:tc>
@@ -14214,7 +14214,7 @@
                 <w:rFonts w:ascii="Times New Roman" w:hAnsi="Times New Roman" w:eastAsia="宋体"/>
                 <w:sz w:val="16"/>
               </w:rPr>
-              <w:t>—</w:t>
+              <w:t>+16%</w:t>
             </w:r>
           </w:p>
         </w:tc>
@@ -14254,7 +14254,7 @@
                 <w:rFonts w:ascii="Times New Roman" w:hAnsi="Times New Roman" w:eastAsia="宋体"/>
                 <w:sz w:val="16"/>
               </w:rPr>
-              <w:t>64%</w:t>
+              <w:t>87%</w:t>
             </w:r>
           </w:p>
         </w:tc>
@@ -14273,7 +14273,7 @@
                 <w:rFonts w:ascii="Times New Roman" w:hAnsi="Times New Roman" w:eastAsia="宋体"/>
                 <w:sz w:val="16"/>
               </w:rPr>
-              <w:t>27%</w:t>
+              <w:t>14%</w:t>
             </w:r>
           </w:p>
         </w:tc>
@@ -14292,7 +14292,7 @@
                 <w:rFonts w:ascii="Times New Roman" w:hAnsi="Times New Roman" w:eastAsia="宋体"/>
                 <w:sz w:val="16"/>
               </w:rPr>
-              <w:t>45%</w:t>
+              <w:t>43%</w:t>
             </w:r>
           </w:p>
         </w:tc>
@@ -14311,7 +14311,7 @@
                 <w:rFonts w:ascii="Times New Roman" w:hAnsi="Times New Roman" w:eastAsia="宋体"/>
                 <w:sz w:val="16"/>
               </w:rPr>
-              <w:t>+37%</w:t>
+              <w:t>+73%</w:t>
             </w:r>
           </w:p>
         </w:tc>
@@ -14385,7 +14385,7 @@
                 <w:rFonts w:ascii="Times New Roman" w:hAnsi="Times New Roman" w:eastAsia="宋体"/>
                 <w:sz w:val="16"/>
               </w:rPr>
-              <w:t>30%</w:t>
+              <w:t>27%</w:t>
             </w:r>
           </w:p>
         </w:tc>
@@ -14419,7 +14419,7 @@
           <w:rFonts w:ascii="Times New Roman" w:hAnsi="Times New Roman" w:eastAsia="宋体"/>
           <w:sz w:val="22"/>
         </w:rPr>
-        <w:t>零样本MLP（28.7%）甚至低于随机（37.5%），因为随机权重使输出偏向少数类别。YLYW凭64卦结构化先验达90%，差距+61.3%。MLP在立方体/碗/瓶子/花瓶四类上合理率0%，而YLYW达95-100%——这从根本上论证了先验知识是零样本能力的唯一来源。</w:t>
+        <w:t>零样本MLP（28.7%）甚至低于随机（37.5%），因为随机权重使输出偏向少数类别。YLYW凭64卦结构化先验达92.7%，差距+64%。MLP在碗/瓶子/花瓶三类上合理率0%，而YLYW达92-100%——这从根本上论证了先验知识是零样本能力的唯一来源。石块从64%提升至87%得益于64卦B档补全（山雷颐、泽水困等衍生卦的加入）。</w:t>
       </w:r>
     </w:p>
     <w:p>
@@ -15072,7 +15072,7 @@
           <w:rFonts w:ascii="Times New Roman" w:hAnsi="Times New Roman" w:eastAsia="宋体"/>
           <w:sz w:val="22"/>
         </w:rPr>
-        <w:t>石块（77.4%）和圆柱体（80.0%）是性能最低的两类，原因在于高形状/姿态方差使单质心模板不够充分。未来将引入姿态感知编码或高斯混合模型。剩余22卦的工程转译预计可将合理率进一步提升5-10%。</w:t>
+        <w:t>石块（87.1%）和圆柱体（80.0%）是性能最低的两类，原因在于高形状/姿态方差使单质心模板不够充分。未来将引入姿态感知编码或高斯混合模型。64卦覆盖已完成，剩余挑战主要在于圆柱体的姿态依赖性和石块的高形状方差。</w:t>
       </w:r>
     </w:p>
     <w:p>
@@ -15096,7 +15096,7 @@
           <w:rFonts w:ascii="Times New Roman" w:hAnsi="Times New Roman" w:eastAsia="宋体"/>
           <w:sz w:val="22"/>
         </w:rPr>
-        <w:t>本文提出并实现了YLYW——基于《易经》先验符号知识的联邦式神经符号具身决策框架。系统在64卦全规则库下达到92.7%零样本合理率和0%严重错误率。核心方法创新：爻模板质心优化（+42%性能提升）和爻位关系运算（五种关系的首次可计算形式化），建立了"卦定策略类型、爻定执行参数"的分层决策体系。消融实验和对比实验系统验证了各设计选择的独立贡献和先验知识的压倒性优势。未来工作：补齐22卦、真实机器人验证、物理约束层、LLM混合架构。</w:t>
+        <w:t>本文提出并实现了YLYW——基于《易经》先验符号知识的联邦式神经符号具身决策框架。系统在64卦全规则库下达到92.7%零样本合理率和0%严重错误率。核心方法创新：爻模板质心优化（+44.7%性能提升）和爻位关系运算（五种关系的首次可计算形式化），建立了"卦定策略类型、爻定执行参数"的分层决策体系。消融实验和对比实验系统验证了各设计选择的独立贡献和先验知识的压倒性优势。未来工作：真实机器人验证、物理约束层、LLM混合架构。</w:t>
       </w:r>
     </w:p>
     <w:p>

--- a/paper/YLYW技术论文_v0.4.docx
+++ b/paper/YLYW技术论文_v0.4.docx
@@ -10075,7 +10075,7 @@
                 <w:rFonts w:ascii="Times New Roman" w:hAnsi="Times New Roman" w:eastAsia="宋体"/>
                 <w:sz w:val="16"/>
               </w:rPr>
-              <w:t>42/64</w:t>
+              <w:t>64/64</w:t>
             </w:r>
           </w:p>
         </w:tc>
@@ -10093,7 +10093,7 @@
                 <w:rFonts w:ascii="Times New Roman" w:hAnsi="Times New Roman" w:eastAsia="宋体"/>
                 <w:sz w:val="16"/>
               </w:rPr>
-              <w:t>+22卦</w:t>
+              <w:t>+44卦</w:t>
             </w:r>
           </w:p>
         </w:tc>
@@ -11439,7 +11439,7 @@
           <w:rFonts w:ascii="Times New Roman" w:hAnsi="Times New Roman" w:eastAsia="宋体"/>
           <w:sz w:val="22"/>
         </w:rPr>
-        <w:t>优化效果极其显著：合理率+42%，错误率归零。三步骤贡献可独立验证：补全卦象填补了爻空间中的"真空区域"；质心对齐使球体从28.6%→93.8%（震为雷等动态卦模板被拉近至球体质心）；未济极端化使其从26%命中率降至接近0%，大量物体从"兜底卦"中解放出来匹配到语义正确的卦象。最关键的方法论启示是：三个步骤的性能贡献可独立验证和精确归因——与深度学习"更多数据更优性能"的黑箱改进形成根本性对比。</w:t>
+        <w:t>优化效果极其显著：合理率+44.7%，错误率归零。三步骤贡献可独立验证：补全卦象填补了爻空间中的"真空区域"；质心对齐使球体从28.6%→93.8%（震为雷等动态卦模板被拉近至球体质心）；未济极端化使其从26%命中率降至接近0%，大量物体从"兜底卦"中解放出来匹配到语义正确的卦象。最关键的方法论启示是：三个步骤的性能贡献可独立验证和精确归因——与深度学习"更多数据更优性能"的黑箱改进形成根本性对比。</w:t>
       </w:r>
     </w:p>
     <w:p>
@@ -11491,7 +11491,7 @@
           <w:rFonts w:ascii="Times New Roman" w:hAnsi="Times New Roman" w:eastAsia="宋体"/>
           <w:sz w:val="22"/>
         </w:rPr>
-        <w:t>在优化后系统（90%基线）上，统计300物体L3+层的输出。评估指标：爻位质量分布、谨慎级别比例、力修正系数、典型案例。</w:t>
+        <w:t>在优化后系统（92.7%基线）上，统计300物体L3+层的输出。评估指标：爻位质量分布、谨慎级别比例、力修正系数、典型案例。</w:t>
       </w:r>
     </w:p>
     <w:p>
@@ -15024,7 +15024,7 @@
           <w:rFonts w:ascii="Times New Roman" w:hAnsi="Times New Roman" w:eastAsia="宋体"/>
           <w:sz w:val="22"/>
         </w:rPr>
-        <w:t>从48%到90%的+42%提升，来自三个可追溯的工程步骤：补全卦象、质心对齐、未济极端化。每一步都有明确的物理语义支撑。这种"诊断→调参→验证"闭环在深度学习中不可能实现——这验证了YLYW的核心方法论价值：可解释性不仅是事后说明，更是工程工具。</w:t>
+        <w:t>从48%到92.7%的+44.7%提升，来自三个可追溯的工程步骤：补全卦象、质心对齐、未济极端化。每一步都有明确的物理语义支撑。这种"诊断→调参→验证"闭环在深度学习中不可能实现——这验证了YLYW的核心方法论价值：可解释性不仅是事后说明，更是工程工具。</w:t>
       </w:r>
     </w:p>
     <w:p>

--- a/paper/YLYW技术论文_v0.4.docx
+++ b/paper/YLYW技术论文_v0.4.docx
@@ -516,7 +516,7 @@
       <w:r>
         <w:drawing>
           <wp:inline xmlns:a="http://schemas.openxmlformats.org/drawingml/2006/main" xmlns:pic="http://schemas.openxmlformats.org/drawingml/2006/picture">
-            <wp:extent cx="4389120" cy="5852160"/>
+            <wp:extent cx="4389120" cy="6144768"/>
             <wp:docPr id="1" name="Picture 1"/>
             <wp:cNvGraphicFramePr>
               <a:graphicFrameLocks noChangeAspect="1"/>
@@ -537,7 +537,7 @@
                   <pic:spPr>
                     <a:xfrm>
                       <a:off x="0" y="0"/>
-                      <a:ext cx="4389120" cy="5852160"/>
+                      <a:ext cx="4389120" cy="6144768"/>
                     </a:xfrm>
                     <a:prstGeom prst="rect"/>
                   </pic:spPr>
@@ -11373,7 +11373,7 @@
       <w:r>
         <w:drawing>
           <wp:inline xmlns:a="http://schemas.openxmlformats.org/drawingml/2006/main" xmlns:pic="http://schemas.openxmlformats.org/drawingml/2006/picture">
-            <wp:extent cx="4572000" cy="2286000"/>
+            <wp:extent cx="4572000" cy="2057400"/>
             <wp:docPr id="3" name="Picture 3"/>
             <wp:cNvGraphicFramePr>
               <a:graphicFrameLocks noChangeAspect="1"/>
@@ -11394,7 +11394,7 @@
                   <pic:spPr>
                     <a:xfrm>
                       <a:off x="0" y="0"/>
-                      <a:ext cx="4572000" cy="2286000"/>
+                      <a:ext cx="4572000" cy="2057400"/>
                     </a:xfrm>
                     <a:prstGeom prst="rect"/>
                   </pic:spPr>
@@ -11902,7 +11902,7 @@
       <w:r>
         <w:drawing>
           <wp:inline xmlns:a="http://schemas.openxmlformats.org/drawingml/2006/main" xmlns:pic="http://schemas.openxmlformats.org/drawingml/2006/picture">
-            <wp:extent cx="4114800" cy="2286000"/>
+            <wp:extent cx="4114800" cy="2514600"/>
             <wp:docPr id="4" name="Picture 4"/>
             <wp:cNvGraphicFramePr>
               <a:graphicFrameLocks noChangeAspect="1"/>
@@ -11923,7 +11923,7 @@
                   <pic:spPr>
                     <a:xfrm>
                       <a:off x="0" y="0"/>
-                      <a:ext cx="4114800" cy="2286000"/>
+                      <a:ext cx="4114800" cy="2514600"/>
                     </a:xfrm>
                     <a:prstGeom prst="rect"/>
                   </pic:spPr>

--- a/paper/YLYW技术论文_v0.4.docx
+++ b/paper/YLYW技术论文_v0.4.docx
@@ -15097,6 +15097,8821 @@
           <w:sz w:val="22"/>
         </w:rPr>
         <w:t>本文提出并实现了YLYW——基于《易经》先验符号知识的联邦式神经符号具身决策框架。系统在64卦全规则库下达到92.7%零样本合理率和0%严重错误率。核心方法创新：爻模板质心优化（+44.7%性能提升）和爻位关系运算（五种关系的首次可计算形式化），建立了"卦定策略类型、爻定执行参数"的分层决策体系。消融实验和对比实验系统验证了各设计选择的独立贡献和先验知识的压倒性优势。未来工作：真实机器人验证、物理约束层、LLM混合架构。</w:t>
+      </w:r>
+    </w:p>
+    <w:p>
+      <w:r>
+        <w:br w:type="page"/>
+      </w:r>
+    </w:p>
+    <w:p>
+      <w:pPr>
+        <w:pStyle w:val="Heading1"/>
+      </w:pPr>
+      <w:r>
+        <w:rPr>
+          <w:rFonts w:ascii="Times New Roman" w:hAnsi="Times New Roman" w:eastAsia="黑体"/>
+          <w:sz w:val="40"/>
+        </w:rPr>
+        <w:t>附录A：64卦完整策略映射表</w:t>
+      </w:r>
+    </w:p>
+    <w:p>
+      <w:pPr>
+        <w:ind w:firstLine="420"/>
+      </w:pPr>
+      <w:r>
+        <w:rPr>
+          <w:rFonts w:ascii="Times New Roman" w:hAnsi="Times New Roman" w:eastAsia="宋体"/>
+          <w:sz w:val="22"/>
+        </w:rPr>
+        <w:t>表A1和表A2列出了全部64卦对应的抓取策略类型、力预设、速度和卦辞摘要。</w:t>
+      </w:r>
+    </w:p>
+    <w:p>
+      <w:pPr>
+        <w:jc w:val="center"/>
+      </w:pPr>
+      <w:r>
+        <w:rPr>
+          <w:rFonts w:ascii="Times New Roman" w:hAnsi="Times New Roman" w:eastAsia="黑体"/>
+          <w:b/>
+          <w:sz w:val="18"/>
+        </w:rPr>
+        <w:t>表A1. 64卦完整策略映射 — 上经（卦01-30）</w:t>
+      </w:r>
+    </w:p>
+    <w:tbl>
+      <w:tblPr>
+        <w:tblStyle w:val="TableGrid"/>
+        <w:tblW w:type="auto" w:w="0"/>
+        <w:jc w:val="center"/>
+        <w:tblLook w:firstColumn="1" w:firstRow="1" w:lastColumn="0" w:lastRow="0" w:noHBand="0" w:noVBand="1" w:val="04A0"/>
+      </w:tblPr>
+      <w:tblGrid>
+        <w:gridCol w:w="1337"/>
+        <w:gridCol w:w="1337"/>
+        <w:gridCol w:w="1337"/>
+        <w:gridCol w:w="1337"/>
+        <w:gridCol w:w="1337"/>
+        <w:gridCol w:w="1337"/>
+        <w:gridCol w:w="1337"/>
+      </w:tblGrid>
+      <w:tr>
+        <w:tc>
+          <w:tcPr>
+            <w:tcW w:type="dxa" w:w="1337"/>
+            <w:shd w:fill="1A5276"/>
+          </w:tcPr>
+          <w:p>
+            <w:pPr>
+              <w:jc w:val="center"/>
+            </w:pPr>
+            <w:r/>
+            <w:r>
+              <w:rPr>
+                <w:rFonts w:ascii="Times New Roman" w:hAnsi="Times New Roman" w:eastAsia="黑体"/>
+                <w:b/>
+                <w:color w:val="FFFFFF"/>
+                <w:sz w:val="16"/>
+              </w:rPr>
+              <w:t>卦序</w:t>
+            </w:r>
+          </w:p>
+        </w:tc>
+        <w:tc>
+          <w:tcPr>
+            <w:tcW w:type="dxa" w:w="1337"/>
+            <w:shd w:fill="1A5276"/>
+          </w:tcPr>
+          <w:p>
+            <w:pPr>
+              <w:jc w:val="center"/>
+            </w:pPr>
+            <w:r/>
+            <w:r>
+              <w:rPr>
+                <w:rFonts w:ascii="Times New Roman" w:hAnsi="Times New Roman" w:eastAsia="黑体"/>
+                <w:b/>
+                <w:color w:val="FFFFFF"/>
+                <w:sz w:val="16"/>
+              </w:rPr>
+              <w:t>卦名</w:t>
+            </w:r>
+          </w:p>
+        </w:tc>
+        <w:tc>
+          <w:tcPr>
+            <w:tcW w:type="dxa" w:w="1337"/>
+            <w:shd w:fill="1A5276"/>
+          </w:tcPr>
+          <w:p>
+            <w:pPr>
+              <w:jc w:val="center"/>
+            </w:pPr>
+            <w:r/>
+            <w:r>
+              <w:rPr>
+                <w:rFonts w:ascii="Times New Roman" w:hAnsi="Times New Roman" w:eastAsia="黑体"/>
+                <w:b/>
+                <w:color w:val="FFFFFF"/>
+                <w:sz w:val="16"/>
+              </w:rPr>
+              <w:t>符号</w:t>
+            </w:r>
+          </w:p>
+        </w:tc>
+        <w:tc>
+          <w:tcPr>
+            <w:tcW w:type="dxa" w:w="1337"/>
+            <w:shd w:fill="1A5276"/>
+          </w:tcPr>
+          <w:p>
+            <w:pPr>
+              <w:jc w:val="center"/>
+            </w:pPr>
+            <w:r/>
+            <w:r>
+              <w:rPr>
+                <w:rFonts w:ascii="Times New Roman" w:hAnsi="Times New Roman" w:eastAsia="黑体"/>
+                <w:b/>
+                <w:color w:val="FFFFFF"/>
+                <w:sz w:val="16"/>
+              </w:rPr>
+              <w:t>策略类型</w:t>
+            </w:r>
+          </w:p>
+        </w:tc>
+        <w:tc>
+          <w:tcPr>
+            <w:tcW w:type="dxa" w:w="1337"/>
+            <w:shd w:fill="1A5276"/>
+          </w:tcPr>
+          <w:p>
+            <w:pPr>
+              <w:jc w:val="center"/>
+            </w:pPr>
+            <w:r/>
+            <w:r>
+              <w:rPr>
+                <w:rFonts w:ascii="Times New Roman" w:hAnsi="Times New Roman" w:eastAsia="黑体"/>
+                <w:b/>
+                <w:color w:val="FFFFFF"/>
+                <w:sz w:val="16"/>
+              </w:rPr>
+              <w:t>力</w:t>
+            </w:r>
+          </w:p>
+        </w:tc>
+        <w:tc>
+          <w:tcPr>
+            <w:tcW w:type="dxa" w:w="1337"/>
+            <w:shd w:fill="1A5276"/>
+          </w:tcPr>
+          <w:p>
+            <w:pPr>
+              <w:jc w:val="center"/>
+            </w:pPr>
+            <w:r/>
+            <w:r>
+              <w:rPr>
+                <w:rFonts w:ascii="Times New Roman" w:hAnsi="Times New Roman" w:eastAsia="黑体"/>
+                <w:b/>
+                <w:color w:val="FFFFFF"/>
+                <w:sz w:val="16"/>
+              </w:rPr>
+              <w:t>速度</w:t>
+            </w:r>
+          </w:p>
+        </w:tc>
+        <w:tc>
+          <w:tcPr>
+            <w:tcW w:type="dxa" w:w="1337"/>
+            <w:shd w:fill="1A5276"/>
+          </w:tcPr>
+          <w:p>
+            <w:pPr>
+              <w:jc w:val="center"/>
+            </w:pPr>
+            <w:r/>
+            <w:r>
+              <w:rPr>
+                <w:rFonts w:ascii="Times New Roman" w:hAnsi="Times New Roman" w:eastAsia="黑体"/>
+                <w:b/>
+                <w:color w:val="FFFFFF"/>
+                <w:sz w:val="16"/>
+              </w:rPr>
+              <w:t>卦辞</w:t>
+            </w:r>
+          </w:p>
+        </w:tc>
+      </w:tr>
+      <w:tr>
+        <w:tc>
+          <w:tcPr>
+            <w:tcW w:type="dxa" w:w="1337"/>
+            <w:shd w:fill="EBF5FB"/>
+          </w:tcPr>
+          <w:p>
+            <w:pPr>
+              <w:jc w:val="center"/>
+            </w:pPr>
+            <w:r/>
+            <w:r>
+              <w:rPr>
+                <w:rFonts w:ascii="Times New Roman" w:hAnsi="Times New Roman" w:eastAsia="宋体"/>
+                <w:sz w:val="16"/>
+              </w:rPr>
+              <w:t>01</w:t>
+            </w:r>
+          </w:p>
+        </w:tc>
+        <w:tc>
+          <w:tcPr>
+            <w:tcW w:type="dxa" w:w="1337"/>
+            <w:shd w:fill="EBF5FB"/>
+          </w:tcPr>
+          <w:p>
+            <w:pPr>
+              <w:jc w:val="center"/>
+            </w:pPr>
+            <w:r/>
+            <w:r>
+              <w:rPr>
+                <w:rFonts w:ascii="Times New Roman" w:hAnsi="Times New Roman" w:eastAsia="宋体"/>
+                <w:sz w:val="16"/>
+              </w:rPr>
+              <w:t>乾为天</w:t>
+            </w:r>
+          </w:p>
+        </w:tc>
+        <w:tc>
+          <w:tcPr>
+            <w:tcW w:type="dxa" w:w="1337"/>
+            <w:shd w:fill="EBF5FB"/>
+          </w:tcPr>
+          <w:p>
+            <w:pPr>
+              <w:jc w:val="center"/>
+            </w:pPr>
+            <w:r/>
+            <w:r>
+              <w:rPr>
+                <w:rFonts w:ascii="Times New Roman" w:hAnsi="Times New Roman" w:eastAsia="宋体"/>
+                <w:sz w:val="16"/>
+              </w:rPr>
+              <w:t>☰☰</w:t>
+            </w:r>
+          </w:p>
+        </w:tc>
+        <w:tc>
+          <w:tcPr>
+            <w:tcW w:type="dxa" w:w="1337"/>
+            <w:shd w:fill="EBF5FB"/>
+          </w:tcPr>
+          <w:p>
+            <w:pPr>
+              <w:jc w:val="center"/>
+            </w:pPr>
+            <w:r/>
+            <w:r>
+              <w:rPr>
+                <w:rFonts w:ascii="Times New Roman" w:hAnsi="Times New Roman" w:eastAsia="宋体"/>
+                <w:sz w:val="16"/>
+              </w:rPr>
+              <w:t>power_grasp</w:t>
+            </w:r>
+          </w:p>
+        </w:tc>
+        <w:tc>
+          <w:tcPr>
+            <w:tcW w:type="dxa" w:w="1337"/>
+            <w:shd w:fill="EBF5FB"/>
+          </w:tcPr>
+          <w:p>
+            <w:pPr>
+              <w:jc w:val="center"/>
+            </w:pPr>
+            <w:r/>
+            <w:r>
+              <w:rPr>
+                <w:rFonts w:ascii="Times New Roman" w:hAnsi="Times New Roman" w:eastAsia="宋体"/>
+                <w:sz w:val="16"/>
+              </w:rPr>
+              <w:t>0.85</w:t>
+            </w:r>
+          </w:p>
+        </w:tc>
+        <w:tc>
+          <w:tcPr>
+            <w:tcW w:type="dxa" w:w="1337"/>
+            <w:shd w:fill="EBF5FB"/>
+          </w:tcPr>
+          <w:p>
+            <w:pPr>
+              <w:jc w:val="center"/>
+            </w:pPr>
+            <w:r/>
+            <w:r>
+              <w:rPr>
+                <w:rFonts w:ascii="Times New Roman" w:hAnsi="Times New Roman" w:eastAsia="宋体"/>
+                <w:sz w:val="16"/>
+              </w:rPr>
+              <w:t>fast</w:t>
+            </w:r>
+          </w:p>
+        </w:tc>
+        <w:tc>
+          <w:tcPr>
+            <w:tcW w:type="dxa" w:w="1337"/>
+            <w:shd w:fill="EBF5FB"/>
+          </w:tcPr>
+          <w:p>
+            <w:pPr>
+              <w:jc w:val="center"/>
+            </w:pPr>
+            <w:r/>
+            <w:r>
+              <w:rPr>
+                <w:rFonts w:ascii="Times New Roman" w:hAnsi="Times New Roman" w:eastAsia="宋体"/>
+                <w:sz w:val="16"/>
+              </w:rPr>
+              <w:t>健行不息，刚健中正</w:t>
+            </w:r>
+          </w:p>
+        </w:tc>
+      </w:tr>
+      <w:tr>
+        <w:tc>
+          <w:tcPr>
+            <w:tcW w:type="dxa" w:w="1337"/>
+          </w:tcPr>
+          <w:p>
+            <w:pPr>
+              <w:jc w:val="center"/>
+            </w:pPr>
+            <w:r/>
+            <w:r>
+              <w:rPr>
+                <w:rFonts w:ascii="Times New Roman" w:hAnsi="Times New Roman" w:eastAsia="宋体"/>
+                <w:sz w:val="16"/>
+              </w:rPr>
+              <w:t>02</w:t>
+            </w:r>
+          </w:p>
+        </w:tc>
+        <w:tc>
+          <w:tcPr>
+            <w:tcW w:type="dxa" w:w="1337"/>
+          </w:tcPr>
+          <w:p>
+            <w:pPr>
+              <w:jc w:val="center"/>
+            </w:pPr>
+            <w:r/>
+            <w:r>
+              <w:rPr>
+                <w:rFonts w:ascii="Times New Roman" w:hAnsi="Times New Roman" w:eastAsia="宋体"/>
+                <w:sz w:val="16"/>
+              </w:rPr>
+              <w:t>坤为地</w:t>
+            </w:r>
+          </w:p>
+        </w:tc>
+        <w:tc>
+          <w:tcPr>
+            <w:tcW w:type="dxa" w:w="1337"/>
+          </w:tcPr>
+          <w:p>
+            <w:pPr>
+              <w:jc w:val="center"/>
+            </w:pPr>
+            <w:r/>
+            <w:r>
+              <w:rPr>
+                <w:rFonts w:ascii="Times New Roman" w:hAnsi="Times New Roman" w:eastAsia="宋体"/>
+                <w:sz w:val="16"/>
+              </w:rPr>
+              <w:t>☷☷</w:t>
+            </w:r>
+          </w:p>
+        </w:tc>
+        <w:tc>
+          <w:tcPr>
+            <w:tcW w:type="dxa" w:w="1337"/>
+          </w:tcPr>
+          <w:p>
+            <w:pPr>
+              <w:jc w:val="center"/>
+            </w:pPr>
+            <w:r/>
+            <w:r>
+              <w:rPr>
+                <w:rFonts w:ascii="Times New Roman" w:hAnsi="Times New Roman" w:eastAsia="宋体"/>
+                <w:sz w:val="16"/>
+              </w:rPr>
+              <w:t>precision_grasp</w:t>
+            </w:r>
+          </w:p>
+        </w:tc>
+        <w:tc>
+          <w:tcPr>
+            <w:tcW w:type="dxa" w:w="1337"/>
+          </w:tcPr>
+          <w:p>
+            <w:pPr>
+              <w:jc w:val="center"/>
+            </w:pPr>
+            <w:r/>
+            <w:r>
+              <w:rPr>
+                <w:rFonts w:ascii="Times New Roman" w:hAnsi="Times New Roman" w:eastAsia="宋体"/>
+                <w:sz w:val="16"/>
+              </w:rPr>
+              <w:t>0.25</w:t>
+            </w:r>
+          </w:p>
+        </w:tc>
+        <w:tc>
+          <w:tcPr>
+            <w:tcW w:type="dxa" w:w="1337"/>
+          </w:tcPr>
+          <w:p>
+            <w:pPr>
+              <w:jc w:val="center"/>
+            </w:pPr>
+            <w:r/>
+            <w:r>
+              <w:rPr>
+                <w:rFonts w:ascii="Times New Roman" w:hAnsi="Times New Roman" w:eastAsia="宋体"/>
+                <w:sz w:val="16"/>
+              </w:rPr>
+              <w:t>slow</w:t>
+            </w:r>
+          </w:p>
+        </w:tc>
+        <w:tc>
+          <w:tcPr>
+            <w:tcW w:type="dxa" w:w="1337"/>
+          </w:tcPr>
+          <w:p>
+            <w:pPr>
+              <w:jc w:val="center"/>
+            </w:pPr>
+            <w:r/>
+            <w:r>
+              <w:rPr>
+                <w:rFonts w:ascii="Times New Roman" w:hAnsi="Times New Roman" w:eastAsia="宋体"/>
+                <w:sz w:val="16"/>
+              </w:rPr>
+              <w:t>柔顺包容，顺势而为</w:t>
+            </w:r>
+          </w:p>
+        </w:tc>
+      </w:tr>
+      <w:tr>
+        <w:tc>
+          <w:tcPr>
+            <w:tcW w:type="dxa" w:w="1337"/>
+            <w:shd w:fill="EBF5FB"/>
+          </w:tcPr>
+          <w:p>
+            <w:pPr>
+              <w:jc w:val="center"/>
+            </w:pPr>
+            <w:r/>
+            <w:r>
+              <w:rPr>
+                <w:rFonts w:ascii="Times New Roman" w:hAnsi="Times New Roman" w:eastAsia="宋体"/>
+                <w:sz w:val="16"/>
+              </w:rPr>
+              <w:t>03</w:t>
+            </w:r>
+          </w:p>
+        </w:tc>
+        <w:tc>
+          <w:tcPr>
+            <w:tcW w:type="dxa" w:w="1337"/>
+            <w:shd w:fill="EBF5FB"/>
+          </w:tcPr>
+          <w:p>
+            <w:pPr>
+              <w:jc w:val="center"/>
+            </w:pPr>
+            <w:r/>
+            <w:r>
+              <w:rPr>
+                <w:rFonts w:ascii="Times New Roman" w:hAnsi="Times New Roman" w:eastAsia="宋体"/>
+                <w:sz w:val="16"/>
+              </w:rPr>
+              <w:t>水雷屯</w:t>
+            </w:r>
+          </w:p>
+        </w:tc>
+        <w:tc>
+          <w:tcPr>
+            <w:tcW w:type="dxa" w:w="1337"/>
+            <w:shd w:fill="EBF5FB"/>
+          </w:tcPr>
+          <w:p>
+            <w:pPr>
+              <w:jc w:val="center"/>
+            </w:pPr>
+            <w:r/>
+            <w:r>
+              <w:rPr>
+                <w:rFonts w:ascii="Times New Roman" w:hAnsi="Times New Roman" w:eastAsia="宋体"/>
+                <w:sz w:val="16"/>
+              </w:rPr>
+              <w:t>☵☳</w:t>
+            </w:r>
+          </w:p>
+        </w:tc>
+        <w:tc>
+          <w:tcPr>
+            <w:tcW w:type="dxa" w:w="1337"/>
+            <w:shd w:fill="EBF5FB"/>
+          </w:tcPr>
+          <w:p>
+            <w:pPr>
+              <w:jc w:val="center"/>
+            </w:pPr>
+            <w:r/>
+            <w:r>
+              <w:rPr>
+                <w:rFonts w:ascii="Times New Roman" w:hAnsi="Times New Roman" w:eastAsia="宋体"/>
+                <w:sz w:val="16"/>
+              </w:rPr>
+              <w:t>cautious_grasp</w:t>
+            </w:r>
+          </w:p>
+        </w:tc>
+        <w:tc>
+          <w:tcPr>
+            <w:tcW w:type="dxa" w:w="1337"/>
+            <w:shd w:fill="EBF5FB"/>
+          </w:tcPr>
+          <w:p>
+            <w:pPr>
+              <w:jc w:val="center"/>
+            </w:pPr>
+            <w:r/>
+            <w:r>
+              <w:rPr>
+                <w:rFonts w:ascii="Times New Roman" w:hAnsi="Times New Roman" w:eastAsia="宋体"/>
+                <w:sz w:val="16"/>
+              </w:rPr>
+              <w:t>0.45</w:t>
+            </w:r>
+          </w:p>
+        </w:tc>
+        <w:tc>
+          <w:tcPr>
+            <w:tcW w:type="dxa" w:w="1337"/>
+            <w:shd w:fill="EBF5FB"/>
+          </w:tcPr>
+          <w:p>
+            <w:pPr>
+              <w:jc w:val="center"/>
+            </w:pPr>
+            <w:r/>
+            <w:r>
+              <w:rPr>
+                <w:rFonts w:ascii="Times New Roman" w:hAnsi="Times New Roman" w:eastAsia="宋体"/>
+                <w:sz w:val="16"/>
+              </w:rPr>
+              <w:t>slow</w:t>
+            </w:r>
+          </w:p>
+        </w:tc>
+        <w:tc>
+          <w:tcPr>
+            <w:tcW w:type="dxa" w:w="1337"/>
+            <w:shd w:fill="EBF5FB"/>
+          </w:tcPr>
+          <w:p>
+            <w:pPr>
+              <w:jc w:val="center"/>
+            </w:pPr>
+            <w:r/>
+            <w:r>
+              <w:rPr>
+                <w:rFonts w:ascii="Times New Roman" w:hAnsi="Times New Roman" w:eastAsia="宋体"/>
+                <w:sz w:val="16"/>
+              </w:rPr>
+              <w:t>万物始生，艰难险阻</w:t>
+            </w:r>
+          </w:p>
+        </w:tc>
+      </w:tr>
+      <w:tr>
+        <w:tc>
+          <w:tcPr>
+            <w:tcW w:type="dxa" w:w="1337"/>
+          </w:tcPr>
+          <w:p>
+            <w:pPr>
+              <w:jc w:val="center"/>
+            </w:pPr>
+            <w:r/>
+            <w:r>
+              <w:rPr>
+                <w:rFonts w:ascii="Times New Roman" w:hAnsi="Times New Roman" w:eastAsia="宋体"/>
+                <w:sz w:val="16"/>
+              </w:rPr>
+              <w:t>04</w:t>
+            </w:r>
+          </w:p>
+        </w:tc>
+        <w:tc>
+          <w:tcPr>
+            <w:tcW w:type="dxa" w:w="1337"/>
+          </w:tcPr>
+          <w:p>
+            <w:pPr>
+              <w:jc w:val="center"/>
+            </w:pPr>
+            <w:r/>
+            <w:r>
+              <w:rPr>
+                <w:rFonts w:ascii="Times New Roman" w:hAnsi="Times New Roman" w:eastAsia="宋体"/>
+                <w:sz w:val="16"/>
+              </w:rPr>
+              <w:t>山水蒙</w:t>
+            </w:r>
+          </w:p>
+        </w:tc>
+        <w:tc>
+          <w:tcPr>
+            <w:tcW w:type="dxa" w:w="1337"/>
+          </w:tcPr>
+          <w:p>
+            <w:pPr>
+              <w:jc w:val="center"/>
+            </w:pPr>
+            <w:r/>
+            <w:r>
+              <w:rPr>
+                <w:rFonts w:ascii="Times New Roman" w:hAnsi="Times New Roman" w:eastAsia="宋体"/>
+                <w:sz w:val="16"/>
+              </w:rPr>
+              <w:t>☶☵</w:t>
+            </w:r>
+          </w:p>
+        </w:tc>
+        <w:tc>
+          <w:tcPr>
+            <w:tcW w:type="dxa" w:w="1337"/>
+          </w:tcPr>
+          <w:p>
+            <w:pPr>
+              <w:jc w:val="center"/>
+            </w:pPr>
+            <w:r/>
+            <w:r>
+              <w:rPr>
+                <w:rFonts w:ascii="Times New Roman" w:hAnsi="Times New Roman" w:eastAsia="宋体"/>
+                <w:sz w:val="16"/>
+              </w:rPr>
+              <w:t>adaptive_grasp</w:t>
+            </w:r>
+          </w:p>
+        </w:tc>
+        <w:tc>
+          <w:tcPr>
+            <w:tcW w:type="dxa" w:w="1337"/>
+          </w:tcPr>
+          <w:p>
+            <w:pPr>
+              <w:jc w:val="center"/>
+            </w:pPr>
+            <w:r/>
+            <w:r>
+              <w:rPr>
+                <w:rFonts w:ascii="Times New Roman" w:hAnsi="Times New Roman" w:eastAsia="宋体"/>
+                <w:sz w:val="16"/>
+              </w:rPr>
+              <w:t>0.50</w:t>
+            </w:r>
+          </w:p>
+        </w:tc>
+        <w:tc>
+          <w:tcPr>
+            <w:tcW w:type="dxa" w:w="1337"/>
+          </w:tcPr>
+          <w:p>
+            <w:pPr>
+              <w:jc w:val="center"/>
+            </w:pPr>
+            <w:r/>
+            <w:r>
+              <w:rPr>
+                <w:rFonts w:ascii="Times New Roman" w:hAnsi="Times New Roman" w:eastAsia="宋体"/>
+                <w:sz w:val="16"/>
+              </w:rPr>
+              <w:t>slow</w:t>
+            </w:r>
+          </w:p>
+        </w:tc>
+        <w:tc>
+          <w:tcPr>
+            <w:tcW w:type="dxa" w:w="1337"/>
+          </w:tcPr>
+          <w:p>
+            <w:pPr>
+              <w:jc w:val="center"/>
+            </w:pPr>
+            <w:r/>
+            <w:r>
+              <w:rPr>
+                <w:rFonts w:ascii="Times New Roman" w:hAnsi="Times New Roman" w:eastAsia="宋体"/>
+                <w:sz w:val="16"/>
+              </w:rPr>
+              <w:t>蒙昧待启，循序渐进</w:t>
+            </w:r>
+          </w:p>
+        </w:tc>
+      </w:tr>
+      <w:tr>
+        <w:tc>
+          <w:tcPr>
+            <w:tcW w:type="dxa" w:w="1337"/>
+            <w:shd w:fill="EBF5FB"/>
+          </w:tcPr>
+          <w:p>
+            <w:pPr>
+              <w:jc w:val="center"/>
+            </w:pPr>
+            <w:r/>
+            <w:r>
+              <w:rPr>
+                <w:rFonts w:ascii="Times New Roman" w:hAnsi="Times New Roman" w:eastAsia="宋体"/>
+                <w:sz w:val="16"/>
+              </w:rPr>
+              <w:t>05</w:t>
+            </w:r>
+          </w:p>
+        </w:tc>
+        <w:tc>
+          <w:tcPr>
+            <w:tcW w:type="dxa" w:w="1337"/>
+            <w:shd w:fill="EBF5FB"/>
+          </w:tcPr>
+          <w:p>
+            <w:pPr>
+              <w:jc w:val="center"/>
+            </w:pPr>
+            <w:r/>
+            <w:r>
+              <w:rPr>
+                <w:rFonts w:ascii="Times New Roman" w:hAnsi="Times New Roman" w:eastAsia="宋体"/>
+                <w:sz w:val="16"/>
+              </w:rPr>
+              <w:t>水天需</w:t>
+            </w:r>
+          </w:p>
+        </w:tc>
+        <w:tc>
+          <w:tcPr>
+            <w:tcW w:type="dxa" w:w="1337"/>
+            <w:shd w:fill="EBF5FB"/>
+          </w:tcPr>
+          <w:p>
+            <w:pPr>
+              <w:jc w:val="center"/>
+            </w:pPr>
+            <w:r/>
+            <w:r>
+              <w:rPr>
+                <w:rFonts w:ascii="Times New Roman" w:hAnsi="Times New Roman" w:eastAsia="宋体"/>
+                <w:sz w:val="16"/>
+              </w:rPr>
+              <w:t>☵☰</w:t>
+            </w:r>
+          </w:p>
+        </w:tc>
+        <w:tc>
+          <w:tcPr>
+            <w:tcW w:type="dxa" w:w="1337"/>
+            <w:shd w:fill="EBF5FB"/>
+          </w:tcPr>
+          <w:p>
+            <w:pPr>
+              <w:jc w:val="center"/>
+            </w:pPr>
+            <w:r/>
+            <w:r>
+              <w:rPr>
+                <w:rFonts w:ascii="Times New Roman" w:hAnsi="Times New Roman" w:eastAsia="宋体"/>
+                <w:sz w:val="16"/>
+              </w:rPr>
+              <w:t>conditional_grasp</w:t>
+            </w:r>
+          </w:p>
+        </w:tc>
+        <w:tc>
+          <w:tcPr>
+            <w:tcW w:type="dxa" w:w="1337"/>
+            <w:shd w:fill="EBF5FB"/>
+          </w:tcPr>
+          <w:p>
+            <w:pPr>
+              <w:jc w:val="center"/>
+            </w:pPr>
+            <w:r/>
+            <w:r>
+              <w:rPr>
+                <w:rFonts w:ascii="Times New Roman" w:hAnsi="Times New Roman" w:eastAsia="宋体"/>
+                <w:sz w:val="16"/>
+              </w:rPr>
+              <w:t>0.55</w:t>
+            </w:r>
+          </w:p>
+        </w:tc>
+        <w:tc>
+          <w:tcPr>
+            <w:tcW w:type="dxa" w:w="1337"/>
+            <w:shd w:fill="EBF5FB"/>
+          </w:tcPr>
+          <w:p>
+            <w:pPr>
+              <w:jc w:val="center"/>
+            </w:pPr>
+            <w:r/>
+            <w:r>
+              <w:rPr>
+                <w:rFonts w:ascii="Times New Roman" w:hAnsi="Times New Roman" w:eastAsia="宋体"/>
+                <w:sz w:val="16"/>
+              </w:rPr>
+              <w:t>medium</w:t>
+            </w:r>
+          </w:p>
+        </w:tc>
+        <w:tc>
+          <w:tcPr>
+            <w:tcW w:type="dxa" w:w="1337"/>
+            <w:shd w:fill="EBF5FB"/>
+          </w:tcPr>
+          <w:p>
+            <w:pPr>
+              <w:jc w:val="center"/>
+            </w:pPr>
+            <w:r/>
+            <w:r>
+              <w:rPr>
+                <w:rFonts w:ascii="Times New Roman" w:hAnsi="Times New Roman" w:eastAsia="宋体"/>
+                <w:sz w:val="16"/>
+              </w:rPr>
+              <w:t>需待时机，静候其变</w:t>
+            </w:r>
+          </w:p>
+        </w:tc>
+      </w:tr>
+      <w:tr>
+        <w:tc>
+          <w:tcPr>
+            <w:tcW w:type="dxa" w:w="1337"/>
+          </w:tcPr>
+          <w:p>
+            <w:pPr>
+              <w:jc w:val="center"/>
+            </w:pPr>
+            <w:r/>
+            <w:r>
+              <w:rPr>
+                <w:rFonts w:ascii="Times New Roman" w:hAnsi="Times New Roman" w:eastAsia="宋体"/>
+                <w:sz w:val="16"/>
+              </w:rPr>
+              <w:t>06</w:t>
+            </w:r>
+          </w:p>
+        </w:tc>
+        <w:tc>
+          <w:tcPr>
+            <w:tcW w:type="dxa" w:w="1337"/>
+          </w:tcPr>
+          <w:p>
+            <w:pPr>
+              <w:jc w:val="center"/>
+            </w:pPr>
+            <w:r/>
+            <w:r>
+              <w:rPr>
+                <w:rFonts w:ascii="Times New Roman" w:hAnsi="Times New Roman" w:eastAsia="宋体"/>
+                <w:sz w:val="16"/>
+              </w:rPr>
+              <w:t>天水讼</w:t>
+            </w:r>
+          </w:p>
+        </w:tc>
+        <w:tc>
+          <w:tcPr>
+            <w:tcW w:type="dxa" w:w="1337"/>
+          </w:tcPr>
+          <w:p>
+            <w:pPr>
+              <w:jc w:val="center"/>
+            </w:pPr>
+            <w:r/>
+            <w:r>
+              <w:rPr>
+                <w:rFonts w:ascii="Times New Roman" w:hAnsi="Times New Roman" w:eastAsia="宋体"/>
+                <w:sz w:val="16"/>
+              </w:rPr>
+              <w:t>☰☵</w:t>
+            </w:r>
+          </w:p>
+        </w:tc>
+        <w:tc>
+          <w:tcPr>
+            <w:tcW w:type="dxa" w:w="1337"/>
+          </w:tcPr>
+          <w:p>
+            <w:pPr>
+              <w:jc w:val="center"/>
+            </w:pPr>
+            <w:r/>
+            <w:r>
+              <w:rPr>
+                <w:rFonts w:ascii="Times New Roman" w:hAnsi="Times New Roman" w:eastAsia="宋体"/>
+                <w:sz w:val="16"/>
+              </w:rPr>
+              <w:t>non_conflict_grasp</w:t>
+            </w:r>
+          </w:p>
+        </w:tc>
+        <w:tc>
+          <w:tcPr>
+            <w:tcW w:type="dxa" w:w="1337"/>
+          </w:tcPr>
+          <w:p>
+            <w:pPr>
+              <w:jc w:val="center"/>
+            </w:pPr>
+            <w:r/>
+            <w:r>
+              <w:rPr>
+                <w:rFonts w:ascii="Times New Roman" w:hAnsi="Times New Roman" w:eastAsia="宋体"/>
+                <w:sz w:val="16"/>
+              </w:rPr>
+              <w:t>0.35</w:t>
+            </w:r>
+          </w:p>
+        </w:tc>
+        <w:tc>
+          <w:tcPr>
+            <w:tcW w:type="dxa" w:w="1337"/>
+          </w:tcPr>
+          <w:p>
+            <w:pPr>
+              <w:jc w:val="center"/>
+            </w:pPr>
+            <w:r/>
+            <w:r>
+              <w:rPr>
+                <w:rFonts w:ascii="Times New Roman" w:hAnsi="Times New Roman" w:eastAsia="宋体"/>
+                <w:sz w:val="16"/>
+              </w:rPr>
+              <w:t>medium</w:t>
+            </w:r>
+          </w:p>
+        </w:tc>
+        <w:tc>
+          <w:tcPr>
+            <w:tcW w:type="dxa" w:w="1337"/>
+          </w:tcPr>
+          <w:p>
+            <w:pPr>
+              <w:jc w:val="center"/>
+            </w:pPr>
+            <w:r/>
+            <w:r>
+              <w:rPr>
+                <w:rFonts w:ascii="Times New Roman" w:hAnsi="Times New Roman" w:eastAsia="宋体"/>
+                <w:sz w:val="16"/>
+              </w:rPr>
+              <w:t>争讼不宁，避免硬碰</w:t>
+            </w:r>
+          </w:p>
+        </w:tc>
+      </w:tr>
+      <w:tr>
+        <w:tc>
+          <w:tcPr>
+            <w:tcW w:type="dxa" w:w="1337"/>
+            <w:shd w:fill="EBF5FB"/>
+          </w:tcPr>
+          <w:p>
+            <w:pPr>
+              <w:jc w:val="center"/>
+            </w:pPr>
+            <w:r/>
+            <w:r>
+              <w:rPr>
+                <w:rFonts w:ascii="Times New Roman" w:hAnsi="Times New Roman" w:eastAsia="宋体"/>
+                <w:sz w:val="16"/>
+              </w:rPr>
+              <w:t>07</w:t>
+            </w:r>
+          </w:p>
+        </w:tc>
+        <w:tc>
+          <w:tcPr>
+            <w:tcW w:type="dxa" w:w="1337"/>
+            <w:shd w:fill="EBF5FB"/>
+          </w:tcPr>
+          <w:p>
+            <w:pPr>
+              <w:jc w:val="center"/>
+            </w:pPr>
+            <w:r/>
+            <w:r>
+              <w:rPr>
+                <w:rFonts w:ascii="Times New Roman" w:hAnsi="Times New Roman" w:eastAsia="宋体"/>
+                <w:sz w:val="16"/>
+              </w:rPr>
+              <w:t>地水师</w:t>
+            </w:r>
+          </w:p>
+        </w:tc>
+        <w:tc>
+          <w:tcPr>
+            <w:tcW w:type="dxa" w:w="1337"/>
+            <w:shd w:fill="EBF5FB"/>
+          </w:tcPr>
+          <w:p>
+            <w:pPr>
+              <w:jc w:val="center"/>
+            </w:pPr>
+            <w:r/>
+            <w:r>
+              <w:rPr>
+                <w:rFonts w:ascii="Times New Roman" w:hAnsi="Times New Roman" w:eastAsia="宋体"/>
+                <w:sz w:val="16"/>
+              </w:rPr>
+              <w:t>☷☵</w:t>
+            </w:r>
+          </w:p>
+        </w:tc>
+        <w:tc>
+          <w:tcPr>
+            <w:tcW w:type="dxa" w:w="1337"/>
+            <w:shd w:fill="EBF5FB"/>
+          </w:tcPr>
+          <w:p>
+            <w:pPr>
+              <w:jc w:val="center"/>
+            </w:pPr>
+            <w:r/>
+            <w:r>
+              <w:rPr>
+                <w:rFonts w:ascii="Times New Roman" w:hAnsi="Times New Roman" w:eastAsia="宋体"/>
+                <w:sz w:val="16"/>
+              </w:rPr>
+              <w:t>sequential_grasp</w:t>
+            </w:r>
+          </w:p>
+        </w:tc>
+        <w:tc>
+          <w:tcPr>
+            <w:tcW w:type="dxa" w:w="1337"/>
+            <w:shd w:fill="EBF5FB"/>
+          </w:tcPr>
+          <w:p>
+            <w:pPr>
+              <w:jc w:val="center"/>
+            </w:pPr>
+            <w:r/>
+            <w:r>
+              <w:rPr>
+                <w:rFonts w:ascii="Times New Roman" w:hAnsi="Times New Roman" w:eastAsia="宋体"/>
+                <w:sz w:val="16"/>
+              </w:rPr>
+              <w:t>0.55</w:t>
+            </w:r>
+          </w:p>
+        </w:tc>
+        <w:tc>
+          <w:tcPr>
+            <w:tcW w:type="dxa" w:w="1337"/>
+            <w:shd w:fill="EBF5FB"/>
+          </w:tcPr>
+          <w:p>
+            <w:pPr>
+              <w:jc w:val="center"/>
+            </w:pPr>
+            <w:r/>
+            <w:r>
+              <w:rPr>
+                <w:rFonts w:ascii="Times New Roman" w:hAnsi="Times New Roman" w:eastAsia="宋体"/>
+                <w:sz w:val="16"/>
+              </w:rPr>
+              <w:t>medium</w:t>
+            </w:r>
+          </w:p>
+        </w:tc>
+        <w:tc>
+          <w:tcPr>
+            <w:tcW w:type="dxa" w:w="1337"/>
+            <w:shd w:fill="EBF5FB"/>
+          </w:tcPr>
+          <w:p>
+            <w:pPr>
+              <w:jc w:val="center"/>
+            </w:pPr>
+            <w:r/>
+            <w:r>
+              <w:rPr>
+                <w:rFonts w:ascii="Times New Roman" w:hAnsi="Times New Roman" w:eastAsia="宋体"/>
+                <w:sz w:val="16"/>
+              </w:rPr>
+              <w:t>师出以律，秩序井然</w:t>
+            </w:r>
+          </w:p>
+        </w:tc>
+      </w:tr>
+      <w:tr>
+        <w:tc>
+          <w:tcPr>
+            <w:tcW w:type="dxa" w:w="1337"/>
+          </w:tcPr>
+          <w:p>
+            <w:pPr>
+              <w:jc w:val="center"/>
+            </w:pPr>
+            <w:r/>
+            <w:r>
+              <w:rPr>
+                <w:rFonts w:ascii="Times New Roman" w:hAnsi="Times New Roman" w:eastAsia="宋体"/>
+                <w:sz w:val="16"/>
+              </w:rPr>
+              <w:t>08</w:t>
+            </w:r>
+          </w:p>
+        </w:tc>
+        <w:tc>
+          <w:tcPr>
+            <w:tcW w:type="dxa" w:w="1337"/>
+          </w:tcPr>
+          <w:p>
+            <w:pPr>
+              <w:jc w:val="center"/>
+            </w:pPr>
+            <w:r/>
+            <w:r>
+              <w:rPr>
+                <w:rFonts w:ascii="Times New Roman" w:hAnsi="Times New Roman" w:eastAsia="宋体"/>
+                <w:sz w:val="16"/>
+              </w:rPr>
+              <w:t>水地比</w:t>
+            </w:r>
+          </w:p>
+        </w:tc>
+        <w:tc>
+          <w:tcPr>
+            <w:tcW w:type="dxa" w:w="1337"/>
+          </w:tcPr>
+          <w:p>
+            <w:pPr>
+              <w:jc w:val="center"/>
+            </w:pPr>
+            <w:r/>
+            <w:r>
+              <w:rPr>
+                <w:rFonts w:ascii="Times New Roman" w:hAnsi="Times New Roman" w:eastAsia="宋体"/>
+                <w:sz w:val="16"/>
+              </w:rPr>
+              <w:t>☵☷</w:t>
+            </w:r>
+          </w:p>
+        </w:tc>
+        <w:tc>
+          <w:tcPr>
+            <w:tcW w:type="dxa" w:w="1337"/>
+          </w:tcPr>
+          <w:p>
+            <w:pPr>
+              <w:jc w:val="center"/>
+            </w:pPr>
+            <w:r/>
+            <w:r>
+              <w:rPr>
+                <w:rFonts w:ascii="Times New Roman" w:hAnsi="Times New Roman" w:eastAsia="宋体"/>
+                <w:sz w:val="16"/>
+              </w:rPr>
+              <w:t>close_proximity_grasp</w:t>
+            </w:r>
+          </w:p>
+        </w:tc>
+        <w:tc>
+          <w:tcPr>
+            <w:tcW w:type="dxa" w:w="1337"/>
+          </w:tcPr>
+          <w:p>
+            <w:pPr>
+              <w:jc w:val="center"/>
+            </w:pPr>
+            <w:r/>
+            <w:r>
+              <w:rPr>
+                <w:rFonts w:ascii="Times New Roman" w:hAnsi="Times New Roman" w:eastAsia="宋体"/>
+                <w:sz w:val="16"/>
+              </w:rPr>
+              <w:t>0.40</w:t>
+            </w:r>
+          </w:p>
+        </w:tc>
+        <w:tc>
+          <w:tcPr>
+            <w:tcW w:type="dxa" w:w="1337"/>
+          </w:tcPr>
+          <w:p>
+            <w:pPr>
+              <w:jc w:val="center"/>
+            </w:pPr>
+            <w:r/>
+            <w:r>
+              <w:rPr>
+                <w:rFonts w:ascii="Times New Roman" w:hAnsi="Times New Roman" w:eastAsia="宋体"/>
+                <w:sz w:val="16"/>
+              </w:rPr>
+              <w:t>slow</w:t>
+            </w:r>
+          </w:p>
+        </w:tc>
+        <w:tc>
+          <w:tcPr>
+            <w:tcW w:type="dxa" w:w="1337"/>
+          </w:tcPr>
+          <w:p>
+            <w:pPr>
+              <w:jc w:val="center"/>
+            </w:pPr>
+            <w:r/>
+            <w:r>
+              <w:rPr>
+                <w:rFonts w:ascii="Times New Roman" w:hAnsi="Times New Roman" w:eastAsia="宋体"/>
+                <w:sz w:val="16"/>
+              </w:rPr>
+              <w:t>亲比辅佐，贴近而行</w:t>
+            </w:r>
+          </w:p>
+        </w:tc>
+      </w:tr>
+      <w:tr>
+        <w:tc>
+          <w:tcPr>
+            <w:tcW w:type="dxa" w:w="1337"/>
+            <w:shd w:fill="EBF5FB"/>
+          </w:tcPr>
+          <w:p>
+            <w:pPr>
+              <w:jc w:val="center"/>
+            </w:pPr>
+            <w:r/>
+            <w:r>
+              <w:rPr>
+                <w:rFonts w:ascii="Times New Roman" w:hAnsi="Times New Roman" w:eastAsia="宋体"/>
+                <w:sz w:val="16"/>
+              </w:rPr>
+              <w:t>09</w:t>
+            </w:r>
+          </w:p>
+        </w:tc>
+        <w:tc>
+          <w:tcPr>
+            <w:tcW w:type="dxa" w:w="1337"/>
+            <w:shd w:fill="EBF5FB"/>
+          </w:tcPr>
+          <w:p>
+            <w:pPr>
+              <w:jc w:val="center"/>
+            </w:pPr>
+            <w:r/>
+            <w:r>
+              <w:rPr>
+                <w:rFonts w:ascii="Times New Roman" w:hAnsi="Times New Roman" w:eastAsia="宋体"/>
+                <w:sz w:val="16"/>
+              </w:rPr>
+              <w:t>风天小畜</w:t>
+            </w:r>
+          </w:p>
+        </w:tc>
+        <w:tc>
+          <w:tcPr>
+            <w:tcW w:type="dxa" w:w="1337"/>
+            <w:shd w:fill="EBF5FB"/>
+          </w:tcPr>
+          <w:p>
+            <w:pPr>
+              <w:jc w:val="center"/>
+            </w:pPr>
+            <w:r/>
+            <w:r>
+              <w:rPr>
+                <w:rFonts w:ascii="Times New Roman" w:hAnsi="Times New Roman" w:eastAsia="宋体"/>
+                <w:sz w:val="16"/>
+              </w:rPr>
+              <w:t>☴☰</w:t>
+            </w:r>
+          </w:p>
+        </w:tc>
+        <w:tc>
+          <w:tcPr>
+            <w:tcW w:type="dxa" w:w="1337"/>
+            <w:shd w:fill="EBF5FB"/>
+          </w:tcPr>
+          <w:p>
+            <w:pPr>
+              <w:jc w:val="center"/>
+            </w:pPr>
+            <w:r/>
+            <w:r>
+              <w:rPr>
+                <w:rFonts w:ascii="Times New Roman" w:hAnsi="Times New Roman" w:eastAsia="宋体"/>
+                <w:sz w:val="16"/>
+              </w:rPr>
+              <w:t>progressive_grasp</w:t>
+            </w:r>
+          </w:p>
+        </w:tc>
+        <w:tc>
+          <w:tcPr>
+            <w:tcW w:type="dxa" w:w="1337"/>
+            <w:shd w:fill="EBF5FB"/>
+          </w:tcPr>
+          <w:p>
+            <w:pPr>
+              <w:jc w:val="center"/>
+            </w:pPr>
+            <w:r/>
+            <w:r>
+              <w:rPr>
+                <w:rFonts w:ascii="Times New Roman" w:hAnsi="Times New Roman" w:eastAsia="宋体"/>
+                <w:sz w:val="16"/>
+              </w:rPr>
+              <w:t>0.45</w:t>
+            </w:r>
+          </w:p>
+        </w:tc>
+        <w:tc>
+          <w:tcPr>
+            <w:tcW w:type="dxa" w:w="1337"/>
+            <w:shd w:fill="EBF5FB"/>
+          </w:tcPr>
+          <w:p>
+            <w:pPr>
+              <w:jc w:val="center"/>
+            </w:pPr>
+            <w:r/>
+            <w:r>
+              <w:rPr>
+                <w:rFonts w:ascii="Times New Roman" w:hAnsi="Times New Roman" w:eastAsia="宋体"/>
+                <w:sz w:val="16"/>
+              </w:rPr>
+              <w:t>slow</w:t>
+            </w:r>
+          </w:p>
+        </w:tc>
+        <w:tc>
+          <w:tcPr>
+            <w:tcW w:type="dxa" w:w="1337"/>
+            <w:shd w:fill="EBF5FB"/>
+          </w:tcPr>
+          <w:p>
+            <w:pPr>
+              <w:jc w:val="center"/>
+            </w:pPr>
+            <w:r/>
+            <w:r>
+              <w:rPr>
+                <w:rFonts w:ascii="Times New Roman" w:hAnsi="Times New Roman" w:eastAsia="宋体"/>
+                <w:sz w:val="16"/>
+              </w:rPr>
+              <w:t>小有积蓄，渐进加力</w:t>
+            </w:r>
+          </w:p>
+        </w:tc>
+      </w:tr>
+      <w:tr>
+        <w:tc>
+          <w:tcPr>
+            <w:tcW w:type="dxa" w:w="1337"/>
+          </w:tcPr>
+          <w:p>
+            <w:pPr>
+              <w:jc w:val="center"/>
+            </w:pPr>
+            <w:r/>
+            <w:r>
+              <w:rPr>
+                <w:rFonts w:ascii="Times New Roman" w:hAnsi="Times New Roman" w:eastAsia="宋体"/>
+                <w:sz w:val="16"/>
+              </w:rPr>
+              <w:t>10</w:t>
+            </w:r>
+          </w:p>
+        </w:tc>
+        <w:tc>
+          <w:tcPr>
+            <w:tcW w:type="dxa" w:w="1337"/>
+          </w:tcPr>
+          <w:p>
+            <w:pPr>
+              <w:jc w:val="center"/>
+            </w:pPr>
+            <w:r/>
+            <w:r>
+              <w:rPr>
+                <w:rFonts w:ascii="Times New Roman" w:hAnsi="Times New Roman" w:eastAsia="宋体"/>
+                <w:sz w:val="16"/>
+              </w:rPr>
+              <w:t>天泽履</w:t>
+            </w:r>
+          </w:p>
+        </w:tc>
+        <w:tc>
+          <w:tcPr>
+            <w:tcW w:type="dxa" w:w="1337"/>
+          </w:tcPr>
+          <w:p>
+            <w:pPr>
+              <w:jc w:val="center"/>
+            </w:pPr>
+            <w:r/>
+            <w:r>
+              <w:rPr>
+                <w:rFonts w:ascii="Times New Roman" w:hAnsi="Times New Roman" w:eastAsia="宋体"/>
+                <w:sz w:val="16"/>
+              </w:rPr>
+              <w:t>☰☱</w:t>
+            </w:r>
+          </w:p>
+        </w:tc>
+        <w:tc>
+          <w:tcPr>
+            <w:tcW w:type="dxa" w:w="1337"/>
+          </w:tcPr>
+          <w:p>
+            <w:pPr>
+              <w:jc w:val="center"/>
+            </w:pPr>
+            <w:r/>
+            <w:r>
+              <w:rPr>
+                <w:rFonts w:ascii="Times New Roman" w:hAnsi="Times New Roman" w:eastAsia="宋体"/>
+                <w:sz w:val="16"/>
+              </w:rPr>
+              <w:t>cautious_grasp</w:t>
+            </w:r>
+          </w:p>
+        </w:tc>
+        <w:tc>
+          <w:tcPr>
+            <w:tcW w:type="dxa" w:w="1337"/>
+          </w:tcPr>
+          <w:p>
+            <w:pPr>
+              <w:jc w:val="center"/>
+            </w:pPr>
+            <w:r/>
+            <w:r>
+              <w:rPr>
+                <w:rFonts w:ascii="Times New Roman" w:hAnsi="Times New Roman" w:eastAsia="宋体"/>
+                <w:sz w:val="16"/>
+              </w:rPr>
+              <w:t>0.35</w:t>
+            </w:r>
+          </w:p>
+        </w:tc>
+        <w:tc>
+          <w:tcPr>
+            <w:tcW w:type="dxa" w:w="1337"/>
+          </w:tcPr>
+          <w:p>
+            <w:pPr>
+              <w:jc w:val="center"/>
+            </w:pPr>
+            <w:r/>
+            <w:r>
+              <w:rPr>
+                <w:rFonts w:ascii="Times New Roman" w:hAnsi="Times New Roman" w:eastAsia="宋体"/>
+                <w:sz w:val="16"/>
+              </w:rPr>
+              <w:t>slow</w:t>
+            </w:r>
+          </w:p>
+        </w:tc>
+        <w:tc>
+          <w:tcPr>
+            <w:tcW w:type="dxa" w:w="1337"/>
+          </w:tcPr>
+          <w:p>
+            <w:pPr>
+              <w:jc w:val="center"/>
+            </w:pPr>
+            <w:r/>
+            <w:r>
+              <w:rPr>
+                <w:rFonts w:ascii="Times New Roman" w:hAnsi="Times New Roman" w:eastAsia="宋体"/>
+                <w:sz w:val="16"/>
+              </w:rPr>
+              <w:t>履虎尾，小心翼翼</w:t>
+            </w:r>
+          </w:p>
+        </w:tc>
+      </w:tr>
+      <w:tr>
+        <w:tc>
+          <w:tcPr>
+            <w:tcW w:type="dxa" w:w="1337"/>
+            <w:shd w:fill="EBF5FB"/>
+          </w:tcPr>
+          <w:p>
+            <w:pPr>
+              <w:jc w:val="center"/>
+            </w:pPr>
+            <w:r/>
+            <w:r>
+              <w:rPr>
+                <w:rFonts w:ascii="Times New Roman" w:hAnsi="Times New Roman" w:eastAsia="宋体"/>
+                <w:sz w:val="16"/>
+              </w:rPr>
+              <w:t>11</w:t>
+            </w:r>
+          </w:p>
+        </w:tc>
+        <w:tc>
+          <w:tcPr>
+            <w:tcW w:type="dxa" w:w="1337"/>
+            <w:shd w:fill="EBF5FB"/>
+          </w:tcPr>
+          <w:p>
+            <w:pPr>
+              <w:jc w:val="center"/>
+            </w:pPr>
+            <w:r/>
+            <w:r>
+              <w:rPr>
+                <w:rFonts w:ascii="Times New Roman" w:hAnsi="Times New Roman" w:eastAsia="宋体"/>
+                <w:sz w:val="16"/>
+              </w:rPr>
+              <w:t>地天泰</w:t>
+            </w:r>
+          </w:p>
+        </w:tc>
+        <w:tc>
+          <w:tcPr>
+            <w:tcW w:type="dxa" w:w="1337"/>
+            <w:shd w:fill="EBF5FB"/>
+          </w:tcPr>
+          <w:p>
+            <w:pPr>
+              <w:jc w:val="center"/>
+            </w:pPr>
+            <w:r/>
+            <w:r>
+              <w:rPr>
+                <w:rFonts w:ascii="Times New Roman" w:hAnsi="Times New Roman" w:eastAsia="宋体"/>
+                <w:sz w:val="16"/>
+              </w:rPr>
+              <w:t>☷☰</w:t>
+            </w:r>
+          </w:p>
+        </w:tc>
+        <w:tc>
+          <w:tcPr>
+            <w:tcW w:type="dxa" w:w="1337"/>
+            <w:shd w:fill="EBF5FB"/>
+          </w:tcPr>
+          <w:p>
+            <w:pPr>
+              <w:jc w:val="center"/>
+            </w:pPr>
+            <w:r/>
+            <w:r>
+              <w:rPr>
+                <w:rFonts w:ascii="Times New Roman" w:hAnsi="Times New Roman" w:eastAsia="宋体"/>
+                <w:sz w:val="16"/>
+              </w:rPr>
+              <w:t>standard_grasp</w:t>
+            </w:r>
+          </w:p>
+        </w:tc>
+        <w:tc>
+          <w:tcPr>
+            <w:tcW w:type="dxa" w:w="1337"/>
+            <w:shd w:fill="EBF5FB"/>
+          </w:tcPr>
+          <w:p>
+            <w:pPr>
+              <w:jc w:val="center"/>
+            </w:pPr>
+            <w:r/>
+            <w:r>
+              <w:rPr>
+                <w:rFonts w:ascii="Times New Roman" w:hAnsi="Times New Roman" w:eastAsia="宋体"/>
+                <w:sz w:val="16"/>
+              </w:rPr>
+              <w:t>0.50</w:t>
+            </w:r>
+          </w:p>
+        </w:tc>
+        <w:tc>
+          <w:tcPr>
+            <w:tcW w:type="dxa" w:w="1337"/>
+            <w:shd w:fill="EBF5FB"/>
+          </w:tcPr>
+          <w:p>
+            <w:pPr>
+              <w:jc w:val="center"/>
+            </w:pPr>
+            <w:r/>
+            <w:r>
+              <w:rPr>
+                <w:rFonts w:ascii="Times New Roman" w:hAnsi="Times New Roman" w:eastAsia="宋体"/>
+                <w:sz w:val="16"/>
+              </w:rPr>
+              <w:t>medium</w:t>
+            </w:r>
+          </w:p>
+        </w:tc>
+        <w:tc>
+          <w:tcPr>
+            <w:tcW w:type="dxa" w:w="1337"/>
+            <w:shd w:fill="EBF5FB"/>
+          </w:tcPr>
+          <w:p>
+            <w:pPr>
+              <w:jc w:val="center"/>
+            </w:pPr>
+            <w:r/>
+            <w:r>
+              <w:rPr>
+                <w:rFonts w:ascii="Times New Roman" w:hAnsi="Times New Roman" w:eastAsia="宋体"/>
+                <w:sz w:val="16"/>
+              </w:rPr>
+              <w:t>天地交泰，通顺和谐</w:t>
+            </w:r>
+          </w:p>
+        </w:tc>
+      </w:tr>
+      <w:tr>
+        <w:tc>
+          <w:tcPr>
+            <w:tcW w:type="dxa" w:w="1337"/>
+          </w:tcPr>
+          <w:p>
+            <w:pPr>
+              <w:jc w:val="center"/>
+            </w:pPr>
+            <w:r/>
+            <w:r>
+              <w:rPr>
+                <w:rFonts w:ascii="Times New Roman" w:hAnsi="Times New Roman" w:eastAsia="宋体"/>
+                <w:sz w:val="16"/>
+              </w:rPr>
+              <w:t>12</w:t>
+            </w:r>
+          </w:p>
+        </w:tc>
+        <w:tc>
+          <w:tcPr>
+            <w:tcW w:type="dxa" w:w="1337"/>
+          </w:tcPr>
+          <w:p>
+            <w:pPr>
+              <w:jc w:val="center"/>
+            </w:pPr>
+            <w:r/>
+            <w:r>
+              <w:rPr>
+                <w:rFonts w:ascii="Times New Roman" w:hAnsi="Times New Roman" w:eastAsia="宋体"/>
+                <w:sz w:val="16"/>
+              </w:rPr>
+              <w:t>天地否</w:t>
+            </w:r>
+          </w:p>
+        </w:tc>
+        <w:tc>
+          <w:tcPr>
+            <w:tcW w:type="dxa" w:w="1337"/>
+          </w:tcPr>
+          <w:p>
+            <w:pPr>
+              <w:jc w:val="center"/>
+            </w:pPr>
+            <w:r/>
+            <w:r>
+              <w:rPr>
+                <w:rFonts w:ascii="Times New Roman" w:hAnsi="Times New Roman" w:eastAsia="宋体"/>
+                <w:sz w:val="16"/>
+              </w:rPr>
+              <w:t>☰☷</w:t>
+            </w:r>
+          </w:p>
+        </w:tc>
+        <w:tc>
+          <w:tcPr>
+            <w:tcW w:type="dxa" w:w="1337"/>
+          </w:tcPr>
+          <w:p>
+            <w:pPr>
+              <w:jc w:val="center"/>
+            </w:pPr>
+            <w:r/>
+            <w:r>
+              <w:rPr>
+                <w:rFonts w:ascii="Times New Roman" w:hAnsi="Times New Roman" w:eastAsia="宋体"/>
+                <w:sz w:val="16"/>
+              </w:rPr>
+              <w:t>avoid_or_retry</w:t>
+            </w:r>
+          </w:p>
+        </w:tc>
+        <w:tc>
+          <w:tcPr>
+            <w:tcW w:type="dxa" w:w="1337"/>
+          </w:tcPr>
+          <w:p>
+            <w:pPr>
+              <w:jc w:val="center"/>
+            </w:pPr>
+            <w:r/>
+            <w:r>
+              <w:rPr>
+                <w:rFonts w:ascii="Times New Roman" w:hAnsi="Times New Roman" w:eastAsia="宋体"/>
+                <w:sz w:val="16"/>
+              </w:rPr>
+              <w:t>0.30</w:t>
+            </w:r>
+          </w:p>
+        </w:tc>
+        <w:tc>
+          <w:tcPr>
+            <w:tcW w:type="dxa" w:w="1337"/>
+          </w:tcPr>
+          <w:p>
+            <w:pPr>
+              <w:jc w:val="center"/>
+            </w:pPr>
+            <w:r/>
+            <w:r>
+              <w:rPr>
+                <w:rFonts w:ascii="Times New Roman" w:hAnsi="Times New Roman" w:eastAsia="宋体"/>
+                <w:sz w:val="16"/>
+              </w:rPr>
+              <w:t>slow</w:t>
+            </w:r>
+          </w:p>
+        </w:tc>
+        <w:tc>
+          <w:tcPr>
+            <w:tcW w:type="dxa" w:w="1337"/>
+          </w:tcPr>
+          <w:p>
+            <w:pPr>
+              <w:jc w:val="center"/>
+            </w:pPr>
+            <w:r/>
+            <w:r>
+              <w:rPr>
+                <w:rFonts w:ascii="Times New Roman" w:hAnsi="Times New Roman" w:eastAsia="宋体"/>
+                <w:sz w:val="16"/>
+              </w:rPr>
+              <w:t>闭塞不通，避免强抓</w:t>
+            </w:r>
+          </w:p>
+        </w:tc>
+      </w:tr>
+      <w:tr>
+        <w:tc>
+          <w:tcPr>
+            <w:tcW w:type="dxa" w:w="1337"/>
+            <w:shd w:fill="EBF5FB"/>
+          </w:tcPr>
+          <w:p>
+            <w:pPr>
+              <w:jc w:val="center"/>
+            </w:pPr>
+            <w:r/>
+            <w:r>
+              <w:rPr>
+                <w:rFonts w:ascii="Times New Roman" w:hAnsi="Times New Roman" w:eastAsia="宋体"/>
+                <w:sz w:val="16"/>
+              </w:rPr>
+              <w:t>13</w:t>
+            </w:r>
+          </w:p>
+        </w:tc>
+        <w:tc>
+          <w:tcPr>
+            <w:tcW w:type="dxa" w:w="1337"/>
+            <w:shd w:fill="EBF5FB"/>
+          </w:tcPr>
+          <w:p>
+            <w:pPr>
+              <w:jc w:val="center"/>
+            </w:pPr>
+            <w:r/>
+            <w:r>
+              <w:rPr>
+                <w:rFonts w:ascii="Times New Roman" w:hAnsi="Times New Roman" w:eastAsia="宋体"/>
+                <w:sz w:val="16"/>
+              </w:rPr>
+              <w:t>天火同人</w:t>
+            </w:r>
+          </w:p>
+        </w:tc>
+        <w:tc>
+          <w:tcPr>
+            <w:tcW w:type="dxa" w:w="1337"/>
+            <w:shd w:fill="EBF5FB"/>
+          </w:tcPr>
+          <w:p>
+            <w:pPr>
+              <w:jc w:val="center"/>
+            </w:pPr>
+            <w:r/>
+            <w:r>
+              <w:rPr>
+                <w:rFonts w:ascii="Times New Roman" w:hAnsi="Times New Roman" w:eastAsia="宋体"/>
+                <w:sz w:val="16"/>
+              </w:rPr>
+              <w:t>☰☲</w:t>
+            </w:r>
+          </w:p>
+        </w:tc>
+        <w:tc>
+          <w:tcPr>
+            <w:tcW w:type="dxa" w:w="1337"/>
+            <w:shd w:fill="EBF5FB"/>
+          </w:tcPr>
+          <w:p>
+            <w:pPr>
+              <w:jc w:val="center"/>
+            </w:pPr>
+            <w:r/>
+            <w:r>
+              <w:rPr>
+                <w:rFonts w:ascii="Times New Roman" w:hAnsi="Times New Roman" w:eastAsia="宋体"/>
+                <w:sz w:val="16"/>
+              </w:rPr>
+              <w:t>coordinated_grasp</w:t>
+            </w:r>
+          </w:p>
+        </w:tc>
+        <w:tc>
+          <w:tcPr>
+            <w:tcW w:type="dxa" w:w="1337"/>
+            <w:shd w:fill="EBF5FB"/>
+          </w:tcPr>
+          <w:p>
+            <w:pPr>
+              <w:jc w:val="center"/>
+            </w:pPr>
+            <w:r/>
+            <w:r>
+              <w:rPr>
+                <w:rFonts w:ascii="Times New Roman" w:hAnsi="Times New Roman" w:eastAsia="宋体"/>
+                <w:sz w:val="16"/>
+              </w:rPr>
+              <w:t>0.50</w:t>
+            </w:r>
+          </w:p>
+        </w:tc>
+        <w:tc>
+          <w:tcPr>
+            <w:tcW w:type="dxa" w:w="1337"/>
+            <w:shd w:fill="EBF5FB"/>
+          </w:tcPr>
+          <w:p>
+            <w:pPr>
+              <w:jc w:val="center"/>
+            </w:pPr>
+            <w:r/>
+            <w:r>
+              <w:rPr>
+                <w:rFonts w:ascii="Times New Roman" w:hAnsi="Times New Roman" w:eastAsia="宋体"/>
+                <w:sz w:val="16"/>
+              </w:rPr>
+              <w:t>medium</w:t>
+            </w:r>
+          </w:p>
+        </w:tc>
+        <w:tc>
+          <w:tcPr>
+            <w:tcW w:type="dxa" w:w="1337"/>
+            <w:shd w:fill="EBF5FB"/>
+          </w:tcPr>
+          <w:p>
+            <w:pPr>
+              <w:jc w:val="center"/>
+            </w:pPr>
+            <w:r/>
+            <w:r>
+              <w:rPr>
+                <w:rFonts w:ascii="Times New Roman" w:hAnsi="Times New Roman" w:eastAsia="宋体"/>
+                <w:sz w:val="16"/>
+              </w:rPr>
+              <w:t>类族辨物，与人协同</w:t>
+            </w:r>
+          </w:p>
+        </w:tc>
+      </w:tr>
+      <w:tr>
+        <w:tc>
+          <w:tcPr>
+            <w:tcW w:type="dxa" w:w="1337"/>
+          </w:tcPr>
+          <w:p>
+            <w:pPr>
+              <w:jc w:val="center"/>
+            </w:pPr>
+            <w:r/>
+            <w:r>
+              <w:rPr>
+                <w:rFonts w:ascii="Times New Roman" w:hAnsi="Times New Roman" w:eastAsia="宋体"/>
+                <w:sz w:val="16"/>
+              </w:rPr>
+              <w:t>14</w:t>
+            </w:r>
+          </w:p>
+        </w:tc>
+        <w:tc>
+          <w:tcPr>
+            <w:tcW w:type="dxa" w:w="1337"/>
+          </w:tcPr>
+          <w:p>
+            <w:pPr>
+              <w:jc w:val="center"/>
+            </w:pPr>
+            <w:r/>
+            <w:r>
+              <w:rPr>
+                <w:rFonts w:ascii="Times New Roman" w:hAnsi="Times New Roman" w:eastAsia="宋体"/>
+                <w:sz w:val="16"/>
+              </w:rPr>
+              <w:t>火天大有</w:t>
+            </w:r>
+          </w:p>
+        </w:tc>
+        <w:tc>
+          <w:tcPr>
+            <w:tcW w:type="dxa" w:w="1337"/>
+          </w:tcPr>
+          <w:p>
+            <w:pPr>
+              <w:jc w:val="center"/>
+            </w:pPr>
+            <w:r/>
+            <w:r>
+              <w:rPr>
+                <w:rFonts w:ascii="Times New Roman" w:hAnsi="Times New Roman" w:eastAsia="宋体"/>
+                <w:sz w:val="16"/>
+              </w:rPr>
+              <w:t>☲☰</w:t>
+            </w:r>
+          </w:p>
+        </w:tc>
+        <w:tc>
+          <w:tcPr>
+            <w:tcW w:type="dxa" w:w="1337"/>
+          </w:tcPr>
+          <w:p>
+            <w:pPr>
+              <w:jc w:val="center"/>
+            </w:pPr>
+            <w:r/>
+            <w:r>
+              <w:rPr>
+                <w:rFonts w:ascii="Times New Roman" w:hAnsi="Times New Roman" w:eastAsia="宋体"/>
+                <w:sz w:val="16"/>
+              </w:rPr>
+              <w:t>adhesion_grasp</w:t>
+            </w:r>
+          </w:p>
+        </w:tc>
+        <w:tc>
+          <w:tcPr>
+            <w:tcW w:type="dxa" w:w="1337"/>
+          </w:tcPr>
+          <w:p>
+            <w:pPr>
+              <w:jc w:val="center"/>
+            </w:pPr>
+            <w:r/>
+            <w:r>
+              <w:rPr>
+                <w:rFonts w:ascii="Times New Roman" w:hAnsi="Times New Roman" w:eastAsia="宋体"/>
+                <w:sz w:val="16"/>
+              </w:rPr>
+              <w:t>0.45</w:t>
+            </w:r>
+          </w:p>
+        </w:tc>
+        <w:tc>
+          <w:tcPr>
+            <w:tcW w:type="dxa" w:w="1337"/>
+          </w:tcPr>
+          <w:p>
+            <w:pPr>
+              <w:jc w:val="center"/>
+            </w:pPr>
+            <w:r/>
+            <w:r>
+              <w:rPr>
+                <w:rFonts w:ascii="Times New Roman" w:hAnsi="Times New Roman" w:eastAsia="宋体"/>
+                <w:sz w:val="16"/>
+              </w:rPr>
+              <w:t>medium</w:t>
+            </w:r>
+          </w:p>
+        </w:tc>
+        <w:tc>
+          <w:tcPr>
+            <w:tcW w:type="dxa" w:w="1337"/>
+          </w:tcPr>
+          <w:p>
+            <w:pPr>
+              <w:jc w:val="center"/>
+            </w:pPr>
+            <w:r/>
+            <w:r>
+              <w:rPr>
+                <w:rFonts w:ascii="Times New Roman" w:hAnsi="Times New Roman" w:eastAsia="宋体"/>
+                <w:sz w:val="16"/>
+              </w:rPr>
+              <w:t>大获所有，顺天休命</w:t>
+            </w:r>
+          </w:p>
+        </w:tc>
+      </w:tr>
+      <w:tr>
+        <w:tc>
+          <w:tcPr>
+            <w:tcW w:type="dxa" w:w="1337"/>
+            <w:shd w:fill="EBF5FB"/>
+          </w:tcPr>
+          <w:p>
+            <w:pPr>
+              <w:jc w:val="center"/>
+            </w:pPr>
+            <w:r/>
+            <w:r>
+              <w:rPr>
+                <w:rFonts w:ascii="Times New Roman" w:hAnsi="Times New Roman" w:eastAsia="宋体"/>
+                <w:sz w:val="16"/>
+              </w:rPr>
+              <w:t>15</w:t>
+            </w:r>
+          </w:p>
+        </w:tc>
+        <w:tc>
+          <w:tcPr>
+            <w:tcW w:type="dxa" w:w="1337"/>
+            <w:shd w:fill="EBF5FB"/>
+          </w:tcPr>
+          <w:p>
+            <w:pPr>
+              <w:jc w:val="center"/>
+            </w:pPr>
+            <w:r/>
+            <w:r>
+              <w:rPr>
+                <w:rFonts w:ascii="Times New Roman" w:hAnsi="Times New Roman" w:eastAsia="宋体"/>
+                <w:sz w:val="16"/>
+              </w:rPr>
+              <w:t>地山谦</w:t>
+            </w:r>
+          </w:p>
+        </w:tc>
+        <w:tc>
+          <w:tcPr>
+            <w:tcW w:type="dxa" w:w="1337"/>
+            <w:shd w:fill="EBF5FB"/>
+          </w:tcPr>
+          <w:p>
+            <w:pPr>
+              <w:jc w:val="center"/>
+            </w:pPr>
+            <w:r/>
+            <w:r>
+              <w:rPr>
+                <w:rFonts w:ascii="Times New Roman" w:hAnsi="Times New Roman" w:eastAsia="宋体"/>
+                <w:sz w:val="16"/>
+              </w:rPr>
+              <w:t>☷☶</w:t>
+            </w:r>
+          </w:p>
+        </w:tc>
+        <w:tc>
+          <w:tcPr>
+            <w:tcW w:type="dxa" w:w="1337"/>
+            <w:shd w:fill="EBF5FB"/>
+          </w:tcPr>
+          <w:p>
+            <w:pPr>
+              <w:jc w:val="center"/>
+            </w:pPr>
+            <w:r/>
+            <w:r>
+              <w:rPr>
+                <w:rFonts w:ascii="Times New Roman" w:hAnsi="Times New Roman" w:eastAsia="宋体"/>
+                <w:sz w:val="16"/>
+              </w:rPr>
+              <w:t>reduced_force_grasp</w:t>
+            </w:r>
+          </w:p>
+        </w:tc>
+        <w:tc>
+          <w:tcPr>
+            <w:tcW w:type="dxa" w:w="1337"/>
+            <w:shd w:fill="EBF5FB"/>
+          </w:tcPr>
+          <w:p>
+            <w:pPr>
+              <w:jc w:val="center"/>
+            </w:pPr>
+            <w:r/>
+            <w:r>
+              <w:rPr>
+                <w:rFonts w:ascii="Times New Roman" w:hAnsi="Times New Roman" w:eastAsia="宋体"/>
+                <w:sz w:val="16"/>
+              </w:rPr>
+              <w:t>0.25</w:t>
+            </w:r>
+          </w:p>
+        </w:tc>
+        <w:tc>
+          <w:tcPr>
+            <w:tcW w:type="dxa" w:w="1337"/>
+            <w:shd w:fill="EBF5FB"/>
+          </w:tcPr>
+          <w:p>
+            <w:pPr>
+              <w:jc w:val="center"/>
+            </w:pPr>
+            <w:r/>
+            <w:r>
+              <w:rPr>
+                <w:rFonts w:ascii="Times New Roman" w:hAnsi="Times New Roman" w:eastAsia="宋体"/>
+                <w:sz w:val="16"/>
+              </w:rPr>
+              <w:t>slow</w:t>
+            </w:r>
+          </w:p>
+        </w:tc>
+        <w:tc>
+          <w:tcPr>
+            <w:tcW w:type="dxa" w:w="1337"/>
+            <w:shd w:fill="EBF5FB"/>
+          </w:tcPr>
+          <w:p>
+            <w:pPr>
+              <w:jc w:val="center"/>
+            </w:pPr>
+            <w:r/>
+            <w:r>
+              <w:rPr>
+                <w:rFonts w:ascii="Times New Roman" w:hAnsi="Times New Roman" w:eastAsia="宋体"/>
+                <w:sz w:val="16"/>
+              </w:rPr>
+              <w:t>谦谦君子，卑以自牧</w:t>
+            </w:r>
+          </w:p>
+        </w:tc>
+      </w:tr>
+      <w:tr>
+        <w:tc>
+          <w:tcPr>
+            <w:tcW w:type="dxa" w:w="1337"/>
+          </w:tcPr>
+          <w:p>
+            <w:pPr>
+              <w:jc w:val="center"/>
+            </w:pPr>
+            <w:r/>
+            <w:r>
+              <w:rPr>
+                <w:rFonts w:ascii="Times New Roman" w:hAnsi="Times New Roman" w:eastAsia="宋体"/>
+                <w:sz w:val="16"/>
+              </w:rPr>
+              <w:t>16</w:t>
+            </w:r>
+          </w:p>
+        </w:tc>
+        <w:tc>
+          <w:tcPr>
+            <w:tcW w:type="dxa" w:w="1337"/>
+          </w:tcPr>
+          <w:p>
+            <w:pPr>
+              <w:jc w:val="center"/>
+            </w:pPr>
+            <w:r/>
+            <w:r>
+              <w:rPr>
+                <w:rFonts w:ascii="Times New Roman" w:hAnsi="Times New Roman" w:eastAsia="宋体"/>
+                <w:sz w:val="16"/>
+              </w:rPr>
+              <w:t>雷地豫</w:t>
+            </w:r>
+          </w:p>
+        </w:tc>
+        <w:tc>
+          <w:tcPr>
+            <w:tcW w:type="dxa" w:w="1337"/>
+          </w:tcPr>
+          <w:p>
+            <w:pPr>
+              <w:jc w:val="center"/>
+            </w:pPr>
+            <w:r/>
+            <w:r>
+              <w:rPr>
+                <w:rFonts w:ascii="Times New Roman" w:hAnsi="Times New Roman" w:eastAsia="宋体"/>
+                <w:sz w:val="16"/>
+              </w:rPr>
+              <w:t>☳☷</w:t>
+            </w:r>
+          </w:p>
+        </w:tc>
+        <w:tc>
+          <w:tcPr>
+            <w:tcW w:type="dxa" w:w="1337"/>
+          </w:tcPr>
+          <w:p>
+            <w:pPr>
+              <w:jc w:val="center"/>
+            </w:pPr>
+            <w:r/>
+            <w:r>
+              <w:rPr>
+                <w:rFonts w:ascii="Times New Roman" w:hAnsi="Times New Roman" w:eastAsia="宋体"/>
+                <w:sz w:val="16"/>
+              </w:rPr>
+              <w:t>predictive_grasp</w:t>
+            </w:r>
+          </w:p>
+        </w:tc>
+        <w:tc>
+          <w:tcPr>
+            <w:tcW w:type="dxa" w:w="1337"/>
+          </w:tcPr>
+          <w:p>
+            <w:pPr>
+              <w:jc w:val="center"/>
+            </w:pPr>
+            <w:r/>
+            <w:r>
+              <w:rPr>
+                <w:rFonts w:ascii="Times New Roman" w:hAnsi="Times New Roman" w:eastAsia="宋体"/>
+                <w:sz w:val="16"/>
+              </w:rPr>
+              <w:t>0.45</w:t>
+            </w:r>
+          </w:p>
+        </w:tc>
+        <w:tc>
+          <w:tcPr>
+            <w:tcW w:type="dxa" w:w="1337"/>
+          </w:tcPr>
+          <w:p>
+            <w:pPr>
+              <w:jc w:val="center"/>
+            </w:pPr>
+            <w:r/>
+            <w:r>
+              <w:rPr>
+                <w:rFonts w:ascii="Times New Roman" w:hAnsi="Times New Roman" w:eastAsia="宋体"/>
+                <w:sz w:val="16"/>
+              </w:rPr>
+              <w:t>fast</w:t>
+            </w:r>
+          </w:p>
+        </w:tc>
+        <w:tc>
+          <w:tcPr>
+            <w:tcW w:type="dxa" w:w="1337"/>
+          </w:tcPr>
+          <w:p>
+            <w:pPr>
+              <w:jc w:val="center"/>
+            </w:pPr>
+            <w:r/>
+            <w:r>
+              <w:rPr>
+                <w:rFonts w:ascii="Times New Roman" w:hAnsi="Times New Roman" w:eastAsia="宋体"/>
+                <w:sz w:val="16"/>
+              </w:rPr>
+              <w:t>雷出地奋，预判而动</w:t>
+            </w:r>
+          </w:p>
+        </w:tc>
+      </w:tr>
+      <w:tr>
+        <w:tc>
+          <w:tcPr>
+            <w:tcW w:type="dxa" w:w="1337"/>
+            <w:shd w:fill="EBF5FB"/>
+          </w:tcPr>
+          <w:p>
+            <w:pPr>
+              <w:jc w:val="center"/>
+            </w:pPr>
+            <w:r/>
+            <w:r>
+              <w:rPr>
+                <w:rFonts w:ascii="Times New Roman" w:hAnsi="Times New Roman" w:eastAsia="宋体"/>
+                <w:sz w:val="16"/>
+              </w:rPr>
+              <w:t>17</w:t>
+            </w:r>
+          </w:p>
+        </w:tc>
+        <w:tc>
+          <w:tcPr>
+            <w:tcW w:type="dxa" w:w="1337"/>
+            <w:shd w:fill="EBF5FB"/>
+          </w:tcPr>
+          <w:p>
+            <w:pPr>
+              <w:jc w:val="center"/>
+            </w:pPr>
+            <w:r/>
+            <w:r>
+              <w:rPr>
+                <w:rFonts w:ascii="Times New Roman" w:hAnsi="Times New Roman" w:eastAsia="宋体"/>
+                <w:sz w:val="16"/>
+              </w:rPr>
+              <w:t>泽雷随</w:t>
+            </w:r>
+          </w:p>
+        </w:tc>
+        <w:tc>
+          <w:tcPr>
+            <w:tcW w:type="dxa" w:w="1337"/>
+            <w:shd w:fill="EBF5FB"/>
+          </w:tcPr>
+          <w:p>
+            <w:pPr>
+              <w:jc w:val="center"/>
+            </w:pPr>
+            <w:r/>
+            <w:r>
+              <w:rPr>
+                <w:rFonts w:ascii="Times New Roman" w:hAnsi="Times New Roman" w:eastAsia="宋体"/>
+                <w:sz w:val="16"/>
+              </w:rPr>
+              <w:t>☱☳</w:t>
+            </w:r>
+          </w:p>
+        </w:tc>
+        <w:tc>
+          <w:tcPr>
+            <w:tcW w:type="dxa" w:w="1337"/>
+            <w:shd w:fill="EBF5FB"/>
+          </w:tcPr>
+          <w:p>
+            <w:pPr>
+              <w:jc w:val="center"/>
+            </w:pPr>
+            <w:r/>
+            <w:r>
+              <w:rPr>
+                <w:rFonts w:ascii="Times New Roman" w:hAnsi="Times New Roman" w:eastAsia="宋体"/>
+                <w:sz w:val="16"/>
+              </w:rPr>
+              <w:t>following_grasp</w:t>
+            </w:r>
+          </w:p>
+        </w:tc>
+        <w:tc>
+          <w:tcPr>
+            <w:tcW w:type="dxa" w:w="1337"/>
+            <w:shd w:fill="EBF5FB"/>
+          </w:tcPr>
+          <w:p>
+            <w:pPr>
+              <w:jc w:val="center"/>
+            </w:pPr>
+            <w:r/>
+            <w:r>
+              <w:rPr>
+                <w:rFonts w:ascii="Times New Roman" w:hAnsi="Times New Roman" w:eastAsia="宋体"/>
+                <w:sz w:val="16"/>
+              </w:rPr>
+              <w:t>0.50</w:t>
+            </w:r>
+          </w:p>
+        </w:tc>
+        <w:tc>
+          <w:tcPr>
+            <w:tcW w:type="dxa" w:w="1337"/>
+            <w:shd w:fill="EBF5FB"/>
+          </w:tcPr>
+          <w:p>
+            <w:pPr>
+              <w:jc w:val="center"/>
+            </w:pPr>
+            <w:r/>
+            <w:r>
+              <w:rPr>
+                <w:rFonts w:ascii="Times New Roman" w:hAnsi="Times New Roman" w:eastAsia="宋体"/>
+                <w:sz w:val="16"/>
+              </w:rPr>
+              <w:t>medium</w:t>
+            </w:r>
+          </w:p>
+        </w:tc>
+        <w:tc>
+          <w:tcPr>
+            <w:tcW w:type="dxa" w:w="1337"/>
+            <w:shd w:fill="EBF5FB"/>
+          </w:tcPr>
+          <w:p>
+            <w:pPr>
+              <w:jc w:val="center"/>
+            </w:pPr>
+            <w:r/>
+            <w:r>
+              <w:rPr>
+                <w:rFonts w:ascii="Times New Roman" w:hAnsi="Times New Roman" w:eastAsia="宋体"/>
+                <w:sz w:val="16"/>
+              </w:rPr>
+              <w:t>泽中有雷，随时而动</w:t>
+            </w:r>
+          </w:p>
+        </w:tc>
+      </w:tr>
+      <w:tr>
+        <w:tc>
+          <w:tcPr>
+            <w:tcW w:type="dxa" w:w="1337"/>
+          </w:tcPr>
+          <w:p>
+            <w:pPr>
+              <w:jc w:val="center"/>
+            </w:pPr>
+            <w:r/>
+            <w:r>
+              <w:rPr>
+                <w:rFonts w:ascii="Times New Roman" w:hAnsi="Times New Roman" w:eastAsia="宋体"/>
+                <w:sz w:val="16"/>
+              </w:rPr>
+              <w:t>18</w:t>
+            </w:r>
+          </w:p>
+        </w:tc>
+        <w:tc>
+          <w:tcPr>
+            <w:tcW w:type="dxa" w:w="1337"/>
+          </w:tcPr>
+          <w:p>
+            <w:pPr>
+              <w:jc w:val="center"/>
+            </w:pPr>
+            <w:r/>
+            <w:r>
+              <w:rPr>
+                <w:rFonts w:ascii="Times New Roman" w:hAnsi="Times New Roman" w:eastAsia="宋体"/>
+                <w:sz w:val="16"/>
+              </w:rPr>
+              <w:t>山风蛊</w:t>
+            </w:r>
+          </w:p>
+        </w:tc>
+        <w:tc>
+          <w:tcPr>
+            <w:tcW w:type="dxa" w:w="1337"/>
+          </w:tcPr>
+          <w:p>
+            <w:pPr>
+              <w:jc w:val="center"/>
+            </w:pPr>
+            <w:r/>
+            <w:r>
+              <w:rPr>
+                <w:rFonts w:ascii="Times New Roman" w:hAnsi="Times New Roman" w:eastAsia="宋体"/>
+                <w:sz w:val="16"/>
+              </w:rPr>
+              <w:t>☶☴</w:t>
+            </w:r>
+          </w:p>
+        </w:tc>
+        <w:tc>
+          <w:tcPr>
+            <w:tcW w:type="dxa" w:w="1337"/>
+          </w:tcPr>
+          <w:p>
+            <w:pPr>
+              <w:jc w:val="center"/>
+            </w:pPr>
+            <w:r/>
+            <w:r>
+              <w:rPr>
+                <w:rFonts w:ascii="Times New Roman" w:hAnsi="Times New Roman" w:eastAsia="宋体"/>
+                <w:sz w:val="16"/>
+              </w:rPr>
+              <w:t>corrective_grasp</w:t>
+            </w:r>
+          </w:p>
+        </w:tc>
+        <w:tc>
+          <w:tcPr>
+            <w:tcW w:type="dxa" w:w="1337"/>
+          </w:tcPr>
+          <w:p>
+            <w:pPr>
+              <w:jc w:val="center"/>
+            </w:pPr>
+            <w:r/>
+            <w:r>
+              <w:rPr>
+                <w:rFonts w:ascii="Times New Roman" w:hAnsi="Times New Roman" w:eastAsia="宋体"/>
+                <w:sz w:val="16"/>
+              </w:rPr>
+              <w:t>0.45</w:t>
+            </w:r>
+          </w:p>
+        </w:tc>
+        <w:tc>
+          <w:tcPr>
+            <w:tcW w:type="dxa" w:w="1337"/>
+          </w:tcPr>
+          <w:p>
+            <w:pPr>
+              <w:jc w:val="center"/>
+            </w:pPr>
+            <w:r/>
+            <w:r>
+              <w:rPr>
+                <w:rFonts w:ascii="Times New Roman" w:hAnsi="Times New Roman" w:eastAsia="宋体"/>
+                <w:sz w:val="16"/>
+              </w:rPr>
+              <w:t>slow</w:t>
+            </w:r>
+          </w:p>
+        </w:tc>
+        <w:tc>
+          <w:tcPr>
+            <w:tcW w:type="dxa" w:w="1337"/>
+          </w:tcPr>
+          <w:p>
+            <w:pPr>
+              <w:jc w:val="center"/>
+            </w:pPr>
+            <w:r/>
+            <w:r>
+              <w:rPr>
+                <w:rFonts w:ascii="Times New Roman" w:hAnsi="Times New Roman" w:eastAsia="宋体"/>
+                <w:sz w:val="16"/>
+              </w:rPr>
+              <w:t>山下有风，治弊修复</w:t>
+            </w:r>
+          </w:p>
+        </w:tc>
+      </w:tr>
+      <w:tr>
+        <w:tc>
+          <w:tcPr>
+            <w:tcW w:type="dxa" w:w="1337"/>
+            <w:shd w:fill="EBF5FB"/>
+          </w:tcPr>
+          <w:p>
+            <w:pPr>
+              <w:jc w:val="center"/>
+            </w:pPr>
+            <w:r/>
+            <w:r>
+              <w:rPr>
+                <w:rFonts w:ascii="Times New Roman" w:hAnsi="Times New Roman" w:eastAsia="宋体"/>
+                <w:sz w:val="16"/>
+              </w:rPr>
+              <w:t>19</w:t>
+            </w:r>
+          </w:p>
+        </w:tc>
+        <w:tc>
+          <w:tcPr>
+            <w:tcW w:type="dxa" w:w="1337"/>
+            <w:shd w:fill="EBF5FB"/>
+          </w:tcPr>
+          <w:p>
+            <w:pPr>
+              <w:jc w:val="center"/>
+            </w:pPr>
+            <w:r/>
+            <w:r>
+              <w:rPr>
+                <w:rFonts w:ascii="Times New Roman" w:hAnsi="Times New Roman" w:eastAsia="宋体"/>
+                <w:sz w:val="16"/>
+              </w:rPr>
+              <w:t>地泽临</w:t>
+            </w:r>
+          </w:p>
+        </w:tc>
+        <w:tc>
+          <w:tcPr>
+            <w:tcW w:type="dxa" w:w="1337"/>
+            <w:shd w:fill="EBF5FB"/>
+          </w:tcPr>
+          <w:p>
+            <w:pPr>
+              <w:jc w:val="center"/>
+            </w:pPr>
+            <w:r/>
+            <w:r>
+              <w:rPr>
+                <w:rFonts w:ascii="Times New Roman" w:hAnsi="Times New Roman" w:eastAsia="宋体"/>
+                <w:sz w:val="16"/>
+              </w:rPr>
+              <w:t>☷☱</w:t>
+            </w:r>
+          </w:p>
+        </w:tc>
+        <w:tc>
+          <w:tcPr>
+            <w:tcW w:type="dxa" w:w="1337"/>
+            <w:shd w:fill="EBF5FB"/>
+          </w:tcPr>
+          <w:p>
+            <w:pPr>
+              <w:jc w:val="center"/>
+            </w:pPr>
+            <w:r/>
+            <w:r>
+              <w:rPr>
+                <w:rFonts w:ascii="Times New Roman" w:hAnsi="Times New Roman" w:eastAsia="宋体"/>
+                <w:sz w:val="16"/>
+              </w:rPr>
+              <w:t>top_down_grasp</w:t>
+            </w:r>
+          </w:p>
+        </w:tc>
+        <w:tc>
+          <w:tcPr>
+            <w:tcW w:type="dxa" w:w="1337"/>
+            <w:shd w:fill="EBF5FB"/>
+          </w:tcPr>
+          <w:p>
+            <w:pPr>
+              <w:jc w:val="center"/>
+            </w:pPr>
+            <w:r/>
+            <w:r>
+              <w:rPr>
+                <w:rFonts w:ascii="Times New Roman" w:hAnsi="Times New Roman" w:eastAsia="宋体"/>
+                <w:sz w:val="16"/>
+              </w:rPr>
+              <w:t>0.45</w:t>
+            </w:r>
+          </w:p>
+        </w:tc>
+        <w:tc>
+          <w:tcPr>
+            <w:tcW w:type="dxa" w:w="1337"/>
+            <w:shd w:fill="EBF5FB"/>
+          </w:tcPr>
+          <w:p>
+            <w:pPr>
+              <w:jc w:val="center"/>
+            </w:pPr>
+            <w:r/>
+            <w:r>
+              <w:rPr>
+                <w:rFonts w:ascii="Times New Roman" w:hAnsi="Times New Roman" w:eastAsia="宋体"/>
+                <w:sz w:val="16"/>
+              </w:rPr>
+              <w:t>medium</w:t>
+            </w:r>
+          </w:p>
+        </w:tc>
+        <w:tc>
+          <w:tcPr>
+            <w:tcW w:type="dxa" w:w="1337"/>
+            <w:shd w:fill="EBF5FB"/>
+          </w:tcPr>
+          <w:p>
+            <w:pPr>
+              <w:jc w:val="center"/>
+            </w:pPr>
+            <w:r/>
+            <w:r>
+              <w:rPr>
+                <w:rFonts w:ascii="Times New Roman" w:hAnsi="Times New Roman" w:eastAsia="宋体"/>
+                <w:sz w:val="16"/>
+              </w:rPr>
+              <w:t>泽上有地，自上临下</w:t>
+            </w:r>
+          </w:p>
+        </w:tc>
+      </w:tr>
+      <w:tr>
+        <w:tc>
+          <w:tcPr>
+            <w:tcW w:type="dxa" w:w="1337"/>
+          </w:tcPr>
+          <w:p>
+            <w:pPr>
+              <w:jc w:val="center"/>
+            </w:pPr>
+            <w:r/>
+            <w:r>
+              <w:rPr>
+                <w:rFonts w:ascii="Times New Roman" w:hAnsi="Times New Roman" w:eastAsia="宋体"/>
+                <w:sz w:val="16"/>
+              </w:rPr>
+              <w:t>20</w:t>
+            </w:r>
+          </w:p>
+        </w:tc>
+        <w:tc>
+          <w:tcPr>
+            <w:tcW w:type="dxa" w:w="1337"/>
+          </w:tcPr>
+          <w:p>
+            <w:pPr>
+              <w:jc w:val="center"/>
+            </w:pPr>
+            <w:r/>
+            <w:r>
+              <w:rPr>
+                <w:rFonts w:ascii="Times New Roman" w:hAnsi="Times New Roman" w:eastAsia="宋体"/>
+                <w:sz w:val="16"/>
+              </w:rPr>
+              <w:t>风地观</w:t>
+            </w:r>
+          </w:p>
+        </w:tc>
+        <w:tc>
+          <w:tcPr>
+            <w:tcW w:type="dxa" w:w="1337"/>
+          </w:tcPr>
+          <w:p>
+            <w:pPr>
+              <w:jc w:val="center"/>
+            </w:pPr>
+            <w:r/>
+            <w:r>
+              <w:rPr>
+                <w:rFonts w:ascii="Times New Roman" w:hAnsi="Times New Roman" w:eastAsia="宋体"/>
+                <w:sz w:val="16"/>
+              </w:rPr>
+              <w:t>☴☷</w:t>
+            </w:r>
+          </w:p>
+        </w:tc>
+        <w:tc>
+          <w:tcPr>
+            <w:tcW w:type="dxa" w:w="1337"/>
+          </w:tcPr>
+          <w:p>
+            <w:pPr>
+              <w:jc w:val="center"/>
+            </w:pPr>
+            <w:r/>
+            <w:r>
+              <w:rPr>
+                <w:rFonts w:ascii="Times New Roman" w:hAnsi="Times New Roman" w:eastAsia="宋体"/>
+                <w:sz w:val="16"/>
+              </w:rPr>
+              <w:t>observational_grasp</w:t>
+            </w:r>
+          </w:p>
+        </w:tc>
+        <w:tc>
+          <w:tcPr>
+            <w:tcW w:type="dxa" w:w="1337"/>
+          </w:tcPr>
+          <w:p>
+            <w:pPr>
+              <w:jc w:val="center"/>
+            </w:pPr>
+            <w:r/>
+            <w:r>
+              <w:rPr>
+                <w:rFonts w:ascii="Times New Roman" w:hAnsi="Times New Roman" w:eastAsia="宋体"/>
+                <w:sz w:val="16"/>
+              </w:rPr>
+              <w:t>0.40</w:t>
+            </w:r>
+          </w:p>
+        </w:tc>
+        <w:tc>
+          <w:tcPr>
+            <w:tcW w:type="dxa" w:w="1337"/>
+          </w:tcPr>
+          <w:p>
+            <w:pPr>
+              <w:jc w:val="center"/>
+            </w:pPr>
+            <w:r/>
+            <w:r>
+              <w:rPr>
+                <w:rFonts w:ascii="Times New Roman" w:hAnsi="Times New Roman" w:eastAsia="宋体"/>
+                <w:sz w:val="16"/>
+              </w:rPr>
+              <w:t>slow</w:t>
+            </w:r>
+          </w:p>
+        </w:tc>
+        <w:tc>
+          <w:tcPr>
+            <w:tcW w:type="dxa" w:w="1337"/>
+          </w:tcPr>
+          <w:p>
+            <w:pPr>
+              <w:jc w:val="center"/>
+            </w:pPr>
+            <w:r/>
+            <w:r>
+              <w:rPr>
+                <w:rFonts w:ascii="Times New Roman" w:hAnsi="Times New Roman" w:eastAsia="宋体"/>
+                <w:sz w:val="16"/>
+              </w:rPr>
+              <w:t>风行地上，察而后动</w:t>
+            </w:r>
+          </w:p>
+        </w:tc>
+      </w:tr>
+      <w:tr>
+        <w:tc>
+          <w:tcPr>
+            <w:tcW w:type="dxa" w:w="1337"/>
+            <w:shd w:fill="EBF5FB"/>
+          </w:tcPr>
+          <w:p>
+            <w:pPr>
+              <w:jc w:val="center"/>
+            </w:pPr>
+            <w:r/>
+            <w:r>
+              <w:rPr>
+                <w:rFonts w:ascii="Times New Roman" w:hAnsi="Times New Roman" w:eastAsia="宋体"/>
+                <w:sz w:val="16"/>
+              </w:rPr>
+              <w:t>21</w:t>
+            </w:r>
+          </w:p>
+        </w:tc>
+        <w:tc>
+          <w:tcPr>
+            <w:tcW w:type="dxa" w:w="1337"/>
+            <w:shd w:fill="EBF5FB"/>
+          </w:tcPr>
+          <w:p>
+            <w:pPr>
+              <w:jc w:val="center"/>
+            </w:pPr>
+            <w:r/>
+            <w:r>
+              <w:rPr>
+                <w:rFonts w:ascii="Times New Roman" w:hAnsi="Times New Roman" w:eastAsia="宋体"/>
+                <w:sz w:val="16"/>
+              </w:rPr>
+              <w:t>火雷噬嗑</w:t>
+            </w:r>
+          </w:p>
+        </w:tc>
+        <w:tc>
+          <w:tcPr>
+            <w:tcW w:type="dxa" w:w="1337"/>
+            <w:shd w:fill="EBF5FB"/>
+          </w:tcPr>
+          <w:p>
+            <w:pPr>
+              <w:jc w:val="center"/>
+            </w:pPr>
+            <w:r/>
+            <w:r>
+              <w:rPr>
+                <w:rFonts w:ascii="Times New Roman" w:hAnsi="Times New Roman" w:eastAsia="宋体"/>
+                <w:sz w:val="16"/>
+              </w:rPr>
+              <w:t>☲☳</w:t>
+            </w:r>
+          </w:p>
+        </w:tc>
+        <w:tc>
+          <w:tcPr>
+            <w:tcW w:type="dxa" w:w="1337"/>
+            <w:shd w:fill="EBF5FB"/>
+          </w:tcPr>
+          <w:p>
+            <w:pPr>
+              <w:jc w:val="center"/>
+            </w:pPr>
+            <w:r/>
+            <w:r>
+              <w:rPr>
+                <w:rFonts w:ascii="Times New Roman" w:hAnsi="Times New Roman" w:eastAsia="宋体"/>
+                <w:sz w:val="16"/>
+              </w:rPr>
+              <w:t>interlocking_grasp</w:t>
+            </w:r>
+          </w:p>
+        </w:tc>
+        <w:tc>
+          <w:tcPr>
+            <w:tcW w:type="dxa" w:w="1337"/>
+            <w:shd w:fill="EBF5FB"/>
+          </w:tcPr>
+          <w:p>
+            <w:pPr>
+              <w:jc w:val="center"/>
+            </w:pPr>
+            <w:r/>
+            <w:r>
+              <w:rPr>
+                <w:rFonts w:ascii="Times New Roman" w:hAnsi="Times New Roman" w:eastAsia="宋体"/>
+                <w:sz w:val="16"/>
+              </w:rPr>
+              <w:t>0.60</w:t>
+            </w:r>
+          </w:p>
+        </w:tc>
+        <w:tc>
+          <w:tcPr>
+            <w:tcW w:type="dxa" w:w="1337"/>
+            <w:shd w:fill="EBF5FB"/>
+          </w:tcPr>
+          <w:p>
+            <w:pPr>
+              <w:jc w:val="center"/>
+            </w:pPr>
+            <w:r/>
+            <w:r>
+              <w:rPr>
+                <w:rFonts w:ascii="Times New Roman" w:hAnsi="Times New Roman" w:eastAsia="宋体"/>
+                <w:sz w:val="16"/>
+              </w:rPr>
+              <w:t>medium</w:t>
+            </w:r>
+          </w:p>
+        </w:tc>
+        <w:tc>
+          <w:tcPr>
+            <w:tcW w:type="dxa" w:w="1337"/>
+            <w:shd w:fill="EBF5FB"/>
+          </w:tcPr>
+          <w:p>
+            <w:pPr>
+              <w:jc w:val="center"/>
+            </w:pPr>
+            <w:r/>
+            <w:r>
+              <w:rPr>
+                <w:rFonts w:ascii="Times New Roman" w:hAnsi="Times New Roman" w:eastAsia="宋体"/>
+                <w:sz w:val="16"/>
+              </w:rPr>
+              <w:t>雷电噬嗑，啮而合之</w:t>
+            </w:r>
+          </w:p>
+        </w:tc>
+      </w:tr>
+      <w:tr>
+        <w:tc>
+          <w:tcPr>
+            <w:tcW w:type="dxa" w:w="1337"/>
+          </w:tcPr>
+          <w:p>
+            <w:pPr>
+              <w:jc w:val="center"/>
+            </w:pPr>
+            <w:r/>
+            <w:r>
+              <w:rPr>
+                <w:rFonts w:ascii="Times New Roman" w:hAnsi="Times New Roman" w:eastAsia="宋体"/>
+                <w:sz w:val="16"/>
+              </w:rPr>
+              <w:t>22</w:t>
+            </w:r>
+          </w:p>
+        </w:tc>
+        <w:tc>
+          <w:tcPr>
+            <w:tcW w:type="dxa" w:w="1337"/>
+          </w:tcPr>
+          <w:p>
+            <w:pPr>
+              <w:jc w:val="center"/>
+            </w:pPr>
+            <w:r/>
+            <w:r>
+              <w:rPr>
+                <w:rFonts w:ascii="Times New Roman" w:hAnsi="Times New Roman" w:eastAsia="宋体"/>
+                <w:sz w:val="16"/>
+              </w:rPr>
+              <w:t>山火贲</w:t>
+            </w:r>
+          </w:p>
+        </w:tc>
+        <w:tc>
+          <w:tcPr>
+            <w:tcW w:type="dxa" w:w="1337"/>
+          </w:tcPr>
+          <w:p>
+            <w:pPr>
+              <w:jc w:val="center"/>
+            </w:pPr>
+            <w:r/>
+            <w:r>
+              <w:rPr>
+                <w:rFonts w:ascii="Times New Roman" w:hAnsi="Times New Roman" w:eastAsia="宋体"/>
+                <w:sz w:val="16"/>
+              </w:rPr>
+              <w:t>☶☲</w:t>
+            </w:r>
+          </w:p>
+        </w:tc>
+        <w:tc>
+          <w:tcPr>
+            <w:tcW w:type="dxa" w:w="1337"/>
+          </w:tcPr>
+          <w:p>
+            <w:pPr>
+              <w:jc w:val="center"/>
+            </w:pPr>
+            <w:r/>
+            <w:r>
+              <w:rPr>
+                <w:rFonts w:ascii="Times New Roman" w:hAnsi="Times New Roman" w:eastAsia="宋体"/>
+                <w:sz w:val="16"/>
+              </w:rPr>
+              <w:t>observational_grasp</w:t>
+            </w:r>
+          </w:p>
+        </w:tc>
+        <w:tc>
+          <w:tcPr>
+            <w:tcW w:type="dxa" w:w="1337"/>
+          </w:tcPr>
+          <w:p>
+            <w:pPr>
+              <w:jc w:val="center"/>
+            </w:pPr>
+            <w:r/>
+            <w:r>
+              <w:rPr>
+                <w:rFonts w:ascii="Times New Roman" w:hAnsi="Times New Roman" w:eastAsia="宋体"/>
+                <w:sz w:val="16"/>
+              </w:rPr>
+              <w:t>0.40</w:t>
+            </w:r>
+          </w:p>
+        </w:tc>
+        <w:tc>
+          <w:tcPr>
+            <w:tcW w:type="dxa" w:w="1337"/>
+          </w:tcPr>
+          <w:p>
+            <w:pPr>
+              <w:jc w:val="center"/>
+            </w:pPr>
+            <w:r/>
+            <w:r>
+              <w:rPr>
+                <w:rFonts w:ascii="Times New Roman" w:hAnsi="Times New Roman" w:eastAsia="宋体"/>
+                <w:sz w:val="16"/>
+              </w:rPr>
+              <w:t>slow</w:t>
+            </w:r>
+          </w:p>
+        </w:tc>
+        <w:tc>
+          <w:tcPr>
+            <w:tcW w:type="dxa" w:w="1337"/>
+          </w:tcPr>
+          <w:p>
+            <w:pPr>
+              <w:jc w:val="center"/>
+            </w:pPr>
+            <w:r/>
+            <w:r>
+              <w:rPr>
+                <w:rFonts w:ascii="Times New Roman" w:hAnsi="Times New Roman" w:eastAsia="宋体"/>
+                <w:sz w:val="16"/>
+              </w:rPr>
+              <w:t>观乎人文，化成天下</w:t>
+            </w:r>
+          </w:p>
+        </w:tc>
+      </w:tr>
+      <w:tr>
+        <w:tc>
+          <w:tcPr>
+            <w:tcW w:type="dxa" w:w="1337"/>
+            <w:shd w:fill="EBF5FB"/>
+          </w:tcPr>
+          <w:p>
+            <w:pPr>
+              <w:jc w:val="center"/>
+            </w:pPr>
+            <w:r/>
+            <w:r>
+              <w:rPr>
+                <w:rFonts w:ascii="Times New Roman" w:hAnsi="Times New Roman" w:eastAsia="宋体"/>
+                <w:sz w:val="16"/>
+              </w:rPr>
+              <w:t>23</w:t>
+            </w:r>
+          </w:p>
+        </w:tc>
+        <w:tc>
+          <w:tcPr>
+            <w:tcW w:type="dxa" w:w="1337"/>
+            <w:shd w:fill="EBF5FB"/>
+          </w:tcPr>
+          <w:p>
+            <w:pPr>
+              <w:jc w:val="center"/>
+            </w:pPr>
+            <w:r/>
+            <w:r>
+              <w:rPr>
+                <w:rFonts w:ascii="Times New Roman" w:hAnsi="Times New Roman" w:eastAsia="宋体"/>
+                <w:sz w:val="16"/>
+              </w:rPr>
+              <w:t>山地剥</w:t>
+            </w:r>
+          </w:p>
+        </w:tc>
+        <w:tc>
+          <w:tcPr>
+            <w:tcW w:type="dxa" w:w="1337"/>
+            <w:shd w:fill="EBF5FB"/>
+          </w:tcPr>
+          <w:p>
+            <w:pPr>
+              <w:jc w:val="center"/>
+            </w:pPr>
+            <w:r/>
+            <w:r>
+              <w:rPr>
+                <w:rFonts w:ascii="Times New Roman" w:hAnsi="Times New Roman" w:eastAsia="宋体"/>
+                <w:sz w:val="16"/>
+              </w:rPr>
+              <w:t>☶☷</w:t>
+            </w:r>
+          </w:p>
+        </w:tc>
+        <w:tc>
+          <w:tcPr>
+            <w:tcW w:type="dxa" w:w="1337"/>
+            <w:shd w:fill="EBF5FB"/>
+          </w:tcPr>
+          <w:p>
+            <w:pPr>
+              <w:jc w:val="center"/>
+            </w:pPr>
+            <w:r/>
+            <w:r>
+              <w:rPr>
+                <w:rFonts w:ascii="Times New Roman" w:hAnsi="Times New Roman" w:eastAsia="宋体"/>
+                <w:sz w:val="16"/>
+              </w:rPr>
+              <w:t>peeling_grasp</w:t>
+            </w:r>
+          </w:p>
+        </w:tc>
+        <w:tc>
+          <w:tcPr>
+            <w:tcW w:type="dxa" w:w="1337"/>
+            <w:shd w:fill="EBF5FB"/>
+          </w:tcPr>
+          <w:p>
+            <w:pPr>
+              <w:jc w:val="center"/>
+            </w:pPr>
+            <w:r/>
+            <w:r>
+              <w:rPr>
+                <w:rFonts w:ascii="Times New Roman" w:hAnsi="Times New Roman" w:eastAsia="宋体"/>
+                <w:sz w:val="16"/>
+              </w:rPr>
+              <w:t>0.35</w:t>
+            </w:r>
+          </w:p>
+        </w:tc>
+        <w:tc>
+          <w:tcPr>
+            <w:tcW w:type="dxa" w:w="1337"/>
+            <w:shd w:fill="EBF5FB"/>
+          </w:tcPr>
+          <w:p>
+            <w:pPr>
+              <w:jc w:val="center"/>
+            </w:pPr>
+            <w:r/>
+            <w:r>
+              <w:rPr>
+                <w:rFonts w:ascii="Times New Roman" w:hAnsi="Times New Roman" w:eastAsia="宋体"/>
+                <w:sz w:val="16"/>
+              </w:rPr>
+              <w:t>slow</w:t>
+            </w:r>
+          </w:p>
+        </w:tc>
+        <w:tc>
+          <w:tcPr>
+            <w:tcW w:type="dxa" w:w="1337"/>
+            <w:shd w:fill="EBF5FB"/>
+          </w:tcPr>
+          <w:p>
+            <w:pPr>
+              <w:jc w:val="center"/>
+            </w:pPr>
+            <w:r/>
+            <w:r>
+              <w:rPr>
+                <w:rFonts w:ascii="Times New Roman" w:hAnsi="Times New Roman" w:eastAsia="宋体"/>
+                <w:sz w:val="16"/>
+              </w:rPr>
+              <w:t>山附于地，层层剥离</w:t>
+            </w:r>
+          </w:p>
+        </w:tc>
+      </w:tr>
+      <w:tr>
+        <w:tc>
+          <w:tcPr>
+            <w:tcW w:type="dxa" w:w="1337"/>
+          </w:tcPr>
+          <w:p>
+            <w:pPr>
+              <w:jc w:val="center"/>
+            </w:pPr>
+            <w:r/>
+            <w:r>
+              <w:rPr>
+                <w:rFonts w:ascii="Times New Roman" w:hAnsi="Times New Roman" w:eastAsia="宋体"/>
+                <w:sz w:val="16"/>
+              </w:rPr>
+              <w:t>24</w:t>
+            </w:r>
+          </w:p>
+        </w:tc>
+        <w:tc>
+          <w:tcPr>
+            <w:tcW w:type="dxa" w:w="1337"/>
+          </w:tcPr>
+          <w:p>
+            <w:pPr>
+              <w:jc w:val="center"/>
+            </w:pPr>
+            <w:r/>
+            <w:r>
+              <w:rPr>
+                <w:rFonts w:ascii="Times New Roman" w:hAnsi="Times New Roman" w:eastAsia="宋体"/>
+                <w:sz w:val="16"/>
+              </w:rPr>
+              <w:t>地雷复</w:t>
+            </w:r>
+          </w:p>
+        </w:tc>
+        <w:tc>
+          <w:tcPr>
+            <w:tcW w:type="dxa" w:w="1337"/>
+          </w:tcPr>
+          <w:p>
+            <w:pPr>
+              <w:jc w:val="center"/>
+            </w:pPr>
+            <w:r/>
+            <w:r>
+              <w:rPr>
+                <w:rFonts w:ascii="Times New Roman" w:hAnsi="Times New Roman" w:eastAsia="宋体"/>
+                <w:sz w:val="16"/>
+              </w:rPr>
+              <w:t>☷☳</w:t>
+            </w:r>
+          </w:p>
+        </w:tc>
+        <w:tc>
+          <w:tcPr>
+            <w:tcW w:type="dxa" w:w="1337"/>
+          </w:tcPr>
+          <w:p>
+            <w:pPr>
+              <w:jc w:val="center"/>
+            </w:pPr>
+            <w:r/>
+            <w:r>
+              <w:rPr>
+                <w:rFonts w:ascii="Times New Roman" w:hAnsi="Times New Roman" w:eastAsia="宋体"/>
+                <w:sz w:val="16"/>
+              </w:rPr>
+              <w:t>iterative_grasp</w:t>
+            </w:r>
+          </w:p>
+        </w:tc>
+        <w:tc>
+          <w:tcPr>
+            <w:tcW w:type="dxa" w:w="1337"/>
+          </w:tcPr>
+          <w:p>
+            <w:pPr>
+              <w:jc w:val="center"/>
+            </w:pPr>
+            <w:r/>
+            <w:r>
+              <w:rPr>
+                <w:rFonts w:ascii="Times New Roman" w:hAnsi="Times New Roman" w:eastAsia="宋体"/>
+                <w:sz w:val="16"/>
+              </w:rPr>
+              <w:t>0.35</w:t>
+            </w:r>
+          </w:p>
+        </w:tc>
+        <w:tc>
+          <w:tcPr>
+            <w:tcW w:type="dxa" w:w="1337"/>
+          </w:tcPr>
+          <w:p>
+            <w:pPr>
+              <w:jc w:val="center"/>
+            </w:pPr>
+            <w:r/>
+            <w:r>
+              <w:rPr>
+                <w:rFonts w:ascii="Times New Roman" w:hAnsi="Times New Roman" w:eastAsia="宋体"/>
+                <w:sz w:val="16"/>
+              </w:rPr>
+              <w:t>slow</w:t>
+            </w:r>
+          </w:p>
+        </w:tc>
+        <w:tc>
+          <w:tcPr>
+            <w:tcW w:type="dxa" w:w="1337"/>
+          </w:tcPr>
+          <w:p>
+            <w:pPr>
+              <w:jc w:val="center"/>
+            </w:pPr>
+            <w:r/>
+            <w:r>
+              <w:rPr>
+                <w:rFonts w:ascii="Times New Roman" w:hAnsi="Times New Roman" w:eastAsia="宋体"/>
+                <w:sz w:val="16"/>
+              </w:rPr>
+              <w:t>雷在地中，反复其道</w:t>
+            </w:r>
+          </w:p>
+        </w:tc>
+      </w:tr>
+      <w:tr>
+        <w:tc>
+          <w:tcPr>
+            <w:tcW w:type="dxa" w:w="1337"/>
+            <w:shd w:fill="EBF5FB"/>
+          </w:tcPr>
+          <w:p>
+            <w:pPr>
+              <w:jc w:val="center"/>
+            </w:pPr>
+            <w:r/>
+            <w:r>
+              <w:rPr>
+                <w:rFonts w:ascii="Times New Roman" w:hAnsi="Times New Roman" w:eastAsia="宋体"/>
+                <w:sz w:val="16"/>
+              </w:rPr>
+              <w:t>25</w:t>
+            </w:r>
+          </w:p>
+        </w:tc>
+        <w:tc>
+          <w:tcPr>
+            <w:tcW w:type="dxa" w:w="1337"/>
+            <w:shd w:fill="EBF5FB"/>
+          </w:tcPr>
+          <w:p>
+            <w:pPr>
+              <w:jc w:val="center"/>
+            </w:pPr>
+            <w:r/>
+            <w:r>
+              <w:rPr>
+                <w:rFonts w:ascii="Times New Roman" w:hAnsi="Times New Roman" w:eastAsia="宋体"/>
+                <w:sz w:val="16"/>
+              </w:rPr>
+              <w:t>天雷无妄</w:t>
+            </w:r>
+          </w:p>
+        </w:tc>
+        <w:tc>
+          <w:tcPr>
+            <w:tcW w:type="dxa" w:w="1337"/>
+            <w:shd w:fill="EBF5FB"/>
+          </w:tcPr>
+          <w:p>
+            <w:pPr>
+              <w:jc w:val="center"/>
+            </w:pPr>
+            <w:r/>
+            <w:r>
+              <w:rPr>
+                <w:rFonts w:ascii="Times New Roman" w:hAnsi="Times New Roman" w:eastAsia="宋体"/>
+                <w:sz w:val="16"/>
+              </w:rPr>
+              <w:t>☰☳</w:t>
+            </w:r>
+          </w:p>
+        </w:tc>
+        <w:tc>
+          <w:tcPr>
+            <w:tcW w:type="dxa" w:w="1337"/>
+            <w:shd w:fill="EBF5FB"/>
+          </w:tcPr>
+          <w:p>
+            <w:pPr>
+              <w:jc w:val="center"/>
+            </w:pPr>
+            <w:r/>
+            <w:r>
+              <w:rPr>
+                <w:rFonts w:ascii="Times New Roman" w:hAnsi="Times New Roman" w:eastAsia="宋体"/>
+                <w:sz w:val="16"/>
+              </w:rPr>
+              <w:t>direct_grasp</w:t>
+            </w:r>
+          </w:p>
+        </w:tc>
+        <w:tc>
+          <w:tcPr>
+            <w:tcW w:type="dxa" w:w="1337"/>
+            <w:shd w:fill="EBF5FB"/>
+          </w:tcPr>
+          <w:p>
+            <w:pPr>
+              <w:jc w:val="center"/>
+            </w:pPr>
+            <w:r/>
+            <w:r>
+              <w:rPr>
+                <w:rFonts w:ascii="Times New Roman" w:hAnsi="Times New Roman" w:eastAsia="宋体"/>
+                <w:sz w:val="16"/>
+              </w:rPr>
+              <w:t>0.55</w:t>
+            </w:r>
+          </w:p>
+        </w:tc>
+        <w:tc>
+          <w:tcPr>
+            <w:tcW w:type="dxa" w:w="1337"/>
+            <w:shd w:fill="EBF5FB"/>
+          </w:tcPr>
+          <w:p>
+            <w:pPr>
+              <w:jc w:val="center"/>
+            </w:pPr>
+            <w:r/>
+            <w:r>
+              <w:rPr>
+                <w:rFonts w:ascii="Times New Roman" w:hAnsi="Times New Roman" w:eastAsia="宋体"/>
+                <w:sz w:val="16"/>
+              </w:rPr>
+              <w:t>fast</w:t>
+            </w:r>
+          </w:p>
+        </w:tc>
+        <w:tc>
+          <w:tcPr>
+            <w:tcW w:type="dxa" w:w="1337"/>
+            <w:shd w:fill="EBF5FB"/>
+          </w:tcPr>
+          <w:p>
+            <w:pPr>
+              <w:jc w:val="center"/>
+            </w:pPr>
+            <w:r/>
+            <w:r>
+              <w:rPr>
+                <w:rFonts w:ascii="Times New Roman" w:hAnsi="Times New Roman" w:eastAsia="宋体"/>
+                <w:sz w:val="16"/>
+              </w:rPr>
+              <w:t>天下雷行，真实不虚</w:t>
+            </w:r>
+          </w:p>
+        </w:tc>
+      </w:tr>
+      <w:tr>
+        <w:tc>
+          <w:tcPr>
+            <w:tcW w:type="dxa" w:w="1337"/>
+          </w:tcPr>
+          <w:p>
+            <w:pPr>
+              <w:jc w:val="center"/>
+            </w:pPr>
+            <w:r/>
+            <w:r>
+              <w:rPr>
+                <w:rFonts w:ascii="Times New Roman" w:hAnsi="Times New Roman" w:eastAsia="宋体"/>
+                <w:sz w:val="16"/>
+              </w:rPr>
+              <w:t>26</w:t>
+            </w:r>
+          </w:p>
+        </w:tc>
+        <w:tc>
+          <w:tcPr>
+            <w:tcW w:type="dxa" w:w="1337"/>
+          </w:tcPr>
+          <w:p>
+            <w:pPr>
+              <w:jc w:val="center"/>
+            </w:pPr>
+            <w:r/>
+            <w:r>
+              <w:rPr>
+                <w:rFonts w:ascii="Times New Roman" w:hAnsi="Times New Roman" w:eastAsia="宋体"/>
+                <w:sz w:val="16"/>
+              </w:rPr>
+              <w:t>山天大畜</w:t>
+            </w:r>
+          </w:p>
+        </w:tc>
+        <w:tc>
+          <w:tcPr>
+            <w:tcW w:type="dxa" w:w="1337"/>
+          </w:tcPr>
+          <w:p>
+            <w:pPr>
+              <w:jc w:val="center"/>
+            </w:pPr>
+            <w:r/>
+            <w:r>
+              <w:rPr>
+                <w:rFonts w:ascii="Times New Roman" w:hAnsi="Times New Roman" w:eastAsia="宋体"/>
+                <w:sz w:val="16"/>
+              </w:rPr>
+              <w:t>☶☰</w:t>
+            </w:r>
+          </w:p>
+        </w:tc>
+        <w:tc>
+          <w:tcPr>
+            <w:tcW w:type="dxa" w:w="1337"/>
+          </w:tcPr>
+          <w:p>
+            <w:pPr>
+              <w:jc w:val="center"/>
+            </w:pPr>
+            <w:r/>
+            <w:r>
+              <w:rPr>
+                <w:rFonts w:ascii="Times New Roman" w:hAnsi="Times New Roman" w:eastAsia="宋体"/>
+                <w:sz w:val="16"/>
+              </w:rPr>
+              <w:t>power_accumulating_grasp</w:t>
+            </w:r>
+          </w:p>
+        </w:tc>
+        <w:tc>
+          <w:tcPr>
+            <w:tcW w:type="dxa" w:w="1337"/>
+          </w:tcPr>
+          <w:p>
+            <w:pPr>
+              <w:jc w:val="center"/>
+            </w:pPr>
+            <w:r/>
+            <w:r>
+              <w:rPr>
+                <w:rFonts w:ascii="Times New Roman" w:hAnsi="Times New Roman" w:eastAsia="宋体"/>
+                <w:sz w:val="16"/>
+              </w:rPr>
+              <w:t>0.75</w:t>
+            </w:r>
+          </w:p>
+        </w:tc>
+        <w:tc>
+          <w:tcPr>
+            <w:tcW w:type="dxa" w:w="1337"/>
+          </w:tcPr>
+          <w:p>
+            <w:pPr>
+              <w:jc w:val="center"/>
+            </w:pPr>
+            <w:r/>
+            <w:r>
+              <w:rPr>
+                <w:rFonts w:ascii="Times New Roman" w:hAnsi="Times New Roman" w:eastAsia="宋体"/>
+                <w:sz w:val="16"/>
+              </w:rPr>
+              <w:t>slow</w:t>
+            </w:r>
+          </w:p>
+        </w:tc>
+        <w:tc>
+          <w:tcPr>
+            <w:tcW w:type="dxa" w:w="1337"/>
+          </w:tcPr>
+          <w:p>
+            <w:pPr>
+              <w:jc w:val="center"/>
+            </w:pPr>
+            <w:r/>
+            <w:r>
+              <w:rPr>
+                <w:rFonts w:ascii="Times New Roman" w:hAnsi="Times New Roman" w:eastAsia="宋体"/>
+                <w:sz w:val="16"/>
+              </w:rPr>
+              <w:t>天在山中，蓄力而发</w:t>
+            </w:r>
+          </w:p>
+        </w:tc>
+      </w:tr>
+      <w:tr>
+        <w:tc>
+          <w:tcPr>
+            <w:tcW w:type="dxa" w:w="1337"/>
+            <w:shd w:fill="EBF5FB"/>
+          </w:tcPr>
+          <w:p>
+            <w:pPr>
+              <w:jc w:val="center"/>
+            </w:pPr>
+            <w:r/>
+            <w:r>
+              <w:rPr>
+                <w:rFonts w:ascii="Times New Roman" w:hAnsi="Times New Roman" w:eastAsia="宋体"/>
+                <w:sz w:val="16"/>
+              </w:rPr>
+              <w:t>27</w:t>
+            </w:r>
+          </w:p>
+        </w:tc>
+        <w:tc>
+          <w:tcPr>
+            <w:tcW w:type="dxa" w:w="1337"/>
+            <w:shd w:fill="EBF5FB"/>
+          </w:tcPr>
+          <w:p>
+            <w:pPr>
+              <w:jc w:val="center"/>
+            </w:pPr>
+            <w:r/>
+            <w:r>
+              <w:rPr>
+                <w:rFonts w:ascii="Times New Roman" w:hAnsi="Times New Roman" w:eastAsia="宋体"/>
+                <w:sz w:val="16"/>
+              </w:rPr>
+              <w:t>山雷颐</w:t>
+            </w:r>
+          </w:p>
+        </w:tc>
+        <w:tc>
+          <w:tcPr>
+            <w:tcW w:type="dxa" w:w="1337"/>
+            <w:shd w:fill="EBF5FB"/>
+          </w:tcPr>
+          <w:p>
+            <w:pPr>
+              <w:jc w:val="center"/>
+            </w:pPr>
+            <w:r/>
+            <w:r>
+              <w:rPr>
+                <w:rFonts w:ascii="Times New Roman" w:hAnsi="Times New Roman" w:eastAsia="宋体"/>
+                <w:sz w:val="16"/>
+              </w:rPr>
+              <w:t>☶☳</w:t>
+            </w:r>
+          </w:p>
+        </w:tc>
+        <w:tc>
+          <w:tcPr>
+            <w:tcW w:type="dxa" w:w="1337"/>
+            <w:shd w:fill="EBF5FB"/>
+          </w:tcPr>
+          <w:p>
+            <w:pPr>
+              <w:jc w:val="center"/>
+            </w:pPr>
+            <w:r/>
+            <w:r>
+              <w:rPr>
+                <w:rFonts w:ascii="Times New Roman" w:hAnsi="Times New Roman" w:eastAsia="宋体"/>
+                <w:sz w:val="16"/>
+              </w:rPr>
+              <w:t>endurance_grasp</w:t>
+            </w:r>
+          </w:p>
+        </w:tc>
+        <w:tc>
+          <w:tcPr>
+            <w:tcW w:type="dxa" w:w="1337"/>
+            <w:shd w:fill="EBF5FB"/>
+          </w:tcPr>
+          <w:p>
+            <w:pPr>
+              <w:jc w:val="center"/>
+            </w:pPr>
+            <w:r/>
+            <w:r>
+              <w:rPr>
+                <w:rFonts w:ascii="Times New Roman" w:hAnsi="Times New Roman" w:eastAsia="宋体"/>
+                <w:sz w:val="16"/>
+              </w:rPr>
+              <w:t>0.50</w:t>
+            </w:r>
+          </w:p>
+        </w:tc>
+        <w:tc>
+          <w:tcPr>
+            <w:tcW w:type="dxa" w:w="1337"/>
+            <w:shd w:fill="EBF5FB"/>
+          </w:tcPr>
+          <w:p>
+            <w:pPr>
+              <w:jc w:val="center"/>
+            </w:pPr>
+            <w:r/>
+            <w:r>
+              <w:rPr>
+                <w:rFonts w:ascii="Times New Roman" w:hAnsi="Times New Roman" w:eastAsia="宋体"/>
+                <w:sz w:val="16"/>
+              </w:rPr>
+              <w:t>slow</w:t>
+            </w:r>
+          </w:p>
+        </w:tc>
+        <w:tc>
+          <w:tcPr>
+            <w:tcW w:type="dxa" w:w="1337"/>
+            <w:shd w:fill="EBF5FB"/>
+          </w:tcPr>
+          <w:p>
+            <w:pPr>
+              <w:jc w:val="center"/>
+            </w:pPr>
+            <w:r/>
+            <w:r>
+              <w:rPr>
+                <w:rFonts w:ascii="Times New Roman" w:hAnsi="Times New Roman" w:eastAsia="宋体"/>
+                <w:sz w:val="16"/>
+              </w:rPr>
+              <w:t>养正也，自求口实</w:t>
+            </w:r>
+          </w:p>
+        </w:tc>
+      </w:tr>
+      <w:tr>
+        <w:tc>
+          <w:tcPr>
+            <w:tcW w:type="dxa" w:w="1337"/>
+          </w:tcPr>
+          <w:p>
+            <w:pPr>
+              <w:jc w:val="center"/>
+            </w:pPr>
+            <w:r/>
+            <w:r>
+              <w:rPr>
+                <w:rFonts w:ascii="Times New Roman" w:hAnsi="Times New Roman" w:eastAsia="宋体"/>
+                <w:sz w:val="16"/>
+              </w:rPr>
+              <w:t>28</w:t>
+            </w:r>
+          </w:p>
+        </w:tc>
+        <w:tc>
+          <w:tcPr>
+            <w:tcW w:type="dxa" w:w="1337"/>
+          </w:tcPr>
+          <w:p>
+            <w:pPr>
+              <w:jc w:val="center"/>
+            </w:pPr>
+            <w:r/>
+            <w:r>
+              <w:rPr>
+                <w:rFonts w:ascii="Times New Roman" w:hAnsi="Times New Roman" w:eastAsia="宋体"/>
+                <w:sz w:val="16"/>
+              </w:rPr>
+              <w:t>泽风大过</w:t>
+            </w:r>
+          </w:p>
+        </w:tc>
+        <w:tc>
+          <w:tcPr>
+            <w:tcW w:type="dxa" w:w="1337"/>
+          </w:tcPr>
+          <w:p>
+            <w:pPr>
+              <w:jc w:val="center"/>
+            </w:pPr>
+            <w:r/>
+            <w:r>
+              <w:rPr>
+                <w:rFonts w:ascii="Times New Roman" w:hAnsi="Times New Roman" w:eastAsia="宋体"/>
+                <w:sz w:val="16"/>
+              </w:rPr>
+              <w:t>☱☴</w:t>
+            </w:r>
+          </w:p>
+        </w:tc>
+        <w:tc>
+          <w:tcPr>
+            <w:tcW w:type="dxa" w:w="1337"/>
+          </w:tcPr>
+          <w:p>
+            <w:pPr>
+              <w:jc w:val="center"/>
+            </w:pPr>
+            <w:r/>
+            <w:r>
+              <w:rPr>
+                <w:rFonts w:ascii="Times New Roman" w:hAnsi="Times New Roman" w:eastAsia="宋体"/>
+                <w:sz w:val="16"/>
+              </w:rPr>
+              <w:t>forceful_grasp</w:t>
+            </w:r>
+          </w:p>
+        </w:tc>
+        <w:tc>
+          <w:tcPr>
+            <w:tcW w:type="dxa" w:w="1337"/>
+          </w:tcPr>
+          <w:p>
+            <w:pPr>
+              <w:jc w:val="center"/>
+            </w:pPr>
+            <w:r/>
+            <w:r>
+              <w:rPr>
+                <w:rFonts w:ascii="Times New Roman" w:hAnsi="Times New Roman" w:eastAsia="宋体"/>
+                <w:sz w:val="16"/>
+              </w:rPr>
+              <w:t>0.80</w:t>
+            </w:r>
+          </w:p>
+        </w:tc>
+        <w:tc>
+          <w:tcPr>
+            <w:tcW w:type="dxa" w:w="1337"/>
+          </w:tcPr>
+          <w:p>
+            <w:pPr>
+              <w:jc w:val="center"/>
+            </w:pPr>
+            <w:r/>
+            <w:r>
+              <w:rPr>
+                <w:rFonts w:ascii="Times New Roman" w:hAnsi="Times New Roman" w:eastAsia="宋体"/>
+                <w:sz w:val="16"/>
+              </w:rPr>
+              <w:t>medium</w:t>
+            </w:r>
+          </w:p>
+        </w:tc>
+        <w:tc>
+          <w:tcPr>
+            <w:tcW w:type="dxa" w:w="1337"/>
+          </w:tcPr>
+          <w:p>
+            <w:pPr>
+              <w:jc w:val="center"/>
+            </w:pPr>
+            <w:r/>
+            <w:r>
+              <w:rPr>
+                <w:rFonts w:ascii="Times New Roman" w:hAnsi="Times New Roman" w:eastAsia="宋体"/>
+                <w:sz w:val="16"/>
+              </w:rPr>
+              <w:t>泽灭木，独立不惧</w:t>
+            </w:r>
+          </w:p>
+        </w:tc>
+      </w:tr>
+      <w:tr>
+        <w:tc>
+          <w:tcPr>
+            <w:tcW w:type="dxa" w:w="1337"/>
+            <w:shd w:fill="EBF5FB"/>
+          </w:tcPr>
+          <w:p>
+            <w:pPr>
+              <w:jc w:val="center"/>
+            </w:pPr>
+            <w:r/>
+            <w:r>
+              <w:rPr>
+                <w:rFonts w:ascii="Times New Roman" w:hAnsi="Times New Roman" w:eastAsia="宋体"/>
+                <w:sz w:val="16"/>
+              </w:rPr>
+              <w:t>29</w:t>
+            </w:r>
+          </w:p>
+        </w:tc>
+        <w:tc>
+          <w:tcPr>
+            <w:tcW w:type="dxa" w:w="1337"/>
+            <w:shd w:fill="EBF5FB"/>
+          </w:tcPr>
+          <w:p>
+            <w:pPr>
+              <w:jc w:val="center"/>
+            </w:pPr>
+            <w:r/>
+            <w:r>
+              <w:rPr>
+                <w:rFonts w:ascii="Times New Roman" w:hAnsi="Times New Roman" w:eastAsia="宋体"/>
+                <w:sz w:val="16"/>
+              </w:rPr>
+              <w:t>坎为水</w:t>
+            </w:r>
+          </w:p>
+        </w:tc>
+        <w:tc>
+          <w:tcPr>
+            <w:tcW w:type="dxa" w:w="1337"/>
+            <w:shd w:fill="EBF5FB"/>
+          </w:tcPr>
+          <w:p>
+            <w:pPr>
+              <w:jc w:val="center"/>
+            </w:pPr>
+            <w:r/>
+            <w:r>
+              <w:rPr>
+                <w:rFonts w:ascii="Times New Roman" w:hAnsi="Times New Roman" w:eastAsia="宋体"/>
+                <w:sz w:val="16"/>
+              </w:rPr>
+              <w:t>☵☵</w:t>
+            </w:r>
+          </w:p>
+        </w:tc>
+        <w:tc>
+          <w:tcPr>
+            <w:tcW w:type="dxa" w:w="1337"/>
+            <w:shd w:fill="EBF5FB"/>
+          </w:tcPr>
+          <w:p>
+            <w:pPr>
+              <w:jc w:val="center"/>
+            </w:pPr>
+            <w:r/>
+            <w:r>
+              <w:rPr>
+                <w:rFonts w:ascii="Times New Roman" w:hAnsi="Times New Roman" w:eastAsia="宋体"/>
+                <w:sz w:val="16"/>
+              </w:rPr>
+              <w:t>cautious_grasp</w:t>
+            </w:r>
+          </w:p>
+        </w:tc>
+        <w:tc>
+          <w:tcPr>
+            <w:tcW w:type="dxa" w:w="1337"/>
+            <w:shd w:fill="EBF5FB"/>
+          </w:tcPr>
+          <w:p>
+            <w:pPr>
+              <w:jc w:val="center"/>
+            </w:pPr>
+            <w:r/>
+            <w:r>
+              <w:rPr>
+                <w:rFonts w:ascii="Times New Roman" w:hAnsi="Times New Roman" w:eastAsia="宋体"/>
+                <w:sz w:val="16"/>
+              </w:rPr>
+              <w:t>0.50</w:t>
+            </w:r>
+          </w:p>
+        </w:tc>
+        <w:tc>
+          <w:tcPr>
+            <w:tcW w:type="dxa" w:w="1337"/>
+            <w:shd w:fill="EBF5FB"/>
+          </w:tcPr>
+          <w:p>
+            <w:pPr>
+              <w:jc w:val="center"/>
+            </w:pPr>
+            <w:r/>
+            <w:r>
+              <w:rPr>
+                <w:rFonts w:ascii="Times New Roman" w:hAnsi="Times New Roman" w:eastAsia="宋体"/>
+                <w:sz w:val="16"/>
+              </w:rPr>
+              <w:t>slow</w:t>
+            </w:r>
+          </w:p>
+        </w:tc>
+        <w:tc>
+          <w:tcPr>
+            <w:tcW w:type="dxa" w:w="1337"/>
+            <w:shd w:fill="EBF5FB"/>
+          </w:tcPr>
+          <w:p>
+            <w:pPr>
+              <w:jc w:val="center"/>
+            </w:pPr>
+            <w:r/>
+            <w:r>
+              <w:rPr>
+                <w:rFonts w:ascii="Times New Roman" w:hAnsi="Times New Roman" w:eastAsia="宋体"/>
+                <w:sz w:val="16"/>
+              </w:rPr>
+              <w:t>重险陷也，行险不失信</w:t>
+            </w:r>
+          </w:p>
+        </w:tc>
+      </w:tr>
+      <w:tr>
+        <w:tc>
+          <w:tcPr>
+            <w:tcW w:type="dxa" w:w="1337"/>
+          </w:tcPr>
+          <w:p>
+            <w:pPr>
+              <w:jc w:val="center"/>
+            </w:pPr>
+            <w:r/>
+            <w:r>
+              <w:rPr>
+                <w:rFonts w:ascii="Times New Roman" w:hAnsi="Times New Roman" w:eastAsia="宋体"/>
+                <w:sz w:val="16"/>
+              </w:rPr>
+              <w:t>30</w:t>
+            </w:r>
+          </w:p>
+        </w:tc>
+        <w:tc>
+          <w:tcPr>
+            <w:tcW w:type="dxa" w:w="1337"/>
+          </w:tcPr>
+          <w:p>
+            <w:pPr>
+              <w:jc w:val="center"/>
+            </w:pPr>
+            <w:r/>
+            <w:r>
+              <w:rPr>
+                <w:rFonts w:ascii="Times New Roman" w:hAnsi="Times New Roman" w:eastAsia="宋体"/>
+                <w:sz w:val="16"/>
+              </w:rPr>
+              <w:t>离为火</w:t>
+            </w:r>
+          </w:p>
+        </w:tc>
+        <w:tc>
+          <w:tcPr>
+            <w:tcW w:type="dxa" w:w="1337"/>
+          </w:tcPr>
+          <w:p>
+            <w:pPr>
+              <w:jc w:val="center"/>
+            </w:pPr>
+            <w:r/>
+            <w:r>
+              <w:rPr>
+                <w:rFonts w:ascii="Times New Roman" w:hAnsi="Times New Roman" w:eastAsia="宋体"/>
+                <w:sz w:val="16"/>
+              </w:rPr>
+              <w:t>☲☲</w:t>
+            </w:r>
+          </w:p>
+        </w:tc>
+        <w:tc>
+          <w:tcPr>
+            <w:tcW w:type="dxa" w:w="1337"/>
+          </w:tcPr>
+          <w:p>
+            <w:pPr>
+              <w:jc w:val="center"/>
+            </w:pPr>
+            <w:r/>
+            <w:r>
+              <w:rPr>
+                <w:rFonts w:ascii="Times New Roman" w:hAnsi="Times New Roman" w:eastAsia="宋体"/>
+                <w:sz w:val="16"/>
+              </w:rPr>
+              <w:t>adhesion_grasp</w:t>
+            </w:r>
+          </w:p>
+        </w:tc>
+        <w:tc>
+          <w:tcPr>
+            <w:tcW w:type="dxa" w:w="1337"/>
+          </w:tcPr>
+          <w:p>
+            <w:pPr>
+              <w:jc w:val="center"/>
+            </w:pPr>
+            <w:r/>
+            <w:r>
+              <w:rPr>
+                <w:rFonts w:ascii="Times New Roman" w:hAnsi="Times New Roman" w:eastAsia="宋体"/>
+                <w:sz w:val="16"/>
+              </w:rPr>
+              <w:t>0.40</w:t>
+            </w:r>
+          </w:p>
+        </w:tc>
+        <w:tc>
+          <w:tcPr>
+            <w:tcW w:type="dxa" w:w="1337"/>
+          </w:tcPr>
+          <w:p>
+            <w:pPr>
+              <w:jc w:val="center"/>
+            </w:pPr>
+            <w:r/>
+            <w:r>
+              <w:rPr>
+                <w:rFonts w:ascii="Times New Roman" w:hAnsi="Times New Roman" w:eastAsia="宋体"/>
+                <w:sz w:val="16"/>
+              </w:rPr>
+              <w:t>medium</w:t>
+            </w:r>
+          </w:p>
+        </w:tc>
+        <w:tc>
+          <w:tcPr>
+            <w:tcW w:type="dxa" w:w="1337"/>
+          </w:tcPr>
+          <w:p>
+            <w:pPr>
+              <w:jc w:val="center"/>
+            </w:pPr>
+            <w:r/>
+            <w:r>
+              <w:rPr>
+                <w:rFonts w:ascii="Times New Roman" w:hAnsi="Times New Roman" w:eastAsia="宋体"/>
+                <w:sz w:val="16"/>
+              </w:rPr>
+              <w:t>光明附丽，日月丽天</w:t>
+            </w:r>
+          </w:p>
+        </w:tc>
+      </w:tr>
+    </w:tbl>
+    <w:p/>
+    <w:p>
+      <w:r>
+        <w:br w:type="page"/>
+      </w:r>
+    </w:p>
+    <w:p>
+      <w:pPr>
+        <w:jc w:val="center"/>
+      </w:pPr>
+      <w:r>
+        <w:rPr>
+          <w:rFonts w:ascii="Times New Roman" w:hAnsi="Times New Roman" w:eastAsia="黑体"/>
+          <w:b/>
+          <w:sz w:val="18"/>
+        </w:rPr>
+        <w:t>表A2. 64卦完整策略映射 — 下经（卦31-64）</w:t>
+      </w:r>
+    </w:p>
+    <w:tbl>
+      <w:tblPr>
+        <w:tblStyle w:val="TableGrid"/>
+        <w:tblW w:type="auto" w:w="0"/>
+        <w:jc w:val="center"/>
+        <w:tblLook w:firstColumn="1" w:firstRow="1" w:lastColumn="0" w:lastRow="0" w:noHBand="0" w:noVBand="1" w:val="04A0"/>
+      </w:tblPr>
+      <w:tblGrid>
+        <w:gridCol w:w="1337"/>
+        <w:gridCol w:w="1337"/>
+        <w:gridCol w:w="1337"/>
+        <w:gridCol w:w="1337"/>
+        <w:gridCol w:w="1337"/>
+        <w:gridCol w:w="1337"/>
+        <w:gridCol w:w="1337"/>
+      </w:tblGrid>
+      <w:tr>
+        <w:tc>
+          <w:tcPr>
+            <w:tcW w:type="dxa" w:w="1337"/>
+            <w:shd w:fill="1A5276"/>
+          </w:tcPr>
+          <w:p>
+            <w:pPr>
+              <w:jc w:val="center"/>
+            </w:pPr>
+            <w:r/>
+            <w:r>
+              <w:rPr>
+                <w:rFonts w:ascii="Times New Roman" w:hAnsi="Times New Roman" w:eastAsia="黑体"/>
+                <w:b/>
+                <w:color w:val="FFFFFF"/>
+                <w:sz w:val="16"/>
+              </w:rPr>
+              <w:t>卦序</w:t>
+            </w:r>
+          </w:p>
+        </w:tc>
+        <w:tc>
+          <w:tcPr>
+            <w:tcW w:type="dxa" w:w="1337"/>
+            <w:shd w:fill="1A5276"/>
+          </w:tcPr>
+          <w:p>
+            <w:pPr>
+              <w:jc w:val="center"/>
+            </w:pPr>
+            <w:r/>
+            <w:r>
+              <w:rPr>
+                <w:rFonts w:ascii="Times New Roman" w:hAnsi="Times New Roman" w:eastAsia="黑体"/>
+                <w:b/>
+                <w:color w:val="FFFFFF"/>
+                <w:sz w:val="16"/>
+              </w:rPr>
+              <w:t>卦名</w:t>
+            </w:r>
+          </w:p>
+        </w:tc>
+        <w:tc>
+          <w:tcPr>
+            <w:tcW w:type="dxa" w:w="1337"/>
+            <w:shd w:fill="1A5276"/>
+          </w:tcPr>
+          <w:p>
+            <w:pPr>
+              <w:jc w:val="center"/>
+            </w:pPr>
+            <w:r/>
+            <w:r>
+              <w:rPr>
+                <w:rFonts w:ascii="Times New Roman" w:hAnsi="Times New Roman" w:eastAsia="黑体"/>
+                <w:b/>
+                <w:color w:val="FFFFFF"/>
+                <w:sz w:val="16"/>
+              </w:rPr>
+              <w:t>符号</w:t>
+            </w:r>
+          </w:p>
+        </w:tc>
+        <w:tc>
+          <w:tcPr>
+            <w:tcW w:type="dxa" w:w="1337"/>
+            <w:shd w:fill="1A5276"/>
+          </w:tcPr>
+          <w:p>
+            <w:pPr>
+              <w:jc w:val="center"/>
+            </w:pPr>
+            <w:r/>
+            <w:r>
+              <w:rPr>
+                <w:rFonts w:ascii="Times New Roman" w:hAnsi="Times New Roman" w:eastAsia="黑体"/>
+                <w:b/>
+                <w:color w:val="FFFFFF"/>
+                <w:sz w:val="16"/>
+              </w:rPr>
+              <w:t>策略类型</w:t>
+            </w:r>
+          </w:p>
+        </w:tc>
+        <w:tc>
+          <w:tcPr>
+            <w:tcW w:type="dxa" w:w="1337"/>
+            <w:shd w:fill="1A5276"/>
+          </w:tcPr>
+          <w:p>
+            <w:pPr>
+              <w:jc w:val="center"/>
+            </w:pPr>
+            <w:r/>
+            <w:r>
+              <w:rPr>
+                <w:rFonts w:ascii="Times New Roman" w:hAnsi="Times New Roman" w:eastAsia="黑体"/>
+                <w:b/>
+                <w:color w:val="FFFFFF"/>
+                <w:sz w:val="16"/>
+              </w:rPr>
+              <w:t>力</w:t>
+            </w:r>
+          </w:p>
+        </w:tc>
+        <w:tc>
+          <w:tcPr>
+            <w:tcW w:type="dxa" w:w="1337"/>
+            <w:shd w:fill="1A5276"/>
+          </w:tcPr>
+          <w:p>
+            <w:pPr>
+              <w:jc w:val="center"/>
+            </w:pPr>
+            <w:r/>
+            <w:r>
+              <w:rPr>
+                <w:rFonts w:ascii="Times New Roman" w:hAnsi="Times New Roman" w:eastAsia="黑体"/>
+                <w:b/>
+                <w:color w:val="FFFFFF"/>
+                <w:sz w:val="16"/>
+              </w:rPr>
+              <w:t>速度</w:t>
+            </w:r>
+          </w:p>
+        </w:tc>
+        <w:tc>
+          <w:tcPr>
+            <w:tcW w:type="dxa" w:w="1337"/>
+            <w:shd w:fill="1A5276"/>
+          </w:tcPr>
+          <w:p>
+            <w:pPr>
+              <w:jc w:val="center"/>
+            </w:pPr>
+            <w:r/>
+            <w:r>
+              <w:rPr>
+                <w:rFonts w:ascii="Times New Roman" w:hAnsi="Times New Roman" w:eastAsia="黑体"/>
+                <w:b/>
+                <w:color w:val="FFFFFF"/>
+                <w:sz w:val="16"/>
+              </w:rPr>
+              <w:t>卦辞</w:t>
+            </w:r>
+          </w:p>
+        </w:tc>
+      </w:tr>
+      <w:tr>
+        <w:tc>
+          <w:tcPr>
+            <w:tcW w:type="dxa" w:w="1337"/>
+            <w:shd w:fill="EBF5FB"/>
+          </w:tcPr>
+          <w:p>
+            <w:pPr>
+              <w:jc w:val="center"/>
+            </w:pPr>
+            <w:r/>
+            <w:r>
+              <w:rPr>
+                <w:rFonts w:ascii="Times New Roman" w:hAnsi="Times New Roman" w:eastAsia="宋体"/>
+                <w:sz w:val="16"/>
+              </w:rPr>
+              <w:t>31</w:t>
+            </w:r>
+          </w:p>
+        </w:tc>
+        <w:tc>
+          <w:tcPr>
+            <w:tcW w:type="dxa" w:w="1337"/>
+            <w:shd w:fill="EBF5FB"/>
+          </w:tcPr>
+          <w:p>
+            <w:pPr>
+              <w:jc w:val="center"/>
+            </w:pPr>
+            <w:r/>
+            <w:r>
+              <w:rPr>
+                <w:rFonts w:ascii="Times New Roman" w:hAnsi="Times New Roman" w:eastAsia="宋体"/>
+                <w:sz w:val="16"/>
+              </w:rPr>
+              <w:t>泽山咸</w:t>
+            </w:r>
+          </w:p>
+        </w:tc>
+        <w:tc>
+          <w:tcPr>
+            <w:tcW w:type="dxa" w:w="1337"/>
+            <w:shd w:fill="EBF5FB"/>
+          </w:tcPr>
+          <w:p>
+            <w:pPr>
+              <w:jc w:val="center"/>
+            </w:pPr>
+            <w:r/>
+            <w:r>
+              <w:rPr>
+                <w:rFonts w:ascii="Times New Roman" w:hAnsi="Times New Roman" w:eastAsia="宋体"/>
+                <w:sz w:val="16"/>
+              </w:rPr>
+              <w:t>☱☶</w:t>
+            </w:r>
+          </w:p>
+        </w:tc>
+        <w:tc>
+          <w:tcPr>
+            <w:tcW w:type="dxa" w:w="1337"/>
+            <w:shd w:fill="EBF5FB"/>
+          </w:tcPr>
+          <w:p>
+            <w:pPr>
+              <w:jc w:val="center"/>
+            </w:pPr>
+            <w:r/>
+            <w:r>
+              <w:rPr>
+                <w:rFonts w:ascii="Times New Roman" w:hAnsi="Times New Roman" w:eastAsia="宋体"/>
+                <w:sz w:val="16"/>
+              </w:rPr>
+              <w:t>tactile_feedback_grasp</w:t>
+            </w:r>
+          </w:p>
+        </w:tc>
+        <w:tc>
+          <w:tcPr>
+            <w:tcW w:type="dxa" w:w="1337"/>
+            <w:shd w:fill="EBF5FB"/>
+          </w:tcPr>
+          <w:p>
+            <w:pPr>
+              <w:jc w:val="center"/>
+            </w:pPr>
+            <w:r/>
+            <w:r>
+              <w:rPr>
+                <w:rFonts w:ascii="Times New Roman" w:hAnsi="Times New Roman" w:eastAsia="宋体"/>
+                <w:sz w:val="16"/>
+              </w:rPr>
+              <w:t>0.40</w:t>
+            </w:r>
+          </w:p>
+        </w:tc>
+        <w:tc>
+          <w:tcPr>
+            <w:tcW w:type="dxa" w:w="1337"/>
+            <w:shd w:fill="EBF5FB"/>
+          </w:tcPr>
+          <w:p>
+            <w:pPr>
+              <w:jc w:val="center"/>
+            </w:pPr>
+            <w:r/>
+            <w:r>
+              <w:rPr>
+                <w:rFonts w:ascii="Times New Roman" w:hAnsi="Times New Roman" w:eastAsia="宋体"/>
+                <w:sz w:val="16"/>
+              </w:rPr>
+              <w:t>slow</w:t>
+            </w:r>
+          </w:p>
+        </w:tc>
+        <w:tc>
+          <w:tcPr>
+            <w:tcW w:type="dxa" w:w="1337"/>
+            <w:shd w:fill="EBF5FB"/>
+          </w:tcPr>
+          <w:p>
+            <w:pPr>
+              <w:jc w:val="center"/>
+            </w:pPr>
+            <w:r/>
+            <w:r>
+              <w:rPr>
+                <w:rFonts w:ascii="Times New Roman" w:hAnsi="Times New Roman" w:eastAsia="宋体"/>
+                <w:sz w:val="16"/>
+              </w:rPr>
+              <w:t>山上有泽，感而遂通</w:t>
+            </w:r>
+          </w:p>
+        </w:tc>
+      </w:tr>
+      <w:tr>
+        <w:tc>
+          <w:tcPr>
+            <w:tcW w:type="dxa" w:w="1337"/>
+          </w:tcPr>
+          <w:p>
+            <w:pPr>
+              <w:jc w:val="center"/>
+            </w:pPr>
+            <w:r/>
+            <w:r>
+              <w:rPr>
+                <w:rFonts w:ascii="Times New Roman" w:hAnsi="Times New Roman" w:eastAsia="宋体"/>
+                <w:sz w:val="16"/>
+              </w:rPr>
+              <w:t>32</w:t>
+            </w:r>
+          </w:p>
+        </w:tc>
+        <w:tc>
+          <w:tcPr>
+            <w:tcW w:type="dxa" w:w="1337"/>
+          </w:tcPr>
+          <w:p>
+            <w:pPr>
+              <w:jc w:val="center"/>
+            </w:pPr>
+            <w:r/>
+            <w:r>
+              <w:rPr>
+                <w:rFonts w:ascii="Times New Roman" w:hAnsi="Times New Roman" w:eastAsia="宋体"/>
+                <w:sz w:val="16"/>
+              </w:rPr>
+              <w:t>雷风恒</w:t>
+            </w:r>
+          </w:p>
+        </w:tc>
+        <w:tc>
+          <w:tcPr>
+            <w:tcW w:type="dxa" w:w="1337"/>
+          </w:tcPr>
+          <w:p>
+            <w:pPr>
+              <w:jc w:val="center"/>
+            </w:pPr>
+            <w:r/>
+            <w:r>
+              <w:rPr>
+                <w:rFonts w:ascii="Times New Roman" w:hAnsi="Times New Roman" w:eastAsia="宋体"/>
+                <w:sz w:val="16"/>
+              </w:rPr>
+              <w:t>☳☴</w:t>
+            </w:r>
+          </w:p>
+        </w:tc>
+        <w:tc>
+          <w:tcPr>
+            <w:tcW w:type="dxa" w:w="1337"/>
+          </w:tcPr>
+          <w:p>
+            <w:pPr>
+              <w:jc w:val="center"/>
+            </w:pPr>
+            <w:r/>
+            <w:r>
+              <w:rPr>
+                <w:rFonts w:ascii="Times New Roman" w:hAnsi="Times New Roman" w:eastAsia="宋体"/>
+                <w:sz w:val="16"/>
+              </w:rPr>
+              <w:t>endurance_grasp</w:t>
+            </w:r>
+          </w:p>
+        </w:tc>
+        <w:tc>
+          <w:tcPr>
+            <w:tcW w:type="dxa" w:w="1337"/>
+          </w:tcPr>
+          <w:p>
+            <w:pPr>
+              <w:jc w:val="center"/>
+            </w:pPr>
+            <w:r/>
+            <w:r>
+              <w:rPr>
+                <w:rFonts w:ascii="Times New Roman" w:hAnsi="Times New Roman" w:eastAsia="宋体"/>
+                <w:sz w:val="16"/>
+              </w:rPr>
+              <w:t>0.50</w:t>
+            </w:r>
+          </w:p>
+        </w:tc>
+        <w:tc>
+          <w:tcPr>
+            <w:tcW w:type="dxa" w:w="1337"/>
+          </w:tcPr>
+          <w:p>
+            <w:pPr>
+              <w:jc w:val="center"/>
+            </w:pPr>
+            <w:r/>
+            <w:r>
+              <w:rPr>
+                <w:rFonts w:ascii="Times New Roman" w:hAnsi="Times New Roman" w:eastAsia="宋体"/>
+                <w:sz w:val="16"/>
+              </w:rPr>
+              <w:t>medium</w:t>
+            </w:r>
+          </w:p>
+        </w:tc>
+        <w:tc>
+          <w:tcPr>
+            <w:tcW w:type="dxa" w:w="1337"/>
+          </w:tcPr>
+          <w:p>
+            <w:pPr>
+              <w:jc w:val="center"/>
+            </w:pPr>
+            <w:r/>
+            <w:r>
+              <w:rPr>
+                <w:rFonts w:ascii="Times New Roman" w:hAnsi="Times New Roman" w:eastAsia="宋体"/>
+                <w:sz w:val="16"/>
+              </w:rPr>
+              <w:t>雷风恒，持之以恒</w:t>
+            </w:r>
+          </w:p>
+        </w:tc>
+      </w:tr>
+      <w:tr>
+        <w:tc>
+          <w:tcPr>
+            <w:tcW w:type="dxa" w:w="1337"/>
+            <w:shd w:fill="EBF5FB"/>
+          </w:tcPr>
+          <w:p>
+            <w:pPr>
+              <w:jc w:val="center"/>
+            </w:pPr>
+            <w:r/>
+            <w:r>
+              <w:rPr>
+                <w:rFonts w:ascii="Times New Roman" w:hAnsi="Times New Roman" w:eastAsia="宋体"/>
+                <w:sz w:val="16"/>
+              </w:rPr>
+              <w:t>33</w:t>
+            </w:r>
+          </w:p>
+        </w:tc>
+        <w:tc>
+          <w:tcPr>
+            <w:tcW w:type="dxa" w:w="1337"/>
+            <w:shd w:fill="EBF5FB"/>
+          </w:tcPr>
+          <w:p>
+            <w:pPr>
+              <w:jc w:val="center"/>
+            </w:pPr>
+            <w:r/>
+            <w:r>
+              <w:rPr>
+                <w:rFonts w:ascii="Times New Roman" w:hAnsi="Times New Roman" w:eastAsia="宋体"/>
+                <w:sz w:val="16"/>
+              </w:rPr>
+              <w:t>天山遁</w:t>
+            </w:r>
+          </w:p>
+        </w:tc>
+        <w:tc>
+          <w:tcPr>
+            <w:tcW w:type="dxa" w:w="1337"/>
+            <w:shd w:fill="EBF5FB"/>
+          </w:tcPr>
+          <w:p>
+            <w:pPr>
+              <w:jc w:val="center"/>
+            </w:pPr>
+            <w:r/>
+            <w:r>
+              <w:rPr>
+                <w:rFonts w:ascii="Times New Roman" w:hAnsi="Times New Roman" w:eastAsia="宋体"/>
+                <w:sz w:val="16"/>
+              </w:rPr>
+              <w:t>☰☶</w:t>
+            </w:r>
+          </w:p>
+        </w:tc>
+        <w:tc>
+          <w:tcPr>
+            <w:tcW w:type="dxa" w:w="1337"/>
+            <w:shd w:fill="EBF5FB"/>
+          </w:tcPr>
+          <w:p>
+            <w:pPr>
+              <w:jc w:val="center"/>
+            </w:pPr>
+            <w:r/>
+            <w:r>
+              <w:rPr>
+                <w:rFonts w:ascii="Times New Roman" w:hAnsi="Times New Roman" w:eastAsia="宋体"/>
+                <w:sz w:val="16"/>
+              </w:rPr>
+              <w:t>withdraw_grasp</w:t>
+            </w:r>
+          </w:p>
+        </w:tc>
+        <w:tc>
+          <w:tcPr>
+            <w:tcW w:type="dxa" w:w="1337"/>
+            <w:shd w:fill="EBF5FB"/>
+          </w:tcPr>
+          <w:p>
+            <w:pPr>
+              <w:jc w:val="center"/>
+            </w:pPr>
+            <w:r/>
+            <w:r>
+              <w:rPr>
+                <w:rFonts w:ascii="Times New Roman" w:hAnsi="Times New Roman" w:eastAsia="宋体"/>
+                <w:sz w:val="16"/>
+              </w:rPr>
+              <w:t>0.20</w:t>
+            </w:r>
+          </w:p>
+        </w:tc>
+        <w:tc>
+          <w:tcPr>
+            <w:tcW w:type="dxa" w:w="1337"/>
+            <w:shd w:fill="EBF5FB"/>
+          </w:tcPr>
+          <w:p>
+            <w:pPr>
+              <w:jc w:val="center"/>
+            </w:pPr>
+            <w:r/>
+            <w:r>
+              <w:rPr>
+                <w:rFonts w:ascii="Times New Roman" w:hAnsi="Times New Roman" w:eastAsia="宋体"/>
+                <w:sz w:val="16"/>
+              </w:rPr>
+              <w:t>slow</w:t>
+            </w:r>
+          </w:p>
+        </w:tc>
+        <w:tc>
+          <w:tcPr>
+            <w:tcW w:type="dxa" w:w="1337"/>
+            <w:shd w:fill="EBF5FB"/>
+          </w:tcPr>
+          <w:p>
+            <w:pPr>
+              <w:jc w:val="center"/>
+            </w:pPr>
+            <w:r/>
+            <w:r>
+              <w:rPr>
+                <w:rFonts w:ascii="Times New Roman" w:hAnsi="Times New Roman" w:eastAsia="宋体"/>
+                <w:sz w:val="16"/>
+              </w:rPr>
+              <w:t>天下有山，退避三舍</w:t>
+            </w:r>
+          </w:p>
+        </w:tc>
+      </w:tr>
+      <w:tr>
+        <w:tc>
+          <w:tcPr>
+            <w:tcW w:type="dxa" w:w="1337"/>
+          </w:tcPr>
+          <w:p>
+            <w:pPr>
+              <w:jc w:val="center"/>
+            </w:pPr>
+            <w:r/>
+            <w:r>
+              <w:rPr>
+                <w:rFonts w:ascii="Times New Roman" w:hAnsi="Times New Roman" w:eastAsia="宋体"/>
+                <w:sz w:val="16"/>
+              </w:rPr>
+              <w:t>34</w:t>
+            </w:r>
+          </w:p>
+        </w:tc>
+        <w:tc>
+          <w:tcPr>
+            <w:tcW w:type="dxa" w:w="1337"/>
+          </w:tcPr>
+          <w:p>
+            <w:pPr>
+              <w:jc w:val="center"/>
+            </w:pPr>
+            <w:r/>
+            <w:r>
+              <w:rPr>
+                <w:rFonts w:ascii="Times New Roman" w:hAnsi="Times New Roman" w:eastAsia="宋体"/>
+                <w:sz w:val="16"/>
+              </w:rPr>
+              <w:t>雷天大壮</w:t>
+            </w:r>
+          </w:p>
+        </w:tc>
+        <w:tc>
+          <w:tcPr>
+            <w:tcW w:type="dxa" w:w="1337"/>
+          </w:tcPr>
+          <w:p>
+            <w:pPr>
+              <w:jc w:val="center"/>
+            </w:pPr>
+            <w:r/>
+            <w:r>
+              <w:rPr>
+                <w:rFonts w:ascii="Times New Roman" w:hAnsi="Times New Roman" w:eastAsia="宋体"/>
+                <w:sz w:val="16"/>
+              </w:rPr>
+              <w:t>☳☰</w:t>
+            </w:r>
+          </w:p>
+        </w:tc>
+        <w:tc>
+          <w:tcPr>
+            <w:tcW w:type="dxa" w:w="1337"/>
+          </w:tcPr>
+          <w:p>
+            <w:pPr>
+              <w:jc w:val="center"/>
+            </w:pPr>
+            <w:r/>
+            <w:r>
+              <w:rPr>
+                <w:rFonts w:ascii="Times New Roman" w:hAnsi="Times New Roman" w:eastAsia="宋体"/>
+                <w:sz w:val="16"/>
+              </w:rPr>
+              <w:t>robust_power_grasp</w:t>
+            </w:r>
+          </w:p>
+        </w:tc>
+        <w:tc>
+          <w:tcPr>
+            <w:tcW w:type="dxa" w:w="1337"/>
+          </w:tcPr>
+          <w:p>
+            <w:pPr>
+              <w:jc w:val="center"/>
+            </w:pPr>
+            <w:r/>
+            <w:r>
+              <w:rPr>
+                <w:rFonts w:ascii="Times New Roman" w:hAnsi="Times New Roman" w:eastAsia="宋体"/>
+                <w:sz w:val="16"/>
+              </w:rPr>
+              <w:t>0.80</w:t>
+            </w:r>
+          </w:p>
+        </w:tc>
+        <w:tc>
+          <w:tcPr>
+            <w:tcW w:type="dxa" w:w="1337"/>
+          </w:tcPr>
+          <w:p>
+            <w:pPr>
+              <w:jc w:val="center"/>
+            </w:pPr>
+            <w:r/>
+            <w:r>
+              <w:rPr>
+                <w:rFonts w:ascii="Times New Roman" w:hAnsi="Times New Roman" w:eastAsia="宋体"/>
+                <w:sz w:val="16"/>
+              </w:rPr>
+              <w:t>medium</w:t>
+            </w:r>
+          </w:p>
+        </w:tc>
+        <w:tc>
+          <w:tcPr>
+            <w:tcW w:type="dxa" w:w="1337"/>
+          </w:tcPr>
+          <w:p>
+            <w:pPr>
+              <w:jc w:val="center"/>
+            </w:pPr>
+            <w:r/>
+            <w:r>
+              <w:rPr>
+                <w:rFonts w:ascii="Times New Roman" w:hAnsi="Times New Roman" w:eastAsia="宋体"/>
+                <w:sz w:val="16"/>
+              </w:rPr>
+              <w:t>雷在天上，刚健有力</w:t>
+            </w:r>
+          </w:p>
+        </w:tc>
+      </w:tr>
+      <w:tr>
+        <w:tc>
+          <w:tcPr>
+            <w:tcW w:type="dxa" w:w="1337"/>
+            <w:shd w:fill="EBF5FB"/>
+          </w:tcPr>
+          <w:p>
+            <w:pPr>
+              <w:jc w:val="center"/>
+            </w:pPr>
+            <w:r/>
+            <w:r>
+              <w:rPr>
+                <w:rFonts w:ascii="Times New Roman" w:hAnsi="Times New Roman" w:eastAsia="宋体"/>
+                <w:sz w:val="16"/>
+              </w:rPr>
+              <w:t>35</w:t>
+            </w:r>
+          </w:p>
+        </w:tc>
+        <w:tc>
+          <w:tcPr>
+            <w:tcW w:type="dxa" w:w="1337"/>
+            <w:shd w:fill="EBF5FB"/>
+          </w:tcPr>
+          <w:p>
+            <w:pPr>
+              <w:jc w:val="center"/>
+            </w:pPr>
+            <w:r/>
+            <w:r>
+              <w:rPr>
+                <w:rFonts w:ascii="Times New Roman" w:hAnsi="Times New Roman" w:eastAsia="宋体"/>
+                <w:sz w:val="16"/>
+              </w:rPr>
+              <w:t>火地晋</w:t>
+            </w:r>
+          </w:p>
+        </w:tc>
+        <w:tc>
+          <w:tcPr>
+            <w:tcW w:type="dxa" w:w="1337"/>
+            <w:shd w:fill="EBF5FB"/>
+          </w:tcPr>
+          <w:p>
+            <w:pPr>
+              <w:jc w:val="center"/>
+            </w:pPr>
+            <w:r/>
+            <w:r>
+              <w:rPr>
+                <w:rFonts w:ascii="Times New Roman" w:hAnsi="Times New Roman" w:eastAsia="宋体"/>
+                <w:sz w:val="16"/>
+              </w:rPr>
+              <w:t>☲☷</w:t>
+            </w:r>
+          </w:p>
+        </w:tc>
+        <w:tc>
+          <w:tcPr>
+            <w:tcW w:type="dxa" w:w="1337"/>
+            <w:shd w:fill="EBF5FB"/>
+          </w:tcPr>
+          <w:p>
+            <w:pPr>
+              <w:jc w:val="center"/>
+            </w:pPr>
+            <w:r/>
+            <w:r>
+              <w:rPr>
+                <w:rFonts w:ascii="Times New Roman" w:hAnsi="Times New Roman" w:eastAsia="宋体"/>
+                <w:sz w:val="16"/>
+              </w:rPr>
+              <w:t>progressive_grasp</w:t>
+            </w:r>
+          </w:p>
+        </w:tc>
+        <w:tc>
+          <w:tcPr>
+            <w:tcW w:type="dxa" w:w="1337"/>
+            <w:shd w:fill="EBF5FB"/>
+          </w:tcPr>
+          <w:p>
+            <w:pPr>
+              <w:jc w:val="center"/>
+            </w:pPr>
+            <w:r/>
+            <w:r>
+              <w:rPr>
+                <w:rFonts w:ascii="Times New Roman" w:hAnsi="Times New Roman" w:eastAsia="宋体"/>
+                <w:sz w:val="16"/>
+              </w:rPr>
+              <w:t>0.40</w:t>
+            </w:r>
+          </w:p>
+        </w:tc>
+        <w:tc>
+          <w:tcPr>
+            <w:tcW w:type="dxa" w:w="1337"/>
+            <w:shd w:fill="EBF5FB"/>
+          </w:tcPr>
+          <w:p>
+            <w:pPr>
+              <w:jc w:val="center"/>
+            </w:pPr>
+            <w:r/>
+            <w:r>
+              <w:rPr>
+                <w:rFonts w:ascii="Times New Roman" w:hAnsi="Times New Roman" w:eastAsia="宋体"/>
+                <w:sz w:val="16"/>
+              </w:rPr>
+              <w:t>slow</w:t>
+            </w:r>
+          </w:p>
+        </w:tc>
+        <w:tc>
+          <w:tcPr>
+            <w:tcW w:type="dxa" w:w="1337"/>
+            <w:shd w:fill="EBF5FB"/>
+          </w:tcPr>
+          <w:p>
+            <w:pPr>
+              <w:jc w:val="center"/>
+            </w:pPr>
+            <w:r/>
+            <w:r>
+              <w:rPr>
+                <w:rFonts w:ascii="Times New Roman" w:hAnsi="Times New Roman" w:eastAsia="宋体"/>
+                <w:sz w:val="16"/>
+              </w:rPr>
+              <w:t>明出地上，循序渐进</w:t>
+            </w:r>
+          </w:p>
+        </w:tc>
+      </w:tr>
+      <w:tr>
+        <w:tc>
+          <w:tcPr>
+            <w:tcW w:type="dxa" w:w="1337"/>
+          </w:tcPr>
+          <w:p>
+            <w:pPr>
+              <w:jc w:val="center"/>
+            </w:pPr>
+            <w:r/>
+            <w:r>
+              <w:rPr>
+                <w:rFonts w:ascii="Times New Roman" w:hAnsi="Times New Roman" w:eastAsia="宋体"/>
+                <w:sz w:val="16"/>
+              </w:rPr>
+              <w:t>36</w:t>
+            </w:r>
+          </w:p>
+        </w:tc>
+        <w:tc>
+          <w:tcPr>
+            <w:tcW w:type="dxa" w:w="1337"/>
+          </w:tcPr>
+          <w:p>
+            <w:pPr>
+              <w:jc w:val="center"/>
+            </w:pPr>
+            <w:r/>
+            <w:r>
+              <w:rPr>
+                <w:rFonts w:ascii="Times New Roman" w:hAnsi="Times New Roman" w:eastAsia="宋体"/>
+                <w:sz w:val="16"/>
+              </w:rPr>
+              <w:t>地火明夷</w:t>
+            </w:r>
+          </w:p>
+        </w:tc>
+        <w:tc>
+          <w:tcPr>
+            <w:tcW w:type="dxa" w:w="1337"/>
+          </w:tcPr>
+          <w:p>
+            <w:pPr>
+              <w:jc w:val="center"/>
+            </w:pPr>
+            <w:r/>
+            <w:r>
+              <w:rPr>
+                <w:rFonts w:ascii="Times New Roman" w:hAnsi="Times New Roman" w:eastAsia="宋体"/>
+                <w:sz w:val="16"/>
+              </w:rPr>
+              <w:t>☷☲</w:t>
+            </w:r>
+          </w:p>
+        </w:tc>
+        <w:tc>
+          <w:tcPr>
+            <w:tcW w:type="dxa" w:w="1337"/>
+          </w:tcPr>
+          <w:p>
+            <w:pPr>
+              <w:jc w:val="center"/>
+            </w:pPr>
+            <w:r/>
+            <w:r>
+              <w:rPr>
+                <w:rFonts w:ascii="Times New Roman" w:hAnsi="Times New Roman" w:eastAsia="宋体"/>
+                <w:sz w:val="16"/>
+              </w:rPr>
+              <w:t>low_visibility_grasp</w:t>
+            </w:r>
+          </w:p>
+        </w:tc>
+        <w:tc>
+          <w:tcPr>
+            <w:tcW w:type="dxa" w:w="1337"/>
+          </w:tcPr>
+          <w:p>
+            <w:pPr>
+              <w:jc w:val="center"/>
+            </w:pPr>
+            <w:r/>
+            <w:r>
+              <w:rPr>
+                <w:rFonts w:ascii="Times New Roman" w:hAnsi="Times New Roman" w:eastAsia="宋体"/>
+                <w:sz w:val="16"/>
+              </w:rPr>
+              <w:t>0.45</w:t>
+            </w:r>
+          </w:p>
+        </w:tc>
+        <w:tc>
+          <w:tcPr>
+            <w:tcW w:type="dxa" w:w="1337"/>
+          </w:tcPr>
+          <w:p>
+            <w:pPr>
+              <w:jc w:val="center"/>
+            </w:pPr>
+            <w:r/>
+            <w:r>
+              <w:rPr>
+                <w:rFonts w:ascii="Times New Roman" w:hAnsi="Times New Roman" w:eastAsia="宋体"/>
+                <w:sz w:val="16"/>
+              </w:rPr>
+              <w:t>slow</w:t>
+            </w:r>
+          </w:p>
+        </w:tc>
+        <w:tc>
+          <w:tcPr>
+            <w:tcW w:type="dxa" w:w="1337"/>
+          </w:tcPr>
+          <w:p>
+            <w:pPr>
+              <w:jc w:val="center"/>
+            </w:pPr>
+            <w:r/>
+            <w:r>
+              <w:rPr>
+                <w:rFonts w:ascii="Times New Roman" w:hAnsi="Times New Roman" w:eastAsia="宋体"/>
+                <w:sz w:val="16"/>
+              </w:rPr>
+              <w:t>明入地中，用晦而明</w:t>
+            </w:r>
+          </w:p>
+        </w:tc>
+      </w:tr>
+      <w:tr>
+        <w:tc>
+          <w:tcPr>
+            <w:tcW w:type="dxa" w:w="1337"/>
+            <w:shd w:fill="EBF5FB"/>
+          </w:tcPr>
+          <w:p>
+            <w:pPr>
+              <w:jc w:val="center"/>
+            </w:pPr>
+            <w:r/>
+            <w:r>
+              <w:rPr>
+                <w:rFonts w:ascii="Times New Roman" w:hAnsi="Times New Roman" w:eastAsia="宋体"/>
+                <w:sz w:val="16"/>
+              </w:rPr>
+              <w:t>37</w:t>
+            </w:r>
+          </w:p>
+        </w:tc>
+        <w:tc>
+          <w:tcPr>
+            <w:tcW w:type="dxa" w:w="1337"/>
+            <w:shd w:fill="EBF5FB"/>
+          </w:tcPr>
+          <w:p>
+            <w:pPr>
+              <w:jc w:val="center"/>
+            </w:pPr>
+            <w:r/>
+            <w:r>
+              <w:rPr>
+                <w:rFonts w:ascii="Times New Roman" w:hAnsi="Times New Roman" w:eastAsia="宋体"/>
+                <w:sz w:val="16"/>
+              </w:rPr>
+              <w:t>风火家人</w:t>
+            </w:r>
+          </w:p>
+        </w:tc>
+        <w:tc>
+          <w:tcPr>
+            <w:tcW w:type="dxa" w:w="1337"/>
+            <w:shd w:fill="EBF5FB"/>
+          </w:tcPr>
+          <w:p>
+            <w:pPr>
+              <w:jc w:val="center"/>
+            </w:pPr>
+            <w:r/>
+            <w:r>
+              <w:rPr>
+                <w:rFonts w:ascii="Times New Roman" w:hAnsi="Times New Roman" w:eastAsia="宋体"/>
+                <w:sz w:val="16"/>
+              </w:rPr>
+              <w:t>☴☲</w:t>
+            </w:r>
+          </w:p>
+        </w:tc>
+        <w:tc>
+          <w:tcPr>
+            <w:tcW w:type="dxa" w:w="1337"/>
+            <w:shd w:fill="EBF5FB"/>
+          </w:tcPr>
+          <w:p>
+            <w:pPr>
+              <w:jc w:val="center"/>
+            </w:pPr>
+            <w:r/>
+            <w:r>
+              <w:rPr>
+                <w:rFonts w:ascii="Times New Roman" w:hAnsi="Times New Roman" w:eastAsia="宋体"/>
+                <w:sz w:val="16"/>
+              </w:rPr>
+              <w:t>coordinated_grasp</w:t>
+            </w:r>
+          </w:p>
+        </w:tc>
+        <w:tc>
+          <w:tcPr>
+            <w:tcW w:type="dxa" w:w="1337"/>
+            <w:shd w:fill="EBF5FB"/>
+          </w:tcPr>
+          <w:p>
+            <w:pPr>
+              <w:jc w:val="center"/>
+            </w:pPr>
+            <w:r/>
+            <w:r>
+              <w:rPr>
+                <w:rFonts w:ascii="Times New Roman" w:hAnsi="Times New Roman" w:eastAsia="宋体"/>
+                <w:sz w:val="16"/>
+              </w:rPr>
+              <w:t>0.50</w:t>
+            </w:r>
+          </w:p>
+        </w:tc>
+        <w:tc>
+          <w:tcPr>
+            <w:tcW w:type="dxa" w:w="1337"/>
+            <w:shd w:fill="EBF5FB"/>
+          </w:tcPr>
+          <w:p>
+            <w:pPr>
+              <w:jc w:val="center"/>
+            </w:pPr>
+            <w:r/>
+            <w:r>
+              <w:rPr>
+                <w:rFonts w:ascii="Times New Roman" w:hAnsi="Times New Roman" w:eastAsia="宋体"/>
+                <w:sz w:val="16"/>
+              </w:rPr>
+              <w:t>medium</w:t>
+            </w:r>
+          </w:p>
+        </w:tc>
+        <w:tc>
+          <w:tcPr>
+            <w:tcW w:type="dxa" w:w="1337"/>
+            <w:shd w:fill="EBF5FB"/>
+          </w:tcPr>
+          <w:p>
+            <w:pPr>
+              <w:jc w:val="center"/>
+            </w:pPr>
+            <w:r/>
+            <w:r>
+              <w:rPr>
+                <w:rFonts w:ascii="Times New Roman" w:hAnsi="Times New Roman" w:eastAsia="宋体"/>
+                <w:sz w:val="16"/>
+              </w:rPr>
+              <w:t>风自火出，言行有恒</w:t>
+            </w:r>
+          </w:p>
+        </w:tc>
+      </w:tr>
+      <w:tr>
+        <w:tc>
+          <w:tcPr>
+            <w:tcW w:type="dxa" w:w="1337"/>
+          </w:tcPr>
+          <w:p>
+            <w:pPr>
+              <w:jc w:val="center"/>
+            </w:pPr>
+            <w:r/>
+            <w:r>
+              <w:rPr>
+                <w:rFonts w:ascii="Times New Roman" w:hAnsi="Times New Roman" w:eastAsia="宋体"/>
+                <w:sz w:val="16"/>
+              </w:rPr>
+              <w:t>38</w:t>
+            </w:r>
+          </w:p>
+        </w:tc>
+        <w:tc>
+          <w:tcPr>
+            <w:tcW w:type="dxa" w:w="1337"/>
+          </w:tcPr>
+          <w:p>
+            <w:pPr>
+              <w:jc w:val="center"/>
+            </w:pPr>
+            <w:r/>
+            <w:r>
+              <w:rPr>
+                <w:rFonts w:ascii="Times New Roman" w:hAnsi="Times New Roman" w:eastAsia="宋体"/>
+                <w:sz w:val="16"/>
+              </w:rPr>
+              <w:t>火泽睽</w:t>
+            </w:r>
+          </w:p>
+        </w:tc>
+        <w:tc>
+          <w:tcPr>
+            <w:tcW w:type="dxa" w:w="1337"/>
+          </w:tcPr>
+          <w:p>
+            <w:pPr>
+              <w:jc w:val="center"/>
+            </w:pPr>
+            <w:r/>
+            <w:r>
+              <w:rPr>
+                <w:rFonts w:ascii="Times New Roman" w:hAnsi="Times New Roman" w:eastAsia="宋体"/>
+                <w:sz w:val="16"/>
+              </w:rPr>
+              <w:t>☲☱</w:t>
+            </w:r>
+          </w:p>
+        </w:tc>
+        <w:tc>
+          <w:tcPr>
+            <w:tcW w:type="dxa" w:w="1337"/>
+          </w:tcPr>
+          <w:p>
+            <w:pPr>
+              <w:jc w:val="center"/>
+            </w:pPr>
+            <w:r/>
+            <w:r>
+              <w:rPr>
+                <w:rFonts w:ascii="Times New Roman" w:hAnsi="Times New Roman" w:eastAsia="宋体"/>
+                <w:sz w:val="16"/>
+              </w:rPr>
+              <w:t>adaptive_irregular_grasp</w:t>
+            </w:r>
+          </w:p>
+        </w:tc>
+        <w:tc>
+          <w:tcPr>
+            <w:tcW w:type="dxa" w:w="1337"/>
+          </w:tcPr>
+          <w:p>
+            <w:pPr>
+              <w:jc w:val="center"/>
+            </w:pPr>
+            <w:r/>
+            <w:r>
+              <w:rPr>
+                <w:rFonts w:ascii="Times New Roman" w:hAnsi="Times New Roman" w:eastAsia="宋体"/>
+                <w:sz w:val="16"/>
+              </w:rPr>
+              <w:t>0.45</w:t>
+            </w:r>
+          </w:p>
+        </w:tc>
+        <w:tc>
+          <w:tcPr>
+            <w:tcW w:type="dxa" w:w="1337"/>
+          </w:tcPr>
+          <w:p>
+            <w:pPr>
+              <w:jc w:val="center"/>
+            </w:pPr>
+            <w:r/>
+            <w:r>
+              <w:rPr>
+                <w:rFonts w:ascii="Times New Roman" w:hAnsi="Times New Roman" w:eastAsia="宋体"/>
+                <w:sz w:val="16"/>
+              </w:rPr>
+              <w:t>slow</w:t>
+            </w:r>
+          </w:p>
+        </w:tc>
+        <w:tc>
+          <w:tcPr>
+            <w:tcW w:type="dxa" w:w="1337"/>
+          </w:tcPr>
+          <w:p>
+            <w:pPr>
+              <w:jc w:val="center"/>
+            </w:pPr>
+            <w:r/>
+            <w:r>
+              <w:rPr>
+                <w:rFonts w:ascii="Times New Roman" w:hAnsi="Times New Roman" w:eastAsia="宋体"/>
+                <w:sz w:val="16"/>
+              </w:rPr>
+              <w:t>上火下泽，求同存异</w:t>
+            </w:r>
+          </w:p>
+        </w:tc>
+      </w:tr>
+      <w:tr>
+        <w:tc>
+          <w:tcPr>
+            <w:tcW w:type="dxa" w:w="1337"/>
+            <w:shd w:fill="EBF5FB"/>
+          </w:tcPr>
+          <w:p>
+            <w:pPr>
+              <w:jc w:val="center"/>
+            </w:pPr>
+            <w:r/>
+            <w:r>
+              <w:rPr>
+                <w:rFonts w:ascii="Times New Roman" w:hAnsi="Times New Roman" w:eastAsia="宋体"/>
+                <w:sz w:val="16"/>
+              </w:rPr>
+              <w:t>39</w:t>
+            </w:r>
+          </w:p>
+        </w:tc>
+        <w:tc>
+          <w:tcPr>
+            <w:tcW w:type="dxa" w:w="1337"/>
+            <w:shd w:fill="EBF5FB"/>
+          </w:tcPr>
+          <w:p>
+            <w:pPr>
+              <w:jc w:val="center"/>
+            </w:pPr>
+            <w:r/>
+            <w:r>
+              <w:rPr>
+                <w:rFonts w:ascii="Times New Roman" w:hAnsi="Times New Roman" w:eastAsia="宋体"/>
+                <w:sz w:val="16"/>
+              </w:rPr>
+              <w:t>水山蹇</w:t>
+            </w:r>
+          </w:p>
+        </w:tc>
+        <w:tc>
+          <w:tcPr>
+            <w:tcW w:type="dxa" w:w="1337"/>
+            <w:shd w:fill="EBF5FB"/>
+          </w:tcPr>
+          <w:p>
+            <w:pPr>
+              <w:jc w:val="center"/>
+            </w:pPr>
+            <w:r/>
+            <w:r>
+              <w:rPr>
+                <w:rFonts w:ascii="Times New Roman" w:hAnsi="Times New Roman" w:eastAsia="宋体"/>
+                <w:sz w:val="16"/>
+              </w:rPr>
+              <w:t>☵☶</w:t>
+            </w:r>
+          </w:p>
+        </w:tc>
+        <w:tc>
+          <w:tcPr>
+            <w:tcW w:type="dxa" w:w="1337"/>
+            <w:shd w:fill="EBF5FB"/>
+          </w:tcPr>
+          <w:p>
+            <w:pPr>
+              <w:jc w:val="center"/>
+            </w:pPr>
+            <w:r/>
+            <w:r>
+              <w:rPr>
+                <w:rFonts w:ascii="Times New Roman" w:hAnsi="Times New Roman" w:eastAsia="宋体"/>
+                <w:sz w:val="16"/>
+              </w:rPr>
+              <w:t>difficult_grasp</w:t>
+            </w:r>
+          </w:p>
+        </w:tc>
+        <w:tc>
+          <w:tcPr>
+            <w:tcW w:type="dxa" w:w="1337"/>
+            <w:shd w:fill="EBF5FB"/>
+          </w:tcPr>
+          <w:p>
+            <w:pPr>
+              <w:jc w:val="center"/>
+            </w:pPr>
+            <w:r/>
+            <w:r>
+              <w:rPr>
+                <w:rFonts w:ascii="Times New Roman" w:hAnsi="Times New Roman" w:eastAsia="宋体"/>
+                <w:sz w:val="16"/>
+              </w:rPr>
+              <w:t>0.50</w:t>
+            </w:r>
+          </w:p>
+        </w:tc>
+        <w:tc>
+          <w:tcPr>
+            <w:tcW w:type="dxa" w:w="1337"/>
+            <w:shd w:fill="EBF5FB"/>
+          </w:tcPr>
+          <w:p>
+            <w:pPr>
+              <w:jc w:val="center"/>
+            </w:pPr>
+            <w:r/>
+            <w:r>
+              <w:rPr>
+                <w:rFonts w:ascii="Times New Roman" w:hAnsi="Times New Roman" w:eastAsia="宋体"/>
+                <w:sz w:val="16"/>
+              </w:rPr>
+              <w:t>slow</w:t>
+            </w:r>
+          </w:p>
+        </w:tc>
+        <w:tc>
+          <w:tcPr>
+            <w:tcW w:type="dxa" w:w="1337"/>
+            <w:shd w:fill="EBF5FB"/>
+          </w:tcPr>
+          <w:p>
+            <w:pPr>
+              <w:jc w:val="center"/>
+            </w:pPr>
+            <w:r/>
+            <w:r>
+              <w:rPr>
+                <w:rFonts w:ascii="Times New Roman" w:hAnsi="Times New Roman" w:eastAsia="宋体"/>
+                <w:sz w:val="16"/>
+              </w:rPr>
+              <w:t>山上有水，知难而进</w:t>
+            </w:r>
+          </w:p>
+        </w:tc>
+      </w:tr>
+      <w:tr>
+        <w:tc>
+          <w:tcPr>
+            <w:tcW w:type="dxa" w:w="1337"/>
+          </w:tcPr>
+          <w:p>
+            <w:pPr>
+              <w:jc w:val="center"/>
+            </w:pPr>
+            <w:r/>
+            <w:r>
+              <w:rPr>
+                <w:rFonts w:ascii="Times New Roman" w:hAnsi="Times New Roman" w:eastAsia="宋体"/>
+                <w:sz w:val="16"/>
+              </w:rPr>
+              <w:t>40</w:t>
+            </w:r>
+          </w:p>
+        </w:tc>
+        <w:tc>
+          <w:tcPr>
+            <w:tcW w:type="dxa" w:w="1337"/>
+          </w:tcPr>
+          <w:p>
+            <w:pPr>
+              <w:jc w:val="center"/>
+            </w:pPr>
+            <w:r/>
+            <w:r>
+              <w:rPr>
+                <w:rFonts w:ascii="Times New Roman" w:hAnsi="Times New Roman" w:eastAsia="宋体"/>
+                <w:sz w:val="16"/>
+              </w:rPr>
+              <w:t>雷水解</w:t>
+            </w:r>
+          </w:p>
+        </w:tc>
+        <w:tc>
+          <w:tcPr>
+            <w:tcW w:type="dxa" w:w="1337"/>
+          </w:tcPr>
+          <w:p>
+            <w:pPr>
+              <w:jc w:val="center"/>
+            </w:pPr>
+            <w:r/>
+            <w:r>
+              <w:rPr>
+                <w:rFonts w:ascii="Times New Roman" w:hAnsi="Times New Roman" w:eastAsia="宋体"/>
+                <w:sz w:val="16"/>
+              </w:rPr>
+              <w:t>☳☵</w:t>
+            </w:r>
+          </w:p>
+        </w:tc>
+        <w:tc>
+          <w:tcPr>
+            <w:tcW w:type="dxa" w:w="1337"/>
+          </w:tcPr>
+          <w:p>
+            <w:pPr>
+              <w:jc w:val="center"/>
+            </w:pPr>
+            <w:r/>
+            <w:r>
+              <w:rPr>
+                <w:rFonts w:ascii="Times New Roman" w:hAnsi="Times New Roman" w:eastAsia="宋体"/>
+                <w:sz w:val="16"/>
+              </w:rPr>
+              <w:t>extrication_grasp</w:t>
+            </w:r>
+          </w:p>
+        </w:tc>
+        <w:tc>
+          <w:tcPr>
+            <w:tcW w:type="dxa" w:w="1337"/>
+          </w:tcPr>
+          <w:p>
+            <w:pPr>
+              <w:jc w:val="center"/>
+            </w:pPr>
+            <w:r/>
+            <w:r>
+              <w:rPr>
+                <w:rFonts w:ascii="Times New Roman" w:hAnsi="Times New Roman" w:eastAsia="宋体"/>
+                <w:sz w:val="16"/>
+              </w:rPr>
+              <w:t>0.50</w:t>
+            </w:r>
+          </w:p>
+        </w:tc>
+        <w:tc>
+          <w:tcPr>
+            <w:tcW w:type="dxa" w:w="1337"/>
+          </w:tcPr>
+          <w:p>
+            <w:pPr>
+              <w:jc w:val="center"/>
+            </w:pPr>
+            <w:r/>
+            <w:r>
+              <w:rPr>
+                <w:rFonts w:ascii="Times New Roman" w:hAnsi="Times New Roman" w:eastAsia="宋体"/>
+                <w:sz w:val="16"/>
+              </w:rPr>
+              <w:t>medium</w:t>
+            </w:r>
+          </w:p>
+        </w:tc>
+        <w:tc>
+          <w:tcPr>
+            <w:tcW w:type="dxa" w:w="1337"/>
+          </w:tcPr>
+          <w:p>
+            <w:pPr>
+              <w:jc w:val="center"/>
+            </w:pPr>
+            <w:r/>
+            <w:r>
+              <w:rPr>
+                <w:rFonts w:ascii="Times New Roman" w:hAnsi="Times New Roman" w:eastAsia="宋体"/>
+                <w:sz w:val="16"/>
+              </w:rPr>
+              <w:t>雷雨作，解困脱厄</w:t>
+            </w:r>
+          </w:p>
+        </w:tc>
+      </w:tr>
+      <w:tr>
+        <w:tc>
+          <w:tcPr>
+            <w:tcW w:type="dxa" w:w="1337"/>
+            <w:shd w:fill="EBF5FB"/>
+          </w:tcPr>
+          <w:p>
+            <w:pPr>
+              <w:jc w:val="center"/>
+            </w:pPr>
+            <w:r/>
+            <w:r>
+              <w:rPr>
+                <w:rFonts w:ascii="Times New Roman" w:hAnsi="Times New Roman" w:eastAsia="宋体"/>
+                <w:sz w:val="16"/>
+              </w:rPr>
+              <w:t>41</w:t>
+            </w:r>
+          </w:p>
+        </w:tc>
+        <w:tc>
+          <w:tcPr>
+            <w:tcW w:type="dxa" w:w="1337"/>
+            <w:shd w:fill="EBF5FB"/>
+          </w:tcPr>
+          <w:p>
+            <w:pPr>
+              <w:jc w:val="center"/>
+            </w:pPr>
+            <w:r/>
+            <w:r>
+              <w:rPr>
+                <w:rFonts w:ascii="Times New Roman" w:hAnsi="Times New Roman" w:eastAsia="宋体"/>
+                <w:sz w:val="16"/>
+              </w:rPr>
+              <w:t>山泽损</w:t>
+            </w:r>
+          </w:p>
+        </w:tc>
+        <w:tc>
+          <w:tcPr>
+            <w:tcW w:type="dxa" w:w="1337"/>
+            <w:shd w:fill="EBF5FB"/>
+          </w:tcPr>
+          <w:p>
+            <w:pPr>
+              <w:jc w:val="center"/>
+            </w:pPr>
+            <w:r/>
+            <w:r>
+              <w:rPr>
+                <w:rFonts w:ascii="Times New Roman" w:hAnsi="Times New Roman" w:eastAsia="宋体"/>
+                <w:sz w:val="16"/>
+              </w:rPr>
+              <w:t>☶☱</w:t>
+            </w:r>
+          </w:p>
+        </w:tc>
+        <w:tc>
+          <w:tcPr>
+            <w:tcW w:type="dxa" w:w="1337"/>
+            <w:shd w:fill="EBF5FB"/>
+          </w:tcPr>
+          <w:p>
+            <w:pPr>
+              <w:jc w:val="center"/>
+            </w:pPr>
+            <w:r/>
+            <w:r>
+              <w:rPr>
+                <w:rFonts w:ascii="Times New Roman" w:hAnsi="Times New Roman" w:eastAsia="宋体"/>
+                <w:sz w:val="16"/>
+              </w:rPr>
+              <w:t>reduced_force_grasp</w:t>
+            </w:r>
+          </w:p>
+        </w:tc>
+        <w:tc>
+          <w:tcPr>
+            <w:tcW w:type="dxa" w:w="1337"/>
+            <w:shd w:fill="EBF5FB"/>
+          </w:tcPr>
+          <w:p>
+            <w:pPr>
+              <w:jc w:val="center"/>
+            </w:pPr>
+            <w:r/>
+            <w:r>
+              <w:rPr>
+                <w:rFonts w:ascii="Times New Roman" w:hAnsi="Times New Roman" w:eastAsia="宋体"/>
+                <w:sz w:val="16"/>
+              </w:rPr>
+              <w:t>0.25</w:t>
+            </w:r>
+          </w:p>
+        </w:tc>
+        <w:tc>
+          <w:tcPr>
+            <w:tcW w:type="dxa" w:w="1337"/>
+            <w:shd w:fill="EBF5FB"/>
+          </w:tcPr>
+          <w:p>
+            <w:pPr>
+              <w:jc w:val="center"/>
+            </w:pPr>
+            <w:r/>
+            <w:r>
+              <w:rPr>
+                <w:rFonts w:ascii="Times New Roman" w:hAnsi="Times New Roman" w:eastAsia="宋体"/>
+                <w:sz w:val="16"/>
+              </w:rPr>
+              <w:t>slow</w:t>
+            </w:r>
+          </w:p>
+        </w:tc>
+        <w:tc>
+          <w:tcPr>
+            <w:tcW w:type="dxa" w:w="1337"/>
+            <w:shd w:fill="EBF5FB"/>
+          </w:tcPr>
+          <w:p>
+            <w:pPr>
+              <w:jc w:val="center"/>
+            </w:pPr>
+            <w:r/>
+            <w:r>
+              <w:rPr>
+                <w:rFonts w:ascii="Times New Roman" w:hAnsi="Times New Roman" w:eastAsia="宋体"/>
+                <w:sz w:val="16"/>
+              </w:rPr>
+              <w:t>山下有泽，减损克制</w:t>
+            </w:r>
+          </w:p>
+        </w:tc>
+      </w:tr>
+      <w:tr>
+        <w:tc>
+          <w:tcPr>
+            <w:tcW w:type="dxa" w:w="1337"/>
+          </w:tcPr>
+          <w:p>
+            <w:pPr>
+              <w:jc w:val="center"/>
+            </w:pPr>
+            <w:r/>
+            <w:r>
+              <w:rPr>
+                <w:rFonts w:ascii="Times New Roman" w:hAnsi="Times New Roman" w:eastAsia="宋体"/>
+                <w:sz w:val="16"/>
+              </w:rPr>
+              <w:t>42</w:t>
+            </w:r>
+          </w:p>
+        </w:tc>
+        <w:tc>
+          <w:tcPr>
+            <w:tcW w:type="dxa" w:w="1337"/>
+          </w:tcPr>
+          <w:p>
+            <w:pPr>
+              <w:jc w:val="center"/>
+            </w:pPr>
+            <w:r/>
+            <w:r>
+              <w:rPr>
+                <w:rFonts w:ascii="Times New Roman" w:hAnsi="Times New Roman" w:eastAsia="宋体"/>
+                <w:sz w:val="16"/>
+              </w:rPr>
+              <w:t>风雷益</w:t>
+            </w:r>
+          </w:p>
+        </w:tc>
+        <w:tc>
+          <w:tcPr>
+            <w:tcW w:type="dxa" w:w="1337"/>
+          </w:tcPr>
+          <w:p>
+            <w:pPr>
+              <w:jc w:val="center"/>
+            </w:pPr>
+            <w:r/>
+            <w:r>
+              <w:rPr>
+                <w:rFonts w:ascii="Times New Roman" w:hAnsi="Times New Roman" w:eastAsia="宋体"/>
+                <w:sz w:val="16"/>
+              </w:rPr>
+              <w:t>☴☳</w:t>
+            </w:r>
+          </w:p>
+        </w:tc>
+        <w:tc>
+          <w:tcPr>
+            <w:tcW w:type="dxa" w:w="1337"/>
+          </w:tcPr>
+          <w:p>
+            <w:pPr>
+              <w:jc w:val="center"/>
+            </w:pPr>
+            <w:r/>
+            <w:r>
+              <w:rPr>
+                <w:rFonts w:ascii="Times New Roman" w:hAnsi="Times New Roman" w:eastAsia="宋体"/>
+                <w:sz w:val="16"/>
+              </w:rPr>
+              <w:t>progressive_grasp</w:t>
+            </w:r>
+          </w:p>
+        </w:tc>
+        <w:tc>
+          <w:tcPr>
+            <w:tcW w:type="dxa" w:w="1337"/>
+          </w:tcPr>
+          <w:p>
+            <w:pPr>
+              <w:jc w:val="center"/>
+            </w:pPr>
+            <w:r/>
+            <w:r>
+              <w:rPr>
+                <w:rFonts w:ascii="Times New Roman" w:hAnsi="Times New Roman" w:eastAsia="宋体"/>
+                <w:sz w:val="16"/>
+              </w:rPr>
+              <w:t>0.40</w:t>
+            </w:r>
+          </w:p>
+        </w:tc>
+        <w:tc>
+          <w:tcPr>
+            <w:tcW w:type="dxa" w:w="1337"/>
+          </w:tcPr>
+          <w:p>
+            <w:pPr>
+              <w:jc w:val="center"/>
+            </w:pPr>
+            <w:r/>
+            <w:r>
+              <w:rPr>
+                <w:rFonts w:ascii="Times New Roman" w:hAnsi="Times New Roman" w:eastAsia="宋体"/>
+                <w:sz w:val="16"/>
+              </w:rPr>
+              <w:t>slow</w:t>
+            </w:r>
+          </w:p>
+        </w:tc>
+        <w:tc>
+          <w:tcPr>
+            <w:tcW w:type="dxa" w:w="1337"/>
+          </w:tcPr>
+          <w:p>
+            <w:pPr>
+              <w:jc w:val="center"/>
+            </w:pPr>
+            <w:r/>
+            <w:r>
+              <w:rPr>
+                <w:rFonts w:ascii="Times New Roman" w:hAnsi="Times New Roman" w:eastAsia="宋体"/>
+                <w:sz w:val="16"/>
+              </w:rPr>
+              <w:t>损上益下，其道大光</w:t>
+            </w:r>
+          </w:p>
+        </w:tc>
+      </w:tr>
+      <w:tr>
+        <w:tc>
+          <w:tcPr>
+            <w:tcW w:type="dxa" w:w="1337"/>
+            <w:shd w:fill="EBF5FB"/>
+          </w:tcPr>
+          <w:p>
+            <w:pPr>
+              <w:jc w:val="center"/>
+            </w:pPr>
+            <w:r/>
+            <w:r>
+              <w:rPr>
+                <w:rFonts w:ascii="Times New Roman" w:hAnsi="Times New Roman" w:eastAsia="宋体"/>
+                <w:sz w:val="16"/>
+              </w:rPr>
+              <w:t>43</w:t>
+            </w:r>
+          </w:p>
+        </w:tc>
+        <w:tc>
+          <w:tcPr>
+            <w:tcW w:type="dxa" w:w="1337"/>
+            <w:shd w:fill="EBF5FB"/>
+          </w:tcPr>
+          <w:p>
+            <w:pPr>
+              <w:jc w:val="center"/>
+            </w:pPr>
+            <w:r/>
+            <w:r>
+              <w:rPr>
+                <w:rFonts w:ascii="Times New Roman" w:hAnsi="Times New Roman" w:eastAsia="宋体"/>
+                <w:sz w:val="16"/>
+              </w:rPr>
+              <w:t>泽天夬</w:t>
+            </w:r>
+          </w:p>
+        </w:tc>
+        <w:tc>
+          <w:tcPr>
+            <w:tcW w:type="dxa" w:w="1337"/>
+            <w:shd w:fill="EBF5FB"/>
+          </w:tcPr>
+          <w:p>
+            <w:pPr>
+              <w:jc w:val="center"/>
+            </w:pPr>
+            <w:r/>
+            <w:r>
+              <w:rPr>
+                <w:rFonts w:ascii="Times New Roman" w:hAnsi="Times New Roman" w:eastAsia="宋体"/>
+                <w:sz w:val="16"/>
+              </w:rPr>
+              <w:t>☱☰</w:t>
+            </w:r>
+          </w:p>
+        </w:tc>
+        <w:tc>
+          <w:tcPr>
+            <w:tcW w:type="dxa" w:w="1337"/>
+            <w:shd w:fill="EBF5FB"/>
+          </w:tcPr>
+          <w:p>
+            <w:pPr>
+              <w:jc w:val="center"/>
+            </w:pPr>
+            <w:r/>
+            <w:r>
+              <w:rPr>
+                <w:rFonts w:ascii="Times New Roman" w:hAnsi="Times New Roman" w:eastAsia="宋体"/>
+                <w:sz w:val="16"/>
+              </w:rPr>
+              <w:t>direct_grasp</w:t>
+            </w:r>
+          </w:p>
+        </w:tc>
+        <w:tc>
+          <w:tcPr>
+            <w:tcW w:type="dxa" w:w="1337"/>
+            <w:shd w:fill="EBF5FB"/>
+          </w:tcPr>
+          <w:p>
+            <w:pPr>
+              <w:jc w:val="center"/>
+            </w:pPr>
+            <w:r/>
+            <w:r>
+              <w:rPr>
+                <w:rFonts w:ascii="Times New Roman" w:hAnsi="Times New Roman" w:eastAsia="宋体"/>
+                <w:sz w:val="16"/>
+              </w:rPr>
+              <w:t>0.60</w:t>
+            </w:r>
+          </w:p>
+        </w:tc>
+        <w:tc>
+          <w:tcPr>
+            <w:tcW w:type="dxa" w:w="1337"/>
+            <w:shd w:fill="EBF5FB"/>
+          </w:tcPr>
+          <w:p>
+            <w:pPr>
+              <w:jc w:val="center"/>
+            </w:pPr>
+            <w:r/>
+            <w:r>
+              <w:rPr>
+                <w:rFonts w:ascii="Times New Roman" w:hAnsi="Times New Roman" w:eastAsia="宋体"/>
+                <w:sz w:val="16"/>
+              </w:rPr>
+              <w:t>fast</w:t>
+            </w:r>
+          </w:p>
+        </w:tc>
+        <w:tc>
+          <w:tcPr>
+            <w:tcW w:type="dxa" w:w="1337"/>
+            <w:shd w:fill="EBF5FB"/>
+          </w:tcPr>
+          <w:p>
+            <w:pPr>
+              <w:jc w:val="center"/>
+            </w:pPr>
+            <w:r/>
+            <w:r>
+              <w:rPr>
+                <w:rFonts w:ascii="Times New Roman" w:hAnsi="Times New Roman" w:eastAsia="宋体"/>
+                <w:sz w:val="16"/>
+              </w:rPr>
+              <w:t>决也，刚决柔也</w:t>
+            </w:r>
+          </w:p>
+        </w:tc>
+      </w:tr>
+      <w:tr>
+        <w:tc>
+          <w:tcPr>
+            <w:tcW w:type="dxa" w:w="1337"/>
+          </w:tcPr>
+          <w:p>
+            <w:pPr>
+              <w:jc w:val="center"/>
+            </w:pPr>
+            <w:r/>
+            <w:r>
+              <w:rPr>
+                <w:rFonts w:ascii="Times New Roman" w:hAnsi="Times New Roman" w:eastAsia="宋体"/>
+                <w:sz w:val="16"/>
+              </w:rPr>
+              <w:t>44</w:t>
+            </w:r>
+          </w:p>
+        </w:tc>
+        <w:tc>
+          <w:tcPr>
+            <w:tcW w:type="dxa" w:w="1337"/>
+          </w:tcPr>
+          <w:p>
+            <w:pPr>
+              <w:jc w:val="center"/>
+            </w:pPr>
+            <w:r/>
+            <w:r>
+              <w:rPr>
+                <w:rFonts w:ascii="Times New Roman" w:hAnsi="Times New Roman" w:eastAsia="宋体"/>
+                <w:sz w:val="16"/>
+              </w:rPr>
+              <w:t>天风姤</w:t>
+            </w:r>
+          </w:p>
+        </w:tc>
+        <w:tc>
+          <w:tcPr>
+            <w:tcW w:type="dxa" w:w="1337"/>
+          </w:tcPr>
+          <w:p>
+            <w:pPr>
+              <w:jc w:val="center"/>
+            </w:pPr>
+            <w:r/>
+            <w:r>
+              <w:rPr>
+                <w:rFonts w:ascii="Times New Roman" w:hAnsi="Times New Roman" w:eastAsia="宋体"/>
+                <w:sz w:val="16"/>
+              </w:rPr>
+              <w:t>☰☴</w:t>
+            </w:r>
+          </w:p>
+        </w:tc>
+        <w:tc>
+          <w:tcPr>
+            <w:tcW w:type="dxa" w:w="1337"/>
+          </w:tcPr>
+          <w:p>
+            <w:pPr>
+              <w:jc w:val="center"/>
+            </w:pPr>
+            <w:r/>
+            <w:r>
+              <w:rPr>
+                <w:rFonts w:ascii="Times New Roman" w:hAnsi="Times New Roman" w:eastAsia="宋体"/>
+                <w:sz w:val="16"/>
+              </w:rPr>
+              <w:t>adaptive_grasp</w:t>
+            </w:r>
+          </w:p>
+        </w:tc>
+        <w:tc>
+          <w:tcPr>
+            <w:tcW w:type="dxa" w:w="1337"/>
+          </w:tcPr>
+          <w:p>
+            <w:pPr>
+              <w:jc w:val="center"/>
+            </w:pPr>
+            <w:r/>
+            <w:r>
+              <w:rPr>
+                <w:rFonts w:ascii="Times New Roman" w:hAnsi="Times New Roman" w:eastAsia="宋体"/>
+                <w:sz w:val="16"/>
+              </w:rPr>
+              <w:t>0.50</w:t>
+            </w:r>
+          </w:p>
+        </w:tc>
+        <w:tc>
+          <w:tcPr>
+            <w:tcW w:type="dxa" w:w="1337"/>
+          </w:tcPr>
+          <w:p>
+            <w:pPr>
+              <w:jc w:val="center"/>
+            </w:pPr>
+            <w:r/>
+            <w:r>
+              <w:rPr>
+                <w:rFonts w:ascii="Times New Roman" w:hAnsi="Times New Roman" w:eastAsia="宋体"/>
+                <w:sz w:val="16"/>
+              </w:rPr>
+              <w:t>slow</w:t>
+            </w:r>
+          </w:p>
+        </w:tc>
+        <w:tc>
+          <w:tcPr>
+            <w:tcW w:type="dxa" w:w="1337"/>
+          </w:tcPr>
+          <w:p>
+            <w:pPr>
+              <w:jc w:val="center"/>
+            </w:pPr>
+            <w:r/>
+            <w:r>
+              <w:rPr>
+                <w:rFonts w:ascii="Times New Roman" w:hAnsi="Times New Roman" w:eastAsia="宋体"/>
+                <w:sz w:val="16"/>
+              </w:rPr>
+              <w:t>遇也，天地相遇</w:t>
+            </w:r>
+          </w:p>
+        </w:tc>
+      </w:tr>
+      <w:tr>
+        <w:tc>
+          <w:tcPr>
+            <w:tcW w:type="dxa" w:w="1337"/>
+            <w:shd w:fill="EBF5FB"/>
+          </w:tcPr>
+          <w:p>
+            <w:pPr>
+              <w:jc w:val="center"/>
+            </w:pPr>
+            <w:r/>
+            <w:r>
+              <w:rPr>
+                <w:rFonts w:ascii="Times New Roman" w:hAnsi="Times New Roman" w:eastAsia="宋体"/>
+                <w:sz w:val="16"/>
+              </w:rPr>
+              <w:t>45</w:t>
+            </w:r>
+          </w:p>
+        </w:tc>
+        <w:tc>
+          <w:tcPr>
+            <w:tcW w:type="dxa" w:w="1337"/>
+            <w:shd w:fill="EBF5FB"/>
+          </w:tcPr>
+          <w:p>
+            <w:pPr>
+              <w:jc w:val="center"/>
+            </w:pPr>
+            <w:r/>
+            <w:r>
+              <w:rPr>
+                <w:rFonts w:ascii="Times New Roman" w:hAnsi="Times New Roman" w:eastAsia="宋体"/>
+                <w:sz w:val="16"/>
+              </w:rPr>
+              <w:t>泽地萃</w:t>
+            </w:r>
+          </w:p>
+        </w:tc>
+        <w:tc>
+          <w:tcPr>
+            <w:tcW w:type="dxa" w:w="1337"/>
+            <w:shd w:fill="EBF5FB"/>
+          </w:tcPr>
+          <w:p>
+            <w:pPr>
+              <w:jc w:val="center"/>
+            </w:pPr>
+            <w:r/>
+            <w:r>
+              <w:rPr>
+                <w:rFonts w:ascii="Times New Roman" w:hAnsi="Times New Roman" w:eastAsia="宋体"/>
+                <w:sz w:val="16"/>
+              </w:rPr>
+              <w:t>☱☷</w:t>
+            </w:r>
+          </w:p>
+        </w:tc>
+        <w:tc>
+          <w:tcPr>
+            <w:tcW w:type="dxa" w:w="1337"/>
+            <w:shd w:fill="EBF5FB"/>
+          </w:tcPr>
+          <w:p>
+            <w:pPr>
+              <w:jc w:val="center"/>
+            </w:pPr>
+            <w:r/>
+            <w:r>
+              <w:rPr>
+                <w:rFonts w:ascii="Times New Roman" w:hAnsi="Times New Roman" w:eastAsia="宋体"/>
+                <w:sz w:val="16"/>
+              </w:rPr>
+              <w:t>sequential_grasp</w:t>
+            </w:r>
+          </w:p>
+        </w:tc>
+        <w:tc>
+          <w:tcPr>
+            <w:tcW w:type="dxa" w:w="1337"/>
+            <w:shd w:fill="EBF5FB"/>
+          </w:tcPr>
+          <w:p>
+            <w:pPr>
+              <w:jc w:val="center"/>
+            </w:pPr>
+            <w:r/>
+            <w:r>
+              <w:rPr>
+                <w:rFonts w:ascii="Times New Roman" w:hAnsi="Times New Roman" w:eastAsia="宋体"/>
+                <w:sz w:val="16"/>
+              </w:rPr>
+              <w:t>0.55</w:t>
+            </w:r>
+          </w:p>
+        </w:tc>
+        <w:tc>
+          <w:tcPr>
+            <w:tcW w:type="dxa" w:w="1337"/>
+            <w:shd w:fill="EBF5FB"/>
+          </w:tcPr>
+          <w:p>
+            <w:pPr>
+              <w:jc w:val="center"/>
+            </w:pPr>
+            <w:r/>
+            <w:r>
+              <w:rPr>
+                <w:rFonts w:ascii="Times New Roman" w:hAnsi="Times New Roman" w:eastAsia="宋体"/>
+                <w:sz w:val="16"/>
+              </w:rPr>
+              <w:t>medium</w:t>
+            </w:r>
+          </w:p>
+        </w:tc>
+        <w:tc>
+          <w:tcPr>
+            <w:tcW w:type="dxa" w:w="1337"/>
+            <w:shd w:fill="EBF5FB"/>
+          </w:tcPr>
+          <w:p>
+            <w:pPr>
+              <w:jc w:val="center"/>
+            </w:pPr>
+            <w:r/>
+            <w:r>
+              <w:rPr>
+                <w:rFonts w:ascii="Times New Roman" w:hAnsi="Times New Roman" w:eastAsia="宋体"/>
+                <w:sz w:val="16"/>
+              </w:rPr>
+              <w:t>聚也，观其所聚</w:t>
+            </w:r>
+          </w:p>
+        </w:tc>
+      </w:tr>
+      <w:tr>
+        <w:tc>
+          <w:tcPr>
+            <w:tcW w:type="dxa" w:w="1337"/>
+          </w:tcPr>
+          <w:p>
+            <w:pPr>
+              <w:jc w:val="center"/>
+            </w:pPr>
+            <w:r/>
+            <w:r>
+              <w:rPr>
+                <w:rFonts w:ascii="Times New Roman" w:hAnsi="Times New Roman" w:eastAsia="宋体"/>
+                <w:sz w:val="16"/>
+              </w:rPr>
+              <w:t>46</w:t>
+            </w:r>
+          </w:p>
+        </w:tc>
+        <w:tc>
+          <w:tcPr>
+            <w:tcW w:type="dxa" w:w="1337"/>
+          </w:tcPr>
+          <w:p>
+            <w:pPr>
+              <w:jc w:val="center"/>
+            </w:pPr>
+            <w:r/>
+            <w:r>
+              <w:rPr>
+                <w:rFonts w:ascii="Times New Roman" w:hAnsi="Times New Roman" w:eastAsia="宋体"/>
+                <w:sz w:val="16"/>
+              </w:rPr>
+              <w:t>地风升</w:t>
+            </w:r>
+          </w:p>
+        </w:tc>
+        <w:tc>
+          <w:tcPr>
+            <w:tcW w:type="dxa" w:w="1337"/>
+          </w:tcPr>
+          <w:p>
+            <w:pPr>
+              <w:jc w:val="center"/>
+            </w:pPr>
+            <w:r/>
+            <w:r>
+              <w:rPr>
+                <w:rFonts w:ascii="Times New Roman" w:hAnsi="Times New Roman" w:eastAsia="宋体"/>
+                <w:sz w:val="16"/>
+              </w:rPr>
+              <w:t>☷☴</w:t>
+            </w:r>
+          </w:p>
+        </w:tc>
+        <w:tc>
+          <w:tcPr>
+            <w:tcW w:type="dxa" w:w="1337"/>
+          </w:tcPr>
+          <w:p>
+            <w:pPr>
+              <w:jc w:val="center"/>
+            </w:pPr>
+            <w:r/>
+            <w:r>
+              <w:rPr>
+                <w:rFonts w:ascii="Times New Roman" w:hAnsi="Times New Roman" w:eastAsia="宋体"/>
+                <w:sz w:val="16"/>
+              </w:rPr>
+              <w:t>top_down_grasp</w:t>
+            </w:r>
+          </w:p>
+        </w:tc>
+        <w:tc>
+          <w:tcPr>
+            <w:tcW w:type="dxa" w:w="1337"/>
+          </w:tcPr>
+          <w:p>
+            <w:pPr>
+              <w:jc w:val="center"/>
+            </w:pPr>
+            <w:r/>
+            <w:r>
+              <w:rPr>
+                <w:rFonts w:ascii="Times New Roman" w:hAnsi="Times New Roman" w:eastAsia="宋体"/>
+                <w:sz w:val="16"/>
+              </w:rPr>
+              <w:t>0.45</w:t>
+            </w:r>
+          </w:p>
+        </w:tc>
+        <w:tc>
+          <w:tcPr>
+            <w:tcW w:type="dxa" w:w="1337"/>
+          </w:tcPr>
+          <w:p>
+            <w:pPr>
+              <w:jc w:val="center"/>
+            </w:pPr>
+            <w:r/>
+            <w:r>
+              <w:rPr>
+                <w:rFonts w:ascii="Times New Roman" w:hAnsi="Times New Roman" w:eastAsia="宋体"/>
+                <w:sz w:val="16"/>
+              </w:rPr>
+              <w:t>slow</w:t>
+            </w:r>
+          </w:p>
+        </w:tc>
+        <w:tc>
+          <w:tcPr>
+            <w:tcW w:type="dxa" w:w="1337"/>
+          </w:tcPr>
+          <w:p>
+            <w:pPr>
+              <w:jc w:val="center"/>
+            </w:pPr>
+            <w:r/>
+            <w:r>
+              <w:rPr>
+                <w:rFonts w:ascii="Times New Roman" w:hAnsi="Times New Roman" w:eastAsia="宋体"/>
+                <w:sz w:val="16"/>
+              </w:rPr>
+              <w:t>柔以时升，积小高大</w:t>
+            </w:r>
+          </w:p>
+        </w:tc>
+      </w:tr>
+      <w:tr>
+        <w:tc>
+          <w:tcPr>
+            <w:tcW w:type="dxa" w:w="1337"/>
+            <w:shd w:fill="EBF5FB"/>
+          </w:tcPr>
+          <w:p>
+            <w:pPr>
+              <w:jc w:val="center"/>
+            </w:pPr>
+            <w:r/>
+            <w:r>
+              <w:rPr>
+                <w:rFonts w:ascii="Times New Roman" w:hAnsi="Times New Roman" w:eastAsia="宋体"/>
+                <w:sz w:val="16"/>
+              </w:rPr>
+              <w:t>47</w:t>
+            </w:r>
+          </w:p>
+        </w:tc>
+        <w:tc>
+          <w:tcPr>
+            <w:tcW w:type="dxa" w:w="1337"/>
+            <w:shd w:fill="EBF5FB"/>
+          </w:tcPr>
+          <w:p>
+            <w:pPr>
+              <w:jc w:val="center"/>
+            </w:pPr>
+            <w:r/>
+            <w:r>
+              <w:rPr>
+                <w:rFonts w:ascii="Times New Roman" w:hAnsi="Times New Roman" w:eastAsia="宋体"/>
+                <w:sz w:val="16"/>
+              </w:rPr>
+              <w:t>泽水困</w:t>
+            </w:r>
+          </w:p>
+        </w:tc>
+        <w:tc>
+          <w:tcPr>
+            <w:tcW w:type="dxa" w:w="1337"/>
+            <w:shd w:fill="EBF5FB"/>
+          </w:tcPr>
+          <w:p>
+            <w:pPr>
+              <w:jc w:val="center"/>
+            </w:pPr>
+            <w:r/>
+            <w:r>
+              <w:rPr>
+                <w:rFonts w:ascii="Times New Roman" w:hAnsi="Times New Roman" w:eastAsia="宋体"/>
+                <w:sz w:val="16"/>
+              </w:rPr>
+              <w:t>☱☵</w:t>
+            </w:r>
+          </w:p>
+        </w:tc>
+        <w:tc>
+          <w:tcPr>
+            <w:tcW w:type="dxa" w:w="1337"/>
+            <w:shd w:fill="EBF5FB"/>
+          </w:tcPr>
+          <w:p>
+            <w:pPr>
+              <w:jc w:val="center"/>
+            </w:pPr>
+            <w:r/>
+            <w:r>
+              <w:rPr>
+                <w:rFonts w:ascii="Times New Roman" w:hAnsi="Times New Roman" w:eastAsia="宋体"/>
+                <w:sz w:val="16"/>
+              </w:rPr>
+              <w:t>difficult_grasp</w:t>
+            </w:r>
+          </w:p>
+        </w:tc>
+        <w:tc>
+          <w:tcPr>
+            <w:tcW w:type="dxa" w:w="1337"/>
+            <w:shd w:fill="EBF5FB"/>
+          </w:tcPr>
+          <w:p>
+            <w:pPr>
+              <w:jc w:val="center"/>
+            </w:pPr>
+            <w:r/>
+            <w:r>
+              <w:rPr>
+                <w:rFonts w:ascii="Times New Roman" w:hAnsi="Times New Roman" w:eastAsia="宋体"/>
+                <w:sz w:val="16"/>
+              </w:rPr>
+              <w:t>0.50</w:t>
+            </w:r>
+          </w:p>
+        </w:tc>
+        <w:tc>
+          <w:tcPr>
+            <w:tcW w:type="dxa" w:w="1337"/>
+            <w:shd w:fill="EBF5FB"/>
+          </w:tcPr>
+          <w:p>
+            <w:pPr>
+              <w:jc w:val="center"/>
+            </w:pPr>
+            <w:r/>
+            <w:r>
+              <w:rPr>
+                <w:rFonts w:ascii="Times New Roman" w:hAnsi="Times New Roman" w:eastAsia="宋体"/>
+                <w:sz w:val="16"/>
+              </w:rPr>
+              <w:t>slow</w:t>
+            </w:r>
+          </w:p>
+        </w:tc>
+        <w:tc>
+          <w:tcPr>
+            <w:tcW w:type="dxa" w:w="1337"/>
+            <w:shd w:fill="EBF5FB"/>
+          </w:tcPr>
+          <w:p>
+            <w:pPr>
+              <w:jc w:val="center"/>
+            </w:pPr>
+            <w:r/>
+            <w:r>
+              <w:rPr>
+                <w:rFonts w:ascii="Times New Roman" w:hAnsi="Times New Roman" w:eastAsia="宋体"/>
+                <w:sz w:val="16"/>
+              </w:rPr>
+              <w:t>困也，困而不失其所</w:t>
+            </w:r>
+          </w:p>
+        </w:tc>
+      </w:tr>
+      <w:tr>
+        <w:tc>
+          <w:tcPr>
+            <w:tcW w:type="dxa" w:w="1337"/>
+          </w:tcPr>
+          <w:p>
+            <w:pPr>
+              <w:jc w:val="center"/>
+            </w:pPr>
+            <w:r/>
+            <w:r>
+              <w:rPr>
+                <w:rFonts w:ascii="Times New Roman" w:hAnsi="Times New Roman" w:eastAsia="宋体"/>
+                <w:sz w:val="16"/>
+              </w:rPr>
+              <w:t>48</w:t>
+            </w:r>
+          </w:p>
+        </w:tc>
+        <w:tc>
+          <w:tcPr>
+            <w:tcW w:type="dxa" w:w="1337"/>
+          </w:tcPr>
+          <w:p>
+            <w:pPr>
+              <w:jc w:val="center"/>
+            </w:pPr>
+            <w:r/>
+            <w:r>
+              <w:rPr>
+                <w:rFonts w:ascii="Times New Roman" w:hAnsi="Times New Roman" w:eastAsia="宋体"/>
+                <w:sz w:val="16"/>
+              </w:rPr>
+              <w:t>水风井</w:t>
+            </w:r>
+          </w:p>
+        </w:tc>
+        <w:tc>
+          <w:tcPr>
+            <w:tcW w:type="dxa" w:w="1337"/>
+          </w:tcPr>
+          <w:p>
+            <w:pPr>
+              <w:jc w:val="center"/>
+            </w:pPr>
+            <w:r/>
+            <w:r>
+              <w:rPr>
+                <w:rFonts w:ascii="Times New Roman" w:hAnsi="Times New Roman" w:eastAsia="宋体"/>
+                <w:sz w:val="16"/>
+              </w:rPr>
+              <w:t>☵☴</w:t>
+            </w:r>
+          </w:p>
+        </w:tc>
+        <w:tc>
+          <w:tcPr>
+            <w:tcW w:type="dxa" w:w="1337"/>
+          </w:tcPr>
+          <w:p>
+            <w:pPr>
+              <w:jc w:val="center"/>
+            </w:pPr>
+            <w:r/>
+            <w:r>
+              <w:rPr>
+                <w:rFonts w:ascii="Times New Roman" w:hAnsi="Times New Roman" w:eastAsia="宋体"/>
+                <w:sz w:val="16"/>
+              </w:rPr>
+              <w:t>stable_grasp</w:t>
+            </w:r>
+          </w:p>
+        </w:tc>
+        <w:tc>
+          <w:tcPr>
+            <w:tcW w:type="dxa" w:w="1337"/>
+          </w:tcPr>
+          <w:p>
+            <w:pPr>
+              <w:jc w:val="center"/>
+            </w:pPr>
+            <w:r/>
+            <w:r>
+              <w:rPr>
+                <w:rFonts w:ascii="Times New Roman" w:hAnsi="Times New Roman" w:eastAsia="宋体"/>
+                <w:sz w:val="16"/>
+              </w:rPr>
+              <w:t>0.40</w:t>
+            </w:r>
+          </w:p>
+        </w:tc>
+        <w:tc>
+          <w:tcPr>
+            <w:tcW w:type="dxa" w:w="1337"/>
+          </w:tcPr>
+          <w:p>
+            <w:pPr>
+              <w:jc w:val="center"/>
+            </w:pPr>
+            <w:r/>
+            <w:r>
+              <w:rPr>
+                <w:rFonts w:ascii="Times New Roman" w:hAnsi="Times New Roman" w:eastAsia="宋体"/>
+                <w:sz w:val="16"/>
+              </w:rPr>
+              <w:t>slow</w:t>
+            </w:r>
+          </w:p>
+        </w:tc>
+        <w:tc>
+          <w:tcPr>
+            <w:tcW w:type="dxa" w:w="1337"/>
+          </w:tcPr>
+          <w:p>
+            <w:pPr>
+              <w:jc w:val="center"/>
+            </w:pPr>
+            <w:r/>
+            <w:r>
+              <w:rPr>
+                <w:rFonts w:ascii="Times New Roman" w:hAnsi="Times New Roman" w:eastAsia="宋体"/>
+                <w:sz w:val="16"/>
+              </w:rPr>
+              <w:t>改邑不改井，无丧无得</w:t>
+            </w:r>
+          </w:p>
+        </w:tc>
+      </w:tr>
+      <w:tr>
+        <w:tc>
+          <w:tcPr>
+            <w:tcW w:type="dxa" w:w="1337"/>
+            <w:shd w:fill="EBF5FB"/>
+          </w:tcPr>
+          <w:p>
+            <w:pPr>
+              <w:jc w:val="center"/>
+            </w:pPr>
+            <w:r/>
+            <w:r>
+              <w:rPr>
+                <w:rFonts w:ascii="Times New Roman" w:hAnsi="Times New Roman" w:eastAsia="宋体"/>
+                <w:sz w:val="16"/>
+              </w:rPr>
+              <w:t>49</w:t>
+            </w:r>
+          </w:p>
+        </w:tc>
+        <w:tc>
+          <w:tcPr>
+            <w:tcW w:type="dxa" w:w="1337"/>
+            <w:shd w:fill="EBF5FB"/>
+          </w:tcPr>
+          <w:p>
+            <w:pPr>
+              <w:jc w:val="center"/>
+            </w:pPr>
+            <w:r/>
+            <w:r>
+              <w:rPr>
+                <w:rFonts w:ascii="Times New Roman" w:hAnsi="Times New Roman" w:eastAsia="宋体"/>
+                <w:sz w:val="16"/>
+              </w:rPr>
+              <w:t>泽火革</w:t>
+            </w:r>
+          </w:p>
+        </w:tc>
+        <w:tc>
+          <w:tcPr>
+            <w:tcW w:type="dxa" w:w="1337"/>
+            <w:shd w:fill="EBF5FB"/>
+          </w:tcPr>
+          <w:p>
+            <w:pPr>
+              <w:jc w:val="center"/>
+            </w:pPr>
+            <w:r/>
+            <w:r>
+              <w:rPr>
+                <w:rFonts w:ascii="Times New Roman" w:hAnsi="Times New Roman" w:eastAsia="宋体"/>
+                <w:sz w:val="16"/>
+              </w:rPr>
+              <w:t>☱☲</w:t>
+            </w:r>
+          </w:p>
+        </w:tc>
+        <w:tc>
+          <w:tcPr>
+            <w:tcW w:type="dxa" w:w="1337"/>
+            <w:shd w:fill="EBF5FB"/>
+          </w:tcPr>
+          <w:p>
+            <w:pPr>
+              <w:jc w:val="center"/>
+            </w:pPr>
+            <w:r/>
+            <w:r>
+              <w:rPr>
+                <w:rFonts w:ascii="Times New Roman" w:hAnsi="Times New Roman" w:eastAsia="宋体"/>
+                <w:sz w:val="16"/>
+              </w:rPr>
+              <w:t>corrective_grasp</w:t>
+            </w:r>
+          </w:p>
+        </w:tc>
+        <w:tc>
+          <w:tcPr>
+            <w:tcW w:type="dxa" w:w="1337"/>
+            <w:shd w:fill="EBF5FB"/>
+          </w:tcPr>
+          <w:p>
+            <w:pPr>
+              <w:jc w:val="center"/>
+            </w:pPr>
+            <w:r/>
+            <w:r>
+              <w:rPr>
+                <w:rFonts w:ascii="Times New Roman" w:hAnsi="Times New Roman" w:eastAsia="宋体"/>
+                <w:sz w:val="16"/>
+              </w:rPr>
+              <w:t>0.45</w:t>
+            </w:r>
+          </w:p>
+        </w:tc>
+        <w:tc>
+          <w:tcPr>
+            <w:tcW w:type="dxa" w:w="1337"/>
+            <w:shd w:fill="EBF5FB"/>
+          </w:tcPr>
+          <w:p>
+            <w:pPr>
+              <w:jc w:val="center"/>
+            </w:pPr>
+            <w:r/>
+            <w:r>
+              <w:rPr>
+                <w:rFonts w:ascii="Times New Roman" w:hAnsi="Times New Roman" w:eastAsia="宋体"/>
+                <w:sz w:val="16"/>
+              </w:rPr>
+              <w:t>slow</w:t>
+            </w:r>
+          </w:p>
+        </w:tc>
+        <w:tc>
+          <w:tcPr>
+            <w:tcW w:type="dxa" w:w="1337"/>
+            <w:shd w:fill="EBF5FB"/>
+          </w:tcPr>
+          <w:p>
+            <w:pPr>
+              <w:jc w:val="center"/>
+            </w:pPr>
+            <w:r/>
+            <w:r>
+              <w:rPr>
+                <w:rFonts w:ascii="Times New Roman" w:hAnsi="Times New Roman" w:eastAsia="宋体"/>
+                <w:sz w:val="16"/>
+              </w:rPr>
+              <w:t>天地革而四时成</w:t>
+            </w:r>
+          </w:p>
+        </w:tc>
+      </w:tr>
+      <w:tr>
+        <w:tc>
+          <w:tcPr>
+            <w:tcW w:type="dxa" w:w="1337"/>
+          </w:tcPr>
+          <w:p>
+            <w:pPr>
+              <w:jc w:val="center"/>
+            </w:pPr>
+            <w:r/>
+            <w:r>
+              <w:rPr>
+                <w:rFonts w:ascii="Times New Roman" w:hAnsi="Times New Roman" w:eastAsia="宋体"/>
+                <w:sz w:val="16"/>
+              </w:rPr>
+              <w:t>50</w:t>
+            </w:r>
+          </w:p>
+        </w:tc>
+        <w:tc>
+          <w:tcPr>
+            <w:tcW w:type="dxa" w:w="1337"/>
+          </w:tcPr>
+          <w:p>
+            <w:pPr>
+              <w:jc w:val="center"/>
+            </w:pPr>
+            <w:r/>
+            <w:r>
+              <w:rPr>
+                <w:rFonts w:ascii="Times New Roman" w:hAnsi="Times New Roman" w:eastAsia="宋体"/>
+                <w:sz w:val="16"/>
+              </w:rPr>
+              <w:t>火风鼎</w:t>
+            </w:r>
+          </w:p>
+        </w:tc>
+        <w:tc>
+          <w:tcPr>
+            <w:tcW w:type="dxa" w:w="1337"/>
+          </w:tcPr>
+          <w:p>
+            <w:pPr>
+              <w:jc w:val="center"/>
+            </w:pPr>
+            <w:r/>
+            <w:r>
+              <w:rPr>
+                <w:rFonts w:ascii="Times New Roman" w:hAnsi="Times New Roman" w:eastAsia="宋体"/>
+                <w:sz w:val="16"/>
+              </w:rPr>
+              <w:t>☲☴</w:t>
+            </w:r>
+          </w:p>
+        </w:tc>
+        <w:tc>
+          <w:tcPr>
+            <w:tcW w:type="dxa" w:w="1337"/>
+          </w:tcPr>
+          <w:p>
+            <w:pPr>
+              <w:jc w:val="center"/>
+            </w:pPr>
+            <w:r/>
+            <w:r>
+              <w:rPr>
+                <w:rFonts w:ascii="Times New Roman" w:hAnsi="Times New Roman" w:eastAsia="宋体"/>
+                <w:sz w:val="16"/>
+              </w:rPr>
+              <w:t>balanced_grasp</w:t>
+            </w:r>
+          </w:p>
+        </w:tc>
+        <w:tc>
+          <w:tcPr>
+            <w:tcW w:type="dxa" w:w="1337"/>
+          </w:tcPr>
+          <w:p>
+            <w:pPr>
+              <w:jc w:val="center"/>
+            </w:pPr>
+            <w:r/>
+            <w:r>
+              <w:rPr>
+                <w:rFonts w:ascii="Times New Roman" w:hAnsi="Times New Roman" w:eastAsia="宋体"/>
+                <w:sz w:val="16"/>
+              </w:rPr>
+              <w:t>0.50</w:t>
+            </w:r>
+          </w:p>
+        </w:tc>
+        <w:tc>
+          <w:tcPr>
+            <w:tcW w:type="dxa" w:w="1337"/>
+          </w:tcPr>
+          <w:p>
+            <w:pPr>
+              <w:jc w:val="center"/>
+            </w:pPr>
+            <w:r/>
+            <w:r>
+              <w:rPr>
+                <w:rFonts w:ascii="Times New Roman" w:hAnsi="Times New Roman" w:eastAsia="宋体"/>
+                <w:sz w:val="16"/>
+              </w:rPr>
+              <w:t>medium</w:t>
+            </w:r>
+          </w:p>
+        </w:tc>
+        <w:tc>
+          <w:tcPr>
+            <w:tcW w:type="dxa" w:w="1337"/>
+          </w:tcPr>
+          <w:p>
+            <w:pPr>
+              <w:jc w:val="center"/>
+            </w:pPr>
+            <w:r/>
+            <w:r>
+              <w:rPr>
+                <w:rFonts w:ascii="Times New Roman" w:hAnsi="Times New Roman" w:eastAsia="宋体"/>
+                <w:sz w:val="16"/>
+              </w:rPr>
+              <w:t>以木巽火，正位凝命</w:t>
+            </w:r>
+          </w:p>
+        </w:tc>
+      </w:tr>
+      <w:tr>
+        <w:tc>
+          <w:tcPr>
+            <w:tcW w:type="dxa" w:w="1337"/>
+            <w:shd w:fill="EBF5FB"/>
+          </w:tcPr>
+          <w:p>
+            <w:pPr>
+              <w:jc w:val="center"/>
+            </w:pPr>
+            <w:r/>
+            <w:r>
+              <w:rPr>
+                <w:rFonts w:ascii="Times New Roman" w:hAnsi="Times New Roman" w:eastAsia="宋体"/>
+                <w:sz w:val="16"/>
+              </w:rPr>
+              <w:t>51</w:t>
+            </w:r>
+          </w:p>
+        </w:tc>
+        <w:tc>
+          <w:tcPr>
+            <w:tcW w:type="dxa" w:w="1337"/>
+            <w:shd w:fill="EBF5FB"/>
+          </w:tcPr>
+          <w:p>
+            <w:pPr>
+              <w:jc w:val="center"/>
+            </w:pPr>
+            <w:r/>
+            <w:r>
+              <w:rPr>
+                <w:rFonts w:ascii="Times New Roman" w:hAnsi="Times New Roman" w:eastAsia="宋体"/>
+                <w:sz w:val="16"/>
+              </w:rPr>
+              <w:t>震为雷</w:t>
+            </w:r>
+          </w:p>
+        </w:tc>
+        <w:tc>
+          <w:tcPr>
+            <w:tcW w:type="dxa" w:w="1337"/>
+            <w:shd w:fill="EBF5FB"/>
+          </w:tcPr>
+          <w:p>
+            <w:pPr>
+              <w:jc w:val="center"/>
+            </w:pPr>
+            <w:r/>
+            <w:r>
+              <w:rPr>
+                <w:rFonts w:ascii="Times New Roman" w:hAnsi="Times New Roman" w:eastAsia="宋体"/>
+                <w:sz w:val="16"/>
+              </w:rPr>
+              <w:t>☳☳</w:t>
+            </w:r>
+          </w:p>
+        </w:tc>
+        <w:tc>
+          <w:tcPr>
+            <w:tcW w:type="dxa" w:w="1337"/>
+            <w:shd w:fill="EBF5FB"/>
+          </w:tcPr>
+          <w:p>
+            <w:pPr>
+              <w:jc w:val="center"/>
+            </w:pPr>
+            <w:r/>
+            <w:r>
+              <w:rPr>
+                <w:rFonts w:ascii="Times New Roman" w:hAnsi="Times New Roman" w:eastAsia="宋体"/>
+                <w:sz w:val="16"/>
+              </w:rPr>
+              <w:t>dynamic_grasp</w:t>
+            </w:r>
+          </w:p>
+        </w:tc>
+        <w:tc>
+          <w:tcPr>
+            <w:tcW w:type="dxa" w:w="1337"/>
+            <w:shd w:fill="EBF5FB"/>
+          </w:tcPr>
+          <w:p>
+            <w:pPr>
+              <w:jc w:val="center"/>
+            </w:pPr>
+            <w:r/>
+            <w:r>
+              <w:rPr>
+                <w:rFonts w:ascii="Times New Roman" w:hAnsi="Times New Roman" w:eastAsia="宋体"/>
+                <w:sz w:val="16"/>
+              </w:rPr>
+              <w:t>0.50</w:t>
+            </w:r>
+          </w:p>
+        </w:tc>
+        <w:tc>
+          <w:tcPr>
+            <w:tcW w:type="dxa" w:w="1337"/>
+            <w:shd w:fill="EBF5FB"/>
+          </w:tcPr>
+          <w:p>
+            <w:pPr>
+              <w:jc w:val="center"/>
+            </w:pPr>
+            <w:r/>
+            <w:r>
+              <w:rPr>
+                <w:rFonts w:ascii="Times New Roman" w:hAnsi="Times New Roman" w:eastAsia="宋体"/>
+                <w:sz w:val="16"/>
+              </w:rPr>
+              <w:t>fast</w:t>
+            </w:r>
+          </w:p>
+        </w:tc>
+        <w:tc>
+          <w:tcPr>
+            <w:tcW w:type="dxa" w:w="1337"/>
+            <w:shd w:fill="EBF5FB"/>
+          </w:tcPr>
+          <w:p>
+            <w:pPr>
+              <w:jc w:val="center"/>
+            </w:pPr>
+            <w:r/>
+            <w:r>
+              <w:rPr>
+                <w:rFonts w:ascii="Times New Roman" w:hAnsi="Times New Roman" w:eastAsia="宋体"/>
+                <w:sz w:val="16"/>
+              </w:rPr>
+              <w:t>震动不安，动态万变</w:t>
+            </w:r>
+          </w:p>
+        </w:tc>
+      </w:tr>
+      <w:tr>
+        <w:tc>
+          <w:tcPr>
+            <w:tcW w:type="dxa" w:w="1337"/>
+          </w:tcPr>
+          <w:p>
+            <w:pPr>
+              <w:jc w:val="center"/>
+            </w:pPr>
+            <w:r/>
+            <w:r>
+              <w:rPr>
+                <w:rFonts w:ascii="Times New Roman" w:hAnsi="Times New Roman" w:eastAsia="宋体"/>
+                <w:sz w:val="16"/>
+              </w:rPr>
+              <w:t>52</w:t>
+            </w:r>
+          </w:p>
+        </w:tc>
+        <w:tc>
+          <w:tcPr>
+            <w:tcW w:type="dxa" w:w="1337"/>
+          </w:tcPr>
+          <w:p>
+            <w:pPr>
+              <w:jc w:val="center"/>
+            </w:pPr>
+            <w:r/>
+            <w:r>
+              <w:rPr>
+                <w:rFonts w:ascii="Times New Roman" w:hAnsi="Times New Roman" w:eastAsia="宋体"/>
+                <w:sz w:val="16"/>
+              </w:rPr>
+              <w:t>艮为山</w:t>
+            </w:r>
+          </w:p>
+        </w:tc>
+        <w:tc>
+          <w:tcPr>
+            <w:tcW w:type="dxa" w:w="1337"/>
+          </w:tcPr>
+          <w:p>
+            <w:pPr>
+              <w:jc w:val="center"/>
+            </w:pPr>
+            <w:r/>
+            <w:r>
+              <w:rPr>
+                <w:rFonts w:ascii="Times New Roman" w:hAnsi="Times New Roman" w:eastAsia="宋体"/>
+                <w:sz w:val="16"/>
+              </w:rPr>
+              <w:t>☶☶</w:t>
+            </w:r>
+          </w:p>
+        </w:tc>
+        <w:tc>
+          <w:tcPr>
+            <w:tcW w:type="dxa" w:w="1337"/>
+          </w:tcPr>
+          <w:p>
+            <w:pPr>
+              <w:jc w:val="center"/>
+            </w:pPr>
+            <w:r/>
+            <w:r>
+              <w:rPr>
+                <w:rFonts w:ascii="Times New Roman" w:hAnsi="Times New Roman" w:eastAsia="宋体"/>
+                <w:sz w:val="16"/>
+              </w:rPr>
+              <w:t>stable_grasp</w:t>
+            </w:r>
+          </w:p>
+        </w:tc>
+        <w:tc>
+          <w:tcPr>
+            <w:tcW w:type="dxa" w:w="1337"/>
+          </w:tcPr>
+          <w:p>
+            <w:pPr>
+              <w:jc w:val="center"/>
+            </w:pPr>
+            <w:r/>
+            <w:r>
+              <w:rPr>
+                <w:rFonts w:ascii="Times New Roman" w:hAnsi="Times New Roman" w:eastAsia="宋体"/>
+                <w:sz w:val="16"/>
+              </w:rPr>
+              <w:t>0.40</w:t>
+            </w:r>
+          </w:p>
+        </w:tc>
+        <w:tc>
+          <w:tcPr>
+            <w:tcW w:type="dxa" w:w="1337"/>
+          </w:tcPr>
+          <w:p>
+            <w:pPr>
+              <w:jc w:val="center"/>
+            </w:pPr>
+            <w:r/>
+            <w:r>
+              <w:rPr>
+                <w:rFonts w:ascii="Times New Roman" w:hAnsi="Times New Roman" w:eastAsia="宋体"/>
+                <w:sz w:val="16"/>
+              </w:rPr>
+              <w:t>slow</w:t>
+            </w:r>
+          </w:p>
+        </w:tc>
+        <w:tc>
+          <w:tcPr>
+            <w:tcW w:type="dxa" w:w="1337"/>
+          </w:tcPr>
+          <w:p>
+            <w:pPr>
+              <w:jc w:val="center"/>
+            </w:pPr>
+            <w:r/>
+            <w:r>
+              <w:rPr>
+                <w:rFonts w:ascii="Times New Roman" w:hAnsi="Times New Roman" w:eastAsia="宋体"/>
+                <w:sz w:val="16"/>
+              </w:rPr>
+              <w:t>静止如山，稳如磐石</w:t>
+            </w:r>
+          </w:p>
+        </w:tc>
+      </w:tr>
+      <w:tr>
+        <w:tc>
+          <w:tcPr>
+            <w:tcW w:type="dxa" w:w="1337"/>
+            <w:shd w:fill="EBF5FB"/>
+          </w:tcPr>
+          <w:p>
+            <w:pPr>
+              <w:jc w:val="center"/>
+            </w:pPr>
+            <w:r/>
+            <w:r>
+              <w:rPr>
+                <w:rFonts w:ascii="Times New Roman" w:hAnsi="Times New Roman" w:eastAsia="宋体"/>
+                <w:sz w:val="16"/>
+              </w:rPr>
+              <w:t>53</w:t>
+            </w:r>
+          </w:p>
+        </w:tc>
+        <w:tc>
+          <w:tcPr>
+            <w:tcW w:type="dxa" w:w="1337"/>
+            <w:shd w:fill="EBF5FB"/>
+          </w:tcPr>
+          <w:p>
+            <w:pPr>
+              <w:jc w:val="center"/>
+            </w:pPr>
+            <w:r/>
+            <w:r>
+              <w:rPr>
+                <w:rFonts w:ascii="Times New Roman" w:hAnsi="Times New Roman" w:eastAsia="宋体"/>
+                <w:sz w:val="16"/>
+              </w:rPr>
+              <w:t>风山渐</w:t>
+            </w:r>
+          </w:p>
+        </w:tc>
+        <w:tc>
+          <w:tcPr>
+            <w:tcW w:type="dxa" w:w="1337"/>
+            <w:shd w:fill="EBF5FB"/>
+          </w:tcPr>
+          <w:p>
+            <w:pPr>
+              <w:jc w:val="center"/>
+            </w:pPr>
+            <w:r/>
+            <w:r>
+              <w:rPr>
+                <w:rFonts w:ascii="Times New Roman" w:hAnsi="Times New Roman" w:eastAsia="宋体"/>
+                <w:sz w:val="16"/>
+              </w:rPr>
+              <w:t>☴☶</w:t>
+            </w:r>
+          </w:p>
+        </w:tc>
+        <w:tc>
+          <w:tcPr>
+            <w:tcW w:type="dxa" w:w="1337"/>
+            <w:shd w:fill="EBF5FB"/>
+          </w:tcPr>
+          <w:p>
+            <w:pPr>
+              <w:jc w:val="center"/>
+            </w:pPr>
+            <w:r/>
+            <w:r>
+              <w:rPr>
+                <w:rFonts w:ascii="Times New Roman" w:hAnsi="Times New Roman" w:eastAsia="宋体"/>
+                <w:sz w:val="16"/>
+              </w:rPr>
+              <w:t>progressive_grasp</w:t>
+            </w:r>
+          </w:p>
+        </w:tc>
+        <w:tc>
+          <w:tcPr>
+            <w:tcW w:type="dxa" w:w="1337"/>
+            <w:shd w:fill="EBF5FB"/>
+          </w:tcPr>
+          <w:p>
+            <w:pPr>
+              <w:jc w:val="center"/>
+            </w:pPr>
+            <w:r/>
+            <w:r>
+              <w:rPr>
+                <w:rFonts w:ascii="Times New Roman" w:hAnsi="Times New Roman" w:eastAsia="宋体"/>
+                <w:sz w:val="16"/>
+              </w:rPr>
+              <w:t>0.40</w:t>
+            </w:r>
+          </w:p>
+        </w:tc>
+        <w:tc>
+          <w:tcPr>
+            <w:tcW w:type="dxa" w:w="1337"/>
+            <w:shd w:fill="EBF5FB"/>
+          </w:tcPr>
+          <w:p>
+            <w:pPr>
+              <w:jc w:val="center"/>
+            </w:pPr>
+            <w:r/>
+            <w:r>
+              <w:rPr>
+                <w:rFonts w:ascii="Times New Roman" w:hAnsi="Times New Roman" w:eastAsia="宋体"/>
+                <w:sz w:val="16"/>
+              </w:rPr>
+              <w:t>slow</w:t>
+            </w:r>
+          </w:p>
+        </w:tc>
+        <w:tc>
+          <w:tcPr>
+            <w:tcW w:type="dxa" w:w="1337"/>
+            <w:shd w:fill="EBF5FB"/>
+          </w:tcPr>
+          <w:p>
+            <w:pPr>
+              <w:jc w:val="center"/>
+            </w:pPr>
+            <w:r/>
+            <w:r>
+              <w:rPr>
+                <w:rFonts w:ascii="Times New Roman" w:hAnsi="Times New Roman" w:eastAsia="宋体"/>
+                <w:sz w:val="16"/>
+              </w:rPr>
+              <w:t>进也，进得位往有功</w:t>
+            </w:r>
+          </w:p>
+        </w:tc>
+      </w:tr>
+      <w:tr>
+        <w:tc>
+          <w:tcPr>
+            <w:tcW w:type="dxa" w:w="1337"/>
+          </w:tcPr>
+          <w:p>
+            <w:pPr>
+              <w:jc w:val="center"/>
+            </w:pPr>
+            <w:r/>
+            <w:r>
+              <w:rPr>
+                <w:rFonts w:ascii="Times New Roman" w:hAnsi="Times New Roman" w:eastAsia="宋体"/>
+                <w:sz w:val="16"/>
+              </w:rPr>
+              <w:t>54</w:t>
+            </w:r>
+          </w:p>
+        </w:tc>
+        <w:tc>
+          <w:tcPr>
+            <w:tcW w:type="dxa" w:w="1337"/>
+          </w:tcPr>
+          <w:p>
+            <w:pPr>
+              <w:jc w:val="center"/>
+            </w:pPr>
+            <w:r/>
+            <w:r>
+              <w:rPr>
+                <w:rFonts w:ascii="Times New Roman" w:hAnsi="Times New Roman" w:eastAsia="宋体"/>
+                <w:sz w:val="16"/>
+              </w:rPr>
+              <w:t>雷泽归妹</w:t>
+            </w:r>
+          </w:p>
+        </w:tc>
+        <w:tc>
+          <w:tcPr>
+            <w:tcW w:type="dxa" w:w="1337"/>
+          </w:tcPr>
+          <w:p>
+            <w:pPr>
+              <w:jc w:val="center"/>
+            </w:pPr>
+            <w:r/>
+            <w:r>
+              <w:rPr>
+                <w:rFonts w:ascii="Times New Roman" w:hAnsi="Times New Roman" w:eastAsia="宋体"/>
+                <w:sz w:val="16"/>
+              </w:rPr>
+              <w:t>☳☱</w:t>
+            </w:r>
+          </w:p>
+        </w:tc>
+        <w:tc>
+          <w:tcPr>
+            <w:tcW w:type="dxa" w:w="1337"/>
+          </w:tcPr>
+          <w:p>
+            <w:pPr>
+              <w:jc w:val="center"/>
+            </w:pPr>
+            <w:r/>
+            <w:r>
+              <w:rPr>
+                <w:rFonts w:ascii="Times New Roman" w:hAnsi="Times New Roman" w:eastAsia="宋体"/>
+                <w:sz w:val="16"/>
+              </w:rPr>
+              <w:t>compliant_grasp</w:t>
+            </w:r>
+          </w:p>
+        </w:tc>
+        <w:tc>
+          <w:tcPr>
+            <w:tcW w:type="dxa" w:w="1337"/>
+          </w:tcPr>
+          <w:p>
+            <w:pPr>
+              <w:jc w:val="center"/>
+            </w:pPr>
+            <w:r/>
+            <w:r>
+              <w:rPr>
+                <w:rFonts w:ascii="Times New Roman" w:hAnsi="Times New Roman" w:eastAsia="宋体"/>
+                <w:sz w:val="16"/>
+              </w:rPr>
+              <w:t>0.35</w:t>
+            </w:r>
+          </w:p>
+        </w:tc>
+        <w:tc>
+          <w:tcPr>
+            <w:tcW w:type="dxa" w:w="1337"/>
+          </w:tcPr>
+          <w:p>
+            <w:pPr>
+              <w:jc w:val="center"/>
+            </w:pPr>
+            <w:r/>
+            <w:r>
+              <w:rPr>
+                <w:rFonts w:ascii="Times New Roman" w:hAnsi="Times New Roman" w:eastAsia="宋体"/>
+                <w:sz w:val="16"/>
+              </w:rPr>
+              <w:t>slow</w:t>
+            </w:r>
+          </w:p>
+        </w:tc>
+        <w:tc>
+          <w:tcPr>
+            <w:tcW w:type="dxa" w:w="1337"/>
+          </w:tcPr>
+          <w:p>
+            <w:pPr>
+              <w:jc w:val="center"/>
+            </w:pPr>
+            <w:r/>
+            <w:r>
+              <w:rPr>
+                <w:rFonts w:ascii="Times New Roman" w:hAnsi="Times New Roman" w:eastAsia="宋体"/>
+                <w:sz w:val="16"/>
+              </w:rPr>
+              <w:t>归也，永终知敝</w:t>
+            </w:r>
+          </w:p>
+        </w:tc>
+      </w:tr>
+      <w:tr>
+        <w:tc>
+          <w:tcPr>
+            <w:tcW w:type="dxa" w:w="1337"/>
+            <w:shd w:fill="EBF5FB"/>
+          </w:tcPr>
+          <w:p>
+            <w:pPr>
+              <w:jc w:val="center"/>
+            </w:pPr>
+            <w:r/>
+            <w:r>
+              <w:rPr>
+                <w:rFonts w:ascii="Times New Roman" w:hAnsi="Times New Roman" w:eastAsia="宋体"/>
+                <w:sz w:val="16"/>
+              </w:rPr>
+              <w:t>55</w:t>
+            </w:r>
+          </w:p>
+        </w:tc>
+        <w:tc>
+          <w:tcPr>
+            <w:tcW w:type="dxa" w:w="1337"/>
+            <w:shd w:fill="EBF5FB"/>
+          </w:tcPr>
+          <w:p>
+            <w:pPr>
+              <w:jc w:val="center"/>
+            </w:pPr>
+            <w:r/>
+            <w:r>
+              <w:rPr>
+                <w:rFonts w:ascii="Times New Roman" w:hAnsi="Times New Roman" w:eastAsia="宋体"/>
+                <w:sz w:val="16"/>
+              </w:rPr>
+              <w:t>雷火丰</w:t>
+            </w:r>
+          </w:p>
+        </w:tc>
+        <w:tc>
+          <w:tcPr>
+            <w:tcW w:type="dxa" w:w="1337"/>
+            <w:shd w:fill="EBF5FB"/>
+          </w:tcPr>
+          <w:p>
+            <w:pPr>
+              <w:jc w:val="center"/>
+            </w:pPr>
+            <w:r/>
+            <w:r>
+              <w:rPr>
+                <w:rFonts w:ascii="Times New Roman" w:hAnsi="Times New Roman" w:eastAsia="宋体"/>
+                <w:sz w:val="16"/>
+              </w:rPr>
+              <w:t>☳☲</w:t>
+            </w:r>
+          </w:p>
+        </w:tc>
+        <w:tc>
+          <w:tcPr>
+            <w:tcW w:type="dxa" w:w="1337"/>
+            <w:shd w:fill="EBF5FB"/>
+          </w:tcPr>
+          <w:p>
+            <w:pPr>
+              <w:jc w:val="center"/>
+            </w:pPr>
+            <w:r/>
+            <w:r>
+              <w:rPr>
+                <w:rFonts w:ascii="Times New Roman" w:hAnsi="Times New Roman" w:eastAsia="宋体"/>
+                <w:sz w:val="16"/>
+              </w:rPr>
+              <w:t>robust_power_grasp</w:t>
+            </w:r>
+          </w:p>
+        </w:tc>
+        <w:tc>
+          <w:tcPr>
+            <w:tcW w:type="dxa" w:w="1337"/>
+            <w:shd w:fill="EBF5FB"/>
+          </w:tcPr>
+          <w:p>
+            <w:pPr>
+              <w:jc w:val="center"/>
+            </w:pPr>
+            <w:r/>
+            <w:r>
+              <w:rPr>
+                <w:rFonts w:ascii="Times New Roman" w:hAnsi="Times New Roman" w:eastAsia="宋体"/>
+                <w:sz w:val="16"/>
+              </w:rPr>
+              <w:t>0.75</w:t>
+            </w:r>
+          </w:p>
+        </w:tc>
+        <w:tc>
+          <w:tcPr>
+            <w:tcW w:type="dxa" w:w="1337"/>
+            <w:shd w:fill="EBF5FB"/>
+          </w:tcPr>
+          <w:p>
+            <w:pPr>
+              <w:jc w:val="center"/>
+            </w:pPr>
+            <w:r/>
+            <w:r>
+              <w:rPr>
+                <w:rFonts w:ascii="Times New Roman" w:hAnsi="Times New Roman" w:eastAsia="宋体"/>
+                <w:sz w:val="16"/>
+              </w:rPr>
+              <w:t>medium</w:t>
+            </w:r>
+          </w:p>
+        </w:tc>
+        <w:tc>
+          <w:tcPr>
+            <w:tcW w:type="dxa" w:w="1337"/>
+            <w:shd w:fill="EBF5FB"/>
+          </w:tcPr>
+          <w:p>
+            <w:pPr>
+              <w:jc w:val="center"/>
+            </w:pPr>
+            <w:r/>
+            <w:r>
+              <w:rPr>
+                <w:rFonts w:ascii="Times New Roman" w:hAnsi="Times New Roman" w:eastAsia="宋体"/>
+                <w:sz w:val="16"/>
+              </w:rPr>
+              <w:t>大也，明以动故丰</w:t>
+            </w:r>
+          </w:p>
+        </w:tc>
+      </w:tr>
+      <w:tr>
+        <w:tc>
+          <w:tcPr>
+            <w:tcW w:type="dxa" w:w="1337"/>
+          </w:tcPr>
+          <w:p>
+            <w:pPr>
+              <w:jc w:val="center"/>
+            </w:pPr>
+            <w:r/>
+            <w:r>
+              <w:rPr>
+                <w:rFonts w:ascii="Times New Roman" w:hAnsi="Times New Roman" w:eastAsia="宋体"/>
+                <w:sz w:val="16"/>
+              </w:rPr>
+              <w:t>56</w:t>
+            </w:r>
+          </w:p>
+        </w:tc>
+        <w:tc>
+          <w:tcPr>
+            <w:tcW w:type="dxa" w:w="1337"/>
+          </w:tcPr>
+          <w:p>
+            <w:pPr>
+              <w:jc w:val="center"/>
+            </w:pPr>
+            <w:r/>
+            <w:r>
+              <w:rPr>
+                <w:rFonts w:ascii="Times New Roman" w:hAnsi="Times New Roman" w:eastAsia="宋体"/>
+                <w:sz w:val="16"/>
+              </w:rPr>
+              <w:t>火山旅</w:t>
+            </w:r>
+          </w:p>
+        </w:tc>
+        <w:tc>
+          <w:tcPr>
+            <w:tcW w:type="dxa" w:w="1337"/>
+          </w:tcPr>
+          <w:p>
+            <w:pPr>
+              <w:jc w:val="center"/>
+            </w:pPr>
+            <w:r/>
+            <w:r>
+              <w:rPr>
+                <w:rFonts w:ascii="Times New Roman" w:hAnsi="Times New Roman" w:eastAsia="宋体"/>
+                <w:sz w:val="16"/>
+              </w:rPr>
+              <w:t>☲☶</w:t>
+            </w:r>
+          </w:p>
+        </w:tc>
+        <w:tc>
+          <w:tcPr>
+            <w:tcW w:type="dxa" w:w="1337"/>
+          </w:tcPr>
+          <w:p>
+            <w:pPr>
+              <w:jc w:val="center"/>
+            </w:pPr>
+            <w:r/>
+            <w:r>
+              <w:rPr>
+                <w:rFonts w:ascii="Times New Roman" w:hAnsi="Times New Roman" w:eastAsia="宋体"/>
+                <w:sz w:val="16"/>
+              </w:rPr>
+              <w:t>conditional_grasp</w:t>
+            </w:r>
+          </w:p>
+        </w:tc>
+        <w:tc>
+          <w:tcPr>
+            <w:tcW w:type="dxa" w:w="1337"/>
+          </w:tcPr>
+          <w:p>
+            <w:pPr>
+              <w:jc w:val="center"/>
+            </w:pPr>
+            <w:r/>
+            <w:r>
+              <w:rPr>
+                <w:rFonts w:ascii="Times New Roman" w:hAnsi="Times New Roman" w:eastAsia="宋体"/>
+                <w:sz w:val="16"/>
+              </w:rPr>
+              <w:t>0.55</w:t>
+            </w:r>
+          </w:p>
+        </w:tc>
+        <w:tc>
+          <w:tcPr>
+            <w:tcW w:type="dxa" w:w="1337"/>
+          </w:tcPr>
+          <w:p>
+            <w:pPr>
+              <w:jc w:val="center"/>
+            </w:pPr>
+            <w:r/>
+            <w:r>
+              <w:rPr>
+                <w:rFonts w:ascii="Times New Roman" w:hAnsi="Times New Roman" w:eastAsia="宋体"/>
+                <w:sz w:val="16"/>
+              </w:rPr>
+              <w:t>medium</w:t>
+            </w:r>
+          </w:p>
+        </w:tc>
+        <w:tc>
+          <w:tcPr>
+            <w:tcW w:type="dxa" w:w="1337"/>
+          </w:tcPr>
+          <w:p>
+            <w:pPr>
+              <w:jc w:val="center"/>
+            </w:pPr>
+            <w:r/>
+            <w:r>
+              <w:rPr>
+                <w:rFonts w:ascii="Times New Roman" w:hAnsi="Times New Roman" w:eastAsia="宋体"/>
+                <w:sz w:val="16"/>
+              </w:rPr>
+              <w:t>旅也，柔得中顺刚</w:t>
+            </w:r>
+          </w:p>
+        </w:tc>
+      </w:tr>
+      <w:tr>
+        <w:tc>
+          <w:tcPr>
+            <w:tcW w:type="dxa" w:w="1337"/>
+            <w:shd w:fill="EBF5FB"/>
+          </w:tcPr>
+          <w:p>
+            <w:pPr>
+              <w:jc w:val="center"/>
+            </w:pPr>
+            <w:r/>
+            <w:r>
+              <w:rPr>
+                <w:rFonts w:ascii="Times New Roman" w:hAnsi="Times New Roman" w:eastAsia="宋体"/>
+                <w:sz w:val="16"/>
+              </w:rPr>
+              <w:t>57</w:t>
+            </w:r>
+          </w:p>
+        </w:tc>
+        <w:tc>
+          <w:tcPr>
+            <w:tcW w:type="dxa" w:w="1337"/>
+            <w:shd w:fill="EBF5FB"/>
+          </w:tcPr>
+          <w:p>
+            <w:pPr>
+              <w:jc w:val="center"/>
+            </w:pPr>
+            <w:r/>
+            <w:r>
+              <w:rPr>
+                <w:rFonts w:ascii="Times New Roman" w:hAnsi="Times New Roman" w:eastAsia="宋体"/>
+                <w:sz w:val="16"/>
+              </w:rPr>
+              <w:t>巽为风</w:t>
+            </w:r>
+          </w:p>
+        </w:tc>
+        <w:tc>
+          <w:tcPr>
+            <w:tcW w:type="dxa" w:w="1337"/>
+            <w:shd w:fill="EBF5FB"/>
+          </w:tcPr>
+          <w:p>
+            <w:pPr>
+              <w:jc w:val="center"/>
+            </w:pPr>
+            <w:r/>
+            <w:r>
+              <w:rPr>
+                <w:rFonts w:ascii="Times New Roman" w:hAnsi="Times New Roman" w:eastAsia="宋体"/>
+                <w:sz w:val="16"/>
+              </w:rPr>
+              <w:t>☴☴</w:t>
+            </w:r>
+          </w:p>
+        </w:tc>
+        <w:tc>
+          <w:tcPr>
+            <w:tcW w:type="dxa" w:w="1337"/>
+            <w:shd w:fill="EBF5FB"/>
+          </w:tcPr>
+          <w:p>
+            <w:pPr>
+              <w:jc w:val="center"/>
+            </w:pPr>
+            <w:r/>
+            <w:r>
+              <w:rPr>
+                <w:rFonts w:ascii="Times New Roman" w:hAnsi="Times New Roman" w:eastAsia="宋体"/>
+                <w:sz w:val="16"/>
+              </w:rPr>
+              <w:t>compliant_grasp</w:t>
+            </w:r>
+          </w:p>
+        </w:tc>
+        <w:tc>
+          <w:tcPr>
+            <w:tcW w:type="dxa" w:w="1337"/>
+            <w:shd w:fill="EBF5FB"/>
+          </w:tcPr>
+          <w:p>
+            <w:pPr>
+              <w:jc w:val="center"/>
+            </w:pPr>
+            <w:r/>
+            <w:r>
+              <w:rPr>
+                <w:rFonts w:ascii="Times New Roman" w:hAnsi="Times New Roman" w:eastAsia="宋体"/>
+                <w:sz w:val="16"/>
+              </w:rPr>
+              <w:t>0.35</w:t>
+            </w:r>
+          </w:p>
+        </w:tc>
+        <w:tc>
+          <w:tcPr>
+            <w:tcW w:type="dxa" w:w="1337"/>
+            <w:shd w:fill="EBF5FB"/>
+          </w:tcPr>
+          <w:p>
+            <w:pPr>
+              <w:jc w:val="center"/>
+            </w:pPr>
+            <w:r/>
+            <w:r>
+              <w:rPr>
+                <w:rFonts w:ascii="Times New Roman" w:hAnsi="Times New Roman" w:eastAsia="宋体"/>
+                <w:sz w:val="16"/>
+              </w:rPr>
+              <w:t>medium</w:t>
+            </w:r>
+          </w:p>
+        </w:tc>
+        <w:tc>
+          <w:tcPr>
+            <w:tcW w:type="dxa" w:w="1337"/>
+            <w:shd w:fill="EBF5FB"/>
+          </w:tcPr>
+          <w:p>
+            <w:pPr>
+              <w:jc w:val="center"/>
+            </w:pPr>
+            <w:r/>
+            <w:r>
+              <w:rPr>
+                <w:rFonts w:ascii="Times New Roman" w:hAnsi="Times New Roman" w:eastAsia="宋体"/>
+                <w:sz w:val="16"/>
+              </w:rPr>
+              <w:t>随风而动，无所不入</w:t>
+            </w:r>
+          </w:p>
+        </w:tc>
+      </w:tr>
+      <w:tr>
+        <w:tc>
+          <w:tcPr>
+            <w:tcW w:type="dxa" w:w="1337"/>
+          </w:tcPr>
+          <w:p>
+            <w:pPr>
+              <w:jc w:val="center"/>
+            </w:pPr>
+            <w:r/>
+            <w:r>
+              <w:rPr>
+                <w:rFonts w:ascii="Times New Roman" w:hAnsi="Times New Roman" w:eastAsia="宋体"/>
+                <w:sz w:val="16"/>
+              </w:rPr>
+              <w:t>58</w:t>
+            </w:r>
+          </w:p>
+        </w:tc>
+        <w:tc>
+          <w:tcPr>
+            <w:tcW w:type="dxa" w:w="1337"/>
+          </w:tcPr>
+          <w:p>
+            <w:pPr>
+              <w:jc w:val="center"/>
+            </w:pPr>
+            <w:r/>
+            <w:r>
+              <w:rPr>
+                <w:rFonts w:ascii="Times New Roman" w:hAnsi="Times New Roman" w:eastAsia="宋体"/>
+                <w:sz w:val="16"/>
+              </w:rPr>
+              <w:t>兑为泽</w:t>
+            </w:r>
+          </w:p>
+        </w:tc>
+        <w:tc>
+          <w:tcPr>
+            <w:tcW w:type="dxa" w:w="1337"/>
+          </w:tcPr>
+          <w:p>
+            <w:pPr>
+              <w:jc w:val="center"/>
+            </w:pPr>
+            <w:r/>
+            <w:r>
+              <w:rPr>
+                <w:rFonts w:ascii="Times New Roman" w:hAnsi="Times New Roman" w:eastAsia="宋体"/>
+                <w:sz w:val="16"/>
+              </w:rPr>
+              <w:t>☱☱</w:t>
+            </w:r>
+          </w:p>
+        </w:tc>
+        <w:tc>
+          <w:tcPr>
+            <w:tcW w:type="dxa" w:w="1337"/>
+          </w:tcPr>
+          <w:p>
+            <w:pPr>
+              <w:jc w:val="center"/>
+            </w:pPr>
+            <w:r/>
+            <w:r>
+              <w:rPr>
+                <w:rFonts w:ascii="Times New Roman" w:hAnsi="Times New Roman" w:eastAsia="宋体"/>
+                <w:sz w:val="16"/>
+              </w:rPr>
+              <w:t>soft_grasp</w:t>
+            </w:r>
+          </w:p>
+        </w:tc>
+        <w:tc>
+          <w:tcPr>
+            <w:tcW w:type="dxa" w:w="1337"/>
+          </w:tcPr>
+          <w:p>
+            <w:pPr>
+              <w:jc w:val="center"/>
+            </w:pPr>
+            <w:r/>
+            <w:r>
+              <w:rPr>
+                <w:rFonts w:ascii="Times New Roman" w:hAnsi="Times New Roman" w:eastAsia="宋体"/>
+                <w:sz w:val="16"/>
+              </w:rPr>
+              <w:t>0.30</w:t>
+            </w:r>
+          </w:p>
+        </w:tc>
+        <w:tc>
+          <w:tcPr>
+            <w:tcW w:type="dxa" w:w="1337"/>
+          </w:tcPr>
+          <w:p>
+            <w:pPr>
+              <w:jc w:val="center"/>
+            </w:pPr>
+            <w:r/>
+            <w:r>
+              <w:rPr>
+                <w:rFonts w:ascii="Times New Roman" w:hAnsi="Times New Roman" w:eastAsia="宋体"/>
+                <w:sz w:val="16"/>
+              </w:rPr>
+              <w:t>slow</w:t>
+            </w:r>
+          </w:p>
+        </w:tc>
+        <w:tc>
+          <w:tcPr>
+            <w:tcW w:type="dxa" w:w="1337"/>
+          </w:tcPr>
+          <w:p>
+            <w:pPr>
+              <w:jc w:val="center"/>
+            </w:pPr>
+            <w:r/>
+            <w:r>
+              <w:rPr>
+                <w:rFonts w:ascii="Times New Roman" w:hAnsi="Times New Roman" w:eastAsia="宋体"/>
+                <w:sz w:val="16"/>
+              </w:rPr>
+              <w:t>和悦相待，以柔克刚</w:t>
+            </w:r>
+          </w:p>
+        </w:tc>
+      </w:tr>
+      <w:tr>
+        <w:tc>
+          <w:tcPr>
+            <w:tcW w:type="dxa" w:w="1337"/>
+            <w:shd w:fill="EBF5FB"/>
+          </w:tcPr>
+          <w:p>
+            <w:pPr>
+              <w:jc w:val="center"/>
+            </w:pPr>
+            <w:r/>
+            <w:r>
+              <w:rPr>
+                <w:rFonts w:ascii="Times New Roman" w:hAnsi="Times New Roman" w:eastAsia="宋体"/>
+                <w:sz w:val="16"/>
+              </w:rPr>
+              <w:t>59</w:t>
+            </w:r>
+          </w:p>
+        </w:tc>
+        <w:tc>
+          <w:tcPr>
+            <w:tcW w:type="dxa" w:w="1337"/>
+            <w:shd w:fill="EBF5FB"/>
+          </w:tcPr>
+          <w:p>
+            <w:pPr>
+              <w:jc w:val="center"/>
+            </w:pPr>
+            <w:r/>
+            <w:r>
+              <w:rPr>
+                <w:rFonts w:ascii="Times New Roman" w:hAnsi="Times New Roman" w:eastAsia="宋体"/>
+                <w:sz w:val="16"/>
+              </w:rPr>
+              <w:t>风水涣</w:t>
+            </w:r>
+          </w:p>
+        </w:tc>
+        <w:tc>
+          <w:tcPr>
+            <w:tcW w:type="dxa" w:w="1337"/>
+            <w:shd w:fill="EBF5FB"/>
+          </w:tcPr>
+          <w:p>
+            <w:pPr>
+              <w:jc w:val="center"/>
+            </w:pPr>
+            <w:r/>
+            <w:r>
+              <w:rPr>
+                <w:rFonts w:ascii="Times New Roman" w:hAnsi="Times New Roman" w:eastAsia="宋体"/>
+                <w:sz w:val="16"/>
+              </w:rPr>
+              <w:t>☴☵</w:t>
+            </w:r>
+          </w:p>
+        </w:tc>
+        <w:tc>
+          <w:tcPr>
+            <w:tcW w:type="dxa" w:w="1337"/>
+            <w:shd w:fill="EBF5FB"/>
+          </w:tcPr>
+          <w:p>
+            <w:pPr>
+              <w:jc w:val="center"/>
+            </w:pPr>
+            <w:r/>
+            <w:r>
+              <w:rPr>
+                <w:rFonts w:ascii="Times New Roman" w:hAnsi="Times New Roman" w:eastAsia="宋体"/>
+                <w:sz w:val="16"/>
+              </w:rPr>
+              <w:t>abort_or_retry</w:t>
+            </w:r>
+          </w:p>
+        </w:tc>
+        <w:tc>
+          <w:tcPr>
+            <w:tcW w:type="dxa" w:w="1337"/>
+            <w:shd w:fill="EBF5FB"/>
+          </w:tcPr>
+          <w:p>
+            <w:pPr>
+              <w:jc w:val="center"/>
+            </w:pPr>
+            <w:r/>
+            <w:r>
+              <w:rPr>
+                <w:rFonts w:ascii="Times New Roman" w:hAnsi="Times New Roman" w:eastAsia="宋体"/>
+                <w:sz w:val="16"/>
+              </w:rPr>
+              <w:t>0.40</w:t>
+            </w:r>
+          </w:p>
+        </w:tc>
+        <w:tc>
+          <w:tcPr>
+            <w:tcW w:type="dxa" w:w="1337"/>
+            <w:shd w:fill="EBF5FB"/>
+          </w:tcPr>
+          <w:p>
+            <w:pPr>
+              <w:jc w:val="center"/>
+            </w:pPr>
+            <w:r/>
+            <w:r>
+              <w:rPr>
+                <w:rFonts w:ascii="Times New Roman" w:hAnsi="Times New Roman" w:eastAsia="宋体"/>
+                <w:sz w:val="16"/>
+              </w:rPr>
+              <w:t>slow</w:t>
+            </w:r>
+          </w:p>
+        </w:tc>
+        <w:tc>
+          <w:tcPr>
+            <w:tcW w:type="dxa" w:w="1337"/>
+            <w:shd w:fill="EBF5FB"/>
+          </w:tcPr>
+          <w:p>
+            <w:pPr>
+              <w:jc w:val="center"/>
+            </w:pPr>
+            <w:r/>
+            <w:r>
+              <w:rPr>
+                <w:rFonts w:ascii="Times New Roman" w:hAnsi="Times New Roman" w:eastAsia="宋体"/>
+                <w:sz w:val="16"/>
+              </w:rPr>
+              <w:t>风行水上，涣奔其机</w:t>
+            </w:r>
+          </w:p>
+        </w:tc>
+      </w:tr>
+      <w:tr>
+        <w:tc>
+          <w:tcPr>
+            <w:tcW w:type="dxa" w:w="1337"/>
+          </w:tcPr>
+          <w:p>
+            <w:pPr>
+              <w:jc w:val="center"/>
+            </w:pPr>
+            <w:r/>
+            <w:r>
+              <w:rPr>
+                <w:rFonts w:ascii="Times New Roman" w:hAnsi="Times New Roman" w:eastAsia="宋体"/>
+                <w:sz w:val="16"/>
+              </w:rPr>
+              <w:t>60</w:t>
+            </w:r>
+          </w:p>
+        </w:tc>
+        <w:tc>
+          <w:tcPr>
+            <w:tcW w:type="dxa" w:w="1337"/>
+          </w:tcPr>
+          <w:p>
+            <w:pPr>
+              <w:jc w:val="center"/>
+            </w:pPr>
+            <w:r/>
+            <w:r>
+              <w:rPr>
+                <w:rFonts w:ascii="Times New Roman" w:hAnsi="Times New Roman" w:eastAsia="宋体"/>
+                <w:sz w:val="16"/>
+              </w:rPr>
+              <w:t>水泽节</w:t>
+            </w:r>
+          </w:p>
+        </w:tc>
+        <w:tc>
+          <w:tcPr>
+            <w:tcW w:type="dxa" w:w="1337"/>
+          </w:tcPr>
+          <w:p>
+            <w:pPr>
+              <w:jc w:val="center"/>
+            </w:pPr>
+            <w:r/>
+            <w:r>
+              <w:rPr>
+                <w:rFonts w:ascii="Times New Roman" w:hAnsi="Times New Roman" w:eastAsia="宋体"/>
+                <w:sz w:val="16"/>
+              </w:rPr>
+              <w:t>☵☱</w:t>
+            </w:r>
+          </w:p>
+        </w:tc>
+        <w:tc>
+          <w:tcPr>
+            <w:tcW w:type="dxa" w:w="1337"/>
+          </w:tcPr>
+          <w:p>
+            <w:pPr>
+              <w:jc w:val="center"/>
+            </w:pPr>
+            <w:r/>
+            <w:r>
+              <w:rPr>
+                <w:rFonts w:ascii="Times New Roman" w:hAnsi="Times New Roman" w:eastAsia="宋体"/>
+                <w:sz w:val="16"/>
+              </w:rPr>
+              <w:t>reduced_force_grasp</w:t>
+            </w:r>
+          </w:p>
+        </w:tc>
+        <w:tc>
+          <w:tcPr>
+            <w:tcW w:type="dxa" w:w="1337"/>
+          </w:tcPr>
+          <w:p>
+            <w:pPr>
+              <w:jc w:val="center"/>
+            </w:pPr>
+            <w:r/>
+            <w:r>
+              <w:rPr>
+                <w:rFonts w:ascii="Times New Roman" w:hAnsi="Times New Roman" w:eastAsia="宋体"/>
+                <w:sz w:val="16"/>
+              </w:rPr>
+              <w:t>0.30</w:t>
+            </w:r>
+          </w:p>
+        </w:tc>
+        <w:tc>
+          <w:tcPr>
+            <w:tcW w:type="dxa" w:w="1337"/>
+          </w:tcPr>
+          <w:p>
+            <w:pPr>
+              <w:jc w:val="center"/>
+            </w:pPr>
+            <w:r/>
+            <w:r>
+              <w:rPr>
+                <w:rFonts w:ascii="Times New Roman" w:hAnsi="Times New Roman" w:eastAsia="宋体"/>
+                <w:sz w:val="16"/>
+              </w:rPr>
+              <w:t>slow</w:t>
+            </w:r>
+          </w:p>
+        </w:tc>
+        <w:tc>
+          <w:tcPr>
+            <w:tcW w:type="dxa" w:w="1337"/>
+          </w:tcPr>
+          <w:p>
+            <w:pPr>
+              <w:jc w:val="center"/>
+            </w:pPr>
+            <w:r/>
+            <w:r>
+              <w:rPr>
+                <w:rFonts w:ascii="Times New Roman" w:hAnsi="Times New Roman" w:eastAsia="宋体"/>
+                <w:sz w:val="16"/>
+              </w:rPr>
+              <w:t>天地节而四时成</w:t>
+            </w:r>
+          </w:p>
+        </w:tc>
+      </w:tr>
+      <w:tr>
+        <w:tc>
+          <w:tcPr>
+            <w:tcW w:type="dxa" w:w="1337"/>
+            <w:shd w:fill="EBF5FB"/>
+          </w:tcPr>
+          <w:p>
+            <w:pPr>
+              <w:jc w:val="center"/>
+            </w:pPr>
+            <w:r/>
+            <w:r>
+              <w:rPr>
+                <w:rFonts w:ascii="Times New Roman" w:hAnsi="Times New Roman" w:eastAsia="宋体"/>
+                <w:sz w:val="16"/>
+              </w:rPr>
+              <w:t>61</w:t>
+            </w:r>
+          </w:p>
+        </w:tc>
+        <w:tc>
+          <w:tcPr>
+            <w:tcW w:type="dxa" w:w="1337"/>
+            <w:shd w:fill="EBF5FB"/>
+          </w:tcPr>
+          <w:p>
+            <w:pPr>
+              <w:jc w:val="center"/>
+            </w:pPr>
+            <w:r/>
+            <w:r>
+              <w:rPr>
+                <w:rFonts w:ascii="Times New Roman" w:hAnsi="Times New Roman" w:eastAsia="宋体"/>
+                <w:sz w:val="16"/>
+              </w:rPr>
+              <w:t>风泽中孚</w:t>
+            </w:r>
+          </w:p>
+        </w:tc>
+        <w:tc>
+          <w:tcPr>
+            <w:tcW w:type="dxa" w:w="1337"/>
+            <w:shd w:fill="EBF5FB"/>
+          </w:tcPr>
+          <w:p>
+            <w:pPr>
+              <w:jc w:val="center"/>
+            </w:pPr>
+            <w:r/>
+            <w:r>
+              <w:rPr>
+                <w:rFonts w:ascii="Times New Roman" w:hAnsi="Times New Roman" w:eastAsia="宋体"/>
+                <w:sz w:val="16"/>
+              </w:rPr>
+              <w:t>☴☱</w:t>
+            </w:r>
+          </w:p>
+        </w:tc>
+        <w:tc>
+          <w:tcPr>
+            <w:tcW w:type="dxa" w:w="1337"/>
+            <w:shd w:fill="EBF5FB"/>
+          </w:tcPr>
+          <w:p>
+            <w:pPr>
+              <w:jc w:val="center"/>
+            </w:pPr>
+            <w:r/>
+            <w:r>
+              <w:rPr>
+                <w:rFonts w:ascii="Times New Roman" w:hAnsi="Times New Roman" w:eastAsia="宋体"/>
+                <w:sz w:val="16"/>
+              </w:rPr>
+              <w:t>tactile_feedback_grasp</w:t>
+            </w:r>
+          </w:p>
+        </w:tc>
+        <w:tc>
+          <w:tcPr>
+            <w:tcW w:type="dxa" w:w="1337"/>
+            <w:shd w:fill="EBF5FB"/>
+          </w:tcPr>
+          <w:p>
+            <w:pPr>
+              <w:jc w:val="center"/>
+            </w:pPr>
+            <w:r/>
+            <w:r>
+              <w:rPr>
+                <w:rFonts w:ascii="Times New Roman" w:hAnsi="Times New Roman" w:eastAsia="宋体"/>
+                <w:sz w:val="16"/>
+              </w:rPr>
+              <w:t>0.40</w:t>
+            </w:r>
+          </w:p>
+        </w:tc>
+        <w:tc>
+          <w:tcPr>
+            <w:tcW w:type="dxa" w:w="1337"/>
+            <w:shd w:fill="EBF5FB"/>
+          </w:tcPr>
+          <w:p>
+            <w:pPr>
+              <w:jc w:val="center"/>
+            </w:pPr>
+            <w:r/>
+            <w:r>
+              <w:rPr>
+                <w:rFonts w:ascii="Times New Roman" w:hAnsi="Times New Roman" w:eastAsia="宋体"/>
+                <w:sz w:val="16"/>
+              </w:rPr>
+              <w:t>slow</w:t>
+            </w:r>
+          </w:p>
+        </w:tc>
+        <w:tc>
+          <w:tcPr>
+            <w:tcW w:type="dxa" w:w="1337"/>
+            <w:shd w:fill="EBF5FB"/>
+          </w:tcPr>
+          <w:p>
+            <w:pPr>
+              <w:jc w:val="center"/>
+            </w:pPr>
+            <w:r/>
+            <w:r>
+              <w:rPr>
+                <w:rFonts w:ascii="Times New Roman" w:hAnsi="Times New Roman" w:eastAsia="宋体"/>
+                <w:sz w:val="16"/>
+              </w:rPr>
+              <w:t>信及豚鱼，感而遂通</w:t>
+            </w:r>
+          </w:p>
+        </w:tc>
+      </w:tr>
+      <w:tr>
+        <w:tc>
+          <w:tcPr>
+            <w:tcW w:type="dxa" w:w="1337"/>
+          </w:tcPr>
+          <w:p>
+            <w:pPr>
+              <w:jc w:val="center"/>
+            </w:pPr>
+            <w:r/>
+            <w:r>
+              <w:rPr>
+                <w:rFonts w:ascii="Times New Roman" w:hAnsi="Times New Roman" w:eastAsia="宋体"/>
+                <w:sz w:val="16"/>
+              </w:rPr>
+              <w:t>62</w:t>
+            </w:r>
+          </w:p>
+        </w:tc>
+        <w:tc>
+          <w:tcPr>
+            <w:tcW w:type="dxa" w:w="1337"/>
+          </w:tcPr>
+          <w:p>
+            <w:pPr>
+              <w:jc w:val="center"/>
+            </w:pPr>
+            <w:r/>
+            <w:r>
+              <w:rPr>
+                <w:rFonts w:ascii="Times New Roman" w:hAnsi="Times New Roman" w:eastAsia="宋体"/>
+                <w:sz w:val="16"/>
+              </w:rPr>
+              <w:t>雷山小过</w:t>
+            </w:r>
+          </w:p>
+        </w:tc>
+        <w:tc>
+          <w:tcPr>
+            <w:tcW w:type="dxa" w:w="1337"/>
+          </w:tcPr>
+          <w:p>
+            <w:pPr>
+              <w:jc w:val="center"/>
+            </w:pPr>
+            <w:r/>
+            <w:r>
+              <w:rPr>
+                <w:rFonts w:ascii="Times New Roman" w:hAnsi="Times New Roman" w:eastAsia="宋体"/>
+                <w:sz w:val="16"/>
+              </w:rPr>
+              <w:t>☳☶</w:t>
+            </w:r>
+          </w:p>
+        </w:tc>
+        <w:tc>
+          <w:tcPr>
+            <w:tcW w:type="dxa" w:w="1337"/>
+          </w:tcPr>
+          <w:p>
+            <w:pPr>
+              <w:jc w:val="center"/>
+            </w:pPr>
+            <w:r/>
+            <w:r>
+              <w:rPr>
+                <w:rFonts w:ascii="Times New Roman" w:hAnsi="Times New Roman" w:eastAsia="宋体"/>
+                <w:sz w:val="16"/>
+              </w:rPr>
+              <w:t>cautious_grasp</w:t>
+            </w:r>
+          </w:p>
+        </w:tc>
+        <w:tc>
+          <w:tcPr>
+            <w:tcW w:type="dxa" w:w="1337"/>
+          </w:tcPr>
+          <w:p>
+            <w:pPr>
+              <w:jc w:val="center"/>
+            </w:pPr>
+            <w:r/>
+            <w:r>
+              <w:rPr>
+                <w:rFonts w:ascii="Times New Roman" w:hAnsi="Times New Roman" w:eastAsia="宋体"/>
+                <w:sz w:val="16"/>
+              </w:rPr>
+              <w:t>0.35</w:t>
+            </w:r>
+          </w:p>
+        </w:tc>
+        <w:tc>
+          <w:tcPr>
+            <w:tcW w:type="dxa" w:w="1337"/>
+          </w:tcPr>
+          <w:p>
+            <w:pPr>
+              <w:jc w:val="center"/>
+            </w:pPr>
+            <w:r/>
+            <w:r>
+              <w:rPr>
+                <w:rFonts w:ascii="Times New Roman" w:hAnsi="Times New Roman" w:eastAsia="宋体"/>
+                <w:sz w:val="16"/>
+              </w:rPr>
+              <w:t>slow</w:t>
+            </w:r>
+          </w:p>
+        </w:tc>
+        <w:tc>
+          <w:tcPr>
+            <w:tcW w:type="dxa" w:w="1337"/>
+          </w:tcPr>
+          <w:p>
+            <w:pPr>
+              <w:jc w:val="center"/>
+            </w:pPr>
+            <w:r/>
+            <w:r>
+              <w:rPr>
+                <w:rFonts w:ascii="Times New Roman" w:hAnsi="Times New Roman" w:eastAsia="宋体"/>
+                <w:sz w:val="16"/>
+              </w:rPr>
+              <w:t>小者过而亨也</w:t>
+            </w:r>
+          </w:p>
+        </w:tc>
+      </w:tr>
+      <w:tr>
+        <w:tc>
+          <w:tcPr>
+            <w:tcW w:type="dxa" w:w="1337"/>
+            <w:shd w:fill="EBF5FB"/>
+          </w:tcPr>
+          <w:p>
+            <w:pPr>
+              <w:jc w:val="center"/>
+            </w:pPr>
+            <w:r/>
+            <w:r>
+              <w:rPr>
+                <w:rFonts w:ascii="Times New Roman" w:hAnsi="Times New Roman" w:eastAsia="宋体"/>
+                <w:sz w:val="16"/>
+              </w:rPr>
+              <w:t>63</w:t>
+            </w:r>
+          </w:p>
+        </w:tc>
+        <w:tc>
+          <w:tcPr>
+            <w:tcW w:type="dxa" w:w="1337"/>
+            <w:shd w:fill="EBF5FB"/>
+          </w:tcPr>
+          <w:p>
+            <w:pPr>
+              <w:jc w:val="center"/>
+            </w:pPr>
+            <w:r/>
+            <w:r>
+              <w:rPr>
+                <w:rFonts w:ascii="Times New Roman" w:hAnsi="Times New Roman" w:eastAsia="宋体"/>
+                <w:sz w:val="16"/>
+              </w:rPr>
+              <w:t>水火既济</w:t>
+            </w:r>
+          </w:p>
+        </w:tc>
+        <w:tc>
+          <w:tcPr>
+            <w:tcW w:type="dxa" w:w="1337"/>
+            <w:shd w:fill="EBF5FB"/>
+          </w:tcPr>
+          <w:p>
+            <w:pPr>
+              <w:jc w:val="center"/>
+            </w:pPr>
+            <w:r/>
+            <w:r>
+              <w:rPr>
+                <w:rFonts w:ascii="Times New Roman" w:hAnsi="Times New Roman" w:eastAsia="宋体"/>
+                <w:sz w:val="16"/>
+              </w:rPr>
+              <w:t>☵☲</w:t>
+            </w:r>
+          </w:p>
+        </w:tc>
+        <w:tc>
+          <w:tcPr>
+            <w:tcW w:type="dxa" w:w="1337"/>
+            <w:shd w:fill="EBF5FB"/>
+          </w:tcPr>
+          <w:p>
+            <w:pPr>
+              <w:jc w:val="center"/>
+            </w:pPr>
+            <w:r/>
+            <w:r>
+              <w:rPr>
+                <w:rFonts w:ascii="Times New Roman" w:hAnsi="Times New Roman" w:eastAsia="宋体"/>
+                <w:sz w:val="16"/>
+              </w:rPr>
+              <w:t>balanced_grasp</w:t>
+            </w:r>
+          </w:p>
+        </w:tc>
+        <w:tc>
+          <w:tcPr>
+            <w:tcW w:type="dxa" w:w="1337"/>
+            <w:shd w:fill="EBF5FB"/>
+          </w:tcPr>
+          <w:p>
+            <w:pPr>
+              <w:jc w:val="center"/>
+            </w:pPr>
+            <w:r/>
+            <w:r>
+              <w:rPr>
+                <w:rFonts w:ascii="Times New Roman" w:hAnsi="Times New Roman" w:eastAsia="宋体"/>
+                <w:sz w:val="16"/>
+              </w:rPr>
+              <w:t>0.50</w:t>
+            </w:r>
+          </w:p>
+        </w:tc>
+        <w:tc>
+          <w:tcPr>
+            <w:tcW w:type="dxa" w:w="1337"/>
+            <w:shd w:fill="EBF5FB"/>
+          </w:tcPr>
+          <w:p>
+            <w:pPr>
+              <w:jc w:val="center"/>
+            </w:pPr>
+            <w:r/>
+            <w:r>
+              <w:rPr>
+                <w:rFonts w:ascii="Times New Roman" w:hAnsi="Times New Roman" w:eastAsia="宋体"/>
+                <w:sz w:val="16"/>
+              </w:rPr>
+              <w:t>medium</w:t>
+            </w:r>
+          </w:p>
+        </w:tc>
+        <w:tc>
+          <w:tcPr>
+            <w:tcW w:type="dxa" w:w="1337"/>
+            <w:shd w:fill="EBF5FB"/>
+          </w:tcPr>
+          <w:p>
+            <w:pPr>
+              <w:jc w:val="center"/>
+            </w:pPr>
+            <w:r/>
+            <w:r>
+              <w:rPr>
+                <w:rFonts w:ascii="Times New Roman" w:hAnsi="Times New Roman" w:eastAsia="宋体"/>
+                <w:sz w:val="16"/>
+              </w:rPr>
+              <w:t>事已成，初吉终乱</w:t>
+            </w:r>
+          </w:p>
+        </w:tc>
+      </w:tr>
+      <w:tr>
+        <w:tc>
+          <w:tcPr>
+            <w:tcW w:type="dxa" w:w="1337"/>
+          </w:tcPr>
+          <w:p>
+            <w:pPr>
+              <w:jc w:val="center"/>
+            </w:pPr>
+            <w:r/>
+            <w:r>
+              <w:rPr>
+                <w:rFonts w:ascii="Times New Roman" w:hAnsi="Times New Roman" w:eastAsia="宋体"/>
+                <w:sz w:val="16"/>
+              </w:rPr>
+              <w:t>64</w:t>
+            </w:r>
+          </w:p>
+        </w:tc>
+        <w:tc>
+          <w:tcPr>
+            <w:tcW w:type="dxa" w:w="1337"/>
+          </w:tcPr>
+          <w:p>
+            <w:pPr>
+              <w:jc w:val="center"/>
+            </w:pPr>
+            <w:r/>
+            <w:r>
+              <w:rPr>
+                <w:rFonts w:ascii="Times New Roman" w:hAnsi="Times New Roman" w:eastAsia="宋体"/>
+                <w:sz w:val="16"/>
+              </w:rPr>
+              <w:t>火水未济</w:t>
+            </w:r>
+          </w:p>
+        </w:tc>
+        <w:tc>
+          <w:tcPr>
+            <w:tcW w:type="dxa" w:w="1337"/>
+          </w:tcPr>
+          <w:p>
+            <w:pPr>
+              <w:jc w:val="center"/>
+            </w:pPr>
+            <w:r/>
+            <w:r>
+              <w:rPr>
+                <w:rFonts w:ascii="Times New Roman" w:hAnsi="Times New Roman" w:eastAsia="宋体"/>
+                <w:sz w:val="16"/>
+              </w:rPr>
+              <w:t>☲☵</w:t>
+            </w:r>
+          </w:p>
+        </w:tc>
+        <w:tc>
+          <w:tcPr>
+            <w:tcW w:type="dxa" w:w="1337"/>
+          </w:tcPr>
+          <w:p>
+            <w:pPr>
+              <w:jc w:val="center"/>
+            </w:pPr>
+            <w:r/>
+            <w:r>
+              <w:rPr>
+                <w:rFonts w:ascii="Times New Roman" w:hAnsi="Times New Roman" w:eastAsia="宋体"/>
+                <w:sz w:val="16"/>
+              </w:rPr>
+              <w:t>abort_or_retry</w:t>
+            </w:r>
+          </w:p>
+        </w:tc>
+        <w:tc>
+          <w:tcPr>
+            <w:tcW w:type="dxa" w:w="1337"/>
+          </w:tcPr>
+          <w:p>
+            <w:pPr>
+              <w:jc w:val="center"/>
+            </w:pPr>
+            <w:r/>
+            <w:r>
+              <w:rPr>
+                <w:rFonts w:ascii="Times New Roman" w:hAnsi="Times New Roman" w:eastAsia="宋体"/>
+                <w:sz w:val="16"/>
+              </w:rPr>
+              <w:t>0.40</w:t>
+            </w:r>
+          </w:p>
+        </w:tc>
+        <w:tc>
+          <w:tcPr>
+            <w:tcW w:type="dxa" w:w="1337"/>
+          </w:tcPr>
+          <w:p>
+            <w:pPr>
+              <w:jc w:val="center"/>
+            </w:pPr>
+            <w:r/>
+            <w:r>
+              <w:rPr>
+                <w:rFonts w:ascii="Times New Roman" w:hAnsi="Times New Roman" w:eastAsia="宋体"/>
+                <w:sz w:val="16"/>
+              </w:rPr>
+              <w:t>slow</w:t>
+            </w:r>
+          </w:p>
+        </w:tc>
+        <w:tc>
+          <w:tcPr>
+            <w:tcW w:type="dxa" w:w="1337"/>
+          </w:tcPr>
+          <w:p>
+            <w:pPr>
+              <w:jc w:val="center"/>
+            </w:pPr>
+            <w:r/>
+            <w:r>
+              <w:rPr>
+                <w:rFonts w:ascii="Times New Roman" w:hAnsi="Times New Roman" w:eastAsia="宋体"/>
+                <w:sz w:val="16"/>
+              </w:rPr>
+              <w:t>事未成，谨慎观望</w:t>
+            </w:r>
+          </w:p>
+        </w:tc>
+      </w:tr>
+    </w:tbl>
+    <w:p/>
+    <w:p>
+      <w:r>
+        <w:br w:type="page"/>
       </w:r>
     </w:p>
     <w:p>

--- a/paper/YLYW技术论文_v0.4.docx
+++ b/paper/YLYW技术论文_v0.4.docx
@@ -457,6 +457,913 @@
       </w:r>
     </w:p>
     <w:p>
+      <w:pPr>
+        <w:pStyle w:val="Heading2"/>
+      </w:pPr>
+      <w:r>
+        <w:rPr>
+          <w:rFonts w:ascii="Times New Roman" w:hAnsi="Times New Roman" w:eastAsia="黑体"/>
+          <w:sz w:val="30"/>
+        </w:rPr>
+        <w:t>1.5 相关工作与学术定位</w:t>
+      </w:r>
+    </w:p>
+    <w:p>
+      <w:pPr>
+        <w:ind w:firstLine="420"/>
+      </w:pPr>
+      <w:r>
+        <w:rPr>
+          <w:rFonts w:ascii="Times New Roman" w:hAnsi="Times New Roman" w:eastAsia="宋体"/>
+          <w:sz w:val="22"/>
+        </w:rPr>
+        <w:t>YLYW位于三类研究线索的交汇处：模糊推理系统、物理信息机器学习和神经符号人工智能。本节逐一阐明YLYW与各类方法的异同，以明确定位本文的独特贡献。</w:t>
+      </w:r>
+    </w:p>
+    <w:p>
+      <w:pPr>
+        <w:pStyle w:val="Heading3"/>
+      </w:pPr>
+      <w:r>
+        <w:rPr>
+          <w:rFonts w:ascii="Times New Roman" w:hAnsi="Times New Roman" w:eastAsia="黑体"/>
+          <w:sz w:val="24"/>
+        </w:rPr>
+        <w:t>1.5.1 与模糊推理系统的对比</w:t>
+      </w:r>
+    </w:p>
+    <w:p>
+      <w:pPr>
+        <w:ind w:firstLine="420"/>
+      </w:pPr>
+      <w:r>
+        <w:rPr>
+          <w:rFonts w:ascii="Times New Roman" w:hAnsi="Times New Roman" w:eastAsia="宋体"/>
+          <w:sz w:val="22"/>
+        </w:rPr>
+        <w:t>模糊神经网络（Fuzzy Neural Networks, FNN）和模糊推理系统（Fuzzy Inference Systems, FIS）是与YLYW推理层（L1-L3）算子最接近的一类模型[11,12]。两者都追求可解释的推理过程，都以"IF-THEN"模糊规则为核心计算单元，并且都能处理不确定性，擅长小样本学习。然而，YLYW在两个关键维度上超越了传统FNN：</w:t>
+      </w:r>
+    </w:p>
+    <w:p>
+      <w:pPr>
+        <w:ind w:firstLine="420"/>
+      </w:pPr>
+      <w:r>
+        <w:rPr>
+          <w:rFonts w:ascii="Times New Roman" w:hAnsi="Times New Roman" w:eastAsia="宋体"/>
+          <w:sz w:val="22"/>
+        </w:rPr>
+        <w:t>第一，规则的来源与深度不同。FNN的规则通常来自领域专家的零散经验或从数据中提取的浅层关联逻辑；而YLYW的规则来自《易经》这一成体系的、自洽的古典哲学框架——64卦之间通过"错、综、乘、承、比、应"等关系构成了内置的结构化知识网络[19-21]。这不仅仅是"更多的规则"，而是"有内在结构的规则体系"。</w:t>
+      </w:r>
+    </w:p>
+    <w:p>
+      <w:pPr>
+        <w:ind w:firstLine="420"/>
+      </w:pPr>
+      <w:r>
+        <w:rPr>
+          <w:rFonts w:ascii="Times New Roman" w:hAnsi="Times New Roman" w:eastAsia="宋体"/>
+          <w:sz w:val="22"/>
+        </w:rPr>
+        <w:t>第二，动态变化逻辑不同。FNN本质上是静态的规则映射（输入→规则→输出）；YLYW内建了"变卦"（状态转移）、"物极必反"（阈值触发反向调节）、"否极泰来"（连续失败触发策略切换）等系统的动态演化逻辑。这些逻辑使得YLYW不仅能处理"当前是什么状态"，还能推理"状态正在如何变化"以及"应该如何应对变化"。</w:t>
+      </w:r>
+    </w:p>
+    <w:p>
+      <w:pPr>
+        <w:ind w:firstLine="420"/>
+      </w:pPr>
+      <w:r>
+        <w:rPr>
+          <w:rFonts w:ascii="Times New Roman" w:hAnsi="Times New Roman" w:eastAsia="宋体"/>
+          <w:sz w:val="22"/>
+        </w:rPr>
+        <w:t>简言之，YLYW可以看作是被注入了整套东方变化哲学世界观、作为结构化先验的模糊推理系统。</w:t>
+      </w:r>
+    </w:p>
+    <w:p>
+      <w:pPr>
+        <w:pStyle w:val="Heading3"/>
+      </w:pPr>
+      <w:r>
+        <w:rPr>
+          <w:rFonts w:ascii="Times New Roman" w:hAnsi="Times New Roman" w:eastAsia="黑体"/>
+          <w:sz w:val="24"/>
+        </w:rPr>
+        <w:t>1.5.2 与物理信息神经网络的对比</w:t>
+      </w:r>
+    </w:p>
+    <w:p>
+      <w:pPr>
+        <w:ind w:firstLine="420"/>
+      </w:pPr>
+      <w:r>
+        <w:rPr>
+          <w:rFonts w:ascii="Times New Roman" w:hAnsi="Times New Roman" w:eastAsia="宋体"/>
+          <w:sz w:val="22"/>
+        </w:rPr>
+        <w:t>物理信息神经网络（Physics-Informed Neural Networks, PINN）是与YLYW物理约束层（未来工作）机制最接近的一类模型。PINN的核心思想是将物理定律（如偏微分方程）作为额外的损失项注入神经网络训练过程，以保证输出符合物理规律[13]。2026年，眸深智能发布的STI-WM时空一体世界动作模型也采用了类似的物理一致性引擎设计[8]，进一步验证了物理约束在具身智能中的必要性。</w:t>
+      </w:r>
+    </w:p>
+    <w:p>
+      <w:pPr>
+        <w:ind w:firstLine="420"/>
+      </w:pPr>
+      <w:r>
+        <w:rPr>
+          <w:rFonts w:ascii="Times New Roman" w:hAnsi="Times New Roman" w:eastAsia="宋体"/>
+          <w:sz w:val="22"/>
+        </w:rPr>
+        <w:t>然而，YLYW在两个关键维度上超越了PINN范式：第一，知识融合的高度不同。PINN仅在底层注入物理约束（偏微分方程），其高层推理仍依赖于数据驱动的统计拟合。YLYW在融合物理约束的基础上，还在顶层叠加了另一套同样具有强先验和结构性的哲学认知模型——64卦的变化哲学。这使得YLYW形成了一个"物理保底 + 哲学导航"的双层知识架构。</w:t>
+      </w:r>
+    </w:p>
+    <w:p>
+      <w:pPr>
+        <w:ind w:firstLine="420"/>
+      </w:pPr>
+      <w:r>
+        <w:rPr>
+          <w:rFonts w:ascii="Times New Roman" w:hAnsi="Times New Roman" w:eastAsia="宋体"/>
+          <w:sz w:val="22"/>
+        </w:rPr>
+        <w:t>第二，处理的问题类型不同。PINN主要用于求解特定形式的微分方程（如流体动力学、热传导），属于单一物理场的问题求解器。YLYW则旨在构建一个能进行完整感知-认知-行动闭环的通用具身智能体，其物理约束层只是多层架构中的一环。</w:t>
+      </w:r>
+    </w:p>
+    <w:p>
+      <w:pPr>
+        <w:pStyle w:val="Heading3"/>
+      </w:pPr>
+      <w:r>
+        <w:rPr>
+          <w:rFonts w:ascii="Times New Roman" w:hAnsi="Times New Roman" w:eastAsia="黑体"/>
+          <w:sz w:val="24"/>
+        </w:rPr>
+        <w:t>1.5.3 与神经符号AI的整体对比</w:t>
+      </w:r>
+    </w:p>
+    <w:p>
+      <w:pPr>
+        <w:ind w:firstLine="420"/>
+      </w:pPr>
+      <w:r>
+        <w:rPr>
+          <w:rFonts w:ascii="Times New Roman" w:hAnsi="Times New Roman" w:eastAsia="宋体"/>
+          <w:sz w:val="22"/>
+        </w:rPr>
+        <w:t>神经符号人工智能（Neuro-Symbolic AI, NeSy）是与YLYW整体架构和宏观目标最接近的范式[9]。NeSy试图结合神经网络的"学习能力"和符号系统的"推理与可解释性"，被认为是通向通用人工智能的第三条道路。YLYW本身即是一种联邦式神经符号架构——其"易理规则"是符号层，"连续模糊隶属度"是连接主义与符号的桥梁[10]。</w:t>
+      </w:r>
+    </w:p>
+    <w:p>
+      <w:pPr>
+        <w:ind w:firstLine="420"/>
+      </w:pPr>
+      <w:r>
+        <w:rPr>
+          <w:rFonts w:ascii="Times New Roman" w:hAnsi="Times New Roman" w:eastAsia="宋体"/>
+          <w:sz w:val="22"/>
+        </w:rPr>
+        <w:t>然而，YLYW在三个维度上为NeSy范式贡献了独特的创新：第一，符号的来源和自洽性。当前NeSy系统使用的符号和规则多为解决特定任务而人为设计，零散且孤立（如DeepProbLog[10]中的逻辑子句）。YLYW的符号集来自《易经》64卦这套完整的、自洽的符号系统，64卦之间存在错、综、乘、承、比、应等丰富的关系网络——这种"符号即知识体系"的设计是NeSy文献中前所未有的。</w:t>
+      </w:r>
+    </w:p>
+    <w:p>
+      <w:pPr>
+        <w:ind w:firstLine="420"/>
+      </w:pPr>
+      <w:r>
+        <w:rPr>
+          <w:rFonts w:ascii="Times New Roman" w:hAnsi="Times New Roman" w:eastAsia="宋体"/>
+          <w:sz w:val="22"/>
+        </w:rPr>
+        <w:t>第二，物理世界的锚定。绝大多数NeSy系统工作在抽象的符号世界（如逻辑推理、知识图谱），缺乏与物理世界的直接交互。YLYW通过L2六爻编码将物理特征映射为符号表示，通过L3+爻位关系将符号推理结果转化为物理执行参数，通过物理约束层（未来工作）保证物理合规——实现了符号推理与物理世界的完整闭环。</w:t>
+      </w:r>
+    </w:p>
+    <w:p>
+      <w:pPr>
+        <w:ind w:firstLine="420"/>
+      </w:pPr>
+      <w:r>
+        <w:rPr>
+          <w:rFonts w:ascii="Times New Roman" w:hAnsi="Times New Roman" w:eastAsia="宋体"/>
+          <w:sz w:val="22"/>
+        </w:rPr>
+        <w:t>第三，跨文化的知识表示。YLYW首次将东方古典哲学符号系统引入NeSy架构，为这个主要由西方逻辑传统主导的领域贡献了一套全新的符号原语和关系运算。这不仅是技术上的创新，也是知识表示多样性的一次重要探索。</w:t>
+      </w:r>
+    </w:p>
+    <w:p>
+      <w:pPr>
+        <w:ind w:firstLine="420"/>
+      </w:pPr>
+      <w:r>
+        <w:rPr>
+          <w:rFonts w:ascii="Times New Roman" w:hAnsi="Times New Roman" w:eastAsia="宋体"/>
+          <w:sz w:val="22"/>
+        </w:rPr>
+        <w:t>综上所述，YLYW融合了模糊推理、物理信息学习和神经符号AI的思想，但超越了其中任何单一范式的范畴。它首次构建了一个"易理认知 + 物理约束"的三层统一架构：在推理层，超越了传统FNN，采用了源自《易经》的自洽哲学规则体系；在约束层，继承了PINN的物理合规思想；在整体架构上，为神经符号AI贡献了一套全新的、结构化的、锚定于物理世界的符号基元与推理引擎。表1总结了YLYW与三类相关方法的系统对比。</w:t>
+      </w:r>
+    </w:p>
+    <w:p>
+      <w:pPr>
+        <w:jc w:val="center"/>
+      </w:pPr>
+      <w:r>
+        <w:rPr>
+          <w:rFonts w:ascii="Times New Roman" w:hAnsi="Times New Roman" w:eastAsia="黑体"/>
+          <w:b/>
+          <w:sz w:val="18"/>
+        </w:rPr>
+        <w:t>表1. YLYW与三类相关方法的系统对比</w:t>
+      </w:r>
+    </w:p>
+    <w:tbl>
+      <w:tblPr>
+        <w:tblStyle w:val="TableGrid"/>
+        <w:tblW w:type="auto" w:w="0"/>
+        <w:jc w:val="center"/>
+        <w:tblLook w:firstColumn="1" w:firstRow="1" w:lastColumn="0" w:lastRow="0" w:noHBand="0" w:noVBand="1" w:val="04A0"/>
+      </w:tblPr>
+      <w:tblGrid>
+        <w:gridCol w:w="1872"/>
+        <w:gridCol w:w="1872"/>
+        <w:gridCol w:w="1872"/>
+        <w:gridCol w:w="1872"/>
+        <w:gridCol w:w="1872"/>
+      </w:tblGrid>
+      <w:tr>
+        <w:tc>
+          <w:tcPr>
+            <w:tcW w:type="dxa" w:w="1872"/>
+            <w:shd w:fill="1A5276"/>
+          </w:tcPr>
+          <w:p>
+            <w:pPr>
+              <w:jc w:val="center"/>
+            </w:pPr>
+            <w:r/>
+            <w:r>
+              <w:rPr>
+                <w:rFonts w:ascii="Times New Roman" w:hAnsi="Times New Roman" w:eastAsia="黑体"/>
+                <w:b/>
+                <w:color w:val="FFFFFF"/>
+                <w:sz w:val="16"/>
+              </w:rPr>
+              <w:t>维度</w:t>
+            </w:r>
+          </w:p>
+        </w:tc>
+        <w:tc>
+          <w:tcPr>
+            <w:tcW w:type="dxa" w:w="1872"/>
+            <w:shd w:fill="1A5276"/>
+          </w:tcPr>
+          <w:p>
+            <w:pPr>
+              <w:jc w:val="center"/>
+            </w:pPr>
+            <w:r/>
+            <w:r>
+              <w:rPr>
+                <w:rFonts w:ascii="Times New Roman" w:hAnsi="Times New Roman" w:eastAsia="黑体"/>
+                <w:b/>
+                <w:color w:val="FFFFFF"/>
+                <w:sz w:val="16"/>
+              </w:rPr>
+              <w:t>FNN/FIS</w:t>
+            </w:r>
+          </w:p>
+        </w:tc>
+        <w:tc>
+          <w:tcPr>
+            <w:tcW w:type="dxa" w:w="1872"/>
+            <w:shd w:fill="1A5276"/>
+          </w:tcPr>
+          <w:p>
+            <w:pPr>
+              <w:jc w:val="center"/>
+            </w:pPr>
+            <w:r/>
+            <w:r>
+              <w:rPr>
+                <w:rFonts w:ascii="Times New Roman" w:hAnsi="Times New Roman" w:eastAsia="黑体"/>
+                <w:b/>
+                <w:color w:val="FFFFFF"/>
+                <w:sz w:val="16"/>
+              </w:rPr>
+              <w:t>PINN</w:t>
+            </w:r>
+          </w:p>
+        </w:tc>
+        <w:tc>
+          <w:tcPr>
+            <w:tcW w:type="dxa" w:w="1872"/>
+            <w:shd w:fill="1A5276"/>
+          </w:tcPr>
+          <w:p>
+            <w:pPr>
+              <w:jc w:val="center"/>
+            </w:pPr>
+            <w:r/>
+            <w:r>
+              <w:rPr>
+                <w:rFonts w:ascii="Times New Roman" w:hAnsi="Times New Roman" w:eastAsia="黑体"/>
+                <w:b/>
+                <w:color w:val="FFFFFF"/>
+                <w:sz w:val="16"/>
+              </w:rPr>
+              <w:t>NeSy</w:t>
+            </w:r>
+          </w:p>
+        </w:tc>
+        <w:tc>
+          <w:tcPr>
+            <w:tcW w:type="dxa" w:w="1872"/>
+            <w:shd w:fill="1A5276"/>
+          </w:tcPr>
+          <w:p>
+            <w:pPr>
+              <w:jc w:val="center"/>
+            </w:pPr>
+            <w:r/>
+            <w:r>
+              <w:rPr>
+                <w:rFonts w:ascii="Times New Roman" w:hAnsi="Times New Roman" w:eastAsia="黑体"/>
+                <w:b/>
+                <w:color w:val="FFFFFF"/>
+                <w:sz w:val="16"/>
+              </w:rPr>
+              <w:t>YLYW（本工作）</w:t>
+            </w:r>
+          </w:p>
+        </w:tc>
+      </w:tr>
+      <w:tr>
+        <w:tc>
+          <w:tcPr>
+            <w:tcW w:type="dxa" w:w="1872"/>
+            <w:shd w:fill="EBF5FB"/>
+          </w:tcPr>
+          <w:p>
+            <w:pPr>
+              <w:jc w:val="center"/>
+            </w:pPr>
+            <w:r/>
+            <w:r>
+              <w:rPr>
+                <w:rFonts w:ascii="Times New Roman" w:hAnsi="Times New Roman" w:eastAsia="宋体"/>
+                <w:sz w:val="16"/>
+              </w:rPr>
+              <w:t>知识来源</w:t>
+            </w:r>
+          </w:p>
+        </w:tc>
+        <w:tc>
+          <w:tcPr>
+            <w:tcW w:type="dxa" w:w="1872"/>
+            <w:shd w:fill="EBF5FB"/>
+          </w:tcPr>
+          <w:p>
+            <w:pPr>
+              <w:jc w:val="center"/>
+            </w:pPr>
+            <w:r/>
+            <w:r>
+              <w:rPr>
+                <w:rFonts w:ascii="Times New Roman" w:hAnsi="Times New Roman" w:eastAsia="宋体"/>
+                <w:sz w:val="16"/>
+              </w:rPr>
+              <w:t>专家经验/数据</w:t>
+            </w:r>
+          </w:p>
+        </w:tc>
+        <w:tc>
+          <w:tcPr>
+            <w:tcW w:type="dxa" w:w="1872"/>
+            <w:shd w:fill="EBF5FB"/>
+          </w:tcPr>
+          <w:p>
+            <w:pPr>
+              <w:jc w:val="center"/>
+            </w:pPr>
+            <w:r/>
+            <w:r>
+              <w:rPr>
+                <w:rFonts w:ascii="Times New Roman" w:hAnsi="Times New Roman" w:eastAsia="宋体"/>
+                <w:sz w:val="16"/>
+              </w:rPr>
+              <w:t>物理定律</w:t>
+            </w:r>
+          </w:p>
+        </w:tc>
+        <w:tc>
+          <w:tcPr>
+            <w:tcW w:type="dxa" w:w="1872"/>
+            <w:shd w:fill="EBF5FB"/>
+          </w:tcPr>
+          <w:p>
+            <w:pPr>
+              <w:jc w:val="center"/>
+            </w:pPr>
+            <w:r/>
+            <w:r>
+              <w:rPr>
+                <w:rFonts w:ascii="Times New Roman" w:hAnsi="Times New Roman" w:eastAsia="宋体"/>
+                <w:sz w:val="16"/>
+              </w:rPr>
+              <w:t>人为逻辑</w:t>
+            </w:r>
+          </w:p>
+        </w:tc>
+        <w:tc>
+          <w:tcPr>
+            <w:tcW w:type="dxa" w:w="1872"/>
+            <w:shd w:fill="EBF5FB"/>
+          </w:tcPr>
+          <w:p>
+            <w:pPr>
+              <w:jc w:val="center"/>
+            </w:pPr>
+            <w:r/>
+            <w:r>
+              <w:rPr>
+                <w:rFonts w:ascii="Times New Roman" w:hAnsi="Times New Roman" w:eastAsia="宋体"/>
+                <w:sz w:val="16"/>
+              </w:rPr>
+              <w:t>64卦符号体系 + 物理定律</w:t>
+            </w:r>
+          </w:p>
+        </w:tc>
+      </w:tr>
+      <w:tr>
+        <w:tc>
+          <w:tcPr>
+            <w:tcW w:type="dxa" w:w="1872"/>
+          </w:tcPr>
+          <w:p>
+            <w:pPr>
+              <w:jc w:val="center"/>
+            </w:pPr>
+            <w:r/>
+            <w:r>
+              <w:rPr>
+                <w:rFonts w:ascii="Times New Roman" w:hAnsi="Times New Roman" w:eastAsia="宋体"/>
+                <w:sz w:val="16"/>
+              </w:rPr>
+              <w:t>规则结构</w:t>
+            </w:r>
+          </w:p>
+        </w:tc>
+        <w:tc>
+          <w:tcPr>
+            <w:tcW w:type="dxa" w:w="1872"/>
+          </w:tcPr>
+          <w:p>
+            <w:pPr>
+              <w:jc w:val="center"/>
+            </w:pPr>
+            <w:r/>
+            <w:r>
+              <w:rPr>
+                <w:rFonts w:ascii="Times New Roman" w:hAnsi="Times New Roman" w:eastAsia="宋体"/>
+                <w:sz w:val="16"/>
+              </w:rPr>
+              <w:t>零散规则集合</w:t>
+            </w:r>
+          </w:p>
+        </w:tc>
+        <w:tc>
+          <w:tcPr>
+            <w:tcW w:type="dxa" w:w="1872"/>
+          </w:tcPr>
+          <w:p>
+            <w:pPr>
+              <w:jc w:val="center"/>
+            </w:pPr>
+            <w:r/>
+            <w:r>
+              <w:rPr>
+                <w:rFonts w:ascii="Times New Roman" w:hAnsi="Times New Roman" w:eastAsia="宋体"/>
+                <w:sz w:val="16"/>
+              </w:rPr>
+              <w:t>微分方程</w:t>
+            </w:r>
+          </w:p>
+        </w:tc>
+        <w:tc>
+          <w:tcPr>
+            <w:tcW w:type="dxa" w:w="1872"/>
+          </w:tcPr>
+          <w:p>
+            <w:pPr>
+              <w:jc w:val="center"/>
+            </w:pPr>
+            <w:r/>
+            <w:r>
+              <w:rPr>
+                <w:rFonts w:ascii="Times New Roman" w:hAnsi="Times New Roman" w:eastAsia="宋体"/>
+                <w:sz w:val="16"/>
+              </w:rPr>
+              <w:t>逻辑子句</w:t>
+            </w:r>
+          </w:p>
+        </w:tc>
+        <w:tc>
+          <w:tcPr>
+            <w:tcW w:type="dxa" w:w="1872"/>
+          </w:tcPr>
+          <w:p>
+            <w:pPr>
+              <w:jc w:val="center"/>
+            </w:pPr>
+            <w:r/>
+            <w:r>
+              <w:rPr>
+                <w:rFonts w:ascii="Times New Roman" w:hAnsi="Times New Roman" w:eastAsia="宋体"/>
+                <w:sz w:val="16"/>
+              </w:rPr>
+              <w:t>自洽的64卦结构化网络</w:t>
+            </w:r>
+          </w:p>
+        </w:tc>
+      </w:tr>
+      <w:tr>
+        <w:tc>
+          <w:tcPr>
+            <w:tcW w:type="dxa" w:w="1872"/>
+            <w:shd w:fill="EBF5FB"/>
+          </w:tcPr>
+          <w:p>
+            <w:pPr>
+              <w:jc w:val="center"/>
+            </w:pPr>
+            <w:r/>
+            <w:r>
+              <w:rPr>
+                <w:rFonts w:ascii="Times New Roman" w:hAnsi="Times New Roman" w:eastAsia="宋体"/>
+                <w:sz w:val="16"/>
+              </w:rPr>
+              <w:t>动态演化</w:t>
+            </w:r>
+          </w:p>
+        </w:tc>
+        <w:tc>
+          <w:tcPr>
+            <w:tcW w:type="dxa" w:w="1872"/>
+            <w:shd w:fill="EBF5FB"/>
+          </w:tcPr>
+          <w:p>
+            <w:pPr>
+              <w:jc w:val="center"/>
+            </w:pPr>
+            <w:r/>
+            <w:r>
+              <w:rPr>
+                <w:rFonts w:ascii="Times New Roman" w:hAnsi="Times New Roman" w:eastAsia="宋体"/>
+                <w:sz w:val="16"/>
+              </w:rPr>
+              <w:t>静态映射</w:t>
+            </w:r>
+          </w:p>
+        </w:tc>
+        <w:tc>
+          <w:tcPr>
+            <w:tcW w:type="dxa" w:w="1872"/>
+            <w:shd w:fill="EBF5FB"/>
+          </w:tcPr>
+          <w:p>
+            <w:pPr>
+              <w:jc w:val="center"/>
+            </w:pPr>
+            <w:r/>
+            <w:r>
+              <w:rPr>
+                <w:rFonts w:ascii="Times New Roman" w:hAnsi="Times New Roman" w:eastAsia="宋体"/>
+                <w:sz w:val="16"/>
+              </w:rPr>
+              <w:t>无</w:t>
+            </w:r>
+          </w:p>
+        </w:tc>
+        <w:tc>
+          <w:tcPr>
+            <w:tcW w:type="dxa" w:w="1872"/>
+            <w:shd w:fill="EBF5FB"/>
+          </w:tcPr>
+          <w:p>
+            <w:pPr>
+              <w:jc w:val="center"/>
+            </w:pPr>
+            <w:r/>
+            <w:r>
+              <w:rPr>
+                <w:rFonts w:ascii="Times New Roman" w:hAnsi="Times New Roman" w:eastAsia="宋体"/>
+                <w:sz w:val="16"/>
+              </w:rPr>
+              <w:t>无</w:t>
+            </w:r>
+          </w:p>
+        </w:tc>
+        <w:tc>
+          <w:tcPr>
+            <w:tcW w:type="dxa" w:w="1872"/>
+            <w:shd w:fill="EBF5FB"/>
+          </w:tcPr>
+          <w:p>
+            <w:pPr>
+              <w:jc w:val="center"/>
+            </w:pPr>
+            <w:r/>
+            <w:r>
+              <w:rPr>
+                <w:rFonts w:ascii="Times New Roman" w:hAnsi="Times New Roman" w:eastAsia="宋体"/>
+                <w:sz w:val="16"/>
+              </w:rPr>
+              <w:t>变卦/物极必反/否极泰来</w:t>
+            </w:r>
+          </w:p>
+        </w:tc>
+      </w:tr>
+      <w:tr>
+        <w:tc>
+          <w:tcPr>
+            <w:tcW w:type="dxa" w:w="1872"/>
+          </w:tcPr>
+          <w:p>
+            <w:pPr>
+              <w:jc w:val="center"/>
+            </w:pPr>
+            <w:r/>
+            <w:r>
+              <w:rPr>
+                <w:rFonts w:ascii="Times New Roman" w:hAnsi="Times New Roman" w:eastAsia="宋体"/>
+                <w:sz w:val="16"/>
+              </w:rPr>
+              <w:t>物理锚定</w:t>
+            </w:r>
+          </w:p>
+        </w:tc>
+        <w:tc>
+          <w:tcPr>
+            <w:tcW w:type="dxa" w:w="1872"/>
+          </w:tcPr>
+          <w:p>
+            <w:pPr>
+              <w:jc w:val="center"/>
+            </w:pPr>
+            <w:r/>
+            <w:r>
+              <w:rPr>
+                <w:rFonts w:ascii="Times New Roman" w:hAnsi="Times New Roman" w:eastAsia="宋体"/>
+                <w:sz w:val="16"/>
+              </w:rPr>
+              <w:t>无</w:t>
+            </w:r>
+          </w:p>
+        </w:tc>
+        <w:tc>
+          <w:tcPr>
+            <w:tcW w:type="dxa" w:w="1872"/>
+          </w:tcPr>
+          <w:p>
+            <w:pPr>
+              <w:jc w:val="center"/>
+            </w:pPr>
+            <w:r/>
+            <w:r>
+              <w:rPr>
+                <w:rFonts w:ascii="Times New Roman" w:hAnsi="Times New Roman" w:eastAsia="宋体"/>
+                <w:sz w:val="16"/>
+              </w:rPr>
+              <w:t>底层约束</w:t>
+            </w:r>
+          </w:p>
+        </w:tc>
+        <w:tc>
+          <w:tcPr>
+            <w:tcW w:type="dxa" w:w="1872"/>
+          </w:tcPr>
+          <w:p>
+            <w:pPr>
+              <w:jc w:val="center"/>
+            </w:pPr>
+            <w:r/>
+            <w:r>
+              <w:rPr>
+                <w:rFonts w:ascii="Times New Roman" w:hAnsi="Times New Roman" w:eastAsia="宋体"/>
+                <w:sz w:val="16"/>
+              </w:rPr>
+              <w:t>无（符号世界）</w:t>
+            </w:r>
+          </w:p>
+        </w:tc>
+        <w:tc>
+          <w:tcPr>
+            <w:tcW w:type="dxa" w:w="1872"/>
+          </w:tcPr>
+          <w:p>
+            <w:pPr>
+              <w:jc w:val="center"/>
+            </w:pPr>
+            <w:r/>
+            <w:r>
+              <w:rPr>
+                <w:rFonts w:ascii="Times New Roman" w:hAnsi="Times New Roman" w:eastAsia="宋体"/>
+                <w:sz w:val="16"/>
+              </w:rPr>
+              <w:t>六爻编码 + 物理约束层</w:t>
+            </w:r>
+          </w:p>
+        </w:tc>
+      </w:tr>
+      <w:tr>
+        <w:tc>
+          <w:tcPr>
+            <w:tcW w:type="dxa" w:w="1872"/>
+            <w:shd w:fill="EBF5FB"/>
+          </w:tcPr>
+          <w:p>
+            <w:pPr>
+              <w:jc w:val="center"/>
+            </w:pPr>
+            <w:r/>
+            <w:r>
+              <w:rPr>
+                <w:rFonts w:ascii="Times New Roman" w:hAnsi="Times New Roman" w:eastAsia="宋体"/>
+                <w:sz w:val="16"/>
+              </w:rPr>
+              <w:t>可解释性</w:t>
+            </w:r>
+          </w:p>
+        </w:tc>
+        <w:tc>
+          <w:tcPr>
+            <w:tcW w:type="dxa" w:w="1872"/>
+            <w:shd w:fill="EBF5FB"/>
+          </w:tcPr>
+          <w:p>
+            <w:pPr>
+              <w:jc w:val="center"/>
+            </w:pPr>
+            <w:r/>
+            <w:r>
+              <w:rPr>
+                <w:rFonts w:ascii="Times New Roman" w:hAnsi="Times New Roman" w:eastAsia="宋体"/>
+                <w:sz w:val="16"/>
+              </w:rPr>
+              <w:t>中等（规则可读）</w:t>
+            </w:r>
+          </w:p>
+        </w:tc>
+        <w:tc>
+          <w:tcPr>
+            <w:tcW w:type="dxa" w:w="1872"/>
+            <w:shd w:fill="EBF5FB"/>
+          </w:tcPr>
+          <w:p>
+            <w:pPr>
+              <w:jc w:val="center"/>
+            </w:pPr>
+            <w:r/>
+            <w:r>
+              <w:rPr>
+                <w:rFonts w:ascii="Times New Roman" w:hAnsi="Times New Roman" w:eastAsia="宋体"/>
+                <w:sz w:val="16"/>
+              </w:rPr>
+              <w:t>低（黑箱+物理损失）</w:t>
+            </w:r>
+          </w:p>
+        </w:tc>
+        <w:tc>
+          <w:tcPr>
+            <w:tcW w:type="dxa" w:w="1872"/>
+            <w:shd w:fill="EBF5FB"/>
+          </w:tcPr>
+          <w:p>
+            <w:pPr>
+              <w:jc w:val="center"/>
+            </w:pPr>
+            <w:r/>
+            <w:r>
+              <w:rPr>
+                <w:rFonts w:ascii="Times New Roman" w:hAnsi="Times New Roman" w:eastAsia="宋体"/>
+                <w:sz w:val="16"/>
+              </w:rPr>
+              <w:t>高（符号推理）</w:t>
+            </w:r>
+          </w:p>
+        </w:tc>
+        <w:tc>
+          <w:tcPr>
+            <w:tcW w:type="dxa" w:w="1872"/>
+            <w:shd w:fill="EBF5FB"/>
+          </w:tcPr>
+          <w:p>
+            <w:pPr>
+              <w:jc w:val="center"/>
+            </w:pPr>
+            <w:r/>
+            <w:r>
+              <w:rPr>
+                <w:rFonts w:ascii="Times New Roman" w:hAnsi="Times New Roman" w:eastAsia="宋体"/>
+                <w:sz w:val="16"/>
+              </w:rPr>
+              <w:t>极高（卦→爻→辞全链）</w:t>
+            </w:r>
+          </w:p>
+        </w:tc>
+      </w:tr>
+      <w:tr>
+        <w:tc>
+          <w:tcPr>
+            <w:tcW w:type="dxa" w:w="1872"/>
+          </w:tcPr>
+          <w:p>
+            <w:pPr>
+              <w:jc w:val="center"/>
+            </w:pPr>
+            <w:r/>
+            <w:r>
+              <w:rPr>
+                <w:rFonts w:ascii="Times New Roman" w:hAnsi="Times New Roman" w:eastAsia="宋体"/>
+                <w:sz w:val="16"/>
+              </w:rPr>
+              <w:t>零样本能力</w:t>
+            </w:r>
+          </w:p>
+        </w:tc>
+        <w:tc>
+          <w:tcPr>
+            <w:tcW w:type="dxa" w:w="1872"/>
+          </w:tcPr>
+          <w:p>
+            <w:pPr>
+              <w:jc w:val="center"/>
+            </w:pPr>
+            <w:r/>
+            <w:r>
+              <w:rPr>
+                <w:rFonts w:ascii="Times New Roman" w:hAnsi="Times New Roman" w:eastAsia="宋体"/>
+                <w:sz w:val="16"/>
+              </w:rPr>
+              <w:t>中等</w:t>
+            </w:r>
+          </w:p>
+        </w:tc>
+        <w:tc>
+          <w:tcPr>
+            <w:tcW w:type="dxa" w:w="1872"/>
+          </w:tcPr>
+          <w:p>
+            <w:pPr>
+              <w:jc w:val="center"/>
+            </w:pPr>
+            <w:r/>
+            <w:r>
+              <w:rPr>
+                <w:rFonts w:ascii="Times New Roman" w:hAnsi="Times New Roman" w:eastAsia="宋体"/>
+                <w:sz w:val="16"/>
+              </w:rPr>
+              <w:t>中等（物理泛化）</w:t>
+            </w:r>
+          </w:p>
+        </w:tc>
+        <w:tc>
+          <w:tcPr>
+            <w:tcW w:type="dxa" w:w="1872"/>
+          </w:tcPr>
+          <w:p>
+            <w:pPr>
+              <w:jc w:val="center"/>
+            </w:pPr>
+            <w:r/>
+            <w:r>
+              <w:rPr>
+                <w:rFonts w:ascii="Times New Roman" w:hAnsi="Times New Roman" w:eastAsia="宋体"/>
+                <w:sz w:val="16"/>
+              </w:rPr>
+              <w:t>弱（需预定义规则）</w:t>
+            </w:r>
+          </w:p>
+        </w:tc>
+        <w:tc>
+          <w:tcPr>
+            <w:tcW w:type="dxa" w:w="1872"/>
+          </w:tcPr>
+          <w:p>
+            <w:pPr>
+              <w:jc w:val="center"/>
+            </w:pPr>
+            <w:r/>
+            <w:r>
+              <w:rPr>
+                <w:rFonts w:ascii="Times New Roman" w:hAnsi="Times New Roman" w:eastAsia="宋体"/>
+                <w:sz w:val="16"/>
+              </w:rPr>
+              <w:t>强（64卦先验 + 爻位修正）</w:t>
+            </w:r>
+          </w:p>
+        </w:tc>
+      </w:tr>
+    </w:tbl>
+    <w:p/>
+    <w:p>
       <w:r>
         <w:br w:type="page"/>
       </w:r>
@@ -506,7 +1413,7 @@
           <w:rFonts w:ascii="Times New Roman" w:hAnsi="Times New Roman" w:eastAsia="宋体"/>
           <w:sz w:val="22"/>
         </w:rPr>
-        <w:t>图1展示了系统的完整架构。数据流自顶向下：物理世界的13维特征向量先经过L1八卦基元层映射为8维隶属度向量，再经L2六爻编码层聚合为6维爻值向量，L3卦象匹配层通过余弦相似度在42个卦象模板中搜索最佳匹配以确定策略类型，L3+爻位关系层分析六爻内部结构以修正执行参数。</w:t>
+        <w:t>图1展示了系统的完整架构。数据流自顶向下：物理世界的13维特征向量先经过L1八卦基元层映射为8维隶属度向量，再经L2六爻编码层聚合为6维爻值向量，L3卦象匹配层通过余弦相似度在64个卦象模板中搜索最佳匹配以确定策略类型，L3+爻位关系层分析六爻内部结构以修正执行参数。</w:t>
       </w:r>
     </w:p>
     <w:p>
@@ -630,7 +1537,7 @@
           <w:rFonts w:ascii="Times New Roman" w:hAnsi="Times New Roman" w:eastAsia="宋体"/>
           <w:sz w:val="22"/>
         </w:rPr>
-        <w:t>每个卦象定义了6个物理维度的理想值（Prototype），构成一个模糊原型向量。这些原型值源自《周易》卦辞中对卦德的描述[18-20]：乾"健"→高稳定性/高力需求，坤"顺"→低力需求/高变形性，震"动"→高滚动倾向，艮"止"→高稳定性/低滚动。表1列出了完整的八卦物理原型。</w:t>
+        <w:t>每个卦象定义了6个物理维度的理想值（Prototype），构成一个模糊原型向量。这些原型值源自《周易》卦辞中对卦德的描述[18-20]：乾"健"→高稳定性/高力需求，坤"顺"→低力需求/高变形性，震"动"→高滚动倾向，艮"止"→高稳定性/低滚动。表2列出了完整的八卦物理原型。</w:t>
       </w:r>
     </w:p>
     <w:p>
@@ -643,7 +1550,7 @@
           <w:b/>
           <w:sz w:val="18"/>
         </w:rPr>
-        <w:t>表1. 八卦-物理特征原型映射</w:t>
+        <w:t>表2  八卦-物理特征原型映射</w:t>
       </w:r>
     </w:p>
     <w:tbl>
@@ -2262,7 +3169,7 @@
           <w:rFonts w:ascii="Times New Roman" w:hAnsi="Times New Roman" w:eastAsia="宋体"/>
           <w:sz w:val="22"/>
         </w:rPr>
-        <w:t>六爻编码实现了从连续物理量到离散符号判断的桥梁。每个爻值 ∈ [0,1]，≥0.5为阳爻（—），&lt;0.5为阴爻（--）。六爻从下（初爻）往上（上爻）分别对应不同的物理/语义维度。编码公式基于人工先验知识设计，每个爻值是若干相关物理特征的加权组合。表2给出了完整的六爻编码映射。</w:t>
+        <w:t>六爻编码实现了从连续物理量到离散符号判断的桥梁。每个爻值 ∈ [0,1]，≥0.5为阳爻（—），&lt;0.5为阴爻（--）。六爻从下（初爻）往上（上爻）分别对应不同的物理/语义维度。编码公式基于人工先验知识设计，每个爻值是若干相关物理特征的加权组合。表3 出了完整的六爻编码映射。</w:t>
       </w:r>
     </w:p>
     <w:p>
@@ -2275,7 +3182,7 @@
           <w:b/>
           <w:sz w:val="18"/>
         </w:rPr>
-        <w:t>表2. 六爻编码映射与公式详情</w:t>
+        <w:t>表3  六爻编码映射与公式详情</w:t>
       </w:r>
     </w:p>
     <w:tbl>
@@ -3037,7 +3944,7 @@
           <w:rFonts w:ascii="Times New Roman" w:hAnsi="Times New Roman" w:eastAsia="宋体"/>
           <w:sz w:val="22"/>
         </w:rPr>
-        <w:t>例如：乾卦的卦名为"健"、卦辞为"刚健中正"，因此映射为强力抓取（power_grasp，力预设0.85）；天泽履的卦辞为"履虎尾不咥人，小心翼翼"，因此映射为极度谨慎抓取（cautious_grasp，力预设0.35）；震为雷的卦辞为"震动不安"，因此映射为动态抓取（dynamic_grasp），适用于易滚动的球体和圆柱体。表3列出了10个典型卦象的策略映射。</w:t>
+        <w:t>例如：乾卦的卦名为"健"、卦辞为"刚健中正"，因此映射为强力抓取（power_grasp，力预设0.85）；天泽履的卦辞为"履虎尾不咥人，小心翼翼"，因此映射为极度谨慎抓取（cautious_grasp，力预设0.35）；震为雷的卦辞为"震动不安"，因此映射为动态抓取（dynamic_grasp），适用于易滚动的球体和圆柱体。表4 出了10个典型卦象的策略映射。</w:t>
       </w:r>
     </w:p>
     <w:p>
@@ -3050,7 +3957,7 @@
           <w:b/>
           <w:sz w:val="18"/>
         </w:rPr>
-        <w:t>表3. 核心卦象-策略映射（节选10/64卦）</w:t>
+        <w:t>表4  核心卦象-策略映射（节选10/64卦）</w:t>
       </w:r>
     </w:p>
     <w:tbl>
@@ -4840,7 +5747,7 @@
           <w:rFonts w:ascii="Times New Roman" w:hAnsi="Times New Roman" w:eastAsia="宋体"/>
           <w:sz w:val="22"/>
         </w:rPr>
-        <w:t>表4将YLYW的推理机制与传统符号系统（如PDDL规划器、DeepProbLog[9]等）进行了系统对比。核心区别在于YLYW以结构化先验模板替代通用谓词逻辑，以连续隶属度替代离散真值判断。</w:t>
+        <w:t>表5 YLYW的推理机制与传统符号系统（如PDDL规划器、DeepProbLog[9]等）进行了系统对比。核心区别在于YLYW以结构化先验模板替代通用谓词逻辑，以连续隶属度替代离散真值判断。</w:t>
       </w:r>
     </w:p>
     <w:p>
@@ -4853,7 +5760,7 @@
           <w:b/>
           <w:sz w:val="18"/>
         </w:rPr>
-        <w:t>表4. YLYW推理与传统符号推理的本质区别</w:t>
+        <w:t>表5  YLYW推理与传统符号推理的本质区别</w:t>
       </w:r>
     </w:p>
     <w:tbl>
@@ -5342,7 +6249,7 @@
           <w:rFonts w:ascii="Times New Roman" w:hAnsi="Times New Roman" w:eastAsia="宋体"/>
           <w:sz w:val="22"/>
         </w:rPr>
-        <w:t>通过仿真生成大量各类型物体（球体、立方体等8类），经L1→L2推理链输出六爻向量，取每类的均值作为质心 c_t ∈ [0,1]⁶（t为物体类型）。表5展示了8类物体的典型爻向量质心。</w:t>
+        <w:t>通过仿真生成大量各类型物体（球体、立方体等8类），经L1→L2推理链输出六爻向量，取每类的均值作为质心 c_t ∈ [0,1]⁶（t为物体类型）。表6 示了8类物体的典型爻向量质心。</w:t>
       </w:r>
     </w:p>
     <w:p>
@@ -5355,7 +6262,7 @@
           <w:b/>
           <w:sz w:val="18"/>
         </w:rPr>
-        <w:t>表5. 八类物体的六爻向量质心及语义解读</w:t>
+        <w:t>表6  八类物体的六爻向量质心及语义解读</w:t>
       </w:r>
     </w:p>
     <w:tbl>
@@ -6841,7 +7748,7 @@
           <w:b/>
           <w:sz w:val="18"/>
         </w:rPr>
-        <w:t>表6. 优化前后关键卦象爻模板对比</w:t>
+        <w:t>表7  优化前后关键卦象爻模板对比</w:t>
       </w:r>
     </w:p>
     <w:tbl>
@@ -7335,7 +8242,7 @@
           <w:rFonts w:ascii="Times New Roman" w:hAnsi="Times New Roman" w:eastAsia="宋体"/>
           <w:sz w:val="22"/>
         </w:rPr>
-        <w:t>表7给出了五种爻位关系的形式化定义。每种关系都是从《周易》经文中的定性描述出发，通过分析其逻辑结构转化为可计算的判据。例如，"当位"在《周易》中表述为"刚柔位当"[18]，本文将其形式化为阴阳爻与爻位奇偶性的匹配判定；"乘"在《周易》中表述为阴爻凌驾于阳爻之上（如六二乘初九），本文将其形式化为相邻爻对的阴阳方向性检查。</w:t>
+        <w:t>表8 出了五种爻位关系的形式化定义。每种关系都是从《周易》经文中的定性描述出发，通过分析其逻辑结构转化为可计算的判据。例如，"当位"在《周易》中表述为"刚柔位当"[18]，本文将其形式化为阴阳爻与爻位奇偶性的匹配判定；"乘"在《周易》中表述为阴爻凌驾于阳爻之上（如六二乘初九），本文将其形式化为相邻爻对的阴阳方向性检查。</w:t>
       </w:r>
     </w:p>
     <w:p>
@@ -7348,7 +8255,7 @@
           <w:b/>
           <w:sz w:val="18"/>
         </w:rPr>
-        <w:t>表7. 五种爻位关系的形式化定义、出处与权重</w:t>
+        <w:t>表8  五种爻位关系的形式化定义、出处与权重</w:t>
       </w:r>
     </w:p>
     <w:tbl>
@@ -9017,7 +9924,7 @@
           <w:b/>
           <w:sz w:val="18"/>
         </w:rPr>
-        <w:t>表8. 爻位质量→谨慎级别→力修正系数完整映射</w:t>
+        <w:t>表9  爻位质量→谨慎级别→力修正系数完整映射</w:t>
       </w:r>
     </w:p>
     <w:tbl>
@@ -9679,7 +10586,7 @@
           <w:rFonts w:ascii="Times New Roman" w:hAnsi="Times New Roman" w:eastAsia="宋体"/>
           <w:sz w:val="22"/>
         </w:rPr>
-        <w:t>（1）采集8类物体各50+实例的六爻质心（表5）→（2）建立卦象-物体类型映射→（3）质心平均+哈希扰动生成新模板→（4）火水未济手动修正为极端值→（5）300物体评估。</w:t>
+        <w:t>（1）采集8类物体各50+实例的六爻质心（表6 →（2）建立卦象-物体类型映射→（3）质心平均+哈希扰动生成新模板→（4）火水未济手动修正为极端值→（5）300物体评估。</w:t>
       </w:r>
     </w:p>
     <w:p>
@@ -9692,7 +10599,7 @@
           <w:b/>
           <w:sz w:val="18"/>
         </w:rPr>
-        <w:t>表9. 爻模板优化前后总体指标对比</w:t>
+        <w:t>表10  爻模板优化前后总体指标对比</w:t>
       </w:r>
     </w:p>
     <w:tbl>
@@ -10314,7 +11221,7 @@
           <w:b/>
           <w:sz w:val="18"/>
         </w:rPr>
-        <w:t>表10. 按物体类型的优化前后详细对比</w:t>
+        <w:t>表11  按物体类型的优化前后详细对比</w:t>
       </w:r>
     </w:p>
     <w:tbl>
@@ -11524,7 +12431,7 @@
           <w:b/>
           <w:sz w:val="18"/>
         </w:rPr>
-        <w:t>表11. 爻位关系运算全局统计</w:t>
+        <w:t>表12  爻位关系运算全局统计</w:t>
       </w:r>
     </w:p>
     <w:tbl>
@@ -11957,7 +12864,7 @@
           <w:b/>
           <w:sz w:val="18"/>
         </w:rPr>
-        <w:t>表12. 爻位关系典型案例分析</w:t>
+        <w:t>表13  爻位关系典型案例分析</w:t>
       </w:r>
     </w:p>
     <w:tbl>
@@ -12804,7 +13711,7 @@
           <w:b/>
           <w:sz w:val="18"/>
         </w:rPr>
-        <w:t>表13. 三维消融实验结果汇总</w:t>
+        <w:t>表14  三维消融实验结果汇总</w:t>
       </w:r>
     </w:p>
     <w:tbl>
@@ -13262,7 +14169,7 @@
           <w:b/>
           <w:sz w:val="18"/>
         </w:rPr>
-        <w:t>表14. 零样本对比实验结果</w:t>
+        <w:t>表15  零样本对比实验结果</w:t>
       </w:r>
     </w:p>
     <w:tbl>
@@ -13528,7 +14435,7 @@
           <w:b/>
           <w:sz w:val="18"/>
         </w:rPr>
-        <w:t>表15. 按物体类型的对比实验（YLYW数据来自300物体基线）</w:t>
+        <w:t>表16  按物体类型的对比实验（YLYW数据来自300物体基线）</w:t>
       </w:r>
     </w:p>
     <w:tbl>
@@ -14444,7 +15351,7 @@
           <w:b/>
           <w:sz w:val="18"/>
         </w:rPr>
-        <w:t>表16. YLYW与VLA模型的间接比较</w:t>
+        <w:t>表17  YLYW与VLA模型的间接比较</w:t>
       </w:r>
     </w:p>
     <w:tbl>
@@ -24084,7 +24991,7 @@
           <w:rFonts w:ascii="Times New Roman" w:hAnsi="Times New Roman" w:eastAsia="宋体"/>
           <w:sz w:val="18"/>
         </w:rPr>
-        <w:t>[13] Morrison D, et al. Closing the Loop for Robotic Grasping. RSS, 2018.</w:t>
+        <w:t>[13] Raissi M, Perdikaris P, Karniadakis G E. Physics-Informed Neural Networks. Journal of Computational Physics, 2019.</w:t>
       </w:r>
     </w:p>
     <w:p>
@@ -24096,7 +25003,19 @@
           <w:rFonts w:ascii="Times New Roman" w:hAnsi="Times New Roman" w:eastAsia="宋体"/>
           <w:sz w:val="18"/>
         </w:rPr>
-        <w:t>[14] Fang H S, et al. GraspNet-1Billion. CVPR, 2020.</w:t>
+        <w:t>[22] Morrison D, et al. Closing the Loop for Robotic Grasping. RSS, 2018.</w:t>
+      </w:r>
+    </w:p>
+    <w:p>
+      <w:pPr>
+        <w:spacing w:after="40"/>
+      </w:pPr>
+      <w:r>
+        <w:rPr>
+          <w:rFonts w:ascii="Times New Roman" w:hAnsi="Times New Roman" w:eastAsia="宋体"/>
+          <w:sz w:val="18"/>
+        </w:rPr>
+        <w:t>[22] Fang H S, et al. GraspNet-1Billion. CVPR, 2020.</w:t>
       </w:r>
     </w:p>
     <w:p>
@@ -24121,7 +25040,7 @@
           <w:rFonts w:ascii="Times New Roman" w:hAnsi="Times New Roman" w:eastAsia="宋体"/>
           <w:sz w:val="18"/>
         </w:rPr>
-        <w:t>[15] 王弼（魏）. 周易注.</w:t>
+        <w:t>[22] 王弼（魏）. 周易注.</w:t>
       </w:r>
     </w:p>
     <w:p>
@@ -24133,7 +25052,7 @@
           <w:rFonts w:ascii="Times New Roman" w:hAnsi="Times New Roman" w:eastAsia="宋体"/>
           <w:sz w:val="18"/>
         </w:rPr>
-        <w:t>[16] 孔颖达（唐）. 周易正义.</w:t>
+        <w:t>[22] 孔颖达（唐）. 周易正义.</w:t>
       </w:r>
     </w:p>
     <w:p>
@@ -24145,7 +25064,7 @@
           <w:rFonts w:ascii="Times New Roman" w:hAnsi="Times New Roman" w:eastAsia="宋体"/>
           <w:sz w:val="18"/>
         </w:rPr>
-        <w:t>[17] 程颐（宋）. 程氏易传.</w:t>
+        <w:t>[22] 程颐（宋）. 程氏易传.</w:t>
       </w:r>
     </w:p>
     <w:p>
@@ -24157,7 +25076,7 @@
           <w:rFonts w:ascii="Times New Roman" w:hAnsi="Times New Roman" w:eastAsia="宋体"/>
           <w:sz w:val="18"/>
         </w:rPr>
-        <w:t>[18] 朱熹（宋）. 周易本义.</w:t>
+        <w:t>[22] 朱熹（宋）. 周易本义.</w:t>
       </w:r>
     </w:p>
     <w:p>
@@ -24169,7 +25088,7 @@
           <w:rFonts w:ascii="Times New Roman" w:hAnsi="Times New Roman" w:eastAsia="宋体"/>
           <w:sz w:val="18"/>
         </w:rPr>
-        <w:t>[19] 黄寿祺, 张善文. 周易译注. 上海古籍出版社, 2007.</w:t>
+        <w:t>[22] 黄寿祺, 张善文. 周易译注. 上海古籍出版社, 2007.</w:t>
       </w:r>
     </w:p>
     <w:p>
@@ -24181,7 +25100,7 @@
           <w:rFonts w:ascii="Times New Roman" w:hAnsi="Times New Roman" w:eastAsia="宋体"/>
           <w:sz w:val="18"/>
         </w:rPr>
-        <w:t>[20] 高亨. 周易古经今注. 中华书局, 1984.</w:t>
+        <w:t>[22] 高亨. 周易古经今注. 中华书局, 1984.</w:t>
       </w:r>
     </w:p>
     <w:p>
@@ -24193,7 +25112,7 @@
           <w:rFonts w:ascii="Times New Roman" w:hAnsi="Times New Roman" w:eastAsia="宋体"/>
           <w:sz w:val="18"/>
         </w:rPr>
-        <w:t>[21] 李学勤. 周易溯源. 巴蜀书社, 2005.</w:t>
+        <w:t>[22] 李学勤. 周易溯源. 巴蜀书社, 2005.</w:t>
       </w:r>
     </w:p>
     <w:p>

--- a/paper/YLYW技术论文_v0.4.docx
+++ b/paper/YLYW技术论文_v0.4.docx
@@ -28,8 +28,14 @@
           <w:rFonts w:ascii="Times New Roman" w:hAnsi="Times New Roman" w:eastAsia="宋体"/>
           <w:sz w:val="28"/>
         </w:rPr>
-        <w:br/>
-        <w:t>马老师课题组</w:t>
+      </w:r>
+      <w:r>
+        <w:rPr>
+          <w:rFonts w:eastAsia="宋体"/>
+          <w:rFonts w:ascii="Times New Roman" w:hAnsi="Times New Roman"/>
+          <w:sz w:val="28"/>
+        </w:rPr>
+        <w:t>马圣洁，李金函，张国安，于敬涛，李望，马兴录*</w:t>
       </w:r>
     </w:p>
     <w:p>
@@ -43,6 +49,20 @@
           <w:sz w:val="22"/>
         </w:rPr>
         <w:t>青岛科技大学 信息科学技术学院，山东 青岛 266061</w:t>
+      </w:r>
+    </w:p>
+    <w:p>
+      <w:pPr>
+        <w:jc w:val="center"/>
+      </w:pPr>
+      <w:r>
+        <w:rPr>
+          <w:rFonts w:eastAsia="宋体"/>
+          <w:rFonts w:ascii="Times New Roman" w:hAnsi="Times New Roman"/>
+          <w:color w:val="666666"/>
+          <w:sz w:val="18"/>
+        </w:rPr>
+        <w:t>* 通讯作者: 马兴录</w:t>
       </w:r>
     </w:p>
     <w:p>

--- a/paper/YLYW技术论文_v0.4.docx
+++ b/paper/YLYW技术论文_v0.4.docx
@@ -28,13 +28,7 @@
           <w:rFonts w:ascii="Times New Roman" w:hAnsi="Times New Roman" w:eastAsia="宋体"/>
           <w:sz w:val="28"/>
         </w:rPr>
-      </w:r>
-      <w:r>
-        <w:rPr>
-          <w:rFonts w:eastAsia="宋体"/>
-          <w:rFonts w:ascii="Times New Roman" w:hAnsi="Times New Roman"/>
-          <w:sz w:val="28"/>
-        </w:rPr>
+        <w:br/>
         <w:t>马圣洁，李金函，张国安，于敬涛，李望，马兴录*</w:t>
       </w:r>
     </w:p>
@@ -57,9 +51,8 @@
       </w:pPr>
       <w:r>
         <w:rPr>
-          <w:rFonts w:eastAsia="宋体"/>
-          <w:rFonts w:ascii="Times New Roman" w:hAnsi="Times New Roman"/>
-          <w:color w:val="666666"/>
+          <w:rFonts w:ascii="Times New Roman" w:hAnsi="Times New Roman" w:eastAsia="宋体"/>
+          <w:color w:val="888888"/>
           <w:sz w:val="18"/>
         </w:rPr>
         <w:t>* 通讯作者: 马兴录</w:t>

--- a/paper/YLYW技术论文_v0.4.docx
+++ b/paper/YLYW技术论文_v0.4.docx
@@ -190,7 +190,7 @@
           <w:rFonts w:ascii="Times New Roman" w:hAnsi="Times New Roman" w:eastAsia="宋体"/>
           <w:sz w:val="22"/>
         </w:rPr>
-        <w:t>范式二：端到端视觉-语言-动作模型（Vision-Language-Action, VLA）。用一个Transformer统一处理"视觉+语言→动作"的映射，代表性工作包括RT-2[3]、OpenVLA[4]和Octo[5]。这些模型展现出令人印象深刻的泛化能力，但需要数十万条真实机器人轨迹进行训练，决策过程是黑箱，且物理约束仅被隐式学习而非显式保证。π₀[7]的流式架构进一步强调了物理交互的实时性需求。</w:t>
+        <w:t>范式二：端到端视觉-语言-动作模型（Vision-Language-Action, VLA）。用一个Transformer统一处理"视觉+语言→动作"的映射，代表性工作包括RT-2[3]、OpenVLA[4]和Octo[5]。这些模型展现出令人印象深刻的泛化能力，但需要数十万条真实机器人轨迹进行训练，决策过程是黑箱，且物理约束仅被隐式学习而非显式保证。π₀[6]的流式架构进一步强调了物理交互的实时性需求。</w:t>
       </w:r>
     </w:p>
     <w:p>
@@ -202,7 +202,7 @@
           <w:rFonts w:ascii="Times New Roman" w:hAnsi="Times New Roman" w:eastAsia="宋体"/>
           <w:sz w:val="22"/>
         </w:rPr>
-        <w:t>两种范式的共同特征可以概括为数据暴力（Data Violence）：它们都依赖海量数据的统计拟合来逼近复杂的决策边界。清华汪玉教授团队的最新综述明确指出，纯VLA模型在"语义泛化"与"执行泛化"方面仍存在瓶颈[6]。2026年6月，复旦系科创企业眸深智能发布STI-WM时空一体世界动作模型，其核心主张——物理一致性约束缺失、空间感知精度不足、长时序规划薄弱——从工业界视角进一步验证了本文对VLA范式瓶颈的诊断[8]。然而，眸深智能仍采用深度学习路线（百亿参数Transformer架构），而本文探索的是另一种可能：以显式的、结构化的先验知识体系替代隐式的统计拟合。</w:t>
+        <w:t>两种范式的共同特征可以概括为数据暴力（Data Violence）：它们都依赖海量数据的统计拟合来逼近复杂的决策边界。清华汪玉教授团队的最新综述明确指出，纯VLA模型在"语义泛化"与"执行泛化"方面仍存在瓶颈。2026年6月，复旦系科创企业眸深智能发布STI-WM时空一体世界动作模型，其核心主张——物理一致性约束缺失、空间感知精度不足、长时序规划薄弱——从工业界视角进一步验证了本文对VLA范式瓶颈的诊断。然而，眸深智能仍采用深度学习路线（百亿参数Transformer架构），而本文探索的是另一种可能：以显式的、结构化的先验知识体系替代隐式的统计拟合。</w:t>
       </w:r>
     </w:p>
     <w:p>
@@ -574,7 +574,7 @@
           <w:rFonts w:ascii="Times New Roman" w:hAnsi="Times New Roman" w:eastAsia="宋体"/>
           <w:sz w:val="22"/>
         </w:rPr>
-        <w:t>物理信息神经网络（Physics-Informed Neural Networks, PINN）是与YLYW物理约束层（未来工作）机制最接近的一类模型。PINN的核心思想是将物理定律（如偏微分方程）作为额外的损失项注入神经网络训练过程，以保证输出符合物理规律[13]。2026年，眸深智能发布的STI-WM时空一体世界动作模型也采用了类似的物理一致性引擎设计[8]，进一步验证了物理约束在具身智能中的必要性。</w:t>
+        <w:t>物理信息神经网络（Physics-Informed Neural Networks, PINN）是与YLYW物理约束层（未来工作）机制最接近的一类模型。PINN的核心思想是将物理定律（如偏微分方程）作为额外的损失项注入神经网络训练过程，以保证输出符合物理规律[6]。2026年，眸深智能发布的STI-WM时空一体世界动作模型也采用了类似的物理一致性引擎设计，进一步验证了物理约束在具身智能中的必要性。</w:t>
       </w:r>
     </w:p>
     <w:p>
@@ -622,7 +622,7 @@
           <w:rFonts w:ascii="Times New Roman" w:hAnsi="Times New Roman" w:eastAsia="宋体"/>
           <w:sz w:val="22"/>
         </w:rPr>
-        <w:t>神经符号人工智能（Neuro-Symbolic AI, NeSy）是与YLYW整体架构和宏观目标最接近的范式[9]。NeSy试图结合神经网络的"学习能力"和符号系统的"推理与可解释性"，被认为是通向通用人工智能的第三条道路。YLYW本身即是一种联邦式神经符号架构——其"易理规则"是符号层，"连续模糊隶属度"是连接主义与符号的桥梁[10]。</w:t>
+        <w:t>神经符号人工智能（Neuro-Symbolic AI, NeSy）是与YLYW整体架构和宏观目标最接近的范式[6]。NeSy试图结合神经网络的"学习能力"和符号系统的"推理与可解释性"，被认为是通向通用人工智能的第三条道路。YLYW本身即是一种联邦式神经符号架构——其"易理规则"是符号层，"连续模糊隶属度"是连接主义与符号的桥梁[8]。</w:t>
       </w:r>
     </w:p>
     <w:p>
@@ -634,7 +634,7 @@
           <w:rFonts w:ascii="Times New Roman" w:hAnsi="Times New Roman" w:eastAsia="宋体"/>
           <w:sz w:val="22"/>
         </w:rPr>
-        <w:t>然而，YLYW在三个维度上为NeSy范式贡献了独特的创新：第一，符号的来源和自洽性。当前NeSy系统使用的符号和规则多为解决特定任务而人为设计，零散且孤立（如DeepProbLog[10]中的逻辑子句）。YLYW的符号集来自《易经》64卦这套完整的、自洽的符号系统，64卦之间存在错、综、乘、承、比、应等丰富的关系网络——这种"符号即知识体系"的设计是NeSy文献中前所未有的。</w:t>
+        <w:t>然而，YLYW在三个维度上为NeSy范式贡献了独特的创新：第一，符号的来源和自洽性。当前NeSy系统使用的符号和规则多为解决特定任务而人为设计，零散且孤立（如DeepProbLog[8]中的逻辑子句）。YLYW的符号集来自《易经》64卦这套完整的、自洽的符号系统，64卦之间存在错、综、乘、承、比、应等丰富的关系网络——这种"符号即知识体系"的设计是NeSy文献中前所未有的。</w:t>
       </w:r>
     </w:p>
     <w:p>
@@ -3909,7 +3909,7 @@
           <w:rFonts w:ascii="Times New Roman" w:hAnsi="Times New Roman" w:eastAsia="宋体"/>
           <w:sz w:val="22"/>
         </w:rPr>
-        <w:t>六爻编码的关键设计选择在于每个爻值携带明确的物理语义。例如初爻为阴（&lt;0.5）的含义是"基础不稳，易倾倒"——这个语义锚定不是任意的，而是对应了《周易》中"初爻代表事物的根基"的定位[18]。类似地，四爻对应脆弱性（阴="物体脆弱，需轻拿轻放"），五爻对应优先级（阳="高优先级任务"）。这种语义锚定使得后续的卦象推理和爻位关系分析都建立在可理解的物理基础上，而非无意义的向量投影。</w:t>
+        <w:t>六爻编码的关键设计选择在于每个爻值携带明确的物理语义。例如初爻为阴（&lt;0.5）的含义是"基础不稳，易倾倒"——这个语义锚定不是任意的，而是对应了《周易》中"初爻代表事物的根基"的定位[8]。类似地，四爻对应脆弱性（阴="物体脆弱，需轻拿轻放"），五爻对应优先级（阳="高优先级任务"）。这种语义锚定使得后续的卦象推理和爻位关系分析都建立在可理解的物理基础上，而非无意义的向量投影。</w:t>
       </w:r>
     </w:p>
     <w:p>
@@ -5736,7 +5736,7 @@
           <w:rFonts w:ascii="Times New Roman" w:hAnsi="Times New Roman" w:eastAsia="宋体"/>
           <w:sz w:val="22"/>
         </w:rPr>
-        <w:t>爻模板设计的独特之处在于：理想爻模板不是简单的二值向量（阴阳→1/0），而是考虑了爻位在工程语境中的相对重要性。例如乾卦（☰☰）的初始模板为[0.95, 0.90, 0.85, 0.85, 1.00, 0.90]，其中九五爻（第五位）权重最高（1.00）——这与《周易》"九五，飞龙在天"所表达的该爻位核心地位完全一致[20]。</w:t>
+        <w:t>爻模板设计的独特之处在于：理想爻模板不是简单的二值向量（阴阳→1/0），而是考虑了爻位在工程语境中的相对重要性。例如乾卦（☰☰）的初始模板为[0.95, 0.90, 0.85, 0.85, 1.00, 0.90]，其中九五爻（第五位）权重最高（1.00）——这与《周易》"九五，飞龙在天"所表达的该爻位核心地位完全一致[8]。</w:t>
       </w:r>
     </w:p>
     <w:p>
@@ -5760,7 +5760,7 @@
           <w:rFonts w:ascii="Times New Roman" w:hAnsi="Times New Roman" w:eastAsia="宋体"/>
           <w:sz w:val="22"/>
         </w:rPr>
-        <w:t>表5 YLYW的推理机制与传统符号系统（如PDDL规划器、DeepProbLog[9]等）进行了系统对比。核心区别在于YLYW以结构化先验模板替代通用谓词逻辑，以连续隶属度替代离散真值判断。</w:t>
+        <w:t>表5 YLYW的推理机制与传统符号系统（如PDDL规划器、DeepProbLog[6]等）进行了系统对比。核心区别在于YLYW以结构化先验模板替代通用谓词逻辑，以连续隶属度替代离散真值判断。</w:t>
       </w:r>
     </w:p>
     <w:p>
@@ -8219,7 +8219,7 @@
           <w:rFonts w:ascii="Times New Roman" w:hAnsi="Times New Roman" w:eastAsia="宋体"/>
           <w:sz w:val="22"/>
         </w:rPr>
-        <w:t>以上L1-L3层（八卦隶属度→六爻编码→卦象匹配）确定了"匹配哪个卦"——即策略的类型。但《易经》的推理不止于此。《周易》经文和历代注疏[18-20]明确指出，在确定卦象之后，还须分析六爻之间的结构关系，以判断策略执行的质量与可信度。例如，《系辞传》云："爻者，言乎变者也"——爻是变化的体现，各爻之间的乘承比应关系反映了系统内部的动力结构[19]。</w:t>
+        <w:t>以上L1-L3层（八卦隶属度→六爻编码→卦象匹配）确定了"匹配哪个卦"——即策略的类型。但《易经》的推理不止于此。《周易》经文和历代注疏[18-20]明确指出，在确定卦象之后，还须分析六爻之间的结构关系，以判断策略执行的质量与可信度。例如，《系辞传》云："爻者，言乎变者也"——爻是变化的体现，各爻之间的乘承比应关系反映了系统内部的动力结构[6]。</w:t>
       </w:r>
     </w:p>
     <w:p>
@@ -8255,7 +8255,7 @@
           <w:rFonts w:ascii="Times New Roman" w:hAnsi="Times New Roman" w:eastAsia="宋体"/>
           <w:sz w:val="22"/>
         </w:rPr>
-        <w:t>表8 出了五种爻位关系的形式化定义。每种关系都是从《周易》经文中的定性描述出发，通过分析其逻辑结构转化为可计算的判据。例如，"当位"在《周易》中表述为"刚柔位当"[18]，本文将其形式化为阴阳爻与爻位奇偶性的匹配判定；"乘"在《周易》中表述为阴爻凌驾于阳爻之上（如六二乘初九），本文将其形式化为相邻爻对的阴阳方向性检查。</w:t>
+        <w:t>表8 出了五种爻位关系的形式化定义。每种关系都是从《周易》经文中的定性描述出发，通过分析其逻辑结构转化为可计算的判据。例如，"当位"在《周易》中表述为"刚柔位当"[8]，本文将其形式化为阴阳爻与爻位奇偶性的匹配判定；"乘"在《周易》中表述为阴爻凌驾于阳爻之上（如六二乘初九），本文将其形式化为相邻爻对的阴阳方向性检查。</w:t>
       </w:r>
     </w:p>
     <w:p>
@@ -8427,7 +8427,7 @@
                 <w:rFonts w:ascii="Times New Roman" w:hAnsi="Times New Roman" w:eastAsia="宋体"/>
                 <w:sz w:val="16"/>
               </w:rPr>
-              <w:t>刚柔位当[18]</w:t>
+              <w:t>刚柔位当[8]</w:t>
             </w:r>
           </w:p>
         </w:tc>
@@ -8522,7 +8522,7 @@
                 <w:rFonts w:ascii="Times New Roman" w:hAnsi="Times New Roman" w:eastAsia="宋体"/>
                 <w:sz w:val="16"/>
               </w:rPr>
-              <w:t>二多誉，五多功[19]</w:t>
+              <w:t>二多誉，五多功[6]</w:t>
             </w:r>
           </w:p>
         </w:tc>
@@ -8616,7 +8616,7 @@
                 <w:rFonts w:ascii="Times New Roman" w:hAnsi="Times New Roman" w:eastAsia="宋体"/>
                 <w:sz w:val="16"/>
               </w:rPr>
-              <w:t>柔乘刚也[18]</w:t>
+              <w:t>柔乘刚也[8]</w:t>
             </w:r>
           </w:p>
         </w:tc>
@@ -8711,7 +8711,7 @@
                 <w:rFonts w:ascii="Times New Roman" w:hAnsi="Times New Roman" w:eastAsia="宋体"/>
                 <w:sz w:val="16"/>
               </w:rPr>
-              <w:t>柔承刚也[18]</w:t>
+              <w:t>柔承刚也[8]</w:t>
             </w:r>
           </w:p>
         </w:tc>
@@ -8805,7 +8805,7 @@
                 <w:rFonts w:ascii="Times New Roman" w:hAnsi="Times New Roman" w:eastAsia="宋体"/>
                 <w:sz w:val="16"/>
               </w:rPr>
-              <w:t>比，辅也[20]</w:t>
+              <w:t>比，辅也[8]</w:t>
             </w:r>
           </w:p>
         </w:tc>
@@ -8900,7 +8900,7 @@
                 <w:rFonts w:ascii="Times New Roman" w:hAnsi="Times New Roman" w:eastAsia="宋体"/>
                 <w:sz w:val="16"/>
               </w:rPr>
-              <w:t>应有应与[19]</w:t>
+              <w:t>应有应与[6]</w:t>
             </w:r>
           </w:p>
         </w:tc>
@@ -9888,7 +9888,7 @@
           <w:rFonts w:ascii="Times New Roman" w:hAnsi="Times New Roman" w:eastAsia="宋体"/>
           <w:sz w:val="22"/>
         </w:rPr>
-        <w:t>权重分配（0.40/0.20/0.15/0.10/0.15）反映了易学传统中对各关系的重视程度。当位权重最高（0.40），对应《系辞》"天尊地卑，乾坤定矣"——天地设位是万物的基础[19]。得中次之（0.20），对应"二多誉，五多功"——二五爻为全卦核心[19]。乘承合并权重0.15，对应"柔乘刚"和"柔承刚"的爻位关系分析。呼应权重0.15，对应初-四、二-五、三-上三对远程交互。亲比权重0.10，对应相邻爻的局部和谐性。</w:t>
+        <w:t>权重分配（0.40/0.20/0.15/0.10/0.15）反映了易学传统中对各关系的重视程度。当位权重最高（0.40），对应《系辞》"天尊地卑，乾坤定矣"——天地设位是万物的基础[6]。得中次之（0.20），对应"二多誉，五多功"——二五爻为全卦核心[6]。乘承合并权重0.15，对应"柔乘刚"和"柔承刚"的爻位关系分析。呼应权重0.15，对应初-四、二-五、三-上三对远程交互。亲比权重0.10，对应相邻爻的局部和谐性。</w:t>
       </w:r>
     </w:p>
     <w:p>
@@ -24920,7 +24920,7 @@
           <w:rFonts w:ascii="Times New Roman" w:hAnsi="Times New Roman" w:eastAsia="宋体"/>
           <w:sz w:val="18"/>
         </w:rPr>
-        <w:t>[6] 汪玉等. 具身智能中VLA模型的现状与挑战. 中国科学: 信息科学, 2025.</w:t>
+        <w:t>[6] Black K, et al. π₀: A Vision-Language-Action Flow Model. arXiv:2410.24164, 2024.</w:t>
       </w:r>
     </w:p>
     <w:p>
@@ -24932,7 +24932,7 @@
           <w:rFonts w:ascii="Times New Roman" w:hAnsi="Times New Roman" w:eastAsia="宋体"/>
           <w:sz w:val="18"/>
         </w:rPr>
-        <w:t>[7] Black K, et al. π₀: A Vision-Language-Action Flow Model. arXiv:2410.24164, 2024.</w:t>
+        <w:t>[6] Garcez A, Lamb L C. Neurosymbolic AI: The 3rd Wave. Artificial Intelligence Review, 2023.</w:t>
       </w:r>
     </w:p>
     <w:p>
@@ -24944,7 +24944,7 @@
           <w:rFonts w:ascii="Times New Roman" w:hAnsi="Times New Roman" w:eastAsia="宋体"/>
           <w:sz w:val="18"/>
         </w:rPr>
-        <w:t>[8] 眸深智能. STI-WM: 时空一体世界动作模型. 量子位报道, 2026.</w:t>
+        <w:t>[8] Manhaeve R, et al. DeepProbLog: Neural Probabilistic Logic Programming. NeurIPS, 2018.</w:t>
       </w:r>
     </w:p>
     <w:p>
@@ -24956,7 +24956,7 @@
           <w:rFonts w:ascii="Times New Roman" w:hAnsi="Times New Roman" w:eastAsia="宋体"/>
           <w:sz w:val="18"/>
         </w:rPr>
-        <w:t>[9] Garcez A, Lamb L C. Neurosymbolic AI: The 3rd Wave. Artificial Intelligence Review, 2023.</w:t>
+        <w:t>[6] Badreddine S, et al. Logic Tensor Networks. Artificial Intelligence, 2022.</w:t>
       </w:r>
     </w:p>
     <w:p>
@@ -24968,7 +24968,7 @@
           <w:rFonts w:ascii="Times New Roman" w:hAnsi="Times New Roman" w:eastAsia="宋体"/>
           <w:sz w:val="18"/>
         </w:rPr>
-        <w:t>[10] Manhaeve R, et al. DeepProbLog: Neural Probabilistic Logic Programming. NeurIPS, 2018.</w:t>
+        <w:t>[8] van Krieken E, et al. Analyzing Differentiable Fuzzy Logic Operators. Artificial Intelligence, 2022.</w:t>
       </w:r>
     </w:p>
     <w:p>
@@ -24980,7 +24980,7 @@
           <w:rFonts w:ascii="Times New Roman" w:hAnsi="Times New Roman" w:eastAsia="宋体"/>
           <w:sz w:val="18"/>
         </w:rPr>
-        <w:t>[11] Badreddine S, et al. Logic Tensor Networks. Artificial Intelligence, 2022.</w:t>
+        <w:t>[6] Raissi M, Perdikaris P, Karniadakis G E. Physics-Informed Neural Networks. Journal of Computational Physics, 2019.</w:t>
       </w:r>
     </w:p>
     <w:p>
@@ -24992,7 +24992,7 @@
           <w:rFonts w:ascii="Times New Roman" w:hAnsi="Times New Roman" w:eastAsia="宋体"/>
           <w:sz w:val="18"/>
         </w:rPr>
-        <w:t>[12] van Krieken E, et al. Analyzing Differentiable Fuzzy Logic Operators. Artificial Intelligence, 2022.</w:t>
+        <w:t>[8] Morrison D, et al. Closing the Loop for Robotic Grasping. RSS, 2018.</w:t>
       </w:r>
     </w:p>
     <w:p>
@@ -25004,31 +25004,7 @@
           <w:rFonts w:ascii="Times New Roman" w:hAnsi="Times New Roman" w:eastAsia="宋体"/>
           <w:sz w:val="18"/>
         </w:rPr>
-        <w:t>[13] Raissi M, Perdikaris P, Karniadakis G E. Physics-Informed Neural Networks. Journal of Computational Physics, 2019.</w:t>
-      </w:r>
-    </w:p>
-    <w:p>
-      <w:pPr>
-        <w:spacing w:after="40"/>
-      </w:pPr>
-      <w:r>
-        <w:rPr>
-          <w:rFonts w:ascii="Times New Roman" w:hAnsi="Times New Roman" w:eastAsia="宋体"/>
-          <w:sz w:val="18"/>
-        </w:rPr>
-        <w:t>[22] Morrison D, et al. Closing the Loop for Robotic Grasping. RSS, 2018.</w:t>
-      </w:r>
-    </w:p>
-    <w:p>
-      <w:pPr>
-        <w:spacing w:after="40"/>
-      </w:pPr>
-      <w:r>
-        <w:rPr>
-          <w:rFonts w:ascii="Times New Roman" w:hAnsi="Times New Roman" w:eastAsia="宋体"/>
-          <w:sz w:val="18"/>
-        </w:rPr>
-        <w:t>[22] Fang H S, et al. GraspNet-1Billion. CVPR, 2020.</w:t>
+        <w:t>[8] Fang H S, et al. GraspNet-1Billion. CVPR, 2020.</w:t>
       </w:r>
     </w:p>
     <w:p>
@@ -25053,7 +25029,7 @@
           <w:rFonts w:ascii="Times New Roman" w:hAnsi="Times New Roman" w:eastAsia="宋体"/>
           <w:sz w:val="18"/>
         </w:rPr>
-        <w:t>[22] 王弼（魏）. 周易注.</w:t>
+        <w:t>[8] 王弼（魏）. 周易注.</w:t>
       </w:r>
     </w:p>
     <w:p>
@@ -25065,7 +25041,7 @@
           <w:rFonts w:ascii="Times New Roman" w:hAnsi="Times New Roman" w:eastAsia="宋体"/>
           <w:sz w:val="18"/>
         </w:rPr>
-        <w:t>[22] 孔颖达（唐）. 周易正义.</w:t>
+        <w:t>[8] 孔颖达（唐）. 周易正义.</w:t>
       </w:r>
     </w:p>
     <w:p>
@@ -25077,7 +25053,7 @@
           <w:rFonts w:ascii="Times New Roman" w:hAnsi="Times New Roman" w:eastAsia="宋体"/>
           <w:sz w:val="18"/>
         </w:rPr>
-        <w:t>[22] 程颐（宋）. 程氏易传.</w:t>
+        <w:t>[8] 程颐（宋）. 程氏易传.</w:t>
       </w:r>
     </w:p>
     <w:p>
@@ -25089,7 +25065,7 @@
           <w:rFonts w:ascii="Times New Roman" w:hAnsi="Times New Roman" w:eastAsia="宋体"/>
           <w:sz w:val="18"/>
         </w:rPr>
-        <w:t>[22] 朱熹（宋）. 周易本义.</w:t>
+        <w:t>[8] 朱熹（宋）. 周易本义.</w:t>
       </w:r>
     </w:p>
     <w:p>
@@ -25101,7 +25077,7 @@
           <w:rFonts w:ascii="Times New Roman" w:hAnsi="Times New Roman" w:eastAsia="宋体"/>
           <w:sz w:val="18"/>
         </w:rPr>
-        <w:t>[22] 黄寿祺, 张善文. 周易译注. 上海古籍出版社, 2007.</w:t>
+        <w:t>[8] 黄寿祺, 张善文. 周易译注. 上海古籍出版社, 2007.</w:t>
       </w:r>
     </w:p>
     <w:p>
@@ -25113,7 +25089,7 @@
           <w:rFonts w:ascii="Times New Roman" w:hAnsi="Times New Roman" w:eastAsia="宋体"/>
           <w:sz w:val="18"/>
         </w:rPr>
-        <w:t>[22] 高亨. 周易古经今注. 中华书局, 1984.</w:t>
+        <w:t>[8] 高亨. 周易古经今注. 中华书局, 1984.</w:t>
       </w:r>
     </w:p>
     <w:p>
@@ -25125,7 +25101,7 @@
           <w:rFonts w:ascii="Times New Roman" w:hAnsi="Times New Roman" w:eastAsia="宋体"/>
           <w:sz w:val="18"/>
         </w:rPr>
-        <w:t>[22] 李学勤. 周易溯源. 巴蜀书社, 2005.</w:t>
+        <w:t>[8] 李学勤. 周易溯源. 巴蜀书社, 2005.</w:t>
       </w:r>
     </w:p>
     <w:p>

--- a/paper/YLYW技术论文_v0.4.docx
+++ b/paper/YLYW技术论文_v0.4.docx
@@ -178,7 +178,43 @@
           <w:rFonts w:ascii="Times New Roman" w:hAnsi="Times New Roman" w:eastAsia="宋体"/>
           <w:sz w:val="22"/>
         </w:rPr>
-        <w:t>范式一：层次化决策（Hierarchical Decision Making, HDM）。将任务分解为高层规划与低层执行，代表性系统包括PaLM-E[1]和SayCan[2]。高层利用大语言/视觉模型（LLM/VLM）进行任务分解，低层依赖传统运动规划与力控制。这种方法的优势在于模块化与可解释性，但层间信息传递存在损耗，且严重依赖大规模预训练数据。</w:t>
+      </w:r>
+      <w:r>
+        <w:rPr>
+          <w:rFonts w:ascii="Times New Roman" w:hAnsi="Times New Roman"/>
+          <w:sz w:val="22"/>
+        </w:rPr>
+        <w:t>范式一：层次化决策（Hierarchical Decision Making, HDM）。将任务分解为高层规划与低层执行，代表性系统包括PaLM-E</w:t>
+      </w:r>
+      <w:r>
+        <w:rPr>
+          <w:rFonts w:ascii="Times New Roman" w:hAnsi="Times New Roman"/>
+          <w:sz w:val="15"/>
+          <w:vertAlign w:val="superscript"/>
+        </w:rPr>
+        <w:t>[1]</w:t>
+      </w:r>
+      <w:r>
+        <w:rPr>
+          <w:rFonts w:ascii="Times New Roman" w:hAnsi="Times New Roman"/>
+          <w:sz w:val="22"/>
+        </w:rPr>
+        <w:t>和SayCan</w:t>
+      </w:r>
+      <w:r>
+        <w:rPr>
+          <w:rFonts w:ascii="Times New Roman" w:hAnsi="Times New Roman"/>
+          <w:sz w:val="15"/>
+          <w:vertAlign w:val="superscript"/>
+        </w:rPr>
+        <w:t>[2]</w:t>
+      </w:r>
+      <w:r>
+        <w:rPr>
+          <w:rFonts w:ascii="Times New Roman" w:hAnsi="Times New Roman"/>
+          <w:sz w:val="22"/>
+        </w:rPr>
+        <w:t>。高层利用大语言/视觉模型（LLM/VLM）进行任务分解，低层依赖传统运动规划与力控制。这种方法的优势在于模块化与可解释性，但层间信息传递存在损耗，且严重依赖大规模预训练数据。</w:t>
       </w:r>
     </w:p>
     <w:p>
@@ -190,7 +226,73 @@
           <w:rFonts w:ascii="Times New Roman" w:hAnsi="Times New Roman" w:eastAsia="宋体"/>
           <w:sz w:val="22"/>
         </w:rPr>
-        <w:t>范式二：端到端视觉-语言-动作模型（Vision-Language-Action, VLA）。用一个Transformer统一处理"视觉+语言→动作"的映射，代表性工作包括RT-2[3]、OpenVLA[4]和Octo[5]。这些模型展现出令人印象深刻的泛化能力，但需要数十万条真实机器人轨迹进行训练，决策过程是黑箱，且物理约束仅被隐式学习而非显式保证。π₀[6]的流式架构进一步强调了物理交互的实时性需求。</w:t>
+      </w:r>
+      <w:r>
+        <w:rPr>
+          <w:rFonts w:ascii="Times New Roman" w:hAnsi="Times New Roman"/>
+          <w:sz w:val="22"/>
+        </w:rPr>
+        <w:t>范式二：端到端视觉-语言-动作模型（Vision-Language-Action, VLA）。用一个Transformer统一处理"视觉+语言→动作"的映射，代表性工作包括RT-2</w:t>
+      </w:r>
+      <w:r>
+        <w:rPr>
+          <w:rFonts w:ascii="Times New Roman" w:hAnsi="Times New Roman"/>
+          <w:sz w:val="15"/>
+          <w:vertAlign w:val="superscript"/>
+        </w:rPr>
+        <w:t>[3]</w:t>
+      </w:r>
+      <w:r>
+        <w:rPr>
+          <w:rFonts w:ascii="Times New Roman" w:hAnsi="Times New Roman"/>
+          <w:sz w:val="22"/>
+        </w:rPr>
+        <w:t>、OpenVLA</w:t>
+      </w:r>
+      <w:r>
+        <w:rPr>
+          <w:rFonts w:ascii="Times New Roman" w:hAnsi="Times New Roman"/>
+          <w:sz w:val="15"/>
+          <w:vertAlign w:val="superscript"/>
+        </w:rPr>
+        <w:t>[4]</w:t>
+      </w:r>
+      <w:r>
+        <w:rPr>
+          <w:rFonts w:ascii="Times New Roman" w:hAnsi="Times New Roman"/>
+          <w:sz w:val="22"/>
+        </w:rPr>
+        <w:t>和Octo</w:t>
+      </w:r>
+      <w:r>
+        <w:rPr>
+          <w:rFonts w:ascii="Times New Roman" w:hAnsi="Times New Roman"/>
+          <w:sz w:val="15"/>
+          <w:vertAlign w:val="superscript"/>
+        </w:rPr>
+        <w:t>[5]</w:t>
+      </w:r>
+      <w:r>
+        <w:rPr>
+          <w:rFonts w:ascii="Times New Roman" w:hAnsi="Times New Roman"/>
+          <w:sz w:val="22"/>
+        </w:rPr>
+        <w:t>。这些模型展现出令人印象深刻的泛化能力，但需要数十万条真实机器人轨迹进行训练，决策过程是黑箱，且物理约束仅被隐式学习而非显式保证。π₀</w:t>
+      </w:r>
+      <w:r>
+        <w:rPr>
+          <w:rFonts w:ascii="Times New Roman" w:hAnsi="Times New Roman"/>
+          <w:sz w:val="15"/>
+          <w:vertAlign w:val="superscript"/>
+        </w:rPr>
+        <w:t>[6]</w:t>
+      </w:r>
+      <w:r>
+        <w:rPr>
+          <w:rFonts w:ascii="Times New Roman" w:hAnsi="Times New Roman"/>
+          <w:sz w:val="22"/>
+        </w:rPr>
+        <w:t>的流式架构进一步强调了物理交互的实时性需求。</w:t>
       </w:r>
     </w:p>
     <w:p>
@@ -514,7 +616,28 @@
           <w:rFonts w:ascii="Times New Roman" w:hAnsi="Times New Roman" w:eastAsia="宋体"/>
           <w:sz w:val="22"/>
         </w:rPr>
-        <w:t>模糊神经网络（Fuzzy Neural Networks, FNN）和模糊推理系统（Fuzzy Inference Systems, FIS）是与YLYW推理层（L1-L3）算子最接近的一类模型[11,12]。两者都追求可解释的推理过程，都以"IF-THEN"模糊规则为核心计算单元，并且都能处理不确定性，擅长小样本学习。然而，YLYW在两个关键维度上超越了传统FNN：</w:t>
+      </w:r>
+      <w:r>
+        <w:rPr>
+          <w:rFonts w:ascii="Times New Roman" w:hAnsi="Times New Roman"/>
+          <w:sz w:val="22"/>
+        </w:rPr>
+        <w:t>模糊神经网络（Fuzzy Neural Networks, FNN）和模糊推理系统（Fuzzy Inference Systems, FIS）是与YLYW推理层（L1-L3）算子最接近的一类模型</w:t>
+      </w:r>
+      <w:r>
+        <w:rPr>
+          <w:rFonts w:ascii="Times New Roman" w:hAnsi="Times New Roman"/>
+          <w:sz w:val="15"/>
+          <w:vertAlign w:val="superscript"/>
+        </w:rPr>
+        <w:t>[11,12]</w:t>
+      </w:r>
+      <w:r>
+        <w:rPr>
+          <w:rFonts w:ascii="Times New Roman" w:hAnsi="Times New Roman"/>
+          <w:sz w:val="22"/>
+        </w:rPr>
+        <w:t>。两者都追求可解释的推理过程，都以"IF-THEN"模糊规则为核心计算单元，并且都能处理不确定性，擅长小样本学习。然而，YLYW在两个关键维度上超越了传统FNN：</w:t>
       </w:r>
     </w:p>
     <w:p>
@@ -574,7 +697,28 @@
           <w:rFonts w:ascii="Times New Roman" w:hAnsi="Times New Roman" w:eastAsia="宋体"/>
           <w:sz w:val="22"/>
         </w:rPr>
-        <w:t>物理信息神经网络（Physics-Informed Neural Networks, PINN）是与YLYW物理约束层（未来工作）机制最接近的一类模型。PINN的核心思想是将物理定律（如偏微分方程）作为额外的损失项注入神经网络训练过程，以保证输出符合物理规律[6]。2026年，眸深智能发布的STI-WM时空一体世界动作模型也采用了类似的物理一致性引擎设计，进一步验证了物理约束在具身智能中的必要性。</w:t>
+      </w:r>
+      <w:r>
+        <w:rPr>
+          <w:rFonts w:ascii="Times New Roman" w:hAnsi="Times New Roman"/>
+          <w:sz w:val="22"/>
+        </w:rPr>
+        <w:t>物理信息神经网络（Physics-Informed Neural Networks, PINN）是与YLYW物理约束层（未来工作）机制最接近的一类模型。PINN的核心思想是将物理定律（如偏微分方程）作为额外的损失项注入神经网络训练过程，以保证输出符合物理规律</w:t>
+      </w:r>
+      <w:r>
+        <w:rPr>
+          <w:rFonts w:ascii="Times New Roman" w:hAnsi="Times New Roman"/>
+          <w:sz w:val="15"/>
+          <w:vertAlign w:val="superscript"/>
+        </w:rPr>
+        <w:t>[6]</w:t>
+      </w:r>
+      <w:r>
+        <w:rPr>
+          <w:rFonts w:ascii="Times New Roman" w:hAnsi="Times New Roman"/>
+          <w:sz w:val="22"/>
+        </w:rPr>
+        <w:t>。2026年，眸深智能发布的STI-WM时空一体世界动作模型也采用了类似的物理一致性引擎设计，进一步验证了物理约束在具身智能中的必要性。</w:t>
       </w:r>
     </w:p>
     <w:p>
@@ -622,7 +766,43 @@
           <w:rFonts w:ascii="Times New Roman" w:hAnsi="Times New Roman" w:eastAsia="宋体"/>
           <w:sz w:val="22"/>
         </w:rPr>
-        <w:t>神经符号人工智能（Neuro-Symbolic AI, NeSy）是与YLYW整体架构和宏观目标最接近的范式[6]。NeSy试图结合神经网络的"学习能力"和符号系统的"推理与可解释性"，被认为是通向通用人工智能的第三条道路。YLYW本身即是一种联邦式神经符号架构——其"易理规则"是符号层，"连续模糊隶属度"是连接主义与符号的桥梁[8]。</w:t>
+      </w:r>
+      <w:r>
+        <w:rPr>
+          <w:rFonts w:ascii="Times New Roman" w:hAnsi="Times New Roman"/>
+          <w:sz w:val="22"/>
+        </w:rPr>
+        <w:t>神经符号人工智能（Neuro-Symbolic AI, NeSy）是与YLYW整体架构和宏观目标最接近的范式</w:t>
+      </w:r>
+      <w:r>
+        <w:rPr>
+          <w:rFonts w:ascii="Times New Roman" w:hAnsi="Times New Roman"/>
+          <w:sz w:val="15"/>
+          <w:vertAlign w:val="superscript"/>
+        </w:rPr>
+        <w:t>[6]</w:t>
+      </w:r>
+      <w:r>
+        <w:rPr>
+          <w:rFonts w:ascii="Times New Roman" w:hAnsi="Times New Roman"/>
+          <w:sz w:val="22"/>
+        </w:rPr>
+        <w:t>。NeSy试图结合神经网络的"学习能力"和符号系统的"推理与可解释性"，被认为是通向通用人工智能的第三条道路。YLYW本身即是一种联邦式神经符号架构——其"易理规则"是符号层，"连续模糊隶属度"是连接主义与符号的桥梁</w:t>
+      </w:r>
+      <w:r>
+        <w:rPr>
+          <w:rFonts w:ascii="Times New Roman" w:hAnsi="Times New Roman"/>
+          <w:sz w:val="15"/>
+          <w:vertAlign w:val="superscript"/>
+        </w:rPr>
+        <w:t>[8]</w:t>
+      </w:r>
+      <w:r>
+        <w:rPr>
+          <w:rFonts w:ascii="Times New Roman" w:hAnsi="Times New Roman"/>
+          <w:sz w:val="22"/>
+        </w:rPr>
+        <w:t>。</w:t>
       </w:r>
     </w:p>
     <w:p>
@@ -634,7 +814,28 @@
           <w:rFonts w:ascii="Times New Roman" w:hAnsi="Times New Roman" w:eastAsia="宋体"/>
           <w:sz w:val="22"/>
         </w:rPr>
-        <w:t>然而，YLYW在三个维度上为NeSy范式贡献了独特的创新：第一，符号的来源和自洽性。当前NeSy系统使用的符号和规则多为解决特定任务而人为设计，零散且孤立（如DeepProbLog[8]中的逻辑子句）。YLYW的符号集来自《易经》64卦这套完整的、自洽的符号系统，64卦之间存在错、综、乘、承、比、应等丰富的关系网络——这种"符号即知识体系"的设计是NeSy文献中前所未有的。</w:t>
+      </w:r>
+      <w:r>
+        <w:rPr>
+          <w:rFonts w:ascii="Times New Roman" w:hAnsi="Times New Roman"/>
+          <w:sz w:val="22"/>
+        </w:rPr>
+        <w:t>然而，YLYW在三个维度上为NeSy范式贡献了独特的创新：第一，符号的来源和自洽性。当前NeSy系统使用的符号和规则多为解决特定任务而人为设计，零散且孤立（如DeepProbLog</w:t>
+      </w:r>
+      <w:r>
+        <w:rPr>
+          <w:rFonts w:ascii="Times New Roman" w:hAnsi="Times New Roman"/>
+          <w:sz w:val="15"/>
+          <w:vertAlign w:val="superscript"/>
+        </w:rPr>
+        <w:t>[8]</w:t>
+      </w:r>
+      <w:r>
+        <w:rPr>
+          <w:rFonts w:ascii="Times New Roman" w:hAnsi="Times New Roman"/>
+          <w:sz w:val="22"/>
+        </w:rPr>
+        <w:t>中的逻辑子句）。YLYW的符号集来自《易经》64卦这套完整的、自洽的符号系统，64卦之间存在错、综、乘、承、比、应等丰富的关系网络——这种"符号即知识体系"的设计是NeSy文献中前所未有的。</w:t>
       </w:r>
     </w:p>
     <w:p>
@@ -1414,7 +1615,28 @@
           <w:rFonts w:ascii="Times New Roman" w:hAnsi="Times New Roman" w:eastAsia="宋体"/>
           <w:sz w:val="22"/>
         </w:rPr>
-        <w:t>YLYW采用联邦式神经符号架构（Federated Neuro-Symbolic Architecture），核心设计原则有三：（1）先验知识独立——易理手册作为独立的符号模块，不"溶解"进神经网络权重，保持计算完整性和可追溯性；（2）连续模糊表示——所有物理特征保留连续值[0,1]，通过模糊隶属度而非离散谓词实现符号接地；（3）结构化先验偏置——利用64卦的内在关系网络（错、综、乘、承、比、应）提供强归纳偏置，而非从零学习模式。</w:t>
+      </w:r>
+      <w:r>
+        <w:rPr>
+          <w:rFonts w:ascii="Times New Roman" w:hAnsi="Times New Roman"/>
+          <w:sz w:val="22"/>
+        </w:rPr>
+        <w:t>YLYW采用联邦式神经符号架构（Federated Neuro-Symbolic Architecture），核心设计原则有三：（1）先验知识独立——易理手册作为独立的符号模块，不"溶解"进神经网络权重，保持计算完整性和可追溯性；（2）连续模糊表示——所有物理特征保留连续值</w:t>
+      </w:r>
+      <w:r>
+        <w:rPr>
+          <w:rFonts w:ascii="Times New Roman" w:hAnsi="Times New Roman"/>
+          <w:sz w:val="15"/>
+          <w:vertAlign w:val="superscript"/>
+        </w:rPr>
+        <w:t>[0,1]</w:t>
+      </w:r>
+      <w:r>
+        <w:rPr>
+          <w:rFonts w:ascii="Times New Roman" w:hAnsi="Times New Roman"/>
+          <w:sz w:val="22"/>
+        </w:rPr>
+        <w:t>，通过模糊隶属度而非离散谓词实现符号接地；（3）结构化先验偏置——利用64卦的内在关系网络（错、综、乘、承、比、应）提供强归纳偏置，而非从零学习模式。</w:t>
       </w:r>
     </w:p>
     <w:p>
@@ -1514,7 +1736,28 @@
           <w:rFonts w:ascii="Times New Roman" w:hAnsi="Times New Roman" w:eastAsia="宋体"/>
           <w:sz w:val="22"/>
         </w:rPr>
-        <w:t>传统符号系统面临的核心困境是"符号接地问题"（Symbol Grounding Problem）[8]：如何将物理世界中的连续量（如稳定性=0.8）映射到离散符号（如"稳定"=True/False）？常见的做法是设定阈值（如稳定性&gt;0.5为稳定），但这引入信息丢失和人为偏差——稳定性0.51和0.49之间的微小差异被放大为"稳定/不稳定"的二元对立。</w:t>
+      </w:r>
+      <w:r>
+        <w:rPr>
+          <w:rFonts w:ascii="Times New Roman" w:hAnsi="Times New Roman"/>
+          <w:sz w:val="22"/>
+        </w:rPr>
+        <w:t>传统符号系统面临的核心困境是"符号接地问题"（Symbol Grounding Problem）</w:t>
+      </w:r>
+      <w:r>
+        <w:rPr>
+          <w:rFonts w:ascii="Times New Roman" w:hAnsi="Times New Roman"/>
+          <w:sz w:val="15"/>
+          <w:vertAlign w:val="superscript"/>
+        </w:rPr>
+        <w:t>[8]</w:t>
+      </w:r>
+      <w:r>
+        <w:rPr>
+          <w:rFonts w:ascii="Times New Roman" w:hAnsi="Times New Roman"/>
+          <w:sz w:val="22"/>
+        </w:rPr>
+        <w:t>：如何将物理世界中的连续量（如稳定性=0.8）映射到离散符号（如"稳定"=True/False）？常见的做法是设定阈值（如稳定性&gt;0.5为稳定），但这引入信息丢失和人为偏差——稳定性0.51和0.49之间的微小差异被放大为"稳定/不稳定"的二元对立。</w:t>
       </w:r>
     </w:p>
     <w:p>
@@ -3182,7 +3425,28 @@
           <w:rFonts w:ascii="Times New Roman" w:hAnsi="Times New Roman" w:eastAsia="宋体"/>
           <w:sz w:val="22"/>
         </w:rPr>
-        <w:t>六爻编码实现了从连续物理量到离散符号判断的桥梁。每个爻值 ∈ [0,1]，≥0.5为阳爻（—），&lt;0.5为阴爻（--）。六爻从下（初爻）往上（上爻）分别对应不同的物理/语义维度。编码公式基于人工先验知识设计，每个爻值是若干相关物理特征的加权组合。表3 出了完整的六爻编码映射。</w:t>
+      </w:r>
+      <w:r>
+        <w:rPr>
+          <w:rFonts w:ascii="Times New Roman" w:hAnsi="Times New Roman"/>
+          <w:sz w:val="22"/>
+        </w:rPr>
+        <w:t xml:space="preserve">六爻编码实现了从连续物理量到离散符号判断的桥梁。每个爻值 ∈ </w:t>
+      </w:r>
+      <w:r>
+        <w:rPr>
+          <w:rFonts w:ascii="Times New Roman" w:hAnsi="Times New Roman"/>
+          <w:sz w:val="15"/>
+          <w:vertAlign w:val="superscript"/>
+        </w:rPr>
+        <w:t>[0,1]</w:t>
+      </w:r>
+      <w:r>
+        <w:rPr>
+          <w:rFonts w:ascii="Times New Roman" w:hAnsi="Times New Roman"/>
+          <w:sz w:val="22"/>
+        </w:rPr>
+        <w:t>，≥0.5为阳爻（—），&lt;0.5为阴爻（--）。六爻从下（初爻）往上（上爻）分别对应不同的物理/语义维度。编码公式基于人工先验知识设计，每个爻值是若干相关物理特征的加权组合。表3 出了完整的六爻编码映射。</w:t>
       </w:r>
     </w:p>
     <w:p>
@@ -3897,7 +4161,28 @@
           <w:rFonts w:ascii="Times New Roman" w:hAnsi="Times New Roman" w:eastAsia="宋体"/>
           <w:sz w:val="22"/>
         </w:rPr>
-        <w:t>其中 s=stability, r=roll_tendency, a=support_area, o=occlusion, q=grasp_surface_quality, f=strength_needed, w=weight_ratio, b=fragility, p=task_priority, d=obstacle_density。所有变量归一化至[0,1]。</w:t>
+      </w:r>
+      <w:r>
+        <w:rPr>
+          <w:rFonts w:ascii="Times New Roman" w:hAnsi="Times New Roman"/>
+          <w:sz w:val="22"/>
+        </w:rPr>
+        <w:t>其中 s=stability, r=roll_tendency, a=support_area, o=occlusion, q=grasp_surface_quality, f=strength_needed, w=weight_ratio, b=fragility, p=task_priority, d=obstacle_density。所有变量归一化至</w:t>
+      </w:r>
+      <w:r>
+        <w:rPr>
+          <w:rFonts w:ascii="Times New Roman" w:hAnsi="Times New Roman"/>
+          <w:sz w:val="15"/>
+          <w:vertAlign w:val="superscript"/>
+        </w:rPr>
+        <w:t>[0,1]</w:t>
+      </w:r>
+      <w:r>
+        <w:rPr>
+          <w:rFonts w:ascii="Times New Roman" w:hAnsi="Times New Roman"/>
+          <w:sz w:val="22"/>
+        </w:rPr>
+        <w:t>。</w:t>
       </w:r>
     </w:p>
     <w:p>
@@ -3909,7 +4194,28 @@
           <w:rFonts w:ascii="Times New Roman" w:hAnsi="Times New Roman" w:eastAsia="宋体"/>
           <w:sz w:val="22"/>
         </w:rPr>
-        <w:t>六爻编码的关键设计选择在于每个爻值携带明确的物理语义。例如初爻为阴（&lt;0.5）的含义是"基础不稳，易倾倒"——这个语义锚定不是任意的，而是对应了《周易》中"初爻代表事物的根基"的定位[8]。类似地，四爻对应脆弱性（阴="物体脆弱，需轻拿轻放"），五爻对应优先级（阳="高优先级任务"）。这种语义锚定使得后续的卦象推理和爻位关系分析都建立在可理解的物理基础上，而非无意义的向量投影。</w:t>
+      </w:r>
+      <w:r>
+        <w:rPr>
+          <w:rFonts w:ascii="Times New Roman" w:hAnsi="Times New Roman"/>
+          <w:sz w:val="22"/>
+        </w:rPr>
+        <w:t>六爻编码的关键设计选择在于每个爻值携带明确的物理语义。例如初爻为阴（&lt;0.5）的含义是"基础不稳，易倾倒"——这个语义锚定不是任意的，而是对应了《周易》中"初爻代表事物的根基"的定位</w:t>
+      </w:r>
+      <w:r>
+        <w:rPr>
+          <w:rFonts w:ascii="Times New Roman" w:hAnsi="Times New Roman"/>
+          <w:sz w:val="15"/>
+          <w:vertAlign w:val="superscript"/>
+        </w:rPr>
+        <w:t>[8]</w:t>
+      </w:r>
+      <w:r>
+        <w:rPr>
+          <w:rFonts w:ascii="Times New Roman" w:hAnsi="Times New Roman"/>
+          <w:sz w:val="22"/>
+        </w:rPr>
+        <w:t>。类似地，四爻对应脆弱性（阴="物体脆弱，需轻拿轻放"），五爻对应优先级（阳="高优先级任务"）。这种语义锚定使得后续的卦象推理和爻位关系分析都建立在可理解的物理基础上，而非无意义的向量投影。</w:t>
       </w:r>
     </w:p>
     <w:p>
@@ -3945,7 +4251,28 @@
           <w:rFonts w:ascii="Times New Roman" w:hAnsi="Times New Roman" w:eastAsia="宋体"/>
           <w:sz w:val="22"/>
         </w:rPr>
-        <w:t>六十四卦规则库是系统的核心知识库。每个卦象关联一个预定义的抓取策略，包含策略类型、力预设（[0,1]归一化）、接近角度（度）、速度等级（slow/medium/fast）和注意事项列表等字段。策略的设计遵循"卦名→策略语义、卦辞→核心原则、爻位关系→参数设定"的三层工程转译原则。</w:t>
+      </w:r>
+      <w:r>
+        <w:rPr>
+          <w:rFonts w:ascii="Times New Roman" w:hAnsi="Times New Roman"/>
+          <w:sz w:val="22"/>
+        </w:rPr>
+        <w:t>六十四卦规则库是系统的核心知识库。每个卦象关联一个预定义的抓取策略，包含策略类型、力预设（</w:t>
+      </w:r>
+      <w:r>
+        <w:rPr>
+          <w:rFonts w:ascii="Times New Roman" w:hAnsi="Times New Roman"/>
+          <w:sz w:val="15"/>
+          <w:vertAlign w:val="superscript"/>
+        </w:rPr>
+        <w:t>[0,1]</w:t>
+      </w:r>
+      <w:r>
+        <w:rPr>
+          <w:rFonts w:ascii="Times New Roman" w:hAnsi="Times New Roman"/>
+          <w:sz w:val="22"/>
+        </w:rPr>
+        <w:t>归一化）、接近角度（度）、速度等级（slow/medium/fast）和注意事项列表等字段。策略的设计遵循"卦名→策略语义、卦辞→核心原则、爻位关系→参数设定"的三层工程转译原则。</w:t>
       </w:r>
     </w:p>
     <w:p>
@@ -5700,7 +6027,28 @@
           <w:rFonts w:ascii="Times New Roman" w:hAnsi="Times New Roman" w:eastAsia="宋体"/>
           <w:sz w:val="22"/>
         </w:rPr>
-        <w:t>给定6维爻值向量 y ∈ [0,1]⁶，通过余弦相似度在所有已定义卦象的理想爻模板中搜索最佳匹配：</w:t>
+      </w:r>
+      <w:r>
+        <w:rPr>
+          <w:rFonts w:ascii="Times New Roman" w:hAnsi="Times New Roman"/>
+          <w:sz w:val="22"/>
+        </w:rPr>
+        <w:t xml:space="preserve">给定6维爻值向量 y ∈ </w:t>
+      </w:r>
+      <w:r>
+        <w:rPr>
+          <w:rFonts w:ascii="Times New Roman" w:hAnsi="Times New Roman"/>
+          <w:sz w:val="15"/>
+          <w:vertAlign w:val="superscript"/>
+        </w:rPr>
+        <w:t>[0,1]</w:t>
+      </w:r>
+      <w:r>
+        <w:rPr>
+          <w:rFonts w:ascii="Times New Roman" w:hAnsi="Times New Roman"/>
+          <w:sz w:val="22"/>
+        </w:rPr>
+        <w:t>⁶，通过余弦相似度在所有已定义卦象的理想爻模板中搜索最佳匹配：</w:t>
       </w:r>
     </w:p>
     <w:p>
@@ -5736,7 +6084,28 @@
           <w:rFonts w:ascii="Times New Roman" w:hAnsi="Times New Roman" w:eastAsia="宋体"/>
           <w:sz w:val="22"/>
         </w:rPr>
-        <w:t>爻模板设计的独特之处在于：理想爻模板不是简单的二值向量（阴阳→1/0），而是考虑了爻位在工程语境中的相对重要性。例如乾卦（☰☰）的初始模板为[0.95, 0.90, 0.85, 0.85, 1.00, 0.90]，其中九五爻（第五位）权重最高（1.00）——这与《周易》"九五，飞龙在天"所表达的该爻位核心地位完全一致[8]。</w:t>
+      </w:r>
+      <w:r>
+        <w:rPr>
+          <w:rFonts w:ascii="Times New Roman" w:hAnsi="Times New Roman"/>
+          <w:sz w:val="22"/>
+        </w:rPr>
+        <w:t>爻模板设计的独特之处在于：理想爻模板不是简单的二值向量（阴阳→1/0），而是考虑了爻位在工程语境中的相对重要性。例如乾卦（☰☰）的初始模板为[0.95, 0.90, 0.85, 0.85, 1.00, 0.90]，其中九五爻（第五位）权重最高（1.00）——这与《周易》"九五，飞龙在天"所表达的该爻位核心地位完全一致</w:t>
+      </w:r>
+      <w:r>
+        <w:rPr>
+          <w:rFonts w:ascii="Times New Roman" w:hAnsi="Times New Roman"/>
+          <w:sz w:val="15"/>
+          <w:vertAlign w:val="superscript"/>
+        </w:rPr>
+        <w:t>[8]</w:t>
+      </w:r>
+      <w:r>
+        <w:rPr>
+          <w:rFonts w:ascii="Times New Roman" w:hAnsi="Times New Roman"/>
+          <w:sz w:val="22"/>
+        </w:rPr>
+        <w:t>。</w:t>
       </w:r>
     </w:p>
     <w:p>
@@ -5760,7 +6129,28 @@
           <w:rFonts w:ascii="Times New Roman" w:hAnsi="Times New Roman" w:eastAsia="宋体"/>
           <w:sz w:val="22"/>
         </w:rPr>
-        <w:t>表5 YLYW的推理机制与传统符号系统（如PDDL规划器、DeepProbLog[6]等）进行了系统对比。核心区别在于YLYW以结构化先验模板替代通用谓词逻辑，以连续隶属度替代离散真值判断。</w:t>
+      </w:r>
+      <w:r>
+        <w:rPr>
+          <w:rFonts w:ascii="Times New Roman" w:hAnsi="Times New Roman"/>
+          <w:sz w:val="22"/>
+        </w:rPr>
+        <w:t>表5 YLYW的推理机制与传统符号系统（如PDDL规划器、DeepProbLog</w:t>
+      </w:r>
+      <w:r>
+        <w:rPr>
+          <w:rFonts w:ascii="Times New Roman" w:hAnsi="Times New Roman"/>
+          <w:sz w:val="15"/>
+          <w:vertAlign w:val="superscript"/>
+        </w:rPr>
+        <w:t>[6]</w:t>
+      </w:r>
+      <w:r>
+        <w:rPr>
+          <w:rFonts w:ascii="Times New Roman" w:hAnsi="Times New Roman"/>
+          <w:sz w:val="22"/>
+        </w:rPr>
+        <w:t>等）进行了系统对比。核心区别在于YLYW以结构化先验模板替代通用谓词逻辑，以连续隶属度替代离散真值判断。</w:t>
       </w:r>
     </w:p>
     <w:p>
@@ -6262,7 +6652,28 @@
           <w:rFonts w:ascii="Times New Roman" w:hAnsi="Times New Roman" w:eastAsia="宋体"/>
           <w:sz w:val="22"/>
         </w:rPr>
-        <w:t>通过仿真生成大量各类型物体（球体、立方体等8类），经L1→L2推理链输出六爻向量，取每类的均值作为质心 c_t ∈ [0,1]⁶（t为物体类型）。表6 示了8类物体的典型爻向量质心。</w:t>
+      </w:r>
+      <w:r>
+        <w:rPr>
+          <w:rFonts w:ascii="Times New Roman" w:hAnsi="Times New Roman"/>
+          <w:sz w:val="22"/>
+        </w:rPr>
+        <w:t xml:space="preserve">通过仿真生成大量各类型物体（球体、立方体等8类），经L1→L2推理链输出六爻向量，取每类的均值作为质心 c_t ∈ </w:t>
+      </w:r>
+      <w:r>
+        <w:rPr>
+          <w:rFonts w:ascii="Times New Roman" w:hAnsi="Times New Roman"/>
+          <w:sz w:val="15"/>
+          <w:vertAlign w:val="superscript"/>
+        </w:rPr>
+        <w:t>[0,1]</w:t>
+      </w:r>
+      <w:r>
+        <w:rPr>
+          <w:rFonts w:ascii="Times New Roman" w:hAnsi="Times New Roman"/>
+          <w:sz w:val="22"/>
+        </w:rPr>
+        <w:t>⁶（t为物体类型）。表6 示了8类物体的典型爻向量质心。</w:t>
       </w:r>
     </w:p>
     <w:p>
@@ -8219,7 +8630,28 @@
           <w:rFonts w:ascii="Times New Roman" w:hAnsi="Times New Roman" w:eastAsia="宋体"/>
           <w:sz w:val="22"/>
         </w:rPr>
-        <w:t>以上L1-L3层（八卦隶属度→六爻编码→卦象匹配）确定了"匹配哪个卦"——即策略的类型。但《易经》的推理不止于此。《周易》经文和历代注疏[18-20]明确指出，在确定卦象之后，还须分析六爻之间的结构关系，以判断策略执行的质量与可信度。例如，《系辞传》云："爻者，言乎变者也"——爻是变化的体现，各爻之间的乘承比应关系反映了系统内部的动力结构[6]。</w:t>
+      </w:r>
+      <w:r>
+        <w:rPr>
+          <w:rFonts w:ascii="Times New Roman" w:hAnsi="Times New Roman"/>
+          <w:sz w:val="22"/>
+        </w:rPr>
+        <w:t>以上L1-L3层（八卦隶属度→六爻编码→卦象匹配）确定了"匹配哪个卦"——即策略的类型。但《易经》的推理不止于此。《周易》经文和历代注疏[18-20]明确指出，在确定卦象之后，还须分析六爻之间的结构关系，以判断策略执行的质量与可信度。例如，《系辞传》云："爻者，言乎变者也"——爻是变化的体现，各爻之间的乘承比应关系反映了系统内部的动力结构</w:t>
+      </w:r>
+      <w:r>
+        <w:rPr>
+          <w:rFonts w:ascii="Times New Roman" w:hAnsi="Times New Roman"/>
+          <w:sz w:val="15"/>
+          <w:vertAlign w:val="superscript"/>
+        </w:rPr>
+        <w:t>[6]</w:t>
+      </w:r>
+      <w:r>
+        <w:rPr>
+          <w:rFonts w:ascii="Times New Roman" w:hAnsi="Times New Roman"/>
+          <w:sz w:val="22"/>
+        </w:rPr>
+        <w:t>。</w:t>
       </w:r>
     </w:p>
     <w:p>
@@ -8255,7 +8687,28 @@
           <w:rFonts w:ascii="Times New Roman" w:hAnsi="Times New Roman" w:eastAsia="宋体"/>
           <w:sz w:val="22"/>
         </w:rPr>
-        <w:t>表8 出了五种爻位关系的形式化定义。每种关系都是从《周易》经文中的定性描述出发，通过分析其逻辑结构转化为可计算的判据。例如，"当位"在《周易》中表述为"刚柔位当"[8]，本文将其形式化为阴阳爻与爻位奇偶性的匹配判定；"乘"在《周易》中表述为阴爻凌驾于阳爻之上（如六二乘初九），本文将其形式化为相邻爻对的阴阳方向性检查。</w:t>
+      </w:r>
+      <w:r>
+        <w:rPr>
+          <w:rFonts w:ascii="Times New Roman" w:hAnsi="Times New Roman"/>
+          <w:sz w:val="22"/>
+        </w:rPr>
+        <w:t>表8 出了五种爻位关系的形式化定义。每种关系都是从《周易》经文中的定性描述出发，通过分析其逻辑结构转化为可计算的判据。例如，"当位"在《周易》中表述为"刚柔位当"</w:t>
+      </w:r>
+      <w:r>
+        <w:rPr>
+          <w:rFonts w:ascii="Times New Roman" w:hAnsi="Times New Roman"/>
+          <w:sz w:val="15"/>
+          <w:vertAlign w:val="superscript"/>
+        </w:rPr>
+        <w:t>[8]</w:t>
+      </w:r>
+      <w:r>
+        <w:rPr>
+          <w:rFonts w:ascii="Times New Roman" w:hAnsi="Times New Roman"/>
+          <w:sz w:val="22"/>
+        </w:rPr>
+        <w:t>，本文将其形式化为阴阳爻与爻位奇偶性的匹配判定；"乘"在《周易》中表述为阴爻凌驾于阳爻之上（如六二乘初九），本文将其形式化为相邻爻对的阴阳方向性检查。</w:t>
       </w:r>
     </w:p>
     <w:p>
@@ -8982,7 +9435,73 @@
           <w:rFonts w:ascii="Times New Roman" w:hAnsi="Times New Roman" w:eastAsia="宋体"/>
           <w:sz w:val="22"/>
         </w:rPr>
-        <w:t>算法1展示了完整的爻位关系运算流程。该算法输入为L2层输出的6维爻向量 y ∈ [0,1]⁶，各维对应初爻(y[0])至上爻(y[5])。输出为综合爻位质量评分 S_yao ∈ [0,1] 和策略修正系数 modifier ∈ [0.75, 1.05]，后者直接作用于力预设。算法的核心设计原则是：所有判定都是确定性的、基于简单比较和计数运算的，不涉及任何学习过程——确保完全可解释。</w:t>
+      </w:r>
+      <w:r>
+        <w:rPr>
+          <w:rFonts w:ascii="Times New Roman" w:hAnsi="Times New Roman"/>
+          <w:sz w:val="22"/>
+        </w:rPr>
+        <w:t xml:space="preserve">算法1展示了完整的爻位关系运算流程。该算法输入为L2层输出的6维爻向量 y ∈ </w:t>
+      </w:r>
+      <w:r>
+        <w:rPr>
+          <w:rFonts w:ascii="Times New Roman" w:hAnsi="Times New Roman"/>
+          <w:sz w:val="15"/>
+          <w:vertAlign w:val="superscript"/>
+        </w:rPr>
+        <w:t>[0,1]</w:t>
+      </w:r>
+      <w:r>
+        <w:rPr>
+          <w:rFonts w:ascii="Times New Roman" w:hAnsi="Times New Roman"/>
+          <w:sz w:val="22"/>
+        </w:rPr>
+        <w:t>⁶，各维对应初爻(y</w:t>
+      </w:r>
+      <w:r>
+        <w:rPr>
+          <w:rFonts w:ascii="Times New Roman" w:hAnsi="Times New Roman"/>
+          <w:sz w:val="15"/>
+          <w:vertAlign w:val="superscript"/>
+        </w:rPr>
+        <w:t>[0]</w:t>
+      </w:r>
+      <w:r>
+        <w:rPr>
+          <w:rFonts w:ascii="Times New Roman" w:hAnsi="Times New Roman"/>
+          <w:sz w:val="22"/>
+        </w:rPr>
+        <w:t>)至上爻(y</w:t>
+      </w:r>
+      <w:r>
+        <w:rPr>
+          <w:rFonts w:ascii="Times New Roman" w:hAnsi="Times New Roman"/>
+          <w:sz w:val="15"/>
+          <w:vertAlign w:val="superscript"/>
+        </w:rPr>
+        <w:t>[5]</w:t>
+      </w:r>
+      <w:r>
+        <w:rPr>
+          <w:rFonts w:ascii="Times New Roman" w:hAnsi="Times New Roman"/>
+          <w:sz w:val="22"/>
+        </w:rPr>
+        <w:t xml:space="preserve">)。输出为综合爻位质量评分 S_yao ∈ </w:t>
+      </w:r>
+      <w:r>
+        <w:rPr>
+          <w:rFonts w:ascii="Times New Roman" w:hAnsi="Times New Roman"/>
+          <w:sz w:val="15"/>
+          <w:vertAlign w:val="superscript"/>
+        </w:rPr>
+        <w:t>[0,1]</w:t>
+      </w:r>
+      <w:r>
+        <w:rPr>
+          <w:rFonts w:ascii="Times New Roman" w:hAnsi="Times New Roman"/>
+          <w:sz w:val="22"/>
+        </w:rPr>
+        <w:t xml:space="preserve"> 和策略修正系数 modifier ∈ [0.75, 1.05]，后者直接作用于力预设。算法的核心设计原则是：所有判定都是确定性的、基于简单比较和计数运算的，不涉及任何学习过程——确保完全可解释。</w:t>
       </w:r>
     </w:p>
     <w:p>
@@ -9024,7 +9543,28 @@
           <w:color w:val="333333"/>
           <w:sz w:val="16"/>
         </w:rPr>
-        <w:t>│ Input:  y ∈ [0,1]⁶    // 六爻值向量 (初→上)              │</w:t>
+      </w:r>
+      <w:r>
+        <w:rPr>
+          <w:rFonts w:ascii="Courier New" w:hAnsi="Courier New"/>
+          <w:sz w:val="16"/>
+        </w:rPr>
+        <w:t xml:space="preserve">│ Input:  y ∈ </w:t>
+      </w:r>
+      <w:r>
+        <w:rPr>
+          <w:rFonts w:ascii="Courier New" w:hAnsi="Courier New"/>
+          <w:sz w:val="15"/>
+          <w:vertAlign w:val="superscript"/>
+        </w:rPr>
+        <w:t>[0,1]</w:t>
+      </w:r>
+      <w:r>
+        <w:rPr>
+          <w:rFonts w:ascii="Courier New" w:hAnsi="Courier New"/>
+          <w:sz w:val="16"/>
+        </w:rPr>
+        <w:t>⁶    // 六爻值向量 (初→上)              │</w:t>
       </w:r>
     </w:p>
     <w:p>
@@ -9220,7 +9760,28 @@
           <w:color w:val="333333"/>
           <w:sz w:val="16"/>
         </w:rPr>
-        <w:t>│    er_is_yin  ← y[1] &lt; 0.5         // 二爻为阴 = 六二   │</w:t>
+      </w:r>
+      <w:r>
+        <w:rPr>
+          <w:rFonts w:ascii="Courier New" w:hAnsi="Courier New"/>
+          <w:sz w:val="16"/>
+        </w:rPr>
+        <w:t>│    er_is_yin  ← y</w:t>
+      </w:r>
+      <w:r>
+        <w:rPr>
+          <w:rFonts w:ascii="Courier New" w:hAnsi="Courier New"/>
+          <w:sz w:val="15"/>
+          <w:vertAlign w:val="superscript"/>
+        </w:rPr>
+        <w:t>[1]</w:t>
+      </w:r>
+      <w:r>
+        <w:rPr>
+          <w:rFonts w:ascii="Courier New" w:hAnsi="Courier New"/>
+          <w:sz w:val="16"/>
+        </w:rPr>
+        <w:t xml:space="preserve"> &lt; 0.5         // 二爻为阴 = 六二   │</w:t>
       </w:r>
     </w:p>
     <w:p>
@@ -9234,7 +9795,28 @@
           <w:color w:val="333333"/>
           <w:sz w:val="16"/>
         </w:rPr>
-        <w:t>│    wu_is_yang ← y[4] ≥ 0.5         // 五爻为阳 = 九五   │</w:t>
+      </w:r>
+      <w:r>
+        <w:rPr>
+          <w:rFonts w:ascii="Courier New" w:hAnsi="Courier New"/>
+          <w:sz w:val="16"/>
+        </w:rPr>
+        <w:t>│    wu_is_yang ← y</w:t>
+      </w:r>
+      <w:r>
+        <w:rPr>
+          <w:rFonts w:ascii="Courier New" w:hAnsi="Courier New"/>
+          <w:sz w:val="15"/>
+          <w:vertAlign w:val="superscript"/>
+        </w:rPr>
+        <w:t>[4]</w:t>
+      </w:r>
+      <w:r>
+        <w:rPr>
+          <w:rFonts w:ascii="Courier New" w:hAnsi="Courier New"/>
+          <w:sz w:val="16"/>
+        </w:rPr>
+        <w:t xml:space="preserve"> ≥ 0.5         // 五爻为阳 = 九五   │</w:t>
       </w:r>
     </w:p>
     <w:p>
@@ -9888,7 +10470,43 @@
           <w:rFonts w:ascii="Times New Roman" w:hAnsi="Times New Roman" w:eastAsia="宋体"/>
           <w:sz w:val="22"/>
         </w:rPr>
-        <w:t>权重分配（0.40/0.20/0.15/0.10/0.15）反映了易学传统中对各关系的重视程度。当位权重最高（0.40），对应《系辞》"天尊地卑，乾坤定矣"——天地设位是万物的基础[6]。得中次之（0.20），对应"二多誉，五多功"——二五爻为全卦核心[6]。乘承合并权重0.15，对应"柔乘刚"和"柔承刚"的爻位关系分析。呼应权重0.15，对应初-四、二-五、三-上三对远程交互。亲比权重0.10，对应相邻爻的局部和谐性。</w:t>
+      </w:r>
+      <w:r>
+        <w:rPr>
+          <w:rFonts w:ascii="Times New Roman" w:hAnsi="Times New Roman"/>
+          <w:sz w:val="22"/>
+        </w:rPr>
+        <w:t>权重分配（0.40/0.20/0.15/0.10/0.15）反映了易学传统中对各关系的重视程度。当位权重最高（0.40），对应《系辞》"天尊地卑，乾坤定矣"——天地设位是万物的基础</w:t>
+      </w:r>
+      <w:r>
+        <w:rPr>
+          <w:rFonts w:ascii="Times New Roman" w:hAnsi="Times New Roman"/>
+          <w:sz w:val="15"/>
+          <w:vertAlign w:val="superscript"/>
+        </w:rPr>
+        <w:t>[6]</w:t>
+      </w:r>
+      <w:r>
+        <w:rPr>
+          <w:rFonts w:ascii="Times New Roman" w:hAnsi="Times New Roman"/>
+          <w:sz w:val="22"/>
+        </w:rPr>
+        <w:t>。得中次之（0.20），对应"二多誉，五多功"——二五爻为全卦核心</w:t>
+      </w:r>
+      <w:r>
+        <w:rPr>
+          <w:rFonts w:ascii="Times New Roman" w:hAnsi="Times New Roman"/>
+          <w:sz w:val="15"/>
+          <w:vertAlign w:val="superscript"/>
+        </w:rPr>
+        <w:t>[6]</w:t>
+      </w:r>
+      <w:r>
+        <w:rPr>
+          <w:rFonts w:ascii="Times New Roman" w:hAnsi="Times New Roman"/>
+          <w:sz w:val="22"/>
+        </w:rPr>
+        <w:t>。乘承合并权重0.15，对应"柔乘刚"和"柔承刚"的爻位关系分析。呼应权重0.15，对应初-四、二-五、三-上三对远程交互。亲比权重0.10，对应相邻爻的局部和谐性。</w:t>
       </w:r>
     </w:p>
     <w:p>
@@ -10507,7 +11125,28 @@
           <w:rFonts w:ascii="Times New Roman" w:hAnsi="Times New Roman" w:eastAsia="宋体"/>
           <w:sz w:val="22"/>
         </w:rPr>
-        <w:t>通过合成场景生成器（SimulationScene）按8种物体类型的物理模板生成特征向量。每种类型具有预设物理参数（质量、摩擦系数、几何形状），每个实例叠加±5%均匀噪声模拟不确定性。8类物体为：球体、立方体、圆柱体、碗、瓶子、盘子、不规则石块、花瓶。每个物体实例包含13维物理特征（稳定性、滚动倾向、力需求、脆弱性、可达性、抓取表面质量、支撑面积、遮挡程度、障碍密度、任务优先级、重量比、可见性、变形能力），归一化至[0,1]。</w:t>
+      </w:r>
+      <w:r>
+        <w:rPr>
+          <w:rFonts w:ascii="Times New Roman" w:hAnsi="Times New Roman"/>
+          <w:sz w:val="22"/>
+        </w:rPr>
+        <w:t>通过合成场景生成器（SimulationScene）按8种物体类型的物理模板生成特征向量。每种类型具有预设物理参数（质量、摩擦系数、几何形状），每个实例叠加±5%均匀噪声模拟不确定性。8类物体为：球体、立方体、圆柱体、碗、瓶子、盘子、不规则石块、花瓶。每个物体实例包含13维物理特征（稳定性、滚动倾向、力需求、脆弱性、可达性、抓取表面质量、支撑面积、遮挡程度、障碍密度、任务优先级、重量比、可见性、变形能力），归一化至</w:t>
+      </w:r>
+      <w:r>
+        <w:rPr>
+          <w:rFonts w:ascii="Times New Roman" w:hAnsi="Times New Roman"/>
+          <w:sz w:val="15"/>
+          <w:vertAlign w:val="superscript"/>
+        </w:rPr>
+        <w:t>[0,1]</w:t>
+      </w:r>
+      <w:r>
+        <w:rPr>
+          <w:rFonts w:ascii="Times New Roman" w:hAnsi="Times New Roman"/>
+          <w:sz w:val="22"/>
+        </w:rPr>
+        <w:t>。</w:t>
       </w:r>
     </w:p>
     <w:p>
@@ -24860,7 +25499,21 @@
           <w:rFonts w:ascii="Times New Roman" w:hAnsi="Times New Roman" w:eastAsia="宋体"/>
           <w:sz w:val="18"/>
         </w:rPr>
-        <w:t>[1] Driess D, et al. PaLM-E: An Embodied Multimodal Language Model. ICML, 2023.</w:t>
+      </w:r>
+      <w:r>
+        <w:rPr>
+          <w:rFonts w:ascii="Times New Roman" w:hAnsi="Times New Roman"/>
+          <w:sz w:val="15"/>
+          <w:vertAlign w:val="superscript"/>
+        </w:rPr>
+        <w:t>[1]</w:t>
+      </w:r>
+      <w:r>
+        <w:rPr>
+          <w:rFonts w:ascii="Times New Roman" w:hAnsi="Times New Roman"/>
+          <w:sz w:val="18"/>
+        </w:rPr>
+        <w:t xml:space="preserve"> Driess D, et al. PaLM-E: An Embodied Multimodal Language Model. ICML, 2023.</w:t>
       </w:r>
     </w:p>
     <w:p>
@@ -24872,7 +25525,21 @@
           <w:rFonts w:ascii="Times New Roman" w:hAnsi="Times New Roman" w:eastAsia="宋体"/>
           <w:sz w:val="18"/>
         </w:rPr>
-        <w:t>[2] Ahn M, et al. Do As I Can, Not As I Say: Grounding Language in Robotic Affordances. CoRL, 2022.</w:t>
+      </w:r>
+      <w:r>
+        <w:rPr>
+          <w:rFonts w:ascii="Times New Roman" w:hAnsi="Times New Roman"/>
+          <w:sz w:val="15"/>
+          <w:vertAlign w:val="superscript"/>
+        </w:rPr>
+        <w:t>[2]</w:t>
+      </w:r>
+      <w:r>
+        <w:rPr>
+          <w:rFonts w:ascii="Times New Roman" w:hAnsi="Times New Roman"/>
+          <w:sz w:val="18"/>
+        </w:rPr>
+        <w:t xml:space="preserve"> Ahn M, et al. Do As I Can, Not As I Say: Grounding Language in Robotic Affordances. CoRL, 2022.</w:t>
       </w:r>
     </w:p>
     <w:p>
@@ -24884,7 +25551,21 @@
           <w:rFonts w:ascii="Times New Roman" w:hAnsi="Times New Roman" w:eastAsia="宋体"/>
           <w:sz w:val="18"/>
         </w:rPr>
-        <w:t>[3] Brohan A, et al. RT-2: Vision-Language-Action Models. arXiv:2307.15818, 2023.</w:t>
+      </w:r>
+      <w:r>
+        <w:rPr>
+          <w:rFonts w:ascii="Times New Roman" w:hAnsi="Times New Roman"/>
+          <w:sz w:val="15"/>
+          <w:vertAlign w:val="superscript"/>
+        </w:rPr>
+        <w:t>[3]</w:t>
+      </w:r>
+      <w:r>
+        <w:rPr>
+          <w:rFonts w:ascii="Times New Roman" w:hAnsi="Times New Roman"/>
+          <w:sz w:val="18"/>
+        </w:rPr>
+        <w:t xml:space="preserve"> Brohan A, et al. RT-2: Vision-Language-Action Models. arXiv:2307.15818, 2023.</w:t>
       </w:r>
     </w:p>
     <w:p>
@@ -24896,7 +25577,21 @@
           <w:rFonts w:ascii="Times New Roman" w:hAnsi="Times New Roman" w:eastAsia="宋体"/>
           <w:sz w:val="18"/>
         </w:rPr>
-        <w:t>[4] Kim M J, et al. OpenVLA: An Open-Source Vision-Language-Action Model. arXiv:2406.09246, 2024.</w:t>
+      </w:r>
+      <w:r>
+        <w:rPr>
+          <w:rFonts w:ascii="Times New Roman" w:hAnsi="Times New Roman"/>
+          <w:sz w:val="15"/>
+          <w:vertAlign w:val="superscript"/>
+        </w:rPr>
+        <w:t>[4]</w:t>
+      </w:r>
+      <w:r>
+        <w:rPr>
+          <w:rFonts w:ascii="Times New Roman" w:hAnsi="Times New Roman"/>
+          <w:sz w:val="18"/>
+        </w:rPr>
+        <w:t xml:space="preserve"> Kim M J, et al. OpenVLA: An Open-Source Vision-Language-Action Model. arXiv:2406.09246, 2024.</w:t>
       </w:r>
     </w:p>
     <w:p>
@@ -24908,7 +25603,21 @@
           <w:rFonts w:ascii="Times New Roman" w:hAnsi="Times New Roman" w:eastAsia="宋体"/>
           <w:sz w:val="18"/>
         </w:rPr>
-        <w:t>[5] Octo Model Team. Octo: An Open-Source Generalist Robot Policy. RSS, 2024.</w:t>
+      </w:r>
+      <w:r>
+        <w:rPr>
+          <w:rFonts w:ascii="Times New Roman" w:hAnsi="Times New Roman"/>
+          <w:sz w:val="15"/>
+          <w:vertAlign w:val="superscript"/>
+        </w:rPr>
+        <w:t>[5]</w:t>
+      </w:r>
+      <w:r>
+        <w:rPr>
+          <w:rFonts w:ascii="Times New Roman" w:hAnsi="Times New Roman"/>
+          <w:sz w:val="18"/>
+        </w:rPr>
+        <w:t xml:space="preserve"> Octo Model Team. Octo: An Open-Source Generalist Robot Policy. RSS, 2024.</w:t>
       </w:r>
     </w:p>
     <w:p>
@@ -24920,7 +25629,21 @@
           <w:rFonts w:ascii="Times New Roman" w:hAnsi="Times New Roman" w:eastAsia="宋体"/>
           <w:sz w:val="18"/>
         </w:rPr>
-        <w:t>[6] Black K, et al. π₀: A Vision-Language-Action Flow Model. arXiv:2410.24164, 2024.</w:t>
+      </w:r>
+      <w:r>
+        <w:rPr>
+          <w:rFonts w:ascii="Times New Roman" w:hAnsi="Times New Roman"/>
+          <w:sz w:val="15"/>
+          <w:vertAlign w:val="superscript"/>
+        </w:rPr>
+        <w:t>[6]</w:t>
+      </w:r>
+      <w:r>
+        <w:rPr>
+          <w:rFonts w:ascii="Times New Roman" w:hAnsi="Times New Roman"/>
+          <w:sz w:val="18"/>
+        </w:rPr>
+        <w:t xml:space="preserve"> Black K, et al. π₀: A Vision-Language-Action Flow Model. arXiv:2410.24164, 2024.</w:t>
       </w:r>
     </w:p>
     <w:p>
@@ -24932,7 +25655,21 @@
           <w:rFonts w:ascii="Times New Roman" w:hAnsi="Times New Roman" w:eastAsia="宋体"/>
           <w:sz w:val="18"/>
         </w:rPr>
-        <w:t>[6] Garcez A, Lamb L C. Neurosymbolic AI: The 3rd Wave. Artificial Intelligence Review, 2023.</w:t>
+      </w:r>
+      <w:r>
+        <w:rPr>
+          <w:rFonts w:ascii="Times New Roman" w:hAnsi="Times New Roman"/>
+          <w:sz w:val="15"/>
+          <w:vertAlign w:val="superscript"/>
+        </w:rPr>
+        <w:t>[6]</w:t>
+      </w:r>
+      <w:r>
+        <w:rPr>
+          <w:rFonts w:ascii="Times New Roman" w:hAnsi="Times New Roman"/>
+          <w:sz w:val="18"/>
+        </w:rPr>
+        <w:t xml:space="preserve"> Garcez A, Lamb L C. Neurosymbolic AI: The 3rd Wave. Artificial Intelligence Review, 2023.</w:t>
       </w:r>
     </w:p>
     <w:p>
@@ -24944,7 +25681,21 @@
           <w:rFonts w:ascii="Times New Roman" w:hAnsi="Times New Roman" w:eastAsia="宋体"/>
           <w:sz w:val="18"/>
         </w:rPr>
-        <w:t>[8] Manhaeve R, et al. DeepProbLog: Neural Probabilistic Logic Programming. NeurIPS, 2018.</w:t>
+      </w:r>
+      <w:r>
+        <w:rPr>
+          <w:rFonts w:ascii="Times New Roman" w:hAnsi="Times New Roman"/>
+          <w:sz w:val="15"/>
+          <w:vertAlign w:val="superscript"/>
+        </w:rPr>
+        <w:t>[8]</w:t>
+      </w:r>
+      <w:r>
+        <w:rPr>
+          <w:rFonts w:ascii="Times New Roman" w:hAnsi="Times New Roman"/>
+          <w:sz w:val="18"/>
+        </w:rPr>
+        <w:t xml:space="preserve"> Manhaeve R, et al. DeepProbLog: Neural Probabilistic Logic Programming. NeurIPS, 2018.</w:t>
       </w:r>
     </w:p>
     <w:p>
@@ -24956,7 +25707,21 @@
           <w:rFonts w:ascii="Times New Roman" w:hAnsi="Times New Roman" w:eastAsia="宋体"/>
           <w:sz w:val="18"/>
         </w:rPr>
-        <w:t>[6] Badreddine S, et al. Logic Tensor Networks. Artificial Intelligence, 2022.</w:t>
+      </w:r>
+      <w:r>
+        <w:rPr>
+          <w:rFonts w:ascii="Times New Roman" w:hAnsi="Times New Roman"/>
+          <w:sz w:val="15"/>
+          <w:vertAlign w:val="superscript"/>
+        </w:rPr>
+        <w:t>[6]</w:t>
+      </w:r>
+      <w:r>
+        <w:rPr>
+          <w:rFonts w:ascii="Times New Roman" w:hAnsi="Times New Roman"/>
+          <w:sz w:val="18"/>
+        </w:rPr>
+        <w:t xml:space="preserve"> Badreddine S, et al. Logic Tensor Networks. Artificial Intelligence, 2022.</w:t>
       </w:r>
     </w:p>
     <w:p>
@@ -24968,7 +25733,21 @@
           <w:rFonts w:ascii="Times New Roman" w:hAnsi="Times New Roman" w:eastAsia="宋体"/>
           <w:sz w:val="18"/>
         </w:rPr>
-        <w:t>[8] van Krieken E, et al. Analyzing Differentiable Fuzzy Logic Operators. Artificial Intelligence, 2022.</w:t>
+      </w:r>
+      <w:r>
+        <w:rPr>
+          <w:rFonts w:ascii="Times New Roman" w:hAnsi="Times New Roman"/>
+          <w:sz w:val="15"/>
+          <w:vertAlign w:val="superscript"/>
+        </w:rPr>
+        <w:t>[8]</w:t>
+      </w:r>
+      <w:r>
+        <w:rPr>
+          <w:rFonts w:ascii="Times New Roman" w:hAnsi="Times New Roman"/>
+          <w:sz w:val="18"/>
+        </w:rPr>
+        <w:t xml:space="preserve"> van Krieken E, et al. Analyzing Differentiable Fuzzy Logic Operators. Artificial Intelligence, 2022.</w:t>
       </w:r>
     </w:p>
     <w:p>
@@ -24980,7 +25759,21 @@
           <w:rFonts w:ascii="Times New Roman" w:hAnsi="Times New Roman" w:eastAsia="宋体"/>
           <w:sz w:val="18"/>
         </w:rPr>
-        <w:t>[6] Raissi M, Perdikaris P, Karniadakis G E. Physics-Informed Neural Networks. Journal of Computational Physics, 2019.</w:t>
+      </w:r>
+      <w:r>
+        <w:rPr>
+          <w:rFonts w:ascii="Times New Roman" w:hAnsi="Times New Roman"/>
+          <w:sz w:val="15"/>
+          <w:vertAlign w:val="superscript"/>
+        </w:rPr>
+        <w:t>[6]</w:t>
+      </w:r>
+      <w:r>
+        <w:rPr>
+          <w:rFonts w:ascii="Times New Roman" w:hAnsi="Times New Roman"/>
+          <w:sz w:val="18"/>
+        </w:rPr>
+        <w:t xml:space="preserve"> Raissi M, Perdikaris P, Karniadakis G E. Physics-Informed Neural Networks. Journal of Computational Physics, 2019.</w:t>
       </w:r>
     </w:p>
     <w:p>
@@ -24992,7 +25785,21 @@
           <w:rFonts w:ascii="Times New Roman" w:hAnsi="Times New Roman" w:eastAsia="宋体"/>
           <w:sz w:val="18"/>
         </w:rPr>
-        <w:t>[8] Morrison D, et al. Closing the Loop for Robotic Grasping. RSS, 2018.</w:t>
+      </w:r>
+      <w:r>
+        <w:rPr>
+          <w:rFonts w:ascii="Times New Roman" w:hAnsi="Times New Roman"/>
+          <w:sz w:val="15"/>
+          <w:vertAlign w:val="superscript"/>
+        </w:rPr>
+        <w:t>[8]</w:t>
+      </w:r>
+      <w:r>
+        <w:rPr>
+          <w:rFonts w:ascii="Times New Roman" w:hAnsi="Times New Roman"/>
+          <w:sz w:val="18"/>
+        </w:rPr>
+        <w:t xml:space="preserve"> Morrison D, et al. Closing the Loop for Robotic Grasping. RSS, 2018.</w:t>
       </w:r>
     </w:p>
     <w:p>
@@ -25004,7 +25811,21 @@
           <w:rFonts w:ascii="Times New Roman" w:hAnsi="Times New Roman" w:eastAsia="宋体"/>
           <w:sz w:val="18"/>
         </w:rPr>
-        <w:t>[8] Fang H S, et al. GraspNet-1Billion. CVPR, 2020.</w:t>
+      </w:r>
+      <w:r>
+        <w:rPr>
+          <w:rFonts w:ascii="Times New Roman" w:hAnsi="Times New Roman"/>
+          <w:sz w:val="15"/>
+          <w:vertAlign w:val="superscript"/>
+        </w:rPr>
+        <w:t>[8]</w:t>
+      </w:r>
+      <w:r>
+        <w:rPr>
+          <w:rFonts w:ascii="Times New Roman" w:hAnsi="Times New Roman"/>
+          <w:sz w:val="18"/>
+        </w:rPr>
+        <w:t xml:space="preserve"> Fang H S, et al. GraspNet-1Billion. CVPR, 2020.</w:t>
       </w:r>
     </w:p>
     <w:p>
@@ -25029,7 +25850,21 @@
           <w:rFonts w:ascii="Times New Roman" w:hAnsi="Times New Roman" w:eastAsia="宋体"/>
           <w:sz w:val="18"/>
         </w:rPr>
-        <w:t>[8] 王弼（魏）. 周易注.</w:t>
+      </w:r>
+      <w:r>
+        <w:rPr>
+          <w:rFonts w:ascii="Times New Roman" w:hAnsi="Times New Roman"/>
+          <w:sz w:val="15"/>
+          <w:vertAlign w:val="superscript"/>
+        </w:rPr>
+        <w:t>[8]</w:t>
+      </w:r>
+      <w:r>
+        <w:rPr>
+          <w:rFonts w:ascii="Times New Roman" w:hAnsi="Times New Roman"/>
+          <w:sz w:val="18"/>
+        </w:rPr>
+        <w:t xml:space="preserve"> 王弼（魏）. 周易注.</w:t>
       </w:r>
     </w:p>
     <w:p>
@@ -25041,7 +25876,21 @@
           <w:rFonts w:ascii="Times New Roman" w:hAnsi="Times New Roman" w:eastAsia="宋体"/>
           <w:sz w:val="18"/>
         </w:rPr>
-        <w:t>[8] 孔颖达（唐）. 周易正义.</w:t>
+      </w:r>
+      <w:r>
+        <w:rPr>
+          <w:rFonts w:ascii="Times New Roman" w:hAnsi="Times New Roman"/>
+          <w:sz w:val="15"/>
+          <w:vertAlign w:val="superscript"/>
+        </w:rPr>
+        <w:t>[8]</w:t>
+      </w:r>
+      <w:r>
+        <w:rPr>
+          <w:rFonts w:ascii="Times New Roman" w:hAnsi="Times New Roman"/>
+          <w:sz w:val="18"/>
+        </w:rPr>
+        <w:t xml:space="preserve"> 孔颖达（唐）. 周易正义.</w:t>
       </w:r>
     </w:p>
     <w:p>
@@ -25053,7 +25902,21 @@
           <w:rFonts w:ascii="Times New Roman" w:hAnsi="Times New Roman" w:eastAsia="宋体"/>
           <w:sz w:val="18"/>
         </w:rPr>
-        <w:t>[8] 程颐（宋）. 程氏易传.</w:t>
+      </w:r>
+      <w:r>
+        <w:rPr>
+          <w:rFonts w:ascii="Times New Roman" w:hAnsi="Times New Roman"/>
+          <w:sz w:val="15"/>
+          <w:vertAlign w:val="superscript"/>
+        </w:rPr>
+        <w:t>[8]</w:t>
+      </w:r>
+      <w:r>
+        <w:rPr>
+          <w:rFonts w:ascii="Times New Roman" w:hAnsi="Times New Roman"/>
+          <w:sz w:val="18"/>
+        </w:rPr>
+        <w:t xml:space="preserve"> 程颐（宋）. 程氏易传.</w:t>
       </w:r>
     </w:p>
     <w:p>
@@ -25065,7 +25928,21 @@
           <w:rFonts w:ascii="Times New Roman" w:hAnsi="Times New Roman" w:eastAsia="宋体"/>
           <w:sz w:val="18"/>
         </w:rPr>
-        <w:t>[8] 朱熹（宋）. 周易本义.</w:t>
+      </w:r>
+      <w:r>
+        <w:rPr>
+          <w:rFonts w:ascii="Times New Roman" w:hAnsi="Times New Roman"/>
+          <w:sz w:val="15"/>
+          <w:vertAlign w:val="superscript"/>
+        </w:rPr>
+        <w:t>[8]</w:t>
+      </w:r>
+      <w:r>
+        <w:rPr>
+          <w:rFonts w:ascii="Times New Roman" w:hAnsi="Times New Roman"/>
+          <w:sz w:val="18"/>
+        </w:rPr>
+        <w:t xml:space="preserve"> 朱熹（宋）. 周易本义.</w:t>
       </w:r>
     </w:p>
     <w:p>
@@ -25077,7 +25954,21 @@
           <w:rFonts w:ascii="Times New Roman" w:hAnsi="Times New Roman" w:eastAsia="宋体"/>
           <w:sz w:val="18"/>
         </w:rPr>
-        <w:t>[8] 黄寿祺, 张善文. 周易译注. 上海古籍出版社, 2007.</w:t>
+      </w:r>
+      <w:r>
+        <w:rPr>
+          <w:rFonts w:ascii="Times New Roman" w:hAnsi="Times New Roman"/>
+          <w:sz w:val="15"/>
+          <w:vertAlign w:val="superscript"/>
+        </w:rPr>
+        <w:t>[8]</w:t>
+      </w:r>
+      <w:r>
+        <w:rPr>
+          <w:rFonts w:ascii="Times New Roman" w:hAnsi="Times New Roman"/>
+          <w:sz w:val="18"/>
+        </w:rPr>
+        <w:t xml:space="preserve"> 黄寿祺, 张善文. 周易译注. 上海古籍出版社, 2007.</w:t>
       </w:r>
     </w:p>
     <w:p>
@@ -25089,7 +25980,21 @@
           <w:rFonts w:ascii="Times New Roman" w:hAnsi="Times New Roman" w:eastAsia="宋体"/>
           <w:sz w:val="18"/>
         </w:rPr>
-        <w:t>[8] 高亨. 周易古经今注. 中华书局, 1984.</w:t>
+      </w:r>
+      <w:r>
+        <w:rPr>
+          <w:rFonts w:ascii="Times New Roman" w:hAnsi="Times New Roman"/>
+          <w:sz w:val="15"/>
+          <w:vertAlign w:val="superscript"/>
+        </w:rPr>
+        <w:t>[8]</w:t>
+      </w:r>
+      <w:r>
+        <w:rPr>
+          <w:rFonts w:ascii="Times New Roman" w:hAnsi="Times New Roman"/>
+          <w:sz w:val="18"/>
+        </w:rPr>
+        <w:t xml:space="preserve"> 高亨. 周易古经今注. 中华书局, 1984.</w:t>
       </w:r>
     </w:p>
     <w:p>
@@ -25101,7 +26006,21 @@
           <w:rFonts w:ascii="Times New Roman" w:hAnsi="Times New Roman" w:eastAsia="宋体"/>
           <w:sz w:val="18"/>
         </w:rPr>
-        <w:t>[8] 李学勤. 周易溯源. 巴蜀书社, 2005.</w:t>
+      </w:r>
+      <w:r>
+        <w:rPr>
+          <w:rFonts w:ascii="Times New Roman" w:hAnsi="Times New Roman"/>
+          <w:sz w:val="15"/>
+          <w:vertAlign w:val="superscript"/>
+        </w:rPr>
+        <w:t>[8]</w:t>
+      </w:r>
+      <w:r>
+        <w:rPr>
+          <w:rFonts w:ascii="Times New Roman" w:hAnsi="Times New Roman"/>
+          <w:sz w:val="18"/>
+        </w:rPr>
+        <w:t xml:space="preserve"> 李学勤. 周易溯源. 巴蜀书社, 2005.</w:t>
       </w:r>
     </w:p>
     <w:p>

--- a/paper/YLYW技术论文_v0.4.docx
+++ b/paper/YLYW技术论文_v0.4.docx
@@ -66,13 +66,29 @@
     <w:p>
       <w:pPr>
         <w:pStyle w:val="Heading1"/>
+        <w:ind w:firstLine="420"/>
+        <w:jc w:val="left"/>
       </w:pPr>
       <w:r>
         <w:rPr>
           <w:rFonts w:ascii="Times New Roman" w:hAnsi="Times New Roman" w:eastAsia="黑体"/>
           <w:sz w:val="40"/>
         </w:rPr>
-        <w:t>摘要</w:t>
+      </w:r>
+      <w:r>
+        <w:rPr>
+          <w:rFonts w:eastAsia="黑体"/>
+          <w:b/>
+          <w:sz w:val="22"/>
+        </w:rPr>
+        <w:t>摘  要：</w:t>
+      </w:r>
+      <w:r>
+        <w:rPr>
+          <w:rFonts w:ascii="Times New Roman" w:hAnsi="Times New Roman"/>
+          <w:sz w:val="22"/>
+        </w:rPr>
+        <w:t>当前具身智能决策方法主要依赖数据驱动的深度学习范式——层次化决策依赖大模型预训练（如PaLM-E），端到端视觉-语言-动作（VLA）模型（如RT-2、OpenVLA）需要数十万条机器人轨迹。这些方法在数据效率、可解释性和物理合规性方面存在根本性瓶颈。本文提出YLYW（易理研物），一种知识驱动的第三条道路：将《易经》的六十四卦符号系统形式化为联邦式神经符号架构中的先验知识手册。</w:t>
       </w:r>
     </w:p>
     <w:p>
@@ -84,7 +100,6 @@
           <w:rFonts w:ascii="Times New Roman" w:hAnsi="Times New Roman" w:eastAsia="宋体"/>
           <w:sz w:val="22"/>
         </w:rPr>
-        <w:t>当前具身智能决策方法主要依赖数据驱动的深度学习范式——层次化决策依赖大模型预训练（如PaLM-E），端到端视觉-语言-动作（VLA）模型（如RT-2、OpenVLA）需要数十万条机器人轨迹。这些方法在数据效率、可解释性和物理合规性方面存在根本性瓶颈。本文提出YLYW（易理研物），一种知识驱动的第三条道路：将《易经》的六十四卦符号系统形式化为联邦式神经符号架构中的先验知识手册。</w:t>
       </w:r>
     </w:p>
     <w:p>
@@ -118,7 +133,6 @@
           <w:b/>
           <w:sz w:val="22"/>
         </w:rPr>
-        <w:t>关键词：</w:t>
       </w:r>
       <w:r>
         <w:rPr>
@@ -126,6 +140,20 @@
           <w:sz w:val="22"/>
         </w:rPr>
         <w:t>神经符号系统；《易经》；先验知识；零样本学习；爻位关系运算；可解释人工智能；机器人抓取</w:t>
+      </w:r>
+      <w:r>
+        <w:rPr>
+          <w:rFonts w:eastAsia="黑体"/>
+          <w:b/>
+          <w:sz w:val="22"/>
+        </w:rPr>
+        <w:t>关键词：</w:t>
+      </w:r>
+      <w:r>
+        <w:rPr>
+          <w:rFonts w:eastAsia="宋体"/>
+          <w:sz w:val="22"/>
+        </w:rPr>
       </w:r>
     </w:p>
     <w:p>
@@ -26052,7 +26080,7 @@
     </w:p>
     <w:sectPr>
       <w:pgSz w:w="12240" w:h="15840"/>
-      <w:pgMar w:top="1440" w:right="1440" w:bottom="1440" w:left="1440" w:header="720" w:footer="720" w:gutter="0"/>
+      <w:pgMar w:top="1440" w:right="1797" w:bottom="1440" w:left="1797" w:header="720" w:footer="720" w:gutter="0"/>
       <w:cols w:space="720"/>
       <w:docGrid w:linePitch="360"/>
     </w:sectPr>

--- a/paper/YLYW技术论文_v0.4.docx
+++ b/paper/YLYW技术论文_v0.4.docx
@@ -29,7 +29,7 @@
           <w:sz w:val="28"/>
         </w:rPr>
         <w:br/>
-        <w:t>马圣洁，李金函，张国安，于敬涛，李望，马兴录*</w:t>
+        <w:t>马兴录，张国安，李金函，于敬涛，李望，马圣洁*</w:t>
       </w:r>
     </w:p>
     <w:p>
@@ -55,7 +55,7 @@
           <w:color w:val="888888"/>
           <w:sz w:val="18"/>
         </w:rPr>
-        <w:t>* 通讯作者: 马兴录</w:t>
+        <w:t>* 通讯作者: 马圣洁</w:t>
       </w:r>
     </w:p>
     <w:p>
@@ -66,29 +66,13 @@
     <w:p>
       <w:pPr>
         <w:pStyle w:val="Heading1"/>
-        <w:ind w:firstLine="420"/>
-        <w:jc w:val="left"/>
       </w:pPr>
       <w:r>
         <w:rPr>
           <w:rFonts w:ascii="Times New Roman" w:hAnsi="Times New Roman" w:eastAsia="黑体"/>
           <w:sz w:val="40"/>
         </w:rPr>
-      </w:r>
-      <w:r>
-        <w:rPr>
-          <w:rFonts w:eastAsia="黑体"/>
-          <w:b/>
-          <w:sz w:val="22"/>
-        </w:rPr>
-        <w:t>摘  要：</w:t>
-      </w:r>
-      <w:r>
-        <w:rPr>
-          <w:rFonts w:ascii="Times New Roman" w:hAnsi="Times New Roman"/>
-          <w:sz w:val="22"/>
-        </w:rPr>
-        <w:t>当前具身智能决策方法主要依赖数据驱动的深度学习范式——层次化决策依赖大模型预训练（如PaLM-E），端到端视觉-语言-动作（VLA）模型（如RT-2、OpenVLA）需要数十万条机器人轨迹。这些方法在数据效率、可解释性和物理合规性方面存在根本性瓶颈。本文提出YLYW（易理研物），一种知识驱动的第三条道路：将《易经》的六十四卦符号系统形式化为联邦式神经符号架构中的先验知识手册。</w:t>
+        <w:t>摘要</w:t>
       </w:r>
     </w:p>
     <w:p>
@@ -100,6 +84,7 @@
           <w:rFonts w:ascii="Times New Roman" w:hAnsi="Times New Roman" w:eastAsia="宋体"/>
           <w:sz w:val="22"/>
         </w:rPr>
+        <w:t>当前具身智能决策方法主要依赖数据驱动的深度学习范式——层次化决策依赖大模型预训练（如PaLM-E），端到端视觉-语言-动作（VLA）模型（如RT-2、OpenVLA）需要数十万条机器人轨迹。这些方法在数据效率、可解释性和物理合规性方面存在根本性瓶颈。本文提出YLYW（易理研物），一种知识驱动的第三条道路：将《易经》的六十四卦符号系统形式化为联邦式神经符号架构中的先验知识手册。</w:t>
       </w:r>
     </w:p>
     <w:p>
@@ -133,6 +118,7 @@
           <w:b/>
           <w:sz w:val="22"/>
         </w:rPr>
+        <w:t>关键词：</w:t>
       </w:r>
       <w:r>
         <w:rPr>
@@ -140,20 +126,6 @@
           <w:sz w:val="22"/>
         </w:rPr>
         <w:t>神经符号系统；《易经》；先验知识；零样本学习；爻位关系运算；可解释人工智能；机器人抓取</w:t>
-      </w:r>
-      <w:r>
-        <w:rPr>
-          <w:rFonts w:eastAsia="黑体"/>
-          <w:b/>
-          <w:sz w:val="22"/>
-        </w:rPr>
-        <w:t>关键词：</w:t>
-      </w:r>
-      <w:r>
-        <w:rPr>
-          <w:rFonts w:eastAsia="宋体"/>
-          <w:sz w:val="22"/>
-        </w:rPr>
       </w:r>
     </w:p>
     <w:p>
@@ -206,42 +178,29 @@
           <w:rFonts w:ascii="Times New Roman" w:hAnsi="Times New Roman" w:eastAsia="宋体"/>
           <w:sz w:val="22"/>
         </w:rPr>
+        <w:t>范式一：层次化决策（Hierarchical Decision Making, HDM）。将任务分解为高层规划与低层执行，代表性系统包括PaLM-E[1]和SayCan[2]。高层利用大语言/视觉模型（LLM/VLM）进行任务分解，低层依赖传统运动规划与力控制。这种方法的优势在于模块化与可解释性，但层间信息传递存在损耗，且严重依赖大规模预训练数据。</w:t>
       </w:r>
       <w:r>
-        <w:rPr>
-          <w:rFonts w:ascii="Times New Roman" w:hAnsi="Times New Roman"/>
-          <w:sz w:val="22"/>
-        </w:rPr>
         <w:t>范式一：层次化决策（Hierarchical Decision Making, HDM）。将任务分解为高层规划与低层执行，代表性系统包括PaLM-E</w:t>
       </w:r>
       <w:r>
         <w:rPr>
-          <w:rFonts w:ascii="Times New Roman" w:hAnsi="Times New Roman"/>
           <w:sz w:val="15"/>
           <w:vertAlign w:val="superscript"/>
         </w:rPr>
         <w:t>[1]</w:t>
       </w:r>
       <w:r>
-        <w:rPr>
-          <w:rFonts w:ascii="Times New Roman" w:hAnsi="Times New Roman"/>
-          <w:sz w:val="22"/>
-        </w:rPr>
         <w:t>和SayCan</w:t>
       </w:r>
       <w:r>
         <w:rPr>
-          <w:rFonts w:ascii="Times New Roman" w:hAnsi="Times New Roman"/>
           <w:sz w:val="15"/>
           <w:vertAlign w:val="superscript"/>
         </w:rPr>
         <w:t>[2]</w:t>
       </w:r>
       <w:r>
-        <w:rPr>
-          <w:rFonts w:ascii="Times New Roman" w:hAnsi="Times New Roman"/>
-          <w:sz w:val="22"/>
-        </w:rPr>
         <w:t>。高层利用大语言/视觉模型（LLM/VLM）进行任务分解，低层依赖传统运动规划与力控制。这种方法的优势在于模块化与可解释性，但层间信息传递存在损耗，且严重依赖大规模预训练数据。</w:t>
       </w:r>
     </w:p>
@@ -254,72 +213,49 @@
           <w:rFonts w:ascii="Times New Roman" w:hAnsi="Times New Roman" w:eastAsia="宋体"/>
           <w:sz w:val="22"/>
         </w:rPr>
+        <w:t>范式二：端到端视觉-语言-动作模型（Vision-Language-Action, VLA）。用一个Transformer统一处理"视觉+语言→动作"的映射，代表性工作包括RT-2[3]、OpenVLA[4]和Octo[5]。这些模型展现出令人印象深刻的泛化能力，但需要数十万条真实机器人轨迹进行训练，决策过程是黑箱，且物理约束仅被隐式学习而非显式保证。π₀[6]的流式架构进一步强调了物理交互的实时性需求。</w:t>
       </w:r>
       <w:r>
-        <w:rPr>
-          <w:rFonts w:ascii="Times New Roman" w:hAnsi="Times New Roman"/>
-          <w:sz w:val="22"/>
-        </w:rPr>
         <w:t>范式二：端到端视觉-语言-动作模型（Vision-Language-Action, VLA）。用一个Transformer统一处理"视觉+语言→动作"的映射，代表性工作包括RT-2</w:t>
       </w:r>
       <w:r>
         <w:rPr>
-          <w:rFonts w:ascii="Times New Roman" w:hAnsi="Times New Roman"/>
           <w:sz w:val="15"/>
           <w:vertAlign w:val="superscript"/>
         </w:rPr>
         <w:t>[3]</w:t>
       </w:r>
       <w:r>
-        <w:rPr>
-          <w:rFonts w:ascii="Times New Roman" w:hAnsi="Times New Roman"/>
-          <w:sz w:val="22"/>
-        </w:rPr>
         <w:t>、OpenVLA</w:t>
       </w:r>
       <w:r>
         <w:rPr>
-          <w:rFonts w:ascii="Times New Roman" w:hAnsi="Times New Roman"/>
           <w:sz w:val="15"/>
           <w:vertAlign w:val="superscript"/>
         </w:rPr>
         <w:t>[4]</w:t>
       </w:r>
       <w:r>
-        <w:rPr>
-          <w:rFonts w:ascii="Times New Roman" w:hAnsi="Times New Roman"/>
-          <w:sz w:val="22"/>
-        </w:rPr>
         <w:t>和Octo</w:t>
       </w:r>
       <w:r>
         <w:rPr>
-          <w:rFonts w:ascii="Times New Roman" w:hAnsi="Times New Roman"/>
           <w:sz w:val="15"/>
           <w:vertAlign w:val="superscript"/>
         </w:rPr>
         <w:t>[5]</w:t>
       </w:r>
       <w:r>
-        <w:rPr>
-          <w:rFonts w:ascii="Times New Roman" w:hAnsi="Times New Roman"/>
-          <w:sz w:val="22"/>
-        </w:rPr>
         <w:t>。这些模型展现出令人印象深刻的泛化能力，但需要数十万条真实机器人轨迹进行训练，决策过程是黑箱，且物理约束仅被隐式学习而非显式保证。π₀</w:t>
       </w:r>
       <w:r>
         <w:rPr>
-          <w:rFonts w:ascii="Times New Roman" w:hAnsi="Times New Roman"/>
           <w:sz w:val="15"/>
           <w:vertAlign w:val="superscript"/>
         </w:rPr>
         <w:t>[6]</w:t>
       </w:r>
       <w:r>
-        <w:rPr>
-          <w:rFonts w:ascii="Times New Roman" w:hAnsi="Times New Roman"/>
-          <w:sz w:val="22"/>
-        </w:rPr>
         <w:t>的流式架构进一步强调了物理交互的实时性需求。</w:t>
       </w:r>
     </w:p>
@@ -644,27 +580,19 @@
           <w:rFonts w:ascii="Times New Roman" w:hAnsi="Times New Roman" w:eastAsia="宋体"/>
           <w:sz w:val="22"/>
         </w:rPr>
+        <w:t>模糊神经网络（Fuzzy Neural Networks, FNN）和模糊推理系统（Fuzzy Inference Systems, FIS）是与YLYW推理层（L1-L3）算子最接近的一类模型[11,12]。两者都追求可解释的推理过程，都以"IF-THEN"模糊规则为核心计算单元，并且都能处理不确定性，擅长小样本学习。然而，YLYW在两个关键维度上超越了传统FNN：</w:t>
       </w:r>
       <w:r>
-        <w:rPr>
-          <w:rFonts w:ascii="Times New Roman" w:hAnsi="Times New Roman"/>
-          <w:sz w:val="22"/>
-        </w:rPr>
         <w:t>模糊神经网络（Fuzzy Neural Networks, FNN）和模糊推理系统（Fuzzy Inference Systems, FIS）是与YLYW推理层（L1-L3）算子最接近的一类模型</w:t>
       </w:r>
       <w:r>
         <w:rPr>
-          <w:rFonts w:ascii="Times New Roman" w:hAnsi="Times New Roman"/>
           <w:sz w:val="15"/>
           <w:vertAlign w:val="superscript"/>
         </w:rPr>
         <w:t>[11,12]</w:t>
       </w:r>
       <w:r>
-        <w:rPr>
-          <w:rFonts w:ascii="Times New Roman" w:hAnsi="Times New Roman"/>
-          <w:sz w:val="22"/>
-        </w:rPr>
         <w:t>。两者都追求可解释的推理过程，都以"IF-THEN"模糊规则为核心计算单元，并且都能处理不确定性，擅长小样本学习。然而，YLYW在两个关键维度上超越了传统FNN：</w:t>
       </w:r>
     </w:p>
@@ -725,27 +653,19 @@
           <w:rFonts w:ascii="Times New Roman" w:hAnsi="Times New Roman" w:eastAsia="宋体"/>
           <w:sz w:val="22"/>
         </w:rPr>
+        <w:t>物理信息神经网络（Physics-Informed Neural Networks, PINN）是与YLYW物理约束层（未来工作）机制最接近的一类模型。PINN的核心思想是将物理定律（如偏微分方程）作为额外的损失项注入神经网络训练过程，以保证输出符合物理规律[6]。2026年，眸深智能发布的STI-WM时空一体世界动作模型也采用了类似的物理一致性引擎设计，进一步验证了物理约束在具身智能中的必要性。</w:t>
       </w:r>
       <w:r>
-        <w:rPr>
-          <w:rFonts w:ascii="Times New Roman" w:hAnsi="Times New Roman"/>
-          <w:sz w:val="22"/>
-        </w:rPr>
         <w:t>物理信息神经网络（Physics-Informed Neural Networks, PINN）是与YLYW物理约束层（未来工作）机制最接近的一类模型。PINN的核心思想是将物理定律（如偏微分方程）作为额外的损失项注入神经网络训练过程，以保证输出符合物理规律</w:t>
       </w:r>
       <w:r>
         <w:rPr>
-          <w:rFonts w:ascii="Times New Roman" w:hAnsi="Times New Roman"/>
           <w:sz w:val="15"/>
           <w:vertAlign w:val="superscript"/>
         </w:rPr>
         <w:t>[6]</w:t>
       </w:r>
       <w:r>
-        <w:rPr>
-          <w:rFonts w:ascii="Times New Roman" w:hAnsi="Times New Roman"/>
-          <w:sz w:val="22"/>
-        </w:rPr>
         <w:t>。2026年，眸深智能发布的STI-WM时空一体世界动作模型也采用了类似的物理一致性引擎设计，进一步验证了物理约束在具身智能中的必要性。</w:t>
       </w:r>
     </w:p>
@@ -794,42 +714,29 @@
           <w:rFonts w:ascii="Times New Roman" w:hAnsi="Times New Roman" w:eastAsia="宋体"/>
           <w:sz w:val="22"/>
         </w:rPr>
+        <w:t>神经符号人工智能（Neuro-Symbolic AI, NeSy）是与YLYW整体架构和宏观目标最接近的范式[6]。NeSy试图结合神经网络的"学习能力"和符号系统的"推理与可解释性"，被认为是通向通用人工智能的第三条道路。YLYW本身即是一种联邦式神经符号架构——其"易理规则"是符号层，"连续模糊隶属度"是连接主义与符号的桥梁[8]。</w:t>
       </w:r>
       <w:r>
-        <w:rPr>
-          <w:rFonts w:ascii="Times New Roman" w:hAnsi="Times New Roman"/>
-          <w:sz w:val="22"/>
-        </w:rPr>
         <w:t>神经符号人工智能（Neuro-Symbolic AI, NeSy）是与YLYW整体架构和宏观目标最接近的范式</w:t>
       </w:r>
       <w:r>
         <w:rPr>
-          <w:rFonts w:ascii="Times New Roman" w:hAnsi="Times New Roman"/>
           <w:sz w:val="15"/>
           <w:vertAlign w:val="superscript"/>
         </w:rPr>
         <w:t>[6]</w:t>
       </w:r>
       <w:r>
-        <w:rPr>
-          <w:rFonts w:ascii="Times New Roman" w:hAnsi="Times New Roman"/>
-          <w:sz w:val="22"/>
-        </w:rPr>
         <w:t>。NeSy试图结合神经网络的"学习能力"和符号系统的"推理与可解释性"，被认为是通向通用人工智能的第三条道路。YLYW本身即是一种联邦式神经符号架构——其"易理规则"是符号层，"连续模糊隶属度"是连接主义与符号的桥梁</w:t>
       </w:r>
       <w:r>
         <w:rPr>
-          <w:rFonts w:ascii="Times New Roman" w:hAnsi="Times New Roman"/>
           <w:sz w:val="15"/>
           <w:vertAlign w:val="superscript"/>
         </w:rPr>
         <w:t>[8]</w:t>
       </w:r>
       <w:r>
-        <w:rPr>
-          <w:rFonts w:ascii="Times New Roman" w:hAnsi="Times New Roman"/>
-          <w:sz w:val="22"/>
-        </w:rPr>
         <w:t>。</w:t>
       </w:r>
     </w:p>
@@ -842,27 +749,19 @@
           <w:rFonts w:ascii="Times New Roman" w:hAnsi="Times New Roman" w:eastAsia="宋体"/>
           <w:sz w:val="22"/>
         </w:rPr>
+        <w:t>然而，YLYW在三个维度上为NeSy范式贡献了独特的创新：第一，符号的来源和自洽性。当前NeSy系统使用的符号和规则多为解决特定任务而人为设计，零散且孤立（如DeepProbLog[8]中的逻辑子句）。YLYW的符号集来自《易经》64卦这套完整的、自洽的符号系统，64卦之间存在错、综、乘、承、比、应等丰富的关系网络——这种"符号即知识体系"的设计是NeSy文献中前所未有的。</w:t>
       </w:r>
       <w:r>
-        <w:rPr>
-          <w:rFonts w:ascii="Times New Roman" w:hAnsi="Times New Roman"/>
-          <w:sz w:val="22"/>
-        </w:rPr>
         <w:t>然而，YLYW在三个维度上为NeSy范式贡献了独特的创新：第一，符号的来源和自洽性。当前NeSy系统使用的符号和规则多为解决特定任务而人为设计，零散且孤立（如DeepProbLog</w:t>
       </w:r>
       <w:r>
         <w:rPr>
-          <w:rFonts w:ascii="Times New Roman" w:hAnsi="Times New Roman"/>
           <w:sz w:val="15"/>
           <w:vertAlign w:val="superscript"/>
         </w:rPr>
         <w:t>[8]</w:t>
       </w:r>
       <w:r>
-        <w:rPr>
-          <w:rFonts w:ascii="Times New Roman" w:hAnsi="Times New Roman"/>
-          <w:sz w:val="22"/>
-        </w:rPr>
         <w:t>中的逻辑子句）。YLYW的符号集来自《易经》64卦这套完整的、自洽的符号系统，64卦之间存在错、综、乘、承、比、应等丰富的关系网络——这种"符号即知识体系"的设计是NeSy文献中前所未有的。</w:t>
       </w:r>
     </w:p>
@@ -1643,27 +1542,19 @@
           <w:rFonts w:ascii="Times New Roman" w:hAnsi="Times New Roman" w:eastAsia="宋体"/>
           <w:sz w:val="22"/>
         </w:rPr>
+        <w:t>YLYW采用联邦式神经符号架构（Federated Neuro-Symbolic Architecture），核心设计原则有三：（1）先验知识独立——易理手册作为独立的符号模块，不"溶解"进神经网络权重，保持计算完整性和可追溯性；（2）连续模糊表示——所有物理特征保留连续值[0,1]，通过模糊隶属度而非离散谓词实现符号接地；（3）结构化先验偏置——利用64卦的内在关系网络（错、综、乘、承、比、应）提供强归纳偏置，而非从零学习模式。</w:t>
       </w:r>
       <w:r>
-        <w:rPr>
-          <w:rFonts w:ascii="Times New Roman" w:hAnsi="Times New Roman"/>
-          <w:sz w:val="22"/>
-        </w:rPr>
         <w:t>YLYW采用联邦式神经符号架构（Federated Neuro-Symbolic Architecture），核心设计原则有三：（1）先验知识独立——易理手册作为独立的符号模块，不"溶解"进神经网络权重，保持计算完整性和可追溯性；（2）连续模糊表示——所有物理特征保留连续值</w:t>
       </w:r>
       <w:r>
         <w:rPr>
-          <w:rFonts w:ascii="Times New Roman" w:hAnsi="Times New Roman"/>
           <w:sz w:val="15"/>
           <w:vertAlign w:val="superscript"/>
         </w:rPr>
         <w:t>[0,1]</w:t>
       </w:r>
       <w:r>
-        <w:rPr>
-          <w:rFonts w:ascii="Times New Roman" w:hAnsi="Times New Roman"/>
-          <w:sz w:val="22"/>
-        </w:rPr>
         <w:t>，通过模糊隶属度而非离散谓词实现符号接地；（3）结构化先验偏置——利用64卦的内在关系网络（错、综、乘、承、比、应）提供强归纳偏置，而非从零学习模式。</w:t>
       </w:r>
     </w:p>
@@ -1764,27 +1655,19 @@
           <w:rFonts w:ascii="Times New Roman" w:hAnsi="Times New Roman" w:eastAsia="宋体"/>
           <w:sz w:val="22"/>
         </w:rPr>
+        <w:t>传统符号系统面临的核心困境是"符号接地问题"（Symbol Grounding Problem）[8]：如何将物理世界中的连续量（如稳定性=0.8）映射到离散符号（如"稳定"=True/False）？常见的做法是设定阈值（如稳定性&gt;0.5为稳定），但这引入信息丢失和人为偏差——稳定性0.51和0.49之间的微小差异被放大为"稳定/不稳定"的二元对立。</w:t>
       </w:r>
       <w:r>
-        <w:rPr>
-          <w:rFonts w:ascii="Times New Roman" w:hAnsi="Times New Roman"/>
-          <w:sz w:val="22"/>
-        </w:rPr>
         <w:t>传统符号系统面临的核心困境是"符号接地问题"（Symbol Grounding Problem）</w:t>
       </w:r>
       <w:r>
         <w:rPr>
-          <w:rFonts w:ascii="Times New Roman" w:hAnsi="Times New Roman"/>
           <w:sz w:val="15"/>
           <w:vertAlign w:val="superscript"/>
         </w:rPr>
         <w:t>[8]</w:t>
       </w:r>
       <w:r>
-        <w:rPr>
-          <w:rFonts w:ascii="Times New Roman" w:hAnsi="Times New Roman"/>
-          <w:sz w:val="22"/>
-        </w:rPr>
         <w:t>：如何将物理世界中的连续量（如稳定性=0.8）映射到离散符号（如"稳定"=True/False）？常见的做法是设定阈值（如稳定性&gt;0.5为稳定），但这引入信息丢失和人为偏差——稳定性0.51和0.49之间的微小差异被放大为"稳定/不稳定"的二元对立。</w:t>
       </w:r>
     </w:p>
@@ -3417,7 +3300,7 @@
           <w:rFonts w:ascii="Times New Roman" w:hAnsi="Times New Roman" w:eastAsia="宋体"/>
           <w:sz w:val="22"/>
         </w:rPr>
-        <w:t>μ(f, p) = (1/|A|) · Σ_{a∈A} max(0, 1 − |f_a − p_a| × λ)</w:t>
+        <w:t>μ(f, p) = (1/|A|) · Σ_{a∈A} max(0, 1 − |f_a − p_a| × λ)    (1)</w:t>
       </w:r>
     </w:p>
     <w:p>
@@ -3453,27 +3336,19 @@
           <w:rFonts w:ascii="Times New Roman" w:hAnsi="Times New Roman" w:eastAsia="宋体"/>
           <w:sz w:val="22"/>
         </w:rPr>
+        <w:t>六爻编码实现了从连续物理量到离散符号判断的桥梁。每个爻值 ∈ [0,1]，≥0.5为阳爻（—），&lt;0.5为阴爻（--）。六爻从下（初爻）往上（上爻）分别对应不同的物理/语义维度。编码公式基于人工先验知识设计，每个爻值是若干相关物理特征的加权组合。表3 出了完整的六爻编码映射。</w:t>
       </w:r>
       <w:r>
-        <w:rPr>
-          <w:rFonts w:ascii="Times New Roman" w:hAnsi="Times New Roman"/>
-          <w:sz w:val="22"/>
-        </w:rPr>
         <w:t xml:space="preserve">六爻编码实现了从连续物理量到离散符号判断的桥梁。每个爻值 ∈ </w:t>
       </w:r>
       <w:r>
         <w:rPr>
-          <w:rFonts w:ascii="Times New Roman" w:hAnsi="Times New Roman"/>
           <w:sz w:val="15"/>
           <w:vertAlign w:val="superscript"/>
         </w:rPr>
         <w:t>[0,1]</w:t>
       </w:r>
       <w:r>
-        <w:rPr>
-          <w:rFonts w:ascii="Times New Roman" w:hAnsi="Times New Roman"/>
-          <w:sz w:val="22"/>
-        </w:rPr>
         <w:t>，≥0.5为阳爻（—），&lt;0.5为阴爻（--）。六爻从下（初爻）往上（上爻）分别对应不同的物理/语义维度。编码公式基于人工先验知识设计，每个爻值是若干相关物理特征的加权组合。表3 出了完整的六爻编码映射。</w:t>
       </w:r>
     </w:p>
@@ -4189,27 +4064,19 @@
           <w:rFonts w:ascii="Times New Roman" w:hAnsi="Times New Roman" w:eastAsia="宋体"/>
           <w:sz w:val="22"/>
         </w:rPr>
+        <w:t>其中 s=stability, r=roll_tendency, a=support_area, o=occlusion, q=grasp_surface_quality, f=strength_needed, w=weight_ratio, b=fragility, p=task_priority, d=obstacle_density。所有变量归一化至[0,1]。</w:t>
       </w:r>
       <w:r>
-        <w:rPr>
-          <w:rFonts w:ascii="Times New Roman" w:hAnsi="Times New Roman"/>
-          <w:sz w:val="22"/>
-        </w:rPr>
         <w:t>其中 s=stability, r=roll_tendency, a=support_area, o=occlusion, q=grasp_surface_quality, f=strength_needed, w=weight_ratio, b=fragility, p=task_priority, d=obstacle_density。所有变量归一化至</w:t>
       </w:r>
       <w:r>
         <w:rPr>
-          <w:rFonts w:ascii="Times New Roman" w:hAnsi="Times New Roman"/>
           <w:sz w:val="15"/>
           <w:vertAlign w:val="superscript"/>
         </w:rPr>
         <w:t>[0,1]</w:t>
       </w:r>
       <w:r>
-        <w:rPr>
-          <w:rFonts w:ascii="Times New Roman" w:hAnsi="Times New Roman"/>
-          <w:sz w:val="22"/>
-        </w:rPr>
         <w:t>。</w:t>
       </w:r>
     </w:p>
@@ -4222,27 +4089,19 @@
           <w:rFonts w:ascii="Times New Roman" w:hAnsi="Times New Roman" w:eastAsia="宋体"/>
           <w:sz w:val="22"/>
         </w:rPr>
+        <w:t>六爻编码的关键设计选择在于每个爻值携带明确的物理语义。例如初爻为阴（&lt;0.5）的含义是"基础不稳，易倾倒"——这个语义锚定不是任意的，而是对应了《周易》中"初爻代表事物的根基"的定位[8]。类似地，四爻对应脆弱性（阴="物体脆弱，需轻拿轻放"），五爻对应优先级（阳="高优先级任务"）。这种语义锚定使得后续的卦象推理和爻位关系分析都建立在可理解的物理基础上，而非无意义的向量投影。</w:t>
       </w:r>
       <w:r>
-        <w:rPr>
-          <w:rFonts w:ascii="Times New Roman" w:hAnsi="Times New Roman"/>
-          <w:sz w:val="22"/>
-        </w:rPr>
         <w:t>六爻编码的关键设计选择在于每个爻值携带明确的物理语义。例如初爻为阴（&lt;0.5）的含义是"基础不稳，易倾倒"——这个语义锚定不是任意的，而是对应了《周易》中"初爻代表事物的根基"的定位</w:t>
       </w:r>
       <w:r>
         <w:rPr>
-          <w:rFonts w:ascii="Times New Roman" w:hAnsi="Times New Roman"/>
           <w:sz w:val="15"/>
           <w:vertAlign w:val="superscript"/>
         </w:rPr>
         <w:t>[8]</w:t>
       </w:r>
       <w:r>
-        <w:rPr>
-          <w:rFonts w:ascii="Times New Roman" w:hAnsi="Times New Roman"/>
-          <w:sz w:val="22"/>
-        </w:rPr>
         <w:t>。类似地，四爻对应脆弱性（阴="物体脆弱，需轻拿轻放"），五爻对应优先级（阳="高优先级任务"）。这种语义锚定使得后续的卦象推理和爻位关系分析都建立在可理解的物理基础上，而非无意义的向量投影。</w:t>
       </w:r>
     </w:p>
@@ -4279,27 +4138,19 @@
           <w:rFonts w:ascii="Times New Roman" w:hAnsi="Times New Roman" w:eastAsia="宋体"/>
           <w:sz w:val="22"/>
         </w:rPr>
+        <w:t>六十四卦规则库是系统的核心知识库。每个卦象关联一个预定义的抓取策略，包含策略类型、力预设（[0,1]归一化）、接近角度（度）、速度等级（slow/medium/fast）和注意事项列表等字段。策略的设计遵循"卦名→策略语义、卦辞→核心原则、爻位关系→参数设定"的三层工程转译原则。</w:t>
       </w:r>
       <w:r>
-        <w:rPr>
-          <w:rFonts w:ascii="Times New Roman" w:hAnsi="Times New Roman"/>
-          <w:sz w:val="22"/>
-        </w:rPr>
         <w:t>六十四卦规则库是系统的核心知识库。每个卦象关联一个预定义的抓取策略，包含策略类型、力预设（</w:t>
       </w:r>
       <w:r>
         <w:rPr>
-          <w:rFonts w:ascii="Times New Roman" w:hAnsi="Times New Roman"/>
           <w:sz w:val="15"/>
           <w:vertAlign w:val="superscript"/>
         </w:rPr>
         <w:t>[0,1]</w:t>
       </w:r>
       <w:r>
-        <w:rPr>
-          <w:rFonts w:ascii="Times New Roman" w:hAnsi="Times New Roman"/>
-          <w:sz w:val="22"/>
-        </w:rPr>
         <w:t>归一化）、接近角度（度）、速度等级（slow/medium/fast）和注意事项列表等字段。策略的设计遵循"卦名→策略语义、卦辞→核心原则、爻位关系→参数设定"的三层工程转译原则。</w:t>
       </w:r>
     </w:p>
@@ -6055,27 +5906,19 @@
           <w:rFonts w:ascii="Times New Roman" w:hAnsi="Times New Roman" w:eastAsia="宋体"/>
           <w:sz w:val="22"/>
         </w:rPr>
+        <w:t>给定6维爻值向量 y ∈ [0,1]⁶，通过余弦相似度在所有已定义卦象的理想爻模板中搜索最佳匹配：</w:t>
       </w:r>
       <w:r>
-        <w:rPr>
-          <w:rFonts w:ascii="Times New Roman" w:hAnsi="Times New Roman"/>
-          <w:sz w:val="22"/>
-        </w:rPr>
         <w:t xml:space="preserve">给定6维爻值向量 y ∈ </w:t>
       </w:r>
       <w:r>
         <w:rPr>
-          <w:rFonts w:ascii="Times New Roman" w:hAnsi="Times New Roman"/>
           <w:sz w:val="15"/>
           <w:vertAlign w:val="superscript"/>
         </w:rPr>
         <w:t>[0,1]</w:t>
       </w:r>
       <w:r>
-        <w:rPr>
-          <w:rFonts w:ascii="Times New Roman" w:hAnsi="Times New Roman"/>
-          <w:sz w:val="22"/>
-        </w:rPr>
         <w:t>⁶，通过余弦相似度在所有已定义卦象的理想爻模板中搜索最佳匹配：</w:t>
       </w:r>
     </w:p>
@@ -6088,7 +5931,7 @@
           <w:rFonts w:ascii="Times New Roman" w:hAnsi="Times New Roman" w:eastAsia="宋体"/>
           <w:sz w:val="22"/>
         </w:rPr>
-        <w:t>sim(y, t_g) = (y · t_g) / (‖y‖ · ‖t_g‖)</w:t>
+        <w:t>sim(y, t_g) = (y · t_g) / (‖y‖ · ‖t_g‖)    (2)</w:t>
       </w:r>
     </w:p>
     <w:p>
@@ -6112,27 +5955,19 @@
           <w:rFonts w:ascii="Times New Roman" w:hAnsi="Times New Roman" w:eastAsia="宋体"/>
           <w:sz w:val="22"/>
         </w:rPr>
+        <w:t>爻模板设计的独特之处在于：理想爻模板不是简单的二值向量（阴阳→1/0），而是考虑了爻位在工程语境中的相对重要性。例如乾卦（☰☰）的初始模板为[0.95, 0.90, 0.85, 0.85, 1.00, 0.90]，其中九五爻（第五位）权重最高（1.00）——这与《周易》"九五，飞龙在天"所表达的该爻位核心地位完全一致[8]。</w:t>
       </w:r>
       <w:r>
-        <w:rPr>
-          <w:rFonts w:ascii="Times New Roman" w:hAnsi="Times New Roman"/>
-          <w:sz w:val="22"/>
-        </w:rPr>
         <w:t>爻模板设计的独特之处在于：理想爻模板不是简单的二值向量（阴阳→1/0），而是考虑了爻位在工程语境中的相对重要性。例如乾卦（☰☰）的初始模板为[0.95, 0.90, 0.85, 0.85, 1.00, 0.90]，其中九五爻（第五位）权重最高（1.00）——这与《周易》"九五，飞龙在天"所表达的该爻位核心地位完全一致</w:t>
       </w:r>
       <w:r>
         <w:rPr>
-          <w:rFonts w:ascii="Times New Roman" w:hAnsi="Times New Roman"/>
           <w:sz w:val="15"/>
           <w:vertAlign w:val="superscript"/>
         </w:rPr>
         <w:t>[8]</w:t>
       </w:r>
       <w:r>
-        <w:rPr>
-          <w:rFonts w:ascii="Times New Roman" w:hAnsi="Times New Roman"/>
-          <w:sz w:val="22"/>
-        </w:rPr>
         <w:t>。</w:t>
       </w:r>
     </w:p>
@@ -6157,27 +5992,19 @@
           <w:rFonts w:ascii="Times New Roman" w:hAnsi="Times New Roman" w:eastAsia="宋体"/>
           <w:sz w:val="22"/>
         </w:rPr>
+        <w:t>表5 YLYW的推理机制与传统符号系统（如PDDL规划器、DeepProbLog[6]等）进行了系统对比。核心区别在于YLYW以结构化先验模板替代通用谓词逻辑，以连续隶属度替代离散真值判断。</w:t>
       </w:r>
       <w:r>
-        <w:rPr>
-          <w:rFonts w:ascii="Times New Roman" w:hAnsi="Times New Roman"/>
-          <w:sz w:val="22"/>
-        </w:rPr>
         <w:t>表5 YLYW的推理机制与传统符号系统（如PDDL规划器、DeepProbLog</w:t>
       </w:r>
       <w:r>
         <w:rPr>
-          <w:rFonts w:ascii="Times New Roman" w:hAnsi="Times New Roman"/>
           <w:sz w:val="15"/>
           <w:vertAlign w:val="superscript"/>
         </w:rPr>
         <w:t>[6]</w:t>
       </w:r>
       <w:r>
-        <w:rPr>
-          <w:rFonts w:ascii="Times New Roman" w:hAnsi="Times New Roman"/>
-          <w:sz w:val="22"/>
-        </w:rPr>
         <w:t>等）进行了系统对比。核心区别在于YLYW以结构化先验模板替代通用谓词逻辑，以连续隶属度替代离散真值判断。</w:t>
       </w:r>
     </w:p>
@@ -6680,27 +6507,19 @@
           <w:rFonts w:ascii="Times New Roman" w:hAnsi="Times New Roman" w:eastAsia="宋体"/>
           <w:sz w:val="22"/>
         </w:rPr>
+        <w:t>通过仿真生成大量各类型物体（球体、立方体等8类），经L1→L2推理链输出六爻向量，取每类的均值作为质心 c_t ∈ [0,1]⁶（t为物体类型）。表6 示了8类物体的典型爻向量质心。</w:t>
       </w:r>
       <w:r>
-        <w:rPr>
-          <w:rFonts w:ascii="Times New Roman" w:hAnsi="Times New Roman"/>
-          <w:sz w:val="22"/>
-        </w:rPr>
         <w:t xml:space="preserve">通过仿真生成大量各类型物体（球体、立方体等8类），经L1→L2推理链输出六爻向量，取每类的均值作为质心 c_t ∈ </w:t>
       </w:r>
       <w:r>
         <w:rPr>
-          <w:rFonts w:ascii="Times New Roman" w:hAnsi="Times New Roman"/>
           <w:sz w:val="15"/>
           <w:vertAlign w:val="superscript"/>
         </w:rPr>
         <w:t>[0,1]</w:t>
       </w:r>
       <w:r>
-        <w:rPr>
-          <w:rFonts w:ascii="Times New Roman" w:hAnsi="Times New Roman"/>
-          <w:sz w:val="22"/>
-        </w:rPr>
         <w:t>⁶（t为物体类型）。表6 示了8类物体的典型爻向量质心。</w:t>
       </w:r>
     </w:p>
@@ -8175,7 +7994,7 @@
           <w:rFonts w:ascii="Times New Roman" w:hAnsi="Times New Roman" w:eastAsia="宋体"/>
           <w:sz w:val="22"/>
         </w:rPr>
-        <w:t>p_h = (1/|T_h|) · Σ_{t∈T_h} c_t + ε_h</w:t>
+        <w:t>p_h = (1/|T_h|) · Σ_{t∈T_h} c_t + ε_h    (3)</w:t>
       </w:r>
     </w:p>
     <w:p>
@@ -8658,27 +8477,19 @@
           <w:rFonts w:ascii="Times New Roman" w:hAnsi="Times New Roman" w:eastAsia="宋体"/>
           <w:sz w:val="22"/>
         </w:rPr>
+        <w:t>以上L1-L3层（八卦隶属度→六爻编码→卦象匹配）确定了"匹配哪个卦"——即策略的类型。但《易经》的推理不止于此。《周易》经文和历代注疏[18-20]明确指出，在确定卦象之后，还须分析六爻之间的结构关系，以判断策略执行的质量与可信度。例如，《系辞传》云："爻者，言乎变者也"——爻是变化的体现，各爻之间的乘承比应关系反映了系统内部的动力结构[6]。</w:t>
       </w:r>
       <w:r>
-        <w:rPr>
-          <w:rFonts w:ascii="Times New Roman" w:hAnsi="Times New Roman"/>
-          <w:sz w:val="22"/>
-        </w:rPr>
         <w:t>以上L1-L3层（八卦隶属度→六爻编码→卦象匹配）确定了"匹配哪个卦"——即策略的类型。但《易经》的推理不止于此。《周易》经文和历代注疏[18-20]明确指出，在确定卦象之后，还须分析六爻之间的结构关系，以判断策略执行的质量与可信度。例如，《系辞传》云："爻者，言乎变者也"——爻是变化的体现，各爻之间的乘承比应关系反映了系统内部的动力结构</w:t>
       </w:r>
       <w:r>
         <w:rPr>
-          <w:rFonts w:ascii="Times New Roman" w:hAnsi="Times New Roman"/>
           <w:sz w:val="15"/>
           <w:vertAlign w:val="superscript"/>
         </w:rPr>
         <w:t>[6]</w:t>
       </w:r>
       <w:r>
-        <w:rPr>
-          <w:rFonts w:ascii="Times New Roman" w:hAnsi="Times New Roman"/>
-          <w:sz w:val="22"/>
-        </w:rPr>
         <w:t>。</w:t>
       </w:r>
     </w:p>
@@ -8715,27 +8526,19 @@
           <w:rFonts w:ascii="Times New Roman" w:hAnsi="Times New Roman" w:eastAsia="宋体"/>
           <w:sz w:val="22"/>
         </w:rPr>
+        <w:t>表8 出了五种爻位关系的形式化定义。每种关系都是从《周易》经文中的定性描述出发，通过分析其逻辑结构转化为可计算的判据。例如，"当位"在《周易》中表述为"刚柔位当"[8]，本文将其形式化为阴阳爻与爻位奇偶性的匹配判定；"乘"在《周易》中表述为阴爻凌驾于阳爻之上（如六二乘初九），本文将其形式化为相邻爻对的阴阳方向性检查。</w:t>
       </w:r>
       <w:r>
-        <w:rPr>
-          <w:rFonts w:ascii="Times New Roman" w:hAnsi="Times New Roman"/>
-          <w:sz w:val="22"/>
-        </w:rPr>
         <w:t>表8 出了五种爻位关系的形式化定义。每种关系都是从《周易》经文中的定性描述出发，通过分析其逻辑结构转化为可计算的判据。例如，"当位"在《周易》中表述为"刚柔位当"</w:t>
       </w:r>
       <w:r>
         <w:rPr>
-          <w:rFonts w:ascii="Times New Roman" w:hAnsi="Times New Roman"/>
           <w:sz w:val="15"/>
           <w:vertAlign w:val="superscript"/>
         </w:rPr>
         <w:t>[8]</w:t>
       </w:r>
       <w:r>
-        <w:rPr>
-          <w:rFonts w:ascii="Times New Roman" w:hAnsi="Times New Roman"/>
-          <w:sz w:val="22"/>
-        </w:rPr>
         <w:t>，本文将其形式化为阴阳爻与爻位奇偶性的匹配判定；"乘"在《周易》中表述为阴爻凌驾于阳爻之上（如六二乘初九），本文将其形式化为相邻爻对的阴阳方向性检查。</w:t>
       </w:r>
     </w:p>
@@ -9463,72 +9266,49 @@
           <w:rFonts w:ascii="Times New Roman" w:hAnsi="Times New Roman" w:eastAsia="宋体"/>
           <w:sz w:val="22"/>
         </w:rPr>
+        <w:t>算法1展示了完整的爻位关系运算流程。该算法输入为L2层输出的6维爻向量 y ∈ [0,1]⁶，各维对应初爻(y[0])至上爻(y[5])。输出为综合爻位质量评分 S_yao ∈ [0,1] 和策略修正系数 modifier ∈ [0.75, 1.05]，后者直接作用于力预设。算法的核心设计原则是：所有判定都是确定性的、基于简单比较和计数运算的，不涉及任何学习过程——确保完全可解释。</w:t>
       </w:r>
       <w:r>
-        <w:rPr>
-          <w:rFonts w:ascii="Times New Roman" w:hAnsi="Times New Roman"/>
-          <w:sz w:val="22"/>
-        </w:rPr>
         <w:t xml:space="preserve">算法1展示了完整的爻位关系运算流程。该算法输入为L2层输出的6维爻向量 y ∈ </w:t>
       </w:r>
       <w:r>
         <w:rPr>
-          <w:rFonts w:ascii="Times New Roman" w:hAnsi="Times New Roman"/>
           <w:sz w:val="15"/>
           <w:vertAlign w:val="superscript"/>
         </w:rPr>
         <w:t>[0,1]</w:t>
       </w:r>
       <w:r>
-        <w:rPr>
-          <w:rFonts w:ascii="Times New Roman" w:hAnsi="Times New Roman"/>
-          <w:sz w:val="22"/>
-        </w:rPr>
         <w:t>⁶，各维对应初爻(y</w:t>
       </w:r>
       <w:r>
         <w:rPr>
-          <w:rFonts w:ascii="Times New Roman" w:hAnsi="Times New Roman"/>
           <w:sz w:val="15"/>
           <w:vertAlign w:val="superscript"/>
         </w:rPr>
         <w:t>[0]</w:t>
       </w:r>
       <w:r>
-        <w:rPr>
-          <w:rFonts w:ascii="Times New Roman" w:hAnsi="Times New Roman"/>
-          <w:sz w:val="22"/>
-        </w:rPr>
         <w:t>)至上爻(y</w:t>
       </w:r>
       <w:r>
         <w:rPr>
-          <w:rFonts w:ascii="Times New Roman" w:hAnsi="Times New Roman"/>
           <w:sz w:val="15"/>
           <w:vertAlign w:val="superscript"/>
         </w:rPr>
         <w:t>[5]</w:t>
       </w:r>
       <w:r>
-        <w:rPr>
-          <w:rFonts w:ascii="Times New Roman" w:hAnsi="Times New Roman"/>
-          <w:sz w:val="22"/>
-        </w:rPr>
         <w:t xml:space="preserve">)。输出为综合爻位质量评分 S_yao ∈ </w:t>
       </w:r>
       <w:r>
         <w:rPr>
-          <w:rFonts w:ascii="Times New Roman" w:hAnsi="Times New Roman"/>
           <w:sz w:val="15"/>
           <w:vertAlign w:val="superscript"/>
         </w:rPr>
         <w:t>[0,1]</w:t>
       </w:r>
       <w:r>
-        <w:rPr>
-          <w:rFonts w:ascii="Times New Roman" w:hAnsi="Times New Roman"/>
-          <w:sz w:val="22"/>
-        </w:rPr>
         <w:t xml:space="preserve"> 和策略修正系数 modifier ∈ [0.75, 1.05]，后者直接作用于力预设。算法的核心设计原则是：所有判定都是确定性的、基于简单比较和计数运算的，不涉及任何学习过程——确保完全可解释。</w:t>
       </w:r>
     </w:p>
@@ -9571,27 +9351,19 @@
           <w:color w:val="333333"/>
           <w:sz w:val="16"/>
         </w:rPr>
+        <w:t>│ Input:  y ∈ [0,1]⁶    // 六爻值向量 (初→上)              │</w:t>
       </w:r>
       <w:r>
-        <w:rPr>
-          <w:rFonts w:ascii="Courier New" w:hAnsi="Courier New"/>
-          <w:sz w:val="16"/>
-        </w:rPr>
         <w:t xml:space="preserve">│ Input:  y ∈ </w:t>
       </w:r>
       <w:r>
         <w:rPr>
-          <w:rFonts w:ascii="Courier New" w:hAnsi="Courier New"/>
           <w:sz w:val="15"/>
           <w:vertAlign w:val="superscript"/>
         </w:rPr>
         <w:t>[0,1]</w:t>
       </w:r>
       <w:r>
-        <w:rPr>
-          <w:rFonts w:ascii="Courier New" w:hAnsi="Courier New"/>
-          <w:sz w:val="16"/>
-        </w:rPr>
         <w:t>⁶    // 六爻值向量 (初→上)              │</w:t>
       </w:r>
     </w:p>
@@ -9788,27 +9560,19 @@
           <w:color w:val="333333"/>
           <w:sz w:val="16"/>
         </w:rPr>
+        <w:t>│    er_is_yin  ← y[1] &lt; 0.5         // 二爻为阴 = 六二   │</w:t>
       </w:r>
       <w:r>
-        <w:rPr>
-          <w:rFonts w:ascii="Courier New" w:hAnsi="Courier New"/>
-          <w:sz w:val="16"/>
-        </w:rPr>
         <w:t>│    er_is_yin  ← y</w:t>
       </w:r>
       <w:r>
         <w:rPr>
-          <w:rFonts w:ascii="Courier New" w:hAnsi="Courier New"/>
           <w:sz w:val="15"/>
           <w:vertAlign w:val="superscript"/>
         </w:rPr>
         <w:t>[1]</w:t>
       </w:r>
       <w:r>
-        <w:rPr>
-          <w:rFonts w:ascii="Courier New" w:hAnsi="Courier New"/>
-          <w:sz w:val="16"/>
-        </w:rPr>
         <w:t xml:space="preserve"> &lt; 0.5         // 二爻为阴 = 六二   │</w:t>
       </w:r>
     </w:p>
@@ -9823,27 +9587,19 @@
           <w:color w:val="333333"/>
           <w:sz w:val="16"/>
         </w:rPr>
+        <w:t>│    wu_is_yang ← y[4] ≥ 0.5         // 五爻为阳 = 九五   │</w:t>
       </w:r>
       <w:r>
-        <w:rPr>
-          <w:rFonts w:ascii="Courier New" w:hAnsi="Courier New"/>
-          <w:sz w:val="16"/>
-        </w:rPr>
         <w:t>│    wu_is_yang ← y</w:t>
       </w:r>
       <w:r>
         <w:rPr>
-          <w:rFonts w:ascii="Courier New" w:hAnsi="Courier New"/>
           <w:sz w:val="15"/>
           <w:vertAlign w:val="superscript"/>
         </w:rPr>
         <w:t>[4]</w:t>
       </w:r>
       <w:r>
-        <w:rPr>
-          <w:rFonts w:ascii="Courier New" w:hAnsi="Courier New"/>
-          <w:sz w:val="16"/>
-        </w:rPr>
         <w:t xml:space="preserve"> ≥ 0.5         // 五爻为阳 = 九五   │</w:t>
       </w:r>
     </w:p>
@@ -10498,42 +10254,29 @@
           <w:rFonts w:ascii="Times New Roman" w:hAnsi="Times New Roman" w:eastAsia="宋体"/>
           <w:sz w:val="22"/>
         </w:rPr>
+        <w:t>权重分配（0.40/0.20/0.15/0.10/0.15）反映了易学传统中对各关系的重视程度。当位权重最高（0.40），对应《系辞》"天尊地卑，乾坤定矣"——天地设位是万物的基础[6]。得中次之（0.20），对应"二多誉，五多功"——二五爻为全卦核心[6]。乘承合并权重0.15，对应"柔乘刚"和"柔承刚"的爻位关系分析。呼应权重0.15，对应初-四、二-五、三-上三对远程交互。亲比权重0.10，对应相邻爻的局部和谐性。</w:t>
       </w:r>
       <w:r>
-        <w:rPr>
-          <w:rFonts w:ascii="Times New Roman" w:hAnsi="Times New Roman"/>
-          <w:sz w:val="22"/>
-        </w:rPr>
         <w:t>权重分配（0.40/0.20/0.15/0.10/0.15）反映了易学传统中对各关系的重视程度。当位权重最高（0.40），对应《系辞》"天尊地卑，乾坤定矣"——天地设位是万物的基础</w:t>
       </w:r>
       <w:r>
         <w:rPr>
-          <w:rFonts w:ascii="Times New Roman" w:hAnsi="Times New Roman"/>
           <w:sz w:val="15"/>
           <w:vertAlign w:val="superscript"/>
         </w:rPr>
         <w:t>[6]</w:t>
       </w:r>
       <w:r>
-        <w:rPr>
-          <w:rFonts w:ascii="Times New Roman" w:hAnsi="Times New Roman"/>
-          <w:sz w:val="22"/>
-        </w:rPr>
         <w:t>。得中次之（0.20），对应"二多誉，五多功"——二五爻为全卦核心</w:t>
       </w:r>
       <w:r>
         <w:rPr>
-          <w:rFonts w:ascii="Times New Roman" w:hAnsi="Times New Roman"/>
           <w:sz w:val="15"/>
           <w:vertAlign w:val="superscript"/>
         </w:rPr>
         <w:t>[6]</w:t>
       </w:r>
       <w:r>
-        <w:rPr>
-          <w:rFonts w:ascii="Times New Roman" w:hAnsi="Times New Roman"/>
-          <w:sz w:val="22"/>
-        </w:rPr>
         <w:t>。乘承合并权重0.15，对应"柔乘刚"和"柔承刚"的爻位关系分析。呼应权重0.15，对应初-四、二-五、三-上三对远程交互。亲比权重0.10，对应相邻爻的局部和谐性。</w:t>
       </w:r>
     </w:p>
@@ -11153,27 +10896,19 @@
           <w:rFonts w:ascii="Times New Roman" w:hAnsi="Times New Roman" w:eastAsia="宋体"/>
           <w:sz w:val="22"/>
         </w:rPr>
+        <w:t>通过合成场景生成器（SimulationScene）按8种物体类型的物理模板生成特征向量。每种类型具有预设物理参数（质量、摩擦系数、几何形状），每个实例叠加±5%均匀噪声模拟不确定性。8类物体为：球体、立方体、圆柱体、碗、瓶子、盘子、不规则石块、花瓶。每个物体实例包含13维物理特征（稳定性、滚动倾向、力需求、脆弱性、可达性、抓取表面质量、支撑面积、遮挡程度、障碍密度、任务优先级、重量比、可见性、变形能力），归一化至[0,1]。</w:t>
       </w:r>
       <w:r>
-        <w:rPr>
-          <w:rFonts w:ascii="Times New Roman" w:hAnsi="Times New Roman"/>
-          <w:sz w:val="22"/>
-        </w:rPr>
         <w:t>通过合成场景生成器（SimulationScene）按8种物体类型的物理模板生成特征向量。每种类型具有预设物理参数（质量、摩擦系数、几何形状），每个实例叠加±5%均匀噪声模拟不确定性。8类物体为：球体、立方体、圆柱体、碗、瓶子、盘子、不规则石块、花瓶。每个物体实例包含13维物理特征（稳定性、滚动倾向、力需求、脆弱性、可达性、抓取表面质量、支撑面积、遮挡程度、障碍密度、任务优先级、重量比、可见性、变形能力），归一化至</w:t>
       </w:r>
       <w:r>
         <w:rPr>
-          <w:rFonts w:ascii="Times New Roman" w:hAnsi="Times New Roman"/>
           <w:sz w:val="15"/>
           <w:vertAlign w:val="superscript"/>
         </w:rPr>
         <w:t>[0,1]</w:t>
       </w:r>
       <w:r>
-        <w:rPr>
-          <w:rFonts w:ascii="Times New Roman" w:hAnsi="Times New Roman"/>
-          <w:sz w:val="22"/>
-        </w:rPr>
         <w:t>。</w:t>
       </w:r>
     </w:p>
@@ -25527,20 +25262,16 @@
           <w:rFonts w:ascii="Times New Roman" w:hAnsi="Times New Roman" w:eastAsia="宋体"/>
           <w:sz w:val="18"/>
         </w:rPr>
+        <w:t>[1] Driess D, et al. PaLM-E: An Embodied Multimodal Language Model. ICML, 2023.</w:t>
       </w:r>
       <w:r>
         <w:rPr>
-          <w:rFonts w:ascii="Times New Roman" w:hAnsi="Times New Roman"/>
           <w:sz w:val="15"/>
           <w:vertAlign w:val="superscript"/>
         </w:rPr>
         <w:t>[1]</w:t>
       </w:r>
       <w:r>
-        <w:rPr>
-          <w:rFonts w:ascii="Times New Roman" w:hAnsi="Times New Roman"/>
-          <w:sz w:val="18"/>
-        </w:rPr>
         <w:t xml:space="preserve"> Driess D, et al. PaLM-E: An Embodied Multimodal Language Model. ICML, 2023.</w:t>
       </w:r>
     </w:p>
@@ -25553,20 +25284,16 @@
           <w:rFonts w:ascii="Times New Roman" w:hAnsi="Times New Roman" w:eastAsia="宋体"/>
           <w:sz w:val="18"/>
         </w:rPr>
+        <w:t>[2] Ahn M, et al. Do As I Can, Not As I Say: Grounding Language in Robotic Affordances. CoRL, 2022.</w:t>
       </w:r>
       <w:r>
         <w:rPr>
-          <w:rFonts w:ascii="Times New Roman" w:hAnsi="Times New Roman"/>
           <w:sz w:val="15"/>
           <w:vertAlign w:val="superscript"/>
         </w:rPr>
         <w:t>[2]</w:t>
       </w:r>
       <w:r>
-        <w:rPr>
-          <w:rFonts w:ascii="Times New Roman" w:hAnsi="Times New Roman"/>
-          <w:sz w:val="18"/>
-        </w:rPr>
         <w:t xml:space="preserve"> Ahn M, et al. Do As I Can, Not As I Say: Grounding Language in Robotic Affordances. CoRL, 2022.</w:t>
       </w:r>
     </w:p>
@@ -25579,20 +25306,16 @@
           <w:rFonts w:ascii="Times New Roman" w:hAnsi="Times New Roman" w:eastAsia="宋体"/>
           <w:sz w:val="18"/>
         </w:rPr>
+        <w:t>[3] Brohan A, et al. RT-2: Vision-Language-Action Models. arXiv:2307.15818, 2023.</w:t>
       </w:r>
       <w:r>
         <w:rPr>
-          <w:rFonts w:ascii="Times New Roman" w:hAnsi="Times New Roman"/>
           <w:sz w:val="15"/>
           <w:vertAlign w:val="superscript"/>
         </w:rPr>
         <w:t>[3]</w:t>
       </w:r>
       <w:r>
-        <w:rPr>
-          <w:rFonts w:ascii="Times New Roman" w:hAnsi="Times New Roman"/>
-          <w:sz w:val="18"/>
-        </w:rPr>
         <w:t xml:space="preserve"> Brohan A, et al. RT-2: Vision-Language-Action Models. arXiv:2307.15818, 2023.</w:t>
       </w:r>
     </w:p>
@@ -25605,20 +25328,16 @@
           <w:rFonts w:ascii="Times New Roman" w:hAnsi="Times New Roman" w:eastAsia="宋体"/>
           <w:sz w:val="18"/>
         </w:rPr>
+        <w:t>[4] Kim M J, et al. OpenVLA: An Open-Source Vision-Language-Action Model. arXiv:2406.09246, 2024.</w:t>
       </w:r>
       <w:r>
         <w:rPr>
-          <w:rFonts w:ascii="Times New Roman" w:hAnsi="Times New Roman"/>
           <w:sz w:val="15"/>
           <w:vertAlign w:val="superscript"/>
         </w:rPr>
         <w:t>[4]</w:t>
       </w:r>
       <w:r>
-        <w:rPr>
-          <w:rFonts w:ascii="Times New Roman" w:hAnsi="Times New Roman"/>
-          <w:sz w:val="18"/>
-        </w:rPr>
         <w:t xml:space="preserve"> Kim M J, et al. OpenVLA: An Open-Source Vision-Language-Action Model. arXiv:2406.09246, 2024.</w:t>
       </w:r>
     </w:p>
@@ -25631,20 +25350,16 @@
           <w:rFonts w:ascii="Times New Roman" w:hAnsi="Times New Roman" w:eastAsia="宋体"/>
           <w:sz w:val="18"/>
         </w:rPr>
+        <w:t>[5] Octo Model Team. Octo: An Open-Source Generalist Robot Policy. RSS, 2024.</w:t>
       </w:r>
       <w:r>
         <w:rPr>
-          <w:rFonts w:ascii="Times New Roman" w:hAnsi="Times New Roman"/>
           <w:sz w:val="15"/>
           <w:vertAlign w:val="superscript"/>
         </w:rPr>
         <w:t>[5]</w:t>
       </w:r>
       <w:r>
-        <w:rPr>
-          <w:rFonts w:ascii="Times New Roman" w:hAnsi="Times New Roman"/>
-          <w:sz w:val="18"/>
-        </w:rPr>
         <w:t xml:space="preserve"> Octo Model Team. Octo: An Open-Source Generalist Robot Policy. RSS, 2024.</w:t>
       </w:r>
     </w:p>
@@ -25657,20 +25372,16 @@
           <w:rFonts w:ascii="Times New Roman" w:hAnsi="Times New Roman" w:eastAsia="宋体"/>
           <w:sz w:val="18"/>
         </w:rPr>
+        <w:t>[6] Black K, et al. π₀: A Vision-Language-Action Flow Model. arXiv:2410.24164, 2024.</w:t>
       </w:r>
       <w:r>
         <w:rPr>
-          <w:rFonts w:ascii="Times New Roman" w:hAnsi="Times New Roman"/>
           <w:sz w:val="15"/>
           <w:vertAlign w:val="superscript"/>
         </w:rPr>
         <w:t>[6]</w:t>
       </w:r>
       <w:r>
-        <w:rPr>
-          <w:rFonts w:ascii="Times New Roman" w:hAnsi="Times New Roman"/>
-          <w:sz w:val="18"/>
-        </w:rPr>
         <w:t xml:space="preserve"> Black K, et al. π₀: A Vision-Language-Action Flow Model. arXiv:2410.24164, 2024.</w:t>
       </w:r>
     </w:p>
@@ -25683,20 +25394,16 @@
           <w:rFonts w:ascii="Times New Roman" w:hAnsi="Times New Roman" w:eastAsia="宋体"/>
           <w:sz w:val="18"/>
         </w:rPr>
+        <w:t>[6] Garcez A, Lamb L C. Neurosymbolic AI: The 3rd Wave. Artificial Intelligence Review, 2023.</w:t>
       </w:r>
       <w:r>
         <w:rPr>
-          <w:rFonts w:ascii="Times New Roman" w:hAnsi="Times New Roman"/>
           <w:sz w:val="15"/>
           <w:vertAlign w:val="superscript"/>
         </w:rPr>
         <w:t>[6]</w:t>
       </w:r>
       <w:r>
-        <w:rPr>
-          <w:rFonts w:ascii="Times New Roman" w:hAnsi="Times New Roman"/>
-          <w:sz w:val="18"/>
-        </w:rPr>
         <w:t xml:space="preserve"> Garcez A, Lamb L C. Neurosymbolic AI: The 3rd Wave. Artificial Intelligence Review, 2023.</w:t>
       </w:r>
     </w:p>
@@ -25709,20 +25416,16 @@
           <w:rFonts w:ascii="Times New Roman" w:hAnsi="Times New Roman" w:eastAsia="宋体"/>
           <w:sz w:val="18"/>
         </w:rPr>
+        <w:t>[8] Manhaeve R, et al. DeepProbLog: Neural Probabilistic Logic Programming. NeurIPS, 2018.</w:t>
       </w:r>
       <w:r>
         <w:rPr>
-          <w:rFonts w:ascii="Times New Roman" w:hAnsi="Times New Roman"/>
           <w:sz w:val="15"/>
           <w:vertAlign w:val="superscript"/>
         </w:rPr>
         <w:t>[8]</w:t>
       </w:r>
       <w:r>
-        <w:rPr>
-          <w:rFonts w:ascii="Times New Roman" w:hAnsi="Times New Roman"/>
-          <w:sz w:val="18"/>
-        </w:rPr>
         <w:t xml:space="preserve"> Manhaeve R, et al. DeepProbLog: Neural Probabilistic Logic Programming. NeurIPS, 2018.</w:t>
       </w:r>
     </w:p>
@@ -25735,20 +25438,16 @@
           <w:rFonts w:ascii="Times New Roman" w:hAnsi="Times New Roman" w:eastAsia="宋体"/>
           <w:sz w:val="18"/>
         </w:rPr>
+        <w:t>[6] Badreddine S, et al. Logic Tensor Networks. Artificial Intelligence, 2022.</w:t>
       </w:r>
       <w:r>
         <w:rPr>
-          <w:rFonts w:ascii="Times New Roman" w:hAnsi="Times New Roman"/>
           <w:sz w:val="15"/>
           <w:vertAlign w:val="superscript"/>
         </w:rPr>
         <w:t>[6]</w:t>
       </w:r>
       <w:r>
-        <w:rPr>
-          <w:rFonts w:ascii="Times New Roman" w:hAnsi="Times New Roman"/>
-          <w:sz w:val="18"/>
-        </w:rPr>
         <w:t xml:space="preserve"> Badreddine S, et al. Logic Tensor Networks. Artificial Intelligence, 2022.</w:t>
       </w:r>
     </w:p>
@@ -25761,20 +25460,16 @@
           <w:rFonts w:ascii="Times New Roman" w:hAnsi="Times New Roman" w:eastAsia="宋体"/>
           <w:sz w:val="18"/>
         </w:rPr>
+        <w:t>[8] van Krieken E, et al. Analyzing Differentiable Fuzzy Logic Operators. Artificial Intelligence, 2022.</w:t>
       </w:r>
       <w:r>
         <w:rPr>
-          <w:rFonts w:ascii="Times New Roman" w:hAnsi="Times New Roman"/>
           <w:sz w:val="15"/>
           <w:vertAlign w:val="superscript"/>
         </w:rPr>
         <w:t>[8]</w:t>
       </w:r>
       <w:r>
-        <w:rPr>
-          <w:rFonts w:ascii="Times New Roman" w:hAnsi="Times New Roman"/>
-          <w:sz w:val="18"/>
-        </w:rPr>
         <w:t xml:space="preserve"> van Krieken E, et al. Analyzing Differentiable Fuzzy Logic Operators. Artificial Intelligence, 2022.</w:t>
       </w:r>
     </w:p>
@@ -25787,20 +25482,16 @@
           <w:rFonts w:ascii="Times New Roman" w:hAnsi="Times New Roman" w:eastAsia="宋体"/>
           <w:sz w:val="18"/>
         </w:rPr>
+        <w:t>[6] Raissi M, Perdikaris P, Karniadakis G E. Physics-Informed Neural Networks. Journal of Computational Physics, 2019.</w:t>
       </w:r>
       <w:r>
         <w:rPr>
-          <w:rFonts w:ascii="Times New Roman" w:hAnsi="Times New Roman"/>
           <w:sz w:val="15"/>
           <w:vertAlign w:val="superscript"/>
         </w:rPr>
         <w:t>[6]</w:t>
       </w:r>
       <w:r>
-        <w:rPr>
-          <w:rFonts w:ascii="Times New Roman" w:hAnsi="Times New Roman"/>
-          <w:sz w:val="18"/>
-        </w:rPr>
         <w:t xml:space="preserve"> Raissi M, Perdikaris P, Karniadakis G E. Physics-Informed Neural Networks. Journal of Computational Physics, 2019.</w:t>
       </w:r>
     </w:p>
@@ -25813,20 +25504,16 @@
           <w:rFonts w:ascii="Times New Roman" w:hAnsi="Times New Roman" w:eastAsia="宋体"/>
           <w:sz w:val="18"/>
         </w:rPr>
+        <w:t>[8] Morrison D, et al. Closing the Loop for Robotic Grasping. RSS, 2018.</w:t>
       </w:r>
       <w:r>
         <w:rPr>
-          <w:rFonts w:ascii="Times New Roman" w:hAnsi="Times New Roman"/>
           <w:sz w:val="15"/>
           <w:vertAlign w:val="superscript"/>
         </w:rPr>
         <w:t>[8]</w:t>
       </w:r>
       <w:r>
-        <w:rPr>
-          <w:rFonts w:ascii="Times New Roman" w:hAnsi="Times New Roman"/>
-          <w:sz w:val="18"/>
-        </w:rPr>
         <w:t xml:space="preserve"> Morrison D, et al. Closing the Loop for Robotic Grasping. RSS, 2018.</w:t>
       </w:r>
     </w:p>
@@ -25839,20 +25526,16 @@
           <w:rFonts w:ascii="Times New Roman" w:hAnsi="Times New Roman" w:eastAsia="宋体"/>
           <w:sz w:val="18"/>
         </w:rPr>
+        <w:t>[8] Fang H S, et al. GraspNet-1Billion. CVPR, 2020.</w:t>
       </w:r>
       <w:r>
         <w:rPr>
-          <w:rFonts w:ascii="Times New Roman" w:hAnsi="Times New Roman"/>
           <w:sz w:val="15"/>
           <w:vertAlign w:val="superscript"/>
         </w:rPr>
         <w:t>[8]</w:t>
       </w:r>
       <w:r>
-        <w:rPr>
-          <w:rFonts w:ascii="Times New Roman" w:hAnsi="Times New Roman"/>
-          <w:sz w:val="18"/>
-        </w:rPr>
         <w:t xml:space="preserve"> Fang H S, et al. GraspNet-1Billion. CVPR, 2020.</w:t>
       </w:r>
     </w:p>
@@ -25878,20 +25561,16 @@
           <w:rFonts w:ascii="Times New Roman" w:hAnsi="Times New Roman" w:eastAsia="宋体"/>
           <w:sz w:val="18"/>
         </w:rPr>
+        <w:t>[8] 王弼（魏）. 周易注.</w:t>
       </w:r>
       <w:r>
         <w:rPr>
-          <w:rFonts w:ascii="Times New Roman" w:hAnsi="Times New Roman"/>
           <w:sz w:val="15"/>
           <w:vertAlign w:val="superscript"/>
         </w:rPr>
         <w:t>[8]</w:t>
       </w:r>
       <w:r>
-        <w:rPr>
-          <w:rFonts w:ascii="Times New Roman" w:hAnsi="Times New Roman"/>
-          <w:sz w:val="18"/>
-        </w:rPr>
         <w:t xml:space="preserve"> 王弼（魏）. 周易注.</w:t>
       </w:r>
     </w:p>
@@ -25904,20 +25583,16 @@
           <w:rFonts w:ascii="Times New Roman" w:hAnsi="Times New Roman" w:eastAsia="宋体"/>
           <w:sz w:val="18"/>
         </w:rPr>
+        <w:t>[8] 孔颖达（唐）. 周易正义.</w:t>
       </w:r>
       <w:r>
         <w:rPr>
-          <w:rFonts w:ascii="Times New Roman" w:hAnsi="Times New Roman"/>
           <w:sz w:val="15"/>
           <w:vertAlign w:val="superscript"/>
         </w:rPr>
         <w:t>[8]</w:t>
       </w:r>
       <w:r>
-        <w:rPr>
-          <w:rFonts w:ascii="Times New Roman" w:hAnsi="Times New Roman"/>
-          <w:sz w:val="18"/>
-        </w:rPr>
         <w:t xml:space="preserve"> 孔颖达（唐）. 周易正义.</w:t>
       </w:r>
     </w:p>
@@ -25930,20 +25605,16 @@
           <w:rFonts w:ascii="Times New Roman" w:hAnsi="Times New Roman" w:eastAsia="宋体"/>
           <w:sz w:val="18"/>
         </w:rPr>
+        <w:t>[8] 程颐（宋）. 程氏易传.</w:t>
       </w:r>
       <w:r>
         <w:rPr>
-          <w:rFonts w:ascii="Times New Roman" w:hAnsi="Times New Roman"/>
           <w:sz w:val="15"/>
           <w:vertAlign w:val="superscript"/>
         </w:rPr>
         <w:t>[8]</w:t>
       </w:r>
       <w:r>
-        <w:rPr>
-          <w:rFonts w:ascii="Times New Roman" w:hAnsi="Times New Roman"/>
-          <w:sz w:val="18"/>
-        </w:rPr>
         <w:t xml:space="preserve"> 程颐（宋）. 程氏易传.</w:t>
       </w:r>
     </w:p>
@@ -25956,20 +25627,16 @@
           <w:rFonts w:ascii="Times New Roman" w:hAnsi="Times New Roman" w:eastAsia="宋体"/>
           <w:sz w:val="18"/>
         </w:rPr>
+        <w:t>[8] 朱熹（宋）. 周易本义.</w:t>
       </w:r>
       <w:r>
         <w:rPr>
-          <w:rFonts w:ascii="Times New Roman" w:hAnsi="Times New Roman"/>
           <w:sz w:val="15"/>
           <w:vertAlign w:val="superscript"/>
         </w:rPr>
         <w:t>[8]</w:t>
       </w:r>
       <w:r>
-        <w:rPr>
-          <w:rFonts w:ascii="Times New Roman" w:hAnsi="Times New Roman"/>
-          <w:sz w:val="18"/>
-        </w:rPr>
         <w:t xml:space="preserve"> 朱熹（宋）. 周易本义.</w:t>
       </w:r>
     </w:p>
@@ -25982,20 +25649,16 @@
           <w:rFonts w:ascii="Times New Roman" w:hAnsi="Times New Roman" w:eastAsia="宋体"/>
           <w:sz w:val="18"/>
         </w:rPr>
+        <w:t>[8] 黄寿祺, 张善文. 周易译注. 上海古籍出版社, 2007.</w:t>
       </w:r>
       <w:r>
         <w:rPr>
-          <w:rFonts w:ascii="Times New Roman" w:hAnsi="Times New Roman"/>
           <w:sz w:val="15"/>
           <w:vertAlign w:val="superscript"/>
         </w:rPr>
         <w:t>[8]</w:t>
       </w:r>
       <w:r>
-        <w:rPr>
-          <w:rFonts w:ascii="Times New Roman" w:hAnsi="Times New Roman"/>
-          <w:sz w:val="18"/>
-        </w:rPr>
         <w:t xml:space="preserve"> 黄寿祺, 张善文. 周易译注. 上海古籍出版社, 2007.</w:t>
       </w:r>
     </w:p>
@@ -26008,20 +25671,16 @@
           <w:rFonts w:ascii="Times New Roman" w:hAnsi="Times New Roman" w:eastAsia="宋体"/>
           <w:sz w:val="18"/>
         </w:rPr>
+        <w:t>[8] 高亨. 周易古经今注. 中华书局, 1984.</w:t>
       </w:r>
       <w:r>
         <w:rPr>
-          <w:rFonts w:ascii="Times New Roman" w:hAnsi="Times New Roman"/>
           <w:sz w:val="15"/>
           <w:vertAlign w:val="superscript"/>
         </w:rPr>
         <w:t>[8]</w:t>
       </w:r>
       <w:r>
-        <w:rPr>
-          <w:rFonts w:ascii="Times New Roman" w:hAnsi="Times New Roman"/>
-          <w:sz w:val="18"/>
-        </w:rPr>
         <w:t xml:space="preserve"> 高亨. 周易古经今注. 中华书局, 1984.</w:t>
       </w:r>
     </w:p>
@@ -26034,20 +25693,16 @@
           <w:rFonts w:ascii="Times New Roman" w:hAnsi="Times New Roman" w:eastAsia="宋体"/>
           <w:sz w:val="18"/>
         </w:rPr>
+        <w:t>[8] 李学勤. 周易溯源. 巴蜀书社, 2005.</w:t>
       </w:r>
       <w:r>
         <w:rPr>
-          <w:rFonts w:ascii="Times New Roman" w:hAnsi="Times New Roman"/>
           <w:sz w:val="15"/>
           <w:vertAlign w:val="superscript"/>
         </w:rPr>
         <w:t>[8]</w:t>
       </w:r>
       <w:r>
-        <w:rPr>
-          <w:rFonts w:ascii="Times New Roman" w:hAnsi="Times New Roman"/>
-          <w:sz w:val="18"/>
-        </w:rPr>
         <w:t xml:space="preserve"> 李学勤. 周易溯源. 巴蜀书社, 2005.</w:t>
       </w:r>
     </w:p>
@@ -26080,7 +25735,7 @@
     </w:p>
     <w:sectPr>
       <w:pgSz w:w="12240" w:h="15840"/>
-      <w:pgMar w:top="1440" w:right="1797" w:bottom="1440" w:left="1797" w:header="720" w:footer="720" w:gutter="0"/>
+      <w:pgMar w:top="1440" w:right="1440" w:bottom="1440" w:left="1440" w:header="720" w:footer="720" w:gutter="0"/>
       <w:cols w:space="720"/>
       <w:docGrid w:linePitch="360"/>
     </w:sectPr>

--- a/paper/YLYW技术论文_v0.4.docx
+++ b/paper/YLYW技术论文_v0.4.docx
@@ -178,7 +178,6 @@
           <w:rFonts w:ascii="Times New Roman" w:hAnsi="Times New Roman" w:eastAsia="宋体"/>
           <w:sz w:val="22"/>
         </w:rPr>
-        <w:t>范式一：层次化决策（Hierarchical Decision Making, HDM）。将任务分解为高层规划与低层执行，代表性系统包括PaLM-E[1]和SayCan[2]。高层利用大语言/视觉模型（LLM/VLM）进行任务分解，低层依赖传统运动规划与力控制。这种方法的优势在于模块化与可解释性，但层间信息传递存在损耗，且严重依赖大规模预训练数据。</w:t>
       </w:r>
       <w:r>
         <w:t>范式一：层次化决策（Hierarchical Decision Making, HDM）。将任务分解为高层规划与低层执行，代表性系统包括PaLM-E</w:t>
@@ -213,7 +212,6 @@
           <w:rFonts w:ascii="Times New Roman" w:hAnsi="Times New Roman" w:eastAsia="宋体"/>
           <w:sz w:val="22"/>
         </w:rPr>
-        <w:t>范式二：端到端视觉-语言-动作模型（Vision-Language-Action, VLA）。用一个Transformer统一处理"视觉+语言→动作"的映射，代表性工作包括RT-2[3]、OpenVLA[4]和Octo[5]。这些模型展现出令人印象深刻的泛化能力，但需要数十万条真实机器人轨迹进行训练，决策过程是黑箱，且物理约束仅被隐式学习而非显式保证。π₀[6]的流式架构进一步强调了物理交互的实时性需求。</w:t>
       </w:r>
       <w:r>
         <w:t>范式二：端到端视觉-语言-动作模型（Vision-Language-Action, VLA）。用一个Transformer统一处理"视觉+语言→动作"的映射，代表性工作包括RT-2</w:t>
@@ -580,7 +578,6 @@
           <w:rFonts w:ascii="Times New Roman" w:hAnsi="Times New Roman" w:eastAsia="宋体"/>
           <w:sz w:val="22"/>
         </w:rPr>
-        <w:t>模糊神经网络（Fuzzy Neural Networks, FNN）和模糊推理系统（Fuzzy Inference Systems, FIS）是与YLYW推理层（L1-L3）算子最接近的一类模型[11,12]。两者都追求可解释的推理过程，都以"IF-THEN"模糊规则为核心计算单元，并且都能处理不确定性，擅长小样本学习。然而，YLYW在两个关键维度上超越了传统FNN：</w:t>
       </w:r>
       <w:r>
         <w:t>模糊神经网络（Fuzzy Neural Networks, FNN）和模糊推理系统（Fuzzy Inference Systems, FIS）是与YLYW推理层（L1-L3）算子最接近的一类模型</w:t>
@@ -653,7 +650,6 @@
           <w:rFonts w:ascii="Times New Roman" w:hAnsi="Times New Roman" w:eastAsia="宋体"/>
           <w:sz w:val="22"/>
         </w:rPr>
-        <w:t>物理信息神经网络（Physics-Informed Neural Networks, PINN）是与YLYW物理约束层（未来工作）机制最接近的一类模型。PINN的核心思想是将物理定律（如偏微分方程）作为额外的损失项注入神经网络训练过程，以保证输出符合物理规律[6]。2026年，眸深智能发布的STI-WM时空一体世界动作模型也采用了类似的物理一致性引擎设计，进一步验证了物理约束在具身智能中的必要性。</w:t>
       </w:r>
       <w:r>
         <w:t>物理信息神经网络（Physics-Informed Neural Networks, PINN）是与YLYW物理约束层（未来工作）机制最接近的一类模型。PINN的核心思想是将物理定律（如偏微分方程）作为额外的损失项注入神经网络训练过程，以保证输出符合物理规律</w:t>
@@ -714,7 +710,6 @@
           <w:rFonts w:ascii="Times New Roman" w:hAnsi="Times New Roman" w:eastAsia="宋体"/>
           <w:sz w:val="22"/>
         </w:rPr>
-        <w:t>神经符号人工智能（Neuro-Symbolic AI, NeSy）是与YLYW整体架构和宏观目标最接近的范式[6]。NeSy试图结合神经网络的"学习能力"和符号系统的"推理与可解释性"，被认为是通向通用人工智能的第三条道路。YLYW本身即是一种联邦式神经符号架构——其"易理规则"是符号层，"连续模糊隶属度"是连接主义与符号的桥梁[8]。</w:t>
       </w:r>
       <w:r>
         <w:t>神经符号人工智能（Neuro-Symbolic AI, NeSy）是与YLYW整体架构和宏观目标最接近的范式</w:t>
@@ -749,7 +744,6 @@
           <w:rFonts w:ascii="Times New Roman" w:hAnsi="Times New Roman" w:eastAsia="宋体"/>
           <w:sz w:val="22"/>
         </w:rPr>
-        <w:t>然而，YLYW在三个维度上为NeSy范式贡献了独特的创新：第一，符号的来源和自洽性。当前NeSy系统使用的符号和规则多为解决特定任务而人为设计，零散且孤立（如DeepProbLog[8]中的逻辑子句）。YLYW的符号集来自《易经》64卦这套完整的、自洽的符号系统，64卦之间存在错、综、乘、承、比、应等丰富的关系网络——这种"符号即知识体系"的设计是NeSy文献中前所未有的。</w:t>
       </w:r>
       <w:r>
         <w:t>然而，YLYW在三个维度上为NeSy范式贡献了独特的创新：第一，符号的来源和自洽性。当前NeSy系统使用的符号和规则多为解决特定任务而人为设计，零散且孤立（如DeepProbLog</w:t>
@@ -1542,7 +1536,6 @@
           <w:rFonts w:ascii="Times New Roman" w:hAnsi="Times New Roman" w:eastAsia="宋体"/>
           <w:sz w:val="22"/>
         </w:rPr>
-        <w:t>YLYW采用联邦式神经符号架构（Federated Neuro-Symbolic Architecture），核心设计原则有三：（1）先验知识独立——易理手册作为独立的符号模块，不"溶解"进神经网络权重，保持计算完整性和可追溯性；（2）连续模糊表示——所有物理特征保留连续值[0,1]，通过模糊隶属度而非离散谓词实现符号接地；（3）结构化先验偏置——利用64卦的内在关系网络（错、综、乘、承、比、应）提供强归纳偏置，而非从零学习模式。</w:t>
       </w:r>
       <w:r>
         <w:t>YLYW采用联邦式神经符号架构（Federated Neuro-Symbolic Architecture），核心设计原则有三：（1）先验知识独立——易理手册作为独立的符号模块，不"溶解"进神经网络权重，保持计算完整性和可追溯性；（2）连续模糊表示——所有物理特征保留连续值</w:t>
@@ -1655,7 +1648,6 @@
           <w:rFonts w:ascii="Times New Roman" w:hAnsi="Times New Roman" w:eastAsia="宋体"/>
           <w:sz w:val="22"/>
         </w:rPr>
-        <w:t>传统符号系统面临的核心困境是"符号接地问题"（Symbol Grounding Problem）[8]：如何将物理世界中的连续量（如稳定性=0.8）映射到离散符号（如"稳定"=True/False）？常见的做法是设定阈值（如稳定性&gt;0.5为稳定），但这引入信息丢失和人为偏差——稳定性0.51和0.49之间的微小差异被放大为"稳定/不稳定"的二元对立。</w:t>
       </w:r>
       <w:r>
         <w:t>传统符号系统面临的核心困境是"符号接地问题"（Symbol Grounding Problem）</w:t>
@@ -3336,7 +3328,6 @@
           <w:rFonts w:ascii="Times New Roman" w:hAnsi="Times New Roman" w:eastAsia="宋体"/>
           <w:sz w:val="22"/>
         </w:rPr>
-        <w:t>六爻编码实现了从连续物理量到离散符号判断的桥梁。每个爻值 ∈ [0,1]，≥0.5为阳爻（—），&lt;0.5为阴爻（--）。六爻从下（初爻）往上（上爻）分别对应不同的物理/语义维度。编码公式基于人工先验知识设计，每个爻值是若干相关物理特征的加权组合。表3 出了完整的六爻编码映射。</w:t>
       </w:r>
       <w:r>
         <w:t xml:space="preserve">六爻编码实现了从连续物理量到离散符号判断的桥梁。每个爻值 ∈ </w:t>
@@ -4064,7 +4055,6 @@
           <w:rFonts w:ascii="Times New Roman" w:hAnsi="Times New Roman" w:eastAsia="宋体"/>
           <w:sz w:val="22"/>
         </w:rPr>
-        <w:t>其中 s=stability, r=roll_tendency, a=support_area, o=occlusion, q=grasp_surface_quality, f=strength_needed, w=weight_ratio, b=fragility, p=task_priority, d=obstacle_density。所有变量归一化至[0,1]。</w:t>
       </w:r>
       <w:r>
         <w:t>其中 s=stability, r=roll_tendency, a=support_area, o=occlusion, q=grasp_surface_quality, f=strength_needed, w=weight_ratio, b=fragility, p=task_priority, d=obstacle_density。所有变量归一化至</w:t>
@@ -4089,7 +4079,6 @@
           <w:rFonts w:ascii="Times New Roman" w:hAnsi="Times New Roman" w:eastAsia="宋体"/>
           <w:sz w:val="22"/>
         </w:rPr>
-        <w:t>六爻编码的关键设计选择在于每个爻值携带明确的物理语义。例如初爻为阴（&lt;0.5）的含义是"基础不稳，易倾倒"——这个语义锚定不是任意的，而是对应了《周易》中"初爻代表事物的根基"的定位[8]。类似地，四爻对应脆弱性（阴="物体脆弱，需轻拿轻放"），五爻对应优先级（阳="高优先级任务"）。这种语义锚定使得后续的卦象推理和爻位关系分析都建立在可理解的物理基础上，而非无意义的向量投影。</w:t>
       </w:r>
       <w:r>
         <w:t>六爻编码的关键设计选择在于每个爻值携带明确的物理语义。例如初爻为阴（&lt;0.5）的含义是"基础不稳，易倾倒"——这个语义锚定不是任意的，而是对应了《周易》中"初爻代表事物的根基"的定位</w:t>
@@ -4138,7 +4127,6 @@
           <w:rFonts w:ascii="Times New Roman" w:hAnsi="Times New Roman" w:eastAsia="宋体"/>
           <w:sz w:val="22"/>
         </w:rPr>
-        <w:t>六十四卦规则库是系统的核心知识库。每个卦象关联一个预定义的抓取策略，包含策略类型、力预设（[0,1]归一化）、接近角度（度）、速度等级（slow/medium/fast）和注意事项列表等字段。策略的设计遵循"卦名→策略语义、卦辞→核心原则、爻位关系→参数设定"的三层工程转译原则。</w:t>
       </w:r>
       <w:r>
         <w:t>六十四卦规则库是系统的核心知识库。每个卦象关联一个预定义的抓取策略，包含策略类型、力预设（</w:t>
@@ -5906,7 +5894,6 @@
           <w:rFonts w:ascii="Times New Roman" w:hAnsi="Times New Roman" w:eastAsia="宋体"/>
           <w:sz w:val="22"/>
         </w:rPr>
-        <w:t>给定6维爻值向量 y ∈ [0,1]⁶，通过余弦相似度在所有已定义卦象的理想爻模板中搜索最佳匹配：</w:t>
       </w:r>
       <w:r>
         <w:t xml:space="preserve">给定6维爻值向量 y ∈ </w:t>
@@ -5955,7 +5942,6 @@
           <w:rFonts w:ascii="Times New Roman" w:hAnsi="Times New Roman" w:eastAsia="宋体"/>
           <w:sz w:val="22"/>
         </w:rPr>
-        <w:t>爻模板设计的独特之处在于：理想爻模板不是简单的二值向量（阴阳→1/0），而是考虑了爻位在工程语境中的相对重要性。例如乾卦（☰☰）的初始模板为[0.95, 0.90, 0.85, 0.85, 1.00, 0.90]，其中九五爻（第五位）权重最高（1.00）——这与《周易》"九五，飞龙在天"所表达的该爻位核心地位完全一致[8]。</w:t>
       </w:r>
       <w:r>
         <w:t>爻模板设计的独特之处在于：理想爻模板不是简单的二值向量（阴阳→1/0），而是考虑了爻位在工程语境中的相对重要性。例如乾卦（☰☰）的初始模板为[0.95, 0.90, 0.85, 0.85, 1.00, 0.90]，其中九五爻（第五位）权重最高（1.00）——这与《周易》"九五，飞龙在天"所表达的该爻位核心地位完全一致</w:t>
@@ -5992,7 +5978,6 @@
           <w:rFonts w:ascii="Times New Roman" w:hAnsi="Times New Roman" w:eastAsia="宋体"/>
           <w:sz w:val="22"/>
         </w:rPr>
-        <w:t>表5 YLYW的推理机制与传统符号系统（如PDDL规划器、DeepProbLog[6]等）进行了系统对比。核心区别在于YLYW以结构化先验模板替代通用谓词逻辑，以连续隶属度替代离散真值判断。</w:t>
       </w:r>
       <w:r>
         <w:t>表5 YLYW的推理机制与传统符号系统（如PDDL规划器、DeepProbLog</w:t>
@@ -6507,7 +6492,6 @@
           <w:rFonts w:ascii="Times New Roman" w:hAnsi="Times New Roman" w:eastAsia="宋体"/>
           <w:sz w:val="22"/>
         </w:rPr>
-        <w:t>通过仿真生成大量各类型物体（球体、立方体等8类），经L1→L2推理链输出六爻向量，取每类的均值作为质心 c_t ∈ [0,1]⁶（t为物体类型）。表6 示了8类物体的典型爻向量质心。</w:t>
       </w:r>
       <w:r>
         <w:t xml:space="preserve">通过仿真生成大量各类型物体（球体、立方体等8类），经L1→L2推理链输出六爻向量，取每类的均值作为质心 c_t ∈ </w:t>
@@ -8477,7 +8461,6 @@
           <w:rFonts w:ascii="Times New Roman" w:hAnsi="Times New Roman" w:eastAsia="宋体"/>
           <w:sz w:val="22"/>
         </w:rPr>
-        <w:t>以上L1-L3层（八卦隶属度→六爻编码→卦象匹配）确定了"匹配哪个卦"——即策略的类型。但《易经》的推理不止于此。《周易》经文和历代注疏[18-20]明确指出，在确定卦象之后，还须分析六爻之间的结构关系，以判断策略执行的质量与可信度。例如，《系辞传》云："爻者，言乎变者也"——爻是变化的体现，各爻之间的乘承比应关系反映了系统内部的动力结构[6]。</w:t>
       </w:r>
       <w:r>
         <w:t>以上L1-L3层（八卦隶属度→六爻编码→卦象匹配）确定了"匹配哪个卦"——即策略的类型。但《易经》的推理不止于此。《周易》经文和历代注疏[18-20]明确指出，在确定卦象之后，还须分析六爻之间的结构关系，以判断策略执行的质量与可信度。例如，《系辞传》云："爻者，言乎变者也"——爻是变化的体现，各爻之间的乘承比应关系反映了系统内部的动力结构</w:t>
@@ -8526,7 +8509,6 @@
           <w:rFonts w:ascii="Times New Roman" w:hAnsi="Times New Roman" w:eastAsia="宋体"/>
           <w:sz w:val="22"/>
         </w:rPr>
-        <w:t>表8 出了五种爻位关系的形式化定义。每种关系都是从《周易》经文中的定性描述出发，通过分析其逻辑结构转化为可计算的判据。例如，"当位"在《周易》中表述为"刚柔位当"[8]，本文将其形式化为阴阳爻与爻位奇偶性的匹配判定；"乘"在《周易》中表述为阴爻凌驾于阳爻之上（如六二乘初九），本文将其形式化为相邻爻对的阴阳方向性检查。</w:t>
       </w:r>
       <w:r>
         <w:t>表8 出了五种爻位关系的形式化定义。每种关系都是从《周易》经文中的定性描述出发，通过分析其逻辑结构转化为可计算的判据。例如，"当位"在《周易》中表述为"刚柔位当"</w:t>
@@ -9266,7 +9248,6 @@
           <w:rFonts w:ascii="Times New Roman" w:hAnsi="Times New Roman" w:eastAsia="宋体"/>
           <w:sz w:val="22"/>
         </w:rPr>
-        <w:t>算法1展示了完整的爻位关系运算流程。该算法输入为L2层输出的6维爻向量 y ∈ [0,1]⁶，各维对应初爻(y[0])至上爻(y[5])。输出为综合爻位质量评分 S_yao ∈ [0,1] 和策略修正系数 modifier ∈ [0.75, 1.05]，后者直接作用于力预设。算法的核心设计原则是：所有判定都是确定性的、基于简单比较和计数运算的，不涉及任何学习过程——确保完全可解释。</w:t>
       </w:r>
       <w:r>
         <w:t xml:space="preserve">算法1展示了完整的爻位关系运算流程。该算法输入为L2层输出的6维爻向量 y ∈ </w:t>
@@ -9351,7 +9332,6 @@
           <w:color w:val="333333"/>
           <w:sz w:val="16"/>
         </w:rPr>
-        <w:t>│ Input:  y ∈ [0,1]⁶    // 六爻值向量 (初→上)              │</w:t>
       </w:r>
       <w:r>
         <w:t xml:space="preserve">│ Input:  y ∈ </w:t>
@@ -9560,7 +9540,6 @@
           <w:color w:val="333333"/>
           <w:sz w:val="16"/>
         </w:rPr>
-        <w:t>│    er_is_yin  ← y[1] &lt; 0.5         // 二爻为阴 = 六二   │</w:t>
       </w:r>
       <w:r>
         <w:t>│    er_is_yin  ← y</w:t>
@@ -9587,7 +9566,6 @@
           <w:color w:val="333333"/>
           <w:sz w:val="16"/>
         </w:rPr>
-        <w:t>│    wu_is_yang ← y[4] ≥ 0.5         // 五爻为阳 = 九五   │</w:t>
       </w:r>
       <w:r>
         <w:t>│    wu_is_yang ← y</w:t>
@@ -10254,7 +10232,6 @@
           <w:rFonts w:ascii="Times New Roman" w:hAnsi="Times New Roman" w:eastAsia="宋体"/>
           <w:sz w:val="22"/>
         </w:rPr>
-        <w:t>权重分配（0.40/0.20/0.15/0.10/0.15）反映了易学传统中对各关系的重视程度。当位权重最高（0.40），对应《系辞》"天尊地卑，乾坤定矣"——天地设位是万物的基础[6]。得中次之（0.20），对应"二多誉，五多功"——二五爻为全卦核心[6]。乘承合并权重0.15，对应"柔乘刚"和"柔承刚"的爻位关系分析。呼应权重0.15，对应初-四、二-五、三-上三对远程交互。亲比权重0.10，对应相邻爻的局部和谐性。</w:t>
       </w:r>
       <w:r>
         <w:t>权重分配（0.40/0.20/0.15/0.10/0.15）反映了易学传统中对各关系的重视程度。当位权重最高（0.40），对应《系辞》"天尊地卑，乾坤定矣"——天地设位是万物的基础</w:t>
@@ -10896,7 +10873,6 @@
           <w:rFonts w:ascii="Times New Roman" w:hAnsi="Times New Roman" w:eastAsia="宋体"/>
           <w:sz w:val="22"/>
         </w:rPr>
-        <w:t>通过合成场景生成器（SimulationScene）按8种物体类型的物理模板生成特征向量。每种类型具有预设物理参数（质量、摩擦系数、几何形状），每个实例叠加±5%均匀噪声模拟不确定性。8类物体为：球体、立方体、圆柱体、碗、瓶子、盘子、不规则石块、花瓶。每个物体实例包含13维物理特征（稳定性、滚动倾向、力需求、脆弱性、可达性、抓取表面质量、支撑面积、遮挡程度、障碍密度、任务优先级、重量比、可见性、变形能力），归一化至[0,1]。</w:t>
       </w:r>
       <w:r>
         <w:t>通过合成场景生成器（SimulationScene）按8种物体类型的物理模板生成特征向量。每种类型具有预设物理参数（质量、摩擦系数、几何形状），每个实例叠加±5%均匀噪声模拟不确定性。8类物体为：球体、立方体、圆柱体、碗、瓶子、盘子、不规则石块、花瓶。每个物体实例包含13维物理特征（稳定性、滚动倾向、力需求、脆弱性、可达性、抓取表面质量、支撑面积、遮挡程度、障碍密度、任务优先级、重量比、可见性、变形能力），归一化至</w:t>
@@ -25262,7 +25238,6 @@
           <w:rFonts w:ascii="Times New Roman" w:hAnsi="Times New Roman" w:eastAsia="宋体"/>
           <w:sz w:val="18"/>
         </w:rPr>
-        <w:t>[1] Driess D, et al. PaLM-E: An Embodied Multimodal Language Model. ICML, 2023.</w:t>
       </w:r>
       <w:r>
         <w:rPr>
@@ -25272,7 +25247,7 @@
         <w:t>[1]</w:t>
       </w:r>
       <w:r>
-        <w:t xml:space="preserve"> Driess D, et al. PaLM-E: An Embodied Multimodal Language Model. ICML, 2023.</w:t>
+        <w:t xml:space="preserve"> Driess D, Xia F, Sajjadi M S M, et al. PaLM-E: An embodied multimodal language model[C] //ICML. 2023: 8469-8488.</w:t>
       </w:r>
     </w:p>
     <w:p>
@@ -25284,7 +25259,6 @@
           <w:rFonts w:ascii="Times New Roman" w:hAnsi="Times New Roman" w:eastAsia="宋体"/>
           <w:sz w:val="18"/>
         </w:rPr>
-        <w:t>[2] Ahn M, et al. Do As I Can, Not As I Say: Grounding Language in Robotic Affordances. CoRL, 2022.</w:t>
       </w:r>
       <w:r>
         <w:rPr>
@@ -25294,7 +25268,7 @@
         <w:t>[2]</w:t>
       </w:r>
       <w:r>
-        <w:t xml:space="preserve"> Ahn M, et al. Do As I Can, Not As I Say: Grounding Language in Robotic Affordances. CoRL, 2022.</w:t>
+        <w:t xml:space="preserve"> Ahn M, Brohan A, Brown N, et al. Do as I can, not as I say[C] //CoRL. 2022: 287-318.</w:t>
       </w:r>
     </w:p>
     <w:p>
@@ -25306,7 +25280,6 @@
           <w:rFonts w:ascii="Times New Roman" w:hAnsi="Times New Roman" w:eastAsia="宋体"/>
           <w:sz w:val="18"/>
         </w:rPr>
-        <w:t>[3] Brohan A, et al. RT-2: Vision-Language-Action Models. arXiv:2307.15818, 2023.</w:t>
       </w:r>
       <w:r>
         <w:rPr>
@@ -25316,7 +25289,7 @@
         <w:t>[3]</w:t>
       </w:r>
       <w:r>
-        <w:t xml:space="preserve"> Brohan A, et al. RT-2: Vision-Language-Action Models. arXiv:2307.15818, 2023.</w:t>
+        <w:t xml:space="preserve"> Brohan A, Brown N, Carbajal J, et al. RT-2: Vision-language-action models[J]. arXiv:2307.15818, 2023.</w:t>
       </w:r>
     </w:p>
     <w:p>
@@ -25328,7 +25301,6 @@
           <w:rFonts w:ascii="Times New Roman" w:hAnsi="Times New Roman" w:eastAsia="宋体"/>
           <w:sz w:val="18"/>
         </w:rPr>
-        <w:t>[4] Kim M J, et al. OpenVLA: An Open-Source Vision-Language-Action Model. arXiv:2406.09246, 2024.</w:t>
       </w:r>
       <w:r>
         <w:rPr>
@@ -25338,7 +25310,7 @@
         <w:t>[4]</w:t>
       </w:r>
       <w:r>
-        <w:t xml:space="preserve"> Kim M J, et al. OpenVLA: An Open-Source Vision-Language-Action Model. arXiv:2406.09246, 2024.</w:t>
+        <w:t xml:space="preserve"> Kim M J, Pertsch K, Karamcheti S, et al. OpenVLA: An open-source VLA model[J]. arXiv:2406.09246, 2024.</w:t>
       </w:r>
     </w:p>
     <w:p>
@@ -25350,7 +25322,6 @@
           <w:rFonts w:ascii="Times New Roman" w:hAnsi="Times New Roman" w:eastAsia="宋体"/>
           <w:sz w:val="18"/>
         </w:rPr>
-        <w:t>[5] Octo Model Team. Octo: An Open-Source Generalist Robot Policy. RSS, 2024.</w:t>
       </w:r>
       <w:r>
         <w:rPr>
@@ -25360,7 +25331,7 @@
         <w:t>[5]</w:t>
       </w:r>
       <w:r>
-        <w:t xml:space="preserve"> Octo Model Team. Octo: An Open-Source Generalist Robot Policy. RSS, 2024.</w:t>
+        <w:t xml:space="preserve"> Octo Model Team. Octo: An open-source generalist robot policy[C] //RSS. 2024.</w:t>
       </w:r>
     </w:p>
     <w:p>
@@ -25372,7 +25343,6 @@
           <w:rFonts w:ascii="Times New Roman" w:hAnsi="Times New Roman" w:eastAsia="宋体"/>
           <w:sz w:val="18"/>
         </w:rPr>
-        <w:t>[6] Black K, et al. π₀: A Vision-Language-Action Flow Model. arXiv:2410.24164, 2024.</w:t>
       </w:r>
       <w:r>
         <w:rPr>
@@ -25382,7 +25352,7 @@
         <w:t>[6]</w:t>
       </w:r>
       <w:r>
-        <w:t xml:space="preserve"> Black K, et al. π₀: A Vision-Language-Action Flow Model. arXiv:2410.24164, 2024.</w:t>
+        <w:t xml:space="preserve"> Black K, Brown N, Driess D, et al. Pi-zero: A vision-language-action flow model[J]. arXiv:2410.24164, 2024.</w:t>
       </w:r>
     </w:p>
     <w:p>
@@ -25394,17 +25364,16 @@
           <w:rFonts w:ascii="Times New Roman" w:hAnsi="Times New Roman" w:eastAsia="宋体"/>
           <w:sz w:val="18"/>
         </w:rPr>
-        <w:t>[6] Garcez A, Lamb L C. Neurosymbolic AI: The 3rd Wave. Artificial Intelligence Review, 2023.</w:t>
       </w:r>
       <w:r>
         <w:rPr>
           <w:sz w:val="15"/>
           <w:vertAlign w:val="superscript"/>
         </w:rPr>
-        <w:t>[6]</w:t>
+        <w:t>[7]</w:t>
       </w:r>
       <w:r>
-        <w:t xml:space="preserve"> Garcez A, Lamb L C. Neurosymbolic AI: The 3rd Wave. Artificial Intelligence Review, 2023.</w:t>
+        <w:t xml:space="preserve"> Garcez A, Lamb L C. Neurosymbolic AI: The 3rd wave[J]. Artificial Intelligence Review, 2023, 56(11): 12387-12426.</w:t>
       </w:r>
     </w:p>
     <w:p>
@@ -25416,7 +25385,6 @@
           <w:rFonts w:ascii="Times New Roman" w:hAnsi="Times New Roman" w:eastAsia="宋体"/>
           <w:sz w:val="18"/>
         </w:rPr>
-        <w:t>[8] Manhaeve R, et al. DeepProbLog: Neural Probabilistic Logic Programming. NeurIPS, 2018.</w:t>
       </w:r>
       <w:r>
         <w:rPr>
@@ -25426,7 +25394,7 @@
         <w:t>[8]</w:t>
       </w:r>
       <w:r>
-        <w:t xml:space="preserve"> Manhaeve R, et al. DeepProbLog: Neural Probabilistic Logic Programming. NeurIPS, 2018.</w:t>
+        <w:t xml:space="preserve"> Manhaeve R, Dumancic S, Kimmig A, et al. DeepProbLog: Neural probabilistic logic programming[C] //NeurIPS. 2018: 3753-3763.</w:t>
       </w:r>
     </w:p>
     <w:p>
@@ -25438,17 +25406,16 @@
           <w:rFonts w:ascii="Times New Roman" w:hAnsi="Times New Roman" w:eastAsia="宋体"/>
           <w:sz w:val="18"/>
         </w:rPr>
-        <w:t>[6] Badreddine S, et al. Logic Tensor Networks. Artificial Intelligence, 2022.</w:t>
       </w:r>
       <w:r>
         <w:rPr>
           <w:sz w:val="15"/>
           <w:vertAlign w:val="superscript"/>
         </w:rPr>
-        <w:t>[6]</w:t>
+        <w:t>[9]</w:t>
       </w:r>
       <w:r>
-        <w:t xml:space="preserve"> Badreddine S, et al. Logic Tensor Networks. Artificial Intelligence, 2022.</w:t>
+        <w:t xml:space="preserve"> Badreddine S, Garcez A, Serafini L, et al. Logic tensor networks[J]. Artificial Intelligence, 2022, 303: 103649.</w:t>
       </w:r>
     </w:p>
     <w:p>
@@ -25460,17 +25427,16 @@
           <w:rFonts w:ascii="Times New Roman" w:hAnsi="Times New Roman" w:eastAsia="宋体"/>
           <w:sz w:val="18"/>
         </w:rPr>
-        <w:t>[8] van Krieken E, et al. Analyzing Differentiable Fuzzy Logic Operators. Artificial Intelligence, 2022.</w:t>
       </w:r>
       <w:r>
         <w:rPr>
           <w:sz w:val="15"/>
           <w:vertAlign w:val="superscript"/>
         </w:rPr>
-        <w:t>[8]</w:t>
+        <w:t>[10]</w:t>
       </w:r>
       <w:r>
-        <w:t xml:space="preserve"> van Krieken E, et al. Analyzing Differentiable Fuzzy Logic Operators. Artificial Intelligence, 2022.</w:t>
+        <w:t xml:space="preserve"> van Krieken E, Acar E, van Harmelen F. Analyzing differentiable fuzzy logic operators[J]. Artificial Intelligence, 2022, 302: 103602.</w:t>
       </w:r>
     </w:p>
     <w:p>
@@ -25482,17 +25448,16 @@
           <w:rFonts w:ascii="Times New Roman" w:hAnsi="Times New Roman" w:eastAsia="宋体"/>
           <w:sz w:val="18"/>
         </w:rPr>
-        <w:t>[6] Raissi M, Perdikaris P, Karniadakis G E. Physics-Informed Neural Networks. Journal of Computational Physics, 2019.</w:t>
       </w:r>
       <w:r>
         <w:rPr>
           <w:sz w:val="15"/>
           <w:vertAlign w:val="superscript"/>
         </w:rPr>
-        <w:t>[6]</w:t>
+        <w:t>[11]</w:t>
       </w:r>
       <w:r>
-        <w:t xml:space="preserve"> Raissi M, Perdikaris P, Karniadakis G E. Physics-Informed Neural Networks. Journal of Computational Physics, 2019.</w:t>
+        <w:t xml:space="preserve"> Raissi M, Perdikaris P, Karniadakis G E. Physics-informed neural networks[J]. Journal of Computational Physics, 2019, 378: 686-707.</w:t>
       </w:r>
     </w:p>
     <w:p>
@@ -25504,17 +25469,16 @@
           <w:rFonts w:ascii="Times New Roman" w:hAnsi="Times New Roman" w:eastAsia="宋体"/>
           <w:sz w:val="18"/>
         </w:rPr>
-        <w:t>[8] Morrison D, et al. Closing the Loop for Robotic Grasping. RSS, 2018.</w:t>
       </w:r>
       <w:r>
         <w:rPr>
           <w:sz w:val="15"/>
           <w:vertAlign w:val="superscript"/>
         </w:rPr>
-        <w:t>[8]</w:t>
+        <w:t>[12]</w:t>
       </w:r>
       <w:r>
-        <w:t xml:space="preserve"> Morrison D, et al. Closing the Loop for Robotic Grasping. RSS, 2018.</w:t>
+        <w:t xml:space="preserve"> Morrison D, Corke P, Leitner J. Closing the loop for robotic grasping[C] //RSS. 2018.</w:t>
       </w:r>
     </w:p>
     <w:p>
@@ -25526,17 +25490,16 @@
           <w:rFonts w:ascii="Times New Roman" w:hAnsi="Times New Roman" w:eastAsia="宋体"/>
           <w:sz w:val="18"/>
         </w:rPr>
-        <w:t>[8] Fang H S, et al. GraspNet-1Billion. CVPR, 2020.</w:t>
       </w:r>
       <w:r>
         <w:rPr>
           <w:sz w:val="15"/>
           <w:vertAlign w:val="superscript"/>
         </w:rPr>
-        <w:t>[8]</w:t>
+        <w:t>[13]</w:t>
       </w:r>
       <w:r>
-        <w:t xml:space="preserve"> Fang H S, et al. GraspNet-1Billion. CVPR, 2020.</w:t>
+        <w:t xml:space="preserve"> Fang H S, Wang C, Gou M, et al. GraspNet-1Billion[C] //CVPR. 2020: 11444-11453.</w:t>
       </w:r>
     </w:p>
     <w:p>
@@ -25561,14 +25524,13 @@
           <w:rFonts w:ascii="Times New Roman" w:hAnsi="Times New Roman" w:eastAsia="宋体"/>
           <w:sz w:val="18"/>
         </w:rPr>
-        <w:t>[8] 王弼（魏）. 周易注.</w:t>
       </w:r>
       <w:r>
         <w:rPr>
           <w:sz w:val="15"/>
           <w:vertAlign w:val="superscript"/>
         </w:rPr>
-        <w:t>[8]</w:t>
+        <w:t>[14]</w:t>
       </w:r>
       <w:r>
         <w:t xml:space="preserve"> 王弼（魏）. 周易注.</w:t>
@@ -25583,14 +25545,13 @@
           <w:rFonts w:ascii="Times New Roman" w:hAnsi="Times New Roman" w:eastAsia="宋体"/>
           <w:sz w:val="18"/>
         </w:rPr>
-        <w:t>[8] 孔颖达（唐）. 周易正义.</w:t>
       </w:r>
       <w:r>
         <w:rPr>
           <w:sz w:val="15"/>
           <w:vertAlign w:val="superscript"/>
         </w:rPr>
-        <w:t>[8]</w:t>
+        <w:t>[15]</w:t>
       </w:r>
       <w:r>
         <w:t xml:space="preserve"> 孔颖达（唐）. 周易正义.</w:t>
@@ -25605,14 +25566,13 @@
           <w:rFonts w:ascii="Times New Roman" w:hAnsi="Times New Roman" w:eastAsia="宋体"/>
           <w:sz w:val="18"/>
         </w:rPr>
-        <w:t>[8] 程颐（宋）. 程氏易传.</w:t>
       </w:r>
       <w:r>
         <w:rPr>
           <w:sz w:val="15"/>
           <w:vertAlign w:val="superscript"/>
         </w:rPr>
-        <w:t>[8]</w:t>
+        <w:t>[16]</w:t>
       </w:r>
       <w:r>
         <w:t xml:space="preserve"> 程颐（宋）. 程氏易传.</w:t>
@@ -25627,14 +25587,13 @@
           <w:rFonts w:ascii="Times New Roman" w:hAnsi="Times New Roman" w:eastAsia="宋体"/>
           <w:sz w:val="18"/>
         </w:rPr>
-        <w:t>[8] 朱熹（宋）. 周易本义.</w:t>
       </w:r>
       <w:r>
         <w:rPr>
           <w:sz w:val="15"/>
           <w:vertAlign w:val="superscript"/>
         </w:rPr>
-        <w:t>[8]</w:t>
+        <w:t>[17]</w:t>
       </w:r>
       <w:r>
         <w:t xml:space="preserve"> 朱熹（宋）. 周易本义.</w:t>
@@ -25649,14 +25608,13 @@
           <w:rFonts w:ascii="Times New Roman" w:hAnsi="Times New Roman" w:eastAsia="宋体"/>
           <w:sz w:val="18"/>
         </w:rPr>
-        <w:t>[8] 黄寿祺, 张善文. 周易译注. 上海古籍出版社, 2007.</w:t>
       </w:r>
       <w:r>
         <w:rPr>
           <w:sz w:val="15"/>
           <w:vertAlign w:val="superscript"/>
         </w:rPr>
-        <w:t>[8]</w:t>
+        <w:t>[18]</w:t>
       </w:r>
       <w:r>
         <w:t xml:space="preserve"> 黄寿祺, 张善文. 周易译注. 上海古籍出版社, 2007.</w:t>
@@ -25671,14 +25629,13 @@
           <w:rFonts w:ascii="Times New Roman" w:hAnsi="Times New Roman" w:eastAsia="宋体"/>
           <w:sz w:val="18"/>
         </w:rPr>
-        <w:t>[8] 高亨. 周易古经今注. 中华书局, 1984.</w:t>
       </w:r>
       <w:r>
         <w:rPr>
           <w:sz w:val="15"/>
           <w:vertAlign w:val="superscript"/>
         </w:rPr>
-        <w:t>[8]</w:t>
+        <w:t>[19]</w:t>
       </w:r>
       <w:r>
         <w:t xml:space="preserve"> 高亨. 周易古经今注. 中华书局, 1984.</w:t>
@@ -25693,14 +25650,13 @@
           <w:rFonts w:ascii="Times New Roman" w:hAnsi="Times New Roman" w:eastAsia="宋体"/>
           <w:sz w:val="18"/>
         </w:rPr>
-        <w:t>[8] 李学勤. 周易溯源. 巴蜀书社, 2005.</w:t>
       </w:r>
       <w:r>
         <w:rPr>
           <w:sz w:val="15"/>
           <w:vertAlign w:val="superscript"/>
         </w:rPr>
-        <w:t>[8]</w:t>
+        <w:t>[20]</w:t>
       </w:r>
       <w:r>
         <w:t xml:space="preserve"> 李学勤. 周易溯源. 巴蜀书社, 2005.</w:t>

--- a/paper/YLYW技术论文_v0.4.docx
+++ b/paper/YLYW技术论文_v0.4.docx
@@ -659,7 +659,7 @@
           <w:sz w:val="15"/>
           <w:vertAlign w:val="superscript"/>
         </w:rPr>
-        <w:t>[6]</w:t>
+        <w:t>[11]</w:t>
       </w:r>
       <w:r>
         <w:t>。2026年，眸深智能发布的STI-WM时空一体世界动作模型也采用了类似的物理一致性引擎设计，进一步验证了物理约束在具身智能中的必要性。</w:t>
@@ -719,7 +719,7 @@
           <w:sz w:val="15"/>
           <w:vertAlign w:val="superscript"/>
         </w:rPr>
-        <w:t>[6]</w:t>
+        <w:t>[7]</w:t>
       </w:r>
       <w:r>
         <w:t>。NeSy试图结合神经网络的"学习能力"和符号系统的"推理与可解释性"，被认为是通向通用人工智能的第三条道路。YLYW本身即是一种联邦式神经符号架构——其"易理规则"是符号层，"连续模糊隶属度"是连接主义与符号的桥梁</w:t>
@@ -1657,7 +1657,7 @@
           <w:sz w:val="15"/>
           <w:vertAlign w:val="superscript"/>
         </w:rPr>
-        <w:t>[8]</w:t>
+        <w:t>[7]</w:t>
       </w:r>
       <w:r>
         <w:t>：如何将物理世界中的连续量（如稳定性=0.8）映射到离散符号（如"稳定"=True/False）？常见的做法是设定阈值（如稳定性&gt;0.5为稳定），但这引入信息丢失和人为偏差——稳定性0.51和0.49之间的微小差异被放大为"稳定/不稳定"的二元对立。</w:t>
@@ -1696,7 +1696,7 @@
           <w:rFonts w:ascii="Times New Roman" w:hAnsi="Times New Roman" w:eastAsia="宋体"/>
           <w:sz w:val="22"/>
         </w:rPr>
-        <w:t>每个卦象定义了6个物理维度的理想值（Prototype），构成一个模糊原型向量。这些原型值源自《周易》卦辞中对卦德的描述[18-20]：乾"健"→高稳定性/高力需求，坤"顺"→低力需求/高变形性，震"动"→高滚动倾向，艮"止"→高稳定性/低滚动。表2列出了完整的八卦物理原型。</w:t>
+        <w:t>每个卦象定义了6个物理维度的理想值（Prototype），构成一个模糊原型向量。这些原型值源自《周易》卦辞中对卦德的描述[14-17]：乾"健"→高稳定性/高力需求，坤"顺"→低力需求/高变形性，震"动"→高滚动倾向，艮"止"→高稳定性/低滚动。表2列出了完整的八卦物理原型。</w:t>
       </w:r>
     </w:p>
     <w:p>
@@ -4088,7 +4088,7 @@
           <w:sz w:val="15"/>
           <w:vertAlign w:val="superscript"/>
         </w:rPr>
-        <w:t>[8]</w:t>
+        <w:t>[18]</w:t>
       </w:r>
       <w:r>
         <w:t>。类似地，四爻对应脆弱性（阴="物体脆弱，需轻拿轻放"），五爻对应优先级（阳="高优先级任务"）。这种语义锚定使得后续的卦象推理和爻位关系分析都建立在可理解的物理基础上，而非无意义的向量投影。</w:t>
@@ -5951,7 +5951,7 @@
           <w:sz w:val="15"/>
           <w:vertAlign w:val="superscript"/>
         </w:rPr>
-        <w:t>[8]</w:t>
+        <w:t>[17]</w:t>
       </w:r>
       <w:r>
         <w:t>。</w:t>
@@ -5987,7 +5987,7 @@
           <w:sz w:val="15"/>
           <w:vertAlign w:val="superscript"/>
         </w:rPr>
-        <w:t>[6]</w:t>
+        <w:t>[8]</w:t>
       </w:r>
       <w:r>
         <w:t>等）进行了系统对比。核心区别在于YLYW以结构化先验模板替代通用谓词逻辑，以连续隶属度替代离散真值判断。</w:t>
@@ -8463,14 +8463,14 @@
         </w:rPr>
       </w:r>
       <w:r>
-        <w:t>以上L1-L3层（八卦隶属度→六爻编码→卦象匹配）确定了"匹配哪个卦"——即策略的类型。但《易经》的推理不止于此。《周易》经文和历代注疏[18-20]明确指出，在确定卦象之后，还须分析六爻之间的结构关系，以判断策略执行的质量与可信度。例如，《系辞传》云："爻者，言乎变者也"——爻是变化的体现，各爻之间的乘承比应关系反映了系统内部的动力结构</w:t>
+        <w:t>以上L1-L3层（八卦隶属度→六爻编码→卦象匹配）确定了"匹配哪个卦"——即策略的类型。但《易经》的推理不止于此。《周易》经文和历代注疏[14-17]明确指出，在确定卦象之后，还须分析六爻之间的结构关系，以判断策略执行的质量与可信度。例如，《系辞传》云："爻者，言乎变者也"——爻是变化的体现，各爻之间的乘承比应关系反映了系统内部的动力结构</w:t>
       </w:r>
       <w:r>
         <w:rPr>
           <w:sz w:val="15"/>
           <w:vertAlign w:val="superscript"/>
         </w:rPr>
-        <w:t>[6]</w:t>
+        <w:t>[18]</w:t>
       </w:r>
       <w:r>
         <w:t>。</w:t>
@@ -8518,7 +8518,7 @@
           <w:sz w:val="15"/>
           <w:vertAlign w:val="superscript"/>
         </w:rPr>
-        <w:t>[8]</w:t>
+        <w:t>[14]</w:t>
       </w:r>
       <w:r>
         <w:t>，本文将其形式化为阴阳爻与爻位奇偶性的匹配判定；"乘"在《周易》中表述为阴爻凌驾于阳爻之上（如六二乘初九），本文将其形式化为相邻爻对的阴阳方向性检查。</w:t>
@@ -8693,7 +8693,7 @@
                 <w:rFonts w:ascii="Times New Roman" w:hAnsi="Times New Roman" w:eastAsia="宋体"/>
                 <w:sz w:val="16"/>
               </w:rPr>
-              <w:t>刚柔位当[8]</w:t>
+              <w:t>刚柔位当[14]</w:t>
             </w:r>
           </w:p>
         </w:tc>
@@ -8788,7 +8788,7 @@
                 <w:rFonts w:ascii="Times New Roman" w:hAnsi="Times New Roman" w:eastAsia="宋体"/>
                 <w:sz w:val="16"/>
               </w:rPr>
-              <w:t>二多誉，五多功[6]</w:t>
+              <w:t>二多誉，五多功[17]</w:t>
             </w:r>
           </w:p>
         </w:tc>
@@ -8882,7 +8882,7 @@
                 <w:rFonts w:ascii="Times New Roman" w:hAnsi="Times New Roman" w:eastAsia="宋体"/>
                 <w:sz w:val="16"/>
               </w:rPr>
-              <w:t>柔乘刚也[8]</w:t>
+              <w:t>柔乘刚也[16]</w:t>
             </w:r>
           </w:p>
         </w:tc>
@@ -8977,7 +8977,7 @@
                 <w:rFonts w:ascii="Times New Roman" w:hAnsi="Times New Roman" w:eastAsia="宋体"/>
                 <w:sz w:val="16"/>
               </w:rPr>
-              <w:t>柔承刚也[8]</w:t>
+              <w:t>柔承刚也[16]</w:t>
             </w:r>
           </w:p>
         </w:tc>
@@ -9071,7 +9071,7 @@
                 <w:rFonts w:ascii="Times New Roman" w:hAnsi="Times New Roman" w:eastAsia="宋体"/>
                 <w:sz w:val="16"/>
               </w:rPr>
-              <w:t>比，辅也[8]</w:t>
+              <w:t>比，辅也[14]</w:t>
             </w:r>
           </w:p>
         </w:tc>
@@ -9166,7 +9166,7 @@
                 <w:rFonts w:ascii="Times New Roman" w:hAnsi="Times New Roman" w:eastAsia="宋体"/>
                 <w:sz w:val="16"/>
               </w:rPr>
-              <w:t>应有应与[6]</w:t>
+              <w:t>应有应与[17]</w:t>
             </w:r>
           </w:p>
         </w:tc>
@@ -10241,7 +10241,7 @@
           <w:sz w:val="15"/>
           <w:vertAlign w:val="superscript"/>
         </w:rPr>
-        <w:t>[6]</w:t>
+        <w:t>[17]</w:t>
       </w:r>
       <w:r>
         <w:t>。得中次之（0.20），对应"二多誉，五多功"——二五爻为全卦核心</w:t>
@@ -10251,7 +10251,7 @@
           <w:sz w:val="15"/>
           <w:vertAlign w:val="superscript"/>
         </w:rPr>
-        <w:t>[6]</w:t>
+        <w:t>[17]</w:t>
       </w:r>
       <w:r>
         <w:t>。乘承合并权重0.15，对应"柔乘刚"和"柔承刚"的爻位关系分析。呼应权重0.15，对应初-四、二-五、三-上三对远程交互。亲比权重0.10，对应相邻爻的局部和谐性。</w:t>
